--- a/fuentes/621602_CF09_DU.docx
+++ b/fuentes/621602_CF09_DU.docx
@@ -579,7 +579,7 @@
           <w:r>
             <w:fldChar w:fldCharType="separate"/>
           </w:r>
-          <w:hyperlink w:anchor="_Toc233180928" w:history="1">
+          <w:hyperlink w:anchor="_Toc233447571" w:history="1">
             <w:r>
               <w:rPr>
                 <w:rStyle w:val="Hipervnculo"/>
@@ -606,7 +606,7 @@
                 <w:noProof/>
                 <w:webHidden/>
               </w:rPr>
-              <w:instrText xml:space="preserve"> PAGEREF _Toc233180928 \h </w:instrText>
+              <w:instrText xml:space="preserve"> PAGEREF _Toc233447571 \h </w:instrText>
             </w:r>
             <w:r>
               <w:rPr>
@@ -652,7 +652,7 @@
               <w14:ligatures w14:val="none"/>
             </w:rPr>
           </w:pPr>
-          <w:hyperlink w:anchor="_Toc233180929" w:history="1">
+          <w:hyperlink w:anchor="_Toc233447572" w:history="1">
             <w:r>
               <w:rPr>
                 <w:rStyle w:val="Hipervnculo"/>
@@ -662,25 +662,16 @@
             </w:r>
             <w:r>
               <w:rPr>
+                <w:rStyle w:val="Extranjerismo"/>
+              </w:rPr>
+              <w:t xml:space="preserve"> Simple Present</w:t>
+            </w:r>
+            <w:r>
+              <w:rPr>
                 <w:rStyle w:val="Hipervnculo"/>
                 <w:noProof/>
-                <w:spacing w:val="20"/>
-                <w:lang w:val="en-US"/>
-              </w:rPr>
-              <w:t xml:space="preserve"> </w:t>
-            </w:r>
-            <w:r>
-              <w:rPr>
-                <w:rStyle w:val="Extranjerismo"/>
-              </w:rPr>
-              <w:t xml:space="preserve">Simple Present </w:t>
-            </w:r>
-            <w:r>
-              <w:rPr>
-                <w:rStyle w:val="Hipervnculo"/>
-                <w:noProof/>
-              </w:rPr>
-              <w:t>// Presente simple</w:t>
+              </w:rPr>
+              <w:t xml:space="preserve"> / Presente simple</w:t>
             </w:r>
             <w:r>
               <w:rPr>
@@ -701,7 +692,7 @@
                 <w:noProof/>
                 <w:webHidden/>
               </w:rPr>
-              <w:instrText xml:space="preserve"> PAGEREF _Toc233180929 \h </w:instrText>
+              <w:instrText xml:space="preserve"> PAGEREF _Toc233447572 \h </w:instrText>
             </w:r>
             <w:r>
               <w:rPr>
@@ -747,7 +738,7 @@
               <w14:ligatures w14:val="none"/>
             </w:rPr>
           </w:pPr>
-          <w:hyperlink w:anchor="_Toc233180930" w:history="1">
+          <w:hyperlink w:anchor="_Toc233447573" w:history="1">
             <w:r>
               <w:rPr>
                 <w:rStyle w:val="Hipervnculo"/>
@@ -775,7 +766,7 @@
                 <w:rStyle w:val="Hipervnculo"/>
                 <w:noProof/>
               </w:rPr>
-              <w:t xml:space="preserve"> // Alojamiento</w:t>
+              <w:t xml:space="preserve"> / Alojamiento</w:t>
             </w:r>
             <w:r>
               <w:rPr>
@@ -796,7 +787,7 @@
                 <w:noProof/>
                 <w:webHidden/>
               </w:rPr>
-              <w:instrText xml:space="preserve"> PAGEREF _Toc233180930 \h </w:instrText>
+              <w:instrText xml:space="preserve"> PAGEREF _Toc233447573 \h </w:instrText>
             </w:r>
             <w:r>
               <w:rPr>
@@ -816,7 +807,7 @@
                 <w:noProof/>
                 <w:webHidden/>
               </w:rPr>
-              <w:t>16</w:t>
+              <w:t>15</w:t>
             </w:r>
             <w:r>
               <w:rPr>
@@ -842,7 +833,7 @@
               <w14:ligatures w14:val="none"/>
             </w:rPr>
           </w:pPr>
-          <w:hyperlink w:anchor="_Toc233180931" w:history="1">
+          <w:hyperlink w:anchor="_Toc233447574" w:history="1">
             <w:r>
               <w:rPr>
                 <w:rStyle w:val="Hipervnculo"/>
@@ -870,7 +861,7 @@
                 <w:rStyle w:val="Hipervnculo"/>
                 <w:noProof/>
               </w:rPr>
-              <w:t xml:space="preserve"> // Categoría</w:t>
+              <w:t xml:space="preserve"> / Categoría</w:t>
             </w:r>
             <w:r>
               <w:rPr>
@@ -891,7 +882,7 @@
                 <w:noProof/>
                 <w:webHidden/>
               </w:rPr>
-              <w:instrText xml:space="preserve"> PAGEREF _Toc233180931 \h </w:instrText>
+              <w:instrText xml:space="preserve"> PAGEREF _Toc233447574 \h </w:instrText>
             </w:r>
             <w:r>
               <w:rPr>
@@ -911,7 +902,7 @@
                 <w:noProof/>
                 <w:webHidden/>
               </w:rPr>
-              <w:t>16</w:t>
+              <w:t>15</w:t>
             </w:r>
             <w:r>
               <w:rPr>
@@ -937,7 +928,7 @@
               <w14:ligatures w14:val="none"/>
             </w:rPr>
           </w:pPr>
-          <w:hyperlink w:anchor="_Toc233180932" w:history="1">
+          <w:hyperlink w:anchor="_Toc233447575" w:history="1">
             <w:r>
               <w:rPr>
                 <w:rStyle w:val="Hipervnculo"/>
@@ -965,7 +956,7 @@
                 <w:rStyle w:val="Hipervnculo"/>
                 <w:noProof/>
               </w:rPr>
-              <w:t xml:space="preserve"> // Clase</w:t>
+              <w:t xml:space="preserve"> / Clase</w:t>
             </w:r>
             <w:r>
               <w:rPr>
@@ -986,7 +977,7 @@
                 <w:noProof/>
                 <w:webHidden/>
               </w:rPr>
-              <w:instrText xml:space="preserve"> PAGEREF _Toc233180932 \h </w:instrText>
+              <w:instrText xml:space="preserve"> PAGEREF _Toc233447575 \h </w:instrText>
             </w:r>
             <w:r>
               <w:rPr>
@@ -1006,7 +997,7 @@
                 <w:noProof/>
                 <w:webHidden/>
               </w:rPr>
-              <w:t>22</w:t>
+              <w:t>21</w:t>
             </w:r>
             <w:r>
               <w:rPr>
@@ -1032,7 +1023,7 @@
               <w14:ligatures w14:val="none"/>
             </w:rPr>
           </w:pPr>
-          <w:hyperlink w:anchor="_Toc233180933" w:history="1">
+          <w:hyperlink w:anchor="_Toc233447576" w:history="1">
             <w:r>
               <w:rPr>
                 <w:rStyle w:val="Hipervnculo"/>
@@ -1060,7 +1051,7 @@
                 <w:rStyle w:val="Hipervnculo"/>
                 <w:noProof/>
               </w:rPr>
-              <w:t xml:space="preserve"> // Tipología</w:t>
+              <w:t xml:space="preserve"> / Tipología</w:t>
             </w:r>
             <w:r>
               <w:rPr>
@@ -1081,7 +1072,7 @@
                 <w:noProof/>
                 <w:webHidden/>
               </w:rPr>
-              <w:instrText xml:space="preserve"> PAGEREF _Toc233180933 \h </w:instrText>
+              <w:instrText xml:space="preserve"> PAGEREF _Toc233447576 \h </w:instrText>
             </w:r>
             <w:r>
               <w:rPr>
@@ -1101,7 +1092,7 @@
                 <w:noProof/>
                 <w:webHidden/>
               </w:rPr>
-              <w:t>25</w:t>
+              <w:t>24</w:t>
             </w:r>
             <w:r>
               <w:rPr>
@@ -1127,7 +1118,7 @@
               <w14:ligatures w14:val="none"/>
             </w:rPr>
           </w:pPr>
-          <w:hyperlink w:anchor="_Toc233180934" w:history="1">
+          <w:hyperlink w:anchor="_Toc233447577" w:history="1">
             <w:r>
               <w:rPr>
                 <w:rStyle w:val="Hipervnculo"/>
@@ -1137,16 +1128,25 @@
             </w:r>
             <w:r>
               <w:rPr>
-                <w:rStyle w:val="Extranjerismo"/>
-              </w:rPr>
-              <w:t xml:space="preserve"> Characteristics</w:t>
-            </w:r>
-            <w:r>
-              <w:rPr>
                 <w:rStyle w:val="Hipervnculo"/>
                 <w:noProof/>
-              </w:rPr>
-              <w:t xml:space="preserve"> // Características</w:t>
+                <w:spacing w:val="20"/>
+                <w:lang w:val="en-US"/>
+              </w:rPr>
+              <w:t xml:space="preserve"> </w:t>
+            </w:r>
+            <w:r>
+              <w:rPr>
+                <w:rStyle w:val="Extranjerismo"/>
+              </w:rPr>
+              <w:t>Characteristics</w:t>
+            </w:r>
+            <w:r>
+              <w:rPr>
+                <w:rStyle w:val="Hipervnculo"/>
+                <w:noProof/>
+              </w:rPr>
+              <w:t xml:space="preserve"> / Características</w:t>
             </w:r>
             <w:r>
               <w:rPr>
@@ -1167,7 +1167,7 @@
                 <w:noProof/>
                 <w:webHidden/>
               </w:rPr>
-              <w:instrText xml:space="preserve"> PAGEREF _Toc233180934 \h </w:instrText>
+              <w:instrText xml:space="preserve"> PAGEREF _Toc233447577 \h </w:instrText>
             </w:r>
             <w:r>
               <w:rPr>
@@ -1187,7 +1187,7 @@
                 <w:noProof/>
                 <w:webHidden/>
               </w:rPr>
-              <w:t>29</w:t>
+              <w:t>28</w:t>
             </w:r>
             <w:r>
               <w:rPr>
@@ -1213,7 +1213,7 @@
               <w14:ligatures w14:val="none"/>
             </w:rPr>
           </w:pPr>
-          <w:hyperlink w:anchor="_Toc233180935" w:history="1">
+          <w:hyperlink w:anchor="_Toc233447578" w:history="1">
             <w:r>
               <w:rPr>
                 <w:rStyle w:val="Hipervnculo"/>
@@ -1234,14 +1234,14 @@
               <w:rPr>
                 <w:rStyle w:val="Extranjerismo"/>
               </w:rPr>
-              <w:t>Geographical locations /</w:t>
+              <w:t>Geographical locations</w:t>
             </w:r>
             <w:r>
               <w:rPr>
                 <w:rStyle w:val="Hipervnculo"/>
                 <w:noProof/>
               </w:rPr>
-              <w:t>/ Ubicaciones geográficas</w:t>
+              <w:t xml:space="preserve"> / Ubicaciones geográficas</w:t>
             </w:r>
             <w:r>
               <w:rPr>
@@ -1262,7 +1262,7 @@
                 <w:noProof/>
                 <w:webHidden/>
               </w:rPr>
-              <w:instrText xml:space="preserve"> PAGEREF _Toc233180935 \h </w:instrText>
+              <w:instrText xml:space="preserve"> PAGEREF _Toc233447578 \h </w:instrText>
             </w:r>
             <w:r>
               <w:rPr>
@@ -1282,7 +1282,7 @@
                 <w:noProof/>
                 <w:webHidden/>
               </w:rPr>
-              <w:t>34</w:t>
+              <w:t>33</w:t>
             </w:r>
             <w:r>
               <w:rPr>
@@ -1308,7 +1308,7 @@
               <w14:ligatures w14:val="none"/>
             </w:rPr>
           </w:pPr>
-          <w:hyperlink w:anchor="_Toc233180936" w:history="1">
+          <w:hyperlink w:anchor="_Toc233447579" w:history="1">
             <w:r>
               <w:rPr>
                 <w:rStyle w:val="Hipervnculo"/>
@@ -1339,7 +1339,7 @@
                 <w:bCs/>
                 <w:noProof/>
               </w:rPr>
-              <w:t xml:space="preserve"> //Áreas e instalaciones del hotel</w:t>
+              <w:t xml:space="preserve"> / Áreas e instalaciones del hotel</w:t>
             </w:r>
             <w:r>
               <w:rPr>
@@ -1360,7 +1360,7 @@
                 <w:noProof/>
                 <w:webHidden/>
               </w:rPr>
-              <w:instrText xml:space="preserve"> PAGEREF _Toc233180936 \h </w:instrText>
+              <w:instrText xml:space="preserve"> PAGEREF _Toc233447579 \h </w:instrText>
             </w:r>
             <w:r>
               <w:rPr>
@@ -1380,7 +1380,7 @@
                 <w:noProof/>
                 <w:webHidden/>
               </w:rPr>
-              <w:t>37</w:t>
+              <w:t>36</w:t>
             </w:r>
             <w:r>
               <w:rPr>
@@ -1406,7 +1406,7 @@
               <w14:ligatures w14:val="none"/>
             </w:rPr>
           </w:pPr>
-          <w:hyperlink w:anchor="_Toc233180937" w:history="1">
+          <w:hyperlink w:anchor="_Toc233447580" w:history="1">
             <w:r>
               <w:rPr>
                 <w:rStyle w:val="Hipervnculo"/>
@@ -1427,14 +1427,14 @@
               <w:rPr>
                 <w:rStyle w:val="Extranjerismo"/>
               </w:rPr>
-              <w:t xml:space="preserve">Organizational structure </w:t>
+              <w:t>Organizational structure</w:t>
             </w:r>
             <w:r>
               <w:rPr>
                 <w:rStyle w:val="Hipervnculo"/>
                 <w:noProof/>
               </w:rPr>
-              <w:t>// Estructura organizacional</w:t>
+              <w:t xml:space="preserve"> / Estructura organizacional</w:t>
             </w:r>
             <w:r>
               <w:rPr>
@@ -1455,7 +1455,7 @@
                 <w:noProof/>
                 <w:webHidden/>
               </w:rPr>
-              <w:instrText xml:space="preserve"> PAGEREF _Toc233180937 \h </w:instrText>
+              <w:instrText xml:space="preserve"> PAGEREF _Toc233447580 \h </w:instrText>
             </w:r>
             <w:r>
               <w:rPr>
@@ -1475,7 +1475,7 @@
                 <w:noProof/>
                 <w:webHidden/>
               </w:rPr>
-              <w:t>42</w:t>
+              <w:t>41</w:t>
             </w:r>
             <w:r>
               <w:rPr>
@@ -1501,7 +1501,7 @@
               <w14:ligatures w14:val="none"/>
             </w:rPr>
           </w:pPr>
-          <w:hyperlink w:anchor="_Toc233180938" w:history="1">
+          <w:hyperlink w:anchor="_Toc233447581" w:history="1">
             <w:r>
               <w:rPr>
                 <w:rStyle w:val="Hipervnculo"/>
@@ -1529,7 +1529,7 @@
                 <w:rStyle w:val="Hipervnculo"/>
                 <w:noProof/>
               </w:rPr>
-              <w:t xml:space="preserve"> // Cargos, deberes, responsabilidades, perfiles</w:t>
+              <w:t xml:space="preserve"> / Cargos, deberes, responsabilidades, perfiles</w:t>
             </w:r>
             <w:r>
               <w:rPr>
@@ -1550,7 +1550,7 @@
                 <w:noProof/>
                 <w:webHidden/>
               </w:rPr>
-              <w:instrText xml:space="preserve"> PAGEREF _Toc233180938 \h </w:instrText>
+              <w:instrText xml:space="preserve"> PAGEREF _Toc233447581 \h </w:instrText>
             </w:r>
             <w:r>
               <w:rPr>
@@ -1570,7 +1570,7 @@
                 <w:noProof/>
                 <w:webHidden/>
               </w:rPr>
-              <w:t>43</w:t>
+              <w:t>42</w:t>
             </w:r>
             <w:r>
               <w:rPr>
@@ -1596,7 +1596,7 @@
               <w14:ligatures w14:val="none"/>
             </w:rPr>
           </w:pPr>
-          <w:hyperlink w:anchor="_Toc233180939" w:history="1">
+          <w:hyperlink w:anchor="_Toc233447582" w:history="1">
             <w:r>
               <w:rPr>
                 <w:rStyle w:val="Hipervnculo"/>
@@ -1617,14 +1617,14 @@
               <w:rPr>
                 <w:rStyle w:val="Extranjerismo"/>
               </w:rPr>
-              <w:t xml:space="preserve">Jobs and professions in the tourism sector </w:t>
+              <w:t>Jobs and professions in the tourism sector</w:t>
             </w:r>
             <w:r>
               <w:rPr>
                 <w:rStyle w:val="Hipervnculo"/>
                 <w:noProof/>
               </w:rPr>
-              <w:t>// Empleos y profesiones en el sector turístico</w:t>
+              <w:t xml:space="preserve"> / Empleos y profesiones en el sector turístico</w:t>
             </w:r>
             <w:r>
               <w:rPr>
@@ -1645,7 +1645,7 @@
                 <w:noProof/>
                 <w:webHidden/>
               </w:rPr>
-              <w:instrText xml:space="preserve"> PAGEREF _Toc233180939 \h </w:instrText>
+              <w:instrText xml:space="preserve"> PAGEREF _Toc233447582 \h </w:instrText>
             </w:r>
             <w:r>
               <w:rPr>
@@ -1665,7 +1665,7 @@
                 <w:noProof/>
                 <w:webHidden/>
               </w:rPr>
-              <w:t>61</w:t>
+              <w:t>60</w:t>
             </w:r>
             <w:r>
               <w:rPr>
@@ -1691,7 +1691,7 @@
               <w14:ligatures w14:val="none"/>
             </w:rPr>
           </w:pPr>
-          <w:hyperlink w:anchor="_Toc233180940" w:history="1">
+          <w:hyperlink w:anchor="_Toc233447583" w:history="1">
             <w:r>
               <w:rPr>
                 <w:rStyle w:val="Hipervnculo"/>
@@ -1712,14 +1712,14 @@
               <w:rPr>
                 <w:rStyle w:val="Extranjerismo"/>
               </w:rPr>
-              <w:t>Demonstratives</w:t>
+              <w:t xml:space="preserve">Demonstratives </w:t>
             </w:r>
             <w:r>
               <w:rPr>
                 <w:rStyle w:val="Hipervnculo"/>
                 <w:noProof/>
               </w:rPr>
-              <w:t xml:space="preserve"> // Demostrativos</w:t>
+              <w:t>/ Demostrativos</w:t>
             </w:r>
             <w:r>
               <w:rPr>
@@ -1740,7 +1740,7 @@
                 <w:noProof/>
                 <w:webHidden/>
               </w:rPr>
-              <w:instrText xml:space="preserve"> PAGEREF _Toc233180940 \h </w:instrText>
+              <w:instrText xml:space="preserve"> PAGEREF _Toc233447583 \h </w:instrText>
             </w:r>
             <w:r>
               <w:rPr>
@@ -1760,7 +1760,7 @@
                 <w:noProof/>
                 <w:webHidden/>
               </w:rPr>
-              <w:t>63</w:t>
+              <w:t>62</w:t>
             </w:r>
             <w:r>
               <w:rPr>
@@ -1786,7 +1786,7 @@
               <w14:ligatures w14:val="none"/>
             </w:rPr>
           </w:pPr>
-          <w:hyperlink w:anchor="_Toc233180941" w:history="1">
+          <w:hyperlink w:anchor="_Toc233447584" w:history="1">
             <w:r>
               <w:rPr>
                 <w:rStyle w:val="Hipervnculo"/>
@@ -1813,7 +1813,7 @@
                 <w:noProof/>
                 <w:webHidden/>
               </w:rPr>
-              <w:instrText xml:space="preserve"> PAGEREF _Toc233180941 \h </w:instrText>
+              <w:instrText xml:space="preserve"> PAGEREF _Toc233447584 \h </w:instrText>
             </w:r>
             <w:r>
               <w:rPr>
@@ -1833,7 +1833,7 @@
                 <w:noProof/>
                 <w:webHidden/>
               </w:rPr>
-              <w:t>69</w:t>
+              <w:t>68</w:t>
             </w:r>
             <w:r>
               <w:rPr>
@@ -1859,7 +1859,7 @@
               <w14:ligatures w14:val="none"/>
             </w:rPr>
           </w:pPr>
-          <w:hyperlink w:anchor="_Toc233180942" w:history="1">
+          <w:hyperlink w:anchor="_Toc233447585" w:history="1">
             <w:r>
               <w:rPr>
                 <w:rStyle w:val="Hipervnculo"/>
@@ -1886,7 +1886,7 @@
                 <w:noProof/>
                 <w:webHidden/>
               </w:rPr>
-              <w:instrText xml:space="preserve"> PAGEREF _Toc233180942 \h </w:instrText>
+              <w:instrText xml:space="preserve"> PAGEREF _Toc233447585 \h </w:instrText>
             </w:r>
             <w:r>
               <w:rPr>
@@ -1906,7 +1906,7 @@
                 <w:noProof/>
                 <w:webHidden/>
               </w:rPr>
-              <w:t>71</w:t>
+              <w:t>70</w:t>
             </w:r>
             <w:r>
               <w:rPr>
@@ -1932,7 +1932,7 @@
               <w14:ligatures w14:val="none"/>
             </w:rPr>
           </w:pPr>
-          <w:hyperlink w:anchor="_Toc233180943" w:history="1">
+          <w:hyperlink w:anchor="_Toc233447586" w:history="1">
             <w:r>
               <w:rPr>
                 <w:rStyle w:val="Hipervnculo"/>
@@ -1959,7 +1959,7 @@
                 <w:noProof/>
                 <w:webHidden/>
               </w:rPr>
-              <w:instrText xml:space="preserve"> PAGEREF _Toc233180943 \h </w:instrText>
+              <w:instrText xml:space="preserve"> PAGEREF _Toc233447586 \h </w:instrText>
             </w:r>
             <w:r>
               <w:rPr>
@@ -1979,7 +1979,7 @@
                 <w:noProof/>
                 <w:webHidden/>
               </w:rPr>
-              <w:t>72</w:t>
+              <w:t>71</w:t>
             </w:r>
             <w:r>
               <w:rPr>
@@ -2005,7 +2005,7 @@
               <w14:ligatures w14:val="none"/>
             </w:rPr>
           </w:pPr>
-          <w:hyperlink w:anchor="_Toc233180944" w:history="1">
+          <w:hyperlink w:anchor="_Toc233447587" w:history="1">
             <w:r>
               <w:rPr>
                 <w:rStyle w:val="Hipervnculo"/>
@@ -2032,7 +2032,7 @@
                 <w:noProof/>
                 <w:webHidden/>
               </w:rPr>
-              <w:instrText xml:space="preserve"> PAGEREF _Toc233180944 \h </w:instrText>
+              <w:instrText xml:space="preserve"> PAGEREF _Toc233447587 \h </w:instrText>
             </w:r>
             <w:r>
               <w:rPr>
@@ -2052,7 +2052,7 @@
                 <w:noProof/>
                 <w:webHidden/>
               </w:rPr>
-              <w:t>73</w:t>
+              <w:t>72</w:t>
             </w:r>
             <w:r>
               <w:rPr>
@@ -2080,7 +2080,7 @@
       <w:pPr>
         <w:pStyle w:val="Titulosgenerales"/>
       </w:pPr>
-      <w:bookmarkStart w:id="0" w:name="_Toc233180928"/>
+      <w:bookmarkStart w:id="0" w:name="_Toc233447571"/>
       <w:r>
         <w:lastRenderedPageBreak/>
         <w:t>Introducción</w:t>
@@ -2129,7 +2129,19 @@
         <w:rPr>
           <w:rStyle w:val="Extranjerismo"/>
         </w:rPr>
-        <w:t xml:space="preserve">This training process is aimed at strengthening basic oral and written communication skills in English, applied to customer service and reception </w:t>
+        <w:t xml:space="preserve">This training process is aimed at strengthening basic oral and written communication skills in </w:t>
+      </w:r>
+      <w:r>
+        <w:rPr>
+          <w:rStyle w:val="Extranjerismo"/>
+        </w:rPr>
+        <w:t>e</w:t>
+      </w:r>
+      <w:r>
+        <w:rPr>
+          <w:rStyle w:val="Extranjerismo"/>
+        </w:rPr>
+        <w:t xml:space="preserve">nglish, applied to customer service and reception </w:t>
       </w:r>
       <w:r>
         <w:rPr>
@@ -2149,20 +2161,44 @@
         <w:rPr>
           <w:rStyle w:val="Extranjerismo"/>
         </w:rPr>
-        <w:t>Throughout the training process, learners will develop the ability to understand general ideas in written texts and oral messages in English by applying strategies such as identifying relevant information, interpreting context, and deducing meanings. Likewise, pronunciation, intonation, and the appropriate use of basic grammatical structures will be reinforced to facilitate functional communication in reception service situations.</w:t>
-      </w:r>
-    </w:p>
-    <w:p>
-      <w:pPr>
-        <w:rPr>
-          <w:rStyle w:val="Extranjerismo"/>
-        </w:rPr>
-      </w:pPr>
-      <w:r>
-        <w:rPr>
-          <w:rStyle w:val="Extranjerismo"/>
-        </w:rPr>
-        <w:t>Finally, this process will contribute to the consolidation of previously acquired linguistic knowledge and the expansion of technical vocabulary related to customer service, strengthening communicative competencies that support learners’ performance in real-life situations involving guidance, assistance, and interaction in English.</w:t>
+        <w:t xml:space="preserve">Throughout the training process, learners will develop the ability to understand general ideas in written texts and oral messages in </w:t>
+      </w:r>
+      <w:r>
+        <w:rPr>
+          <w:rStyle w:val="Extranjerismo"/>
+        </w:rPr>
+        <w:t>e</w:t>
+      </w:r>
+      <w:r>
+        <w:rPr>
+          <w:rStyle w:val="Extranjerismo"/>
+        </w:rPr>
+        <w:t>nglish by applying strategies such as identifying relevant information, interpreting context, and deducing meanings. Likewise, pronunciation, intonation, and the appropriate use of basic grammatical structures will be reinforced to facilitate functional communication in reception service situations.</w:t>
+      </w:r>
+    </w:p>
+    <w:p>
+      <w:pPr>
+        <w:rPr>
+          <w:rStyle w:val="Extranjerismo"/>
+        </w:rPr>
+      </w:pPr>
+      <w:r>
+        <w:rPr>
+          <w:rStyle w:val="Extranjerismo"/>
+        </w:rPr>
+        <w:t xml:space="preserve">Finally, this process will contribute to the consolidation of previously acquired linguistic knowledge and the expansion of technical vocabulary related to customer service, strengthening communicative competencies that support learners’ performance in real-life situations involving guidance, assistance, and interaction in </w:t>
+      </w:r>
+      <w:r>
+        <w:rPr>
+          <w:rStyle w:val="Extranjerismo"/>
+        </w:rPr>
+        <w:t>e</w:t>
+      </w:r>
+      <w:r>
+        <w:rPr>
+          <w:rStyle w:val="Extranjerismo"/>
+        </w:rPr>
+        <w:t>nglish.</w:t>
       </w:r>
     </w:p>
     <w:p>
@@ -2178,7 +2214,7 @@
       <w:pPr>
         <w:pStyle w:val="Ttulo1"/>
       </w:pPr>
-      <w:bookmarkStart w:id="1" w:name="_Toc233180929"/>
+      <w:bookmarkStart w:id="1" w:name="_Toc233447572"/>
       <w:r>
         <w:rPr>
           <w:rStyle w:val="Extranjerismo"/>
@@ -2187,13 +2223,7 @@
         <w:t>Simple Present</w:t>
       </w:r>
       <w:r>
-        <w:t xml:space="preserve"> /</w:t>
-      </w:r>
-      <w:r>
-        <w:t>/</w:t>
-      </w:r>
-      <w:r>
-        <w:t xml:space="preserve"> Presente simple</w:t>
+        <w:t xml:space="preserve"> / Presente simple</w:t>
       </w:r>
       <w:bookmarkEnd w:id="1"/>
     </w:p>
@@ -2202,7 +2232,19 @@
         <w:rPr>
           <w:rStyle w:val="Extranjerismo"/>
         </w:rPr>
-        <w:t>It should be noticed that the most frequent sentences are in the present simple since this is an English verbal tense used to express habits, routines, and events. You will learn it's use in sentences and conjugations</w:t>
+        <w:t xml:space="preserve">It should be noticed that the most frequent sentences are in the present simple since this is an </w:t>
+      </w:r>
+      <w:r>
+        <w:rPr>
+          <w:rStyle w:val="Extranjerismo"/>
+        </w:rPr>
+        <w:t>e</w:t>
+      </w:r>
+      <w:r>
+        <w:rPr>
+          <w:rStyle w:val="Extranjerismo"/>
+        </w:rPr>
+        <w:t>nglish verbal tense used to express habits, routines, and events. You will learn it's use in sentences and conjugations</w:t>
       </w:r>
       <w:r>
         <w:t>.</w:t>
@@ -2233,7 +2275,7 @@
           <w:b/>
           <w:bCs/>
         </w:rPr>
-        <w:t xml:space="preserve"> // Presente simple</w:t>
+        <w:t xml:space="preserve"> / Presente simple</w:t>
       </w:r>
     </w:p>
     <w:p>
@@ -2253,7 +2295,13 @@
         <w:rPr>
           <w:rStyle w:val="Extranjerismo"/>
         </w:rPr>
-        <w:t>English verbal tense used to express habits, routines, and events. You will learn it's use in sentences and conjugations</w:t>
+        <w:t>e</w:t>
+      </w:r>
+      <w:r>
+        <w:rPr>
+          <w:rStyle w:val="Extranjerismo"/>
+        </w:rPr>
+        <w:t>nglish verbal tense used to express habits, routines, and events. You will learn it's use in sentences and conjugations</w:t>
       </w:r>
       <w:r>
         <w:t>.</w:t>
@@ -2285,7 +2333,7 @@
           <w:b/>
           <w:bCs/>
         </w:rPr>
-        <w:t xml:space="preserve"> // Gramática</w:t>
+        <w:t xml:space="preserve"> / Gramática</w:t>
       </w:r>
     </w:p>
     <w:p>
@@ -2333,7 +2381,7 @@
           <w:b/>
           <w:bCs/>
         </w:rPr>
-        <w:t>//</w:t>
+        <w:t>/</w:t>
       </w:r>
       <w:r>
         <w:rPr>
@@ -2353,18 +2401,18 @@
     </w:p>
     <w:p>
       <w:r>
+        <w:rPr>
+          <w:rStyle w:val="Extranjerismo"/>
+        </w:rPr>
+        <w:t>The structure is</w:t>
+      </w:r>
+      <w:r>
+        <w:t>:</w:t>
+      </w:r>
+    </w:p>
+    <w:p>
+      <w:r>
         <w:t>La estructura es:</w:t>
-      </w:r>
-    </w:p>
-    <w:p>
-      <w:r>
-        <w:rPr>
-          <w:rStyle w:val="Extranjerismo"/>
-        </w:rPr>
-        <w:t>The structure is</w:t>
-      </w:r>
-      <w:r>
-        <w:t>:</w:t>
       </w:r>
     </w:p>
     <w:p>
@@ -2372,9 +2420,6 @@
         <w:spacing w:before="0" w:after="160" w:line="259" w:lineRule="auto"/>
         <w:ind w:firstLine="0"/>
       </w:pPr>
-      <w:r>
-        <w:br w:type="page"/>
-      </w:r>
     </w:p>
     <w:p>
       <w:pPr>
@@ -2404,10 +2449,10 @@
           <w:lang w:val="en-US" w:eastAsia="es-CO"/>
         </w:rPr>
         <w:drawing>
-          <wp:inline distT="0" distB="0" distL="0" distR="0" wp14:anchorId="26ABB559" wp14:editId="7C2165F4">
-            <wp:extent cx="4610100" cy="2988336"/>
-            <wp:effectExtent l="0" t="0" r="0" b="2540"/>
-            <wp:docPr id="6" name="Gráfico 6" descr="Cuadro de diálogo, estructura “sujeto + verbo + complemento” en inglés y español. En la parte superior aparece el título bilingüe “Subject + verb + complement / Sujeto + verbo + complemento”. Debajo, dos personajes ilustrados conversan mediante globos de diálogo. Una persona pregunta qué es esta estructura gramatical y otra responde que es una forma de organizar oraciones donde el sujeto realiza la acción, el verbo la expresa y el complemento aporta información adicional. Luego se pregunta por su importancia y se explica que permite construir mensajes claros y coherentes en ambos idiomas."/>
+          <wp:inline distT="0" distB="0" distL="0" distR="0" wp14:anchorId="6E22AB87" wp14:editId="61546689">
+            <wp:extent cx="2584174" cy="2523131"/>
+            <wp:effectExtent l="0" t="0" r="6985" b="0"/>
+            <wp:docPr id="1" name="Imagen 1" descr="Cuadro de diálogo, estructura “Sujeto + verbo + complemento” en inglés y español. En la parte superior aparece el título bilingüe “Subject + verb + complement / Sujeto + verbo + complemento”. Debajo, dos personajes ilustrados conversan mediante globos de diálogo. Una persona pregunta qué es esta estructura gramatical y otra responde que es una forma de organizar oraciones donde el sujeto realiza la acción, el verbo la expresa y el complemento aporta información adicional. Luego se pregunta por su importancia y se explica que permite construir mensajes claros y coherentes en ambos idiomas."/>
             <wp:cNvGraphicFramePr>
               <a:graphicFrameLocks xmlns:a="http://schemas.openxmlformats.org/drawingml/2006/main" noChangeAspect="1"/>
             </wp:cNvGraphicFramePr>
@@ -2415,20 +2460,11 @@
               <a:graphicData uri="http://schemas.openxmlformats.org/drawingml/2006/picture">
                 <pic:pic xmlns:pic="http://schemas.openxmlformats.org/drawingml/2006/picture">
                   <pic:nvPicPr>
-                    <pic:cNvPr id="6" name="Gráfico 6" descr="Cuadro de diálogo, estructura “sujeto + verbo + complemento” en inglés y español. En la parte superior aparece el título bilingüe “Subject + verb + complement / Sujeto + verbo + complemento”. Debajo, dos personajes ilustrados conversan mediante globos de diálogo. Una persona pregunta qué es esta estructura gramatical y otra responde que es una forma de organizar oraciones donde el sujeto realiza la acción, el verbo la expresa y el complemento aporta información adicional. Luego se pregunta por su importancia y se explica que permite construir mensajes claros y coherentes en ambos idiomas."/>
+                    <pic:cNvPr id="1" name="Imagen 1" descr="Cuadro de diálogo, estructura “Sujeto + verbo + complemento” en inglés y español. En la parte superior aparece el título bilingüe “Subject + verb + complement / Sujeto + verbo + complemento”. Debajo, dos personajes ilustrados conversan mediante globos de diálogo. Una persona pregunta qué es esta estructura gramatical y otra responde que es una forma de organizar oraciones donde el sujeto realiza la acción, el verbo la expresa y el complemento aporta información adicional. Luego se pregunta por su importancia y se explica que permite construir mensajes claros y coherentes en ambos idiomas."/>
                     <pic:cNvPicPr/>
                   </pic:nvPicPr>
                   <pic:blipFill>
-                    <a:blip r:embed="rId12" cstate="print">
-                      <a:extLst>
-                        <a:ext uri="{28A0092B-C50C-407E-A947-70E740481C1C}">
-                          <a14:useLocalDpi xmlns:a14="http://schemas.microsoft.com/office/drawing/2010/main" val="0"/>
-                        </a:ext>
-                        <a:ext uri="{96DAC541-7B7A-43D3-8B79-37D633B846F1}">
-                          <asvg:svgBlip xmlns:asvg="http://schemas.microsoft.com/office/drawing/2016/SVG/main" r:embed="rId13"/>
-                        </a:ext>
-                      </a:extLst>
-                    </a:blip>
+                    <a:blip r:embed="rId12"/>
                     <a:stretch>
                       <a:fillRect/>
                     </a:stretch>
@@ -2436,7 +2472,7 @@
                   <pic:spPr>
                     <a:xfrm>
                       <a:off x="0" y="0"/>
-                      <a:ext cx="4612644" cy="2989985"/>
+                      <a:ext cx="2601135" cy="2539692"/>
                     </a:xfrm>
                     <a:prstGeom prst="rect">
                       <a:avLst/>
@@ -2451,7 +2487,7 @@
     </w:p>
     <w:p>
       <w:pPr>
-        <w:ind w:left="2123"/>
+        <w:ind w:left="1415"/>
       </w:pPr>
       <w:r>
         <w:t>Nota. SENA, (2026).</w:t>
@@ -2477,21 +2513,7 @@
           <w:b/>
           <w:bCs/>
         </w:rPr>
-        <w:t>/</w:t>
-      </w:r>
-      <w:r>
-        <w:rPr>
-          <w:b/>
-          <w:bCs/>
-        </w:rPr>
-        <w:t>/</w:t>
-      </w:r>
-      <w:r>
-        <w:rPr>
-          <w:b/>
-          <w:bCs/>
-        </w:rPr>
-        <w:t xml:space="preserve"> Ejemplo</w:t>
+        <w:t>/ Ejemplo</w:t>
       </w:r>
     </w:p>
     <w:p>
@@ -2513,10 +2535,16 @@
       <w:r>
         <w:t>"</w:t>
       </w:r>
+      <w:r>
+        <w:t>.</w:t>
+      </w:r>
     </w:p>
     <w:p>
       <w:r>
         <w:t>Ejemplo: "Ayuda al cliente"</w:t>
+      </w:r>
+      <w:r>
+        <w:t>.</w:t>
       </w:r>
     </w:p>
     <w:p>
@@ -2800,7 +2828,6 @@
               <w:rPr>
                 <w:rStyle w:val="Extranjerismo"/>
               </w:rPr>
-              <w:lastRenderedPageBreak/>
               <w:t>Singular</w:t>
             </w:r>
           </w:p>
@@ -2879,6 +2906,7 @@
               <w:rPr>
                 <w:rStyle w:val="Extranjerismo"/>
               </w:rPr>
+              <w:lastRenderedPageBreak/>
               <w:t>Singular</w:t>
             </w:r>
           </w:p>
@@ -3301,7 +3329,7 @@
           <w:b/>
           <w:bCs/>
         </w:rPr>
-        <w:t xml:space="preserve"> // </w:t>
+        <w:t xml:space="preserve"> / </w:t>
       </w:r>
       <w:r>
         <w:rPr>
@@ -3347,19 +3375,13 @@
           <w:rStyle w:val="Extranjerismo"/>
         </w:rPr>
         <w:lastRenderedPageBreak/>
-        <w:t>Negative</w:t>
-      </w:r>
-      <w:r>
-        <w:rPr>
-          <w:rStyle w:val="Extranjerismo"/>
-        </w:rPr>
-        <w:t xml:space="preserve"> statements</w:t>
-      </w:r>
-      <w:r>
-        <w:rPr>
-          <w:rStyle w:val="Extranjerismo"/>
-        </w:rPr>
-        <w:t xml:space="preserve">   </w:t>
+        <w:t>Negative statements</w:t>
+      </w:r>
+      <w:r>
+        <w:rPr>
+          <w:rStyle w:val="Extranjerismo"/>
+        </w:rPr>
+        <w:t xml:space="preserve">  </w:t>
       </w:r>
     </w:p>
     <w:p>
@@ -3371,10 +3393,10 @@
           <w:noProof/>
         </w:rPr>
         <w:drawing>
-          <wp:inline distT="0" distB="0" distL="0" distR="0" wp14:anchorId="6FD3E7BC" wp14:editId="4F7B006C">
-            <wp:extent cx="4316819" cy="4428506"/>
-            <wp:effectExtent l="0" t="0" r="7620" b="0"/>
-            <wp:docPr id="3" name="Gráfico 3" descr="Cuadro de diálogo, que muestra dos interlocutores teniendo una conversación con estructura de Nagative statements."/>
+          <wp:inline distT="0" distB="0" distL="0" distR="0" wp14:anchorId="005FEDA8" wp14:editId="57BA3B93">
+            <wp:extent cx="2973788" cy="2880168"/>
+            <wp:effectExtent l="0" t="0" r="0" b="0"/>
+            <wp:docPr id="5" name="Imagen 5" descr="Cuadro de diálogo, que muestra dos interlocutores teniendo una conversación con estructura de Negative statements."/>
             <wp:cNvGraphicFramePr>
               <a:graphicFrameLocks xmlns:a="http://schemas.openxmlformats.org/drawingml/2006/main" noChangeAspect="1"/>
             </wp:cNvGraphicFramePr>
@@ -3382,20 +3404,11 @@
               <a:graphicData uri="http://schemas.openxmlformats.org/drawingml/2006/picture">
                 <pic:pic xmlns:pic="http://schemas.openxmlformats.org/drawingml/2006/picture">
                   <pic:nvPicPr>
-                    <pic:cNvPr id="3" name="Gráfico 3" descr="Cuadro de diálogo, que muestra dos interlocutores teniendo una conversación con estructura de Nagative statements."/>
+                    <pic:cNvPr id="5" name="Imagen 5" descr="Cuadro de diálogo, que muestra dos interlocutores teniendo una conversación con estructura de Negative statements."/>
                     <pic:cNvPicPr/>
                   </pic:nvPicPr>
                   <pic:blipFill>
-                    <a:blip r:embed="rId14">
-                      <a:extLst>
-                        <a:ext uri="{28A0092B-C50C-407E-A947-70E740481C1C}">
-                          <a14:useLocalDpi xmlns:a14="http://schemas.microsoft.com/office/drawing/2010/main" val="0"/>
-                        </a:ext>
-                        <a:ext uri="{96DAC541-7B7A-43D3-8B79-37D633B846F1}">
-                          <asvg:svgBlip xmlns:asvg="http://schemas.microsoft.com/office/drawing/2016/SVG/main" r:embed="rId15"/>
-                        </a:ext>
-                      </a:extLst>
-                    </a:blip>
+                    <a:blip r:embed="rId13"/>
                     <a:stretch>
                       <a:fillRect/>
                     </a:stretch>
@@ -3403,7 +3416,7 @@
                   <pic:spPr>
                     <a:xfrm>
                       <a:off x="0" y="0"/>
-                      <a:ext cx="4321493" cy="4433301"/>
+                      <a:ext cx="2990456" cy="2896311"/>
                     </a:xfrm>
                     <a:prstGeom prst="rect">
                       <a:avLst/>
@@ -3444,21 +3457,7 @@
           <w:b/>
           <w:bCs/>
         </w:rPr>
-        <w:t>/</w:t>
-      </w:r>
-      <w:r>
-        <w:rPr>
-          <w:b/>
-          <w:bCs/>
-        </w:rPr>
-        <w:t>/</w:t>
-      </w:r>
-      <w:r>
-        <w:rPr>
-          <w:b/>
-          <w:bCs/>
-        </w:rPr>
-        <w:t xml:space="preserve"> Ejemplo</w:t>
+        <w:t>/ Ejemplo</w:t>
       </w:r>
     </w:p>
     <w:p>
@@ -3471,19 +3470,16 @@
       <w:r>
         <w:t>”</w:t>
       </w:r>
+      <w:r>
+        <w:t>.</w:t>
+      </w:r>
     </w:p>
     <w:p>
       <w:r>
         <w:t>Ejemplo: "No ayuda al cliente"</w:t>
       </w:r>
-    </w:p>
-    <w:p>
-      <w:pPr>
-        <w:spacing w:before="0" w:after="160" w:line="259" w:lineRule="auto"/>
-        <w:ind w:firstLine="0"/>
-      </w:pPr>
-      <w:r>
-        <w:br w:type="page"/>
+      <w:r>
+        <w:t>.</w:t>
       </w:r>
     </w:p>
     <w:p>
@@ -3491,7 +3487,6 @@
         <w:pStyle w:val="Tabla"/>
       </w:pPr>
       <w:r>
-        <w:lastRenderedPageBreak/>
         <w:t>No ayuda al cliente</w:t>
       </w:r>
     </w:p>
@@ -3765,6 +3760,7 @@
               <w:rPr>
                 <w:rStyle w:val="Extranjerismo"/>
               </w:rPr>
+              <w:lastRenderedPageBreak/>
               <w:t>Singular</w:t>
             </w:r>
           </w:p>
@@ -4470,7 +4466,6 @@
               <w:rPr>
                 <w:rStyle w:val="Extranjerismo"/>
               </w:rPr>
-              <w:lastRenderedPageBreak/>
               <w:t>Plural</w:t>
             </w:r>
           </w:p>
@@ -4581,14 +4576,32 @@
       </w:r>
     </w:p>
     <w:p>
-      <w:r>
-        <w:rPr>
-          <w:rStyle w:val="Extranjerismo"/>
-        </w:rPr>
+      <w:pPr>
+        <w:ind w:firstLine="0"/>
+      </w:pPr>
+    </w:p>
+    <w:p>
+      <w:pPr>
+        <w:rPr>
+          <w:b/>
+          <w:bCs/>
+        </w:rPr>
+      </w:pPr>
+      <w:r>
+        <w:rPr>
+          <w:rStyle w:val="Extranjerismo"/>
+          <w:b/>
+          <w:bCs/>
+        </w:rPr>
+        <w:lastRenderedPageBreak/>
         <w:t>The simple present in third person</w:t>
       </w:r>
       <w:r>
-        <w:t xml:space="preserve"> // Presente simple en tercera persona</w:t>
+        <w:rPr>
+          <w:b/>
+          <w:bCs/>
+        </w:rPr>
+        <w:t xml:space="preserve"> / Presente simple en tercera persona</w:t>
       </w:r>
     </w:p>
     <w:p>
@@ -4624,7 +4637,7 @@
         <w:t>/</w:t>
       </w:r>
       <w:r>
-        <w:t xml:space="preserve">/ </w:t>
+        <w:t xml:space="preserve"> </w:t>
       </w:r>
       <w:r>
         <w:t>Verbos regulares</w:t>
@@ -4637,8 +4650,8 @@
         <w:tblLook w:val="04A0" w:firstRow="1" w:lastRow="0" w:firstColumn="1" w:lastColumn="0" w:noHBand="0" w:noVBand="1"/>
       </w:tblPr>
       <w:tblGrid>
-        <w:gridCol w:w="2490"/>
-        <w:gridCol w:w="2490"/>
+        <w:gridCol w:w="2972"/>
+        <w:gridCol w:w="2008"/>
         <w:gridCol w:w="2491"/>
         <w:gridCol w:w="2491"/>
       </w:tblGrid>
@@ -4650,7 +4663,7 @@
         </w:trPr>
         <w:tc>
           <w:tcPr>
-            <w:tcW w:w="2490" w:type="dxa"/>
+            <w:tcW w:w="2972" w:type="dxa"/>
           </w:tcPr>
           <w:p>
             <w:pPr>
@@ -4669,7 +4682,7 @@
         </w:tc>
         <w:tc>
           <w:tcPr>
-            <w:tcW w:w="2490" w:type="dxa"/>
+            <w:tcW w:w="2008" w:type="dxa"/>
           </w:tcPr>
           <w:p>
             <w:pPr>
@@ -4731,7 +4744,7 @@
         </w:trPr>
         <w:tc>
           <w:tcPr>
-            <w:tcW w:w="2490" w:type="dxa"/>
+            <w:tcW w:w="2972" w:type="dxa"/>
           </w:tcPr>
           <w:p>
             <w:pPr>
@@ -4750,7 +4763,7 @@
         </w:tc>
         <w:tc>
           <w:tcPr>
-            <w:tcW w:w="2490" w:type="dxa"/>
+            <w:tcW w:w="2008" w:type="dxa"/>
           </w:tcPr>
           <w:p>
             <w:pPr>
@@ -4801,7 +4814,15 @@
               <w:rPr>
                 <w:rStyle w:val="Extranjerismo"/>
               </w:rPr>
-              <w:t>Add -s</w:t>
+              <w:t>Add -</w:t>
+            </w:r>
+            <w:r>
+              <w:rPr>
+                <w:rStyle w:val="Extranjerismo"/>
+                <w:b/>
+                <w:bCs/>
+              </w:rPr>
+              <w:t>s</w:t>
             </w:r>
           </w:p>
         </w:tc>
@@ -4809,7 +4830,7 @@
       <w:tr>
         <w:tc>
           <w:tcPr>
-            <w:tcW w:w="2490" w:type="dxa"/>
+            <w:tcW w:w="2972" w:type="dxa"/>
           </w:tcPr>
           <w:p>
             <w:pPr>
@@ -4902,7 +4923,7 @@
         </w:tc>
         <w:tc>
           <w:tcPr>
-            <w:tcW w:w="2490" w:type="dxa"/>
+            <w:tcW w:w="2008" w:type="dxa"/>
           </w:tcPr>
           <w:p>
             <w:pPr>
@@ -4953,7 +4974,15 @@
               <w:rPr>
                 <w:rStyle w:val="Extranjerismo"/>
               </w:rPr>
-              <w:t>Add -es</w:t>
+              <w:t>Add -</w:t>
+            </w:r>
+            <w:r>
+              <w:rPr>
+                <w:rStyle w:val="Extranjerismo"/>
+                <w:b/>
+                <w:bCs/>
+              </w:rPr>
+              <w:t>es</w:t>
             </w:r>
           </w:p>
         </w:tc>
@@ -4964,7 +4993,7 @@
         </w:trPr>
         <w:tc>
           <w:tcPr>
-            <w:tcW w:w="2490" w:type="dxa"/>
+            <w:tcW w:w="2972" w:type="dxa"/>
           </w:tcPr>
           <w:p>
             <w:pPr>
@@ -4977,7 +5006,6 @@
               <w:rPr>
                 <w:rStyle w:val="Extranjerismo"/>
               </w:rPr>
-              <w:lastRenderedPageBreak/>
               <w:t>Verbs ending in “</w:t>
             </w:r>
             <w:r>
@@ -4998,7 +5026,7 @@
         </w:tc>
         <w:tc>
           <w:tcPr>
-            <w:tcW w:w="2490" w:type="dxa"/>
+            <w:tcW w:w="2008" w:type="dxa"/>
           </w:tcPr>
           <w:p>
             <w:pPr>
@@ -5049,12 +5077,28 @@
               <w:rPr>
                 <w:rStyle w:val="Extranjerismo"/>
               </w:rPr>
-              <w:t xml:space="preserve">Change y → </w:t>
+              <w:t xml:space="preserve">Change </w:t>
+            </w:r>
+            <w:r>
+              <w:rPr>
+                <w:rStyle w:val="Extranjerismo"/>
+                <w:b/>
+                <w:bCs/>
+              </w:rPr>
+              <w:t>y</w:t>
+            </w:r>
+            <w:r>
+              <w:rPr>
+                <w:rStyle w:val="Extranjerismo"/>
+              </w:rPr>
+              <w:t xml:space="preserve"> → </w:t>
             </w:r>
             <w:proofErr w:type="spellStart"/>
             <w:r>
               <w:rPr>
                 <w:rStyle w:val="Extranjerismo"/>
+                <w:b/>
+                <w:bCs/>
               </w:rPr>
               <w:t>ies</w:t>
             </w:r>
@@ -5065,7 +5109,7 @@
       <w:tr>
         <w:tc>
           <w:tcPr>
-            <w:tcW w:w="2490" w:type="dxa"/>
+            <w:tcW w:w="2972" w:type="dxa"/>
           </w:tcPr>
           <w:p>
             <w:pPr>
@@ -5098,7 +5142,7 @@
         </w:tc>
         <w:tc>
           <w:tcPr>
-            <w:tcW w:w="2490" w:type="dxa"/>
+            <w:tcW w:w="2008" w:type="dxa"/>
           </w:tcPr>
           <w:p>
             <w:pPr>
@@ -5149,7 +5193,21 @@
               <w:rPr>
                 <w:rStyle w:val="Extranjerismo"/>
               </w:rPr>
-              <w:t>Add -s only</w:t>
+              <w:t>Add -</w:t>
+            </w:r>
+            <w:r>
+              <w:rPr>
+                <w:rStyle w:val="Extranjerismo"/>
+                <w:b/>
+                <w:bCs/>
+              </w:rPr>
+              <w:t xml:space="preserve">s </w:t>
+            </w:r>
+            <w:r>
+              <w:rPr>
+                <w:rStyle w:val="Extranjerismo"/>
+              </w:rPr>
+              <w:t>only</w:t>
             </w:r>
           </w:p>
         </w:tc>
@@ -5160,7 +5218,7 @@
         </w:trPr>
         <w:tc>
           <w:tcPr>
-            <w:tcW w:w="2490" w:type="dxa"/>
+            <w:tcW w:w="2972" w:type="dxa"/>
           </w:tcPr>
           <w:p>
             <w:pPr>
@@ -5179,7 +5237,7 @@
         </w:tc>
         <w:tc>
           <w:tcPr>
-            <w:tcW w:w="2490" w:type="dxa"/>
+            <w:tcW w:w="2008" w:type="dxa"/>
           </w:tcPr>
           <w:p>
             <w:pPr>
@@ -5252,6 +5310,7 @@
         <w:rPr>
           <w:rStyle w:val="Extranjerismo"/>
         </w:rPr>
+        <w:lastRenderedPageBreak/>
         <w:t>Examples by Subject</w:t>
       </w:r>
       <w:r>
@@ -5259,9 +5318,6 @@
           <w:rStyle w:val="Extranjerismo"/>
         </w:rPr>
         <w:t xml:space="preserve"> /</w:t>
-      </w:r>
-      <w:r>
-        <w:t>/</w:t>
       </w:r>
       <w:r>
         <w:t xml:space="preserve"> </w:t>
@@ -5894,7 +5950,6 @@
               <w:rPr>
                 <w:rStyle w:val="Extranjerismo"/>
               </w:rPr>
-              <w:lastRenderedPageBreak/>
               <w:t>They</w:t>
             </w:r>
           </w:p>
@@ -6024,7 +6079,7 @@
           <w:b/>
           <w:bCs/>
         </w:rPr>
-        <w:t xml:space="preserve"> // Consejos</w:t>
+        <w:t xml:space="preserve"> / Consejos</w:t>
       </w:r>
     </w:p>
     <w:p>
@@ -6145,6 +6200,7 @@
         <w:rPr>
           <w:rStyle w:val="Extranjerismo"/>
         </w:rPr>
+        <w:lastRenderedPageBreak/>
         <w:t>Practice makes perfect - Train reading the presentation.</w:t>
       </w:r>
     </w:p>
@@ -6210,7 +6266,6 @@
         </w:numPr>
       </w:pPr>
       <w:r>
-        <w:lastRenderedPageBreak/>
         <w:t>Comprobar que no haya errores gramaticales.</w:t>
       </w:r>
     </w:p>
@@ -6246,7 +6301,7 @@
           <w:b/>
           <w:bCs/>
         </w:rPr>
-        <w:t xml:space="preserve"> // Brindando información</w:t>
+        <w:t xml:space="preserve"> / Brindando información</w:t>
       </w:r>
     </w:p>
     <w:p>
@@ -6293,6 +6348,7 @@
     </w:p>
     <w:p>
       <w:r>
+        <w:lastRenderedPageBreak/>
         <w:t>El presente simple se usa para hablar de cosas que suceden con regularidad. A diferencia del español, el presente simple (en inglés) no se usa para hablar de algo que está sucediendo en el momento en que se habla.</w:t>
       </w:r>
     </w:p>
@@ -6341,25 +6397,21 @@
       <w:r>
         <w:t>Camina recto durante tres cuadras, luego gira a la derecha.</w:t>
       </w:r>
-      <w:r>
-        <w:br w:type="page"/>
-      </w:r>
-    </w:p>
-    <w:p>
-      <w:pPr>
-        <w:rPr>
-          <w:rStyle w:val="Extranjerismo"/>
-          <w:b/>
-          <w:bCs/>
-        </w:rPr>
-      </w:pPr>
-      <w:r>
-        <w:rPr>
-          <w:rStyle w:val="Extranjerismo"/>
-          <w:b/>
-          <w:bCs/>
-        </w:rPr>
-        <w:lastRenderedPageBreak/>
+    </w:p>
+    <w:p>
+      <w:pPr>
+        <w:rPr>
+          <w:rStyle w:val="Extranjerismo"/>
+          <w:b/>
+          <w:bCs/>
+        </w:rPr>
+      </w:pPr>
+      <w:r>
+        <w:rPr>
+          <w:rStyle w:val="Extranjerismo"/>
+          <w:b/>
+          <w:bCs/>
+        </w:rPr>
         <w:t>To inform about scheduled, present or future events</w:t>
       </w:r>
     </w:p>
@@ -6409,7 +6461,7 @@
       <w:pPr>
         <w:pStyle w:val="Ttulo1"/>
       </w:pPr>
-      <w:bookmarkStart w:id="2" w:name="_Toc233180930"/>
+      <w:bookmarkStart w:id="2" w:name="_Toc233447573"/>
       <w:r>
         <w:rPr>
           <w:rStyle w:val="Extranjerismo"/>
@@ -6418,7 +6470,7 @@
         <w:t>Lodging</w:t>
       </w:r>
       <w:r>
-        <w:t xml:space="preserve"> // Alojamiento</w:t>
+        <w:t xml:space="preserve"> / Alojamiento</w:t>
       </w:r>
       <w:bookmarkEnd w:id="2"/>
     </w:p>
@@ -6442,7 +6494,7 @@
       <w:pPr>
         <w:pStyle w:val="Ttulo2"/>
       </w:pPr>
-      <w:bookmarkStart w:id="3" w:name="_Toc233180931"/>
+      <w:bookmarkStart w:id="3" w:name="_Toc233447574"/>
       <w:r>
         <w:rPr>
           <w:rStyle w:val="Extranjerismo"/>
@@ -6450,7 +6502,7 @@
         <w:t>Category</w:t>
       </w:r>
       <w:r>
-        <w:t xml:space="preserve"> // Categoría</w:t>
+        <w:t xml:space="preserve"> / Categoría</w:t>
       </w:r>
       <w:bookmarkEnd w:id="3"/>
     </w:p>
@@ -6516,7 +6568,7 @@
           <w:b/>
           <w:bCs/>
         </w:rPr>
-        <w:t xml:space="preserve"> //</w:t>
+        <w:t xml:space="preserve"> /</w:t>
       </w:r>
       <w:r>
         <w:rPr>
@@ -6569,7 +6621,21 @@
           <w:b/>
           <w:bCs/>
         </w:rPr>
-        <w:t xml:space="preserve"> //Hoteles de 2 estrellas</w:t>
+        <w:t xml:space="preserve"> /</w:t>
+      </w:r>
+      <w:r>
+        <w:rPr>
+          <w:b/>
+          <w:bCs/>
+        </w:rPr>
+        <w:t xml:space="preserve"> </w:t>
+      </w:r>
+      <w:r>
+        <w:rPr>
+          <w:b/>
+          <w:bCs/>
+        </w:rPr>
+        <w:t>Hoteles de 2 estrellas</w:t>
       </w:r>
     </w:p>
     <w:p>
@@ -6610,7 +6676,21 @@
           <w:b/>
           <w:bCs/>
         </w:rPr>
-        <w:t xml:space="preserve"> //Hoteles de 3 estrella</w:t>
+        <w:t xml:space="preserve"> /</w:t>
+      </w:r>
+      <w:r>
+        <w:rPr>
+          <w:b/>
+          <w:bCs/>
+        </w:rPr>
+        <w:t xml:space="preserve"> </w:t>
+      </w:r>
+      <w:r>
+        <w:rPr>
+          <w:b/>
+          <w:bCs/>
+        </w:rPr>
+        <w:t>Hoteles de 3 estrella</w:t>
       </w:r>
     </w:p>
     <w:p>
@@ -6655,7 +6735,7 @@
           <w:b/>
           <w:bCs/>
         </w:rPr>
-        <w:t>//</w:t>
+        <w:t>/</w:t>
       </w:r>
       <w:r>
         <w:rPr>
@@ -6708,7 +6788,7 @@
           <w:b/>
           <w:bCs/>
         </w:rPr>
-        <w:t xml:space="preserve"> //</w:t>
+        <w:t xml:space="preserve"> /</w:t>
       </w:r>
       <w:r>
         <w:rPr>
@@ -7163,7 +7243,19 @@
           <w:rStyle w:val="Extranjerismo"/>
         </w:rPr>
         <w:lastRenderedPageBreak/>
-        <w:t>When a chain is categorized in a specific scale level, that means every hotel in that chain is in that scale level everywhere in the world, in every country and market. For example, the Ritz</w:t>
+        <w:t xml:space="preserve">When a chain is categorized in a specific scale level, that means every hotel in that chain is in that scale level everywhere in the world, in every country and market. For example, the Ritz-Carlton chain is at the </w:t>
+      </w:r>
+      <w:r>
+        <w:rPr>
+          <w:rStyle w:val="Extranjerismo"/>
+        </w:rPr>
+        <w:t>l</w:t>
+      </w:r>
+      <w:r>
+        <w:rPr>
+          <w:rStyle w:val="Extranjerismo"/>
+        </w:rPr>
+        <w:t>uxury scale level. That means every Ritz-Carlton hotel in the world will be a</w:t>
       </w:r>
       <w:r>
         <w:rPr>
@@ -7175,7 +7267,13 @@
         <w:rPr>
           <w:rStyle w:val="Extranjerismo"/>
         </w:rPr>
-        <w:t>-</w:t>
+        <w:t>l</w:t>
+      </w:r>
+      <w:r>
+        <w:rPr>
+          <w:rStyle w:val="Extranjerismo"/>
+        </w:rPr>
+        <w:t>uxury</w:t>
       </w:r>
       <w:r>
         <w:rPr>
@@ -7187,108 +7285,18 @@
         <w:rPr>
           <w:rStyle w:val="Extranjerismo"/>
         </w:rPr>
-        <w:t xml:space="preserve">Carlton chain is at the </w:t>
-      </w:r>
-      <w:r>
-        <w:rPr>
-          <w:rStyle w:val="Extranjerismo"/>
-        </w:rPr>
+        <w:t>scale hotel.</w:t>
+      </w:r>
+    </w:p>
+    <w:p>
+      <w:r>
+        <w:t xml:space="preserve">Cuando una cadena se clasifica en un nivel específico de la escala, eso significa que cada hotel en esa cadena está en ese nivel de la escala, en todas partes del mundo, en cada país y mercado. Por ejemplo, la cadena Ritz-Carlton está en el nivel </w:t>
+      </w:r>
+      <w:r>
         <w:t>l</w:t>
       </w:r>
       <w:r>
-        <w:rPr>
-          <w:rStyle w:val="Extranjerismo"/>
-        </w:rPr>
-        <w:t>uxury scale level. That means every Ritz</w:t>
-      </w:r>
-      <w:r>
-        <w:rPr>
-          <w:rStyle w:val="Extranjerismo"/>
-        </w:rPr>
-        <w:t xml:space="preserve"> </w:t>
-      </w:r>
-      <w:r>
-        <w:rPr>
-          <w:rStyle w:val="Extranjerismo"/>
-        </w:rPr>
-        <w:t>-</w:t>
-      </w:r>
-      <w:r>
-        <w:rPr>
-          <w:rStyle w:val="Extranjerismo"/>
-        </w:rPr>
-        <w:t xml:space="preserve"> </w:t>
-      </w:r>
-      <w:r>
-        <w:rPr>
-          <w:rStyle w:val="Extranjerismo"/>
-        </w:rPr>
-        <w:t>Carlton hotel in the world will be a</w:t>
-      </w:r>
-      <w:r>
-        <w:rPr>
-          <w:rStyle w:val="Extranjerismo"/>
-        </w:rPr>
-        <w:t xml:space="preserve"> </w:t>
-      </w:r>
-      <w:r>
-        <w:rPr>
-          <w:rStyle w:val="Extranjerismo"/>
-        </w:rPr>
-        <w:t>l</w:t>
-      </w:r>
-      <w:r>
-        <w:rPr>
-          <w:rStyle w:val="Extranjerismo"/>
-        </w:rPr>
-        <w:t>uxury</w:t>
-      </w:r>
-      <w:r>
-        <w:rPr>
-          <w:rStyle w:val="Extranjerismo"/>
-        </w:rPr>
-        <w:t xml:space="preserve"> </w:t>
-      </w:r>
-      <w:r>
-        <w:rPr>
-          <w:rStyle w:val="Extranjerismo"/>
-        </w:rPr>
-        <w:t>scale hotel.</w:t>
-      </w:r>
-    </w:p>
-    <w:p>
-      <w:r>
-        <w:t>Cuando una cadena se clasifica en un nivel específico de la escala, eso significa que cada hotel en esa cadena está en ese nivel de la escala, en todas partes del mundo, en cada país y mercado. Por ejemplo, la cadena Ritz</w:t>
-      </w:r>
-      <w:r>
-        <w:t xml:space="preserve"> </w:t>
-      </w:r>
-      <w:r>
-        <w:t>-</w:t>
-      </w:r>
-      <w:r>
-        <w:t xml:space="preserve"> </w:t>
-      </w:r>
-      <w:r>
-        <w:t xml:space="preserve">Carlton está en el nivel </w:t>
-      </w:r>
-      <w:r>
-        <w:t>l</w:t>
-      </w:r>
-      <w:r>
-        <w:t>ujo. Eso significa que cada hotel Ritz</w:t>
-      </w:r>
-      <w:r>
-        <w:t xml:space="preserve"> </w:t>
-      </w:r>
-      <w:r>
-        <w:t>-</w:t>
-      </w:r>
-      <w:r>
-        <w:t xml:space="preserve"> </w:t>
-      </w:r>
-      <w:r>
-        <w:t>Carlton en el mundo será un hotel de escala de lujo.</w:t>
+        <w:t>ujo. Eso significa que cada hotel Ritz-Carlton en el mundo será un hotel de escala de lujo.</w:t>
       </w:r>
     </w:p>
     <w:p>
@@ -7311,7 +7319,7 @@
           <w:b/>
           <w:bCs/>
         </w:rPr>
-        <w:t>) // Categorización por escala de precio (Marcas)</w:t>
+        <w:t>) / Categorización por escala de precio (Marcas)</w:t>
       </w:r>
     </w:p>
     <w:p>
@@ -7340,7 +7348,7 @@
         <w:t>otels</w:t>
       </w:r>
       <w:r>
-        <w:t xml:space="preserve"> // </w:t>
+        <w:t xml:space="preserve"> / </w:t>
       </w:r>
       <w:r>
         <w:t>Cadenas de nivel lujo:</w:t>
@@ -7547,7 +7555,7 @@
         <w:rPr>
           <w:rStyle w:val="Extranjerismo"/>
         </w:rPr>
-        <w:t xml:space="preserve"> // </w:t>
+        <w:t xml:space="preserve"> / </w:t>
       </w:r>
       <w:r>
         <w:t xml:space="preserve">Cadenas de </w:t>
@@ -7714,7 +7722,7 @@
         <w:t>otels</w:t>
       </w:r>
       <w:r>
-        <w:t xml:space="preserve"> // </w:t>
+        <w:t xml:space="preserve"> / </w:t>
       </w:r>
       <w:r>
         <w:t>Cadenas de nivel exclusivo:</w:t>
@@ -7882,7 +7890,7 @@
         <w:t>otels</w:t>
       </w:r>
       <w:r>
-        <w:t xml:space="preserve"> // </w:t>
+        <w:t xml:space="preserve"> / </w:t>
       </w:r>
       <w:r>
         <w:t>Cadenas de nivel superior medio:</w:t>
@@ -8040,7 +8048,7 @@
         <w:rPr>
           <w:rStyle w:val="Extranjerismo"/>
         </w:rPr>
-        <w:t xml:space="preserve"> // </w:t>
+        <w:t xml:space="preserve"> / </w:t>
       </w:r>
       <w:r>
         <w:t>Cadenas de nivel medio:</w:t>
@@ -8144,16 +8152,8 @@
         <w:rPr>
           <w:rStyle w:val="Extranjerismo"/>
         </w:rPr>
-        <w:t xml:space="preserve">City Express </w:t>
-      </w:r>
-      <w:proofErr w:type="spellStart"/>
-      <w:r>
-        <w:rPr>
-          <w:rStyle w:val="Extranjerismo"/>
-        </w:rPr>
-        <w:t>Hoteles</w:t>
-      </w:r>
-      <w:proofErr w:type="spellEnd"/>
+        <w:t>City Express Hoteles</w:t>
+      </w:r>
       <w:r>
         <w:rPr>
           <w:rStyle w:val="Extranjerismo"/>
@@ -8189,30 +8189,21 @@
       <w:r>
         <w:rPr>
           <w:rStyle w:val="Extranjerismo"/>
-          <w:b/>
-          <w:bCs/>
         </w:rPr>
         <w:lastRenderedPageBreak/>
-        <w:t xml:space="preserve">Economy </w:t>
-      </w:r>
-      <w:r>
-        <w:rPr>
-          <w:rStyle w:val="Extranjerismo"/>
-          <w:b/>
-          <w:bCs/>
-        </w:rPr>
-        <w:t>h</w:t>
-      </w:r>
-      <w:r>
-        <w:rPr>
-          <w:rStyle w:val="Extranjerismo"/>
-          <w:b/>
-          <w:bCs/>
-        </w:rPr>
-        <w:t>otels</w:t>
-      </w:r>
-      <w:r>
-        <w:t xml:space="preserve"> // </w:t>
+        <w:t>Economy Hotels</w:t>
+      </w:r>
+      <w:r>
+        <w:rPr>
+          <w:rStyle w:val="Extranjerismo"/>
+        </w:rPr>
+        <w:t xml:space="preserve"> </w:t>
+      </w:r>
+      <w:r>
+        <w:t>/</w:t>
+      </w:r>
+      <w:r>
+        <w:t xml:space="preserve"> </w:t>
       </w:r>
       <w:r>
         <w:t>Cadenas de nivel económico:</w:t>
@@ -8356,7 +8347,7 @@
       <w:pPr>
         <w:pStyle w:val="Ttulo2"/>
       </w:pPr>
-      <w:bookmarkStart w:id="4" w:name="_Toc233180932"/>
+      <w:bookmarkStart w:id="4" w:name="_Toc233447575"/>
       <w:r>
         <w:rPr>
           <w:rStyle w:val="Extranjerismo"/>
@@ -8364,7 +8355,7 @@
         <w:t>Class</w:t>
       </w:r>
       <w:r>
-        <w:t xml:space="preserve"> // Clase</w:t>
+        <w:t xml:space="preserve"> / Clase</w:t>
       </w:r>
       <w:bookmarkEnd w:id="4"/>
     </w:p>
@@ -9225,7 +9216,7 @@
       <w:pPr>
         <w:pStyle w:val="Ttulo2"/>
       </w:pPr>
-      <w:bookmarkStart w:id="5" w:name="_Toc233180933"/>
+      <w:bookmarkStart w:id="5" w:name="_Toc233447576"/>
       <w:r>
         <w:rPr>
           <w:rStyle w:val="Extranjerismo"/>
@@ -9234,7 +9225,7 @@
         <w:t>Types</w:t>
       </w:r>
       <w:r>
-        <w:t xml:space="preserve"> // Tipología</w:t>
+        <w:t xml:space="preserve"> / Tipología</w:t>
       </w:r>
       <w:bookmarkEnd w:id="5"/>
     </w:p>
@@ -9276,7 +9267,7 @@
           <w:b/>
           <w:bCs/>
         </w:rPr>
-        <w:t xml:space="preserve"> // Hostal</w:t>
+        <w:t xml:space="preserve"> / Hostal</w:t>
       </w:r>
     </w:p>
     <w:p>
@@ -9317,7 +9308,7 @@
           <w:b/>
           <w:bCs/>
         </w:rPr>
-        <w:t xml:space="preserve"> // Aparta Hotel</w:t>
+        <w:t xml:space="preserve"> / Aparta Hotel</w:t>
       </w:r>
     </w:p>
     <w:p>
@@ -9368,15 +9359,39 @@
           <w:b/>
           <w:bCs/>
         </w:rPr>
-        <w:t xml:space="preserve"> // Cabaña</w:t>
-      </w:r>
-    </w:p>
-    <w:p>
-      <w:r>
-        <w:rPr>
-          <w:rStyle w:val="Extranjerismo"/>
-        </w:rPr>
-        <w:t>A lodge is a small house or cottage in the vicinity of a park, in a natural environment. Originally, it is a place of rest, a refuge, for hunters, fishermen, or sportsmen. Now, applied to the hotel industry, it should be a small place, built permanently (with walls), local materials, minimal environmental impact, committed to the local culture, and offering the guest everything they need for their rest while performing one of these practices. Here it is known as Rural Accommodation.</w:t>
+        <w:t xml:space="preserve"> / Cabaña</w:t>
+      </w:r>
+    </w:p>
+    <w:p>
+      <w:r>
+        <w:rPr>
+          <w:rStyle w:val="Extranjerismo"/>
+        </w:rPr>
+        <w:t xml:space="preserve">A lodge is a small house or cottage in the vicinity of a park, in a natural environment. Originally, it is a place of rest, a refuge, for hunters, fishermen, or sportsmen. Now, applied to the hotel industry, it should be a small place, built permanently (with walls), local materials, minimal environmental impact, committed to the local culture, and offering the guest everything they need for their rest while performing one of these practices. Here it is known as </w:t>
+      </w:r>
+      <w:r>
+        <w:rPr>
+          <w:rStyle w:val="Extranjerismo"/>
+        </w:rPr>
+        <w:t>r</w:t>
+      </w:r>
+      <w:r>
+        <w:rPr>
+          <w:rStyle w:val="Extranjerismo"/>
+        </w:rPr>
+        <w:t xml:space="preserve">ural </w:t>
+      </w:r>
+      <w:r>
+        <w:rPr>
+          <w:rStyle w:val="Extranjerismo"/>
+        </w:rPr>
+        <w:t>a</w:t>
+      </w:r>
+      <w:r>
+        <w:rPr>
+          <w:rStyle w:val="Extranjerismo"/>
+        </w:rPr>
+        <w:t>ccommodation.</w:t>
       </w:r>
     </w:p>
     <w:p>
@@ -9425,7 +9440,7 @@
           <w:b/>
           <w:bCs/>
         </w:rPr>
-        <w:t xml:space="preserve"> // Hotel</w:t>
+        <w:t xml:space="preserve"> / Hotel</w:t>
       </w:r>
     </w:p>
     <w:p>
@@ -9467,7 +9482,7 @@
           <w:b/>
           <w:bCs/>
         </w:rPr>
-        <w:t xml:space="preserve"> // Acampar</w:t>
+        <w:t xml:space="preserve"> / Acampar</w:t>
       </w:r>
     </w:p>
     <w:p>
@@ -9487,14 +9502,12 @@
       <w:r>
         <w:t xml:space="preserve">Los </w:t>
       </w:r>
-      <w:proofErr w:type="spellStart"/>
       <w:r>
         <w:rPr>
           <w:rStyle w:val="Extranjerismo"/>
         </w:rPr>
         <w:t>campings</w:t>
       </w:r>
-      <w:proofErr w:type="spellEnd"/>
       <w:r>
         <w:t xml:space="preserve"> son lugares al aire libre, con un acondicionamiento básico para atender a las personas que hacen uso de ellos a cambio de una cantidad fija de dinero. Por lo general, estos espacios tienen instalaciones como baños, bar, restaurante o área social.</w:t>
       </w:r>
@@ -9519,7 +9532,7 @@
           <w:b/>
           <w:bCs/>
         </w:rPr>
-        <w:t xml:space="preserve"> // </w:t>
+        <w:t xml:space="preserve"> / </w:t>
       </w:r>
       <w:r>
         <w:rPr>
@@ -9967,7 +9980,7 @@
           <w:b/>
           <w:bCs/>
         </w:rPr>
-        <w:t xml:space="preserve"> //</w:t>
+        <w:t xml:space="preserve"> /</w:t>
       </w:r>
       <w:r>
         <w:rPr>
@@ -10006,7 +10019,7 @@
       <w:pPr>
         <w:pStyle w:val="Ttulo2"/>
       </w:pPr>
-      <w:bookmarkStart w:id="6" w:name="_Toc233180934"/>
+      <w:bookmarkStart w:id="6" w:name="_Toc233447577"/>
       <w:r>
         <w:rPr>
           <w:rStyle w:val="Extranjerismo"/>
@@ -10014,7 +10027,7 @@
         <w:t>Characteristics</w:t>
       </w:r>
       <w:r>
-        <w:t xml:space="preserve"> // Características</w:t>
+        <w:t xml:space="preserve"> / Características</w:t>
       </w:r>
       <w:bookmarkEnd w:id="6"/>
     </w:p>
@@ -10032,19 +10045,6 @@
       </w:r>
     </w:p>
     <w:p>
-      <w:pPr>
-        <w:rPr>
-          <w:rStyle w:val="Extranjerismo"/>
-        </w:rPr>
-      </w:pPr>
-      <w:r>
-        <w:rPr>
-          <w:rStyle w:val="Extranjerismo"/>
-        </w:rPr>
-        <w:t>The following are considered complementary services:</w:t>
-      </w:r>
-    </w:p>
-    <w:p>
       <w:r>
         <w:t>Un establecimiento de alojamiento puede ofrecer más que la disposición de una habitación. El cliente puede solicitar servicios complementarios durante su estancia y el hotel los presta como parte de los servicios.</w:t>
       </w:r>
@@ -10065,10 +10065,38 @@
         <w:t>Los siguientes se consideran servicios complementarios:</w:t>
       </w:r>
     </w:p>
-    <w:p/>
-    <w:p>
-      <w:pPr>
-        <w:rPr>
+    <w:p>
+      <w:pPr>
+        <w:rPr>
+          <w:b/>
+          <w:bCs/>
+        </w:rPr>
+      </w:pPr>
+      <w:r>
+        <w:rPr>
+          <w:rStyle w:val="Extranjerismo"/>
+          <w:b/>
+          <w:bCs/>
+        </w:rPr>
+        <w:t>Characteristics of establishment</w:t>
+      </w:r>
+      <w:r>
+        <w:rPr>
+          <w:b/>
+          <w:bCs/>
+        </w:rPr>
+        <w:t>:</w:t>
+      </w:r>
+    </w:p>
+    <w:p>
+      <w:r>
+        <w:t>Características de establecimientos de alojamiento:</w:t>
+      </w:r>
+    </w:p>
+    <w:p>
+      <w:pPr>
+        <w:rPr>
+          <w:rStyle w:val="Extranjerismo"/>
           <w:b/>
           <w:bCs/>
         </w:rPr>
@@ -10080,7 +10108,171 @@
           <w:bCs/>
         </w:rPr>
         <w:lastRenderedPageBreak/>
-        <w:t>Characteristics of establishment</w:t>
+        <w:t>Restaurant and room service</w:t>
+      </w:r>
+      <w:r>
+        <w:rPr>
+          <w:rStyle w:val="Extranjerismo"/>
+          <w:b/>
+          <w:bCs/>
+        </w:rPr>
+        <w:t>.</w:t>
+      </w:r>
+    </w:p>
+    <w:p>
+      <w:r>
+        <w:t>Restaurante y servicio a la habitación</w:t>
+      </w:r>
+      <w:r>
+        <w:t>.</w:t>
+      </w:r>
+    </w:p>
+    <w:p>
+      <w:pPr>
+        <w:rPr>
+          <w:rStyle w:val="Extranjerismo"/>
+          <w:b/>
+          <w:bCs/>
+        </w:rPr>
+      </w:pPr>
+      <w:r>
+        <w:rPr>
+          <w:rStyle w:val="Extranjerismo"/>
+          <w:b/>
+          <w:bCs/>
+        </w:rPr>
+        <w:t>Venue rooms</w:t>
+      </w:r>
+      <w:r>
+        <w:rPr>
+          <w:rStyle w:val="Extranjerismo"/>
+          <w:b/>
+          <w:bCs/>
+        </w:rPr>
+        <w:t>.</w:t>
+      </w:r>
+    </w:p>
+    <w:p>
+      <w:r>
+        <w:t>Salones de eventos</w:t>
+      </w:r>
+      <w:r>
+        <w:t>.</w:t>
+      </w:r>
+    </w:p>
+    <w:p>
+      <w:pPr>
+        <w:rPr>
+          <w:rStyle w:val="Extranjerismo"/>
+          <w:b/>
+          <w:bCs/>
+        </w:rPr>
+      </w:pPr>
+      <w:r>
+        <w:rPr>
+          <w:rStyle w:val="Extranjerismo"/>
+          <w:b/>
+          <w:bCs/>
+        </w:rPr>
+        <w:t>Commercial spaces</w:t>
+      </w:r>
+      <w:r>
+        <w:rPr>
+          <w:rStyle w:val="Extranjerismo"/>
+          <w:b/>
+          <w:bCs/>
+        </w:rPr>
+        <w:t>.</w:t>
+      </w:r>
+    </w:p>
+    <w:p>
+      <w:r>
+        <w:t>Locales comerciales</w:t>
+      </w:r>
+      <w:r>
+        <w:t>.</w:t>
+      </w:r>
+    </w:p>
+    <w:p>
+      <w:pPr>
+        <w:rPr>
+          <w:rStyle w:val="Extranjerismo"/>
+          <w:b/>
+          <w:bCs/>
+        </w:rPr>
+      </w:pPr>
+      <w:r>
+        <w:rPr>
+          <w:rStyle w:val="Extranjerismo"/>
+          <w:b/>
+          <w:bCs/>
+        </w:rPr>
+        <w:t>24-hour front desk</w:t>
+      </w:r>
+      <w:r>
+        <w:rPr>
+          <w:rStyle w:val="Extranjerismo"/>
+          <w:b/>
+          <w:bCs/>
+        </w:rPr>
+        <w:t>.</w:t>
+      </w:r>
+    </w:p>
+    <w:p>
+      <w:r>
+        <w:t>Recepción y atención permanente</w:t>
+      </w:r>
+      <w:r>
+        <w:t>.</w:t>
+      </w:r>
+    </w:p>
+    <w:p>
+      <w:pPr>
+        <w:rPr>
+          <w:rStyle w:val="Extranjerismo"/>
+          <w:b/>
+          <w:bCs/>
+        </w:rPr>
+      </w:pPr>
+      <w:r>
+        <w:rPr>
+          <w:rStyle w:val="Extranjerismo"/>
+          <w:b/>
+          <w:bCs/>
+        </w:rPr>
+        <w:t>Safe box</w:t>
+      </w:r>
+      <w:r>
+        <w:rPr>
+          <w:rStyle w:val="Extranjerismo"/>
+          <w:b/>
+          <w:bCs/>
+        </w:rPr>
+        <w:t>.</w:t>
+      </w:r>
+    </w:p>
+    <w:p>
+      <w:r>
+        <w:t>Cajilla de seguridad</w:t>
+      </w:r>
+      <w:r>
+        <w:t>.</w:t>
+      </w:r>
+    </w:p>
+    <w:p>
+      <w:pPr>
+        <w:rPr>
+          <w:b/>
+          <w:bCs/>
+        </w:rPr>
+      </w:pPr>
+      <w:r>
+        <w:rPr>
+          <w:rStyle w:val="Extranjerismo"/>
+          <w:b/>
+          <w:bCs/>
+        </w:rPr>
+        <w:t>Daily cleaning of the rooms</w:t>
       </w:r>
       <w:r>
         <w:rPr>
@@ -10092,24 +10284,24 @@
     </w:p>
     <w:p>
       <w:r>
-        <w:t>Características de establecimientos de alojamiento:</w:t>
-      </w:r>
-    </w:p>
-    <w:p>
-      <w:pPr>
-        <w:rPr>
-          <w:rStyle w:val="Extranjerismo"/>
-          <w:b/>
-          <w:bCs/>
-        </w:rPr>
-      </w:pPr>
-      <w:r>
-        <w:rPr>
-          <w:rStyle w:val="Extranjerismo"/>
-          <w:b/>
-          <w:bCs/>
-        </w:rPr>
-        <w:t>Restaurant and room service</w:t>
+        <w:t>Limpieza periódica del alojamiento:</w:t>
+      </w:r>
+    </w:p>
+    <w:p>
+      <w:pPr>
+        <w:rPr>
+          <w:rStyle w:val="Extranjerismo"/>
+          <w:b/>
+          <w:bCs/>
+        </w:rPr>
+      </w:pPr>
+      <w:r>
+        <w:rPr>
+          <w:rStyle w:val="Extranjerismo"/>
+          <w:b/>
+          <w:bCs/>
+        </w:rPr>
+        <w:t>Periodic change of bedding</w:t>
       </w:r>
       <w:r>
         <w:rPr>
@@ -10122,7 +10314,7 @@
     </w:p>
     <w:p>
       <w:r>
-        <w:t>Restaurante y servicio a la habitación</w:t>
+        <w:t>Cambio periódico de ropa de cama</w:t>
       </w:r>
       <w:r>
         <w:t>.</w:t>
@@ -10142,7 +10334,7 @@
           <w:b/>
           <w:bCs/>
         </w:rPr>
-        <w:t>Venue rooms</w:t>
+        <w:t>Periodic change of towels</w:t>
       </w:r>
       <w:r>
         <w:rPr>
@@ -10155,7 +10347,7 @@
     </w:p>
     <w:p>
       <w:r>
-        <w:t>Salones de eventos</w:t>
+        <w:t>Cambio periódico de toallas</w:t>
       </w:r>
       <w:r>
         <w:t>.</w:t>
@@ -10175,7 +10367,7 @@
           <w:b/>
           <w:bCs/>
         </w:rPr>
-        <w:t>Commercial spaces</w:t>
+        <w:t>Additional services</w:t>
       </w:r>
       <w:r>
         <w:rPr>
@@ -10188,7 +10380,7 @@
     </w:p>
     <w:p>
       <w:r>
-        <w:t>Locales comerciales</w:t>
+        <w:t>Prestación de servicios adicionales</w:t>
       </w:r>
       <w:r>
         <w:t>.</w:t>
@@ -10208,208 +10400,7 @@
           <w:b/>
           <w:bCs/>
         </w:rPr>
-        <w:t>24-hour front desk</w:t>
-      </w:r>
-      <w:r>
-        <w:rPr>
-          <w:rStyle w:val="Extranjerismo"/>
-          <w:b/>
-          <w:bCs/>
-        </w:rPr>
-        <w:t>.</w:t>
-      </w:r>
-    </w:p>
-    <w:p>
-      <w:r>
-        <w:t>Recepción y atención permanente</w:t>
-      </w:r>
-      <w:r>
-        <w:t>.</w:t>
-      </w:r>
-    </w:p>
-    <w:p>
-      <w:pPr>
-        <w:rPr>
-          <w:rStyle w:val="Extranjerismo"/>
-          <w:b/>
-          <w:bCs/>
-        </w:rPr>
-      </w:pPr>
-      <w:r>
-        <w:rPr>
-          <w:rStyle w:val="Extranjerismo"/>
-          <w:b/>
-          <w:bCs/>
-        </w:rPr>
-        <w:t>Safe box</w:t>
-      </w:r>
-      <w:r>
-        <w:rPr>
-          <w:rStyle w:val="Extranjerismo"/>
-          <w:b/>
-          <w:bCs/>
-        </w:rPr>
-        <w:t>.</w:t>
-      </w:r>
-    </w:p>
-    <w:p>
-      <w:r>
-        <w:t>Cajilla de seguridad</w:t>
-      </w:r>
-      <w:r>
-        <w:t>.</w:t>
-      </w:r>
-    </w:p>
-    <w:p>
-      <w:pPr>
-        <w:rPr>
-          <w:b/>
-          <w:bCs/>
-        </w:rPr>
-      </w:pPr>
-      <w:r>
-        <w:rPr>
-          <w:rStyle w:val="Extranjerismo"/>
-          <w:b/>
-          <w:bCs/>
-        </w:rPr>
-        <w:t xml:space="preserve">Daily cleaning of the </w:t>
-      </w:r>
-      <w:r>
-        <w:rPr>
-          <w:rStyle w:val="Extranjerismo"/>
-          <w:b/>
-          <w:bCs/>
-        </w:rPr>
-        <w:t>rooms</w:t>
-      </w:r>
-      <w:r>
-        <w:rPr>
-          <w:b/>
-          <w:bCs/>
-        </w:rPr>
-        <w:t>:</w:t>
-      </w:r>
-    </w:p>
-    <w:p>
-      <w:r>
-        <w:t>Limpieza periódica del alojamiento:</w:t>
-      </w:r>
-    </w:p>
-    <w:p>
-      <w:pPr>
-        <w:rPr>
-          <w:rStyle w:val="Extranjerismo"/>
-          <w:b/>
-          <w:bCs/>
-        </w:rPr>
-      </w:pPr>
-      <w:r>
-        <w:rPr>
-          <w:rStyle w:val="Extranjerismo"/>
-          <w:b/>
-          <w:bCs/>
-        </w:rPr>
-        <w:t>Periodic change of bedding</w:t>
-      </w:r>
-      <w:r>
-        <w:rPr>
-          <w:rStyle w:val="Extranjerismo"/>
-          <w:b/>
-          <w:bCs/>
-        </w:rPr>
-        <w:t>.</w:t>
-      </w:r>
-    </w:p>
-    <w:p>
-      <w:r>
-        <w:t>Cambio periódico de ropa de cama</w:t>
-      </w:r>
-      <w:r>
-        <w:t>.</w:t>
-      </w:r>
-    </w:p>
-    <w:p>
-      <w:pPr>
-        <w:rPr>
-          <w:rStyle w:val="Extranjerismo"/>
-          <w:b/>
-          <w:bCs/>
-        </w:rPr>
-      </w:pPr>
-      <w:r>
-        <w:rPr>
-          <w:rStyle w:val="Extranjerismo"/>
-          <w:b/>
-          <w:bCs/>
-        </w:rPr>
-        <w:t>Periodic change of towels</w:t>
-      </w:r>
-      <w:r>
-        <w:rPr>
-          <w:rStyle w:val="Extranjerismo"/>
-          <w:b/>
-          <w:bCs/>
-        </w:rPr>
-        <w:t>.</w:t>
-      </w:r>
-    </w:p>
-    <w:p>
-      <w:r>
-        <w:t>Cambio periódico de toallas</w:t>
-      </w:r>
-      <w:r>
-        <w:t>.</w:t>
-      </w:r>
-    </w:p>
-    <w:p>
-      <w:pPr>
-        <w:rPr>
-          <w:rStyle w:val="Extranjerismo"/>
-          <w:b/>
-          <w:bCs/>
-        </w:rPr>
-      </w:pPr>
-      <w:r>
-        <w:rPr>
-          <w:rStyle w:val="Extranjerismo"/>
-          <w:b/>
-          <w:bCs/>
-        </w:rPr>
         <w:lastRenderedPageBreak/>
-        <w:t>Additional services</w:t>
-      </w:r>
-      <w:r>
-        <w:rPr>
-          <w:rStyle w:val="Extranjerismo"/>
-          <w:b/>
-          <w:bCs/>
-        </w:rPr>
-        <w:t>.</w:t>
-      </w:r>
-    </w:p>
-    <w:p>
-      <w:r>
-        <w:t>Prestación de servicios adicionales</w:t>
-      </w:r>
-      <w:r>
-        <w:t>.</w:t>
-      </w:r>
-    </w:p>
-    <w:p>
-      <w:pPr>
-        <w:rPr>
-          <w:rStyle w:val="Extranjerismo"/>
-          <w:b/>
-          <w:bCs/>
-        </w:rPr>
-      </w:pPr>
-      <w:r>
-        <w:rPr>
-          <w:rStyle w:val="Extranjerismo"/>
-          <w:b/>
-          <w:bCs/>
-        </w:rPr>
         <w:t>Laundry</w:t>
       </w:r>
       <w:r>
@@ -10707,7 +10698,6 @@
           <w:b/>
           <w:bCs/>
         </w:rPr>
-        <w:lastRenderedPageBreak/>
         <w:t>Tipos de vacaciones</w:t>
       </w:r>
     </w:p>
@@ -10744,6 +10734,7 @@
         </w:numPr>
       </w:pPr>
       <w:r>
+        <w:lastRenderedPageBreak/>
         <w:t>Mini descanso.</w:t>
       </w:r>
     </w:p>
@@ -11026,7 +11017,6 @@
           <w:b/>
           <w:bCs/>
         </w:rPr>
-        <w:lastRenderedPageBreak/>
         <w:t>Accommodation</w:t>
       </w:r>
     </w:p>
@@ -11093,6 +11083,7 @@
         <w:rPr>
           <w:rStyle w:val="Extranjerismo"/>
         </w:rPr>
+        <w:lastRenderedPageBreak/>
         <w:t>Insurance</w:t>
       </w:r>
       <w:r>
@@ -11386,7 +11377,6 @@
         </w:numPr>
       </w:pPr>
       <w:r>
-        <w:lastRenderedPageBreak/>
         <w:t>Auto de lujo.</w:t>
       </w:r>
     </w:p>
@@ -11406,15 +11396,16 @@
       <w:pPr>
         <w:pStyle w:val="Ttulo2"/>
       </w:pPr>
-      <w:bookmarkStart w:id="7" w:name="_Toc233180935"/>
-      <w:r>
-        <w:rPr>
-          <w:rStyle w:val="Extranjerismo"/>
-        </w:rPr>
+      <w:bookmarkStart w:id="7" w:name="_Toc233447578"/>
+      <w:r>
+        <w:rPr>
+          <w:rStyle w:val="Extranjerismo"/>
+        </w:rPr>
+        <w:lastRenderedPageBreak/>
         <w:t>Geographical locations</w:t>
       </w:r>
       <w:r>
-        <w:t xml:space="preserve"> // Ubicaciones geográficas</w:t>
+        <w:t xml:space="preserve"> / Ubicaciones geográficas</w:t>
       </w:r>
       <w:bookmarkEnd w:id="7"/>
     </w:p>
@@ -11529,8 +11520,11 @@
     </w:p>
     <w:p>
       <w:r>
+        <w:t xml:space="preserve">En el servicio de alojamiento, es importante tener conocimiento de la ubicación del establecimiento y los lugares específicos que los huéspedes pueden necesitar </w:t>
+      </w:r>
+      <w:r>
         <w:lastRenderedPageBreak/>
-        <w:t>En el servicio de alojamiento, es importante tener conocimiento de la ubicación del establecimiento y los lugares específicos que los huéspedes pueden necesitar acceder. Por lo tanto, es importante tenerlo presente y orientarlos en caso de ser requerido.</w:t>
+        <w:t>acceder. Por lo tanto, es importante tenerlo presente y orientarlos en caso de ser requerido.</w:t>
       </w:r>
     </w:p>
     <w:p>
@@ -11674,40 +11668,33 @@
       </w:r>
     </w:p>
     <w:p>
-      <w:pPr>
-        <w:rPr>
-          <w:rStyle w:val="Extranjerismo"/>
-        </w:rPr>
-      </w:pPr>
-    </w:p>
-    <w:p>
-      <w:r>
-        <w:rPr>
+      <w:r>
+        <w:rPr>
+          <w:b/>
+          <w:bCs/>
+        </w:rPr>
+        <w:t>Turismo</w:t>
+      </w:r>
+    </w:p>
+    <w:p>
+      <w:r>
+        <w:t>M</w:t>
+      </w:r>
+      <w:r>
+        <w:t>useos / galerías monumentos históricos / parques / jardines</w:t>
+      </w:r>
+      <w:r>
+        <w:t>.</w:t>
+      </w:r>
+    </w:p>
+    <w:p>
+      <w:r>
+        <w:rPr>
+          <w:rStyle w:val="Extranjerismo"/>
           <w:b/>
           <w:bCs/>
         </w:rPr>
         <w:lastRenderedPageBreak/>
-        <w:t>Turismo</w:t>
-      </w:r>
-    </w:p>
-    <w:p>
-      <w:r>
-        <w:t>M</w:t>
-      </w:r>
-      <w:r>
-        <w:t>useos / galerías monumentos históricos / parques / jardines</w:t>
-      </w:r>
-      <w:r>
-        <w:t>.</w:t>
-      </w:r>
-    </w:p>
-    <w:p>
-      <w:r>
-        <w:rPr>
-          <w:rStyle w:val="Extranjerismo"/>
-          <w:b/>
-          <w:bCs/>
-        </w:rPr>
         <w:t>Entertainment</w:t>
       </w:r>
     </w:p>
@@ -11920,7 +11907,7 @@
           <w:bCs/>
         </w:rPr>
       </w:pPr>
-      <w:bookmarkStart w:id="8" w:name="_Toc233180936"/>
+      <w:bookmarkStart w:id="8" w:name="_Toc233447579"/>
       <w:r>
         <w:rPr>
           <w:rStyle w:val="Extranjerismo"/>
@@ -11933,7 +11920,19 @@
         <w:rPr>
           <w:bCs/>
         </w:rPr>
-        <w:t xml:space="preserve"> //Áreas e instalaciones del hotel</w:t>
+        <w:t xml:space="preserve"> /</w:t>
+      </w:r>
+      <w:r>
+        <w:rPr>
+          <w:bCs/>
+        </w:rPr>
+        <w:t xml:space="preserve"> </w:t>
+      </w:r>
+      <w:r>
+        <w:rPr>
+          <w:bCs/>
+        </w:rPr>
+        <w:t>Áreas e instalaciones del hotel</w:t>
       </w:r>
       <w:bookmarkEnd w:id="8"/>
     </w:p>
@@ -11981,7 +11980,7 @@
           <w:b/>
           <w:bCs/>
         </w:rPr>
-        <w:t xml:space="preserve"> // Áreas públicas y privadas</w:t>
+        <w:t xml:space="preserve"> / Áreas públicas y privadas</w:t>
       </w:r>
     </w:p>
     <w:p>
@@ -12028,7 +12027,7 @@
           <w:b/>
           <w:bCs/>
         </w:rPr>
-        <w:t xml:space="preserve"> // Áreas públicas</w:t>
+        <w:t xml:space="preserve"> / Áreas públicas</w:t>
       </w:r>
     </w:p>
     <w:p>
@@ -12437,7 +12436,7 @@
           <w:b/>
           <w:bCs/>
         </w:rPr>
-        <w:t xml:space="preserve"> // Servicios</w:t>
+        <w:t xml:space="preserve"> / Servicios</w:t>
       </w:r>
     </w:p>
     <w:p>
@@ -12815,7 +12814,7 @@
           <w:b/>
           <w:bCs/>
         </w:rPr>
-        <w:t xml:space="preserve"> // Muebles</w:t>
+        <w:t xml:space="preserve"> / Muebles</w:t>
       </w:r>
     </w:p>
     <w:p>
@@ -13480,7 +13479,7 @@
       <w:pPr>
         <w:pStyle w:val="Ttulo1"/>
       </w:pPr>
-      <w:bookmarkStart w:id="9" w:name="_Toc233180937"/>
+      <w:bookmarkStart w:id="9" w:name="_Toc233447580"/>
       <w:r>
         <w:rPr>
           <w:rStyle w:val="Extranjerismo"/>
@@ -13489,7 +13488,7 @@
         <w:t>Organizational structure</w:t>
       </w:r>
       <w:r>
-        <w:t xml:space="preserve"> // Estructura organizacional</w:t>
+        <w:t xml:space="preserve"> / Estructura organizacional</w:t>
       </w:r>
       <w:bookmarkEnd w:id="9"/>
     </w:p>
@@ -13508,6 +13507,11 @@
     </w:p>
     <w:p>
       <w:r>
+        <w:t>La representación gráfica de la estructura organizacional de una empresa se conoce como organigrama. No existe ningún organigrama que indique la distribución de los departamentos, y esto es válido para todos los hoteles, ya que esto depende de la capacidad y la categoría del hotel, las características físicas de la edificación, el tipo de organización y el servicio que desea proporcionar. También se presentan organigramas para áreas específicas.</w:t>
+      </w:r>
+    </w:p>
+    <w:p>
+      <w:r>
         <w:rPr>
           <w:rStyle w:val="Extranjerismo"/>
         </w:rPr>
@@ -13515,11 +13519,6 @@
       </w:r>
       <w:r>
         <w:t>:</w:t>
-      </w:r>
-    </w:p>
-    <w:p>
-      <w:r>
-        <w:t>La representación gráfica de la estructura organizacional de una empresa se conoce como organigrama. No existe ningún organigrama que indique la distribución de los departamentos, y esto es válido para todos los hoteles, ya que esto depende de la capacidad y la categoría del hotel, las características físicas de la edificación, el tipo de organización y el servicio que desea proporcionar. También se presentan organigramas para áreas específicas.</w:t>
       </w:r>
     </w:p>
     <w:p>
@@ -13548,7 +13547,7 @@
         <w:t>Hotel Organization Chart</w:t>
       </w:r>
       <w:r>
-        <w:t xml:space="preserve"> // Organigrama del hotel</w:t>
+        <w:t xml:space="preserve"> / Organigrama del hotel</w:t>
       </w:r>
     </w:p>
     <w:p>
@@ -13560,10 +13559,10 @@
           <w:noProof/>
         </w:rPr>
         <w:drawing>
-          <wp:inline distT="0" distB="0" distL="0" distR="0" wp14:anchorId="39D04A91" wp14:editId="6A781389">
-            <wp:extent cx="5550196" cy="2194587"/>
-            <wp:effectExtent l="0" t="0" r="0" b="0"/>
-            <wp:docPr id="4" name="Gráfico 4" descr="Organigrama de un hotel. En la parte superior se encuentra el “Gerente General”. Debajo se dividen cinco áreas principales: “Gerente de recepción”, “Ama de llaves”, “Gerente de A&amp;B”, “Contralora” y “Mantenimiento”.&#10;El área de recepción incluye “Auditor Nocturno”, luego “Recepcionista” y finalmente “Botones”.&#10;El área de ama de llaves incluye “Supervisor de Piso” con “Camareras”, y “Supervisor de lavandería” con “Personal de Lavandería”.&#10;El área de alimentos y bebidas incluye “Chef” con “Cocinero” y “Lava Platos”; además “Mayordomo” con “Anfitrión” y “Meseros”.&#10;El área administrativa incluye “Cajero General” y debajo “Auxiliar Contable”.&#10;El área de mantenimiento incluye “Asistente de Mantenimiento”."/>
+          <wp:inline distT="0" distB="0" distL="0" distR="0" wp14:anchorId="1B7A90D0" wp14:editId="2E46951A">
+            <wp:extent cx="4929808" cy="1949281"/>
+            <wp:effectExtent l="0" t="0" r="4445" b="0"/>
+            <wp:docPr id="11" name="Gráfico 11" descr="Organigrama de un hotel. En la parte superior se encuentra el “Gerente general”. Debajo se dividen cinco áreas principales: “Gerente de recepción”, “Ama de llaves”, “Gerente de A&amp;B”, “Contralora” y “Mantenimiento”.&#10;El área de recepción incluye “Auditor nocturno”, luego “Recepcionista” y finalmente “Botones”.&#10;El área de ama de llaves incluye “Supervisor de piso” con “Camareras”, y “Supervisor de lavandería” con “Personal de lavandería”.&#10;El área de alimentos y bebidas incluye “Chef” con “Cocinero” y “Lava platos”; además “Mayordomo” con “Anfitrión” y “Meseros”.&#10;El área administrativa incluye “Cajero general” y debajo “Auxiliar contable”.&#10;El área de mantenimiento incluye “Asistente de mantenimiento”."/>
             <wp:cNvGraphicFramePr>
               <a:graphicFrameLocks xmlns:a="http://schemas.openxmlformats.org/drawingml/2006/main" noChangeAspect="1"/>
             </wp:cNvGraphicFramePr>
@@ -13571,17 +13570,17 @@
               <a:graphicData uri="http://schemas.openxmlformats.org/drawingml/2006/picture">
                 <pic:pic xmlns:pic="http://schemas.openxmlformats.org/drawingml/2006/picture">
                   <pic:nvPicPr>
-                    <pic:cNvPr id="4" name="Gráfico 4" descr="Organigrama de un hotel. En la parte superior se encuentra el “Gerente General”. Debajo se dividen cinco áreas principales: “Gerente de recepción”, “Ama de llaves”, “Gerente de A&amp;B”, “Contralora” y “Mantenimiento”.&#10;El área de recepción incluye “Auditor Nocturno”, luego “Recepcionista” y finalmente “Botones”.&#10;El área de ama de llaves incluye “Supervisor de Piso” con “Camareras”, y “Supervisor de lavandería” con “Personal de Lavandería”.&#10;El área de alimentos y bebidas incluye “Chef” con “Cocinero” y “Lava Platos”; además “Mayordomo” con “Anfitrión” y “Meseros”.&#10;El área administrativa incluye “Cajero General” y debajo “Auxiliar Contable”.&#10;El área de mantenimiento incluye “Asistente de Mantenimiento”."/>
+                    <pic:cNvPr id="11" name="Gráfico 11" descr="Organigrama de un hotel. En la parte superior se encuentra el “Gerente general”. Debajo se dividen cinco áreas principales: “Gerente de recepción”, “Ama de llaves”, “Gerente de A&amp;B”, “Contralora” y “Mantenimiento”.&#10;El área de recepción incluye “Auditor nocturno”, luego “Recepcionista” y finalmente “Botones”.&#10;El área de ama de llaves incluye “Supervisor de piso” con “Camareras”, y “Supervisor de lavandería” con “Personal de lavandería”.&#10;El área de alimentos y bebidas incluye “Chef” con “Cocinero” y “Lava platos”; además “Mayordomo” con “Anfitrión” y “Meseros”.&#10;El área administrativa incluye “Cajero general” y debajo “Auxiliar contable”.&#10;El área de mantenimiento incluye “Asistente de mantenimiento”."/>
                     <pic:cNvPicPr/>
                   </pic:nvPicPr>
                   <pic:blipFill>
-                    <a:blip r:embed="rId16">
+                    <a:blip r:embed="rId14" cstate="print">
                       <a:extLst>
                         <a:ext uri="{28A0092B-C50C-407E-A947-70E740481C1C}">
                           <a14:useLocalDpi xmlns:a14="http://schemas.microsoft.com/office/drawing/2010/main" val="0"/>
                         </a:ext>
                         <a:ext uri="{96DAC541-7B7A-43D3-8B79-37D633B846F1}">
-                          <asvg:svgBlip xmlns:asvg="http://schemas.microsoft.com/office/drawing/2016/SVG/main" r:embed="rId17"/>
+                          <asvg:svgBlip xmlns:asvg="http://schemas.microsoft.com/office/drawing/2016/SVG/main" r:embed="rId15"/>
                         </a:ext>
                       </a:extLst>
                     </a:blip>
@@ -13592,7 +13591,7 @@
                   <pic:spPr>
                     <a:xfrm>
                       <a:off x="0" y="0"/>
-                      <a:ext cx="5560963" cy="2198844"/>
+                      <a:ext cx="4944020" cy="1954900"/>
                     </a:xfrm>
                     <a:prstGeom prst="rect">
                       <a:avLst/>
@@ -13606,6 +13605,9 @@
       </w:r>
     </w:p>
     <w:p>
+      <w:pPr>
+        <w:ind w:left="707"/>
+      </w:pPr>
       <w:r>
         <w:t>Nota. SENA, (2021).</w:t>
       </w:r>
@@ -13614,7 +13616,7 @@
       <w:pPr>
         <w:pStyle w:val="Ttulo2"/>
       </w:pPr>
-      <w:bookmarkStart w:id="10" w:name="_Toc233180938"/>
+      <w:bookmarkStart w:id="10" w:name="_Toc233447581"/>
       <w:r>
         <w:rPr>
           <w:rStyle w:val="Extranjerismo"/>
@@ -13622,7 +13624,7 @@
         <w:t>Positions, duties, responsibilities, profiles</w:t>
       </w:r>
       <w:r>
-        <w:t xml:space="preserve"> // Cargos, deberes, responsabilidades, perfiles</w:t>
+        <w:t xml:space="preserve"> / Cargos, deberes, responsabilidades, perfiles</w:t>
       </w:r>
       <w:bookmarkEnd w:id="10"/>
     </w:p>
@@ -13654,8 +13656,11 @@
     </w:p>
     <w:p>
       <w:r>
+        <w:t xml:space="preserve">Son guías y orientaciones para que el personal desarrolle las rutinas o tareas diarias de la operación del hotel. De esta manera, podrán tomar las decisiones más </w:t>
+      </w:r>
+      <w:r>
         <w:lastRenderedPageBreak/>
-        <w:t>Son guías y orientaciones para que el personal desarrolle las rutinas o tareas diarias de la operación del hotel. De esta manera, podrán tomar las decisiones más acertadas apoyados en las directivas de sus superiores, estableciendo con claridad la responsabilidad y obligaciones de cada uno de los cargos. Se detallan algunas de ellas.</w:t>
+        <w:t>acertadas apoyados en las directivas de sus superiores, estableciendo con claridad la responsabilidad y obligaciones de cada uno de los cargos. Se detallan algunas de ellas.</w:t>
       </w:r>
     </w:p>
     <w:p>
@@ -13685,7 +13690,7 @@
           <w:b/>
           <w:bCs/>
         </w:rPr>
-        <w:t xml:space="preserve"> // </w:t>
+        <w:t xml:space="preserve"> / </w:t>
       </w:r>
       <w:r>
         <w:rPr>
@@ -13699,22 +13704,14 @@
           <w:b/>
           <w:bCs/>
         </w:rPr>
-        <w:t xml:space="preserve"> </w:t>
-      </w:r>
-      <w:proofErr w:type="gramStart"/>
-      <w:r>
-        <w:rPr>
-          <w:b/>
-          <w:bCs/>
-        </w:rPr>
-        <w:t xml:space="preserve">de </w:t>
-      </w:r>
-      <w:r>
-        <w:rPr>
-          <w:b/>
-          <w:bCs/>
-        </w:rPr>
-        <w:t xml:space="preserve"> administra</w:t>
+        <w:t xml:space="preserve"> de </w:t>
+      </w:r>
+      <w:r>
+        <w:rPr>
+          <w:b/>
+          <w:bCs/>
+        </w:rPr>
+        <w:t>administra</w:t>
       </w:r>
       <w:r>
         <w:rPr>
@@ -13723,7 +13720,6 @@
         </w:rPr>
         <w:t>ción</w:t>
       </w:r>
-      <w:proofErr w:type="gramEnd"/>
     </w:p>
     <w:p>
       <w:pPr>
@@ -13745,7 +13741,7 @@
           <w:b/>
           <w:bCs/>
         </w:rPr>
-        <w:t xml:space="preserve"> // Gerente general</w:t>
+        <w:t xml:space="preserve"> / Gerente general</w:t>
       </w:r>
     </w:p>
     <w:p>
@@ -13764,6 +13760,217 @@
     <w:p>
       <w:r>
         <w:t>El liderazgo del gerente general es la característica más importante que él o ella aportan al esquema general. El gerente general es quien orquesta los directores de departamento en sus esfuerzos por cumplir con los objetivos financieros de la organización a través de sus empleados. Se requiere que el gerente general utilice toda la gama de habilidades gerenciales de planificación, toma de decisiones, organización, dotación de personal, control, dirección y comunicación, para desarrollar una operación eficiente y un personal competente.</w:t>
+      </w:r>
+    </w:p>
+    <w:p>
+      <w:pPr>
+        <w:rPr>
+          <w:b/>
+          <w:bCs/>
+        </w:rPr>
+      </w:pPr>
+      <w:r>
+        <w:rPr>
+          <w:rStyle w:val="Extranjerismo"/>
+          <w:b/>
+          <w:bCs/>
+        </w:rPr>
+        <w:t xml:space="preserve">Rooms </w:t>
+      </w:r>
+      <w:r>
+        <w:rPr>
+          <w:rStyle w:val="Extranjerismo"/>
+          <w:b/>
+          <w:bCs/>
+        </w:rPr>
+        <w:t>department</w:t>
+      </w:r>
+      <w:r>
+        <w:rPr>
+          <w:b/>
+          <w:bCs/>
+        </w:rPr>
+        <w:t xml:space="preserve"> / Departamento de habitaciones</w:t>
+      </w:r>
+    </w:p>
+    <w:p>
+      <w:r>
+        <w:rPr>
+          <w:rStyle w:val="Extranjerismo"/>
+        </w:rPr>
+        <w:t xml:space="preserve">The </w:t>
+      </w:r>
+      <w:r>
+        <w:rPr>
+          <w:rStyle w:val="Extranjerismo"/>
+        </w:rPr>
+        <w:t>r</w:t>
+      </w:r>
+      <w:r>
+        <w:rPr>
+          <w:rStyle w:val="Extranjerismo"/>
+        </w:rPr>
+        <w:t xml:space="preserve">ooms </w:t>
+      </w:r>
+      <w:r>
+        <w:rPr>
+          <w:rStyle w:val="Extranjerismo"/>
+        </w:rPr>
+        <w:t>d</w:t>
+      </w:r>
+      <w:r>
+        <w:rPr>
+          <w:rStyle w:val="Extranjerismo"/>
+        </w:rPr>
+        <w:t xml:space="preserve">epartment is responsible for preparing, maintaining, and managing guest rooms and accommodation areas. Its main objective is to </w:t>
+      </w:r>
+      <w:r>
+        <w:rPr>
+          <w:rStyle w:val="Extranjerismo"/>
+        </w:rPr>
+        <w:lastRenderedPageBreak/>
+        <w:t>ensure cleanliness, comfort, organization, and quality service during the guest’s stay. Below are some of the areas and functions related to this department.</w:t>
+      </w:r>
+    </w:p>
+    <w:p>
+      <w:r>
+        <w:t xml:space="preserve">El </w:t>
+      </w:r>
+      <w:r>
+        <w:t>d</w:t>
+      </w:r>
+      <w:r>
+        <w:t xml:space="preserve">epartamento de </w:t>
+      </w:r>
+      <w:r>
+        <w:t>h</w:t>
+      </w:r>
+      <w:r>
+        <w:t>abitaciones es responsable de preparar, mantener y gestionar las habitaciones y áreas de alojamiento para los huéspedes. Su principal objetivo es garantizar limpieza, comodidad, organización y un servicio de calidad durante la estadía. A continuación, se presentan algunas de las áreas y funciones relacionadas con este departamento.</w:t>
+      </w:r>
+    </w:p>
+    <w:p>
+      <w:pPr>
+        <w:rPr>
+          <w:b/>
+          <w:bCs/>
+        </w:rPr>
+      </w:pPr>
+      <w:r>
+        <w:rPr>
+          <w:rStyle w:val="Extranjerismo"/>
+          <w:b/>
+          <w:bCs/>
+        </w:rPr>
+        <w:t>Front office manager</w:t>
+      </w:r>
+      <w:r>
+        <w:rPr>
+          <w:b/>
+          <w:bCs/>
+        </w:rPr>
+        <w:t xml:space="preserve"> / Gerente de recepción</w:t>
+      </w:r>
+    </w:p>
+    <w:p>
+      <w:pPr>
+        <w:rPr>
+          <w:rStyle w:val="Extranjerismo"/>
+        </w:rPr>
+      </w:pPr>
+      <w:r>
+        <w:rPr>
+          <w:rStyle w:val="Extranjerismo"/>
+        </w:rPr>
+        <w:t>The primary responsibilities of the front desk manager include reviewing the final report of the nightly audit, daily monitoring of reception procedures, an analysis of the department’s operational and business results; the operation and supervision of the reservation system; maintaining assertive communication with his or her staff and other department directors; supervising daily registrations and payments; scheduling shifts and ensuring employee development; establishing internal sales programs at the front desk; preparing budgets and PQRS attention and resolution.</w:t>
+      </w:r>
+    </w:p>
+    <w:p>
+      <w:r>
+        <w:t xml:space="preserve">Las principales responsabilidades del gerente de recepción incluyen la revisión del informe final de la auditoría nocturna, la supervisión diaria de los procedimientos de recepción, un análisis de los resultados operativos y comerciales del departamento; el funcionamiento y la supervisión del sistema de reservas; mantener una </w:t>
+      </w:r>
+      <w:r>
+        <w:lastRenderedPageBreak/>
+        <w:t>comunicación asertiva con el personal a su cargo y otros directores de departamento; supervisar los registros y pagos diarios; programar los turnos y velar por el desarrollo de los empleados; establecer programas internos de ventas en la recepción; preparar presupuestos, y atención y resolución de PQRS.</w:t>
+      </w:r>
+    </w:p>
+    <w:p>
+      <w:pPr>
+        <w:rPr>
+          <w:b/>
+          <w:bCs/>
+        </w:rPr>
+      </w:pPr>
+      <w:r>
+        <w:rPr>
+          <w:rStyle w:val="Extranjerismo"/>
+          <w:b/>
+          <w:bCs/>
+        </w:rPr>
+        <w:t>Night auditor</w:t>
+      </w:r>
+      <w:r>
+        <w:rPr>
+          <w:b/>
+          <w:bCs/>
+        </w:rPr>
+        <w:t xml:space="preserve"> / Auditor nocturno</w:t>
+      </w:r>
+    </w:p>
+    <w:p>
+      <w:pPr>
+        <w:rPr>
+          <w:rStyle w:val="Extranjerismo"/>
+        </w:rPr>
+      </w:pPr>
+      <w:r>
+        <w:rPr>
+          <w:rStyle w:val="Extranjerismo"/>
+        </w:rPr>
+        <w:t>The night auditor has multiple responsibilities in addition to preparing the night audit report. This person must also register guests who arrive after 10:00 p.m., and give departure to those who do so before 6:00 a.m. Within his or her tasks are to process reservations, perform security supervisor tasks, monitor fire safety systems, act as a cashier for banquet functions and perform the work of shift manager. The night auditor acts as a communication link between the guest and the hotel’s operations during the shift from 10:00 p.m. to 6:00 a.m.</w:t>
+      </w:r>
+    </w:p>
+    <w:p>
+      <w:r>
+        <w:t>El auditor nocturno tiene múltiples responsabilidades además de preparar el informe de auditoría nocturna. Esta persona también debe registrar a los huéspedes que llegan después de las 10:00 p.m., y dar salida a quienes lo hacen antes de 6:00 a.m. Dentro de sus labores está procesar reservas, realizar tareas de supervisor de seguridad, monitorear los sistemas de seguridad contra incendios, actuar como cajero para las funciones de banquete y realizar el trabajo de gerente de turno. El auditor nocturno actúa como un enlace de comunicación entre el huésped y las operaciones del hotel durante el turno de 10:00 p.m. a 6:00 a.m.</w:t>
+      </w:r>
+    </w:p>
+    <w:p/>
+    <w:p>
+      <w:pPr>
+        <w:rPr>
+          <w:b/>
+          <w:bCs/>
+        </w:rPr>
+      </w:pPr>
+      <w:r>
+        <w:rPr>
+          <w:rStyle w:val="Extranjerismo"/>
+          <w:b/>
+          <w:bCs/>
+        </w:rPr>
+        <w:lastRenderedPageBreak/>
+        <w:t>Desk Clerks</w:t>
+      </w:r>
+      <w:r>
+        <w:rPr>
+          <w:b/>
+          <w:bCs/>
+        </w:rPr>
+        <w:t xml:space="preserve"> / Recepcionistas</w:t>
+      </w:r>
+    </w:p>
+    <w:p>
+      <w:r>
+        <w:rPr>
+          <w:rStyle w:val="Extranjerismo"/>
+        </w:rPr>
+        <w:t>The responsibilities of the reception staff are very varied. The desk clerk can encompass many duties, typically including verifying guest reservations, registering guests, assigning rooms, distributing keys, communicating with cleaning staff, answering phones, providing information and directions to local attractions, accepting cash and giving change, and acting as a liaison between the accommodation establishment and the guest, as well as with the community. As cashier, the functions include the processing of guest accounts, payments and change for guests during the check-out.</w:t>
+      </w:r>
+    </w:p>
+    <w:p>
+      <w:r>
+        <w:t>Las responsabilidades del personal de recepción son muy variadas. El recepcionista puede abarcar muchos deberes, que típicamente incluyen verificar las reservas de los huéspedes, registrar a los huéspedes, asignar habitaciones, distribuir llaves, comunicarse con el personal de limpieza, contestar los teléfonos, proporcionar información y direcciones a las atracciones locales, aceptar dinero en efectivo y dar cambio, y actuar como enlace entre el establecimiento de alojamiento y el huésped, así como con la comunidad. Como cajero, las funciones incluyen el procesamiento de las cuentas huésped, los pagos y el cambio para los huéspedes durante el registro de salida.</w:t>
       </w:r>
     </w:p>
     <w:p>
@@ -13789,210 +13996,6 @@
           <w:bCs/>
         </w:rPr>
         <w:lastRenderedPageBreak/>
-        <w:t xml:space="preserve">Rooms </w:t>
-      </w:r>
-      <w:r>
-        <w:rPr>
-          <w:rStyle w:val="Extranjerismo"/>
-          <w:b/>
-          <w:bCs/>
-        </w:rPr>
-        <w:t>department</w:t>
-      </w:r>
-      <w:r>
-        <w:rPr>
-          <w:b/>
-          <w:bCs/>
-        </w:rPr>
-        <w:t xml:space="preserve"> // Departamento de habitaciones</w:t>
-      </w:r>
-    </w:p>
-    <w:p>
-      <w:r>
-        <w:rPr>
-          <w:rStyle w:val="Extranjerismo"/>
-        </w:rPr>
-        <w:t xml:space="preserve">The </w:t>
-      </w:r>
-      <w:r>
-        <w:rPr>
-          <w:rStyle w:val="Extranjerismo"/>
-        </w:rPr>
-        <w:t>r</w:t>
-      </w:r>
-      <w:r>
-        <w:rPr>
-          <w:rStyle w:val="Extranjerismo"/>
-        </w:rPr>
-        <w:t xml:space="preserve">ooms </w:t>
-      </w:r>
-      <w:r>
-        <w:rPr>
-          <w:rStyle w:val="Extranjerismo"/>
-        </w:rPr>
-        <w:t>d</w:t>
-      </w:r>
-      <w:r>
-        <w:rPr>
-          <w:rStyle w:val="Extranjerismo"/>
-        </w:rPr>
-        <w:t>epartment is responsible for preparing, maintaining, and managing guest rooms and accommodation areas. Its main objective is to ensure cleanliness, comfort, organization, and quality service during the guest’s stay. Below are some of the areas and functions related to this department.</w:t>
-      </w:r>
-    </w:p>
-    <w:p>
-      <w:r>
-        <w:t xml:space="preserve">El </w:t>
-      </w:r>
-      <w:r>
-        <w:t>d</w:t>
-      </w:r>
-      <w:r>
-        <w:t xml:space="preserve">epartamento de </w:t>
-      </w:r>
-      <w:r>
-        <w:t>h</w:t>
-      </w:r>
-      <w:r>
-        <w:t>abitaciones es responsable de preparar, mantener y gestionar las habitaciones y áreas de alojamiento para los huéspedes. Su principal objetivo es garantizar limpieza, comodidad, organización y un servicio de calidad durante la estadía. A continuación, se presentan algunas de las áreas y funciones relacionadas con este departamento.</w:t>
-      </w:r>
-    </w:p>
-    <w:p>
-      <w:pPr>
-        <w:rPr>
-          <w:b/>
-          <w:bCs/>
-        </w:rPr>
-      </w:pPr>
-      <w:r>
-        <w:rPr>
-          <w:rStyle w:val="Extranjerismo"/>
-          <w:b/>
-          <w:bCs/>
-        </w:rPr>
-        <w:t>Front office manager</w:t>
-      </w:r>
-      <w:r>
-        <w:rPr>
-          <w:b/>
-          <w:bCs/>
-        </w:rPr>
-        <w:t xml:space="preserve"> // Gerente de recepción</w:t>
-      </w:r>
-    </w:p>
-    <w:p>
-      <w:pPr>
-        <w:rPr>
-          <w:rStyle w:val="Extranjerismo"/>
-        </w:rPr>
-      </w:pPr>
-      <w:r>
-        <w:rPr>
-          <w:rStyle w:val="Extranjerismo"/>
-        </w:rPr>
-        <w:t>The primary responsibilities of the front desk manager include reviewing the final report of the nightly audit, daily monitoring of reception procedures, an analysis of the department’s operational and business results; the operation and supervision of the reservation system; maintaining assertive communication with his or her staff and other department directors; supervising daily registrations and payments; scheduling shifts and ensuring employee development; establishing internal sales programs at the front desk; preparing budgets and PQRS attention and resolution.</w:t>
-      </w:r>
-    </w:p>
-    <w:p>
-      <w:r>
-        <w:lastRenderedPageBreak/>
-        <w:t>Las principales responsabilidades del gerente de recepción incluyen la revisión del informe final de la auditoría nocturna, la supervisión diaria de los procedimientos de recepción, un análisis de los resultados operativos y comerciales del departamento; el funcionamiento y la supervisión del sistema de reservas; mantener una comunicación asertiva con el personal a su cargo y otros directores de departamento; supervisar los registros y pagos diarios; programar los turnos y velar por el desarrollo de los empleados; establecer programas internos de ventas en la recepción; preparar presupuestos, y atención y resolución de PQRS.</w:t>
-      </w:r>
-    </w:p>
-    <w:p>
-      <w:pPr>
-        <w:rPr>
-          <w:b/>
-          <w:bCs/>
-        </w:rPr>
-      </w:pPr>
-      <w:r>
-        <w:rPr>
-          <w:rStyle w:val="Extranjerismo"/>
-          <w:b/>
-          <w:bCs/>
-        </w:rPr>
-        <w:t>Night auditor</w:t>
-      </w:r>
-      <w:r>
-        <w:rPr>
-          <w:b/>
-          <w:bCs/>
-        </w:rPr>
-        <w:t xml:space="preserve"> // Auditor nocturno</w:t>
-      </w:r>
-    </w:p>
-    <w:p>
-      <w:pPr>
-        <w:rPr>
-          <w:rStyle w:val="Extranjerismo"/>
-        </w:rPr>
-      </w:pPr>
-      <w:r>
-        <w:rPr>
-          <w:rStyle w:val="Extranjerismo"/>
-        </w:rPr>
-        <w:t>The night auditor has multiple responsibilities in addition to preparing the night audit report. This person must also register guests who arrive after 10:00 p.m., and give departure to those who do so before 6:00 a. m. Within his or her tasks are to process reservations, perform security supervisor tasks, monitor fire safety systems, act as a cashier for banquet functions and perform the work of shift manager. The night auditor acts as a communication link between the guest and the hotel’s operations during the shift from 10:00 p.m. to 6:00 a.m.</w:t>
-      </w:r>
-    </w:p>
-    <w:p>
-      <w:r>
-        <w:t xml:space="preserve">El auditor nocturno tiene múltiples responsabilidades además de preparar el informe de auditoría nocturna. Esta persona también debe registrar a los huéspedes que llegan después de las 10:00 p.m., y dar salida a quienes lo hacen antes de 6:00 a.m. Dentro de sus labores está procesar reservas, realizar tareas de supervisor de seguridad, monitorear los sistemas de seguridad contra incendios, actuar como cajero </w:t>
-      </w:r>
-      <w:r>
-        <w:lastRenderedPageBreak/>
-        <w:t>para las funciones de banquete y realizar el trabajo de gerente de turno. El auditor nocturno actúa como un enlace de comunicación entre el huésped y las operaciones del hotel durante el turno de 10:00 p.m. a 6:00 a.m.</w:t>
-      </w:r>
-    </w:p>
-    <w:p>
-      <w:pPr>
-        <w:rPr>
-          <w:b/>
-          <w:bCs/>
-        </w:rPr>
-      </w:pPr>
-      <w:r>
-        <w:rPr>
-          <w:rStyle w:val="Extranjerismo"/>
-          <w:b/>
-          <w:bCs/>
-        </w:rPr>
-        <w:t>Desk Clerks</w:t>
-      </w:r>
-      <w:r>
-        <w:rPr>
-          <w:b/>
-          <w:bCs/>
-        </w:rPr>
-        <w:t xml:space="preserve"> // Recepcionistas</w:t>
-      </w:r>
-    </w:p>
-    <w:p>
-      <w:r>
-        <w:rPr>
-          <w:rStyle w:val="Extranjerismo"/>
-        </w:rPr>
-        <w:t>The responsibilities of the reception staff are very varied. The desk clerk can encompass many duties, typically including verifying guest reservations, registering guests, assigning rooms, distributing keys, communicating with cleaning staff, answering phones, providing information and directions to local attractions, accepting cash and giving change, and acting as a liaison between the accommodation establishment and the guest, as well as with the community. As cashier, the functions include the processing of guest accounts, payments and change for guests during the check-out.</w:t>
-      </w:r>
-    </w:p>
-    <w:p>
-      <w:r>
-        <w:t>Las responsabilidades del personal de recepción son muy variadas. El recepcionista puede abarcar muchos deberes, que típicamente incluyen verificar las reservas de los huéspedes, registrar a los huéspedes, asignar habitaciones, distribuir llaves, comunicarse con el personal de limpieza, contestar los teléfonos, proporcionar información y direcciones a las atracciones locales, aceptar dinero en efectivo y dar cambio, y actuar como enlace entre el establecimiento de alojamiento y el huésped, así como con la comunidad. Como cajero, las funciones incluyen el procesamiento de las cuentas huésped, los pagos y el cambio para los huéspedes durante el registro de salida.</w:t>
-      </w:r>
-    </w:p>
-    <w:p>
-      <w:pPr>
-        <w:rPr>
-          <w:b/>
-          <w:bCs/>
-        </w:rPr>
-      </w:pPr>
-      <w:r>
-        <w:rPr>
-          <w:rStyle w:val="Extranjerismo"/>
-          <w:b/>
-          <w:bCs/>
-        </w:rPr>
-        <w:lastRenderedPageBreak/>
         <w:t>Bellboy</w:t>
       </w:r>
       <w:r>
@@ -14000,7 +14003,7 @@
           <w:b/>
           <w:bCs/>
         </w:rPr>
-        <w:t xml:space="preserve"> // Botones</w:t>
+        <w:t xml:space="preserve"> / Botones</w:t>
       </w:r>
     </w:p>
     <w:p>
@@ -14039,7 +14042,7 @@
           <w:b/>
           <w:bCs/>
         </w:rPr>
-        <w:t xml:space="preserve"> // Ama de llaves</w:t>
+        <w:t xml:space="preserve"> / Ama de llaves</w:t>
       </w:r>
     </w:p>
     <w:p>
@@ -14080,7 +14083,7 @@
           <w:b/>
           <w:bCs/>
         </w:rPr>
-        <w:t xml:space="preserve"> // Supervisor de piso</w:t>
+        <w:t xml:space="preserve"> / Supervisor de piso</w:t>
       </w:r>
     </w:p>
     <w:p>
@@ -14122,7 +14125,7 @@
           <w:b/>
           <w:bCs/>
         </w:rPr>
-        <w:t xml:space="preserve"> // Supervisor de lavandería</w:t>
+        <w:t xml:space="preserve"> / Supervisor de lavandería</w:t>
       </w:r>
     </w:p>
     <w:p>
@@ -14163,7 +14166,7 @@
           <w:b/>
           <w:bCs/>
         </w:rPr>
-        <w:t xml:space="preserve"> // Personal de lavandería</w:t>
+        <w:t xml:space="preserve"> / Personal de lavandería</w:t>
       </w:r>
     </w:p>
     <w:p>
@@ -14212,7 +14215,7 @@
           <w:b/>
           <w:bCs/>
         </w:rPr>
-        <w:t xml:space="preserve"> // Camarera</w:t>
+        <w:t xml:space="preserve"> / Camarera</w:t>
       </w:r>
     </w:p>
     <w:p>
@@ -14248,7 +14251,7 @@
           <w:b/>
           <w:bCs/>
         </w:rPr>
-        <w:t xml:space="preserve"> // Departamento de alimentos y bebidas</w:t>
+        <w:t xml:space="preserve"> / Departamento de alimentos y bebidas</w:t>
       </w:r>
     </w:p>
     <w:p>
@@ -14345,7 +14348,7 @@
           <w:b/>
           <w:bCs/>
         </w:rPr>
-        <w:t xml:space="preserve"> // Gerente de alimentos y bebidas</w:t>
+        <w:t xml:space="preserve"> / Gerente de alimentos y bebidas</w:t>
       </w:r>
     </w:p>
     <w:p>
@@ -14404,7 +14407,7 @@
           <w:b/>
           <w:bCs/>
         </w:rPr>
-        <w:t xml:space="preserve"> // </w:t>
+        <w:t xml:space="preserve"> / </w:t>
       </w:r>
       <w:r>
         <w:rPr>
@@ -14466,7 +14469,7 @@
           <w:b/>
           <w:bCs/>
         </w:rPr>
-        <w:t xml:space="preserve"> // </w:t>
+        <w:t xml:space="preserve"> / </w:t>
       </w:r>
       <w:r>
         <w:rPr>
@@ -14524,7 +14527,7 @@
           <w:b/>
           <w:bCs/>
         </w:rPr>
-        <w:t xml:space="preserve"> // Cocinero</w:t>
+        <w:t xml:space="preserve"> / Cocinero</w:t>
       </w:r>
     </w:p>
     <w:p>
@@ -14569,7 +14572,7 @@
           <w:b/>
           <w:bCs/>
         </w:rPr>
-        <w:t xml:space="preserve"> // Mesero</w:t>
+        <w:t xml:space="preserve"> / Mesero</w:t>
       </w:r>
     </w:p>
     <w:p>
@@ -14602,7 +14605,7 @@
           <w:b/>
           <w:bCs/>
         </w:rPr>
-        <w:t>Steward // Steward</w:t>
+        <w:t>Steward / Steward</w:t>
       </w:r>
     </w:p>
     <w:p>
@@ -14650,7 +14653,7 @@
           <w:b/>
           <w:bCs/>
         </w:rPr>
-        <w:t xml:space="preserve"> // Anfitrión</w:t>
+        <w:t xml:space="preserve"> / Anfitrión</w:t>
       </w:r>
     </w:p>
     <w:p>
@@ -14691,7 +14694,7 @@
           <w:b/>
           <w:bCs/>
         </w:rPr>
-        <w:t xml:space="preserve"> // Departamento financiero</w:t>
+        <w:t xml:space="preserve"> / Departamento financiero</w:t>
       </w:r>
     </w:p>
     <w:p>
@@ -14772,6 +14775,14 @@
       </w:r>
       <w:r>
         <w:rPr>
+          <w:rStyle w:val="Extranjerismo"/>
+          <w:b/>
+          <w:bCs/>
+        </w:rPr>
+        <w:t xml:space="preserve"> </w:t>
+      </w:r>
+      <w:r>
+        <w:rPr>
           <w:b/>
           <w:bCs/>
         </w:rPr>
@@ -14942,6 +14953,14 @@
       </w:r>
       <w:r>
         <w:rPr>
+          <w:rStyle w:val="Extranjerismo"/>
+          <w:b/>
+          <w:bCs/>
+        </w:rPr>
+        <w:t xml:space="preserve"> </w:t>
+      </w:r>
+      <w:r>
+        <w:rPr>
           <w:b/>
           <w:bCs/>
         </w:rPr>
@@ -14986,7 +15005,7 @@
           <w:b/>
           <w:bCs/>
         </w:rPr>
-        <w:t xml:space="preserve"> // Departamento de mantenimiento</w:t>
+        <w:t xml:space="preserve"> / Departamento de mantenimiento</w:t>
       </w:r>
     </w:p>
     <w:p>
@@ -15094,7 +15113,7 @@
           <w:b/>
           <w:bCs/>
         </w:rPr>
-        <w:t xml:space="preserve"> // Gerente de mantenimiento</w:t>
+        <w:t xml:space="preserve"> / Gerente de mantenimiento</w:t>
       </w:r>
     </w:p>
     <w:p>
@@ -15136,7 +15155,7 @@
           <w:b/>
           <w:bCs/>
         </w:rPr>
-        <w:t xml:space="preserve"> // Asistente de mantenimiento</w:t>
+        <w:t xml:space="preserve"> / Asistente de mantenimiento</w:t>
       </w:r>
     </w:p>
     <w:p>
@@ -15213,7 +15232,7 @@
       <w:pPr>
         <w:pStyle w:val="Ttulo2"/>
       </w:pPr>
-      <w:bookmarkStart w:id="11" w:name="_Toc233180939"/>
+      <w:bookmarkStart w:id="11" w:name="_Toc233447582"/>
       <w:r>
         <w:rPr>
           <w:rStyle w:val="Extranjerismo"/>
@@ -15221,7 +15240,7 @@
         <w:t>Jobs and professions in the tourism sector</w:t>
       </w:r>
       <w:r>
-        <w:t xml:space="preserve"> // Empleos y profesiones en el sector turístico</w:t>
+        <w:t xml:space="preserve"> / Empleos y profesiones en el sector turístico</w:t>
       </w:r>
       <w:bookmarkEnd w:id="11"/>
     </w:p>
@@ -15559,7 +15578,7 @@
       <w:pPr>
         <w:pStyle w:val="Ttulo1"/>
       </w:pPr>
-      <w:bookmarkStart w:id="12" w:name="_Toc233180940"/>
+      <w:bookmarkStart w:id="12" w:name="_Toc233447583"/>
       <w:r>
         <w:rPr>
           <w:rStyle w:val="Extranjerismo"/>
@@ -15568,7 +15587,7 @@
         <w:t>Demonstratives</w:t>
       </w:r>
       <w:r>
-        <w:t xml:space="preserve"> // Demostrativos</w:t>
+        <w:t xml:space="preserve"> / Demostrativos</w:t>
       </w:r>
       <w:bookmarkEnd w:id="12"/>
     </w:p>
@@ -15584,7 +15603,6 @@
         </w:rPr>
         <w:t xml:space="preserve">In </w:t>
       </w:r>
-      <w:proofErr w:type="spellStart"/>
       <w:r>
         <w:rPr>
           <w:rStyle w:val="Extranjerismo"/>
@@ -15595,14 +15613,7 @@
         <w:rPr>
           <w:rStyle w:val="Extranjerismo"/>
         </w:rPr>
-        <w:t>nglish</w:t>
-      </w:r>
-      <w:proofErr w:type="spellEnd"/>
-      <w:r>
-        <w:rPr>
-          <w:rStyle w:val="Extranjerismo"/>
-        </w:rPr>
-        <w:t>, we use demonstratives to identify people, objects, or places and to indicate whether they are near or far from the speaker. The demonstratives are this, that, these, and those. They can be used with singular or plural nouns depending on the context.</w:t>
+        <w:t>nglish, we use demonstratives to identify people, objects, or places and to indicate whether they are near or far from the speaker. The demonstratives are this, that, these, and those. They can be used with singular or plural nouns depending on the context.</w:t>
       </w:r>
     </w:p>
     <w:p>
@@ -16278,9 +16289,9 @@
           <w:noProof/>
         </w:rPr>
         <w:drawing>
-          <wp:inline distT="0" distB="0" distL="0" distR="0" wp14:anchorId="7B28348B" wp14:editId="07C9E0F0">
-            <wp:extent cx="4752753" cy="2672351"/>
-            <wp:effectExtent l="0" t="0" r="0" b="0"/>
+          <wp:inline distT="0" distB="0" distL="0" distR="0" wp14:anchorId="7B28348B" wp14:editId="3E16AE76">
+            <wp:extent cx="4086970" cy="2297998"/>
+            <wp:effectExtent l="0" t="0" r="0" b="7620"/>
             <wp:docPr id="2" name="Imagen 2">
               <a:extLst xmlns:a="http://schemas.openxmlformats.org/drawingml/2006/main">
                 <a:ext uri="{C183D7F6-B498-43B3-948B-1728B52AA6E4}">
@@ -16307,7 +16318,7 @@
                     </pic:cNvPicPr>
                   </pic:nvPicPr>
                   <pic:blipFill>
-                    <a:blip r:embed="rId18" cstate="print">
+                    <a:blip r:embed="rId16" cstate="print">
                       <a:extLst>
                         <a:ext uri="{28A0092B-C50C-407E-A947-70E740481C1C}">
                           <a14:useLocalDpi xmlns:a14="http://schemas.microsoft.com/office/drawing/2010/main" val="0"/>
@@ -16322,7 +16333,7 @@
                   <pic:spPr bwMode="auto">
                     <a:xfrm>
                       <a:off x="0" y="0"/>
-                      <a:ext cx="4769339" cy="2681677"/>
+                      <a:ext cx="4116582" cy="2314648"/>
                     </a:xfrm>
                     <a:prstGeom prst="rect">
                       <a:avLst/>
@@ -16344,7 +16355,7 @@
         <w:ind w:firstLine="0"/>
         <w:jc w:val="center"/>
       </w:pPr>
-      <w:hyperlink r:id="rId19" w:history="1">
+      <w:hyperlink r:id="rId17" w:history="1">
         <w:r>
           <w:rPr>
             <w:rStyle w:val="Hipervnculo"/>
@@ -16452,7 +16463,6 @@
               <w:rPr>
                 <w:rStyle w:val="Extranjerismo"/>
               </w:rPr>
-              <w:lastRenderedPageBreak/>
               <w:t>This is my cup of coffee</w:t>
             </w:r>
             <w:r>
@@ -16461,6 +16471,7 @@
           </w:p>
           <w:p>
             <w:r>
+              <w:lastRenderedPageBreak/>
               <w:t>Por otro lado, si se está señalando una taza de café que se encuentra lejos, en inglés se utiliza la palabra “</w:t>
             </w:r>
             <w:r>
@@ -16634,14 +16645,7 @@
               <w:rPr>
                 <w:rStyle w:val="Extranjerismo"/>
               </w:rPr>
-              <w:t xml:space="preserve">, </w:t>
-            </w:r>
-            <w:proofErr w:type="spellStart"/>
-            <w:r>
-              <w:rPr>
-                <w:rStyle w:val="Extranjerismo"/>
-              </w:rPr>
-              <w:t>p</w:t>
+              <w:t>, p</w:t>
             </w:r>
             <w:r>
               <w:rPr>
@@ -16649,7 +16653,12 @@
               </w:rPr>
               <w:t>lura</w:t>
             </w:r>
-            <w:proofErr w:type="spellEnd"/>
+            <w:r>
+              <w:rPr>
+                <w:rStyle w:val="Extranjerismo"/>
+              </w:rPr>
+              <w:t>l</w:t>
+            </w:r>
             <w:r>
               <w:rPr>
                 <w:rStyle w:val="Extranjerismo"/>
@@ -16705,7 +16714,6 @@
               <w:rPr>
                 <w:rStyle w:val="Extranjerismo"/>
               </w:rPr>
-              <w:lastRenderedPageBreak/>
               <w:t>For example:</w:t>
             </w:r>
           </w:p>
@@ -16720,6 +16728,7 @@
               <w:rPr>
                 <w:rStyle w:val="Extranjerismo"/>
               </w:rPr>
+              <w:lastRenderedPageBreak/>
               <w:t>Those are my books</w:t>
             </w:r>
             <w:r>
@@ -16891,7 +16900,7 @@
           <w:u w:val="single"/>
         </w:rPr>
       </w:pPr>
-      <w:bookmarkStart w:id="13" w:name="_Toc233180941"/>
+      <w:bookmarkStart w:id="13" w:name="_Toc233447584"/>
       <w:r>
         <w:lastRenderedPageBreak/>
         <w:t>Síntesis</w:t>
@@ -16961,7 +16970,6 @@
     </w:p>
     <w:p>
       <w:pPr>
-        <w:ind w:firstLine="0"/>
         <w:jc w:val="center"/>
         <w:rPr>
           <w:noProof/>
@@ -16975,10 +16983,10 @@
         </w:rPr>
         <w:lastRenderedPageBreak/>
         <w:drawing>
-          <wp:inline distT="0" distB="0" distL="0" distR="0" wp14:anchorId="563E3B85" wp14:editId="5F3CE2B1">
-            <wp:extent cx="6332220" cy="3021965"/>
-            <wp:effectExtent l="0" t="0" r="0" b="6985"/>
-            <wp:docPr id="8" name="Gráfico 8" descr="Mapa conceptual titulado “Inglés básico para servicio de recepción”. Del tema principal se desprenden cinco categorías: “Presente simple”, “Hospedaje”, “Áreas e instalaciones del hotel”, “Estructura organizacional” y “Demostrativos”.&#10;La categoría “Presente simple” incluye: “Instrucciones”, otra sección de “Instrucciones”, “Oraciones básicas” y “Rutinas y hábitos”.&#10;La categoría “Hospedaje” incluye: “Categoría”, “Clase”, “Tipos”, “Características” y “Ubicaciones geográficas”."/>
+          <wp:inline distT="0" distB="0" distL="0" distR="0" wp14:anchorId="000D2520" wp14:editId="7F0D150E">
+            <wp:extent cx="5478448" cy="2742520"/>
+            <wp:effectExtent l="0" t="0" r="8255" b="1270"/>
+            <wp:docPr id="9" name="Imagen 9" descr="Mapa conceptual titulado “Inglés básico para servicio de recepción”. Del tema principal se desprenden cinco categorías: “Presente simple”, “Hospedaje”, “Áreas e instalaciones del hotel”, “Estructura organizacional” y “Demostrativos”.&#10;La categoría “Presente simple” incluye: “Instrucciones”, otra sección de “Instrucciones”, “Oraciones básicas” y “Rutinas y hábitos”.&#10;La categoría “Hospedaje” incluye: “Categoría”, “Clase”, “Tipos”, “Características” y “Ubicaciones geográficas”."/>
             <wp:cNvGraphicFramePr>
               <a:graphicFrameLocks xmlns:a="http://schemas.openxmlformats.org/drawingml/2006/main" noChangeAspect="1"/>
             </wp:cNvGraphicFramePr>
@@ -16986,17 +16994,14 @@
               <a:graphicData uri="http://schemas.openxmlformats.org/drawingml/2006/picture">
                 <pic:pic xmlns:pic="http://schemas.openxmlformats.org/drawingml/2006/picture">
                   <pic:nvPicPr>
-                    <pic:cNvPr id="8" name="Gráfico 8" descr="Mapa conceptual titulado “Inglés básico para servicio de recepción”. Del tema principal se desprenden cinco categorías: “Presente simple”, “Hospedaje”, “Áreas e instalaciones del hotel”, “Estructura organizacional” y “Demostrativos”.&#10;La categoría “Presente simple” incluye: “Instrucciones”, otra sección de “Instrucciones”, “Oraciones básicas” y “Rutinas y hábitos”.&#10;La categoría “Hospedaje” incluye: “Categoría”, “Clase”, “Tipos”, “Características” y “Ubicaciones geográficas”."/>
+                    <pic:cNvPr id="9" name="Imagen 9" descr="Mapa conceptual titulado “Inglés básico para servicio de recepción”. Del tema principal se desprenden cinco categorías: “Presente simple”, “Hospedaje”, “Áreas e instalaciones del hotel”, “Estructura organizacional” y “Demostrativos”.&#10;La categoría “Presente simple” incluye: “Instrucciones”, otra sección de “Instrucciones”, “Oraciones básicas” y “Rutinas y hábitos”.&#10;La categoría “Hospedaje” incluye: “Categoría”, “Clase”, “Tipos”, “Características” y “Ubicaciones geográficas”."/>
                     <pic:cNvPicPr/>
                   </pic:nvPicPr>
                   <pic:blipFill>
-                    <a:blip r:embed="rId20">
+                    <a:blip r:embed="rId18" cstate="print">
                       <a:extLst>
                         <a:ext uri="{28A0092B-C50C-407E-A947-70E740481C1C}">
                           <a14:useLocalDpi xmlns:a14="http://schemas.microsoft.com/office/drawing/2010/main" val="0"/>
-                        </a:ext>
-                        <a:ext uri="{96DAC541-7B7A-43D3-8B79-37D633B846F1}">
-                          <asvg:svgBlip xmlns:asvg="http://schemas.microsoft.com/office/drawing/2016/SVG/main" r:embed="rId21"/>
                         </a:ext>
                       </a:extLst>
                     </a:blip>
@@ -17007,7 +17012,7 @@
                   <pic:spPr>
                     <a:xfrm>
                       <a:off x="0" y="0"/>
-                      <a:ext cx="6332220" cy="3021965"/>
+                      <a:ext cx="5486608" cy="2746605"/>
                     </a:xfrm>
                     <a:prstGeom prst="rect">
                       <a:avLst/>
@@ -17022,6 +17027,7 @@
     </w:p>
     <w:p>
       <w:pPr>
+        <w:ind w:firstLine="0"/>
         <w:rPr>
           <w:noProof/>
           <w:lang w:eastAsia="es-CO"/>
@@ -17039,7 +17045,6 @@
     </w:p>
     <w:p>
       <w:pPr>
-        <w:jc w:val="center"/>
         <w:rPr>
           <w:noProof/>
           <w:lang w:eastAsia="es-CO"/>
@@ -17049,7 +17054,6 @@
     <w:p>
       <w:pPr>
         <w:ind w:firstLine="0"/>
-        <w:jc w:val="center"/>
         <w:rPr>
           <w:noProof/>
           <w:lang w:eastAsia="es-CO"/>
@@ -17058,6 +17062,7 @@
     </w:p>
     <w:p>
       <w:pPr>
+        <w:jc w:val="center"/>
         <w:rPr>
           <w:noProof/>
           <w:lang w:eastAsia="es-CO"/>
@@ -17066,9 +17071,27 @@
     </w:p>
     <w:p>
       <w:pPr>
+        <w:ind w:firstLine="0"/>
+        <w:jc w:val="center"/>
+        <w:rPr>
+          <w:noProof/>
+          <w:lang w:eastAsia="es-CO"/>
+        </w:rPr>
+      </w:pPr>
+    </w:p>
+    <w:p>
+      <w:pPr>
+        <w:rPr>
+          <w:noProof/>
+          <w:lang w:eastAsia="es-CO"/>
+        </w:rPr>
+      </w:pPr>
+    </w:p>
+    <w:p>
+      <w:pPr>
         <w:pStyle w:val="Titulosgenerales"/>
       </w:pPr>
-      <w:bookmarkStart w:id="14" w:name="_Toc233180942"/>
+      <w:bookmarkStart w:id="14" w:name="_Toc233447585"/>
       <w:r>
         <w:lastRenderedPageBreak/>
         <w:t>Glosario</w:t>
@@ -17190,7 +17213,7 @@
       <w:pPr>
         <w:pStyle w:val="Titulosgenerales"/>
       </w:pPr>
-      <w:bookmarkStart w:id="15" w:name="_Toc233180943"/>
+      <w:bookmarkStart w:id="15" w:name="_Toc233447586"/>
       <w:r>
         <w:lastRenderedPageBreak/>
         <w:t>Referencias bibliográficas</w:t>
@@ -17230,7 +17253,7 @@
       <w:r>
         <w:t xml:space="preserve">. </w:t>
       </w:r>
-      <w:hyperlink r:id="rId22" w:history="1">
+      <w:hyperlink r:id="rId19" w:history="1">
         <w:r>
           <w:rPr>
             <w:rStyle w:val="Hipervnculo"/>
@@ -17243,149 +17266,100 @@
       </w:r>
     </w:p>
     <w:p>
-      <w:proofErr w:type="spellStart"/>
-      <w:r>
-        <w:t>Reppen</w:t>
-      </w:r>
-      <w:proofErr w:type="spellEnd"/>
-      <w:r>
-        <w:t xml:space="preserve">, R. (2012). </w:t>
-      </w:r>
-      <w:r>
-        <w:rPr>
-          <w:rStyle w:val="Extranjerismo"/>
-        </w:rPr>
-        <w:t xml:space="preserve">Grammar and </w:t>
-      </w:r>
-      <w:proofErr w:type="gramStart"/>
-      <w:r>
-        <w:rPr>
-          <w:rStyle w:val="Extranjerismo"/>
-        </w:rPr>
-        <w:t>Beyond</w:t>
-      </w:r>
-      <w:proofErr w:type="gramEnd"/>
-      <w:r>
-        <w:t xml:space="preserve">. Cambridge </w:t>
-      </w:r>
-      <w:proofErr w:type="spellStart"/>
-      <w:r>
-        <w:t>University</w:t>
-      </w:r>
-      <w:proofErr w:type="spellEnd"/>
-      <w:r>
-        <w:t xml:space="preserve"> </w:t>
-      </w:r>
-      <w:proofErr w:type="spellStart"/>
-      <w:r>
-        <w:t>Press</w:t>
-      </w:r>
-      <w:proofErr w:type="spellEnd"/>
-      <w:r>
-        <w:t>.</w:t>
-      </w:r>
-    </w:p>
-    <w:p>
-      <w:proofErr w:type="spellStart"/>
-      <w:r>
-        <w:t>Strutt</w:t>
-      </w:r>
-      <w:proofErr w:type="spellEnd"/>
-      <w:r>
-        <w:t xml:space="preserve">, P. (2003). </w:t>
-      </w:r>
-      <w:r>
-        <w:rPr>
-          <w:rStyle w:val="Extranjerismo"/>
-        </w:rPr>
-        <w:t>English for International Tourism</w:t>
-      </w:r>
-      <w:r>
-        <w:t xml:space="preserve">. Pearson </w:t>
-      </w:r>
-      <w:proofErr w:type="spellStart"/>
-      <w:r>
-        <w:t>Education</w:t>
-      </w:r>
-      <w:proofErr w:type="spellEnd"/>
-      <w:r>
-        <w:t xml:space="preserve"> ESL.</w:t>
-      </w:r>
-    </w:p>
-    <w:p>
-      <w:proofErr w:type="spellStart"/>
-      <w:r>
-        <w:t>Thering</w:t>
-      </w:r>
-      <w:proofErr w:type="spellEnd"/>
-      <w:r>
-        <w:t xml:space="preserve">, R. (2019). Vocabulario hotelero en inglés: 100 palabras que debes conocer. </w:t>
-      </w:r>
-      <w:proofErr w:type="spellStart"/>
-      <w:r>
-        <w:t>FluentU</w:t>
-      </w:r>
-      <w:proofErr w:type="spellEnd"/>
-      <w:r>
-        <w:t xml:space="preserve"> </w:t>
-      </w:r>
-      <w:proofErr w:type="gramStart"/>
-      <w:r>
-        <w:t>Inglés</w:t>
-      </w:r>
-      <w:proofErr w:type="gramEnd"/>
-      <w:r>
-        <w:t>.</w:t>
-      </w:r>
-      <w:r>
-        <w:t xml:space="preserve"> </w:t>
-      </w:r>
-      <w:hyperlink r:id="rId23" w:history="1">
+      <w:pPr>
+        <w:rPr>
+          <w:rStyle w:val="Extranjerismo"/>
+        </w:rPr>
+      </w:pPr>
+      <w:r>
+        <w:t xml:space="preserve">Cambridge University Press. (2022). </w:t>
+      </w:r>
+      <w:r>
+        <w:rPr>
+          <w:rStyle w:val="Extranjerismo"/>
+        </w:rPr>
+        <w:t>Empower B1 Pre-Intermediate Student's Book. Cambridge University Press.</w:t>
+      </w:r>
+    </w:p>
+    <w:p>
+      <w:r>
+        <w:t xml:space="preserve">British Council. (2015). </w:t>
+      </w:r>
+      <w:r>
+        <w:rPr>
+          <w:rStyle w:val="Extranjerismo"/>
+        </w:rPr>
+        <w:t>Aptis for Tourism Candidate Guide. British Council</w:t>
+      </w:r>
+      <w:r>
+        <w:t xml:space="preserve">. </w:t>
+      </w:r>
+      <w:hyperlink r:id="rId20" w:history="1">
         <w:r>
           <w:rPr>
             <w:rStyle w:val="Hipervnculo"/>
           </w:rPr>
-          <w:t>https://www.fluentu.com/blog/english-esp/vocabulario-hotelero-en-ingles-2/</w:t>
+          <w:t>https://www.britishcouncil.gr/sites/default/files/aptis-for-tourism-candidate-guide.pdf</w:t>
         </w:r>
       </w:hyperlink>
-      <w:r>
-        <w:t xml:space="preserve"> </w:t>
-      </w:r>
-    </w:p>
-    <w:p>
-      <w:r>
-        <w:t xml:space="preserve">Woodward </w:t>
-      </w:r>
-      <w:proofErr w:type="spellStart"/>
-      <w:r>
-        <w:t>Education</w:t>
-      </w:r>
-      <w:proofErr w:type="spellEnd"/>
-      <w:r>
-        <w:t xml:space="preserve">. (2021). </w:t>
-      </w:r>
-      <w:r>
-        <w:rPr>
-          <w:rStyle w:val="Extranjerismo"/>
-        </w:rPr>
-        <w:t>This That These Those - Demonstrative Pronouns Demonstrative Adjectives</w:t>
-      </w:r>
-      <w:r>
-        <w:t xml:space="preserve">. Woodward English. </w:t>
-      </w:r>
-      <w:hyperlink r:id="rId24" w:history="1">
+    </w:p>
+    <w:p>
+      <w:r>
+        <w:t xml:space="preserve">British Council. (s.f.). </w:t>
+      </w:r>
+      <w:r>
+        <w:rPr>
+          <w:rStyle w:val="Extranjerismo"/>
+        </w:rPr>
+        <w:t>English for Tourism: Opening doors to Medellín. British Council Colombia</w:t>
+      </w:r>
+      <w:r>
+        <w:t xml:space="preserve">. </w:t>
+      </w:r>
+      <w:hyperlink r:id="rId21" w:history="1">
         <w:r>
           <w:rPr>
             <w:rStyle w:val="Hipervnculo"/>
           </w:rPr>
-          <w:t>https://www.grammar.cl/Notes/This_That_These_Those.htm</w:t>
+          <w:t>https://www.britishcouncil.co/en/about/success-stories/english-for-tourism</w:t>
         </w:r>
       </w:hyperlink>
-      <w:r>
-        <w:t xml:space="preserve">   </w:t>
-      </w:r>
-    </w:p>
-    <w:p/>
+    </w:p>
+    <w:p>
+      <w:r>
+        <w:t xml:space="preserve">Woodward Education. (2021). </w:t>
+      </w:r>
+      <w:r>
+        <w:rPr>
+          <w:rStyle w:val="Extranjerismo"/>
+        </w:rPr>
+        <w:t>This That These Those - Demonstrative Pronouns Demonstrative Adjectives</w:t>
+      </w:r>
+      <w:r>
+        <w:t xml:space="preserve">. </w:t>
+      </w:r>
+      <w:r>
+        <w:rPr>
+          <w:rStyle w:val="Extranjerismo"/>
+        </w:rPr>
+        <w:t xml:space="preserve">Woodward </w:t>
+      </w:r>
+      <w:r>
+        <w:rPr>
+          <w:rStyle w:val="Extranjerismo"/>
+        </w:rPr>
+        <w:t>e</w:t>
+      </w:r>
+      <w:r>
+        <w:rPr>
+          <w:rStyle w:val="Extranjerismo"/>
+        </w:rPr>
+        <w:t>nglish.</w:t>
+      </w:r>
+      <w:r>
+        <w:t xml:space="preserve"> </w:t>
+      </w:r>
+    </w:p>
     <w:p>
       <w:pPr>
         <w:pStyle w:val="Prrafodelista"/>
@@ -17396,7 +17370,7 @@
       <w:pPr>
         <w:pStyle w:val="Titulosgenerales"/>
       </w:pPr>
-      <w:bookmarkStart w:id="16" w:name="_Toc233180944"/>
+      <w:bookmarkStart w:id="16" w:name="_Toc233447587"/>
       <w:r>
         <w:lastRenderedPageBreak/>
         <w:t>Créditos</w:t>
@@ -18120,8 +18094,8 @@
       </w:pPr>
     </w:p>
     <w:sectPr>
-      <w:headerReference w:type="default" r:id="rId25"/>
-      <w:footerReference w:type="default" r:id="rId26"/>
+      <w:headerReference w:type="default" r:id="rId22"/>
+      <w:footerReference w:type="default" r:id="rId23"/>
       <w:pgSz w:w="12240" w:h="15840"/>
       <w:pgMar w:top="1701" w:right="1134" w:bottom="1134" w:left="1134" w:header="709" w:footer="737" w:gutter="0"/>
       <w:pgNumType w:start="1"/>
@@ -24535,10 +24509,6 @@
 </file>
 
 <file path=customXml/item1.xml><?xml version="1.0" encoding="utf-8"?>
-<b:Sources xmlns:b="http://schemas.openxmlformats.org/officeDocument/2006/bibliography" xmlns="http://schemas.openxmlformats.org/officeDocument/2006/bibliography" SelectedStyle="\APASixthEditionOfficeOnline.xsl" StyleName="APA" Version="6"/>
-</file>
-
-<file path=customXml/item2.xml><?xml version="1.0" encoding="utf-8"?>
 <?mso-contentType ?>
 <FormTemplates xmlns="http://schemas.microsoft.com/sharepoint/v3/contenttype/forms">
   <Display>DocumentLibraryForm</Display>
@@ -24547,7 +24517,7 @@
 </FormTemplates>
 </file>
 
-<file path=customXml/item3.xml><?xml version="1.0" encoding="utf-8"?>
+<file path=customXml/item2.xml><?xml version="1.0" encoding="utf-8"?>
 <p:properties xmlns:p="http://schemas.microsoft.com/office/2006/metadata/properties" xmlns:xsi="http://www.w3.org/2001/XMLSchema-instance" xmlns:pc="http://schemas.microsoft.com/office/infopath/2007/PartnerControls">
   <documentManagement>
     <TaxCatchAll xmlns="13c90a0b-73bc-4dc0-be5f-28d77b615beb" xsi:nil="true"/>
@@ -24558,7 +24528,7 @@
 </p:properties>
 </file>
 
-<file path=customXml/item4.xml><?xml version="1.0" encoding="utf-8"?>
+<file path=customXml/item3.xml><?xml version="1.0" encoding="utf-8"?>
 <ct:contentTypeSchema xmlns:ct="http://schemas.microsoft.com/office/2006/metadata/contentType" xmlns:ma="http://schemas.microsoft.com/office/2006/metadata/properties/metaAttributes" ct:_="" ma:_="" ma:contentTypeName="Documento" ma:contentTypeID="0x0101006A81D6BD42E8DF4C91013959704817E1" ma:contentTypeVersion="15" ma:contentTypeDescription="Crear nuevo documento." ma:contentTypeScope="" ma:versionID="bf4f72ffd194f0963ff564daca6869f7">
   <xsd:schema xmlns:xsd="http://www.w3.org/2001/XMLSchema" xmlns:xs="http://www.w3.org/2001/XMLSchema" xmlns:p="http://schemas.microsoft.com/office/2006/metadata/properties" xmlns:ns2="13c90a0b-73bc-4dc0-be5f-28d77b615beb" xmlns:ns3="13c93bba-48ce-428c-bfe5-88b42c19b028" targetNamespace="http://schemas.microsoft.com/office/2006/metadata/properties" ma:root="true" ma:fieldsID="8718d6f4873a5b1392a45044efa78385" ns2:_="" ns3:_="">
     <xsd:import namespace="13c90a0b-73bc-4dc0-be5f-28d77b615beb"/>
@@ -24793,15 +24763,11 @@
 </ct:contentTypeSchema>
 </file>
 
-<file path=customXml/itemProps1.xml><?xml version="1.0" encoding="utf-8"?>
-<ds:datastoreItem xmlns:ds="http://schemas.openxmlformats.org/officeDocument/2006/customXml" ds:itemID="{EAE431FD-7059-4C09-804B-C9D69EB7B213}">
-  <ds:schemaRefs>
-    <ds:schemaRef ds:uri="http://schemas.openxmlformats.org/officeDocument/2006/bibliography"/>
-  </ds:schemaRefs>
-</ds:datastoreItem>
+<file path=customXml/item4.xml><?xml version="1.0" encoding="utf-8"?>
+<b:Sources xmlns:b="http://schemas.openxmlformats.org/officeDocument/2006/bibliography" xmlns="http://schemas.openxmlformats.org/officeDocument/2006/bibliography" SelectedStyle="\APASixthEditionOfficeOnline.xsl" StyleName="APA" Version="6"/>
 </file>
 
-<file path=customXml/itemProps2.xml><?xml version="1.0" encoding="utf-8"?>
+<file path=customXml/itemProps1.xml><?xml version="1.0" encoding="utf-8"?>
 <ds:datastoreItem xmlns:ds="http://schemas.openxmlformats.org/officeDocument/2006/customXml" ds:itemID="{10663269-2064-4804-8290-36D4A57F5557}">
   <ds:schemaRefs>
     <ds:schemaRef ds:uri="http://schemas.microsoft.com/sharepoint/v3/contenttype/forms"/>
@@ -24809,7 +24775,7 @@
 </ds:datastoreItem>
 </file>
 
-<file path=customXml/itemProps3.xml><?xml version="1.0" encoding="utf-8"?>
+<file path=customXml/itemProps2.xml><?xml version="1.0" encoding="utf-8"?>
 <ds:datastoreItem xmlns:ds="http://schemas.openxmlformats.org/officeDocument/2006/customXml" ds:itemID="{1279454D-02BE-4A9C-A117-DCD1573E2608}">
   <ds:schemaRefs>
     <ds:schemaRef ds:uri="http://schemas.microsoft.com/office/2006/metadata/properties"/>
@@ -24820,7 +24786,7 @@
 </ds:datastoreItem>
 </file>
 
-<file path=customXml/itemProps4.xml><?xml version="1.0" encoding="utf-8"?>
+<file path=customXml/itemProps3.xml><?xml version="1.0" encoding="utf-8"?>
 <ds:datastoreItem xmlns:ds="http://schemas.openxmlformats.org/officeDocument/2006/customXml" ds:itemID="{9C14B031-69D2-4815-A77A-60B4EECF27A0}">
   <ds:schemaRefs>
     <ds:schemaRef ds:uri="http://schemas.microsoft.com/office/2006/metadata/contentType"/>
@@ -24837,4 +24803,12 @@
     <ds:schemaRef ds:uri="http://schemas.microsoft.com/internal/obd"/>
   </ds:schemaRefs>
 </ds:datastoreItem>
+</file>
+
+<file path=customXml/itemProps4.xml><?xml version="1.0" encoding="utf-8"?>
+<ds:datastoreItem xmlns:ds="http://schemas.openxmlformats.org/officeDocument/2006/customXml" ds:itemID="{EAE431FD-7059-4C09-804B-C9D69EB7B213}">
+  <ds:schemaRefs>
+    <ds:schemaRef ds:uri="http://schemas.openxmlformats.org/officeDocument/2006/bibliography"/>
+  </ds:schemaRefs>
+</ds:datastoreItem>
 </file>
--- a/fuentes/621602_CF09_DU.docx
+++ b/fuentes/621602_CF09_DU.docx
@@ -2449,10 +2449,10 @@
           <w:lang w:val="en-US" w:eastAsia="es-CO"/>
         </w:rPr>
         <w:drawing>
-          <wp:inline distT="0" distB="0" distL="0" distR="0" wp14:anchorId="6E22AB87" wp14:editId="61546689">
-            <wp:extent cx="2584174" cy="2523131"/>
-            <wp:effectExtent l="0" t="0" r="6985" b="0"/>
-            <wp:docPr id="1" name="Imagen 1" descr="Cuadro de diálogo, estructura “Sujeto + verbo + complemento” en inglés y español. En la parte superior aparece el título bilingüe “Subject + verb + complement / Sujeto + verbo + complemento”. Debajo, dos personajes ilustrados conversan mediante globos de diálogo. Una persona pregunta qué es esta estructura gramatical y otra responde que es una forma de organizar oraciones donde el sujeto realiza la acción, el verbo la expresa y el complemento aporta información adicional. Luego se pregunta por su importancia y se explica que permite construir mensajes claros y coherentes en ambos idiomas."/>
+          <wp:inline distT="0" distB="0" distL="0" distR="0" wp14:anchorId="1CF372A8" wp14:editId="3D18D46F">
+            <wp:extent cx="3800475" cy="4853876"/>
+            <wp:effectExtent l="0" t="0" r="0" b="4445"/>
+            <wp:docPr id="1" name="Gráfico 1" descr="Cuadro de diálogo, estructura “Sujeto + verbo + complemento” en inglés y español. En la parte superior aparece el título bilingüe “Subject + verb + complement / Sujeto + verbo + complemento”. Debajo, dos personajes ilustrados conversan mediante globos de diálogo. Una persona pregunta qué es esta estructura gramatical y otra responde que es una forma de organizar oraciones donde el sujeto realiza la acción, el verbo la expresa y el complemento aporta información adicional. Luego se pregunta por su importancia y se explica que permite construir mensajes claros y coherentes en ambos idiomas."/>
             <wp:cNvGraphicFramePr>
               <a:graphicFrameLocks xmlns:a="http://schemas.openxmlformats.org/drawingml/2006/main" noChangeAspect="1"/>
             </wp:cNvGraphicFramePr>
@@ -2460,11 +2460,20 @@
               <a:graphicData uri="http://schemas.openxmlformats.org/drawingml/2006/picture">
                 <pic:pic xmlns:pic="http://schemas.openxmlformats.org/drawingml/2006/picture">
                   <pic:nvPicPr>
-                    <pic:cNvPr id="1" name="Imagen 1" descr="Cuadro de diálogo, estructura “Sujeto + verbo + complemento” en inglés y español. En la parte superior aparece el título bilingüe “Subject + verb + complement / Sujeto + verbo + complemento”. Debajo, dos personajes ilustrados conversan mediante globos de diálogo. Una persona pregunta qué es esta estructura gramatical y otra responde que es una forma de organizar oraciones donde el sujeto realiza la acción, el verbo la expresa y el complemento aporta información adicional. Luego se pregunta por su importancia y se explica que permite construir mensajes claros y coherentes en ambos idiomas."/>
+                    <pic:cNvPr id="1" name="Gráfico 1" descr="Cuadro de diálogo, estructura “Sujeto + verbo + complemento” en inglés y español. En la parte superior aparece el título bilingüe “Subject + verb + complement / Sujeto + verbo + complemento”. Debajo, dos personajes ilustrados conversan mediante globos de diálogo. Una persona pregunta qué es esta estructura gramatical y otra responde que es una forma de organizar oraciones donde el sujeto realiza la acción, el verbo la expresa y el complemento aporta información adicional. Luego se pregunta por su importancia y se explica que permite construir mensajes claros y coherentes en ambos idiomas."/>
                     <pic:cNvPicPr/>
                   </pic:nvPicPr>
                   <pic:blipFill>
-                    <a:blip r:embed="rId12"/>
+                    <a:blip r:embed="rId12">
+                      <a:extLst>
+                        <a:ext uri="{28A0092B-C50C-407E-A947-70E740481C1C}">
+                          <a14:useLocalDpi xmlns:a14="http://schemas.microsoft.com/office/drawing/2010/main" val="0"/>
+                        </a:ext>
+                        <a:ext uri="{96DAC541-7B7A-43D3-8B79-37D633B846F1}">
+                          <asvg:svgBlip xmlns:asvg="http://schemas.microsoft.com/office/drawing/2016/SVG/main" r:embed="rId13"/>
+                        </a:ext>
+                      </a:extLst>
+                    </a:blip>
                     <a:stretch>
                       <a:fillRect/>
                     </a:stretch>
@@ -2472,7 +2481,7 @@
                   <pic:spPr>
                     <a:xfrm>
                       <a:off x="0" y="0"/>
-                      <a:ext cx="2601135" cy="2539692"/>
+                      <a:ext cx="3805204" cy="4859916"/>
                     </a:xfrm>
                     <a:prstGeom prst="rect">
                       <a:avLst/>
@@ -2547,11 +2556,13 @@
         <w:t>.</w:t>
       </w:r>
     </w:p>
+    <w:p/>
     <w:p>
       <w:pPr>
         <w:pStyle w:val="Tabla"/>
       </w:pPr>
       <w:r>
+        <w:lastRenderedPageBreak/>
         <w:t>Ayuda al cliente</w:t>
       </w:r>
     </w:p>
@@ -2906,7 +2917,6 @@
               <w:rPr>
                 <w:rStyle w:val="Extranjerismo"/>
               </w:rPr>
-              <w:lastRenderedPageBreak/>
               <w:t>Singular</w:t>
             </w:r>
           </w:p>
@@ -3393,10 +3403,10 @@
           <w:noProof/>
         </w:rPr>
         <w:drawing>
-          <wp:inline distT="0" distB="0" distL="0" distR="0" wp14:anchorId="005FEDA8" wp14:editId="57BA3B93">
-            <wp:extent cx="2973788" cy="2880168"/>
-            <wp:effectExtent l="0" t="0" r="0" b="0"/>
-            <wp:docPr id="5" name="Imagen 5" descr="Cuadro de diálogo, que muestra dos interlocutores teniendo una conversación con estructura de Negative statements."/>
+          <wp:inline distT="0" distB="0" distL="0" distR="0" wp14:anchorId="11F263B9" wp14:editId="20B0CC6C">
+            <wp:extent cx="2943225" cy="3044166"/>
+            <wp:effectExtent l="0" t="0" r="0" b="4445"/>
+            <wp:docPr id="4" name="Gráfico 4" descr="Cuadro de diálogo, que muestra dos interlocutores teniendo una conversación con estructura de Negative statements."/>
             <wp:cNvGraphicFramePr>
               <a:graphicFrameLocks xmlns:a="http://schemas.openxmlformats.org/drawingml/2006/main" noChangeAspect="1"/>
             </wp:cNvGraphicFramePr>
@@ -3404,11 +3414,20 @@
               <a:graphicData uri="http://schemas.openxmlformats.org/drawingml/2006/picture">
                 <pic:pic xmlns:pic="http://schemas.openxmlformats.org/drawingml/2006/picture">
                   <pic:nvPicPr>
-                    <pic:cNvPr id="5" name="Imagen 5" descr="Cuadro de diálogo, que muestra dos interlocutores teniendo una conversación con estructura de Negative statements."/>
+                    <pic:cNvPr id="4" name="Gráfico 4" descr="Cuadro de diálogo, que muestra dos interlocutores teniendo una conversación con estructura de Negative statements."/>
                     <pic:cNvPicPr/>
                   </pic:nvPicPr>
                   <pic:blipFill>
-                    <a:blip r:embed="rId13"/>
+                    <a:blip r:embed="rId14" cstate="print">
+                      <a:extLst>
+                        <a:ext uri="{28A0092B-C50C-407E-A947-70E740481C1C}">
+                          <a14:useLocalDpi xmlns:a14="http://schemas.microsoft.com/office/drawing/2010/main" val="0"/>
+                        </a:ext>
+                        <a:ext uri="{96DAC541-7B7A-43D3-8B79-37D633B846F1}">
+                          <asvg:svgBlip xmlns:asvg="http://schemas.microsoft.com/office/drawing/2016/SVG/main" r:embed="rId15"/>
+                        </a:ext>
+                      </a:extLst>
+                    </a:blip>
                     <a:stretch>
                       <a:fillRect/>
                     </a:stretch>
@@ -3416,7 +3435,7 @@
                   <pic:spPr>
                     <a:xfrm>
                       <a:off x="0" y="0"/>
-                      <a:ext cx="2990456" cy="2896311"/>
+                      <a:ext cx="2948136" cy="3049245"/>
                     </a:xfrm>
                     <a:prstGeom prst="rect">
                       <a:avLst/>
@@ -4814,7 +4833,13 @@
               <w:rPr>
                 <w:rStyle w:val="Extranjerismo"/>
               </w:rPr>
-              <w:t>Add -</w:t>
+              <w:t xml:space="preserve">Add </w:t>
+            </w:r>
+            <w:r>
+              <w:rPr>
+                <w:rStyle w:val="Extranjerismo"/>
+              </w:rPr>
+              <w:t>– “</w:t>
             </w:r>
             <w:r>
               <w:rPr>
@@ -4823,6 +4848,14 @@
                 <w:bCs/>
               </w:rPr>
               <w:t>s</w:t>
+            </w:r>
+            <w:r>
+              <w:rPr>
+                <w:rStyle w:val="Extranjerismo"/>
+                <w:b/>
+                <w:bCs/>
+              </w:rPr>
+              <w:t>”</w:t>
             </w:r>
           </w:p>
         </w:tc>
@@ -4974,7 +5007,13 @@
               <w:rPr>
                 <w:rStyle w:val="Extranjerismo"/>
               </w:rPr>
-              <w:t>Add -</w:t>
+              <w:t xml:space="preserve">Add </w:t>
+            </w:r>
+            <w:r>
+              <w:rPr>
+                <w:rStyle w:val="Extranjerismo"/>
+              </w:rPr>
+              <w:t>– “</w:t>
             </w:r>
             <w:r>
               <w:rPr>
@@ -4983,6 +5022,14 @@
                 <w:bCs/>
               </w:rPr>
               <w:t>es</w:t>
+            </w:r>
+            <w:r>
+              <w:rPr>
+                <w:rStyle w:val="Extranjerismo"/>
+                <w:b/>
+                <w:bCs/>
+              </w:rPr>
+              <w:t>”</w:t>
             </w:r>
           </w:p>
         </w:tc>
@@ -5082,6 +5129,12 @@
             <w:r>
               <w:rPr>
                 <w:rStyle w:val="Extranjerismo"/>
+              </w:rPr>
+              <w:t>“</w:t>
+            </w:r>
+            <w:r>
+              <w:rPr>
+                <w:rStyle w:val="Extranjerismo"/>
                 <w:b/>
                 <w:bCs/>
               </w:rPr>
@@ -5090,19 +5143,41 @@
             <w:r>
               <w:rPr>
                 <w:rStyle w:val="Extranjerismo"/>
-              </w:rPr>
-              <w:t xml:space="preserve"> → </w:t>
-            </w:r>
-            <w:proofErr w:type="spellStart"/>
-            <w:r>
-              <w:rPr>
-                <w:rStyle w:val="Extranjerismo"/>
                 <w:b/>
                 <w:bCs/>
               </w:rPr>
+              <w:t>”</w:t>
+            </w:r>
+            <w:r>
+              <w:rPr>
+                <w:rStyle w:val="Extranjerismo"/>
+              </w:rPr>
+              <w:t xml:space="preserve"> → </w:t>
+            </w:r>
+            <w:r>
+              <w:rPr>
+                <w:rStyle w:val="Extranjerismo"/>
+              </w:rPr>
+              <w:t>“</w:t>
+            </w:r>
+            <w:proofErr w:type="spellStart"/>
+            <w:r>
+              <w:rPr>
+                <w:rStyle w:val="Extranjerismo"/>
+                <w:b/>
+                <w:bCs/>
+              </w:rPr>
               <w:t>ies</w:t>
             </w:r>
             <w:proofErr w:type="spellEnd"/>
+            <w:r>
+              <w:rPr>
+                <w:rStyle w:val="Extranjerismo"/>
+                <w:b/>
+                <w:bCs/>
+              </w:rPr>
+              <w:t>”</w:t>
+            </w:r>
           </w:p>
         </w:tc>
       </w:tr>
@@ -5193,7 +5268,13 @@
               <w:rPr>
                 <w:rStyle w:val="Extranjerismo"/>
               </w:rPr>
-              <w:t>Add -</w:t>
+              <w:t xml:space="preserve">Add </w:t>
+            </w:r>
+            <w:r>
+              <w:rPr>
+                <w:rStyle w:val="Extranjerismo"/>
+              </w:rPr>
+              <w:t>– “</w:t>
             </w:r>
             <w:r>
               <w:rPr>
@@ -5201,7 +5282,23 @@
                 <w:b/>
                 <w:bCs/>
               </w:rPr>
-              <w:t xml:space="preserve">s </w:t>
+              <w:t>s</w:t>
+            </w:r>
+            <w:r>
+              <w:rPr>
+                <w:rStyle w:val="Extranjerismo"/>
+                <w:b/>
+                <w:bCs/>
+              </w:rPr>
+              <w:t>”</w:t>
+            </w:r>
+            <w:r>
+              <w:rPr>
+                <w:rStyle w:val="Extranjerismo"/>
+                <w:b/>
+                <w:bCs/>
+              </w:rPr>
+              <w:t xml:space="preserve"> </w:t>
             </w:r>
             <w:r>
               <w:rPr>
@@ -13574,13 +13671,13 @@
                     <pic:cNvPicPr/>
                   </pic:nvPicPr>
                   <pic:blipFill>
-                    <a:blip r:embed="rId14" cstate="print">
+                    <a:blip r:embed="rId16" cstate="print">
                       <a:extLst>
                         <a:ext uri="{28A0092B-C50C-407E-A947-70E740481C1C}">
                           <a14:useLocalDpi xmlns:a14="http://schemas.microsoft.com/office/drawing/2010/main" val="0"/>
                         </a:ext>
                         <a:ext uri="{96DAC541-7B7A-43D3-8B79-37D633B846F1}">
-                          <asvg:svgBlip xmlns:asvg="http://schemas.microsoft.com/office/drawing/2016/SVG/main" r:embed="rId15"/>
+                          <asvg:svgBlip xmlns:asvg="http://schemas.microsoft.com/office/drawing/2016/SVG/main" r:embed="rId17"/>
                         </a:ext>
                       </a:extLst>
                     </a:blip>
@@ -13927,12 +14024,84 @@
         <w:rPr>
           <w:rStyle w:val="Extranjerismo"/>
         </w:rPr>
-        <w:t>The night auditor has multiple responsibilities in addition to preparing the night audit report. This person must also register guests who arrive after 10:00 p.m., and give departure to those who do so before 6:00 a.m. Within his or her tasks are to process reservations, perform security supervisor tasks, monitor fire safety systems, act as a cashier for banquet functions and perform the work of shift manager. The night auditor acts as a communication link between the guest and the hotel’s operations during the shift from 10:00 p.m. to 6:00 a.m.</w:t>
-      </w:r>
-    </w:p>
-    <w:p>
-      <w:r>
-        <w:t>El auditor nocturno tiene múltiples responsabilidades además de preparar el informe de auditoría nocturna. Esta persona también debe registrar a los huéspedes que llegan después de las 10:00 p.m., y dar salida a quienes lo hacen antes de 6:00 a.m. Dentro de sus labores está procesar reservas, realizar tareas de supervisor de seguridad, monitorear los sistemas de seguridad contra incendios, actuar como cajero para las funciones de banquete y realizar el trabajo de gerente de turno. El auditor nocturno actúa como un enlace de comunicación entre el huésped y las operaciones del hotel durante el turno de 10:00 p.m. a 6:00 a.m.</w:t>
+        <w:t>The night auditor has multiple responsibilities in addition to preparing the night audit report. This person must also register guests who arrive after 10:00 p.</w:t>
+      </w:r>
+      <w:r>
+        <w:rPr>
+          <w:rStyle w:val="Extranjerismo"/>
+        </w:rPr>
+        <w:t xml:space="preserve"> </w:t>
+      </w:r>
+      <w:r>
+        <w:rPr>
+          <w:rStyle w:val="Extranjerismo"/>
+        </w:rPr>
+        <w:t>m., and give departure to those who do so before 6:00 a.</w:t>
+      </w:r>
+      <w:r>
+        <w:rPr>
+          <w:rStyle w:val="Extranjerismo"/>
+        </w:rPr>
+        <w:t xml:space="preserve"> </w:t>
+      </w:r>
+      <w:r>
+        <w:rPr>
+          <w:rStyle w:val="Extranjerismo"/>
+        </w:rPr>
+        <w:t>m. Within his or her tasks are to process reservations, perform security supervisor tasks, monitor fire safety systems, act as a cashier for banquet functions and perform the work of shift manager. The night auditor acts as a communication link between the guest and the hotel’s operations during the shift from 10:00 p</w:t>
+      </w:r>
+      <w:r>
+        <w:rPr>
+          <w:rStyle w:val="Extranjerismo"/>
+        </w:rPr>
+        <w:t xml:space="preserve">. </w:t>
+      </w:r>
+      <w:r>
+        <w:rPr>
+          <w:rStyle w:val="Extranjerismo"/>
+        </w:rPr>
+        <w:t>m. to 6:00 a.</w:t>
+      </w:r>
+      <w:r>
+        <w:rPr>
+          <w:rStyle w:val="Extranjerismo"/>
+        </w:rPr>
+        <w:t xml:space="preserve"> </w:t>
+      </w:r>
+      <w:r>
+        <w:rPr>
+          <w:rStyle w:val="Extranjerismo"/>
+        </w:rPr>
+        <w:t>m.</w:t>
+      </w:r>
+    </w:p>
+    <w:p>
+      <w:r>
+        <w:t>El auditor nocturno tiene múltiples responsabilidades además de preparar el informe de auditoría nocturna. Esta persona también debe registrar a los huéspedes que llegan después de las 10:00 p.</w:t>
+      </w:r>
+      <w:r>
+        <w:t xml:space="preserve"> </w:t>
+      </w:r>
+      <w:r>
+        <w:t>m., y dar salida a quienes lo hacen antes de 6:00 a.</w:t>
+      </w:r>
+      <w:r>
+        <w:t xml:space="preserve"> </w:t>
+      </w:r>
+      <w:r>
+        <w:t>m. Dentro de sus labores está procesar reservas, realizar tareas de supervisor de seguridad, monitorear los sistemas de seguridad contra incendios, actuar como cajero para las funciones de banquete y realizar el trabajo de gerente de turno. El auditor nocturno actúa como un enlace de comunicación entre el huésped y las operaciones del hotel durante el turno de 10:00 p.</w:t>
+      </w:r>
+      <w:r>
+        <w:t xml:space="preserve"> </w:t>
+      </w:r>
+      <w:r>
+        <w:t>m. a 6:00 a.</w:t>
+      </w:r>
+      <w:r>
+        <w:t xml:space="preserve"> </w:t>
+      </w:r>
+      <w:r>
+        <w:t>m.</w:t>
       </w:r>
     </w:p>
     <w:p/>
@@ -16318,7 +16487,7 @@
                     </pic:cNvPicPr>
                   </pic:nvPicPr>
                   <pic:blipFill>
-                    <a:blip r:embed="rId16" cstate="print">
+                    <a:blip r:embed="rId18" cstate="print">
                       <a:extLst>
                         <a:ext uri="{28A0092B-C50C-407E-A947-70E740481C1C}">
                           <a14:useLocalDpi xmlns:a14="http://schemas.microsoft.com/office/drawing/2010/main" val="0"/>
@@ -16355,7 +16524,7 @@
         <w:ind w:firstLine="0"/>
         <w:jc w:val="center"/>
       </w:pPr>
-      <w:hyperlink r:id="rId17" w:history="1">
+      <w:hyperlink r:id="rId19" w:history="1">
         <w:r>
           <w:rPr>
             <w:rStyle w:val="Hipervnculo"/>
@@ -16998,7 +17167,7 @@
                     <pic:cNvPicPr/>
                   </pic:nvPicPr>
                   <pic:blipFill>
-                    <a:blip r:embed="rId18" cstate="print">
+                    <a:blip r:embed="rId20" cstate="print">
                       <a:extLst>
                         <a:ext uri="{28A0092B-C50C-407E-A947-70E740481C1C}">
                           <a14:useLocalDpi xmlns:a14="http://schemas.microsoft.com/office/drawing/2010/main" val="0"/>
@@ -17253,7 +17422,7 @@
       <w:r>
         <w:t xml:space="preserve">. </w:t>
       </w:r>
-      <w:hyperlink r:id="rId19" w:history="1">
+      <w:hyperlink r:id="rId21" w:history="1">
         <w:r>
           <w:rPr>
             <w:rStyle w:val="Hipervnculo"/>
@@ -17294,7 +17463,7 @@
       <w:r>
         <w:t xml:space="preserve">. </w:t>
       </w:r>
-      <w:hyperlink r:id="rId20" w:history="1">
+      <w:hyperlink r:id="rId22" w:history="1">
         <w:r>
           <w:rPr>
             <w:rStyle w:val="Hipervnculo"/>
@@ -17316,7 +17485,7 @@
       <w:r>
         <w:t xml:space="preserve">. </w:t>
       </w:r>
-      <w:hyperlink r:id="rId21" w:history="1">
+      <w:hyperlink r:id="rId23" w:history="1">
         <w:r>
           <w:rPr>
             <w:rStyle w:val="Hipervnculo"/>
@@ -17326,6 +17495,10 @@
       </w:hyperlink>
     </w:p>
     <w:p>
+      <w:pPr>
+        <w:spacing w:before="0" w:after="0" w:line="240" w:lineRule="auto"/>
+        <w:ind w:firstLine="0"/>
+      </w:pPr>
       <w:r>
         <w:t xml:space="preserve">Woodward Education. (2021). </w:t>
       </w:r>
@@ -17360,6 +17533,34 @@
         <w:t xml:space="preserve"> </w:t>
       </w:r>
     </w:p>
+    <w:p>
+      <w:pPr>
+        <w:spacing w:before="0" w:after="0" w:line="240" w:lineRule="auto"/>
+        <w:ind w:firstLine="0"/>
+        <w:rPr>
+          <w:szCs w:val="28"/>
+        </w:rPr>
+      </w:pPr>
+      <w:hyperlink r:id="rId24" w:history="1">
+        <w:r>
+          <w:rPr>
+            <w:rStyle w:val="Hipervnculo"/>
+            <w:szCs w:val="28"/>
+          </w:rPr>
+          <w:t>https://www.grammar.cl/Notes/This_That_These_Those.htm</w:t>
+        </w:r>
+      </w:hyperlink>
+    </w:p>
+    <w:p>
+      <w:pPr>
+        <w:spacing w:before="0" w:after="0" w:line="240" w:lineRule="auto"/>
+        <w:ind w:firstLine="0"/>
+        <w:rPr>
+          <w:sz w:val="24"/>
+        </w:rPr>
+      </w:pPr>
+    </w:p>
+    <w:p/>
     <w:p>
       <w:pPr>
         <w:pStyle w:val="Prrafodelista"/>
@@ -18094,8 +18295,8 @@
       </w:pPr>
     </w:p>
     <w:sectPr>
-      <w:headerReference w:type="default" r:id="rId22"/>
-      <w:footerReference w:type="default" r:id="rId23"/>
+      <w:headerReference w:type="default" r:id="rId25"/>
+      <w:footerReference w:type="default" r:id="rId26"/>
       <w:pgSz w:w="12240" w:h="15840"/>
       <w:pgMar w:top="1701" w:right="1134" w:bottom="1134" w:left="1134" w:header="709" w:footer="737" w:gutter="0"/>
       <w:pgNumType w:start="1"/>
@@ -24509,26 +24710,6 @@
 </file>
 
 <file path=customXml/item1.xml><?xml version="1.0" encoding="utf-8"?>
-<?mso-contentType ?>
-<FormTemplates xmlns="http://schemas.microsoft.com/sharepoint/v3/contenttype/forms">
-  <Display>DocumentLibraryForm</Display>
-  <Edit>DocumentLibraryForm</Edit>
-  <New>DocumentLibraryForm</New>
-</FormTemplates>
-</file>
-
-<file path=customXml/item2.xml><?xml version="1.0" encoding="utf-8"?>
-<p:properties xmlns:p="http://schemas.microsoft.com/office/2006/metadata/properties" xmlns:xsi="http://www.w3.org/2001/XMLSchema-instance" xmlns:pc="http://schemas.microsoft.com/office/infopath/2007/PartnerControls">
-  <documentManagement>
-    <TaxCatchAll xmlns="13c90a0b-73bc-4dc0-be5f-28d77b615beb" xsi:nil="true"/>
-    <lcf76f155ced4ddcb4097134ff3c332f xmlns="13c93bba-48ce-428c-bfe5-88b42c19b028">
-      <Terms xmlns="http://schemas.microsoft.com/office/infopath/2007/PartnerControls"/>
-    </lcf76f155ced4ddcb4097134ff3c332f>
-  </documentManagement>
-</p:properties>
-</file>
-
-<file path=customXml/item3.xml><?xml version="1.0" encoding="utf-8"?>
 <ct:contentTypeSchema xmlns:ct="http://schemas.microsoft.com/office/2006/metadata/contentType" xmlns:ma="http://schemas.microsoft.com/office/2006/metadata/properties/metaAttributes" ct:_="" ma:_="" ma:contentTypeName="Documento" ma:contentTypeID="0x0101006A81D6BD42E8DF4C91013959704817E1" ma:contentTypeVersion="15" ma:contentTypeDescription="Crear nuevo documento." ma:contentTypeScope="" ma:versionID="bf4f72ffd194f0963ff564daca6869f7">
   <xsd:schema xmlns:xsd="http://www.w3.org/2001/XMLSchema" xmlns:xs="http://www.w3.org/2001/XMLSchema" xmlns:p="http://schemas.microsoft.com/office/2006/metadata/properties" xmlns:ns2="13c90a0b-73bc-4dc0-be5f-28d77b615beb" xmlns:ns3="13c93bba-48ce-428c-bfe5-88b42c19b028" targetNamespace="http://schemas.microsoft.com/office/2006/metadata/properties" ma:root="true" ma:fieldsID="8718d6f4873a5b1392a45044efa78385" ns2:_="" ns3:_="">
     <xsd:import namespace="13c90a0b-73bc-4dc0-be5f-28d77b615beb"/>
@@ -24763,30 +24944,31 @@
 </ct:contentTypeSchema>
 </file>
 
-<file path=customXml/item4.xml><?xml version="1.0" encoding="utf-8"?>
+<file path=customXml/item2.xml><?xml version="1.0" encoding="utf-8"?>
 <b:Sources xmlns:b="http://schemas.openxmlformats.org/officeDocument/2006/bibliography" xmlns="http://schemas.openxmlformats.org/officeDocument/2006/bibliography" SelectedStyle="\APASixthEditionOfficeOnline.xsl" StyleName="APA" Version="6"/>
 </file>
 
-<file path=customXml/itemProps1.xml><?xml version="1.0" encoding="utf-8"?>
-<ds:datastoreItem xmlns:ds="http://schemas.openxmlformats.org/officeDocument/2006/customXml" ds:itemID="{10663269-2064-4804-8290-36D4A57F5557}">
-  <ds:schemaRefs>
-    <ds:schemaRef ds:uri="http://schemas.microsoft.com/sharepoint/v3/contenttype/forms"/>
-  </ds:schemaRefs>
-</ds:datastoreItem>
+<file path=customXml/item3.xml><?xml version="1.0" encoding="utf-8"?>
+<?mso-contentType ?>
+<FormTemplates xmlns="http://schemas.microsoft.com/sharepoint/v3/contenttype/forms">
+  <Display>DocumentLibraryForm</Display>
+  <Edit>DocumentLibraryForm</Edit>
+  <New>DocumentLibraryForm</New>
+</FormTemplates>
 </file>
 
-<file path=customXml/itemProps2.xml><?xml version="1.0" encoding="utf-8"?>
-<ds:datastoreItem xmlns:ds="http://schemas.openxmlformats.org/officeDocument/2006/customXml" ds:itemID="{1279454D-02BE-4A9C-A117-DCD1573E2608}">
-  <ds:schemaRefs>
-    <ds:schemaRef ds:uri="http://schemas.microsoft.com/office/2006/metadata/properties"/>
-    <ds:schemaRef ds:uri="http://schemas.microsoft.com/office/infopath/2007/PartnerControls"/>
-    <ds:schemaRef ds:uri="13c90a0b-73bc-4dc0-be5f-28d77b615beb"/>
-    <ds:schemaRef ds:uri="13c93bba-48ce-428c-bfe5-88b42c19b028"/>
-  </ds:schemaRefs>
-</ds:datastoreItem>
+<file path=customXml/item4.xml><?xml version="1.0" encoding="utf-8"?>
+<p:properties xmlns:p="http://schemas.microsoft.com/office/2006/metadata/properties" xmlns:xsi="http://www.w3.org/2001/XMLSchema-instance" xmlns:pc="http://schemas.microsoft.com/office/infopath/2007/PartnerControls">
+  <documentManagement>
+    <TaxCatchAll xmlns="13c90a0b-73bc-4dc0-be5f-28d77b615beb" xsi:nil="true"/>
+    <lcf76f155ced4ddcb4097134ff3c332f xmlns="13c93bba-48ce-428c-bfe5-88b42c19b028">
+      <Terms xmlns="http://schemas.microsoft.com/office/infopath/2007/PartnerControls"/>
+    </lcf76f155ced4ddcb4097134ff3c332f>
+  </documentManagement>
+</p:properties>
 </file>
 
-<file path=customXml/itemProps3.xml><?xml version="1.0" encoding="utf-8"?>
+<file path=customXml/itemProps1.xml><?xml version="1.0" encoding="utf-8"?>
 <ds:datastoreItem xmlns:ds="http://schemas.openxmlformats.org/officeDocument/2006/customXml" ds:itemID="{9C14B031-69D2-4815-A77A-60B4EECF27A0}">
   <ds:schemaRefs>
     <ds:schemaRef ds:uri="http://schemas.microsoft.com/office/2006/metadata/contentType"/>
@@ -24805,10 +24987,29 @@
 </ds:datastoreItem>
 </file>
 
-<file path=customXml/itemProps4.xml><?xml version="1.0" encoding="utf-8"?>
+<file path=customXml/itemProps2.xml><?xml version="1.0" encoding="utf-8"?>
 <ds:datastoreItem xmlns:ds="http://schemas.openxmlformats.org/officeDocument/2006/customXml" ds:itemID="{EAE431FD-7059-4C09-804B-C9D69EB7B213}">
   <ds:schemaRefs>
     <ds:schemaRef ds:uri="http://schemas.openxmlformats.org/officeDocument/2006/bibliography"/>
   </ds:schemaRefs>
 </ds:datastoreItem>
+</file>
+
+<file path=customXml/itemProps3.xml><?xml version="1.0" encoding="utf-8"?>
+<ds:datastoreItem xmlns:ds="http://schemas.openxmlformats.org/officeDocument/2006/customXml" ds:itemID="{10663269-2064-4804-8290-36D4A57F5557}">
+  <ds:schemaRefs>
+    <ds:schemaRef ds:uri="http://schemas.microsoft.com/sharepoint/v3/contenttype/forms"/>
+  </ds:schemaRefs>
+</ds:datastoreItem>
+</file>
+
+<file path=customXml/itemProps4.xml><?xml version="1.0" encoding="utf-8"?>
+<ds:datastoreItem xmlns:ds="http://schemas.openxmlformats.org/officeDocument/2006/customXml" ds:itemID="{1279454D-02BE-4A9C-A117-DCD1573E2608}">
+  <ds:schemaRefs>
+    <ds:schemaRef ds:uri="http://schemas.microsoft.com/office/2006/metadata/properties"/>
+    <ds:schemaRef ds:uri="http://schemas.microsoft.com/office/infopath/2007/PartnerControls"/>
+    <ds:schemaRef ds:uri="13c90a0b-73bc-4dc0-be5f-28d77b615beb"/>
+    <ds:schemaRef ds:uri="13c93bba-48ce-428c-bfe5-88b42c19b028"/>
+  </ds:schemaRefs>
+</ds:datastoreItem>
 </file>
--- a/fuentes/621602_CF09_DU.docx
+++ b/fuentes/621602_CF09_DU.docx
@@ -438,7 +438,7 @@
         <w:rPr>
           <w:rStyle w:val="TablaCar"/>
         </w:rPr>
-        <w:t>Este componente formativo, profundizará sobre el estilo indirecto, el vocabulario y las frases del trabajo, las rutinas laborales y sociales que se solían tener. Habrá la oportunidad de aclarar dudas en cuanto a estructuras presentes, pasadas y futuras.</w:t>
+        <w:t>Este componente formativo profundizará sobre el estilo indirecto, el vocabulario y las frases del trabajo, las rutinas laborales y sociales que se solían tener. Habrá la oportunidad de aclarar dudas en cuanto a estructuras presentes, pasadas y futuras.</w:t>
       </w:r>
     </w:p>
     <w:p>
@@ -579,7 +579,7 @@
           <w:r>
             <w:fldChar w:fldCharType="separate"/>
           </w:r>
-          <w:hyperlink w:anchor="_Toc233447571" w:history="1">
+          <w:hyperlink w:anchor="_Toc235178165" w:history="1">
             <w:r>
               <w:rPr>
                 <w:rStyle w:val="Hipervnculo"/>
@@ -606,7 +606,7 @@
                 <w:noProof/>
                 <w:webHidden/>
               </w:rPr>
-              <w:instrText xml:space="preserve"> PAGEREF _Toc233447571 \h </w:instrText>
+              <w:instrText xml:space="preserve"> PAGEREF _Toc235178165 \h </w:instrText>
             </w:r>
             <w:r>
               <w:rPr>
@@ -652,7 +652,7 @@
               <w14:ligatures w14:val="none"/>
             </w:rPr>
           </w:pPr>
-          <w:hyperlink w:anchor="_Toc233447572" w:history="1">
+          <w:hyperlink w:anchor="_Toc235178166" w:history="1">
             <w:r>
               <w:rPr>
                 <w:rStyle w:val="Hipervnculo"/>
@@ -662,14 +662,17 @@
             </w:r>
             <w:r>
               <w:rPr>
-                <w:rStyle w:val="Extranjerismo"/>
-              </w:rPr>
-              <w:t xml:space="preserve"> Simple Present</w:t>
-            </w:r>
-            <w:r>
-              <w:rPr>
                 <w:rStyle w:val="Hipervnculo"/>
                 <w:noProof/>
+                <w:spacing w:val="20"/>
+                <w:lang w:val="en-US"/>
+              </w:rPr>
+              <w:t xml:space="preserve"> Simple Present</w:t>
+            </w:r>
+            <w:r>
+              <w:rPr>
+                <w:rStyle w:val="Hipervnculo"/>
+                <w:noProof/>
               </w:rPr>
               <w:t xml:space="preserve"> / Presente simple</w:t>
             </w:r>
@@ -692,7 +695,7 @@
                 <w:noProof/>
                 <w:webHidden/>
               </w:rPr>
-              <w:instrText xml:space="preserve"> PAGEREF _Toc233447572 \h </w:instrText>
+              <w:instrText xml:space="preserve"> PAGEREF _Toc235178166 \h </w:instrText>
             </w:r>
             <w:r>
               <w:rPr>
@@ -738,7 +741,7 @@
               <w14:ligatures w14:val="none"/>
             </w:rPr>
           </w:pPr>
-          <w:hyperlink w:anchor="_Toc233447573" w:history="1">
+          <w:hyperlink w:anchor="_Toc235178167" w:history="1">
             <w:r>
               <w:rPr>
                 <w:rStyle w:val="Hipervnculo"/>
@@ -787,7 +790,7 @@
                 <w:noProof/>
                 <w:webHidden/>
               </w:rPr>
-              <w:instrText xml:space="preserve"> PAGEREF _Toc233447573 \h </w:instrText>
+              <w:instrText xml:space="preserve"> PAGEREF _Toc235178167 \h </w:instrText>
             </w:r>
             <w:r>
               <w:rPr>
@@ -833,7 +836,7 @@
               <w14:ligatures w14:val="none"/>
             </w:rPr>
           </w:pPr>
-          <w:hyperlink w:anchor="_Toc233447574" w:history="1">
+          <w:hyperlink w:anchor="_Toc235178168" w:history="1">
             <w:r>
               <w:rPr>
                 <w:rStyle w:val="Hipervnculo"/>
@@ -882,7 +885,7 @@
                 <w:noProof/>
                 <w:webHidden/>
               </w:rPr>
-              <w:instrText xml:space="preserve"> PAGEREF _Toc233447574 \h </w:instrText>
+              <w:instrText xml:space="preserve"> PAGEREF _Toc235178168 \h </w:instrText>
             </w:r>
             <w:r>
               <w:rPr>
@@ -928,7 +931,7 @@
               <w14:ligatures w14:val="none"/>
             </w:rPr>
           </w:pPr>
-          <w:hyperlink w:anchor="_Toc233447575" w:history="1">
+          <w:hyperlink w:anchor="_Toc235178169" w:history="1">
             <w:r>
               <w:rPr>
                 <w:rStyle w:val="Hipervnculo"/>
@@ -977,7 +980,7 @@
                 <w:noProof/>
                 <w:webHidden/>
               </w:rPr>
-              <w:instrText xml:space="preserve"> PAGEREF _Toc233447575 \h </w:instrText>
+              <w:instrText xml:space="preserve"> PAGEREF _Toc235178169 \h </w:instrText>
             </w:r>
             <w:r>
               <w:rPr>
@@ -1023,7 +1026,7 @@
               <w14:ligatures w14:val="none"/>
             </w:rPr>
           </w:pPr>
-          <w:hyperlink w:anchor="_Toc233447576" w:history="1">
+          <w:hyperlink w:anchor="_Toc235178170" w:history="1">
             <w:r>
               <w:rPr>
                 <w:rStyle w:val="Hipervnculo"/>
@@ -1072,7 +1075,7 @@
                 <w:noProof/>
                 <w:webHidden/>
               </w:rPr>
-              <w:instrText xml:space="preserve"> PAGEREF _Toc233447576 \h </w:instrText>
+              <w:instrText xml:space="preserve"> PAGEREF _Toc235178170 \h </w:instrText>
             </w:r>
             <w:r>
               <w:rPr>
@@ -1118,7 +1121,7 @@
               <w14:ligatures w14:val="none"/>
             </w:rPr>
           </w:pPr>
-          <w:hyperlink w:anchor="_Toc233447577" w:history="1">
+          <w:hyperlink w:anchor="_Toc235178171" w:history="1">
             <w:r>
               <w:rPr>
                 <w:rStyle w:val="Hipervnculo"/>
@@ -1167,7 +1170,7 @@
                 <w:noProof/>
                 <w:webHidden/>
               </w:rPr>
-              <w:instrText xml:space="preserve"> PAGEREF _Toc233447577 \h </w:instrText>
+              <w:instrText xml:space="preserve"> PAGEREF _Toc235178171 \h </w:instrText>
             </w:r>
             <w:r>
               <w:rPr>
@@ -1213,7 +1216,7 @@
               <w14:ligatures w14:val="none"/>
             </w:rPr>
           </w:pPr>
-          <w:hyperlink w:anchor="_Toc233447578" w:history="1">
+          <w:hyperlink w:anchor="_Toc235178172" w:history="1">
             <w:r>
               <w:rPr>
                 <w:rStyle w:val="Hipervnculo"/>
@@ -1262,7 +1265,7 @@
                 <w:noProof/>
                 <w:webHidden/>
               </w:rPr>
-              <w:instrText xml:space="preserve"> PAGEREF _Toc233447578 \h </w:instrText>
+              <w:instrText xml:space="preserve"> PAGEREF _Toc235178172 \h </w:instrText>
             </w:r>
             <w:r>
               <w:rPr>
@@ -1308,11 +1311,10 @@
               <w14:ligatures w14:val="none"/>
             </w:rPr>
           </w:pPr>
-          <w:hyperlink w:anchor="_Toc233447579" w:history="1">
+          <w:hyperlink w:anchor="_Toc235178173" w:history="1">
             <w:r>
               <w:rPr>
                 <w:rStyle w:val="Hipervnculo"/>
-                <w:bCs/>
                 <w:noProof/>
               </w:rPr>
               <w:t>3.</w:t>
@@ -1331,15 +1333,14 @@
               <w:rPr>
                 <w:rStyle w:val="Extranjerismo"/>
               </w:rPr>
-              <w:t>Hotel areas and facilities</w:t>
+              <w:t xml:space="preserve">Hotel areas and facilities </w:t>
             </w:r>
             <w:r>
               <w:rPr>
                 <w:rStyle w:val="Hipervnculo"/>
-                <w:bCs/>
                 <w:noProof/>
               </w:rPr>
-              <w:t xml:space="preserve"> / Áreas e instalaciones del hotel</w:t>
+              <w:t>/ Áreas e instalaciones del hotel</w:t>
             </w:r>
             <w:r>
               <w:rPr>
@@ -1360,7 +1361,7 @@
                 <w:noProof/>
                 <w:webHidden/>
               </w:rPr>
-              <w:instrText xml:space="preserve"> PAGEREF _Toc233447579 \h </w:instrText>
+              <w:instrText xml:space="preserve"> PAGEREF _Toc235178173 \h </w:instrText>
             </w:r>
             <w:r>
               <w:rPr>
@@ -1406,7 +1407,7 @@
               <w14:ligatures w14:val="none"/>
             </w:rPr>
           </w:pPr>
-          <w:hyperlink w:anchor="_Toc233447580" w:history="1">
+          <w:hyperlink w:anchor="_Toc235178174" w:history="1">
             <w:r>
               <w:rPr>
                 <w:rStyle w:val="Hipervnculo"/>
@@ -1427,14 +1428,14 @@
               <w:rPr>
                 <w:rStyle w:val="Extranjerismo"/>
               </w:rPr>
-              <w:t>Organizational structure</w:t>
+              <w:t xml:space="preserve">Organizational structure </w:t>
             </w:r>
             <w:r>
               <w:rPr>
                 <w:rStyle w:val="Hipervnculo"/>
                 <w:noProof/>
               </w:rPr>
-              <w:t xml:space="preserve"> / Estructura organizacional</w:t>
+              <w:t>/ Estructura organizacional</w:t>
             </w:r>
             <w:r>
               <w:rPr>
@@ -1455,7 +1456,7 @@
                 <w:noProof/>
                 <w:webHidden/>
               </w:rPr>
-              <w:instrText xml:space="preserve"> PAGEREF _Toc233447580 \h </w:instrText>
+              <w:instrText xml:space="preserve"> PAGEREF _Toc235178174 \h </w:instrText>
             </w:r>
             <w:r>
               <w:rPr>
@@ -1501,7 +1502,7 @@
               <w14:ligatures w14:val="none"/>
             </w:rPr>
           </w:pPr>
-          <w:hyperlink w:anchor="_Toc233447581" w:history="1">
+          <w:hyperlink w:anchor="_Toc235178175" w:history="1">
             <w:r>
               <w:rPr>
                 <w:rStyle w:val="Hipervnculo"/>
@@ -1522,14 +1523,14 @@
               <w:rPr>
                 <w:rStyle w:val="Extranjerismo"/>
               </w:rPr>
-              <w:t>Positions, duties, responsibilities, profiles</w:t>
+              <w:t xml:space="preserve">Positions, duties, responsibilities, profiles </w:t>
             </w:r>
             <w:r>
               <w:rPr>
                 <w:rStyle w:val="Hipervnculo"/>
                 <w:noProof/>
               </w:rPr>
-              <w:t xml:space="preserve"> / Cargos, deberes, responsabilidades, perfiles</w:t>
+              <w:t>/ Cargos, deberes, responsabilidades, perfiles</w:t>
             </w:r>
             <w:r>
               <w:rPr>
@@ -1550,7 +1551,7 @@
                 <w:noProof/>
                 <w:webHidden/>
               </w:rPr>
-              <w:instrText xml:space="preserve"> PAGEREF _Toc233447581 \h </w:instrText>
+              <w:instrText xml:space="preserve"> PAGEREF _Toc235178175 \h </w:instrText>
             </w:r>
             <w:r>
               <w:rPr>
@@ -1596,7 +1597,7 @@
               <w14:ligatures w14:val="none"/>
             </w:rPr>
           </w:pPr>
-          <w:hyperlink w:anchor="_Toc233447582" w:history="1">
+          <w:hyperlink w:anchor="_Toc235178176" w:history="1">
             <w:r>
               <w:rPr>
                 <w:rStyle w:val="Hipervnculo"/>
@@ -1606,23 +1607,14 @@
             </w:r>
             <w:r>
               <w:rPr>
+                <w:rStyle w:val="Extranjerismo"/>
+              </w:rPr>
+              <w:t xml:space="preserve"> Jobs and professions in the tourism sector</w:t>
+            </w:r>
+            <w:r>
+              <w:rPr>
                 <w:rStyle w:val="Hipervnculo"/>
                 <w:noProof/>
-                <w:spacing w:val="20"/>
-                <w:lang w:val="en-US"/>
-              </w:rPr>
-              <w:t xml:space="preserve"> </w:t>
-            </w:r>
-            <w:r>
-              <w:rPr>
-                <w:rStyle w:val="Extranjerismo"/>
-              </w:rPr>
-              <w:t>Jobs and professions in the tourism sector</w:t>
-            </w:r>
-            <w:r>
-              <w:rPr>
-                <w:rStyle w:val="Hipervnculo"/>
-                <w:noProof/>
               </w:rPr>
               <w:t xml:space="preserve"> / Empleos y profesiones en el sector turístico</w:t>
             </w:r>
@@ -1645,7 +1637,7 @@
                 <w:noProof/>
                 <w:webHidden/>
               </w:rPr>
-              <w:instrText xml:space="preserve"> PAGEREF _Toc233447582 \h </w:instrText>
+              <w:instrText xml:space="preserve"> PAGEREF _Toc235178176 \h </w:instrText>
             </w:r>
             <w:r>
               <w:rPr>
@@ -1691,7 +1683,7 @@
               <w14:ligatures w14:val="none"/>
             </w:rPr>
           </w:pPr>
-          <w:hyperlink w:anchor="_Toc233447583" w:history="1">
+          <w:hyperlink w:anchor="_Toc235178177" w:history="1">
             <w:r>
               <w:rPr>
                 <w:rStyle w:val="Hipervnculo"/>
@@ -1712,14 +1704,14 @@
               <w:rPr>
                 <w:rStyle w:val="Extranjerismo"/>
               </w:rPr>
-              <w:t xml:space="preserve">Demonstratives </w:t>
+              <w:t>Demonstratives</w:t>
             </w:r>
             <w:r>
               <w:rPr>
                 <w:rStyle w:val="Hipervnculo"/>
                 <w:noProof/>
               </w:rPr>
-              <w:t>/ Demostrativos</w:t>
+              <w:t xml:space="preserve"> / Demostrativos</w:t>
             </w:r>
             <w:r>
               <w:rPr>
@@ -1740,7 +1732,7 @@
                 <w:noProof/>
                 <w:webHidden/>
               </w:rPr>
-              <w:instrText xml:space="preserve"> PAGEREF _Toc233447583 \h </w:instrText>
+              <w:instrText xml:space="preserve"> PAGEREF _Toc235178177 \h </w:instrText>
             </w:r>
             <w:r>
               <w:rPr>
@@ -1786,7 +1778,7 @@
               <w14:ligatures w14:val="none"/>
             </w:rPr>
           </w:pPr>
-          <w:hyperlink w:anchor="_Toc233447584" w:history="1">
+          <w:hyperlink w:anchor="_Toc235178178" w:history="1">
             <w:r>
               <w:rPr>
                 <w:rStyle w:val="Hipervnculo"/>
@@ -1813,7 +1805,7 @@
                 <w:noProof/>
                 <w:webHidden/>
               </w:rPr>
-              <w:instrText xml:space="preserve"> PAGEREF _Toc233447584 \h </w:instrText>
+              <w:instrText xml:space="preserve"> PAGEREF _Toc235178178 \h </w:instrText>
             </w:r>
             <w:r>
               <w:rPr>
@@ -1859,7 +1851,7 @@
               <w14:ligatures w14:val="none"/>
             </w:rPr>
           </w:pPr>
-          <w:hyperlink w:anchor="_Toc233447585" w:history="1">
+          <w:hyperlink w:anchor="_Toc235178179" w:history="1">
             <w:r>
               <w:rPr>
                 <w:rStyle w:val="Hipervnculo"/>
@@ -1886,7 +1878,7 @@
                 <w:noProof/>
                 <w:webHidden/>
               </w:rPr>
-              <w:instrText xml:space="preserve"> PAGEREF _Toc233447585 \h </w:instrText>
+              <w:instrText xml:space="preserve"> PAGEREF _Toc235178179 \h </w:instrText>
             </w:r>
             <w:r>
               <w:rPr>
@@ -1932,7 +1924,7 @@
               <w14:ligatures w14:val="none"/>
             </w:rPr>
           </w:pPr>
-          <w:hyperlink w:anchor="_Toc233447586" w:history="1">
+          <w:hyperlink w:anchor="_Toc235178180" w:history="1">
             <w:r>
               <w:rPr>
                 <w:rStyle w:val="Hipervnculo"/>
@@ -1959,7 +1951,7 @@
                 <w:noProof/>
                 <w:webHidden/>
               </w:rPr>
-              <w:instrText xml:space="preserve"> PAGEREF _Toc233447586 \h </w:instrText>
+              <w:instrText xml:space="preserve"> PAGEREF _Toc235178180 \h </w:instrText>
             </w:r>
             <w:r>
               <w:rPr>
@@ -2005,7 +1997,7 @@
               <w14:ligatures w14:val="none"/>
             </w:rPr>
           </w:pPr>
-          <w:hyperlink w:anchor="_Toc233447587" w:history="1">
+          <w:hyperlink w:anchor="_Toc235178181" w:history="1">
             <w:r>
               <w:rPr>
                 <w:rStyle w:val="Hipervnculo"/>
@@ -2032,7 +2024,7 @@
                 <w:noProof/>
                 <w:webHidden/>
               </w:rPr>
-              <w:instrText xml:space="preserve"> PAGEREF _Toc233447587 \h </w:instrText>
+              <w:instrText xml:space="preserve"> PAGEREF _Toc235178181 \h </w:instrText>
             </w:r>
             <w:r>
               <w:rPr>
@@ -2080,7 +2072,7 @@
       <w:pPr>
         <w:pStyle w:val="Titulosgenerales"/>
       </w:pPr>
-      <w:bookmarkStart w:id="0" w:name="_Toc233447571"/>
+      <w:bookmarkStart w:id="0" w:name="_Toc235178165"/>
       <w:r>
         <w:lastRenderedPageBreak/>
         <w:t>Introducción</w:t>
@@ -2135,7 +2127,7 @@
         <w:rPr>
           <w:rStyle w:val="Extranjerismo"/>
         </w:rPr>
-        <w:t>e</w:t>
+        <w:t>E</w:t>
       </w:r>
       <w:r>
         <w:rPr>
@@ -2167,7 +2159,7 @@
         <w:rPr>
           <w:rStyle w:val="Extranjerismo"/>
         </w:rPr>
-        <w:t>e</w:t>
+        <w:t>E</w:t>
       </w:r>
       <w:r>
         <w:rPr>
@@ -2192,7 +2184,7 @@
         <w:rPr>
           <w:rStyle w:val="Extranjerismo"/>
         </w:rPr>
-        <w:t>e</w:t>
+        <w:t>E</w:t>
       </w:r>
       <w:r>
         <w:rPr>
@@ -2214,7 +2206,7 @@
       <w:pPr>
         <w:pStyle w:val="Ttulo1"/>
       </w:pPr>
-      <w:bookmarkStart w:id="1" w:name="_Toc233447572"/>
+      <w:bookmarkStart w:id="1" w:name="_Toc235178166"/>
       <w:r>
         <w:rPr>
           <w:rStyle w:val="Extranjerismo"/>
@@ -2238,7 +2230,7 @@
         <w:rPr>
           <w:rStyle w:val="Extranjerismo"/>
         </w:rPr>
-        <w:t>e</w:t>
+        <w:t>E</w:t>
       </w:r>
       <w:r>
         <w:rPr>
@@ -2295,7 +2287,7 @@
         <w:rPr>
           <w:rStyle w:val="Extranjerismo"/>
         </w:rPr>
-        <w:t>e</w:t>
+        <w:t>E</w:t>
       </w:r>
       <w:r>
         <w:rPr>
@@ -2438,7 +2430,7 @@
     </w:p>
     <w:p>
       <w:pPr>
-        <w:jc w:val="center"/>
+        <w:ind w:firstLine="0"/>
         <w:rPr>
           <w:lang w:val="en-US" w:eastAsia="es-CO"/>
         </w:rPr>
@@ -2449,10 +2441,10 @@
           <w:lang w:val="en-US" w:eastAsia="es-CO"/>
         </w:rPr>
         <w:drawing>
-          <wp:inline distT="0" distB="0" distL="0" distR="0" wp14:anchorId="1CF372A8" wp14:editId="3D18D46F">
-            <wp:extent cx="3800475" cy="4853876"/>
-            <wp:effectExtent l="0" t="0" r="0" b="4445"/>
-            <wp:docPr id="1" name="Gráfico 1" descr="Cuadro de diálogo, estructura “Sujeto + verbo + complemento” en inglés y español. En la parte superior aparece el título bilingüe “Subject + verb + complement / Sujeto + verbo + complemento”. Debajo, dos personajes ilustrados conversan mediante globos de diálogo. Una persona pregunta qué es esta estructura gramatical y otra responde que es una forma de organizar oraciones donde el sujeto realiza la acción, el verbo la expresa y el complemento aporta información adicional. Luego se pregunta por su importancia y se explica que permite construir mensajes claros y coherentes en ambos idiomas."/>
+          <wp:inline distT="0" distB="0" distL="0" distR="0" wp14:anchorId="7A09DDE2" wp14:editId="3463EB9E">
+            <wp:extent cx="6332220" cy="4651375"/>
+            <wp:effectExtent l="0" t="0" r="0" b="0"/>
+            <wp:docPr id="3" name="Gráfico 3" descr="Cuadro de diálogo, estructura “sujeto + verbo + complemento” en inglés y español. En la parte superior aparece el título bilingüe “Subject + verb + complement / Sujeto + verbo + complemento”. Debajo, dos personajes ilustrados conversan mediante globos de diálogo. Una persona pregunta qué es esta estructura gramatical y otra responde que es una forma de organizar oraciones donde el sujeto realiza la acción, el verbo la expresa y el complemento aporta información adicional. Luego se pregunta por su importancia y se explica que permite construir mensajes claros y coherentes en ambos idiomas. "/>
             <wp:cNvGraphicFramePr>
               <a:graphicFrameLocks xmlns:a="http://schemas.openxmlformats.org/drawingml/2006/main" noChangeAspect="1"/>
             </wp:cNvGraphicFramePr>
@@ -2460,7 +2452,7 @@
               <a:graphicData uri="http://schemas.openxmlformats.org/drawingml/2006/picture">
                 <pic:pic xmlns:pic="http://schemas.openxmlformats.org/drawingml/2006/picture">
                   <pic:nvPicPr>
-                    <pic:cNvPr id="1" name="Gráfico 1" descr="Cuadro de diálogo, estructura “Sujeto + verbo + complemento” en inglés y español. En la parte superior aparece el título bilingüe “Subject + verb + complement / Sujeto + verbo + complemento”. Debajo, dos personajes ilustrados conversan mediante globos de diálogo. Una persona pregunta qué es esta estructura gramatical y otra responde que es una forma de organizar oraciones donde el sujeto realiza la acción, el verbo la expresa y el complemento aporta información adicional. Luego se pregunta por su importancia y se explica que permite construir mensajes claros y coherentes en ambos idiomas."/>
+                    <pic:cNvPr id="3" name="Gráfico 3" descr="Cuadro de diálogo, estructura “sujeto + verbo + complemento” en inglés y español. En la parte superior aparece el título bilingüe “Subject + verb + complement / Sujeto + verbo + complemento”. Debajo, dos personajes ilustrados conversan mediante globos de diálogo. Una persona pregunta qué es esta estructura gramatical y otra responde que es una forma de organizar oraciones donde el sujeto realiza la acción, el verbo la expresa y el complemento aporta información adicional. Luego se pregunta por su importancia y se explica que permite construir mensajes claros y coherentes en ambos idiomas. "/>
                     <pic:cNvPicPr/>
                   </pic:nvPicPr>
                   <pic:blipFill>
@@ -2481,7 +2473,7 @@
                   <pic:spPr>
                     <a:xfrm>
                       <a:off x="0" y="0"/>
-                      <a:ext cx="3805204" cy="4859916"/>
+                      <a:ext cx="6332220" cy="4651375"/>
                     </a:xfrm>
                     <a:prstGeom prst="rect">
                       <a:avLst/>
@@ -2590,7 +2582,7 @@
           </w:tcPr>
           <w:p>
             <w:pPr>
-              <w:ind w:firstLine="0"/>
+              <w:pStyle w:val="TextoTablas"/>
               <w:rPr>
                 <w:rStyle w:val="Extranjerismo"/>
               </w:rPr>
@@ -2609,7 +2601,7 @@
           </w:tcPr>
           <w:p>
             <w:pPr>
-              <w:ind w:firstLine="0"/>
+              <w:pStyle w:val="TextoTablas"/>
               <w:rPr>
                 <w:rStyle w:val="Extranjerismo"/>
               </w:rPr>
@@ -2628,7 +2620,7 @@
           </w:tcPr>
           <w:p>
             <w:pPr>
-              <w:ind w:firstLine="0"/>
+              <w:pStyle w:val="TextoTablas"/>
               <w:rPr>
                 <w:rStyle w:val="Extranjerismo"/>
               </w:rPr>
@@ -2647,7 +2639,7 @@
           </w:tcPr>
           <w:p>
             <w:pPr>
-              <w:ind w:firstLine="0"/>
+              <w:pStyle w:val="TextoTablas"/>
               <w:rPr>
                 <w:rStyle w:val="Extranjerismo"/>
               </w:rPr>
@@ -2671,7 +2663,7 @@
           </w:tcPr>
           <w:p>
             <w:pPr>
-              <w:ind w:firstLine="0"/>
+              <w:pStyle w:val="TextoTablas"/>
               <w:rPr>
                 <w:rStyle w:val="Extranjerismo"/>
               </w:rPr>
@@ -2690,7 +2682,7 @@
           </w:tcPr>
           <w:p>
             <w:pPr>
-              <w:ind w:firstLine="0"/>
+              <w:pStyle w:val="TextoTablas"/>
               <w:rPr>
                 <w:rStyle w:val="Extranjerismo"/>
               </w:rPr>
@@ -2709,7 +2701,7 @@
           </w:tcPr>
           <w:p>
             <w:pPr>
-              <w:ind w:firstLine="0"/>
+              <w:pStyle w:val="TextoTablas"/>
               <w:rPr>
                 <w:rStyle w:val="Extranjerismo"/>
               </w:rPr>
@@ -2728,7 +2720,7 @@
           </w:tcPr>
           <w:p>
             <w:pPr>
-              <w:ind w:firstLine="0"/>
+              <w:pStyle w:val="TextoTablas"/>
               <w:rPr>
                 <w:rStyle w:val="Extranjerismo"/>
               </w:rPr>
@@ -2749,7 +2741,7 @@
           </w:tcPr>
           <w:p>
             <w:pPr>
-              <w:ind w:firstLine="0"/>
+              <w:pStyle w:val="TextoTablas"/>
               <w:rPr>
                 <w:rStyle w:val="Extranjerismo"/>
               </w:rPr>
@@ -2768,7 +2760,7 @@
           </w:tcPr>
           <w:p>
             <w:pPr>
-              <w:ind w:firstLine="0"/>
+              <w:pStyle w:val="TextoTablas"/>
               <w:rPr>
                 <w:rStyle w:val="Extranjerismo"/>
               </w:rPr>
@@ -2787,7 +2779,7 @@
           </w:tcPr>
           <w:p>
             <w:pPr>
-              <w:ind w:firstLine="0"/>
+              <w:pStyle w:val="TextoTablas"/>
               <w:rPr>
                 <w:rStyle w:val="Extranjerismo"/>
               </w:rPr>
@@ -2806,7 +2798,7 @@
           </w:tcPr>
           <w:p>
             <w:pPr>
-              <w:ind w:firstLine="0"/>
+              <w:pStyle w:val="TextoTablas"/>
               <w:rPr>
                 <w:rStyle w:val="Extranjerismo"/>
               </w:rPr>
@@ -2830,7 +2822,7 @@
           </w:tcPr>
           <w:p>
             <w:pPr>
-              <w:ind w:firstLine="0"/>
+              <w:pStyle w:val="TextoTablas"/>
               <w:rPr>
                 <w:rStyle w:val="Extranjerismo"/>
               </w:rPr>
@@ -2849,7 +2841,7 @@
           </w:tcPr>
           <w:p>
             <w:pPr>
-              <w:ind w:firstLine="0"/>
+              <w:pStyle w:val="TextoTablas"/>
               <w:rPr>
                 <w:rStyle w:val="Extranjerismo"/>
               </w:rPr>
@@ -2868,7 +2860,7 @@
           </w:tcPr>
           <w:p>
             <w:pPr>
-              <w:ind w:firstLine="0"/>
+              <w:pStyle w:val="TextoTablas"/>
               <w:rPr>
                 <w:rStyle w:val="Extranjerismo"/>
               </w:rPr>
@@ -2887,7 +2879,7 @@
           </w:tcPr>
           <w:p>
             <w:pPr>
-              <w:ind w:firstLine="0"/>
+              <w:pStyle w:val="TextoTablas"/>
               <w:rPr>
                 <w:rStyle w:val="Extranjerismo"/>
               </w:rPr>
@@ -2908,7 +2900,7 @@
           </w:tcPr>
           <w:p>
             <w:pPr>
-              <w:ind w:firstLine="0"/>
+              <w:pStyle w:val="TextoTablas"/>
               <w:rPr>
                 <w:rStyle w:val="Extranjerismo"/>
               </w:rPr>
@@ -2927,7 +2919,7 @@
           </w:tcPr>
           <w:p>
             <w:pPr>
-              <w:ind w:firstLine="0"/>
+              <w:pStyle w:val="TextoTablas"/>
               <w:rPr>
                 <w:rStyle w:val="Extranjerismo"/>
               </w:rPr>
@@ -2946,7 +2938,7 @@
           </w:tcPr>
           <w:p>
             <w:pPr>
-              <w:ind w:firstLine="0"/>
+              <w:pStyle w:val="TextoTablas"/>
               <w:rPr>
                 <w:rStyle w:val="Extranjerismo"/>
               </w:rPr>
@@ -2965,7 +2957,7 @@
           </w:tcPr>
           <w:p>
             <w:pPr>
-              <w:ind w:firstLine="0"/>
+              <w:pStyle w:val="TextoTablas"/>
               <w:rPr>
                 <w:rStyle w:val="Extranjerismo"/>
               </w:rPr>
@@ -2989,7 +2981,7 @@
           </w:tcPr>
           <w:p>
             <w:pPr>
-              <w:ind w:firstLine="0"/>
+              <w:pStyle w:val="TextoTablas"/>
               <w:rPr>
                 <w:rStyle w:val="Extranjerismo"/>
               </w:rPr>
@@ -3008,7 +3000,7 @@
           </w:tcPr>
           <w:p>
             <w:pPr>
-              <w:ind w:firstLine="0"/>
+              <w:pStyle w:val="TextoTablas"/>
               <w:rPr>
                 <w:rStyle w:val="Extranjerismo"/>
               </w:rPr>
@@ -3027,7 +3019,7 @@
           </w:tcPr>
           <w:p>
             <w:pPr>
-              <w:ind w:firstLine="0"/>
+              <w:pStyle w:val="TextoTablas"/>
               <w:rPr>
                 <w:rStyle w:val="Extranjerismo"/>
               </w:rPr>
@@ -3046,7 +3038,7 @@
           </w:tcPr>
           <w:p>
             <w:pPr>
-              <w:ind w:firstLine="0"/>
+              <w:pStyle w:val="TextoTablas"/>
               <w:rPr>
                 <w:rStyle w:val="Extranjerismo"/>
               </w:rPr>
@@ -3067,7 +3059,7 @@
           </w:tcPr>
           <w:p>
             <w:pPr>
-              <w:ind w:firstLine="0"/>
+              <w:pStyle w:val="TextoTablas"/>
               <w:rPr>
                 <w:rStyle w:val="Extranjerismo"/>
               </w:rPr>
@@ -3086,7 +3078,7 @@
           </w:tcPr>
           <w:p>
             <w:pPr>
-              <w:ind w:firstLine="0"/>
+              <w:pStyle w:val="TextoTablas"/>
               <w:rPr>
                 <w:rStyle w:val="Extranjerismo"/>
               </w:rPr>
@@ -3105,7 +3097,7 @@
           </w:tcPr>
           <w:p>
             <w:pPr>
-              <w:ind w:firstLine="0"/>
+              <w:pStyle w:val="TextoTablas"/>
               <w:rPr>
                 <w:rStyle w:val="Extranjerismo"/>
               </w:rPr>
@@ -3124,7 +3116,7 @@
           </w:tcPr>
           <w:p>
             <w:pPr>
-              <w:ind w:firstLine="0"/>
+              <w:pStyle w:val="TextoTablas"/>
               <w:rPr>
                 <w:rStyle w:val="Extranjerismo"/>
               </w:rPr>
@@ -3148,7 +3140,7 @@
           </w:tcPr>
           <w:p>
             <w:pPr>
-              <w:ind w:firstLine="0"/>
+              <w:pStyle w:val="TextoTablas"/>
               <w:rPr>
                 <w:rStyle w:val="Extranjerismo"/>
               </w:rPr>
@@ -3167,7 +3159,7 @@
           </w:tcPr>
           <w:p>
             <w:pPr>
-              <w:ind w:firstLine="0"/>
+              <w:pStyle w:val="TextoTablas"/>
               <w:rPr>
                 <w:rStyle w:val="Extranjerismo"/>
               </w:rPr>
@@ -3186,7 +3178,7 @@
           </w:tcPr>
           <w:p>
             <w:pPr>
-              <w:ind w:firstLine="0"/>
+              <w:pStyle w:val="TextoTablas"/>
               <w:rPr>
                 <w:rStyle w:val="Extranjerismo"/>
               </w:rPr>
@@ -3205,7 +3197,7 @@
           </w:tcPr>
           <w:p>
             <w:pPr>
-              <w:ind w:firstLine="0"/>
+              <w:pStyle w:val="TextoTablas"/>
               <w:rPr>
                 <w:rStyle w:val="Extranjerismo"/>
               </w:rPr>
@@ -3226,7 +3218,7 @@
           </w:tcPr>
           <w:p>
             <w:pPr>
-              <w:ind w:firstLine="0"/>
+              <w:pStyle w:val="TextoTablas"/>
               <w:rPr>
                 <w:rStyle w:val="Extranjerismo"/>
               </w:rPr>
@@ -3245,7 +3237,7 @@
           </w:tcPr>
           <w:p>
             <w:pPr>
-              <w:ind w:firstLine="0"/>
+              <w:pStyle w:val="TextoTablas"/>
               <w:rPr>
                 <w:rStyle w:val="Extranjerismo"/>
               </w:rPr>
@@ -3264,7 +3256,7 @@
           </w:tcPr>
           <w:p>
             <w:pPr>
-              <w:ind w:firstLine="0"/>
+              <w:pStyle w:val="TextoTablas"/>
               <w:rPr>
                 <w:rStyle w:val="Extranjerismo"/>
               </w:rPr>
@@ -3283,7 +3275,7 @@
           </w:tcPr>
           <w:p>
             <w:pPr>
-              <w:ind w:firstLine="0"/>
+              <w:pStyle w:val="TextoTablas"/>
               <w:rPr>
                 <w:rStyle w:val="Extranjerismo"/>
               </w:rPr>
@@ -3396,17 +3388,17 @@
     </w:p>
     <w:p>
       <w:pPr>
-        <w:jc w:val="center"/>
+        <w:ind w:firstLine="0"/>
       </w:pPr>
       <w:r>
         <w:rPr>
           <w:noProof/>
         </w:rPr>
         <w:drawing>
-          <wp:inline distT="0" distB="0" distL="0" distR="0" wp14:anchorId="11F263B9" wp14:editId="20B0CC6C">
-            <wp:extent cx="2943225" cy="3044166"/>
-            <wp:effectExtent l="0" t="0" r="0" b="4445"/>
-            <wp:docPr id="4" name="Gráfico 4" descr="Cuadro de diálogo, que muestra dos interlocutores teniendo una conversación con estructura de Negative statements."/>
+          <wp:inline distT="0" distB="0" distL="0" distR="0" wp14:anchorId="4BCDC315" wp14:editId="14EBEBE6">
+            <wp:extent cx="6332220" cy="6496050"/>
+            <wp:effectExtent l="0" t="0" r="0" b="0"/>
+            <wp:docPr id="5" name="Gráfico 5" descr="Cuadro de diálogo, que muestra dos interlocutores teniendo una conversación con estructura de Negative statements"/>
             <wp:cNvGraphicFramePr>
               <a:graphicFrameLocks xmlns:a="http://schemas.openxmlformats.org/drawingml/2006/main" noChangeAspect="1"/>
             </wp:cNvGraphicFramePr>
@@ -3414,11 +3406,11 @@
               <a:graphicData uri="http://schemas.openxmlformats.org/drawingml/2006/picture">
                 <pic:pic xmlns:pic="http://schemas.openxmlformats.org/drawingml/2006/picture">
                   <pic:nvPicPr>
-                    <pic:cNvPr id="4" name="Gráfico 4" descr="Cuadro de diálogo, que muestra dos interlocutores teniendo una conversación con estructura de Negative statements."/>
+                    <pic:cNvPr id="5" name="Gráfico 5" descr="Cuadro de diálogo, que muestra dos interlocutores teniendo una conversación con estructura de Negative statements"/>
                     <pic:cNvPicPr/>
                   </pic:nvPicPr>
                   <pic:blipFill>
-                    <a:blip r:embed="rId14" cstate="print">
+                    <a:blip r:embed="rId14">
                       <a:extLst>
                         <a:ext uri="{28A0092B-C50C-407E-A947-70E740481C1C}">
                           <a14:useLocalDpi xmlns:a14="http://schemas.microsoft.com/office/drawing/2010/main" val="0"/>
@@ -3435,7 +3427,7 @@
                   <pic:spPr>
                     <a:xfrm>
                       <a:off x="0" y="0"/>
-                      <a:ext cx="2948136" cy="3049245"/>
+                      <a:ext cx="6332220" cy="6496050"/>
                     </a:xfrm>
                     <a:prstGeom prst="rect">
                       <a:avLst/>
@@ -3469,6 +3461,7 @@
           <w:b/>
           <w:bCs/>
         </w:rPr>
+        <w:lastRenderedPageBreak/>
         <w:t>Example</w:t>
       </w:r>
       <w:r>
@@ -3516,12 +3509,12 @@
         <w:tblLook w:val="04A0" w:firstRow="1" w:lastRow="0" w:firstColumn="1" w:lastColumn="0" w:noHBand="0" w:noVBand="1"/>
       </w:tblPr>
       <w:tblGrid>
-        <w:gridCol w:w="1614"/>
-        <w:gridCol w:w="1604"/>
-        <w:gridCol w:w="1630"/>
-        <w:gridCol w:w="1629"/>
-        <w:gridCol w:w="1566"/>
-        <w:gridCol w:w="1919"/>
+        <w:gridCol w:w="1652"/>
+        <w:gridCol w:w="1651"/>
+        <w:gridCol w:w="1654"/>
+        <w:gridCol w:w="1654"/>
+        <w:gridCol w:w="1647"/>
+        <w:gridCol w:w="1704"/>
       </w:tblGrid>
       <w:tr>
         <w:trPr>
@@ -3535,7 +3528,7 @@
           </w:tcPr>
           <w:p>
             <w:pPr>
-              <w:ind w:firstLine="0"/>
+              <w:pStyle w:val="TextoTablas"/>
               <w:rPr>
                 <w:rStyle w:val="Extranjerismo"/>
               </w:rPr>
@@ -3554,7 +3547,7 @@
           </w:tcPr>
           <w:p>
             <w:pPr>
-              <w:ind w:firstLine="0"/>
+              <w:pStyle w:val="TextoTablas"/>
               <w:rPr>
                 <w:rStyle w:val="Extranjerismo"/>
               </w:rPr>
@@ -3573,7 +3566,7 @@
           </w:tcPr>
           <w:p>
             <w:pPr>
-              <w:ind w:firstLine="0"/>
+              <w:pStyle w:val="TextoTablas"/>
               <w:rPr>
                 <w:rStyle w:val="Extranjerismo"/>
               </w:rPr>
@@ -3592,7 +3585,7 @@
           </w:tcPr>
           <w:p>
             <w:pPr>
-              <w:ind w:firstLine="0"/>
+              <w:pStyle w:val="TextoTablas"/>
               <w:rPr>
                 <w:rStyle w:val="Extranjerismo"/>
               </w:rPr>
@@ -3611,7 +3604,7 @@
           </w:tcPr>
           <w:p>
             <w:pPr>
-              <w:ind w:firstLine="0"/>
+              <w:pStyle w:val="TextoTablas"/>
               <w:rPr>
                 <w:rStyle w:val="Extranjerismo"/>
               </w:rPr>
@@ -3630,7 +3623,7 @@
           </w:tcPr>
           <w:p>
             <w:pPr>
-              <w:ind w:firstLine="0"/>
+              <w:pStyle w:val="TextoTablas"/>
               <w:rPr>
                 <w:rStyle w:val="Extranjerismo"/>
               </w:rPr>
@@ -3654,7 +3647,7 @@
           </w:tcPr>
           <w:p>
             <w:pPr>
-              <w:ind w:firstLine="0"/>
+              <w:pStyle w:val="TextoTablas"/>
               <w:rPr>
                 <w:rStyle w:val="Extranjerismo"/>
               </w:rPr>
@@ -3673,7 +3666,7 @@
           </w:tcPr>
           <w:p>
             <w:pPr>
-              <w:ind w:firstLine="0"/>
+              <w:pStyle w:val="TextoTablas"/>
               <w:rPr>
                 <w:rStyle w:val="Extranjerismo"/>
               </w:rPr>
@@ -3692,7 +3685,7 @@
           </w:tcPr>
           <w:p>
             <w:pPr>
-              <w:ind w:firstLine="0"/>
+              <w:pStyle w:val="TextoTablas"/>
               <w:rPr>
                 <w:rStyle w:val="Extranjerismo"/>
               </w:rPr>
@@ -3711,7 +3704,7 @@
           </w:tcPr>
           <w:p>
             <w:pPr>
-              <w:ind w:firstLine="0"/>
+              <w:pStyle w:val="TextoTablas"/>
               <w:rPr>
                 <w:rStyle w:val="Extranjerismo"/>
               </w:rPr>
@@ -3730,7 +3723,7 @@
           </w:tcPr>
           <w:p>
             <w:pPr>
-              <w:ind w:firstLine="0"/>
+              <w:pStyle w:val="TextoTablas"/>
               <w:rPr>
                 <w:rStyle w:val="Extranjerismo"/>
               </w:rPr>
@@ -3749,7 +3742,7 @@
           </w:tcPr>
           <w:p>
             <w:pPr>
-              <w:ind w:firstLine="0"/>
+              <w:pStyle w:val="TextoTablas"/>
               <w:rPr>
                 <w:rStyle w:val="Extranjerismo"/>
               </w:rPr>
@@ -3770,7 +3763,7 @@
           </w:tcPr>
           <w:p>
             <w:pPr>
-              <w:ind w:firstLine="0"/>
+              <w:pStyle w:val="TextoTablas"/>
               <w:rPr>
                 <w:rStyle w:val="Extranjerismo"/>
               </w:rPr>
@@ -3779,7 +3772,6 @@
               <w:rPr>
                 <w:rStyle w:val="Extranjerismo"/>
               </w:rPr>
-              <w:lastRenderedPageBreak/>
               <w:t>Singular</w:t>
             </w:r>
           </w:p>
@@ -3790,7 +3782,7 @@
           </w:tcPr>
           <w:p>
             <w:pPr>
-              <w:ind w:firstLine="0"/>
+              <w:pStyle w:val="TextoTablas"/>
               <w:rPr>
                 <w:rStyle w:val="Extranjerismo"/>
               </w:rPr>
@@ -3809,7 +3801,7 @@
           </w:tcPr>
           <w:p>
             <w:pPr>
-              <w:ind w:firstLine="0"/>
+              <w:pStyle w:val="TextoTablas"/>
               <w:rPr>
                 <w:rStyle w:val="Extranjerismo"/>
               </w:rPr>
@@ -3828,7 +3820,7 @@
           </w:tcPr>
           <w:p>
             <w:pPr>
-              <w:ind w:firstLine="0"/>
+              <w:pStyle w:val="TextoTablas"/>
               <w:rPr>
                 <w:rStyle w:val="Extranjerismo"/>
               </w:rPr>
@@ -3847,7 +3839,7 @@
           </w:tcPr>
           <w:p>
             <w:pPr>
-              <w:ind w:firstLine="0"/>
+              <w:pStyle w:val="TextoTablas"/>
               <w:rPr>
                 <w:rStyle w:val="Extranjerismo"/>
               </w:rPr>
@@ -3866,7 +3858,7 @@
           </w:tcPr>
           <w:p>
             <w:pPr>
-              <w:ind w:firstLine="0"/>
+              <w:pStyle w:val="TextoTablas"/>
               <w:rPr>
                 <w:rStyle w:val="Extranjerismo"/>
               </w:rPr>
@@ -3890,7 +3882,7 @@
           </w:tcPr>
           <w:p>
             <w:pPr>
-              <w:ind w:firstLine="0"/>
+              <w:pStyle w:val="TextoTablas"/>
               <w:rPr>
                 <w:rStyle w:val="Extranjerismo"/>
               </w:rPr>
@@ -3909,7 +3901,7 @@
           </w:tcPr>
           <w:p>
             <w:pPr>
-              <w:ind w:firstLine="0"/>
+              <w:pStyle w:val="TextoTablas"/>
               <w:rPr>
                 <w:rStyle w:val="Extranjerismo"/>
               </w:rPr>
@@ -3928,7 +3920,7 @@
           </w:tcPr>
           <w:p>
             <w:pPr>
-              <w:ind w:firstLine="0"/>
+              <w:pStyle w:val="TextoTablas"/>
               <w:rPr>
                 <w:rStyle w:val="Extranjerismo"/>
               </w:rPr>
@@ -3947,7 +3939,7 @@
           </w:tcPr>
           <w:p>
             <w:pPr>
-              <w:ind w:firstLine="0"/>
+              <w:pStyle w:val="TextoTablas"/>
               <w:rPr>
                 <w:rStyle w:val="Extranjerismo"/>
               </w:rPr>
@@ -3966,7 +3958,7 @@
           </w:tcPr>
           <w:p>
             <w:pPr>
-              <w:ind w:firstLine="0"/>
+              <w:pStyle w:val="TextoTablas"/>
               <w:rPr>
                 <w:rStyle w:val="Extranjerismo"/>
               </w:rPr>
@@ -3985,7 +3977,7 @@
           </w:tcPr>
           <w:p>
             <w:pPr>
-              <w:ind w:firstLine="0"/>
+              <w:pStyle w:val="TextoTablas"/>
               <w:rPr>
                 <w:rStyle w:val="Extranjerismo"/>
               </w:rPr>
@@ -4006,7 +3998,7 @@
           </w:tcPr>
           <w:p>
             <w:pPr>
-              <w:ind w:firstLine="0"/>
+              <w:pStyle w:val="TextoTablas"/>
               <w:rPr>
                 <w:rStyle w:val="Extranjerismo"/>
               </w:rPr>
@@ -4025,7 +4017,7 @@
           </w:tcPr>
           <w:p>
             <w:pPr>
-              <w:ind w:firstLine="0"/>
+              <w:pStyle w:val="TextoTablas"/>
               <w:rPr>
                 <w:rStyle w:val="Extranjerismo"/>
               </w:rPr>
@@ -4044,7 +4036,7 @@
           </w:tcPr>
           <w:p>
             <w:pPr>
-              <w:ind w:firstLine="0"/>
+              <w:pStyle w:val="TextoTablas"/>
               <w:rPr>
                 <w:rStyle w:val="Extranjerismo"/>
               </w:rPr>
@@ -4063,7 +4055,7 @@
           </w:tcPr>
           <w:p>
             <w:pPr>
-              <w:ind w:firstLine="0"/>
+              <w:pStyle w:val="TextoTablas"/>
               <w:rPr>
                 <w:rStyle w:val="Extranjerismo"/>
               </w:rPr>
@@ -4082,7 +4074,7 @@
           </w:tcPr>
           <w:p>
             <w:pPr>
-              <w:ind w:firstLine="0"/>
+              <w:pStyle w:val="TextoTablas"/>
               <w:rPr>
                 <w:rStyle w:val="Extranjerismo"/>
               </w:rPr>
@@ -4101,7 +4093,7 @@
           </w:tcPr>
           <w:p>
             <w:pPr>
-              <w:ind w:firstLine="0"/>
+              <w:pStyle w:val="TextoTablas"/>
               <w:rPr>
                 <w:rStyle w:val="Extranjerismo"/>
               </w:rPr>
@@ -4125,7 +4117,7 @@
           </w:tcPr>
           <w:p>
             <w:pPr>
-              <w:ind w:firstLine="0"/>
+              <w:pStyle w:val="TextoTablas"/>
               <w:rPr>
                 <w:rStyle w:val="Extranjerismo"/>
               </w:rPr>
@@ -4144,7 +4136,7 @@
           </w:tcPr>
           <w:p>
             <w:pPr>
-              <w:ind w:firstLine="0"/>
+              <w:pStyle w:val="TextoTablas"/>
               <w:rPr>
                 <w:rStyle w:val="Extranjerismo"/>
               </w:rPr>
@@ -4163,7 +4155,7 @@
           </w:tcPr>
           <w:p>
             <w:pPr>
-              <w:ind w:firstLine="0"/>
+              <w:pStyle w:val="TextoTablas"/>
               <w:rPr>
                 <w:rStyle w:val="Extranjerismo"/>
               </w:rPr>
@@ -4182,7 +4174,7 @@
           </w:tcPr>
           <w:p>
             <w:pPr>
-              <w:ind w:firstLine="0"/>
+              <w:pStyle w:val="TextoTablas"/>
               <w:rPr>
                 <w:rStyle w:val="Extranjerismo"/>
               </w:rPr>
@@ -4201,7 +4193,7 @@
           </w:tcPr>
           <w:p>
             <w:pPr>
-              <w:ind w:firstLine="0"/>
+              <w:pStyle w:val="TextoTablas"/>
               <w:rPr>
                 <w:rStyle w:val="Extranjerismo"/>
               </w:rPr>
@@ -4220,7 +4212,7 @@
           </w:tcPr>
           <w:p>
             <w:pPr>
-              <w:ind w:firstLine="0"/>
+              <w:pStyle w:val="TextoTablas"/>
               <w:rPr>
                 <w:rStyle w:val="Extranjerismo"/>
               </w:rPr>
@@ -4241,7 +4233,7 @@
           </w:tcPr>
           <w:p>
             <w:pPr>
-              <w:ind w:firstLine="0"/>
+              <w:pStyle w:val="TextoTablas"/>
               <w:rPr>
                 <w:rStyle w:val="Extranjerismo"/>
               </w:rPr>
@@ -4260,7 +4252,7 @@
           </w:tcPr>
           <w:p>
             <w:pPr>
-              <w:ind w:firstLine="0"/>
+              <w:pStyle w:val="TextoTablas"/>
               <w:rPr>
                 <w:rStyle w:val="Extranjerismo"/>
               </w:rPr>
@@ -4279,7 +4271,7 @@
           </w:tcPr>
           <w:p>
             <w:pPr>
-              <w:ind w:firstLine="0"/>
+              <w:pStyle w:val="TextoTablas"/>
               <w:rPr>
                 <w:rStyle w:val="Extranjerismo"/>
               </w:rPr>
@@ -4298,7 +4290,7 @@
           </w:tcPr>
           <w:p>
             <w:pPr>
-              <w:ind w:firstLine="0"/>
+              <w:pStyle w:val="TextoTablas"/>
               <w:rPr>
                 <w:rStyle w:val="Extranjerismo"/>
               </w:rPr>
@@ -4317,7 +4309,7 @@
           </w:tcPr>
           <w:p>
             <w:pPr>
-              <w:ind w:firstLine="0"/>
+              <w:pStyle w:val="TextoTablas"/>
               <w:rPr>
                 <w:rStyle w:val="Extranjerismo"/>
               </w:rPr>
@@ -4336,7 +4328,7 @@
           </w:tcPr>
           <w:p>
             <w:pPr>
-              <w:ind w:firstLine="0"/>
+              <w:pStyle w:val="TextoTablas"/>
               <w:rPr>
                 <w:rStyle w:val="Extranjerismo"/>
               </w:rPr>
@@ -4360,7 +4352,7 @@
           </w:tcPr>
           <w:p>
             <w:pPr>
-              <w:ind w:firstLine="0"/>
+              <w:pStyle w:val="TextoTablas"/>
               <w:rPr>
                 <w:rStyle w:val="Extranjerismo"/>
               </w:rPr>
@@ -4379,7 +4371,7 @@
           </w:tcPr>
           <w:p>
             <w:pPr>
-              <w:ind w:firstLine="0"/>
+              <w:pStyle w:val="TextoTablas"/>
               <w:rPr>
                 <w:rStyle w:val="Extranjerismo"/>
               </w:rPr>
@@ -4398,7 +4390,7 @@
           </w:tcPr>
           <w:p>
             <w:pPr>
-              <w:ind w:firstLine="0"/>
+              <w:pStyle w:val="TextoTablas"/>
               <w:rPr>
                 <w:rStyle w:val="Extranjerismo"/>
               </w:rPr>
@@ -4417,7 +4409,7 @@
           </w:tcPr>
           <w:p>
             <w:pPr>
-              <w:ind w:firstLine="0"/>
+              <w:pStyle w:val="TextoTablas"/>
               <w:rPr>
                 <w:rStyle w:val="Extranjerismo"/>
               </w:rPr>
@@ -4436,7 +4428,7 @@
           </w:tcPr>
           <w:p>
             <w:pPr>
-              <w:ind w:firstLine="0"/>
+              <w:pStyle w:val="TextoTablas"/>
               <w:rPr>
                 <w:rStyle w:val="Extranjerismo"/>
               </w:rPr>
@@ -4455,7 +4447,7 @@
           </w:tcPr>
           <w:p>
             <w:pPr>
-              <w:ind w:firstLine="0"/>
+              <w:pStyle w:val="TextoTablas"/>
               <w:rPr>
                 <w:rStyle w:val="Extranjerismo"/>
               </w:rPr>
@@ -4476,7 +4468,7 @@
           </w:tcPr>
           <w:p>
             <w:pPr>
-              <w:ind w:firstLine="0"/>
+              <w:pStyle w:val="TextoTablas"/>
               <w:rPr>
                 <w:rStyle w:val="Extranjerismo"/>
               </w:rPr>
@@ -4495,7 +4487,7 @@
           </w:tcPr>
           <w:p>
             <w:pPr>
-              <w:ind w:firstLine="0"/>
+              <w:pStyle w:val="TextoTablas"/>
               <w:rPr>
                 <w:rStyle w:val="Extranjerismo"/>
               </w:rPr>
@@ -4514,7 +4506,7 @@
           </w:tcPr>
           <w:p>
             <w:pPr>
-              <w:ind w:firstLine="0"/>
+              <w:pStyle w:val="TextoTablas"/>
               <w:rPr>
                 <w:rStyle w:val="Extranjerismo"/>
               </w:rPr>
@@ -4533,7 +4525,7 @@
           </w:tcPr>
           <w:p>
             <w:pPr>
-              <w:ind w:firstLine="0"/>
+              <w:pStyle w:val="TextoTablas"/>
               <w:rPr>
                 <w:rStyle w:val="Extranjerismo"/>
               </w:rPr>
@@ -4552,7 +4544,7 @@
           </w:tcPr>
           <w:p>
             <w:pPr>
-              <w:ind w:firstLine="0"/>
+              <w:pStyle w:val="TextoTablas"/>
               <w:rPr>
                 <w:rStyle w:val="Extranjerismo"/>
               </w:rPr>
@@ -4571,7 +4563,7 @@
           </w:tcPr>
           <w:p>
             <w:pPr>
-              <w:ind w:firstLine="0"/>
+              <w:pStyle w:val="TextoTablas"/>
               <w:rPr>
                 <w:rStyle w:val="Extranjerismo"/>
               </w:rPr>
@@ -4686,7 +4678,7 @@
           </w:tcPr>
           <w:p>
             <w:pPr>
-              <w:ind w:firstLine="0"/>
+              <w:pStyle w:val="TextoTablas"/>
               <w:rPr>
                 <w:rStyle w:val="Extranjerismo"/>
               </w:rPr>
@@ -4705,7 +4697,7 @@
           </w:tcPr>
           <w:p>
             <w:pPr>
-              <w:ind w:firstLine="0"/>
+              <w:pStyle w:val="TextoTablas"/>
               <w:rPr>
                 <w:rStyle w:val="Extranjerismo"/>
               </w:rPr>
@@ -4724,7 +4716,7 @@
           </w:tcPr>
           <w:p>
             <w:pPr>
-              <w:ind w:firstLine="0"/>
+              <w:pStyle w:val="TextoTablas"/>
               <w:rPr>
                 <w:rStyle w:val="Extranjerismo"/>
               </w:rPr>
@@ -4743,7 +4735,7 @@
           </w:tcPr>
           <w:p>
             <w:pPr>
-              <w:ind w:firstLine="0"/>
+              <w:pStyle w:val="TextoTablas"/>
               <w:rPr>
                 <w:rStyle w:val="Extranjerismo"/>
               </w:rPr>
@@ -4767,7 +4759,7 @@
           </w:tcPr>
           <w:p>
             <w:pPr>
-              <w:ind w:firstLine="0"/>
+              <w:pStyle w:val="TextoTablas"/>
               <w:rPr>
                 <w:rStyle w:val="Extranjerismo"/>
               </w:rPr>
@@ -4786,7 +4778,7 @@
           </w:tcPr>
           <w:p>
             <w:pPr>
-              <w:ind w:firstLine="0"/>
+              <w:pStyle w:val="TextoTablas"/>
               <w:rPr>
                 <w:rStyle w:val="Extranjerismo"/>
               </w:rPr>
@@ -4805,7 +4797,7 @@
           </w:tcPr>
           <w:p>
             <w:pPr>
-              <w:ind w:firstLine="0"/>
+              <w:pStyle w:val="TextoTablas"/>
               <w:rPr>
                 <w:rStyle w:val="Extranjerismo"/>
               </w:rPr>
@@ -4824,7 +4816,7 @@
           </w:tcPr>
           <w:p>
             <w:pPr>
-              <w:ind w:firstLine="0"/>
+              <w:pStyle w:val="TextoTablas"/>
               <w:rPr>
                 <w:rStyle w:val="Extranjerismo"/>
               </w:rPr>
@@ -4867,7 +4859,7 @@
           </w:tcPr>
           <w:p>
             <w:pPr>
-              <w:ind w:firstLine="0"/>
+              <w:pStyle w:val="TextoTablas"/>
               <w:rPr>
                 <w:rStyle w:val="Extranjerismo"/>
               </w:rPr>
@@ -4906,7 +4898,6 @@
               </w:rPr>
               <w:t>”, “</w:t>
             </w:r>
-            <w:proofErr w:type="spellStart"/>
             <w:r>
               <w:rPr>
                 <w:rStyle w:val="Extranjerismo"/>
@@ -4915,14 +4906,12 @@
               </w:rPr>
               <w:t>ch</w:t>
             </w:r>
-            <w:proofErr w:type="spellEnd"/>
             <w:r>
               <w:rPr>
                 <w:rStyle w:val="Extranjerismo"/>
               </w:rPr>
               <w:t>”, “</w:t>
             </w:r>
-            <w:proofErr w:type="spellStart"/>
             <w:r>
               <w:rPr>
                 <w:rStyle w:val="Extranjerismo"/>
@@ -4931,7 +4920,6 @@
               </w:rPr>
               <w:t>sh</w:t>
             </w:r>
-            <w:proofErr w:type="spellEnd"/>
             <w:r>
               <w:rPr>
                 <w:rStyle w:val="Extranjerismo"/>
@@ -4960,7 +4948,7 @@
           </w:tcPr>
           <w:p>
             <w:pPr>
-              <w:ind w:firstLine="0"/>
+              <w:pStyle w:val="TextoTablas"/>
               <w:rPr>
                 <w:rStyle w:val="Extranjerismo"/>
               </w:rPr>
@@ -4979,7 +4967,7 @@
           </w:tcPr>
           <w:p>
             <w:pPr>
-              <w:ind w:firstLine="0"/>
+              <w:pStyle w:val="TextoTablas"/>
               <w:rPr>
                 <w:rStyle w:val="Extranjerismo"/>
               </w:rPr>
@@ -4998,7 +4986,7 @@
           </w:tcPr>
           <w:p>
             <w:pPr>
-              <w:ind w:firstLine="0"/>
+              <w:pStyle w:val="TextoTablas"/>
               <w:rPr>
                 <w:rStyle w:val="Extranjerismo"/>
               </w:rPr>
@@ -5044,7 +5032,7 @@
           </w:tcPr>
           <w:p>
             <w:pPr>
-              <w:ind w:firstLine="0"/>
+              <w:pStyle w:val="TextoTablas"/>
               <w:rPr>
                 <w:rStyle w:val="Extranjerismo"/>
               </w:rPr>
@@ -5077,7 +5065,7 @@
           </w:tcPr>
           <w:p>
             <w:pPr>
-              <w:ind w:firstLine="0"/>
+              <w:pStyle w:val="TextoTablas"/>
               <w:rPr>
                 <w:rStyle w:val="Extranjerismo"/>
               </w:rPr>
@@ -5096,7 +5084,7 @@
           </w:tcPr>
           <w:p>
             <w:pPr>
-              <w:ind w:firstLine="0"/>
+              <w:pStyle w:val="TextoTablas"/>
               <w:rPr>
                 <w:rStyle w:val="Extranjerismo"/>
               </w:rPr>
@@ -5115,7 +5103,7 @@
           </w:tcPr>
           <w:p>
             <w:pPr>
-              <w:ind w:firstLine="0"/>
+              <w:pStyle w:val="TextoTablas"/>
               <w:rPr>
                 <w:rStyle w:val="Extranjerismo"/>
               </w:rPr>
@@ -5160,7 +5148,6 @@
               </w:rPr>
               <w:t>“</w:t>
             </w:r>
-            <w:proofErr w:type="spellStart"/>
             <w:r>
               <w:rPr>
                 <w:rStyle w:val="Extranjerismo"/>
@@ -5169,7 +5156,6 @@
               </w:rPr>
               <w:t>ies</w:t>
             </w:r>
-            <w:proofErr w:type="spellEnd"/>
             <w:r>
               <w:rPr>
                 <w:rStyle w:val="Extranjerismo"/>
@@ -5188,7 +5174,7 @@
           </w:tcPr>
           <w:p>
             <w:pPr>
-              <w:ind w:firstLine="0"/>
+              <w:pStyle w:val="TextoTablas"/>
               <w:rPr>
                 <w:rStyle w:val="Extranjerismo"/>
               </w:rPr>
@@ -5221,7 +5207,7 @@
           </w:tcPr>
           <w:p>
             <w:pPr>
-              <w:ind w:firstLine="0"/>
+              <w:pStyle w:val="TextoTablas"/>
               <w:rPr>
                 <w:rStyle w:val="Extranjerismo"/>
               </w:rPr>
@@ -5240,7 +5226,7 @@
           </w:tcPr>
           <w:p>
             <w:pPr>
-              <w:ind w:firstLine="0"/>
+              <w:pStyle w:val="TextoTablas"/>
               <w:rPr>
                 <w:rStyle w:val="Extranjerismo"/>
               </w:rPr>
@@ -5259,7 +5245,7 @@
           </w:tcPr>
           <w:p>
             <w:pPr>
-              <w:ind w:firstLine="0"/>
+              <w:pStyle w:val="TextoTablas"/>
               <w:rPr>
                 <w:rStyle w:val="Extranjerismo"/>
               </w:rPr>
@@ -5319,7 +5305,7 @@
           </w:tcPr>
           <w:p>
             <w:pPr>
-              <w:ind w:firstLine="0"/>
+              <w:pStyle w:val="TextoTablas"/>
               <w:rPr>
                 <w:rStyle w:val="Extranjerismo"/>
               </w:rPr>
@@ -5338,7 +5324,7 @@
           </w:tcPr>
           <w:p>
             <w:pPr>
-              <w:ind w:firstLine="0"/>
+              <w:pStyle w:val="TextoTablas"/>
               <w:rPr>
                 <w:rStyle w:val="Extranjerismo"/>
               </w:rPr>
@@ -5357,7 +5343,7 @@
           </w:tcPr>
           <w:p>
             <w:pPr>
-              <w:ind w:firstLine="0"/>
+              <w:pStyle w:val="TextoTablas"/>
               <w:rPr>
                 <w:rStyle w:val="Extranjerismo"/>
               </w:rPr>
@@ -5376,7 +5362,7 @@
           </w:tcPr>
           <w:p>
             <w:pPr>
-              <w:ind w:firstLine="0"/>
+              <w:pStyle w:val="TextoTablas"/>
               <w:rPr>
                 <w:rStyle w:val="Extranjerismo"/>
               </w:rPr>
@@ -5407,7 +5393,6 @@
         <w:rPr>
           <w:rStyle w:val="Extranjerismo"/>
         </w:rPr>
-        <w:lastRenderedPageBreak/>
         <w:t>Examples by Subject</w:t>
       </w:r>
       <w:r>
@@ -5449,7 +5434,7 @@
           </w:tcPr>
           <w:p>
             <w:pPr>
-              <w:ind w:firstLine="0"/>
+              <w:pStyle w:val="TextoTablas"/>
               <w:rPr>
                 <w:rStyle w:val="Extranjerismo"/>
               </w:rPr>
@@ -5468,7 +5453,7 @@
           </w:tcPr>
           <w:p>
             <w:pPr>
-              <w:ind w:firstLine="0"/>
+              <w:pStyle w:val="TextoTablas"/>
               <w:rPr>
                 <w:rStyle w:val="Extranjerismo"/>
               </w:rPr>
@@ -5487,7 +5472,7 @@
           </w:tcPr>
           <w:p>
             <w:pPr>
-              <w:ind w:firstLine="0"/>
+              <w:pStyle w:val="TextoTablas"/>
               <w:rPr>
                 <w:rStyle w:val="Extranjerismo"/>
               </w:rPr>
@@ -5506,7 +5491,7 @@
           </w:tcPr>
           <w:p>
             <w:pPr>
-              <w:ind w:firstLine="0"/>
+              <w:pStyle w:val="TextoTablas"/>
               <w:rPr>
                 <w:rStyle w:val="Extranjerismo"/>
               </w:rPr>
@@ -5525,7 +5510,7 @@
           </w:tcPr>
           <w:p>
             <w:pPr>
-              <w:ind w:firstLine="0"/>
+              <w:pStyle w:val="TextoTablas"/>
               <w:rPr>
                 <w:rStyle w:val="Extranjerismo"/>
               </w:rPr>
@@ -5544,7 +5529,7 @@
           </w:tcPr>
           <w:p>
             <w:pPr>
-              <w:ind w:firstLine="0"/>
+              <w:pStyle w:val="TextoTablas"/>
               <w:rPr>
                 <w:rStyle w:val="Extranjerismo"/>
               </w:rPr>
@@ -5568,7 +5553,7 @@
           </w:tcPr>
           <w:p>
             <w:pPr>
-              <w:ind w:firstLine="0"/>
+              <w:pStyle w:val="TextoTablas"/>
               <w:rPr>
                 <w:rStyle w:val="Extranjerismo"/>
               </w:rPr>
@@ -5587,7 +5572,7 @@
           </w:tcPr>
           <w:p>
             <w:pPr>
-              <w:ind w:firstLine="0"/>
+              <w:pStyle w:val="TextoTablas"/>
               <w:rPr>
                 <w:rStyle w:val="Extranjerismo"/>
               </w:rPr>
@@ -5606,7 +5591,7 @@
           </w:tcPr>
           <w:p>
             <w:pPr>
-              <w:ind w:firstLine="0"/>
+              <w:pStyle w:val="TextoTablas"/>
               <w:rPr>
                 <w:rStyle w:val="Extranjerismo"/>
               </w:rPr>
@@ -5625,7 +5610,7 @@
           </w:tcPr>
           <w:p>
             <w:pPr>
-              <w:ind w:firstLine="0"/>
+              <w:pStyle w:val="TextoTablas"/>
               <w:rPr>
                 <w:rStyle w:val="Extranjerismo"/>
               </w:rPr>
@@ -5644,7 +5629,7 @@
           </w:tcPr>
           <w:p>
             <w:pPr>
-              <w:ind w:firstLine="0"/>
+              <w:pStyle w:val="TextoTablas"/>
               <w:rPr>
                 <w:rStyle w:val="Extranjerismo"/>
               </w:rPr>
@@ -5663,7 +5648,7 @@
           </w:tcPr>
           <w:p>
             <w:pPr>
-              <w:ind w:firstLine="0"/>
+              <w:pStyle w:val="TextoTablas"/>
               <w:rPr>
                 <w:rStyle w:val="Extranjerismo"/>
               </w:rPr>
@@ -5684,7 +5669,7 @@
           </w:tcPr>
           <w:p>
             <w:pPr>
-              <w:ind w:firstLine="0"/>
+              <w:pStyle w:val="TextoTablas"/>
               <w:rPr>
                 <w:rStyle w:val="Extranjerismo"/>
               </w:rPr>
@@ -5703,7 +5688,7 @@
           </w:tcPr>
           <w:p>
             <w:pPr>
-              <w:ind w:firstLine="0"/>
+              <w:pStyle w:val="TextoTablas"/>
               <w:rPr>
                 <w:rStyle w:val="Extranjerismo"/>
               </w:rPr>
@@ -5722,7 +5707,7 @@
           </w:tcPr>
           <w:p>
             <w:pPr>
-              <w:ind w:firstLine="0"/>
+              <w:pStyle w:val="TextoTablas"/>
               <w:rPr>
                 <w:rStyle w:val="Extranjerismo"/>
               </w:rPr>
@@ -5741,7 +5726,7 @@
           </w:tcPr>
           <w:p>
             <w:pPr>
-              <w:ind w:firstLine="0"/>
+              <w:pStyle w:val="TextoTablas"/>
               <w:rPr>
                 <w:rStyle w:val="Extranjerismo"/>
               </w:rPr>
@@ -5760,7 +5745,7 @@
           </w:tcPr>
           <w:p>
             <w:pPr>
-              <w:ind w:firstLine="0"/>
+              <w:pStyle w:val="TextoTablas"/>
               <w:rPr>
                 <w:rStyle w:val="Extranjerismo"/>
               </w:rPr>
@@ -5779,7 +5764,7 @@
           </w:tcPr>
           <w:p>
             <w:pPr>
-              <w:ind w:firstLine="0"/>
+              <w:pStyle w:val="TextoTablas"/>
               <w:rPr>
                 <w:rStyle w:val="Extranjerismo"/>
               </w:rPr>
@@ -5803,7 +5788,7 @@
           </w:tcPr>
           <w:p>
             <w:pPr>
-              <w:ind w:firstLine="0"/>
+              <w:pStyle w:val="TextoTablas"/>
               <w:rPr>
                 <w:rStyle w:val="Extranjerismo"/>
               </w:rPr>
@@ -5812,6 +5797,7 @@
               <w:rPr>
                 <w:rStyle w:val="Extranjerismo"/>
               </w:rPr>
+              <w:lastRenderedPageBreak/>
               <w:t>He / She / It</w:t>
             </w:r>
           </w:p>
@@ -5822,7 +5808,7 @@
           </w:tcPr>
           <w:p>
             <w:pPr>
-              <w:ind w:firstLine="0"/>
+              <w:pStyle w:val="TextoTablas"/>
               <w:rPr>
                 <w:rStyle w:val="Extranjerismo"/>
               </w:rPr>
@@ -5841,7 +5827,7 @@
           </w:tcPr>
           <w:p>
             <w:pPr>
-              <w:ind w:firstLine="0"/>
+              <w:pStyle w:val="TextoTablas"/>
               <w:rPr>
                 <w:rStyle w:val="Extranjerismo"/>
               </w:rPr>
@@ -5860,7 +5846,7 @@
           </w:tcPr>
           <w:p>
             <w:pPr>
-              <w:ind w:firstLine="0"/>
+              <w:pStyle w:val="TextoTablas"/>
               <w:rPr>
                 <w:rStyle w:val="Extranjerismo"/>
               </w:rPr>
@@ -5879,7 +5865,7 @@
           </w:tcPr>
           <w:p>
             <w:pPr>
-              <w:ind w:firstLine="0"/>
+              <w:pStyle w:val="TextoTablas"/>
               <w:rPr>
                 <w:rStyle w:val="Extranjerismo"/>
               </w:rPr>
@@ -5898,7 +5884,7 @@
           </w:tcPr>
           <w:p>
             <w:pPr>
-              <w:ind w:firstLine="0"/>
+              <w:pStyle w:val="TextoTablas"/>
               <w:rPr>
                 <w:rStyle w:val="Extranjerismo"/>
               </w:rPr>
@@ -5919,7 +5905,7 @@
           </w:tcPr>
           <w:p>
             <w:pPr>
-              <w:ind w:firstLine="0"/>
+              <w:pStyle w:val="TextoTablas"/>
               <w:rPr>
                 <w:rStyle w:val="Extranjerismo"/>
               </w:rPr>
@@ -5938,7 +5924,7 @@
           </w:tcPr>
           <w:p>
             <w:pPr>
-              <w:ind w:firstLine="0"/>
+              <w:pStyle w:val="TextoTablas"/>
               <w:rPr>
                 <w:rStyle w:val="Extranjerismo"/>
               </w:rPr>
@@ -5957,7 +5943,7 @@
           </w:tcPr>
           <w:p>
             <w:pPr>
-              <w:ind w:firstLine="0"/>
+              <w:pStyle w:val="TextoTablas"/>
               <w:rPr>
                 <w:rStyle w:val="Extranjerismo"/>
               </w:rPr>
@@ -5976,7 +5962,7 @@
           </w:tcPr>
           <w:p>
             <w:pPr>
-              <w:ind w:firstLine="0"/>
+              <w:pStyle w:val="TextoTablas"/>
               <w:rPr>
                 <w:rStyle w:val="Extranjerismo"/>
               </w:rPr>
@@ -5995,7 +5981,7 @@
           </w:tcPr>
           <w:p>
             <w:pPr>
-              <w:ind w:firstLine="0"/>
+              <w:pStyle w:val="TextoTablas"/>
               <w:rPr>
                 <w:rStyle w:val="Extranjerismo"/>
               </w:rPr>
@@ -6014,7 +6000,7 @@
           </w:tcPr>
           <w:p>
             <w:pPr>
-              <w:ind w:firstLine="0"/>
+              <w:pStyle w:val="TextoTablas"/>
               <w:rPr>
                 <w:rStyle w:val="Extranjerismo"/>
               </w:rPr>
@@ -6038,7 +6024,7 @@
           </w:tcPr>
           <w:p>
             <w:pPr>
-              <w:ind w:firstLine="0"/>
+              <w:pStyle w:val="TextoTablas"/>
               <w:rPr>
                 <w:rStyle w:val="Extranjerismo"/>
               </w:rPr>
@@ -6057,7 +6043,7 @@
           </w:tcPr>
           <w:p>
             <w:pPr>
-              <w:ind w:firstLine="0"/>
+              <w:pStyle w:val="TextoTablas"/>
               <w:rPr>
                 <w:rStyle w:val="Extranjerismo"/>
               </w:rPr>
@@ -6076,7 +6062,7 @@
           </w:tcPr>
           <w:p>
             <w:pPr>
-              <w:ind w:firstLine="0"/>
+              <w:pStyle w:val="TextoTablas"/>
               <w:rPr>
                 <w:rStyle w:val="Extranjerismo"/>
               </w:rPr>
@@ -6095,7 +6081,7 @@
           </w:tcPr>
           <w:p>
             <w:pPr>
-              <w:ind w:firstLine="0"/>
+              <w:pStyle w:val="TextoTablas"/>
               <w:rPr>
                 <w:rStyle w:val="Extranjerismo"/>
               </w:rPr>
@@ -6114,7 +6100,7 @@
           </w:tcPr>
           <w:p>
             <w:pPr>
-              <w:ind w:firstLine="0"/>
+              <w:pStyle w:val="TextoTablas"/>
               <w:rPr>
                 <w:rStyle w:val="Extranjerismo"/>
               </w:rPr>
@@ -6133,7 +6119,7 @@
           </w:tcPr>
           <w:p>
             <w:pPr>
-              <w:ind w:firstLine="0"/>
+              <w:pStyle w:val="TextoTablas"/>
               <w:rPr>
                 <w:rStyle w:val="Extranjerismo"/>
               </w:rPr>
@@ -6297,13 +6283,18 @@
         <w:rPr>
           <w:rStyle w:val="Extranjerismo"/>
         </w:rPr>
-        <w:lastRenderedPageBreak/>
         <w:t>Practice makes perfect - Train reading the presentation.</w:t>
       </w:r>
     </w:p>
     <w:p>
       <w:r>
-        <w:t>Para hacer una buena presentación, es necesario empezar por «construirla» bien. Antes de empezar, es necesario seleccionar el tema que va a tratar. Cuando la esté preparando recuerde:</w:t>
+        <w:t>Para hacer una buena presentación, es necesario empezar por «construirla» bien. Antes de empezar, es necesario seleccionar el tema que va a tratar. Cuando la esté preparando</w:t>
+      </w:r>
+      <w:r>
+        <w:t>,</w:t>
+      </w:r>
+      <w:r>
+        <w:t xml:space="preserve"> recuerde:</w:t>
       </w:r>
     </w:p>
     <w:p>
@@ -6339,6 +6330,7 @@
         </w:numPr>
       </w:pPr>
       <w:r>
+        <w:lastRenderedPageBreak/>
         <w:t>Preparar las fotos o imágenes que necesite.</w:t>
       </w:r>
     </w:p>
@@ -6445,53 +6437,53 @@
     </w:p>
     <w:p>
       <w:r>
+        <w:t>El presente simple se usa para hablar de cosas que suceden con regularidad. A diferencia del español, el presente simple (en inglés) no se usa para hablar de algo que está sucediendo en el momento en que se habla.</w:t>
+      </w:r>
+    </w:p>
+    <w:p>
+      <w:r>
+        <w:t>El presente simple se usa a menudo con adverbios de tiempo.</w:t>
+      </w:r>
+    </w:p>
+    <w:p>
+      <w:pPr>
+        <w:rPr>
+          <w:rStyle w:val="Extranjerismo"/>
+          <w:b/>
+          <w:bCs/>
+        </w:rPr>
+      </w:pPr>
+      <w:r>
+        <w:rPr>
+          <w:rStyle w:val="Extranjerismo"/>
+          <w:b/>
+          <w:bCs/>
+        </w:rPr>
+        <w:t>Giving instructions</w:t>
+      </w:r>
+    </w:p>
+    <w:p>
+      <w:r>
+        <w:t>Para dar instrucciones</w:t>
+      </w:r>
+      <w:r>
+        <w:t>.</w:t>
+      </w:r>
+    </w:p>
+    <w:p>
+      <w:r>
+        <w:rPr>
+          <w:rStyle w:val="Extranjerismo"/>
+        </w:rPr>
+        <w:t>You walk straight for three blocks, then you turn right</w:t>
+      </w:r>
+      <w:r>
+        <w:t>.</w:t>
+      </w:r>
+    </w:p>
+    <w:p>
+      <w:r>
         <w:lastRenderedPageBreak/>
-        <w:t>El presente simple se usa para hablar de cosas que suceden con regularidad. A diferencia del español, el presente simple (en inglés) no se usa para hablar de algo que está sucediendo en el momento en que se habla.</w:t>
-      </w:r>
-    </w:p>
-    <w:p>
-      <w:r>
-        <w:t>El presente simple se usa a menudo con adverbios de tiempo.</w:t>
-      </w:r>
-    </w:p>
-    <w:p>
-      <w:pPr>
-        <w:rPr>
-          <w:rStyle w:val="Extranjerismo"/>
-          <w:b/>
-          <w:bCs/>
-        </w:rPr>
-      </w:pPr>
-      <w:r>
-        <w:rPr>
-          <w:rStyle w:val="Extranjerismo"/>
-          <w:b/>
-          <w:bCs/>
-        </w:rPr>
-        <w:t>Giving instructions</w:t>
-      </w:r>
-    </w:p>
-    <w:p>
-      <w:r>
-        <w:t>Para dar instrucciones</w:t>
-      </w:r>
-      <w:r>
-        <w:t>.</w:t>
-      </w:r>
-    </w:p>
-    <w:p>
-      <w:r>
-        <w:rPr>
-          <w:rStyle w:val="Extranjerismo"/>
-        </w:rPr>
-        <w:t>You walk straight for three blocks, then you turn right</w:t>
-      </w:r>
-      <w:r>
-        <w:t>.</w:t>
-      </w:r>
-    </w:p>
-    <w:p>
-      <w:r>
         <w:t>Camina recto durante tres cuadras, luego gira a la derecha.</w:t>
       </w:r>
     </w:p>
@@ -6558,7 +6550,7 @@
       <w:pPr>
         <w:pStyle w:val="Ttulo1"/>
       </w:pPr>
-      <w:bookmarkStart w:id="2" w:name="_Toc233447573"/>
+      <w:bookmarkStart w:id="2" w:name="_Toc235178167"/>
       <w:r>
         <w:rPr>
           <w:rStyle w:val="Extranjerismo"/>
@@ -6584,14 +6576,20 @@
     </w:p>
     <w:p>
       <w:r>
-        <w:t xml:space="preserve">Son aquellos establecimientos cuya actividad principal es ofrecer alojamiento a las personas por un precio, de forma regular y profesional, con o sin otros servicios complementarios, mediante la denominación genérica de: hotel, hostal, pensión o similar. </w:t>
+        <w:t>Son aquellos establecimientos cuya actividad principal es ofrecer alojamiento a las personas por un precio, de forma regular y profesional, con o sin otros servicios complementarios, mediante la denominación genérica de</w:t>
+      </w:r>
+      <w:r>
+        <w:t xml:space="preserve"> </w:t>
+      </w:r>
+      <w:r>
+        <w:t xml:space="preserve">hotel, hostal, pensión o similar. </w:t>
       </w:r>
     </w:p>
     <w:p>
       <w:pPr>
         <w:pStyle w:val="Ttulo2"/>
       </w:pPr>
-      <w:bookmarkStart w:id="3" w:name="_Toc233447574"/>
+      <w:bookmarkStart w:id="3" w:name="_Toc235178168"/>
       <w:r>
         <w:rPr>
           <w:rStyle w:val="Extranjerismo"/>
@@ -6633,7 +6631,19 @@
         <w:rPr>
           <w:rStyle w:val="Extranjerismo"/>
         </w:rPr>
-        <w:t>Evaluation criteria to granting the star rating certificate for hotels in modalities 1, 2, 3, 4, and 5. They are established as follows</w:t>
+        <w:t xml:space="preserve">Evaluation criteria </w:t>
+      </w:r>
+      <w:r>
+        <w:rPr>
+          <w:rStyle w:val="Extranjerismo"/>
+        </w:rPr>
+        <w:t>for</w:t>
+      </w:r>
+      <w:r>
+        <w:rPr>
+          <w:rStyle w:val="Extranjerismo"/>
+        </w:rPr>
+        <w:t xml:space="preserve"> granting the star rating certificate for hotels in modalities 1, 2, 3, 4, and 5. They are established as follows</w:t>
       </w:r>
       <w:r>
         <w:t>:</w:t>
@@ -6687,7 +6697,7 @@
         <w:rPr>
           <w:rStyle w:val="Extranjerismo"/>
         </w:rPr>
-        <w:t>Must meet 100 % of the requirements defined in Standard NTSH006, 178 points and current legal requirements</w:t>
+        <w:t>Must meet 100% of the requirements defined in Standard NTSH006, 178 points and current legal requirements</w:t>
       </w:r>
       <w:r>
         <w:t>.</w:t>
@@ -6745,7 +6755,7 @@
         <w:rPr>
           <w:rStyle w:val="Extranjerismo"/>
         </w:rPr>
-        <w:t>They must meet 100 % of the requirements defined in Standard NTSH006, 181 points and current legal requirements.</w:t>
+        <w:t>They must meet 100% of the requirements defined in Standard NTSH006, 181 points and current legal requirements.</w:t>
       </w:r>
     </w:p>
     <w:p>
@@ -6800,7 +6810,7 @@
         <w:rPr>
           <w:rStyle w:val="Extranjerismo"/>
         </w:rPr>
-        <w:t>They must meet 80 % of the requirements defined in Standard NTSH006, range 208 - 260 points and current legal requirements.</w:t>
+        <w:t>They must meet 80% of the requirements defined in Standard NTSH006, range 208 - 260 points and current legal requirements.</w:t>
       </w:r>
     </w:p>
     <w:p>
@@ -6854,7 +6864,7 @@
         <w:rPr>
           <w:rStyle w:val="Extranjerismo"/>
         </w:rPr>
-        <w:t>They must meet a minimum of 85 % of the requirements defined in Standard NTSH006, range 283 - 333 points and current legal requirements</w:t>
+        <w:t>They must meet a minimum of 85% of the requirements defined in Standard NTSH006, range 283 - 333 points and current legal requirements</w:t>
       </w:r>
       <w:r>
         <w:t>.</w:t>
@@ -6907,7 +6917,7 @@
         <w:rPr>
           <w:rStyle w:val="Extranjerismo"/>
         </w:rPr>
-        <w:t>They must meet a minimum of 95 % of the requirements defined in Standard NTSH006, range 349 - 337 points and the current legal requirements.</w:t>
+        <w:t>They must meet a minimum of 95% of the requirements defined in Standard NTSH006, range 349 - 337 points and the current legal requirements.</w:t>
       </w:r>
     </w:p>
     <w:p>
@@ -7217,7 +7227,7 @@
         </w:numPr>
       </w:pPr>
       <w:r>
-        <w:t xml:space="preserve">Cadenas de nivel </w:t>
+        <w:t xml:space="preserve">Cadenas nivel </w:t>
       </w:r>
       <w:r>
         <w:t>l</w:t>
@@ -7235,7 +7245,13 @@
         </w:numPr>
       </w:pPr>
       <w:r>
-        <w:t xml:space="preserve">Cadenas nivel </w:t>
+        <w:t>Cadenas</w:t>
+      </w:r>
+      <w:r>
+        <w:t xml:space="preserve"> </w:t>
+      </w:r>
+      <w:r>
+        <w:t xml:space="preserve">nivel </w:t>
       </w:r>
       <w:r>
         <w:t>s</w:t>
@@ -7253,7 +7269,13 @@
         </w:numPr>
       </w:pPr>
       <w:r>
-        <w:t xml:space="preserve">Cadenas nivel </w:t>
+        <w:t>Cadenas</w:t>
+      </w:r>
+      <w:r>
+        <w:t xml:space="preserve"> </w:t>
+      </w:r>
+      <w:r>
+        <w:t xml:space="preserve">nivel </w:t>
       </w:r>
       <w:r>
         <w:t>e</w:t>
@@ -7289,7 +7311,13 @@
         </w:numPr>
       </w:pPr>
       <w:r>
-        <w:t xml:space="preserve">Cadenas nivel </w:t>
+        <w:t>Cadenas</w:t>
+      </w:r>
+      <w:r>
+        <w:t xml:space="preserve"> </w:t>
+      </w:r>
+      <w:r>
+        <w:t xml:space="preserve">nivel </w:t>
       </w:r>
       <w:r>
         <w:t>m</w:t>
@@ -7772,19 +7800,11 @@
           <w:rStyle w:val="Extranjerismo"/>
         </w:rPr>
       </w:pPr>
-      <w:proofErr w:type="spellStart"/>
-      <w:r>
-        <w:rPr>
-          <w:rStyle w:val="Extranjerismo"/>
-        </w:rPr>
-        <w:t>Swissôtel</w:t>
-      </w:r>
-      <w:proofErr w:type="spellEnd"/>
-      <w:r>
-        <w:rPr>
-          <w:rStyle w:val="Extranjerismo"/>
-        </w:rPr>
-        <w:t xml:space="preserve"> Hotels &amp; Resorts</w:t>
+      <w:r>
+        <w:rPr>
+          <w:rStyle w:val="Extranjerismo"/>
+        </w:rPr>
+        <w:t>Swissôtel Hotels &amp; Resorts</w:t>
       </w:r>
       <w:r>
         <w:rPr>
@@ -8165,19 +8185,11 @@
           <w:rStyle w:val="Extranjerismo"/>
         </w:rPr>
       </w:pPr>
-      <w:proofErr w:type="spellStart"/>
-      <w:r>
-        <w:rPr>
-          <w:rStyle w:val="Extranjerismo"/>
-        </w:rPr>
-        <w:t>Tru</w:t>
-      </w:r>
-      <w:proofErr w:type="spellEnd"/>
-      <w:r>
-        <w:rPr>
-          <w:rStyle w:val="Extranjerismo"/>
-        </w:rPr>
-        <w:t xml:space="preserve"> by Hilton</w:t>
+      <w:r>
+        <w:rPr>
+          <w:rStyle w:val="Extranjerismo"/>
+        </w:rPr>
+        <w:t>Tru by Hilton</w:t>
       </w:r>
       <w:r>
         <w:rPr>
@@ -8286,9 +8298,27 @@
       <w:r>
         <w:rPr>
           <w:rStyle w:val="Extranjerismo"/>
+          <w:b/>
+          <w:bCs/>
         </w:rPr>
         <w:lastRenderedPageBreak/>
-        <w:t>Economy Hotels</w:t>
+        <w:t xml:space="preserve">Economy </w:t>
+      </w:r>
+      <w:r>
+        <w:rPr>
+          <w:rStyle w:val="Extranjerismo"/>
+          <w:b/>
+          <w:bCs/>
+        </w:rPr>
+        <w:t>h</w:t>
+      </w:r>
+      <w:r>
+        <w:rPr>
+          <w:rStyle w:val="Extranjerismo"/>
+          <w:b/>
+          <w:bCs/>
+        </w:rPr>
+        <w:t>otels</w:t>
       </w:r>
       <w:r>
         <w:rPr>
@@ -8395,19 +8425,11 @@
           <w:rStyle w:val="Extranjerismo"/>
         </w:rPr>
       </w:pPr>
-      <w:proofErr w:type="spellStart"/>
-      <w:r>
-        <w:rPr>
-          <w:rStyle w:val="Extranjerismo"/>
-        </w:rPr>
-        <w:t>Econo</w:t>
-      </w:r>
-      <w:proofErr w:type="spellEnd"/>
-      <w:r>
-        <w:rPr>
-          <w:rStyle w:val="Extranjerismo"/>
-        </w:rPr>
-        <w:t xml:space="preserve"> Lodge</w:t>
+      <w:r>
+        <w:rPr>
+          <w:rStyle w:val="Extranjerismo"/>
+        </w:rPr>
+        <w:t>Econo Lodge</w:t>
       </w:r>
       <w:r>
         <w:rPr>
@@ -8444,7 +8466,7 @@
       <w:pPr>
         <w:pStyle w:val="Ttulo2"/>
       </w:pPr>
-      <w:bookmarkStart w:id="4" w:name="_Toc233447575"/>
+      <w:bookmarkStart w:id="4" w:name="_Toc235178169"/>
       <w:r>
         <w:rPr>
           <w:rStyle w:val="Extranjerismo"/>
@@ -8474,32 +8496,90 @@
         </w:rPr>
         <w:t xml:space="preserve"> </w:t>
       </w:r>
-      <w:proofErr w:type="gramStart"/>
-      <w:r>
-        <w:rPr>
-          <w:rStyle w:val="Extranjerismo"/>
-        </w:rPr>
-        <w:t>So</w:t>
-      </w:r>
-      <w:proofErr w:type="gramEnd"/>
-      <w:r>
-        <w:rPr>
-          <w:rStyle w:val="Extranjerismo"/>
-        </w:rPr>
-        <w:t xml:space="preserve"> there are only 6 class categories, instead of the 7 scale groups.</w:t>
-      </w:r>
-    </w:p>
-    <w:p>
-      <w:r>
-        <w:rPr>
-          <w:rStyle w:val="Extranjerismo"/>
-        </w:rPr>
-        <w:t>Independent hotels are slotted into the scale categories (Luxury through Economy) at similar Average Daily Rate levels. Also, there are several adjectives that can be used to talk about the class of hotels and other types of tourist accommodation.</w:t>
-      </w:r>
-    </w:p>
-    <w:p>
-      <w:r>
-        <w:t>La categorización por clases es similar a la de escala. Los nombres de las categorías son los mismos, pero no hay un grupo de clase “independiente”. Así que sólo hay 6 categorías por clase, en lugar de los 7 grupos de escala.</w:t>
+      <w:r>
+        <w:rPr>
+          <w:rStyle w:val="Extranjerismo"/>
+        </w:rPr>
+        <w:t>So there are only 6 class categories, instead of the 7 scale groups.</w:t>
+      </w:r>
+    </w:p>
+    <w:p>
+      <w:r>
+        <w:rPr>
+          <w:rStyle w:val="Extranjerismo"/>
+        </w:rPr>
+        <w:t>Independent hotels are slotted into the scale categories (</w:t>
+      </w:r>
+      <w:r>
+        <w:rPr>
+          <w:rStyle w:val="Extranjerismo"/>
+        </w:rPr>
+        <w:t>l</w:t>
+      </w:r>
+      <w:r>
+        <w:rPr>
+          <w:rStyle w:val="Extranjerismo"/>
+        </w:rPr>
+        <w:t xml:space="preserve">uxury through </w:t>
+      </w:r>
+      <w:r>
+        <w:rPr>
+          <w:rStyle w:val="Extranjerismo"/>
+        </w:rPr>
+        <w:t>e</w:t>
+      </w:r>
+      <w:r>
+        <w:rPr>
+          <w:rStyle w:val="Extranjerismo"/>
+        </w:rPr>
+        <w:t xml:space="preserve">conomy) at similar </w:t>
+      </w:r>
+      <w:r>
+        <w:rPr>
+          <w:rStyle w:val="Extranjerismo"/>
+        </w:rPr>
+        <w:t>a</w:t>
+      </w:r>
+      <w:r>
+        <w:rPr>
+          <w:rStyle w:val="Extranjerismo"/>
+        </w:rPr>
+        <w:t xml:space="preserve">verage </w:t>
+      </w:r>
+      <w:r>
+        <w:rPr>
+          <w:rStyle w:val="Extranjerismo"/>
+        </w:rPr>
+        <w:t>d</w:t>
+      </w:r>
+      <w:r>
+        <w:rPr>
+          <w:rStyle w:val="Extranjerismo"/>
+        </w:rPr>
+        <w:t xml:space="preserve">aily </w:t>
+      </w:r>
+      <w:r>
+        <w:rPr>
+          <w:rStyle w:val="Extranjerismo"/>
+        </w:rPr>
+        <w:t>r</w:t>
+      </w:r>
+      <w:r>
+        <w:rPr>
+          <w:rStyle w:val="Extranjerismo"/>
+        </w:rPr>
+        <w:t>ate levels. Also, there are several adjectives that can be used to talk about the class of hotels and other types of tourist accommodation.</w:t>
+      </w:r>
+    </w:p>
+    <w:p>
+      <w:r>
+        <w:t>La categorización por clases es similar a la de escala. Los nombres de las categorías son los mismos, pero no hay un grupo de clase “independiente”. Así que s</w:t>
+      </w:r>
+      <w:r>
+        <w:t>o</w:t>
+      </w:r>
+      <w:r>
+        <w:t>lo hay 6 categorías por clase, en lugar de los 7 grupos de escala.</w:t>
       </w:r>
     </w:p>
     <w:p>
@@ -9313,7 +9393,7 @@
       <w:pPr>
         <w:pStyle w:val="Ttulo2"/>
       </w:pPr>
-      <w:bookmarkStart w:id="5" w:name="_Toc233447576"/>
+      <w:bookmarkStart w:id="5" w:name="_Toc235178170"/>
       <w:r>
         <w:rPr>
           <w:rStyle w:val="Extranjerismo"/>
@@ -9405,34 +9485,69 @@
           <w:b/>
           <w:bCs/>
         </w:rPr>
-        <w:t xml:space="preserve"> / Aparta Hotel</w:t>
-      </w:r>
-    </w:p>
-    <w:p>
-      <w:pPr>
-        <w:rPr>
-          <w:rStyle w:val="Extranjerismo"/>
-        </w:rPr>
-      </w:pPr>
-      <w:r>
-        <w:rPr>
-          <w:rStyle w:val="Extranjerismo"/>
-        </w:rPr>
-        <w:t>An aparthotel is a type of housing unit (apartments) with full kitchen and furnishing, but with limited services and staff, which operates with a reservation system in the same way as a hotel. It is focused on long stays.</w:t>
-      </w:r>
-    </w:p>
-    <w:p>
-      <w:r>
-        <w:t>Un aparta hotel es un tipo de unidad habitacional (apartamentos) con cocina y amoblamiento completo, pero con servicios y personal limitados, que opera con un sistema de reservas similar a un hotel. Está enfocado en largas estadías.</w:t>
-      </w:r>
-    </w:p>
-    <w:p>
-      <w:pPr>
-        <w:spacing w:before="0" w:after="160" w:line="259" w:lineRule="auto"/>
-        <w:ind w:firstLine="0"/>
-      </w:pPr>
-      <w:r>
-        <w:br w:type="page"/>
+        <w:t xml:space="preserve"> / Aparta</w:t>
+      </w:r>
+      <w:r>
+        <w:rPr>
+          <w:b/>
+          <w:bCs/>
+        </w:rPr>
+        <w:t>h</w:t>
+      </w:r>
+      <w:r>
+        <w:rPr>
+          <w:b/>
+          <w:bCs/>
+        </w:rPr>
+        <w:t>otel</w:t>
+      </w:r>
+    </w:p>
+    <w:p>
+      <w:pPr>
+        <w:rPr>
+          <w:rStyle w:val="Extranjerismo"/>
+        </w:rPr>
+      </w:pPr>
+      <w:r>
+        <w:rPr>
+          <w:rStyle w:val="Extranjerismo"/>
+        </w:rPr>
+        <w:t>An aparthotel is a type of housing unit (apartments) with</w:t>
+      </w:r>
+      <w:r>
+        <w:rPr>
+          <w:rStyle w:val="Extranjerismo"/>
+        </w:rPr>
+        <w:t xml:space="preserve"> a</w:t>
+      </w:r>
+      <w:r>
+        <w:rPr>
+          <w:rStyle w:val="Extranjerismo"/>
+        </w:rPr>
+        <w:t xml:space="preserve"> full kitchen and </w:t>
+      </w:r>
+      <w:r>
+        <w:rPr>
+          <w:rStyle w:val="Extranjerismo"/>
+        </w:rPr>
+        <w:t>furnishings</w:t>
+      </w:r>
+      <w:r>
+        <w:rPr>
+          <w:rStyle w:val="Extranjerismo"/>
+        </w:rPr>
+        <w:t>, but with limited services and staff, which operates with a reservation system in the same way as a hotel. It is focused on long stays.</w:t>
+      </w:r>
+    </w:p>
+    <w:p>
+      <w:r>
+        <w:t>Un apartahotel es un tipo de unidad habitacional (apartamentos) con cocina y amoblamiento completo, pero con servicios y personal limitados, que opera con un sistema de reservas similar a un hotel. Está enfocado en largas esta</w:t>
+      </w:r>
+      <w:r>
+        <w:t>ncia</w:t>
+      </w:r>
+      <w:r>
+        <w:t>s.</w:t>
       </w:r>
     </w:p>
     <w:p>
@@ -9464,7 +9579,7 @@
         <w:rPr>
           <w:rStyle w:val="Extranjerismo"/>
         </w:rPr>
-        <w:t xml:space="preserve">A lodge is a small house or cottage in the vicinity of a park, in a natural environment. Originally, it is a place of rest, a refuge, for hunters, fishermen, or sportsmen. Now, applied to the hotel industry, it should be a small place, built permanently (with walls), local materials, minimal environmental impact, committed to the local culture, and offering the guest everything they need for their rest while performing one of these practices. Here it is known as </w:t>
+        <w:t xml:space="preserve">A lodge is a small house or cottage in the vicinity of a park, in a natural environment. Originally, it is a place of rest, a refuge for hunters, fishermen, or sportsmen. Now, applied to the hotel industry, it should be a small place, built permanently (with walls), local materials, minimal environmental impact, committed to the local culture, and offering the guest everything they need for their rest while performing one of these practices. Here it is known as </w:t>
       </w:r>
       <w:r>
         <w:rPr>
@@ -9502,7 +9617,19 @@
         <w:t>lodge</w:t>
       </w:r>
       <w:r>
-        <w:t xml:space="preserve"> es una pequeña casa o cabaña en las cercanías de un parque, en un entorno natural. Originalmente, es un lugar de descanso, un refugio, para cazadores, pescadores, deportistas. Ahora, aplicado a la hotelería, debe ser un lugar pequeño, construido de manera permanente (con muros), materiales locales, mínimo impacto ambiental, comprometido con la cultura local y que ofrece al huésped todo lo que necesita para su descanso mientras realiza una de estas prácticas. Aquí es conocido como </w:t>
+        <w:t xml:space="preserve"> es una pequeña casa o cabaña en las cercanías de un parque, en un entorno natural. Originalmente, es un lugar de descanso, un refugio, para cazadores, pescadores, deportistas. Ahora, aplicado a la hotelería, debe ser un lugar pequeño, construido de manera permanente (con muros)</w:t>
+      </w:r>
+      <w:r>
+        <w:t>, con</w:t>
+      </w:r>
+      <w:r>
+        <w:t xml:space="preserve"> materiales locales, </w:t>
+      </w:r>
+      <w:r>
+        <w:t xml:space="preserve">de </w:t>
+      </w:r>
+      <w:r>
+        <w:t xml:space="preserve">mínimo impacto ambiental, comprometido con la cultura local y que ofrece al huésped todo lo que necesita para su descanso mientras realiza una de estas prácticas. Aquí es conocido como </w:t>
       </w:r>
       <w:r>
         <w:t>a</w:t>
@@ -9592,7 +9719,43 @@
         <w:rPr>
           <w:rStyle w:val="Extranjerismo"/>
         </w:rPr>
-        <w:t>Campsites are outdoor places, with a basic conditioning to cater people who make use of them in exchange for a set amount of money. Usually, these spaces have facilities such as bathrooms, bar, restaurant, or social area.</w:t>
+        <w:t>Campsites are outdoor places with a basic conditioning to cater people who make use of them in exchange for a set amount of money. Usually, these spaces have facilities such as bathrooms, bar</w:t>
+      </w:r>
+      <w:r>
+        <w:rPr>
+          <w:rStyle w:val="Extranjerismo"/>
+        </w:rPr>
+        <w:t>s</w:t>
+      </w:r>
+      <w:r>
+        <w:rPr>
+          <w:rStyle w:val="Extranjerismo"/>
+        </w:rPr>
+        <w:t>, restaurant</w:t>
+      </w:r>
+      <w:r>
+        <w:rPr>
+          <w:rStyle w:val="Extranjerismo"/>
+        </w:rPr>
+        <w:t>s</w:t>
+      </w:r>
+      <w:r>
+        <w:rPr>
+          <w:rStyle w:val="Extranjerismo"/>
+        </w:rPr>
+        <w:t>, or social area</w:t>
+      </w:r>
+      <w:r>
+        <w:rPr>
+          <w:rStyle w:val="Extranjerismo"/>
+        </w:rPr>
+        <w:t>s</w:t>
+      </w:r>
+      <w:r>
+        <w:rPr>
+          <w:rStyle w:val="Extranjerismo"/>
+        </w:rPr>
+        <w:t>.</w:t>
       </w:r>
     </w:p>
     <w:p>
@@ -9606,7 +9769,31 @@
         <w:t>campings</w:t>
       </w:r>
       <w:r>
-        <w:t xml:space="preserve"> son lugares al aire libre, con un acondicionamiento básico para atender a las personas que hacen uso de ellos a cambio de una cantidad fija de dinero. Por lo general, estos espacios tienen instalaciones como baños, bar, restaurante o área social.</w:t>
+        <w:t xml:space="preserve"> son lugares al aire libre, con un acondicionamiento básico para atender a las personas que hacen uso de ellos a cambio de una cantidad fija de dinero. Por lo general, estos espacios tienen instalaciones como baños, bar</w:t>
+      </w:r>
+      <w:r>
+        <w:t>es</w:t>
+      </w:r>
+      <w:r>
+        <w:t>, restaurante</w:t>
+      </w:r>
+      <w:r>
+        <w:t>s</w:t>
+      </w:r>
+      <w:r>
+        <w:t xml:space="preserve"> o área</w:t>
+      </w:r>
+      <w:r>
+        <w:t>s</w:t>
+      </w:r>
+      <w:r>
+        <w:t xml:space="preserve"> social</w:t>
+      </w:r>
+      <w:r>
+        <w:t>es</w:t>
+      </w:r>
+      <w:r>
+        <w:t>.</w:t>
       </w:r>
     </w:p>
     <w:p>
@@ -9650,21 +9837,7 @@
         <w:rPr>
           <w:rStyle w:val="Extranjerismo"/>
         </w:rPr>
-        <w:t xml:space="preserve">Glamping is a globally growing trend, that combines the experience of outdoor camping with the luxury and conditions of the best hotels. The term was invented at the end of the prior century as a fusion of the </w:t>
-      </w:r>
-      <w:proofErr w:type="gramStart"/>
-      <w:r>
-        <w:rPr>
-          <w:rStyle w:val="Extranjerismo"/>
-        </w:rPr>
-        <w:t>words</w:t>
-      </w:r>
-      <w:proofErr w:type="gramEnd"/>
-      <w:r>
-        <w:rPr>
-          <w:rStyle w:val="Extranjerismo"/>
-        </w:rPr>
-        <w:t xml:space="preserve"> glamour and camping.</w:t>
+        <w:t>Glamping is a globally growing trend that combines the experience of outdoor camping with the luxury and conditions of the best hotels. The term was invented at the end of the prior century as a fusion of the words glamour and camping.</w:t>
       </w:r>
     </w:p>
     <w:p>
@@ -10116,7 +10289,7 @@
       <w:pPr>
         <w:pStyle w:val="Ttulo2"/>
       </w:pPr>
-      <w:bookmarkStart w:id="6" w:name="_Toc233447577"/>
+      <w:bookmarkStart w:id="6" w:name="_Toc235178171"/>
       <w:r>
         <w:rPr>
           <w:rStyle w:val="Extranjerismo"/>
@@ -11453,14 +11626,12 @@
       <w:r>
         <w:t xml:space="preserve">Vuelo </w:t>
       </w:r>
-      <w:proofErr w:type="spellStart"/>
       <w:r>
         <w:rPr>
           <w:rStyle w:val="Extranjerismo"/>
         </w:rPr>
         <w:t>Chárter</w:t>
       </w:r>
-      <w:proofErr w:type="spellEnd"/>
       <w:r>
         <w:t>.</w:t>
       </w:r>
@@ -11493,7 +11664,7 @@
       <w:pPr>
         <w:pStyle w:val="Ttulo2"/>
       </w:pPr>
-      <w:bookmarkStart w:id="7" w:name="_Toc233447578"/>
+      <w:bookmarkStart w:id="7" w:name="_Toc235178172"/>
       <w:r>
         <w:rPr>
           <w:rStyle w:val="Extranjerismo"/>
@@ -11540,10 +11711,25 @@
         <w:rPr>
           <w:rStyle w:val="Extranjerismo"/>
         </w:rPr>
-        <w:t xml:space="preserve">Colombia is a land of diversity, from </w:t>
-      </w:r>
-      <w:r>
-        <w:t>los</w:t>
+        <w:t>Colombia is a land of diversity</w:t>
+      </w:r>
+      <w:r>
+        <w:rPr>
+          <w:rStyle w:val="Extranjerismo"/>
+        </w:rPr>
+        <w:t>;</w:t>
+      </w:r>
+      <w:r>
+        <w:rPr>
+          <w:rStyle w:val="Extranjerismo"/>
+        </w:rPr>
+        <w:t xml:space="preserve"> from </w:t>
+      </w:r>
+      <w:r>
+        <w:rPr>
+          <w:rStyle w:val="Extranjerismo"/>
+        </w:rPr>
+        <w:t>the</w:t>
       </w:r>
       <w:r>
         <w:rPr>
@@ -11565,7 +11751,10 @@
         <w:t xml:space="preserve">Colombia can be divided into six geographic regions: the Caribbean coast, the Pacific coast, </w:t>
       </w:r>
       <w:r>
-        <w:t>los</w:t>
+        <w:rPr>
+          <w:rStyle w:val="Extranjerismo"/>
+        </w:rPr>
+        <w:t>the</w:t>
       </w:r>
       <w:r>
         <w:rPr>
@@ -11591,23 +11780,19 @@
         <w:rPr>
           <w:rStyle w:val="Extranjerismo"/>
         </w:rPr>
-        <w:t xml:space="preserve">Each region offers </w:t>
-      </w:r>
-      <w:proofErr w:type="spellStart"/>
-      <w:proofErr w:type="gramStart"/>
-      <w:r>
-        <w:rPr>
-          <w:rStyle w:val="Extranjerismo"/>
-        </w:rPr>
-        <w:t>it's</w:t>
-      </w:r>
-      <w:proofErr w:type="spellEnd"/>
-      <w:proofErr w:type="gramEnd"/>
-      <w:r>
-        <w:rPr>
-          <w:rStyle w:val="Extranjerismo"/>
-        </w:rPr>
-        <w:t xml:space="preserve"> own activities, it is important to know the highlights of each of them.</w:t>
+        <w:t>Each region offers its own activities</w:t>
+      </w:r>
+      <w:r>
+        <w:rPr>
+          <w:rStyle w:val="Extranjerismo"/>
+        </w:rPr>
+        <w:t>;</w:t>
+      </w:r>
+      <w:r>
+        <w:rPr>
+          <w:rStyle w:val="Extranjerismo"/>
+        </w:rPr>
+        <w:t xml:space="preserve"> it is important to know the highlights of each of them.</w:t>
       </w:r>
     </w:p>
     <w:p>
@@ -11617,7 +11802,13 @@
     </w:p>
     <w:p>
       <w:r>
-        <w:t xml:space="preserve">En el servicio de alojamiento, es importante tener conocimiento de la ubicación del establecimiento y los lugares específicos que los huéspedes pueden necesitar </w:t>
+        <w:t>En el servicio de alojamiento, es importante tener conocimiento de la ubicación del establecimiento y los lugares específicos</w:t>
+      </w:r>
+      <w:r>
+        <w:t xml:space="preserve"> a los</w:t>
+      </w:r>
+      <w:r>
+        <w:t xml:space="preserve"> que los huéspedes pueden necesitar </w:t>
       </w:r>
       <w:r>
         <w:lastRenderedPageBreak/>
@@ -11626,12 +11817,36 @@
     </w:p>
     <w:p>
       <w:r>
-        <w:t>Colombia es una tierra diversa, desde los Andes hasta el Amazonas, existe un lugar para cada persona.</w:t>
-      </w:r>
-    </w:p>
-    <w:p>
-      <w:r>
-        <w:t xml:space="preserve">Colombia se puede dividir en seis regiones geográficas: la costa Caribe, la costa Pacífica, la Cordillera de los Andes, Orinoquia, la selva </w:t>
+        <w:t>Colombia es una tierra diversa</w:t>
+      </w:r>
+      <w:r>
+        <w:t>;</w:t>
+      </w:r>
+      <w:r>
+        <w:t xml:space="preserve"> desde los Andes hasta el Amazonas, existe un lugar para cada persona.</w:t>
+      </w:r>
+    </w:p>
+    <w:p>
+      <w:r>
+        <w:t xml:space="preserve">Colombia se puede dividir en seis regiones geográficas: la costa </w:t>
+      </w:r>
+      <w:r>
+        <w:t>c</w:t>
+      </w:r>
+      <w:r>
+        <w:t xml:space="preserve">aribe, la costa </w:t>
+      </w:r>
+      <w:r>
+        <w:t>p</w:t>
+      </w:r>
+      <w:r>
+        <w:t xml:space="preserve">acífica, la </w:t>
+      </w:r>
+      <w:r>
+        <w:t>c</w:t>
+      </w:r>
+      <w:r>
+        <w:t xml:space="preserve">ordillera de los Andes, Orinoquia, la selva </w:t>
       </w:r>
       <w:r>
         <w:t>A</w:t>
@@ -11642,7 +11857,13 @@
     </w:p>
     <w:p>
       <w:r>
-        <w:t xml:space="preserve">Cada región ofrece sus propias actividades, es importante conocer los aspectos más destacados de cada una de ellas. </w:t>
+        <w:t>Cada región ofrece sus propias actividades</w:t>
+      </w:r>
+      <w:r>
+        <w:t>;</w:t>
+      </w:r>
+      <w:r>
+        <w:t xml:space="preserve"> es importante conocer los aspectos más destacados de cada una de ellas. </w:t>
       </w:r>
     </w:p>
     <w:p>
@@ -12000,11 +12221,8 @@
     <w:p>
       <w:pPr>
         <w:pStyle w:val="Ttulo1"/>
-        <w:rPr>
-          <w:bCs/>
-        </w:rPr>
-      </w:pPr>
-      <w:bookmarkStart w:id="8" w:name="_Toc233447579"/>
+      </w:pPr>
+      <w:bookmarkStart w:id="8" w:name="_Toc235178173"/>
       <w:r>
         <w:rPr>
           <w:rStyle w:val="Extranjerismo"/>
@@ -12014,21 +12232,12 @@
         <w:t>Hotel areas and facilities</w:t>
       </w:r>
       <w:r>
-        <w:rPr>
-          <w:bCs/>
-        </w:rPr>
         <w:t xml:space="preserve"> /</w:t>
       </w:r>
       <w:r>
-        <w:rPr>
-          <w:bCs/>
-        </w:rPr>
         <w:t xml:space="preserve"> </w:t>
       </w:r>
       <w:r>
-        <w:rPr>
-          <w:bCs/>
-        </w:rPr>
         <w:t>Áreas e instalaciones del hotel</w:t>
       </w:r>
       <w:bookmarkEnd w:id="8"/>
@@ -12070,7 +12279,39 @@
           <w:b/>
           <w:bCs/>
         </w:rPr>
-        <w:t>Private and Public Areas</w:t>
+        <w:t xml:space="preserve">Private and </w:t>
+      </w:r>
+      <w:r>
+        <w:rPr>
+          <w:rStyle w:val="Extranjerismo"/>
+          <w:b/>
+          <w:bCs/>
+        </w:rPr>
+        <w:t>p</w:t>
+      </w:r>
+      <w:r>
+        <w:rPr>
+          <w:rStyle w:val="Extranjerismo"/>
+          <w:b/>
+          <w:bCs/>
+        </w:rPr>
+        <w:t xml:space="preserve">ublic </w:t>
+      </w:r>
+      <w:r>
+        <w:rPr>
+          <w:rStyle w:val="Extranjerismo"/>
+          <w:b/>
+          <w:bCs/>
+        </w:rPr>
+        <w:t>a</w:t>
+      </w:r>
+      <w:r>
+        <w:rPr>
+          <w:rStyle w:val="Extranjerismo"/>
+          <w:b/>
+          <w:bCs/>
+        </w:rPr>
+        <w:t>reas</w:t>
       </w:r>
       <w:r>
         <w:rPr>
@@ -12117,7 +12358,23 @@
           <w:b/>
           <w:bCs/>
         </w:rPr>
-        <w:t>Public Areas</w:t>
+        <w:t xml:space="preserve">Public </w:t>
+      </w:r>
+      <w:r>
+        <w:rPr>
+          <w:rStyle w:val="Extranjerismo"/>
+          <w:b/>
+          <w:bCs/>
+        </w:rPr>
+        <w:t>a</w:t>
+      </w:r>
+      <w:r>
+        <w:rPr>
+          <w:rStyle w:val="Extranjerismo"/>
+          <w:b/>
+          <w:bCs/>
+        </w:rPr>
+        <w:t>reas</w:t>
       </w:r>
       <w:r>
         <w:rPr>
@@ -12151,7 +12408,7 @@
         <w:pStyle w:val="Prrafodelista"/>
         <w:numPr>
           <w:ilvl w:val="0"/>
-          <w:numId w:val="30"/>
+          <w:numId w:val="45"/>
         </w:numPr>
       </w:pPr>
       <w:r>
@@ -12169,7 +12426,7 @@
         <w:pStyle w:val="Prrafodelista"/>
         <w:numPr>
           <w:ilvl w:val="0"/>
-          <w:numId w:val="30"/>
+          <w:numId w:val="45"/>
         </w:numPr>
       </w:pPr>
       <w:r>
@@ -12187,7 +12444,7 @@
         <w:pStyle w:val="Prrafodelista"/>
         <w:numPr>
           <w:ilvl w:val="0"/>
-          <w:numId w:val="30"/>
+          <w:numId w:val="45"/>
         </w:numPr>
       </w:pPr>
       <w:r>
@@ -12205,7 +12462,7 @@
         <w:pStyle w:val="Prrafodelista"/>
         <w:numPr>
           <w:ilvl w:val="0"/>
-          <w:numId w:val="30"/>
+          <w:numId w:val="45"/>
         </w:numPr>
       </w:pPr>
       <w:r>
@@ -12223,7 +12480,7 @@
         <w:pStyle w:val="Prrafodelista"/>
         <w:numPr>
           <w:ilvl w:val="0"/>
-          <w:numId w:val="30"/>
+          <w:numId w:val="45"/>
         </w:numPr>
       </w:pPr>
       <w:r>
@@ -12241,7 +12498,7 @@
         <w:pStyle w:val="Prrafodelista"/>
         <w:numPr>
           <w:ilvl w:val="0"/>
-          <w:numId w:val="30"/>
+          <w:numId w:val="45"/>
         </w:numPr>
       </w:pPr>
       <w:r>
@@ -12259,7 +12516,7 @@
         <w:pStyle w:val="Prrafodelista"/>
         <w:numPr>
           <w:ilvl w:val="0"/>
-          <w:numId w:val="30"/>
+          <w:numId w:val="45"/>
         </w:numPr>
       </w:pPr>
       <w:r>
@@ -12277,7 +12534,7 @@
         <w:pStyle w:val="Prrafodelista"/>
         <w:numPr>
           <w:ilvl w:val="0"/>
-          <w:numId w:val="30"/>
+          <w:numId w:val="45"/>
         </w:numPr>
       </w:pPr>
       <w:r>
@@ -12295,7 +12552,7 @@
         <w:pStyle w:val="Prrafodelista"/>
         <w:numPr>
           <w:ilvl w:val="0"/>
-          <w:numId w:val="30"/>
+          <w:numId w:val="45"/>
         </w:numPr>
       </w:pPr>
       <w:r>
@@ -12313,7 +12570,7 @@
         <w:pStyle w:val="Prrafodelista"/>
         <w:numPr>
           <w:ilvl w:val="0"/>
-          <w:numId w:val="30"/>
+          <w:numId w:val="45"/>
         </w:numPr>
       </w:pPr>
       <w:r>
@@ -12331,7 +12588,7 @@
         <w:pStyle w:val="Prrafodelista"/>
         <w:numPr>
           <w:ilvl w:val="0"/>
-          <w:numId w:val="30"/>
+          <w:numId w:val="45"/>
         </w:numPr>
       </w:pPr>
       <w:r>
@@ -12349,7 +12606,7 @@
         <w:pStyle w:val="Prrafodelista"/>
         <w:numPr>
           <w:ilvl w:val="0"/>
-          <w:numId w:val="30"/>
+          <w:numId w:val="45"/>
         </w:numPr>
       </w:pPr>
       <w:r>
@@ -12373,7 +12630,7 @@
         <w:pStyle w:val="Prrafodelista"/>
         <w:numPr>
           <w:ilvl w:val="0"/>
-          <w:numId w:val="30"/>
+          <w:numId w:val="45"/>
         </w:numPr>
       </w:pPr>
       <w:r>
@@ -12391,7 +12648,7 @@
         <w:pStyle w:val="Prrafodelista"/>
         <w:numPr>
           <w:ilvl w:val="0"/>
-          <w:numId w:val="30"/>
+          <w:numId w:val="45"/>
         </w:numPr>
       </w:pPr>
       <w:r>
@@ -12409,7 +12666,7 @@
         <w:pStyle w:val="Prrafodelista"/>
         <w:numPr>
           <w:ilvl w:val="0"/>
-          <w:numId w:val="30"/>
+          <w:numId w:val="45"/>
         </w:numPr>
       </w:pPr>
       <w:r>
@@ -12427,7 +12684,7 @@
         <w:pStyle w:val="Prrafodelista"/>
         <w:numPr>
           <w:ilvl w:val="0"/>
-          <w:numId w:val="30"/>
+          <w:numId w:val="45"/>
         </w:numPr>
       </w:pPr>
       <w:r>
@@ -12445,7 +12702,7 @@
         <w:pStyle w:val="Prrafodelista"/>
         <w:numPr>
           <w:ilvl w:val="0"/>
-          <w:numId w:val="30"/>
+          <w:numId w:val="45"/>
         </w:numPr>
       </w:pPr>
       <w:r>
@@ -12463,7 +12720,7 @@
         <w:pStyle w:val="Prrafodelista"/>
         <w:numPr>
           <w:ilvl w:val="0"/>
-          <w:numId w:val="30"/>
+          <w:numId w:val="45"/>
         </w:numPr>
       </w:pPr>
       <w:r>
@@ -12481,7 +12738,7 @@
         <w:pStyle w:val="Prrafodelista"/>
         <w:numPr>
           <w:ilvl w:val="0"/>
-          <w:numId w:val="30"/>
+          <w:numId w:val="45"/>
         </w:numPr>
       </w:pPr>
       <w:r>
@@ -12500,7 +12757,7 @@
         <w:pStyle w:val="Prrafodelista"/>
         <w:numPr>
           <w:ilvl w:val="0"/>
-          <w:numId w:val="30"/>
+          <w:numId w:val="45"/>
         </w:numPr>
       </w:pPr>
       <w:r>
@@ -12559,7 +12816,7 @@
         <w:pStyle w:val="Prrafodelista"/>
         <w:numPr>
           <w:ilvl w:val="0"/>
-          <w:numId w:val="39"/>
+          <w:numId w:val="44"/>
         </w:numPr>
       </w:pPr>
       <w:r>
@@ -12586,7 +12843,7 @@
         <w:pStyle w:val="Prrafodelista"/>
         <w:numPr>
           <w:ilvl w:val="0"/>
-          <w:numId w:val="39"/>
+          <w:numId w:val="44"/>
         </w:numPr>
       </w:pPr>
       <w:r>
@@ -12613,7 +12870,7 @@
         <w:pStyle w:val="Prrafodelista"/>
         <w:numPr>
           <w:ilvl w:val="0"/>
-          <w:numId w:val="39"/>
+          <w:numId w:val="44"/>
         </w:numPr>
       </w:pPr>
       <w:r>
@@ -12640,7 +12897,7 @@
         <w:pStyle w:val="Prrafodelista"/>
         <w:numPr>
           <w:ilvl w:val="0"/>
-          <w:numId w:val="39"/>
+          <w:numId w:val="44"/>
         </w:numPr>
       </w:pPr>
       <w:r>
@@ -12667,7 +12924,7 @@
         <w:pStyle w:val="Prrafodelista"/>
         <w:numPr>
           <w:ilvl w:val="0"/>
-          <w:numId w:val="39"/>
+          <w:numId w:val="44"/>
         </w:numPr>
       </w:pPr>
       <w:r>
@@ -12694,7 +12951,7 @@
         <w:pStyle w:val="Prrafodelista"/>
         <w:numPr>
           <w:ilvl w:val="0"/>
-          <w:numId w:val="39"/>
+          <w:numId w:val="44"/>
         </w:numPr>
       </w:pPr>
       <w:r>
@@ -12721,7 +12978,7 @@
         <w:pStyle w:val="Prrafodelista"/>
         <w:numPr>
           <w:ilvl w:val="0"/>
-          <w:numId w:val="39"/>
+          <w:numId w:val="44"/>
         </w:numPr>
       </w:pPr>
       <w:r>
@@ -12748,7 +13005,7 @@
         <w:pStyle w:val="Prrafodelista"/>
         <w:numPr>
           <w:ilvl w:val="0"/>
-          <w:numId w:val="39"/>
+          <w:numId w:val="44"/>
         </w:numPr>
       </w:pPr>
       <w:r>
@@ -12775,7 +13032,7 @@
         <w:pStyle w:val="Prrafodelista"/>
         <w:numPr>
           <w:ilvl w:val="0"/>
-          <w:numId w:val="39"/>
+          <w:numId w:val="44"/>
         </w:numPr>
       </w:pPr>
       <w:r>
@@ -12802,7 +13059,7 @@
         <w:pStyle w:val="Prrafodelista"/>
         <w:numPr>
           <w:ilvl w:val="0"/>
-          <w:numId w:val="39"/>
+          <w:numId w:val="44"/>
         </w:numPr>
       </w:pPr>
       <w:r>
@@ -12829,7 +13086,7 @@
         <w:pStyle w:val="Prrafodelista"/>
         <w:numPr>
           <w:ilvl w:val="0"/>
-          <w:numId w:val="39"/>
+          <w:numId w:val="44"/>
         </w:numPr>
       </w:pPr>
       <w:r>
@@ -12856,7 +13113,7 @@
         <w:pStyle w:val="Prrafodelista"/>
         <w:numPr>
           <w:ilvl w:val="0"/>
-          <w:numId w:val="39"/>
+          <w:numId w:val="44"/>
         </w:numPr>
       </w:pPr>
       <w:r>
@@ -12872,14 +13129,12 @@
         </w:rPr>
         <w:t xml:space="preserve">. </w:t>
       </w:r>
-      <w:proofErr w:type="spellStart"/>
       <w:r>
         <w:rPr>
           <w:rStyle w:val="Extranjerismo"/>
         </w:rPr>
         <w:t>Wifi</w:t>
       </w:r>
-      <w:proofErr w:type="spellEnd"/>
       <w:r>
         <w:t xml:space="preserve"> gratuito</w:t>
       </w:r>
@@ -12924,7 +13179,25 @@
         <w:rPr>
           <w:rStyle w:val="Extranjerismo"/>
         </w:rPr>
-        <w:t>Furniture includes the objects and equipment used to provide comfort, functionality, and decoration in the different areas of a hotel. Each space is furnished according to its purpose and the needs of guests and staff. Below are some common examples of hotel furniture.</w:t>
+        <w:t xml:space="preserve">Furniture includes the objects and equipment used to provide comfort, functionality, and decoration in the different areas of a hotel. Each space is furnished according to </w:t>
+      </w:r>
+      <w:r>
+        <w:rPr>
+          <w:rStyle w:val="Extranjerismo"/>
+        </w:rPr>
+        <w:t>it's</w:t>
+      </w:r>
+      <w:r>
+        <w:rPr>
+          <w:rStyle w:val="Extranjerismo"/>
+        </w:rPr>
+        <w:t xml:space="preserve"> </w:t>
+      </w:r>
+      <w:r>
+        <w:rPr>
+          <w:rStyle w:val="Extranjerismo"/>
+        </w:rPr>
+        <w:t>purpose and the needs of guests and staff. Below are some common examples of hotel furniture.</w:t>
       </w:r>
     </w:p>
     <w:p>
@@ -12937,7 +13210,7 @@
         <w:pStyle w:val="Prrafodelista"/>
         <w:numPr>
           <w:ilvl w:val="0"/>
-          <w:numId w:val="40"/>
+          <w:numId w:val="46"/>
         </w:numPr>
       </w:pPr>
       <w:r>
@@ -12947,13 +13220,13 @@
         <w:t>Ceiling Lamps</w:t>
       </w:r>
       <w:r>
-        <w:rPr>
-          <w:rStyle w:val="Extranjerismo"/>
-        </w:rPr>
-        <w:t xml:space="preserve">. </w:t>
-      </w:r>
-      <w:r>
-        <w:t>Lámparas de techo.</w:t>
+        <w:t xml:space="preserve"> – Lámparas de techo</w:t>
+      </w:r>
+      <w:r>
+        <w:t>.</w:t>
+      </w:r>
+      <w:r>
+        <w:t xml:space="preserve">  </w:t>
       </w:r>
     </w:p>
     <w:p>
@@ -12961,17 +13234,20 @@
         <w:pStyle w:val="Prrafodelista"/>
         <w:numPr>
           <w:ilvl w:val="0"/>
-          <w:numId w:val="40"/>
+          <w:numId w:val="46"/>
         </w:numPr>
       </w:pPr>
       <w:r>
         <w:rPr>
           <w:rStyle w:val="Extranjerismo"/>
         </w:rPr>
-        <w:t>Art</w:t>
-      </w:r>
-      <w:r>
-        <w:t>. Arte.</w:t>
+        <w:t xml:space="preserve">Curtain </w:t>
+      </w:r>
+      <w:r>
+        <w:t>– Cortinas</w:t>
+      </w:r>
+      <w:r>
+        <w:t>.</w:t>
       </w:r>
     </w:p>
     <w:p>
@@ -12979,23 +13255,23 @@
         <w:pStyle w:val="Prrafodelista"/>
         <w:numPr>
           <w:ilvl w:val="0"/>
-          <w:numId w:val="40"/>
+          <w:numId w:val="46"/>
         </w:numPr>
       </w:pPr>
       <w:r>
         <w:rPr>
           <w:rStyle w:val="Extranjerismo"/>
         </w:rPr>
-        <w:t>Mirror</w:t>
-      </w:r>
-      <w:r>
-        <w:rPr>
-          <w:rStyle w:val="Extranjerismo"/>
-        </w:rPr>
-        <w:t xml:space="preserve">. </w:t>
-      </w:r>
-      <w:r>
-        <w:t>Espejo.</w:t>
+        <w:t>Desk chair</w:t>
+      </w:r>
+      <w:r>
+        <w:t xml:space="preserve"> – Silla de escritorio</w:t>
+      </w:r>
+      <w:r>
+        <w:t>.</w:t>
+      </w:r>
+      <w:r>
+        <w:t xml:space="preserve">  </w:t>
       </w:r>
     </w:p>
     <w:p>
@@ -13003,17 +13279,23 @@
         <w:pStyle w:val="Prrafodelista"/>
         <w:numPr>
           <w:ilvl w:val="0"/>
-          <w:numId w:val="40"/>
+          <w:numId w:val="46"/>
         </w:numPr>
       </w:pPr>
       <w:r>
         <w:rPr>
           <w:rStyle w:val="Extranjerismo"/>
         </w:rPr>
-        <w:t>Bed linen</w:t>
-      </w:r>
-      <w:r>
-        <w:t>. Ropa de cama.</w:t>
+        <w:t xml:space="preserve">Mirror </w:t>
+      </w:r>
+      <w:r>
+        <w:t>– Espejo</w:t>
+      </w:r>
+      <w:r>
+        <w:t>.</w:t>
+      </w:r>
+      <w:r>
+        <w:t xml:space="preserve">  </w:t>
       </w:r>
     </w:p>
     <w:p>
@@ -13021,17 +13303,23 @@
         <w:pStyle w:val="Prrafodelista"/>
         <w:numPr>
           <w:ilvl w:val="0"/>
-          <w:numId w:val="40"/>
+          <w:numId w:val="46"/>
         </w:numPr>
       </w:pPr>
       <w:r>
         <w:rPr>
           <w:rStyle w:val="Extranjerismo"/>
         </w:rPr>
-        <w:t>Mattress</w:t>
-      </w:r>
-      <w:r>
-        <w:t>. Colchón.</w:t>
+        <w:t xml:space="preserve">Headboard </w:t>
+      </w:r>
+      <w:r>
+        <w:t>– Cabecera</w:t>
+      </w:r>
+      <w:r>
+        <w:t>.</w:t>
+      </w:r>
+      <w:r>
+        <w:t xml:space="preserve"> </w:t>
       </w:r>
     </w:p>
     <w:p>
@@ -13039,17 +13327,23 @@
         <w:pStyle w:val="Prrafodelista"/>
         <w:numPr>
           <w:ilvl w:val="0"/>
-          <w:numId w:val="40"/>
+          <w:numId w:val="46"/>
         </w:numPr>
       </w:pPr>
       <w:r>
         <w:rPr>
           <w:rStyle w:val="Extranjerismo"/>
         </w:rPr>
-        <w:t>Curtain</w:t>
-      </w:r>
-      <w:r>
-        <w:t>. Cortinas.</w:t>
+        <w:t>Art</w:t>
+      </w:r>
+      <w:r>
+        <w:t xml:space="preserve"> – Arte</w:t>
+      </w:r>
+      <w:r>
+        <w:t>.</w:t>
+      </w:r>
+      <w:r>
+        <w:t xml:space="preserve">  </w:t>
       </w:r>
     </w:p>
     <w:p>
@@ -13057,17 +13351,23 @@
         <w:pStyle w:val="Prrafodelista"/>
         <w:numPr>
           <w:ilvl w:val="0"/>
-          <w:numId w:val="40"/>
+          <w:numId w:val="46"/>
         </w:numPr>
       </w:pPr>
       <w:r>
         <w:rPr>
           <w:rStyle w:val="Extranjerismo"/>
         </w:rPr>
-        <w:t>Pillows</w:t>
-      </w:r>
-      <w:r>
-        <w:t>. Almohadas.</w:t>
+        <w:t xml:space="preserve">Lamps </w:t>
+      </w:r>
+      <w:r>
+        <w:t>– Lámparas</w:t>
+      </w:r>
+      <w:r>
+        <w:t>.</w:t>
+      </w:r>
+      <w:r>
+        <w:t xml:space="preserve">  </w:t>
       </w:r>
     </w:p>
     <w:p>
@@ -13075,23 +13375,23 @@
         <w:pStyle w:val="Prrafodelista"/>
         <w:numPr>
           <w:ilvl w:val="0"/>
-          <w:numId w:val="40"/>
+          <w:numId w:val="46"/>
         </w:numPr>
       </w:pPr>
       <w:r>
         <w:rPr>
           <w:rStyle w:val="Extranjerismo"/>
         </w:rPr>
-        <w:t>Headboard</w:t>
-      </w:r>
-      <w:r>
-        <w:rPr>
-          <w:rStyle w:val="Extranjerismo"/>
-        </w:rPr>
-        <w:t xml:space="preserve">. </w:t>
-      </w:r>
-      <w:r>
-        <w:t>Cabecera.</w:t>
+        <w:t xml:space="preserve">Pillows </w:t>
+      </w:r>
+      <w:r>
+        <w:t>– Almohadas</w:t>
+      </w:r>
+      <w:r>
+        <w:t>.</w:t>
+      </w:r>
+      <w:r>
+        <w:t xml:space="preserve">  </w:t>
       </w:r>
     </w:p>
     <w:p>
@@ -13099,17 +13399,23 @@
         <w:pStyle w:val="Prrafodelista"/>
         <w:numPr>
           <w:ilvl w:val="0"/>
-          <w:numId w:val="40"/>
+          <w:numId w:val="46"/>
         </w:numPr>
       </w:pPr>
       <w:r>
         <w:rPr>
           <w:rStyle w:val="Extranjerismo"/>
         </w:rPr>
-        <w:t>Lamps</w:t>
-      </w:r>
-      <w:r>
-        <w:t>. Lámparas.</w:t>
+        <w:t>Bed linen</w:t>
+      </w:r>
+      <w:r>
+        <w:t xml:space="preserve"> – Ropa de cama</w:t>
+      </w:r>
+      <w:r>
+        <w:t>.</w:t>
+      </w:r>
+      <w:r>
+        <w:t xml:space="preserve">  </w:t>
       </w:r>
     </w:p>
     <w:p>
@@ -13117,17 +13423,23 @@
         <w:pStyle w:val="Prrafodelista"/>
         <w:numPr>
           <w:ilvl w:val="0"/>
-          <w:numId w:val="40"/>
+          <w:numId w:val="46"/>
         </w:numPr>
       </w:pPr>
       <w:r>
         <w:rPr>
           <w:rStyle w:val="Extranjerismo"/>
         </w:rPr>
-        <w:t>Decoration</w:t>
-      </w:r>
-      <w:r>
-        <w:t>. Decoración.</w:t>
+        <w:t>Mattress</w:t>
+      </w:r>
+      <w:r>
+        <w:t xml:space="preserve"> – Colchón</w:t>
+      </w:r>
+      <w:r>
+        <w:t>.</w:t>
+      </w:r>
+      <w:r>
+        <w:t xml:space="preserve">  </w:t>
       </w:r>
     </w:p>
     <w:p>
@@ -13135,17 +13447,23 @@
         <w:pStyle w:val="Prrafodelista"/>
         <w:numPr>
           <w:ilvl w:val="0"/>
-          <w:numId w:val="40"/>
+          <w:numId w:val="46"/>
         </w:numPr>
       </w:pPr>
       <w:r>
         <w:rPr>
           <w:rStyle w:val="Extranjerismo"/>
         </w:rPr>
-        <w:t>Desk</w:t>
-      </w:r>
-      <w:r>
-        <w:t>. Escritorio.</w:t>
+        <w:t>Decoration</w:t>
+      </w:r>
+      <w:r>
+        <w:t xml:space="preserve"> – Decoración</w:t>
+      </w:r>
+      <w:r>
+        <w:t>.</w:t>
+      </w:r>
+      <w:r>
+        <w:t xml:space="preserve">  </w:t>
       </w:r>
     </w:p>
     <w:p>
@@ -13153,25 +13471,7 @@
         <w:pStyle w:val="Prrafodelista"/>
         <w:numPr>
           <w:ilvl w:val="0"/>
-          <w:numId w:val="40"/>
-        </w:numPr>
-      </w:pPr>
-      <w:r>
-        <w:rPr>
-          <w:rStyle w:val="Extranjerismo"/>
-        </w:rPr>
-        <w:t>Desk chair</w:t>
-      </w:r>
-      <w:r>
-        <w:t>. Silla de escritorio.</w:t>
-      </w:r>
-    </w:p>
-    <w:p>
-      <w:pPr>
-        <w:pStyle w:val="Prrafodelista"/>
-        <w:numPr>
-          <w:ilvl w:val="0"/>
-          <w:numId w:val="40"/>
+          <w:numId w:val="46"/>
         </w:numPr>
       </w:pPr>
       <w:r>
@@ -13182,401 +13482,24 @@
         <w:t>Bed</w:t>
       </w:r>
       <w:r>
-        <w:t>. Cama.</w:t>
-      </w:r>
-    </w:p>
-    <w:p>
-      <w:pPr>
-        <w:pStyle w:val="Prrafodelista"/>
-        <w:numPr>
-          <w:ilvl w:val="0"/>
-          <w:numId w:val="40"/>
-        </w:numPr>
-      </w:pPr>
-      <w:r>
-        <w:rPr>
-          <w:rStyle w:val="Extranjerismo"/>
-        </w:rPr>
-        <w:t>Hangers</w:t>
-      </w:r>
-      <w:r>
-        <w:t>. Percha.</w:t>
-      </w:r>
-    </w:p>
-    <w:p>
-      <w:pPr>
-        <w:pStyle w:val="Prrafodelista"/>
-        <w:numPr>
-          <w:ilvl w:val="0"/>
-          <w:numId w:val="40"/>
-        </w:numPr>
-      </w:pPr>
-      <w:r>
-        <w:rPr>
-          <w:rStyle w:val="Extranjerismo"/>
-        </w:rPr>
-        <w:t>Rug</w:t>
-      </w:r>
-      <w:r>
-        <w:t>. Tapete.</w:t>
-      </w:r>
-    </w:p>
-    <w:p>
-      <w:pPr>
-        <w:pStyle w:val="Prrafodelista"/>
-        <w:numPr>
-          <w:ilvl w:val="0"/>
-          <w:numId w:val="40"/>
-        </w:numPr>
-      </w:pPr>
-      <w:r>
-        <w:rPr>
-          <w:rStyle w:val="Extranjerismo"/>
-        </w:rPr>
-        <w:t>Rollaway Desk</w:t>
-      </w:r>
-      <w:r>
-        <w:t>. Cama plegable.</w:t>
-      </w:r>
-    </w:p>
-    <w:p>
-      <w:pPr>
-        <w:pStyle w:val="Prrafodelista"/>
-        <w:numPr>
-          <w:ilvl w:val="0"/>
-          <w:numId w:val="40"/>
-        </w:numPr>
-      </w:pPr>
-      <w:r>
-        <w:rPr>
-          <w:rStyle w:val="Extranjerismo"/>
-        </w:rPr>
-        <w:t>Cribs</w:t>
-      </w:r>
-      <w:r>
-        <w:t>. Cunas.</w:t>
-      </w:r>
-    </w:p>
-    <w:p>
-      <w:pPr>
-        <w:pStyle w:val="Prrafodelista"/>
-        <w:numPr>
-          <w:ilvl w:val="0"/>
-          <w:numId w:val="40"/>
-        </w:numPr>
-      </w:pPr>
-      <w:r>
-        <w:rPr>
-          <w:rStyle w:val="Extranjerismo"/>
-        </w:rPr>
-        <w:t>Glass</w:t>
-      </w:r>
-      <w:r>
-        <w:t xml:space="preserve">. Vidrio. </w:t>
-      </w:r>
-    </w:p>
-    <w:p>
-      <w:pPr>
-        <w:pStyle w:val="Prrafodelista"/>
-        <w:numPr>
-          <w:ilvl w:val="0"/>
-          <w:numId w:val="40"/>
-        </w:numPr>
-      </w:pPr>
-      <w:r>
-        <w:rPr>
-          <w:rStyle w:val="Extranjerismo"/>
-        </w:rPr>
-        <w:t>TV Wall Mount</w:t>
-      </w:r>
-      <w:r>
-        <w:rPr>
-          <w:rStyle w:val="Extranjerismo"/>
-        </w:rPr>
-        <w:t xml:space="preserve">. </w:t>
-      </w:r>
-      <w:r>
-        <w:t>Soporte de pared para TV.</w:t>
-      </w:r>
-    </w:p>
-    <w:p>
-      <w:pPr>
-        <w:pStyle w:val="Prrafodelista"/>
-        <w:numPr>
-          <w:ilvl w:val="0"/>
-          <w:numId w:val="40"/>
-        </w:numPr>
-      </w:pPr>
-      <w:r>
-        <w:t>TV. Televisor.</w:t>
-      </w:r>
-    </w:p>
-    <w:p>
-      <w:pPr>
-        <w:pStyle w:val="Prrafodelista"/>
-        <w:numPr>
-          <w:ilvl w:val="0"/>
-          <w:numId w:val="40"/>
-        </w:numPr>
-      </w:pPr>
-      <w:r>
-        <w:rPr>
-          <w:rStyle w:val="Extranjerismo"/>
-        </w:rPr>
-        <w:t>Coffee tray</w:t>
-      </w:r>
-      <w:r>
-        <w:t>. Bandeja de café.</w:t>
-      </w:r>
-    </w:p>
-    <w:p>
-      <w:pPr>
-        <w:pStyle w:val="Prrafodelista"/>
-        <w:numPr>
-          <w:ilvl w:val="0"/>
-          <w:numId w:val="40"/>
-        </w:numPr>
-      </w:pPr>
-      <w:r>
-        <w:rPr>
-          <w:rStyle w:val="Extranjerismo"/>
-        </w:rPr>
-        <w:t>Coffee Maker</w:t>
-      </w:r>
-      <w:r>
-        <w:t>. Cafetera.</w:t>
-      </w:r>
-    </w:p>
-    <w:p>
-      <w:pPr>
-        <w:pStyle w:val="Prrafodelista"/>
-        <w:numPr>
-          <w:ilvl w:val="0"/>
-          <w:numId w:val="40"/>
-        </w:numPr>
-      </w:pPr>
-      <w:r>
-        <w:rPr>
-          <w:rStyle w:val="Extranjerismo"/>
-        </w:rPr>
-        <w:t>Coffee cup</w:t>
-      </w:r>
-      <w:r>
-        <w:t>. Taza de café.</w:t>
-      </w:r>
-    </w:p>
-    <w:p>
-      <w:pPr>
-        <w:pStyle w:val="Prrafodelista"/>
-        <w:numPr>
-          <w:ilvl w:val="0"/>
-          <w:numId w:val="40"/>
-        </w:numPr>
-      </w:pPr>
-      <w:r>
-        <w:rPr>
-          <w:rStyle w:val="Extranjerismo"/>
-        </w:rPr>
-        <w:t>Alarm clock radio</w:t>
-      </w:r>
-      <w:r>
-        <w:t>. Radio reloj despertador.</w:t>
-      </w:r>
-    </w:p>
-    <w:p>
-      <w:pPr>
-        <w:pStyle w:val="Prrafodelista"/>
-        <w:numPr>
-          <w:ilvl w:val="0"/>
-          <w:numId w:val="40"/>
-        </w:numPr>
-      </w:pPr>
-      <w:r>
-        <w:rPr>
-          <w:rStyle w:val="Extranjerismo"/>
-        </w:rPr>
-        <w:t>Charming</w:t>
-      </w:r>
-      <w:r>
-        <w:t>. Estación de carga.</w:t>
-      </w:r>
-    </w:p>
-    <w:p>
-      <w:pPr>
-        <w:pStyle w:val="Prrafodelista"/>
-        <w:numPr>
-          <w:ilvl w:val="0"/>
-          <w:numId w:val="40"/>
-        </w:numPr>
-      </w:pPr>
-      <w:r>
-        <w:rPr>
-          <w:rStyle w:val="Extranjerismo"/>
-        </w:rPr>
-        <w:t>Fridge</w:t>
-      </w:r>
-      <w:r>
-        <w:t>. Nevera</w:t>
-      </w:r>
-      <w:r>
-        <w:t>.</w:t>
-      </w:r>
-    </w:p>
-    <w:p>
-      <w:pPr>
-        <w:pStyle w:val="Prrafodelista"/>
-        <w:numPr>
-          <w:ilvl w:val="0"/>
-          <w:numId w:val="40"/>
-        </w:numPr>
-      </w:pPr>
-      <w:r>
-        <w:rPr>
-          <w:rStyle w:val="Extranjerismo"/>
-        </w:rPr>
-        <w:t>Ashtray</w:t>
-      </w:r>
-      <w:r>
-        <w:t xml:space="preserve">. Cenicero. </w:t>
-      </w:r>
-    </w:p>
-    <w:p>
-      <w:pPr>
-        <w:pStyle w:val="Prrafodelista"/>
-        <w:numPr>
-          <w:ilvl w:val="0"/>
-          <w:numId w:val="40"/>
-        </w:numPr>
-      </w:pPr>
-      <w:r>
-        <w:rPr>
-          <w:rStyle w:val="Extranjerismo"/>
-        </w:rPr>
-        <w:t>Ice Bucket</w:t>
-      </w:r>
-      <w:r>
-        <w:t>. Cubeta de hielo</w:t>
-      </w:r>
-      <w:r>
-        <w:t>.</w:t>
-      </w:r>
-    </w:p>
-    <w:p>
-      <w:pPr>
-        <w:pStyle w:val="Prrafodelista"/>
-        <w:numPr>
-          <w:ilvl w:val="0"/>
-          <w:numId w:val="40"/>
-        </w:numPr>
-      </w:pPr>
-      <w:r>
-        <w:rPr>
-          <w:rStyle w:val="Extranjerismo"/>
-        </w:rPr>
-        <w:t>Telephone</w:t>
-      </w:r>
-      <w:r>
-        <w:t>. Teléfono</w:t>
-      </w:r>
-      <w:r>
-        <w:t>.</w:t>
-      </w:r>
-    </w:p>
-    <w:p>
-      <w:pPr>
-        <w:pStyle w:val="Prrafodelista"/>
-        <w:numPr>
-          <w:ilvl w:val="0"/>
-          <w:numId w:val="40"/>
-        </w:numPr>
-      </w:pPr>
-      <w:r>
-        <w:rPr>
-          <w:rStyle w:val="Extranjerismo"/>
-        </w:rPr>
-        <w:t>Ironing Board</w:t>
-      </w:r>
-      <w:r>
-        <w:t>. Tabla de planchar</w:t>
-      </w:r>
-      <w:r>
-        <w:t>.</w:t>
-      </w:r>
-    </w:p>
-    <w:p>
-      <w:pPr>
-        <w:pStyle w:val="Prrafodelista"/>
-        <w:numPr>
-          <w:ilvl w:val="0"/>
-          <w:numId w:val="40"/>
-        </w:numPr>
-      </w:pPr>
-      <w:r>
-        <w:rPr>
-          <w:rStyle w:val="Extranjerismo"/>
-        </w:rPr>
-        <w:t>Stream iron</w:t>
-      </w:r>
-      <w:r>
-        <w:t>. Plancha a vapor</w:t>
-      </w:r>
-      <w:r>
-        <w:t>.</w:t>
-      </w:r>
-    </w:p>
-    <w:p>
-      <w:pPr>
-        <w:pStyle w:val="Prrafodelista"/>
-        <w:numPr>
-          <w:ilvl w:val="0"/>
-          <w:numId w:val="40"/>
-        </w:numPr>
-      </w:pPr>
-      <w:r>
-        <w:rPr>
-          <w:rStyle w:val="Extranjerismo"/>
-        </w:rPr>
-        <w:t>Room safe</w:t>
-      </w:r>
-      <w:r>
-        <w:t>. Caja fuerte en la habitación</w:t>
-      </w:r>
-      <w:r>
-        <w:t>.</w:t>
-      </w:r>
-    </w:p>
-    <w:p>
-      <w:pPr>
-        <w:pStyle w:val="Prrafodelista"/>
-        <w:numPr>
-          <w:ilvl w:val="0"/>
-          <w:numId w:val="40"/>
-        </w:numPr>
-      </w:pPr>
-      <w:r>
-        <w:rPr>
-          <w:rStyle w:val="Extranjerismo"/>
-        </w:rPr>
-        <w:t>Remote control</w:t>
-      </w:r>
-      <w:r>
-        <w:t>. Control remoto</w:t>
-      </w:r>
-      <w:r>
-        <w:t>.</w:t>
-      </w:r>
-    </w:p>
+        <w:t xml:space="preserve"> – Cama</w:t>
+      </w:r>
+    </w:p>
+    <w:p/>
     <w:p>
       <w:pPr>
         <w:spacing w:before="0" w:after="160" w:line="259" w:lineRule="auto"/>
         <w:ind w:firstLine="0"/>
       </w:pPr>
+      <w:r>
+        <w:br w:type="page"/>
+      </w:r>
     </w:p>
     <w:p>
       <w:pPr>
         <w:pStyle w:val="Ttulo1"/>
       </w:pPr>
-      <w:bookmarkStart w:id="9" w:name="_Toc233447580"/>
+      <w:bookmarkStart w:id="9" w:name="_Toc235178174"/>
       <w:r>
         <w:rPr>
           <w:rStyle w:val="Extranjerismo"/>
@@ -13713,7 +13636,7 @@
       <w:pPr>
         <w:pStyle w:val="Ttulo2"/>
       </w:pPr>
-      <w:bookmarkStart w:id="10" w:name="_Toc233447581"/>
+      <w:bookmarkStart w:id="10" w:name="_Toc235178175"/>
       <w:r>
         <w:rPr>
           <w:rStyle w:val="Extranjerismo"/>
@@ -13851,12 +13774,30 @@
         <w:rPr>
           <w:rStyle w:val="Extranjerismo"/>
         </w:rPr>
-        <w:t>The leadership of the general manager is the most important way he or she brings to the overall scheme. The general manager is the person who orchestrates the department directors in their efforts to meet the financial objectives of the organization through its employees. The general manager is required to use the full range of management skills in planning, decision-making, organization, staffing, control, direction, and communication, to develop an efficient operation and competent staff.</w:t>
-      </w:r>
-    </w:p>
-    <w:p>
-      <w:r>
-        <w:t>El liderazgo del gerente general es la característica más importante que él o ella aportan al esquema general. El gerente general es quien orquesta los directores de departamento en sus esfuerzos por cumplir con los objetivos financieros de la organización a través de sus empleados. Se requiere que el gerente general utilice toda la gama de habilidades gerenciales de planificación, toma de decisiones, organización, dotación de personal, control, dirección y comunicación, para desarrollar una operación eficiente y un personal competente.</w:t>
+        <w:t xml:space="preserve">The leadership of the general manager is the most important way he or she brings to the overall scheme. The general manager is the person who orchestrates the department directors in their efforts to meet the financial objectives of the organization through </w:t>
+      </w:r>
+      <w:r>
+        <w:rPr>
+          <w:rStyle w:val="Extranjerismo"/>
+        </w:rPr>
+        <w:t>it's</w:t>
+      </w:r>
+      <w:r>
+        <w:rPr>
+          <w:rStyle w:val="Extranjerismo"/>
+        </w:rPr>
+        <w:t xml:space="preserve"> employees. The general manager is required to use the full range of management skills in planning, decision-making, organization, staffing, control, direction, and communication, to develop an efficient operation and competent staff.</w:t>
+      </w:r>
+    </w:p>
+    <w:p>
+      <w:r>
+        <w:t>El liderazgo del gerente general es la característica más importante que él o ella aporta al esquema general. El gerente general es quien orquesta</w:t>
+      </w:r>
+      <w:r>
+        <w:t xml:space="preserve"> a</w:t>
+      </w:r>
+      <w:r>
+        <w:t xml:space="preserve"> los directores de departamento en sus esfuerzos por cumplir con los objetivos financieros de la organización a través de sus empleados. Se requiere que el gerente general utilice toda la gama de habilidades gerenciales de planificación, toma de decisiones, organización, dotación de personal, control, dirección y comunicación para desarrollar una operación eficiente y un personal competente.</w:t>
       </w:r>
     </w:p>
     <w:p>
@@ -13919,7 +13860,25 @@
         <w:rPr>
           <w:rStyle w:val="Extranjerismo"/>
         </w:rPr>
-        <w:t xml:space="preserve">epartment is responsible for preparing, maintaining, and managing guest rooms and accommodation areas. Its main objective is to </w:t>
+        <w:t xml:space="preserve">epartment is responsible for preparing, maintaining, and managing guest rooms and accommodation areas. </w:t>
+      </w:r>
+      <w:r>
+        <w:rPr>
+          <w:rStyle w:val="Extranjerismo"/>
+        </w:rPr>
+        <w:t>I</w:t>
+      </w:r>
+      <w:r>
+        <w:rPr>
+          <w:rStyle w:val="Extranjerismo"/>
+        </w:rPr>
+        <w:t>t's</w:t>
+      </w:r>
+      <w:r>
+        <w:rPr>
+          <w:rStyle w:val="Extranjerismo"/>
+        </w:rPr>
+        <w:t xml:space="preserve"> main objective is to </w:t>
       </w:r>
       <w:r>
         <w:rPr>
@@ -14139,7 +14098,13 @@
     </w:p>
     <w:p>
       <w:r>
-        <w:t>Las responsabilidades del personal de recepción son muy variadas. El recepcionista puede abarcar muchos deberes, que típicamente incluyen verificar las reservas de los huéspedes, registrar a los huéspedes, asignar habitaciones, distribuir llaves, comunicarse con el personal de limpieza, contestar los teléfonos, proporcionar información y direcciones a las atracciones locales, aceptar dinero en efectivo y dar cambio, y actuar como enlace entre el establecimiento de alojamiento y el huésped, así como con la comunidad. Como cajero, las funciones incluyen el procesamiento de las cuentas huésped, los pagos y el cambio para los huéspedes durante el registro de salida.</w:t>
+        <w:t xml:space="preserve">Las responsabilidades del personal de recepción son muy variadas. El recepcionista puede abarcar muchos deberes, que típicamente incluyen verificar las reservas de los huéspedes, registrar a los huéspedes, asignar habitaciones, distribuir llaves, comunicarse con el personal de limpieza, contestar los teléfonos, proporcionar información y direcciones a las atracciones locales, aceptar dinero en efectivo y dar cambio, y actuar como enlace entre el establecimiento de alojamiento y el huésped, así como con la comunidad. Como cajero, las funciones incluyen el procesamiento de las cuentas </w:t>
+      </w:r>
+      <w:r>
+        <w:t xml:space="preserve">de </w:t>
+      </w:r>
+      <w:r>
+        <w:t>huésped, los pagos y el cambio para los huéspedes durante el registro de salida.</w:t>
       </w:r>
     </w:p>
     <w:p>
@@ -14307,7 +14272,19 @@
         <w:rPr>
           <w:rStyle w:val="Extranjerismo"/>
         </w:rPr>
-        <w:t>The laundry supervisor coordinates the area staff to maintain the washing and provision of linens for the hotel´s operation, as well as the attention of washing uniforms, and clothing from guests and external customers.</w:t>
+        <w:t>The laundry supervisor coordinates the area staff to maintain the washing and provision of linens for the hotel</w:t>
+      </w:r>
+      <w:r>
+        <w:rPr>
+          <w:rStyle w:val="Extranjerismo"/>
+        </w:rPr>
+        <w:t>’</w:t>
+      </w:r>
+      <w:r>
+        <w:rPr>
+          <w:rStyle w:val="Extranjerismo"/>
+        </w:rPr>
+        <w:t>s operation, as well as the attention of washing uniforms and clothing from guests and external customers.</w:t>
       </w:r>
     </w:p>
     <w:p>
@@ -14433,21 +14410,7 @@
         <w:rPr>
           <w:rStyle w:val="Extranjerismo"/>
         </w:rPr>
-        <w:t xml:space="preserve">The food and beverage department </w:t>
-      </w:r>
-      <w:proofErr w:type="gramStart"/>
-      <w:r>
-        <w:rPr>
-          <w:rStyle w:val="Extranjerismo"/>
-        </w:rPr>
-        <w:t>is</w:t>
-      </w:r>
-      <w:proofErr w:type="gramEnd"/>
-      <w:r>
-        <w:rPr>
-          <w:rStyle w:val="Extranjerismo"/>
-        </w:rPr>
-        <w:t xml:space="preserve"> responsible for preparing, serving, and managing food and drinks within a hotel or hospitality establishment. This department plays an important role in guest satisfaction by providing quality service, cleanliness, and a pleasant dining experience.</w:t>
+        <w:t>The food and beverage department is responsible for preparing, serving, and managing food and drinks within a hotel or hospitality establishment. This department plays an important role in guest satisfaction by providing quality service, cleanliness, and a pleasant dining experience.</w:t>
       </w:r>
     </w:p>
     <w:p>
@@ -14530,21 +14493,7 @@
         <w:rPr>
           <w:rStyle w:val="Extranjerismo"/>
         </w:rPr>
-        <w:t xml:space="preserve">The food and beverage manager </w:t>
-      </w:r>
-      <w:proofErr w:type="gramStart"/>
-      <w:r>
-        <w:rPr>
-          <w:rStyle w:val="Extranjerismo"/>
-        </w:rPr>
-        <w:t>is</w:t>
-      </w:r>
-      <w:proofErr w:type="gramEnd"/>
-      <w:r>
-        <w:rPr>
-          <w:rStyle w:val="Extranjerismo"/>
-        </w:rPr>
-        <w:t xml:space="preserve"> responsible for the efficient operation of the kitchen, dining rooms, banquet service, room service, and executive lounge. This includes managing a multitude of details such as food quality, sanitation, inventory, cost control, staff training, revenue control, and guest service, just to name a few. In addition, this person should closely monitor trends in the marketing of food and beverages, and factors in food and beverage preparation and public services.</w:t>
+        <w:t>The food and beverage manager is responsible for the efficient operation of the kitchen, dining rooms, banquet service, room service, and executive lounge. This includes managing a multitude of details such as food quality, sanitation, inventory, cost control, staff training, revenue control, and guest service, just to name a few. In addition, this person should closely monitor trends in the marketing of food and beverages, and factors in food and beverage preparation and public services.</w:t>
       </w:r>
     </w:p>
     <w:p>
@@ -14597,7 +14546,19 @@
         <w:rPr>
           <w:rStyle w:val="Extranjerismo"/>
         </w:rPr>
-        <w:t>The Chef supervises the hotel´s kitchen, managing the food preparation team. The main responsibility is to create the menu, making the decision of which dishes to serve and adjusting them to the brand standards. On a day-to-day basis, he supervises the orders of guests and customers, ensuring the quality of the food in presentation and preparation. Occasionally, this person can assist in the preparation work, but their main responsibilities are administrative, such as overseeing the efficient use of equipment and raw materials, maintaining a very high level in the kitchen operation.</w:t>
+        <w:t xml:space="preserve">The </w:t>
+      </w:r>
+      <w:r>
+        <w:rPr>
+          <w:rStyle w:val="Extranjerismo"/>
+        </w:rPr>
+        <w:t>c</w:t>
+      </w:r>
+      <w:r>
+        <w:rPr>
+          <w:rStyle w:val="Extranjerismo"/>
+        </w:rPr>
+        <w:t>hef supervises the hotel´s kitchen, managing the food preparation team. The main responsibility is to create the menu, making the decision of which dishes to serve and adjusting them to the brand standards. On a day-to-day basis, he supervises the orders of guests and customers, ensuring the quality of the food in presentation and preparation. Occasionally, this person can assist in the preparation work, but their main responsibilities are administrative, such as overseeing the efficient use of equipment and raw materials, maintaining a very high level in the kitchen operation.</w:t>
       </w:r>
     </w:p>
     <w:p>
@@ -14608,7 +14569,13 @@
         <w:rPr>
           <w:rStyle w:val="Extranjerismo"/>
         </w:rPr>
-        <w:t>Chef</w:t>
+        <w:t>c</w:t>
+      </w:r>
+      <w:r>
+        <w:rPr>
+          <w:rStyle w:val="Extranjerismo"/>
+        </w:rPr>
+        <w:t>hef</w:t>
       </w:r>
       <w:r>
         <w:t xml:space="preserve"> supervisa la cocina del hotel, gestionando el equipo de preparación de alimentos. La principal responsabilidad es crear el menú, tomando la decisión de qué platos servir y ajustándolos a los estándares de la marca. En el día a día, supervisa los pedidos de los huéspedes y clientes, asegurando la calidad de los alimentos en su presentación y preparación. Ocasionalmente, puede ayudar en el trabajo de preparación, pero sus principales responsabilidades son administrativas, como </w:t>
@@ -14673,7 +14640,7 @@
         <w:t>maître</w:t>
       </w:r>
       <w:r>
-        <w:t xml:space="preserve"> es responsable del ambiente del restaurante, lo que significa que controlan todo, desde la temperatura hasta el volumen de la música y la iluminación, para dar al restaurante el ambiente adecuado. Se encarga de recibir a cada cliente y actúa como camarero jefe porque él o ella está a cargo de todo el personal de servicio. Es quien se encarga de servir a los clientes VIP.</w:t>
+        <w:t xml:space="preserve"> es responsable del ambiente del restaurante, lo que significa que controla todo, desde la temperatura hasta el volumen de la música y la iluminación, para dar al restaurante el ambiente adecuado. Se encarga de recibir a cada cliente y actúa como camarero jefe porque él o ella está a cargo de todo el personal de servicio. Es quien se encarga de servir a los clientes VIP.</w:t>
       </w:r>
     </w:p>
     <w:p>
@@ -14757,7 +14724,19 @@
     </w:p>
     <w:p>
       <w:r>
-        <w:t>El mesero se encarga de organizar las mesas del restaurante y preparar los elementos necesarios para el servicio. Una vez inicia el servicio, se encarga de ofrecer el menú, sugerir bebidas y explicar preparaciones. Transmite la información a la cocina, está atento de la salida de sus platos y sirve a sus clientes, está pendiente de recoger lo que ya el cliente no utiliza. Termina el servicio pasando la cuenta y apoyando la gestión de cobro si es el caso.</w:t>
+        <w:t xml:space="preserve">El mesero se encarga de organizar las mesas del restaurante y preparar los elementos necesarios para el servicio. Una vez inicia el servicio, se encarga de ofrecer el menú, sugerir bebidas y explicar preparaciones. Transmite la información a la cocina, está atento </w:t>
+      </w:r>
+      <w:r>
+        <w:t>a</w:t>
+      </w:r>
+      <w:r>
+        <w:t xml:space="preserve"> la salida de sus platos y sirve a sus clientes</w:t>
+      </w:r>
+      <w:r>
+        <w:t>;</w:t>
+      </w:r>
+      <w:r>
+        <w:t xml:space="preserve"> está pendiente de recoger lo que ya el cliente no utiliza. Termina el servicio pasando la cuenta y apoyando la gestión de cobro si es el caso.</w:t>
       </w:r>
     </w:p>
     <w:p>
@@ -14799,7 +14778,13 @@
     </w:p>
     <w:p>
       <w:r>
-        <w:t>Su principal responsabilidad es mantener la limpieza de las diferentes áreas de la cocina, debe limpiar suelos, paredes y mostradores. Además, supervisa el lavado de la cristalería, la vajilla y la cubertería. Gestiona los almacenes de menaje y apoya al servicio de cocina.</w:t>
+        <w:t>Su principal responsabilidad es mantener la limpieza de las diferentes áreas de la cocina</w:t>
+      </w:r>
+      <w:r>
+        <w:t>;</w:t>
+      </w:r>
+      <w:r>
+        <w:t xml:space="preserve"> debe limpiar suelos, paredes y mostradores. Además, supervisa el lavado de la cristalería, la vajilla y la cubertería. Gestiona los almacenes de menaje y apoya al servicio de cocina.</w:t>
       </w:r>
     </w:p>
     <w:p>
@@ -14840,7 +14825,19 @@
     </w:p>
     <w:p>
       <w:r>
-        <w:t>El anfitrión se encarga de dar la bienvenida a los clientes, ubicarlos en su mesa y presentarles la carta, a la vez que presenta al mesero que les atenderá. Es responsable por el control de las reservas y el mayor aprovechamiento de las mesas. En ocasiones, se encarga también de la custodia de abrigos y otros objetos dejados por el cliente mientras disfruta del servicio.</w:t>
+        <w:t>El anfitrión se encarga de dar la bienvenida a los clientes, ubicarlos en su mesa y presentarles la carta, a la vez que presenta al mesero que l</w:t>
+      </w:r>
+      <w:r>
+        <w:t>o</w:t>
+      </w:r>
+      <w:r>
+        <w:t xml:space="preserve">s atenderá. Es responsable </w:t>
+      </w:r>
+      <w:r>
+        <w:t>del</w:t>
+      </w:r>
+      <w:r>
+        <w:t xml:space="preserve"> control de las reservas y el mayor aprovechamiento de las mesas. En ocasiones, se encarga también de la custodia de abrigos y otros objetos dejados por el cliente mientras disfruta del servicio.</w:t>
       </w:r>
     </w:p>
     <w:p>
@@ -14980,7 +14977,13 @@
     </w:p>
     <w:p>
       <w:r>
-        <w:t>El contralor es responsable de la administración de los datos y la operación financiera de la propiedad, controla el gasto y el costo, diseña el plan de inversiones en conjunto con la gerencia, emite los informes financieros por departamento. Esta información debe estar disponible para los propietarios, la junta directiva, la administración y los huéspedes. Esto requiere un personal bien organizado, no sólo para preparar estadísticas operativas, sino también para ayudar al gerente general a determinar la eficacia de cada uno.</w:t>
+        <w:t>El contralor es responsable de la administración de los datos y la operación financiera de la propiedad, controla el gasto y el costo, diseña el plan de inversiones en conjunto con la gerencia, emite los informes financieros por departamento. Esta información debe estar disponible para los propietarios, la junta directiva, la administración y los huéspedes. Esto requiere un personal bien organizado, no s</w:t>
+      </w:r>
+      <w:r>
+        <w:t>o</w:t>
+      </w:r>
+      <w:r>
+        <w:t>lo para preparar estadísticas operativas, sino también para ayudar al gerente general a determinar la eficacia de cada uno.</w:t>
       </w:r>
     </w:p>
     <w:p>
@@ -15167,27 +15170,81 @@
           <w:b/>
           <w:bCs/>
         </w:rPr>
-        <w:t>Maintenance department</w:t>
-      </w:r>
-      <w:r>
-        <w:rPr>
-          <w:b/>
-          <w:bCs/>
-        </w:rPr>
-        <w:t xml:space="preserve"> / Departamento de mantenimiento</w:t>
-      </w:r>
-    </w:p>
-    <w:p>
-      <w:pPr>
-        <w:rPr>
-          <w:rStyle w:val="Extranjerismo"/>
-        </w:rPr>
-      </w:pPr>
-      <w:r>
-        <w:rPr>
-          <w:rStyle w:val="Extranjerismo"/>
-        </w:rPr>
-        <w:t>The maintenance department is responsible for ensuring the proper functioning, safety, and conservation of the hotel’s facilities, equipment, and systems. Its main objective is to provide comfortable and safe spaces for guests and staff through preventive and corrective maintenance activities.</w:t>
+        <w:t xml:space="preserve">Maintenance </w:t>
+      </w:r>
+      <w:r>
+        <w:rPr>
+          <w:rStyle w:val="Extranjerismo"/>
+          <w:b/>
+          <w:bCs/>
+        </w:rPr>
+        <w:t>D</w:t>
+      </w:r>
+      <w:r>
+        <w:rPr>
+          <w:rStyle w:val="Extranjerismo"/>
+          <w:b/>
+          <w:bCs/>
+        </w:rPr>
+        <w:t>epartment</w:t>
+      </w:r>
+      <w:r>
+        <w:rPr>
+          <w:b/>
+          <w:bCs/>
+        </w:rPr>
+        <w:t xml:space="preserve"> / Departamento de </w:t>
+      </w:r>
+      <w:r>
+        <w:rPr>
+          <w:b/>
+          <w:bCs/>
+        </w:rPr>
+        <w:t>M</w:t>
+      </w:r>
+      <w:r>
+        <w:rPr>
+          <w:b/>
+          <w:bCs/>
+        </w:rPr>
+        <w:t>antenimiento</w:t>
+      </w:r>
+    </w:p>
+    <w:p>
+      <w:pPr>
+        <w:rPr>
+          <w:rStyle w:val="Extranjerismo"/>
+        </w:rPr>
+      </w:pPr>
+      <w:r>
+        <w:rPr>
+          <w:rStyle w:val="Extranjerismo"/>
+        </w:rPr>
+        <w:t xml:space="preserve">The </w:t>
+      </w:r>
+      <w:r>
+        <w:rPr>
+          <w:rStyle w:val="Extranjerismo"/>
+        </w:rPr>
+        <w:t>M</w:t>
+      </w:r>
+      <w:r>
+        <w:rPr>
+          <w:rStyle w:val="Extranjerismo"/>
+        </w:rPr>
+        <w:t xml:space="preserve">aintenance </w:t>
+      </w:r>
+      <w:r>
+        <w:rPr>
+          <w:rStyle w:val="Extranjerismo"/>
+        </w:rPr>
+        <w:t>D</w:t>
+      </w:r>
+      <w:r>
+        <w:rPr>
+          <w:rStyle w:val="Extranjerismo"/>
+        </w:rPr>
+        <w:t>epartment is responsible for ensuring the proper functioning, safety, and conservation of the hotel’s facilities, equipment, and systems. Its main objective is to provide comfortable and safe spaces for guests and staff through preventive and corrective maintenance activities.</w:t>
       </w:r>
     </w:p>
     <w:p>
@@ -15246,10 +15303,16 @@
         <w:t xml:space="preserve">El </w:t>
       </w:r>
       <w:r>
-        <w:t>d</w:t>
-      </w:r>
-      <w:r>
-        <w:t>epartamento de mantenimiento es responsable de garantizar el correcto funcionamiento, la seguridad y la conservación de las instalaciones, equipos y sistemas del hotel. Su principal objetivo es ofrecer espacios cómodos y seguros para huéspedes y personal mediante actividades de mantenimiento preventivo y correctivo.</w:t>
+        <w:t>D</w:t>
+      </w:r>
+      <w:r>
+        <w:t xml:space="preserve">epartamento de </w:t>
+      </w:r>
+      <w:r>
+        <w:t>M</w:t>
+      </w:r>
+      <w:r>
+        <w:t>antenimiento es responsable de garantizar el correcto funcionamiento, la seguridad y la conservación de las instalaciones, equipos y sistemas del hotel. Su principal objetivo es ofrecer espacios cómodos y seguros para huéspedes y personal mediante actividades de mantenimiento preventivo y correctivo.</w:t>
       </w:r>
     </w:p>
     <w:p>
@@ -15337,21 +15400,7 @@
         <w:rPr>
           <w:rStyle w:val="Extranjerismo"/>
         </w:rPr>
-        <w:t xml:space="preserve">The maintenance assistant is the one who helps with the administrative labor of the department. </w:t>
-      </w:r>
-      <w:proofErr w:type="spellStart"/>
-      <w:r>
-        <w:rPr>
-          <w:rStyle w:val="Extranjerismo"/>
-        </w:rPr>
-        <w:t>He/She</w:t>
-      </w:r>
-      <w:proofErr w:type="spellEnd"/>
-      <w:r>
-        <w:rPr>
-          <w:rStyle w:val="Extranjerismo"/>
-        </w:rPr>
-        <w:t xml:space="preserve"> is usually the direct liaison with the contractors and is the one who generates the maintenance orders and helps with the internal processes.</w:t>
+        <w:t>The maintenance assistant is the one who helps with the administrative labor of the department. He/She is usually the direct liaison with the contractors and is the one who generates the maintenance orders and helps with the internal processes.</w:t>
       </w:r>
     </w:p>
     <w:p>
@@ -15401,7 +15450,7 @@
       <w:pPr>
         <w:pStyle w:val="Ttulo2"/>
       </w:pPr>
-      <w:bookmarkStart w:id="11" w:name="_Toc233447582"/>
+      <w:bookmarkStart w:id="11" w:name="_Toc235178176"/>
       <w:r>
         <w:rPr>
           <w:rStyle w:val="Extranjerismo"/>
@@ -15469,7 +15518,7 @@
         <w:rPr>
           <w:rStyle w:val="Extranjerismo"/>
         </w:rPr>
-        <w:t>a</w:t>
+        <w:t>A</w:t>
       </w:r>
       <w:r>
         <w:rPr>
@@ -15505,13 +15554,25 @@
         <w:rPr>
           <w:rStyle w:val="Extranjerismo"/>
         </w:rPr>
-        <w:t>t</w:t>
-      </w:r>
-      <w:r>
-        <w:rPr>
-          <w:rStyle w:val="Extranjerismo"/>
-        </w:rPr>
-        <w:t>ourism manager</w:t>
+        <w:t>T</w:t>
+      </w:r>
+      <w:r>
+        <w:rPr>
+          <w:rStyle w:val="Extranjerismo"/>
+        </w:rPr>
+        <w:t xml:space="preserve">ourism </w:t>
+      </w:r>
+      <w:r>
+        <w:rPr>
+          <w:rStyle w:val="Extranjerismo"/>
+        </w:rPr>
+        <w:t>M</w:t>
+      </w:r>
+      <w:r>
+        <w:rPr>
+          <w:rStyle w:val="Extranjerismo"/>
+        </w:rPr>
+        <w:t>anager</w:t>
       </w:r>
       <w:r>
         <w:rPr>
@@ -15535,7 +15596,19 @@
         <w:rPr>
           <w:rStyle w:val="Extranjerismo"/>
         </w:rPr>
-        <w:t>Tourism consultant</w:t>
+        <w:t xml:space="preserve">Tourism </w:t>
+      </w:r>
+      <w:r>
+        <w:rPr>
+          <w:rStyle w:val="Extranjerismo"/>
+        </w:rPr>
+        <w:t>c</w:t>
+      </w:r>
+      <w:r>
+        <w:rPr>
+          <w:rStyle w:val="Extranjerismo"/>
+        </w:rPr>
+        <w:t>onsultant</w:t>
       </w:r>
       <w:r>
         <w:rPr>
@@ -15747,7 +15820,7 @@
       <w:pPr>
         <w:pStyle w:val="Ttulo1"/>
       </w:pPr>
-      <w:bookmarkStart w:id="12" w:name="_Toc233447583"/>
+      <w:bookmarkStart w:id="12" w:name="_Toc235178177"/>
       <w:r>
         <w:rPr>
           <w:rStyle w:val="Extranjerismo"/>
@@ -15776,7 +15849,7 @@
         <w:rPr>
           <w:rStyle w:val="Extranjerismo"/>
         </w:rPr>
-        <w:t>e</w:t>
+        <w:t>E</w:t>
       </w:r>
       <w:r>
         <w:rPr>
@@ -15928,14 +16001,7 @@
         <w:rPr>
           <w:rStyle w:val="Extranjerismo"/>
         </w:rPr>
-        <w:t>This is my room. (</w:t>
-      </w:r>
-      <w:proofErr w:type="gramStart"/>
-      <w:r>
-        <w:rPr>
-          <w:rStyle w:val="Extranjerismo"/>
-        </w:rPr>
-        <w:t>singula</w:t>
+        <w:t>This is my room. (singula</w:t>
       </w:r>
       <w:r>
         <w:rPr>
@@ -15943,7 +16009,6 @@
         </w:rPr>
         <w:t>r</w:t>
       </w:r>
-      <w:proofErr w:type="gramEnd"/>
       <w:r>
         <w:rPr>
           <w:rStyle w:val="Extranjerismo"/>
@@ -15990,16 +16055,8 @@
         <w:rPr>
           <w:rStyle w:val="Extranjerismo"/>
         </w:rPr>
-        <w:t>That is our house. (</w:t>
-      </w:r>
-      <w:proofErr w:type="gramStart"/>
-      <w:r>
-        <w:rPr>
-          <w:rStyle w:val="Extranjerismo"/>
-        </w:rPr>
-        <w:t>singular</w:t>
-      </w:r>
-      <w:proofErr w:type="gramEnd"/>
+        <w:t>That is our house. (singular</w:t>
+      </w:r>
       <w:r>
         <w:rPr>
           <w:rStyle w:val="Extranjerismo"/>
@@ -16040,21 +16097,7 @@
         <w:rPr>
           <w:rStyle w:val="Extranjerismo"/>
         </w:rPr>
-        <w:t>These are the hotel keys. (</w:t>
-      </w:r>
-      <w:proofErr w:type="gramStart"/>
-      <w:r>
-        <w:rPr>
-          <w:rStyle w:val="Extranjerismo"/>
-        </w:rPr>
-        <w:t>plural</w:t>
-      </w:r>
-      <w:proofErr w:type="gramEnd"/>
-      <w:r>
-        <w:rPr>
-          <w:rStyle w:val="Extranjerismo"/>
-        </w:rPr>
-        <w:t xml:space="preserve"> </w:t>
+        <w:t xml:space="preserve">These are the hotel keys. (plural </w:t>
       </w:r>
       <w:r>
         <w:rPr>
@@ -16096,21 +16139,7 @@
         <w:rPr>
           <w:rStyle w:val="Extranjerismo"/>
         </w:rPr>
-        <w:t>Those are my shoes. (</w:t>
-      </w:r>
-      <w:proofErr w:type="gramStart"/>
-      <w:r>
-        <w:rPr>
-          <w:rStyle w:val="Extranjerismo"/>
-        </w:rPr>
-        <w:t>plural</w:t>
-      </w:r>
-      <w:proofErr w:type="gramEnd"/>
-      <w:r>
-        <w:rPr>
-          <w:rStyle w:val="Extranjerismo"/>
-        </w:rPr>
-        <w:t xml:space="preserve"> </w:t>
+        <w:t xml:space="preserve">Those are my shoes. (plural </w:t>
       </w:r>
       <w:r>
         <w:rPr>
@@ -16441,11 +16470,8 @@
         <w:pStyle w:val="Video"/>
       </w:pPr>
       <w:r>
-        <w:rPr>
-          <w:rStyle w:val="Extranjerismo"/>
-        </w:rPr>
         <w:lastRenderedPageBreak/>
-        <w:t>Demonstratives</w:t>
+        <w:t>Inglés básico para servicio de recepción</w:t>
       </w:r>
     </w:p>
     <w:p>
@@ -16559,15 +16585,25 @@
               <w:rPr>
                 <w:b/>
               </w:rPr>
-              <w:t xml:space="preserve">Transcripción del video. </w:t>
-            </w:r>
-            <w:r>
-              <w:rPr>
-                <w:rStyle w:val="Extranjerismo"/>
+              <w:t>Transcripción del video</w:t>
+            </w:r>
+            <w:r>
+              <w:rPr>
                 <w:b/>
-                <w:bCs/>
-              </w:rPr>
-              <w:t>Demonstratives</w:t>
+              </w:rPr>
+              <w:t xml:space="preserve">. Inglés básico </w:t>
+            </w:r>
+            <w:r>
+              <w:rPr>
+                <w:b/>
+              </w:rPr>
+              <w:t>para servicio de recepción</w:t>
+            </w:r>
+            <w:r>
+              <w:rPr>
+                <w:b/>
+              </w:rPr>
+              <w:t>.</w:t>
             </w:r>
           </w:p>
         </w:tc>
@@ -17069,7 +17105,7 @@
           <w:u w:val="single"/>
         </w:rPr>
       </w:pPr>
-      <w:bookmarkStart w:id="13" w:name="_Toc233447584"/>
+      <w:bookmarkStart w:id="13" w:name="_Toc235178178"/>
       <w:r>
         <w:lastRenderedPageBreak/>
         <w:t>Síntesis</w:t>
@@ -17139,6 +17175,7 @@
     </w:p>
     <w:p>
       <w:pPr>
+        <w:ind w:firstLine="0"/>
         <w:jc w:val="center"/>
         <w:rPr>
           <w:noProof/>
@@ -17152,10 +17189,10 @@
         </w:rPr>
         <w:lastRenderedPageBreak/>
         <w:drawing>
-          <wp:inline distT="0" distB="0" distL="0" distR="0" wp14:anchorId="000D2520" wp14:editId="7F0D150E">
-            <wp:extent cx="5478448" cy="2742520"/>
-            <wp:effectExtent l="0" t="0" r="8255" b="1270"/>
-            <wp:docPr id="9" name="Imagen 9" descr="Mapa conceptual titulado “Inglés básico para servicio de recepción”. Del tema principal se desprenden cinco categorías: “Presente simple”, “Hospedaje”, “Áreas e instalaciones del hotel”, “Estructura organizacional” y “Demostrativos”.&#10;La categoría “Presente simple” incluye: “Instrucciones”, otra sección de “Instrucciones”, “Oraciones básicas” y “Rutinas y hábitos”.&#10;La categoría “Hospedaje” incluye: “Categoría”, “Clase”, “Tipos”, “Características” y “Ubicaciones geográficas”."/>
+          <wp:inline distT="0" distB="0" distL="0" distR="0" wp14:anchorId="075491F7" wp14:editId="7C9CC198">
+            <wp:extent cx="6332220" cy="3394075"/>
+            <wp:effectExtent l="0" t="0" r="0" b="0"/>
+            <wp:docPr id="7" name="Gráfico 7" descr="Mapa conceptual titulado “Inglés básico para servicio de recepción”. Del tema principal se desprenden cinco categorías: “Presente simple”, “Hospedaje”, “Áreas e instalaciones del hotel”, “Estructura organizacional” y “Demostrativos”.&#10;La categoría “Presente simple” incluye: “Instrucciones”, otra sección de “Instrucciones”, “Oraciones básicas” y “Rutinas y hábitos”.&#10;La categoría “Hospedaje” incluye: “Categoría”, “Clase”, “Tipos”, “Características” y “Ubicaciones geográficas”.&#10;El diseño utiliza recuadros azules conectados por líneas jerárquicas sobre fondo negro.&#10;"/>
             <wp:cNvGraphicFramePr>
               <a:graphicFrameLocks xmlns:a="http://schemas.openxmlformats.org/drawingml/2006/main" noChangeAspect="1"/>
             </wp:cNvGraphicFramePr>
@@ -17163,14 +17200,17 @@
               <a:graphicData uri="http://schemas.openxmlformats.org/drawingml/2006/picture">
                 <pic:pic xmlns:pic="http://schemas.openxmlformats.org/drawingml/2006/picture">
                   <pic:nvPicPr>
-                    <pic:cNvPr id="9" name="Imagen 9" descr="Mapa conceptual titulado “Inglés básico para servicio de recepción”. Del tema principal se desprenden cinco categorías: “Presente simple”, “Hospedaje”, “Áreas e instalaciones del hotel”, “Estructura organizacional” y “Demostrativos”.&#10;La categoría “Presente simple” incluye: “Instrucciones”, otra sección de “Instrucciones”, “Oraciones básicas” y “Rutinas y hábitos”.&#10;La categoría “Hospedaje” incluye: “Categoría”, “Clase”, “Tipos”, “Características” y “Ubicaciones geográficas”."/>
+                    <pic:cNvPr id="7" name="Gráfico 7" descr="Mapa conceptual titulado “Inglés básico para servicio de recepción”. Del tema principal se desprenden cinco categorías: “Presente simple”, “Hospedaje”, “Áreas e instalaciones del hotel”, “Estructura organizacional” y “Demostrativos”.&#10;La categoría “Presente simple” incluye: “Instrucciones”, otra sección de “Instrucciones”, “Oraciones básicas” y “Rutinas y hábitos”.&#10;La categoría “Hospedaje” incluye: “Categoría”, “Clase”, “Tipos”, “Características” y “Ubicaciones geográficas”.&#10;El diseño utiliza recuadros azules conectados por líneas jerárquicas sobre fondo negro.&#10;"/>
                     <pic:cNvPicPr/>
                   </pic:nvPicPr>
                   <pic:blipFill>
-                    <a:blip r:embed="rId20" cstate="print">
+                    <a:blip r:embed="rId20">
                       <a:extLst>
                         <a:ext uri="{28A0092B-C50C-407E-A947-70E740481C1C}">
                           <a14:useLocalDpi xmlns:a14="http://schemas.microsoft.com/office/drawing/2010/main" val="0"/>
+                        </a:ext>
+                        <a:ext uri="{96DAC541-7B7A-43D3-8B79-37D633B846F1}">
+                          <asvg:svgBlip xmlns:asvg="http://schemas.microsoft.com/office/drawing/2016/SVG/main" r:embed="rId21"/>
                         </a:ext>
                       </a:extLst>
                     </a:blip>
@@ -17181,7 +17221,7 @@
                   <pic:spPr>
                     <a:xfrm>
                       <a:off x="0" y="0"/>
-                      <a:ext cx="5486608" cy="2746605"/>
+                      <a:ext cx="6332220" cy="3394075"/>
                     </a:xfrm>
                     <a:prstGeom prst="rect">
                       <a:avLst/>
@@ -17205,7 +17245,6 @@
     </w:p>
     <w:p>
       <w:pPr>
-        <w:ind w:firstLine="0"/>
         <w:rPr>
           <w:noProof/>
           <w:lang w:eastAsia="es-CO"/>
@@ -17214,6 +17253,7 @@
     </w:p>
     <w:p>
       <w:pPr>
+        <w:ind w:firstLine="0"/>
         <w:rPr>
           <w:noProof/>
           <w:lang w:eastAsia="es-CO"/>
@@ -17231,7 +17271,6 @@
     </w:p>
     <w:p>
       <w:pPr>
-        <w:jc w:val="center"/>
         <w:rPr>
           <w:noProof/>
           <w:lang w:eastAsia="es-CO"/>
@@ -17241,7 +17280,6 @@
     <w:p>
       <w:pPr>
         <w:ind w:firstLine="0"/>
-        <w:jc w:val="center"/>
         <w:rPr>
           <w:noProof/>
           <w:lang w:eastAsia="es-CO"/>
@@ -17250,6 +17288,7 @@
     </w:p>
     <w:p>
       <w:pPr>
+        <w:jc w:val="center"/>
         <w:rPr>
           <w:noProof/>
           <w:lang w:eastAsia="es-CO"/>
@@ -17258,9 +17297,27 @@
     </w:p>
     <w:p>
       <w:pPr>
+        <w:ind w:firstLine="0"/>
+        <w:jc w:val="center"/>
+        <w:rPr>
+          <w:noProof/>
+          <w:lang w:eastAsia="es-CO"/>
+        </w:rPr>
+      </w:pPr>
+    </w:p>
+    <w:p>
+      <w:pPr>
+        <w:rPr>
+          <w:noProof/>
+          <w:lang w:eastAsia="es-CO"/>
+        </w:rPr>
+      </w:pPr>
+    </w:p>
+    <w:p>
+      <w:pPr>
         <w:pStyle w:val="Titulosgenerales"/>
       </w:pPr>
-      <w:bookmarkStart w:id="14" w:name="_Toc233447585"/>
+      <w:bookmarkStart w:id="14" w:name="_Toc235178179"/>
       <w:r>
         <w:lastRenderedPageBreak/>
         <w:t>Glosario</w:t>
@@ -17276,15 +17333,7 @@
         <w:t>ADR</w:t>
       </w:r>
       <w:r>
-        <w:t xml:space="preserve">: </w:t>
-      </w:r>
-      <w:proofErr w:type="spellStart"/>
-      <w:r>
-        <w:t>adr</w:t>
-      </w:r>
-      <w:proofErr w:type="spellEnd"/>
-      <w:r>
-        <w:t xml:space="preserve"> es el acrónimo de </w:t>
+        <w:t xml:space="preserve">: adr es el acrónimo de </w:t>
       </w:r>
       <w:r>
         <w:rPr>
@@ -17382,7 +17431,7 @@
       <w:pPr>
         <w:pStyle w:val="Titulosgenerales"/>
       </w:pPr>
-      <w:bookmarkStart w:id="15" w:name="_Toc233447586"/>
+      <w:bookmarkStart w:id="15" w:name="_Toc235178180"/>
       <w:r>
         <w:lastRenderedPageBreak/>
         <w:t>Referencias bibliográficas</w:t>
@@ -17390,64 +17439,6 @@
       <w:bookmarkEnd w:id="15"/>
       <w:r>
         <w:t xml:space="preserve"> </w:t>
-      </w:r>
-    </w:p>
-    <w:p>
-      <w:r>
-        <w:t xml:space="preserve">Davis, T. (2021). 5 </w:t>
-      </w:r>
-      <w:r>
-        <w:rPr>
-          <w:rStyle w:val="Extranjerismo"/>
-        </w:rPr>
-        <w:t>Main Regions of</w:t>
-      </w:r>
-      <w:r>
-        <w:t xml:space="preserve"> Colombia: </w:t>
-      </w:r>
-      <w:r>
-        <w:rPr>
-          <w:rStyle w:val="Extranjerismo"/>
-        </w:rPr>
-        <w:t>A Guide To Planning Your Trip</w:t>
-      </w:r>
-      <w:r>
-        <w:t xml:space="preserve">. </w:t>
-      </w:r>
-      <w:proofErr w:type="spellStart"/>
-      <w:r>
-        <w:t>Kimkim</w:t>
-      </w:r>
-      <w:proofErr w:type="spellEnd"/>
-      <w:r>
-        <w:t xml:space="preserve">. </w:t>
-      </w:r>
-      <w:hyperlink r:id="rId21" w:history="1">
-        <w:r>
-          <w:rPr>
-            <w:rStyle w:val="Hipervnculo"/>
-          </w:rPr>
-          <w:t>https://www.kimkim.com/c/highlights-of-colombia-the-best-of-each-region</w:t>
-        </w:r>
-      </w:hyperlink>
-      <w:r>
-        <w:t xml:space="preserve"> </w:t>
-      </w:r>
-    </w:p>
-    <w:p>
-      <w:pPr>
-        <w:rPr>
-          <w:rStyle w:val="Extranjerismo"/>
-        </w:rPr>
-      </w:pPr>
-      <w:r>
-        <w:t xml:space="preserve">Cambridge University Press. (2022). </w:t>
-      </w:r>
-      <w:r>
-        <w:rPr>
-          <w:rStyle w:val="Extranjerismo"/>
-        </w:rPr>
-        <w:t>Empower B1 Pre-Intermediate Student's Book. Cambridge University Press.</w:t>
       </w:r>
     </w:p>
     <w:p>
@@ -17496,70 +17487,87 @@
     </w:p>
     <w:p>
       <w:pPr>
-        <w:spacing w:before="0" w:after="0" w:line="240" w:lineRule="auto"/>
-        <w:ind w:firstLine="0"/>
-      </w:pPr>
-      <w:r>
-        <w:t xml:space="preserve">Woodward Education. (2021). </w:t>
-      </w:r>
-      <w:r>
-        <w:rPr>
-          <w:rStyle w:val="Extranjerismo"/>
-        </w:rPr>
-        <w:t>This That These Those - Demonstrative Pronouns Demonstrative Adjectives</w:t>
-      </w:r>
-      <w:r>
-        <w:t xml:space="preserve">. </w:t>
-      </w:r>
-      <w:r>
-        <w:rPr>
-          <w:rStyle w:val="Extranjerismo"/>
-        </w:rPr>
-        <w:t xml:space="preserve">Woodward </w:t>
-      </w:r>
-      <w:r>
-        <w:rPr>
-          <w:rStyle w:val="Extranjerismo"/>
-        </w:rPr>
-        <w:t>e</w:t>
-      </w:r>
-      <w:r>
-        <w:rPr>
-          <w:rStyle w:val="Extranjerismo"/>
-        </w:rPr>
-        <w:t>nglish.</w:t>
-      </w:r>
-      <w:r>
-        <w:t xml:space="preserve"> </w:t>
-      </w:r>
-    </w:p>
-    <w:p>
-      <w:pPr>
-        <w:spacing w:before="0" w:after="0" w:line="240" w:lineRule="auto"/>
-        <w:ind w:firstLine="0"/>
-        <w:rPr>
-          <w:szCs w:val="28"/>
-        </w:rPr>
-      </w:pPr>
+        <w:rPr>
+          <w:rStyle w:val="Extranjerismo"/>
+        </w:rPr>
+      </w:pPr>
+      <w:r>
+        <w:t xml:space="preserve">Cambridge University Press. (2022). </w:t>
+      </w:r>
+      <w:r>
+        <w:rPr>
+          <w:rStyle w:val="Extranjerismo"/>
+        </w:rPr>
+        <w:t>Empower B1 Pre-Intermediate Student's Book. Cambridge University Press.</w:t>
+      </w:r>
+    </w:p>
+    <w:p>
+      <w:r>
+        <w:t xml:space="preserve">Davis, T. (2021). 5 </w:t>
+      </w:r>
+      <w:r>
+        <w:rPr>
+          <w:rStyle w:val="Extranjerismo"/>
+        </w:rPr>
+        <w:t>Main Regions of</w:t>
+      </w:r>
+      <w:r>
+        <w:t xml:space="preserve"> Colombia: </w:t>
+      </w:r>
+      <w:r>
+        <w:rPr>
+          <w:rStyle w:val="Extranjerismo"/>
+        </w:rPr>
+        <w:t>A Guide To Planning Your Trip</w:t>
+      </w:r>
+      <w:r>
+        <w:t xml:space="preserve">. Kimkim. </w:t>
+      </w:r>
       <w:hyperlink r:id="rId24" w:history="1">
         <w:r>
           <w:rPr>
             <w:rStyle w:val="Hipervnculo"/>
-            <w:szCs w:val="28"/>
+          </w:rPr>
+          <w:t>https://www.kimkim.com/c/highlights-of-colombia-the-best-of-each-region</w:t>
+        </w:r>
+      </w:hyperlink>
+      <w:r>
+        <w:t xml:space="preserve"> </w:t>
+      </w:r>
+    </w:p>
+    <w:p>
+      <w:r>
+        <w:t xml:space="preserve">Woodward Education. (2021). </w:t>
+      </w:r>
+      <w:r>
+        <w:t>This That These Those - Demonstrative Pronouns Demonstrative Adjectives</w:t>
+      </w:r>
+      <w:r>
+        <w:t xml:space="preserve">. </w:t>
+      </w:r>
+      <w:r>
+        <w:t xml:space="preserve">Woodward </w:t>
+      </w:r>
+      <w:r>
+        <w:t>E</w:t>
+      </w:r>
+      <w:r>
+        <w:t>nglish.</w:t>
+      </w:r>
+      <w:r>
+        <w:t xml:space="preserve"> </w:t>
+      </w:r>
+      <w:hyperlink r:id="rId25" w:history="1">
+        <w:r>
+          <w:rPr>
+            <w:rStyle w:val="Hipervnculo"/>
           </w:rPr>
           <w:t>https://www.grammar.cl/Notes/This_That_These_Those.htm</w:t>
         </w:r>
       </w:hyperlink>
     </w:p>
-    <w:p>
-      <w:pPr>
-        <w:spacing w:before="0" w:after="0" w:line="240" w:lineRule="auto"/>
-        <w:ind w:firstLine="0"/>
-        <w:rPr>
-          <w:sz w:val="24"/>
-        </w:rPr>
-      </w:pPr>
-    </w:p>
+    <w:p/>
+    <w:p/>
     <w:p/>
     <w:p>
       <w:pPr>
@@ -17571,7 +17579,7 @@
       <w:pPr>
         <w:pStyle w:val="Titulosgenerales"/>
       </w:pPr>
-      <w:bookmarkStart w:id="16" w:name="_Toc233447587"/>
+      <w:bookmarkStart w:id="16" w:name="_Toc235178181"/>
       <w:r>
         <w:lastRenderedPageBreak/>
         <w:t>Créditos</w:t>
@@ -17702,7 +17710,7 @@
                 <w:rFonts w:eastAsiaTheme="minorEastAsia"/>
                 <w:color w:val="000000"/>
               </w:rPr>
-              <w:t>Profesional 06. Responsable Ecosistema Virtual de Recursos Educativos Digitales</w:t>
+              <w:t>Responsable Nacional Ecosistema de Recursos Educativos Digitales (RED) - Profesional 06</w:t>
             </w:r>
           </w:p>
         </w:tc>
@@ -17805,7 +17813,16 @@
               </w:rPr>
             </w:pPr>
             <w:r>
-              <w:t>Experto temático</w:t>
+              <w:t>Expert</w:t>
+            </w:r>
+            <w:r>
+              <w:t>a</w:t>
+            </w:r>
+            <w:r>
+              <w:t xml:space="preserve"> temátic</w:t>
+            </w:r>
+            <w:r>
+              <w:t>a</w:t>
             </w:r>
           </w:p>
         </w:tc>
@@ -17821,7 +17838,7 @@
               </w:rPr>
             </w:pPr>
             <w:r>
-              <w:t>Centro de Gestión y Servicios</w:t>
+              <w:t>Centro de Servicios y Gestión Empresarial – Regional Antioquia</w:t>
             </w:r>
           </w:p>
         </w:tc>
@@ -17872,6 +17889,9 @@
             </w:pPr>
             <w:r>
               <w:t>Centro Nacional Colombo Alemán</w:t>
+            </w:r>
+            <w:r>
+              <w:t xml:space="preserve"> – Regional Atlántico</w:t>
             </w:r>
           </w:p>
         </w:tc>
@@ -17908,7 +17928,13 @@
               </w:rPr>
             </w:pPr>
             <w:r>
-              <w:t>Evaluador Instruccional</w:t>
+              <w:t>Evaluador</w:t>
+            </w:r>
+            <w:r>
+              <w:t>a</w:t>
+            </w:r>
+            <w:r>
+              <w:t xml:space="preserve"> Instruccional</w:t>
             </w:r>
           </w:p>
         </w:tc>
@@ -18111,7 +18137,13 @@
               </w:rPr>
             </w:pPr>
             <w:r>
-              <w:t xml:space="preserve">Evaluador de contenidos inclusivos y accesibles </w:t>
+              <w:t>Evaluador</w:t>
+            </w:r>
+            <w:r>
+              <w:t>a</w:t>
+            </w:r>
+            <w:r>
+              <w:t xml:space="preserve"> de contenidos inclusivos y accesibles </w:t>
             </w:r>
           </w:p>
         </w:tc>
@@ -18161,7 +18193,13 @@
               </w:rPr>
             </w:pPr>
             <w:r>
-              <w:t xml:space="preserve">Evaluador de contenidos inclusivos y accesibles </w:t>
+              <w:t>Evaluador</w:t>
+            </w:r>
+            <w:r>
+              <w:t>a</w:t>
+            </w:r>
+            <w:r>
+              <w:t xml:space="preserve"> de contenidos inclusivos y accesibles </w:t>
             </w:r>
           </w:p>
         </w:tc>
@@ -18198,6 +18236,7 @@
               </w:rPr>
             </w:pPr>
             <w:r>
+              <w:lastRenderedPageBreak/>
               <w:t>Jonathan Adié Villafañe</w:t>
             </w:r>
           </w:p>
@@ -18248,7 +18287,6 @@
               </w:rPr>
             </w:pPr>
             <w:r>
-              <w:lastRenderedPageBreak/>
               <w:t>Karine Isabel Ospino Fritz</w:t>
             </w:r>
           </w:p>
@@ -18265,7 +18303,13 @@
               </w:rPr>
             </w:pPr>
             <w:r>
-              <w:t xml:space="preserve">Validador y vinculador de recursos digitales </w:t>
+              <w:t>Validador</w:t>
+            </w:r>
+            <w:r>
+              <w:t>a</w:t>
+            </w:r>
+            <w:r>
+              <w:t xml:space="preserve"> y vinculador de recursos digitales </w:t>
             </w:r>
           </w:p>
         </w:tc>
@@ -18295,8 +18339,8 @@
       </w:pPr>
     </w:p>
     <w:sectPr>
-      <w:headerReference w:type="default" r:id="rId25"/>
-      <w:footerReference w:type="default" r:id="rId26"/>
+      <w:headerReference w:type="default" r:id="rId26"/>
+      <w:footerReference w:type="default" r:id="rId27"/>
       <w:pgSz w:w="12240" w:h="15840"/>
       <w:pgMar w:top="1701" w:right="1134" w:bottom="1134" w:left="1134" w:header="709" w:footer="737" w:gutter="0"/>
       <w:pgNumType w:start="1"/>
@@ -19198,6 +19242,95 @@
     </w:lvl>
   </w:abstractNum>
   <w:abstractNum w:abstractNumId="7" w15:restartNumberingAfterBreak="0">
+    <w:nsid w:val="1A1E390F"/>
+    <w:multiLevelType w:val="hybridMultilevel"/>
+    <w:tmpl w:val="5A641310"/>
+    <w:lvl w:ilvl="0" w:tplc="240A0003">
+      <w:start w:val="1"/>
+      <w:numFmt w:val="bullet"/>
+      <w:lvlText w:val="o"/>
+      <w:lvlJc w:val="left"/>
+      <w:pPr>
+        <w:ind w:left="1429" w:hanging="360"/>
+      </w:pPr>
+      <w:rPr>
+        <w:rFonts w:ascii="Courier New" w:hAnsi="Courier New" w:cs="Courier New" w:hint="default"/>
+      </w:rPr>
+    </w:lvl>
+    <w:lvl w:ilvl="1" w:tplc="240A0019" w:tentative="1">
+      <w:start w:val="1"/>
+      <w:numFmt w:val="lowerLetter"/>
+      <w:lvlText w:val="%2."/>
+      <w:lvlJc w:val="left"/>
+      <w:pPr>
+        <w:ind w:left="2149" w:hanging="360"/>
+      </w:pPr>
+    </w:lvl>
+    <w:lvl w:ilvl="2" w:tplc="240A001B" w:tentative="1">
+      <w:start w:val="1"/>
+      <w:numFmt w:val="lowerRoman"/>
+      <w:lvlText w:val="%3."/>
+      <w:lvlJc w:val="right"/>
+      <w:pPr>
+        <w:ind w:left="2869" w:hanging="180"/>
+      </w:pPr>
+    </w:lvl>
+    <w:lvl w:ilvl="3" w:tplc="240A000F" w:tentative="1">
+      <w:start w:val="1"/>
+      <w:numFmt w:val="decimal"/>
+      <w:lvlText w:val="%4."/>
+      <w:lvlJc w:val="left"/>
+      <w:pPr>
+        <w:ind w:left="3589" w:hanging="360"/>
+      </w:pPr>
+    </w:lvl>
+    <w:lvl w:ilvl="4" w:tplc="240A0019" w:tentative="1">
+      <w:start w:val="1"/>
+      <w:numFmt w:val="lowerLetter"/>
+      <w:lvlText w:val="%5."/>
+      <w:lvlJc w:val="left"/>
+      <w:pPr>
+        <w:ind w:left="4309" w:hanging="360"/>
+      </w:pPr>
+    </w:lvl>
+    <w:lvl w:ilvl="5" w:tplc="240A001B" w:tentative="1">
+      <w:start w:val="1"/>
+      <w:numFmt w:val="lowerRoman"/>
+      <w:lvlText w:val="%6."/>
+      <w:lvlJc w:val="right"/>
+      <w:pPr>
+        <w:ind w:left="5029" w:hanging="180"/>
+      </w:pPr>
+    </w:lvl>
+    <w:lvl w:ilvl="6" w:tplc="240A000F" w:tentative="1">
+      <w:start w:val="1"/>
+      <w:numFmt w:val="decimal"/>
+      <w:lvlText w:val="%7."/>
+      <w:lvlJc w:val="left"/>
+      <w:pPr>
+        <w:ind w:left="5749" w:hanging="360"/>
+      </w:pPr>
+    </w:lvl>
+    <w:lvl w:ilvl="7" w:tplc="240A0019" w:tentative="1">
+      <w:start w:val="1"/>
+      <w:numFmt w:val="lowerLetter"/>
+      <w:lvlText w:val="%8."/>
+      <w:lvlJc w:val="left"/>
+      <w:pPr>
+        <w:ind w:left="6469" w:hanging="360"/>
+      </w:pPr>
+    </w:lvl>
+    <w:lvl w:ilvl="8" w:tplc="240A001B" w:tentative="1">
+      <w:start w:val="1"/>
+      <w:numFmt w:val="lowerRoman"/>
+      <w:lvlText w:val="%9."/>
+      <w:lvlJc w:val="right"/>
+      <w:pPr>
+        <w:ind w:left="7189" w:hanging="180"/>
+      </w:pPr>
+    </w:lvl>
+  </w:abstractNum>
+  <w:abstractNum w:abstractNumId="8" w15:restartNumberingAfterBreak="0">
     <w:nsid w:val="1BC51231"/>
     <w:multiLevelType w:val="hybridMultilevel"/>
     <w:tmpl w:val="3272B306"/>
@@ -19310,7 +19443,7 @@
       </w:rPr>
     </w:lvl>
   </w:abstractNum>
-  <w:abstractNum w:abstractNumId="8" w15:restartNumberingAfterBreak="0">
+  <w:abstractNum w:abstractNumId="9" w15:restartNumberingAfterBreak="0">
     <w:nsid w:val="1BE02737"/>
     <w:multiLevelType w:val="hybridMultilevel"/>
     <w:tmpl w:val="3D7404B2"/>
@@ -19423,7 +19556,7 @@
       </w:rPr>
     </w:lvl>
   </w:abstractNum>
-  <w:abstractNum w:abstractNumId="9" w15:restartNumberingAfterBreak="0">
+  <w:abstractNum w:abstractNumId="10" w15:restartNumberingAfterBreak="0">
     <w:nsid w:val="1D690C2D"/>
     <w:multiLevelType w:val="hybridMultilevel"/>
     <w:tmpl w:val="7C9AC7A8"/>
@@ -19536,7 +19669,7 @@
       </w:rPr>
     </w:lvl>
   </w:abstractNum>
-  <w:abstractNum w:abstractNumId="10" w15:restartNumberingAfterBreak="0">
+  <w:abstractNum w:abstractNumId="11" w15:restartNumberingAfterBreak="0">
     <w:nsid w:val="1F2F031D"/>
     <w:multiLevelType w:val="hybridMultilevel"/>
     <w:tmpl w:val="382A2848"/>
@@ -19649,7 +19782,7 @@
       </w:rPr>
     </w:lvl>
   </w:abstractNum>
-  <w:abstractNum w:abstractNumId="11" w15:restartNumberingAfterBreak="0">
+  <w:abstractNum w:abstractNumId="12" w15:restartNumberingAfterBreak="0">
     <w:nsid w:val="20F46C01"/>
     <w:multiLevelType w:val="hybridMultilevel"/>
     <w:tmpl w:val="665C47E0"/>
@@ -19762,7 +19895,7 @@
       </w:rPr>
     </w:lvl>
   </w:abstractNum>
-  <w:abstractNum w:abstractNumId="12" w15:restartNumberingAfterBreak="0">
+  <w:abstractNum w:abstractNumId="13" w15:restartNumberingAfterBreak="0">
     <w:nsid w:val="229F6E90"/>
     <w:multiLevelType w:val="hybridMultilevel"/>
     <w:tmpl w:val="91085082"/>
@@ -19875,7 +20008,120 @@
       </w:rPr>
     </w:lvl>
   </w:abstractNum>
-  <w:abstractNum w:abstractNumId="13" w15:restartNumberingAfterBreak="0">
+  <w:abstractNum w:abstractNumId="14" w15:restartNumberingAfterBreak="0">
+    <w:nsid w:val="245E7372"/>
+    <w:multiLevelType w:val="hybridMultilevel"/>
+    <w:tmpl w:val="464EA7F4"/>
+    <w:lvl w:ilvl="0" w:tplc="240A0003">
+      <w:start w:val="1"/>
+      <w:numFmt w:val="bullet"/>
+      <w:lvlText w:val="o"/>
+      <w:lvlJc w:val="left"/>
+      <w:pPr>
+        <w:ind w:left="1789" w:hanging="360"/>
+      </w:pPr>
+      <w:rPr>
+        <w:rFonts w:ascii="Courier New" w:hAnsi="Courier New" w:cs="Courier New" w:hint="default"/>
+      </w:rPr>
+    </w:lvl>
+    <w:lvl w:ilvl="1" w:tplc="240A0003" w:tentative="1">
+      <w:start w:val="1"/>
+      <w:numFmt w:val="bullet"/>
+      <w:lvlText w:val="o"/>
+      <w:lvlJc w:val="left"/>
+      <w:pPr>
+        <w:ind w:left="2509" w:hanging="360"/>
+      </w:pPr>
+      <w:rPr>
+        <w:rFonts w:ascii="Courier New" w:hAnsi="Courier New" w:cs="Courier New" w:hint="default"/>
+      </w:rPr>
+    </w:lvl>
+    <w:lvl w:ilvl="2" w:tplc="240A0005" w:tentative="1">
+      <w:start w:val="1"/>
+      <w:numFmt w:val="bullet"/>
+      <w:lvlText w:val=""/>
+      <w:lvlJc w:val="left"/>
+      <w:pPr>
+        <w:ind w:left="3229" w:hanging="360"/>
+      </w:pPr>
+      <w:rPr>
+        <w:rFonts w:ascii="Wingdings" w:hAnsi="Wingdings" w:hint="default"/>
+      </w:rPr>
+    </w:lvl>
+    <w:lvl w:ilvl="3" w:tplc="240A0001" w:tentative="1">
+      <w:start w:val="1"/>
+      <w:numFmt w:val="bullet"/>
+      <w:lvlText w:val=""/>
+      <w:lvlJc w:val="left"/>
+      <w:pPr>
+        <w:ind w:left="3949" w:hanging="360"/>
+      </w:pPr>
+      <w:rPr>
+        <w:rFonts w:ascii="Symbol" w:hAnsi="Symbol" w:hint="default"/>
+      </w:rPr>
+    </w:lvl>
+    <w:lvl w:ilvl="4" w:tplc="240A0003" w:tentative="1">
+      <w:start w:val="1"/>
+      <w:numFmt w:val="bullet"/>
+      <w:lvlText w:val="o"/>
+      <w:lvlJc w:val="left"/>
+      <w:pPr>
+        <w:ind w:left="4669" w:hanging="360"/>
+      </w:pPr>
+      <w:rPr>
+        <w:rFonts w:ascii="Courier New" w:hAnsi="Courier New" w:cs="Courier New" w:hint="default"/>
+      </w:rPr>
+    </w:lvl>
+    <w:lvl w:ilvl="5" w:tplc="240A0005" w:tentative="1">
+      <w:start w:val="1"/>
+      <w:numFmt w:val="bullet"/>
+      <w:lvlText w:val=""/>
+      <w:lvlJc w:val="left"/>
+      <w:pPr>
+        <w:ind w:left="5389" w:hanging="360"/>
+      </w:pPr>
+      <w:rPr>
+        <w:rFonts w:ascii="Wingdings" w:hAnsi="Wingdings" w:hint="default"/>
+      </w:rPr>
+    </w:lvl>
+    <w:lvl w:ilvl="6" w:tplc="240A0001" w:tentative="1">
+      <w:start w:val="1"/>
+      <w:numFmt w:val="bullet"/>
+      <w:lvlText w:val=""/>
+      <w:lvlJc w:val="left"/>
+      <w:pPr>
+        <w:ind w:left="6109" w:hanging="360"/>
+      </w:pPr>
+      <w:rPr>
+        <w:rFonts w:ascii="Symbol" w:hAnsi="Symbol" w:hint="default"/>
+      </w:rPr>
+    </w:lvl>
+    <w:lvl w:ilvl="7" w:tplc="240A0003" w:tentative="1">
+      <w:start w:val="1"/>
+      <w:numFmt w:val="bullet"/>
+      <w:lvlText w:val="o"/>
+      <w:lvlJc w:val="left"/>
+      <w:pPr>
+        <w:ind w:left="6829" w:hanging="360"/>
+      </w:pPr>
+      <w:rPr>
+        <w:rFonts w:ascii="Courier New" w:hAnsi="Courier New" w:cs="Courier New" w:hint="default"/>
+      </w:rPr>
+    </w:lvl>
+    <w:lvl w:ilvl="8" w:tplc="240A0005" w:tentative="1">
+      <w:start w:val="1"/>
+      <w:numFmt w:val="bullet"/>
+      <w:lvlText w:val=""/>
+      <w:lvlJc w:val="left"/>
+      <w:pPr>
+        <w:ind w:left="7549" w:hanging="360"/>
+      </w:pPr>
+      <w:rPr>
+        <w:rFonts w:ascii="Wingdings" w:hAnsi="Wingdings" w:hint="default"/>
+      </w:rPr>
+    </w:lvl>
+  </w:abstractNum>
+  <w:abstractNum w:abstractNumId="15" w15:restartNumberingAfterBreak="0">
     <w:nsid w:val="27412B07"/>
     <w:multiLevelType w:val="hybridMultilevel"/>
     <w:tmpl w:val="9FDADF5E"/>
@@ -19966,7 +20212,120 @@
       </w:pPr>
     </w:lvl>
   </w:abstractNum>
-  <w:abstractNum w:abstractNumId="14" w15:restartNumberingAfterBreak="0">
+  <w:abstractNum w:abstractNumId="16" w15:restartNumberingAfterBreak="0">
+    <w:nsid w:val="277C7E6F"/>
+    <w:multiLevelType w:val="hybridMultilevel"/>
+    <w:tmpl w:val="789EE0F6"/>
+    <w:lvl w:ilvl="0" w:tplc="240A0001">
+      <w:start w:val="1"/>
+      <w:numFmt w:val="bullet"/>
+      <w:lvlText w:val=""/>
+      <w:lvlJc w:val="left"/>
+      <w:pPr>
+        <w:ind w:left="1429" w:hanging="360"/>
+      </w:pPr>
+      <w:rPr>
+        <w:rFonts w:ascii="Symbol" w:hAnsi="Symbol" w:hint="default"/>
+      </w:rPr>
+    </w:lvl>
+    <w:lvl w:ilvl="1" w:tplc="240A0003" w:tentative="1">
+      <w:start w:val="1"/>
+      <w:numFmt w:val="bullet"/>
+      <w:lvlText w:val="o"/>
+      <w:lvlJc w:val="left"/>
+      <w:pPr>
+        <w:ind w:left="2149" w:hanging="360"/>
+      </w:pPr>
+      <w:rPr>
+        <w:rFonts w:ascii="Courier New" w:hAnsi="Courier New" w:cs="Courier New" w:hint="default"/>
+      </w:rPr>
+    </w:lvl>
+    <w:lvl w:ilvl="2" w:tplc="240A0005" w:tentative="1">
+      <w:start w:val="1"/>
+      <w:numFmt w:val="bullet"/>
+      <w:lvlText w:val=""/>
+      <w:lvlJc w:val="left"/>
+      <w:pPr>
+        <w:ind w:left="2869" w:hanging="360"/>
+      </w:pPr>
+      <w:rPr>
+        <w:rFonts w:ascii="Wingdings" w:hAnsi="Wingdings" w:hint="default"/>
+      </w:rPr>
+    </w:lvl>
+    <w:lvl w:ilvl="3" w:tplc="240A0001" w:tentative="1">
+      <w:start w:val="1"/>
+      <w:numFmt w:val="bullet"/>
+      <w:lvlText w:val=""/>
+      <w:lvlJc w:val="left"/>
+      <w:pPr>
+        <w:ind w:left="3589" w:hanging="360"/>
+      </w:pPr>
+      <w:rPr>
+        <w:rFonts w:ascii="Symbol" w:hAnsi="Symbol" w:hint="default"/>
+      </w:rPr>
+    </w:lvl>
+    <w:lvl w:ilvl="4" w:tplc="240A0003" w:tentative="1">
+      <w:start w:val="1"/>
+      <w:numFmt w:val="bullet"/>
+      <w:lvlText w:val="o"/>
+      <w:lvlJc w:val="left"/>
+      <w:pPr>
+        <w:ind w:left="4309" w:hanging="360"/>
+      </w:pPr>
+      <w:rPr>
+        <w:rFonts w:ascii="Courier New" w:hAnsi="Courier New" w:cs="Courier New" w:hint="default"/>
+      </w:rPr>
+    </w:lvl>
+    <w:lvl w:ilvl="5" w:tplc="240A0005" w:tentative="1">
+      <w:start w:val="1"/>
+      <w:numFmt w:val="bullet"/>
+      <w:lvlText w:val=""/>
+      <w:lvlJc w:val="left"/>
+      <w:pPr>
+        <w:ind w:left="5029" w:hanging="360"/>
+      </w:pPr>
+      <w:rPr>
+        <w:rFonts w:ascii="Wingdings" w:hAnsi="Wingdings" w:hint="default"/>
+      </w:rPr>
+    </w:lvl>
+    <w:lvl w:ilvl="6" w:tplc="240A0001" w:tentative="1">
+      <w:start w:val="1"/>
+      <w:numFmt w:val="bullet"/>
+      <w:lvlText w:val=""/>
+      <w:lvlJc w:val="left"/>
+      <w:pPr>
+        <w:ind w:left="5749" w:hanging="360"/>
+      </w:pPr>
+      <w:rPr>
+        <w:rFonts w:ascii="Symbol" w:hAnsi="Symbol" w:hint="default"/>
+      </w:rPr>
+    </w:lvl>
+    <w:lvl w:ilvl="7" w:tplc="240A0003" w:tentative="1">
+      <w:start w:val="1"/>
+      <w:numFmt w:val="bullet"/>
+      <w:lvlText w:val="o"/>
+      <w:lvlJc w:val="left"/>
+      <w:pPr>
+        <w:ind w:left="6469" w:hanging="360"/>
+      </w:pPr>
+      <w:rPr>
+        <w:rFonts w:ascii="Courier New" w:hAnsi="Courier New" w:cs="Courier New" w:hint="default"/>
+      </w:rPr>
+    </w:lvl>
+    <w:lvl w:ilvl="8" w:tplc="240A0005" w:tentative="1">
+      <w:start w:val="1"/>
+      <w:numFmt w:val="bullet"/>
+      <w:lvlText w:val=""/>
+      <w:lvlJc w:val="left"/>
+      <w:pPr>
+        <w:ind w:left="7189" w:hanging="360"/>
+      </w:pPr>
+      <w:rPr>
+        <w:rFonts w:ascii="Wingdings" w:hAnsi="Wingdings" w:hint="default"/>
+      </w:rPr>
+    </w:lvl>
+  </w:abstractNum>
+  <w:abstractNum w:abstractNumId="17" w15:restartNumberingAfterBreak="0">
     <w:nsid w:val="2B3007AF"/>
     <w:multiLevelType w:val="hybridMultilevel"/>
     <w:tmpl w:val="F4AC0E0C"/>
@@ -20079,7 +20438,7 @@
       </w:rPr>
     </w:lvl>
   </w:abstractNum>
-  <w:abstractNum w:abstractNumId="15" w15:restartNumberingAfterBreak="0">
+  <w:abstractNum w:abstractNumId="18" w15:restartNumberingAfterBreak="0">
     <w:nsid w:val="2C840E2A"/>
     <w:multiLevelType w:val="hybridMultilevel"/>
     <w:tmpl w:val="38626CA6"/>
@@ -20192,7 +20551,7 @@
       </w:rPr>
     </w:lvl>
   </w:abstractNum>
-  <w:abstractNum w:abstractNumId="16" w15:restartNumberingAfterBreak="0">
+  <w:abstractNum w:abstractNumId="19" w15:restartNumberingAfterBreak="0">
     <w:nsid w:val="346C6144"/>
     <w:multiLevelType w:val="hybridMultilevel"/>
     <w:tmpl w:val="583666E4"/>
@@ -20305,7 +20664,7 @@
       </w:rPr>
     </w:lvl>
   </w:abstractNum>
-  <w:abstractNum w:abstractNumId="17" w15:restartNumberingAfterBreak="0">
+  <w:abstractNum w:abstractNumId="20" w15:restartNumberingAfterBreak="0">
     <w:nsid w:val="349A47BB"/>
     <w:multiLevelType w:val="hybridMultilevel"/>
     <w:tmpl w:val="154C47DC"/>
@@ -20418,7 +20777,7 @@
       </w:rPr>
     </w:lvl>
   </w:abstractNum>
-  <w:abstractNum w:abstractNumId="18" w15:restartNumberingAfterBreak="0">
+  <w:abstractNum w:abstractNumId="21" w15:restartNumberingAfterBreak="0">
     <w:nsid w:val="368E176E"/>
     <w:multiLevelType w:val="hybridMultilevel"/>
     <w:tmpl w:val="BDF054FE"/>
@@ -20512,7 +20871,120 @@
       </w:pPr>
     </w:lvl>
   </w:abstractNum>
-  <w:abstractNum w:abstractNumId="19" w15:restartNumberingAfterBreak="0">
+  <w:abstractNum w:abstractNumId="22" w15:restartNumberingAfterBreak="0">
+    <w:nsid w:val="398D274B"/>
+    <w:multiLevelType w:val="hybridMultilevel"/>
+    <w:tmpl w:val="5858833E"/>
+    <w:lvl w:ilvl="0" w:tplc="240A0003">
+      <w:start w:val="1"/>
+      <w:numFmt w:val="bullet"/>
+      <w:lvlText w:val="o"/>
+      <w:lvlJc w:val="left"/>
+      <w:pPr>
+        <w:ind w:left="1429" w:hanging="360"/>
+      </w:pPr>
+      <w:rPr>
+        <w:rFonts w:ascii="Courier New" w:hAnsi="Courier New" w:cs="Courier New" w:hint="default"/>
+      </w:rPr>
+    </w:lvl>
+    <w:lvl w:ilvl="1" w:tplc="240A0003" w:tentative="1">
+      <w:start w:val="1"/>
+      <w:numFmt w:val="bullet"/>
+      <w:lvlText w:val="o"/>
+      <w:lvlJc w:val="left"/>
+      <w:pPr>
+        <w:ind w:left="2149" w:hanging="360"/>
+      </w:pPr>
+      <w:rPr>
+        <w:rFonts w:ascii="Courier New" w:hAnsi="Courier New" w:cs="Courier New" w:hint="default"/>
+      </w:rPr>
+    </w:lvl>
+    <w:lvl w:ilvl="2" w:tplc="240A0005" w:tentative="1">
+      <w:start w:val="1"/>
+      <w:numFmt w:val="bullet"/>
+      <w:lvlText w:val=""/>
+      <w:lvlJc w:val="left"/>
+      <w:pPr>
+        <w:ind w:left="2869" w:hanging="360"/>
+      </w:pPr>
+      <w:rPr>
+        <w:rFonts w:ascii="Wingdings" w:hAnsi="Wingdings" w:hint="default"/>
+      </w:rPr>
+    </w:lvl>
+    <w:lvl w:ilvl="3" w:tplc="240A0001" w:tentative="1">
+      <w:start w:val="1"/>
+      <w:numFmt w:val="bullet"/>
+      <w:lvlText w:val=""/>
+      <w:lvlJc w:val="left"/>
+      <w:pPr>
+        <w:ind w:left="3589" w:hanging="360"/>
+      </w:pPr>
+      <w:rPr>
+        <w:rFonts w:ascii="Symbol" w:hAnsi="Symbol" w:hint="default"/>
+      </w:rPr>
+    </w:lvl>
+    <w:lvl w:ilvl="4" w:tplc="240A0003" w:tentative="1">
+      <w:start w:val="1"/>
+      <w:numFmt w:val="bullet"/>
+      <w:lvlText w:val="o"/>
+      <w:lvlJc w:val="left"/>
+      <w:pPr>
+        <w:ind w:left="4309" w:hanging="360"/>
+      </w:pPr>
+      <w:rPr>
+        <w:rFonts w:ascii="Courier New" w:hAnsi="Courier New" w:cs="Courier New" w:hint="default"/>
+      </w:rPr>
+    </w:lvl>
+    <w:lvl w:ilvl="5" w:tplc="240A0005" w:tentative="1">
+      <w:start w:val="1"/>
+      <w:numFmt w:val="bullet"/>
+      <w:lvlText w:val=""/>
+      <w:lvlJc w:val="left"/>
+      <w:pPr>
+        <w:ind w:left="5029" w:hanging="360"/>
+      </w:pPr>
+      <w:rPr>
+        <w:rFonts w:ascii="Wingdings" w:hAnsi="Wingdings" w:hint="default"/>
+      </w:rPr>
+    </w:lvl>
+    <w:lvl w:ilvl="6" w:tplc="240A0001" w:tentative="1">
+      <w:start w:val="1"/>
+      <w:numFmt w:val="bullet"/>
+      <w:lvlText w:val=""/>
+      <w:lvlJc w:val="left"/>
+      <w:pPr>
+        <w:ind w:left="5749" w:hanging="360"/>
+      </w:pPr>
+      <w:rPr>
+        <w:rFonts w:ascii="Symbol" w:hAnsi="Symbol" w:hint="default"/>
+      </w:rPr>
+    </w:lvl>
+    <w:lvl w:ilvl="7" w:tplc="240A0003" w:tentative="1">
+      <w:start w:val="1"/>
+      <w:numFmt w:val="bullet"/>
+      <w:lvlText w:val="o"/>
+      <w:lvlJc w:val="left"/>
+      <w:pPr>
+        <w:ind w:left="6469" w:hanging="360"/>
+      </w:pPr>
+      <w:rPr>
+        <w:rFonts w:ascii="Courier New" w:hAnsi="Courier New" w:cs="Courier New" w:hint="default"/>
+      </w:rPr>
+    </w:lvl>
+    <w:lvl w:ilvl="8" w:tplc="240A0005" w:tentative="1">
+      <w:start w:val="1"/>
+      <w:numFmt w:val="bullet"/>
+      <w:lvlText w:val=""/>
+      <w:lvlJc w:val="left"/>
+      <w:pPr>
+        <w:ind w:left="7189" w:hanging="360"/>
+      </w:pPr>
+      <w:rPr>
+        <w:rFonts w:ascii="Wingdings" w:hAnsi="Wingdings" w:hint="default"/>
+      </w:rPr>
+    </w:lvl>
+  </w:abstractNum>
+  <w:abstractNum w:abstractNumId="23" w15:restartNumberingAfterBreak="0">
     <w:nsid w:val="399D7FB2"/>
     <w:multiLevelType w:val="hybridMultilevel"/>
     <w:tmpl w:val="3C5AD332"/>
@@ -20625,7 +21097,7 @@
       </w:rPr>
     </w:lvl>
   </w:abstractNum>
-  <w:abstractNum w:abstractNumId="20" w15:restartNumberingAfterBreak="0">
+  <w:abstractNum w:abstractNumId="24" w15:restartNumberingAfterBreak="0">
     <w:nsid w:val="39D313C4"/>
     <w:multiLevelType w:val="hybridMultilevel"/>
     <w:tmpl w:val="1A048E26"/>
@@ -20738,7 +21210,7 @@
       </w:rPr>
     </w:lvl>
   </w:abstractNum>
-  <w:abstractNum w:abstractNumId="21" w15:restartNumberingAfterBreak="0">
+  <w:abstractNum w:abstractNumId="25" w15:restartNumberingAfterBreak="0">
     <w:nsid w:val="3CF70E27"/>
     <w:multiLevelType w:val="hybridMultilevel"/>
     <w:tmpl w:val="271CCF8A"/>
@@ -20851,10 +21323,10 @@
       </w:rPr>
     </w:lvl>
   </w:abstractNum>
-  <w:abstractNum w:abstractNumId="22" w15:restartNumberingAfterBreak="0">
+  <w:abstractNum w:abstractNumId="26" w15:restartNumberingAfterBreak="0">
     <w:nsid w:val="3DDF6562"/>
     <w:multiLevelType w:val="multilevel"/>
-    <w:tmpl w:val="6C7AF928"/>
+    <w:tmpl w:val="FB0C98B4"/>
     <w:styleLink w:val="SENALista"/>
     <w:lvl w:ilvl="0">
       <w:start w:val="1"/>
@@ -20972,7 +21444,120 @@
       </w:rPr>
     </w:lvl>
   </w:abstractNum>
-  <w:abstractNum w:abstractNumId="23" w15:restartNumberingAfterBreak="0">
+  <w:abstractNum w:abstractNumId="27" w15:restartNumberingAfterBreak="0">
+    <w:nsid w:val="40BD4577"/>
+    <w:multiLevelType w:val="hybridMultilevel"/>
+    <w:tmpl w:val="72BAC78E"/>
+    <w:lvl w:ilvl="0" w:tplc="240A0001">
+      <w:start w:val="1"/>
+      <w:numFmt w:val="bullet"/>
+      <w:lvlText w:val=""/>
+      <w:lvlJc w:val="left"/>
+      <w:pPr>
+        <w:ind w:left="1429" w:hanging="360"/>
+      </w:pPr>
+      <w:rPr>
+        <w:rFonts w:ascii="Symbol" w:hAnsi="Symbol" w:hint="default"/>
+      </w:rPr>
+    </w:lvl>
+    <w:lvl w:ilvl="1" w:tplc="240A0003" w:tentative="1">
+      <w:start w:val="1"/>
+      <w:numFmt w:val="bullet"/>
+      <w:lvlText w:val="o"/>
+      <w:lvlJc w:val="left"/>
+      <w:pPr>
+        <w:ind w:left="2149" w:hanging="360"/>
+      </w:pPr>
+      <w:rPr>
+        <w:rFonts w:ascii="Courier New" w:hAnsi="Courier New" w:cs="Courier New" w:hint="default"/>
+      </w:rPr>
+    </w:lvl>
+    <w:lvl w:ilvl="2" w:tplc="240A0005" w:tentative="1">
+      <w:start w:val="1"/>
+      <w:numFmt w:val="bullet"/>
+      <w:lvlText w:val=""/>
+      <w:lvlJc w:val="left"/>
+      <w:pPr>
+        <w:ind w:left="2869" w:hanging="360"/>
+      </w:pPr>
+      <w:rPr>
+        <w:rFonts w:ascii="Wingdings" w:hAnsi="Wingdings" w:hint="default"/>
+      </w:rPr>
+    </w:lvl>
+    <w:lvl w:ilvl="3" w:tplc="240A0001" w:tentative="1">
+      <w:start w:val="1"/>
+      <w:numFmt w:val="bullet"/>
+      <w:lvlText w:val=""/>
+      <w:lvlJc w:val="left"/>
+      <w:pPr>
+        <w:ind w:left="3589" w:hanging="360"/>
+      </w:pPr>
+      <w:rPr>
+        <w:rFonts w:ascii="Symbol" w:hAnsi="Symbol" w:hint="default"/>
+      </w:rPr>
+    </w:lvl>
+    <w:lvl w:ilvl="4" w:tplc="240A0003" w:tentative="1">
+      <w:start w:val="1"/>
+      <w:numFmt w:val="bullet"/>
+      <w:lvlText w:val="o"/>
+      <w:lvlJc w:val="left"/>
+      <w:pPr>
+        <w:ind w:left="4309" w:hanging="360"/>
+      </w:pPr>
+      <w:rPr>
+        <w:rFonts w:ascii="Courier New" w:hAnsi="Courier New" w:cs="Courier New" w:hint="default"/>
+      </w:rPr>
+    </w:lvl>
+    <w:lvl w:ilvl="5" w:tplc="240A0005" w:tentative="1">
+      <w:start w:val="1"/>
+      <w:numFmt w:val="bullet"/>
+      <w:lvlText w:val=""/>
+      <w:lvlJc w:val="left"/>
+      <w:pPr>
+        <w:ind w:left="5029" w:hanging="360"/>
+      </w:pPr>
+      <w:rPr>
+        <w:rFonts w:ascii="Wingdings" w:hAnsi="Wingdings" w:hint="default"/>
+      </w:rPr>
+    </w:lvl>
+    <w:lvl w:ilvl="6" w:tplc="240A0001" w:tentative="1">
+      <w:start w:val="1"/>
+      <w:numFmt w:val="bullet"/>
+      <w:lvlText w:val=""/>
+      <w:lvlJc w:val="left"/>
+      <w:pPr>
+        <w:ind w:left="5749" w:hanging="360"/>
+      </w:pPr>
+      <w:rPr>
+        <w:rFonts w:ascii="Symbol" w:hAnsi="Symbol" w:hint="default"/>
+      </w:rPr>
+    </w:lvl>
+    <w:lvl w:ilvl="7" w:tplc="240A0003" w:tentative="1">
+      <w:start w:val="1"/>
+      <w:numFmt w:val="bullet"/>
+      <w:lvlText w:val="o"/>
+      <w:lvlJc w:val="left"/>
+      <w:pPr>
+        <w:ind w:left="6469" w:hanging="360"/>
+      </w:pPr>
+      <w:rPr>
+        <w:rFonts w:ascii="Courier New" w:hAnsi="Courier New" w:cs="Courier New" w:hint="default"/>
+      </w:rPr>
+    </w:lvl>
+    <w:lvl w:ilvl="8" w:tplc="240A0005" w:tentative="1">
+      <w:start w:val="1"/>
+      <w:numFmt w:val="bullet"/>
+      <w:lvlText w:val=""/>
+      <w:lvlJc w:val="left"/>
+      <w:pPr>
+        <w:ind w:left="7189" w:hanging="360"/>
+      </w:pPr>
+      <w:rPr>
+        <w:rFonts w:ascii="Wingdings" w:hAnsi="Wingdings" w:hint="default"/>
+      </w:rPr>
+    </w:lvl>
+  </w:abstractNum>
+  <w:abstractNum w:abstractNumId="28" w15:restartNumberingAfterBreak="0">
     <w:nsid w:val="41E11044"/>
     <w:multiLevelType w:val="hybridMultilevel"/>
     <w:tmpl w:val="5F4EA38A"/>
@@ -21085,7 +21670,7 @@
       </w:rPr>
     </w:lvl>
   </w:abstractNum>
-  <w:abstractNum w:abstractNumId="24" w15:restartNumberingAfterBreak="0">
+  <w:abstractNum w:abstractNumId="29" w15:restartNumberingAfterBreak="0">
     <w:nsid w:val="45075105"/>
     <w:multiLevelType w:val="hybridMultilevel"/>
     <w:tmpl w:val="D214DD14"/>
@@ -21198,7 +21783,7 @@
       </w:rPr>
     </w:lvl>
   </w:abstractNum>
-  <w:abstractNum w:abstractNumId="25" w15:restartNumberingAfterBreak="0">
+  <w:abstractNum w:abstractNumId="30" w15:restartNumberingAfterBreak="0">
     <w:nsid w:val="45EF2BF6"/>
     <w:multiLevelType w:val="hybridMultilevel"/>
     <w:tmpl w:val="9404EE98"/>
@@ -21311,7 +21896,7 @@
       </w:rPr>
     </w:lvl>
   </w:abstractNum>
-  <w:abstractNum w:abstractNumId="26" w15:restartNumberingAfterBreak="0">
+  <w:abstractNum w:abstractNumId="31" w15:restartNumberingAfterBreak="0">
     <w:nsid w:val="4D6B379E"/>
     <w:multiLevelType w:val="hybridMultilevel"/>
     <w:tmpl w:val="D52C874E"/>
@@ -21424,7 +22009,120 @@
       </w:rPr>
     </w:lvl>
   </w:abstractNum>
-  <w:abstractNum w:abstractNumId="27" w15:restartNumberingAfterBreak="0">
+  <w:abstractNum w:abstractNumId="32" w15:restartNumberingAfterBreak="0">
+    <w:nsid w:val="4DDF279B"/>
+    <w:multiLevelType w:val="hybridMultilevel"/>
+    <w:tmpl w:val="3878A6B6"/>
+    <w:lvl w:ilvl="0" w:tplc="240A0003">
+      <w:start w:val="1"/>
+      <w:numFmt w:val="bullet"/>
+      <w:lvlText w:val="o"/>
+      <w:lvlJc w:val="left"/>
+      <w:pPr>
+        <w:ind w:left="1429" w:hanging="360"/>
+      </w:pPr>
+      <w:rPr>
+        <w:rFonts w:ascii="Courier New" w:hAnsi="Courier New" w:cs="Courier New" w:hint="default"/>
+      </w:rPr>
+    </w:lvl>
+    <w:lvl w:ilvl="1" w:tplc="240A0003" w:tentative="1">
+      <w:start w:val="1"/>
+      <w:numFmt w:val="bullet"/>
+      <w:lvlText w:val="o"/>
+      <w:lvlJc w:val="left"/>
+      <w:pPr>
+        <w:ind w:left="2149" w:hanging="360"/>
+      </w:pPr>
+      <w:rPr>
+        <w:rFonts w:ascii="Courier New" w:hAnsi="Courier New" w:cs="Courier New" w:hint="default"/>
+      </w:rPr>
+    </w:lvl>
+    <w:lvl w:ilvl="2" w:tplc="240A0005" w:tentative="1">
+      <w:start w:val="1"/>
+      <w:numFmt w:val="bullet"/>
+      <w:lvlText w:val=""/>
+      <w:lvlJc w:val="left"/>
+      <w:pPr>
+        <w:ind w:left="2869" w:hanging="360"/>
+      </w:pPr>
+      <w:rPr>
+        <w:rFonts w:ascii="Wingdings" w:hAnsi="Wingdings" w:hint="default"/>
+      </w:rPr>
+    </w:lvl>
+    <w:lvl w:ilvl="3" w:tplc="240A0001" w:tentative="1">
+      <w:start w:val="1"/>
+      <w:numFmt w:val="bullet"/>
+      <w:lvlText w:val=""/>
+      <w:lvlJc w:val="left"/>
+      <w:pPr>
+        <w:ind w:left="3589" w:hanging="360"/>
+      </w:pPr>
+      <w:rPr>
+        <w:rFonts w:ascii="Symbol" w:hAnsi="Symbol" w:hint="default"/>
+      </w:rPr>
+    </w:lvl>
+    <w:lvl w:ilvl="4" w:tplc="240A0003" w:tentative="1">
+      <w:start w:val="1"/>
+      <w:numFmt w:val="bullet"/>
+      <w:lvlText w:val="o"/>
+      <w:lvlJc w:val="left"/>
+      <w:pPr>
+        <w:ind w:left="4309" w:hanging="360"/>
+      </w:pPr>
+      <w:rPr>
+        <w:rFonts w:ascii="Courier New" w:hAnsi="Courier New" w:cs="Courier New" w:hint="default"/>
+      </w:rPr>
+    </w:lvl>
+    <w:lvl w:ilvl="5" w:tplc="240A0005" w:tentative="1">
+      <w:start w:val="1"/>
+      <w:numFmt w:val="bullet"/>
+      <w:lvlText w:val=""/>
+      <w:lvlJc w:val="left"/>
+      <w:pPr>
+        <w:ind w:left="5029" w:hanging="360"/>
+      </w:pPr>
+      <w:rPr>
+        <w:rFonts w:ascii="Wingdings" w:hAnsi="Wingdings" w:hint="default"/>
+      </w:rPr>
+    </w:lvl>
+    <w:lvl w:ilvl="6" w:tplc="240A0001" w:tentative="1">
+      <w:start w:val="1"/>
+      <w:numFmt w:val="bullet"/>
+      <w:lvlText w:val=""/>
+      <w:lvlJc w:val="left"/>
+      <w:pPr>
+        <w:ind w:left="5749" w:hanging="360"/>
+      </w:pPr>
+      <w:rPr>
+        <w:rFonts w:ascii="Symbol" w:hAnsi="Symbol" w:hint="default"/>
+      </w:rPr>
+    </w:lvl>
+    <w:lvl w:ilvl="7" w:tplc="240A0003" w:tentative="1">
+      <w:start w:val="1"/>
+      <w:numFmt w:val="bullet"/>
+      <w:lvlText w:val="o"/>
+      <w:lvlJc w:val="left"/>
+      <w:pPr>
+        <w:ind w:left="6469" w:hanging="360"/>
+      </w:pPr>
+      <w:rPr>
+        <w:rFonts w:ascii="Courier New" w:hAnsi="Courier New" w:cs="Courier New" w:hint="default"/>
+      </w:rPr>
+    </w:lvl>
+    <w:lvl w:ilvl="8" w:tplc="240A0005" w:tentative="1">
+      <w:start w:val="1"/>
+      <w:numFmt w:val="bullet"/>
+      <w:lvlText w:val=""/>
+      <w:lvlJc w:val="left"/>
+      <w:pPr>
+        <w:ind w:left="7189" w:hanging="360"/>
+      </w:pPr>
+      <w:rPr>
+        <w:rFonts w:ascii="Wingdings" w:hAnsi="Wingdings" w:hint="default"/>
+      </w:rPr>
+    </w:lvl>
+  </w:abstractNum>
+  <w:abstractNum w:abstractNumId="33" w15:restartNumberingAfterBreak="0">
     <w:nsid w:val="4E9E4F82"/>
     <w:multiLevelType w:val="hybridMultilevel"/>
     <w:tmpl w:val="F1F03280"/>
@@ -21537,7 +22235,7 @@
       </w:rPr>
     </w:lvl>
   </w:abstractNum>
-  <w:abstractNum w:abstractNumId="28" w15:restartNumberingAfterBreak="0">
+  <w:abstractNum w:abstractNumId="34" w15:restartNumberingAfterBreak="0">
     <w:nsid w:val="4EBE1EF6"/>
     <w:multiLevelType w:val="hybridMultilevel"/>
     <w:tmpl w:val="AF3C2E24"/>
@@ -21628,7 +22326,7 @@
       </w:pPr>
     </w:lvl>
   </w:abstractNum>
-  <w:abstractNum w:abstractNumId="29" w15:restartNumberingAfterBreak="0">
+  <w:abstractNum w:abstractNumId="35" w15:restartNumberingAfterBreak="0">
     <w:nsid w:val="50A3394F"/>
     <w:multiLevelType w:val="hybridMultilevel"/>
     <w:tmpl w:val="88628E70"/>
@@ -21741,7 +22439,7 @@
       </w:rPr>
     </w:lvl>
   </w:abstractNum>
-  <w:abstractNum w:abstractNumId="30" w15:restartNumberingAfterBreak="0">
+  <w:abstractNum w:abstractNumId="36" w15:restartNumberingAfterBreak="0">
     <w:nsid w:val="55236B46"/>
     <w:multiLevelType w:val="hybridMultilevel"/>
     <w:tmpl w:val="78D4E79E"/>
@@ -21854,7 +22552,7 @@
       </w:rPr>
     </w:lvl>
   </w:abstractNum>
-  <w:abstractNum w:abstractNumId="31" w15:restartNumberingAfterBreak="0">
+  <w:abstractNum w:abstractNumId="37" w15:restartNumberingAfterBreak="0">
     <w:nsid w:val="60892A45"/>
     <w:multiLevelType w:val="hybridMultilevel"/>
     <w:tmpl w:val="8690B054"/>
@@ -21967,7 +22665,7 @@
       </w:rPr>
     </w:lvl>
   </w:abstractNum>
-  <w:abstractNum w:abstractNumId="32" w15:restartNumberingAfterBreak="0">
+  <w:abstractNum w:abstractNumId="38" w15:restartNumberingAfterBreak="0">
     <w:nsid w:val="685550CC"/>
     <w:multiLevelType w:val="hybridMultilevel"/>
     <w:tmpl w:val="F2928DA0"/>
@@ -22080,7 +22778,7 @@
       </w:rPr>
     </w:lvl>
   </w:abstractNum>
-  <w:abstractNum w:abstractNumId="33" w15:restartNumberingAfterBreak="0">
+  <w:abstractNum w:abstractNumId="39" w15:restartNumberingAfterBreak="0">
     <w:nsid w:val="6C1937DB"/>
     <w:multiLevelType w:val="hybridMultilevel"/>
     <w:tmpl w:val="30CA009C"/>
@@ -22193,7 +22891,7 @@
       </w:rPr>
     </w:lvl>
   </w:abstractNum>
-  <w:abstractNum w:abstractNumId="34" w15:restartNumberingAfterBreak="0">
+  <w:abstractNum w:abstractNumId="40" w15:restartNumberingAfterBreak="0">
     <w:nsid w:val="76D808A2"/>
     <w:multiLevelType w:val="hybridMultilevel"/>
     <w:tmpl w:val="ADAE62E6"/>
@@ -22306,7 +23004,7 @@
       </w:rPr>
     </w:lvl>
   </w:abstractNum>
-  <w:abstractNum w:abstractNumId="35" w15:restartNumberingAfterBreak="0">
+  <w:abstractNum w:abstractNumId="41" w15:restartNumberingAfterBreak="0">
     <w:nsid w:val="772A4C3C"/>
     <w:multiLevelType w:val="hybridMultilevel"/>
     <w:tmpl w:val="ADAC3ECA"/>
@@ -22419,7 +23117,7 @@
       </w:rPr>
     </w:lvl>
   </w:abstractNum>
-  <w:abstractNum w:abstractNumId="36" w15:restartNumberingAfterBreak="0">
+  <w:abstractNum w:abstractNumId="42" w15:restartNumberingAfterBreak="0">
     <w:nsid w:val="7AE02F65"/>
     <w:multiLevelType w:val="hybridMultilevel"/>
     <w:tmpl w:val="C3B8DAAE"/>
@@ -22505,7 +23203,7 @@
       </w:pPr>
     </w:lvl>
   </w:abstractNum>
-  <w:abstractNum w:abstractNumId="37" w15:restartNumberingAfterBreak="0">
+  <w:abstractNum w:abstractNumId="43" w15:restartNumberingAfterBreak="0">
     <w:nsid w:val="7C533F52"/>
     <w:multiLevelType w:val="hybridMultilevel"/>
     <w:tmpl w:val="F62A4F72"/>
@@ -22618,7 +23316,7 @@
       </w:rPr>
     </w:lvl>
   </w:abstractNum>
-  <w:abstractNum w:abstractNumId="38" w15:restartNumberingAfterBreak="0">
+  <w:abstractNum w:abstractNumId="44" w15:restartNumberingAfterBreak="0">
     <w:nsid w:val="7D3E08C9"/>
     <w:multiLevelType w:val="hybridMultilevel"/>
     <w:tmpl w:val="503EEB72"/>
@@ -22731,7 +23429,7 @@
       </w:rPr>
     </w:lvl>
   </w:abstractNum>
-  <w:abstractNum w:abstractNumId="39" w15:restartNumberingAfterBreak="0">
+  <w:abstractNum w:abstractNumId="45" w15:restartNumberingAfterBreak="0">
     <w:nsid w:val="7E3A5103"/>
     <w:multiLevelType w:val="hybridMultilevel"/>
     <w:tmpl w:val="58925274"/>
@@ -22848,67 +23546,67 @@
     <w:abstractNumId w:val="0"/>
   </w:num>
   <w:num w:numId="2">
-    <w:abstractNumId w:val="13"/>
+    <w:abstractNumId w:val="15"/>
   </w:num>
   <w:num w:numId="3">
-    <w:abstractNumId w:val="28"/>
+    <w:abstractNumId w:val="34"/>
   </w:num>
   <w:num w:numId="4">
-    <w:abstractNumId w:val="18"/>
+    <w:abstractNumId w:val="21"/>
   </w:num>
   <w:num w:numId="5">
-    <w:abstractNumId w:val="22"/>
+    <w:abstractNumId w:val="26"/>
   </w:num>
   <w:num w:numId="6">
-    <w:abstractNumId w:val="25"/>
+    <w:abstractNumId w:val="30"/>
   </w:num>
   <w:num w:numId="7">
-    <w:abstractNumId w:val="39"/>
+    <w:abstractNumId w:val="45"/>
   </w:num>
   <w:num w:numId="8">
-    <w:abstractNumId w:val="38"/>
+    <w:abstractNumId w:val="44"/>
   </w:num>
   <w:num w:numId="9">
-    <w:abstractNumId w:val="14"/>
+    <w:abstractNumId w:val="17"/>
   </w:num>
   <w:num w:numId="10">
-    <w:abstractNumId w:val="34"/>
+    <w:abstractNumId w:val="40"/>
   </w:num>
   <w:num w:numId="11">
     <w:abstractNumId w:val="1"/>
   </w:num>
   <w:num w:numId="12">
-    <w:abstractNumId w:val="32"/>
+    <w:abstractNumId w:val="38"/>
   </w:num>
   <w:num w:numId="13">
-    <w:abstractNumId w:val="17"/>
+    <w:abstractNumId w:val="20"/>
   </w:num>
   <w:num w:numId="14">
-    <w:abstractNumId w:val="15"/>
+    <w:abstractNumId w:val="18"/>
   </w:num>
   <w:num w:numId="15">
+    <w:abstractNumId w:val="43"/>
+  </w:num>
+  <w:num w:numId="16">
+    <w:abstractNumId w:val="39"/>
+  </w:num>
+  <w:num w:numId="17">
+    <w:abstractNumId w:val="19"/>
+  </w:num>
+  <w:num w:numId="18">
+    <w:abstractNumId w:val="28"/>
+  </w:num>
+  <w:num w:numId="19">
+    <w:abstractNumId w:val="8"/>
+  </w:num>
+  <w:num w:numId="20">
     <w:abstractNumId w:val="37"/>
   </w:num>
-  <w:num w:numId="16">
-    <w:abstractNumId w:val="33"/>
-  </w:num>
-  <w:num w:numId="17">
-    <w:abstractNumId w:val="16"/>
-  </w:num>
-  <w:num w:numId="18">
-    <w:abstractNumId w:val="23"/>
-  </w:num>
-  <w:num w:numId="19">
-    <w:abstractNumId w:val="7"/>
-  </w:num>
-  <w:num w:numId="20">
-    <w:abstractNumId w:val="31"/>
-  </w:num>
   <w:num w:numId="21">
-    <w:abstractNumId w:val="30"/>
+    <w:abstractNumId w:val="36"/>
   </w:num>
   <w:num w:numId="22">
-    <w:abstractNumId w:val="10"/>
+    <w:abstractNumId w:val="11"/>
   </w:num>
   <w:num w:numId="23">
     <w:abstractNumId w:val="5"/>
@@ -22917,37 +23615,37 @@
     <w:abstractNumId w:val="4"/>
   </w:num>
   <w:num w:numId="25">
-    <w:abstractNumId w:val="20"/>
+    <w:abstractNumId w:val="24"/>
   </w:num>
   <w:num w:numId="26">
+    <w:abstractNumId w:val="10"/>
+  </w:num>
+  <w:num w:numId="27">
     <w:abstractNumId w:val="9"/>
   </w:num>
-  <w:num w:numId="27">
-    <w:abstractNumId w:val="8"/>
-  </w:num>
   <w:num w:numId="28">
-    <w:abstractNumId w:val="26"/>
+    <w:abstractNumId w:val="31"/>
   </w:num>
   <w:num w:numId="29">
-    <w:abstractNumId w:val="35"/>
+    <w:abstractNumId w:val="41"/>
   </w:num>
   <w:num w:numId="30">
-    <w:abstractNumId w:val="36"/>
+    <w:abstractNumId w:val="42"/>
   </w:num>
   <w:num w:numId="31">
-    <w:abstractNumId w:val="24"/>
+    <w:abstractNumId w:val="29"/>
   </w:num>
   <w:num w:numId="32">
-    <w:abstractNumId w:val="21"/>
+    <w:abstractNumId w:val="25"/>
   </w:num>
   <w:num w:numId="33">
     <w:abstractNumId w:val="6"/>
   </w:num>
   <w:num w:numId="34">
-    <w:abstractNumId w:val="12"/>
+    <w:abstractNumId w:val="13"/>
   </w:num>
   <w:num w:numId="35">
-    <w:abstractNumId w:val="27"/>
+    <w:abstractNumId w:val="33"/>
   </w:num>
   <w:num w:numId="36">
     <w:abstractNumId w:val="3"/>
@@ -22956,13 +23654,31 @@
     <w:abstractNumId w:val="2"/>
   </w:num>
   <w:num w:numId="38">
-    <w:abstractNumId w:val="19"/>
+    <w:abstractNumId w:val="23"/>
   </w:num>
   <w:num w:numId="39">
-    <w:abstractNumId w:val="11"/>
+    <w:abstractNumId w:val="12"/>
   </w:num>
   <w:num w:numId="40">
-    <w:abstractNumId w:val="29"/>
+    <w:abstractNumId w:val="35"/>
+  </w:num>
+  <w:num w:numId="41">
+    <w:abstractNumId w:val="7"/>
+  </w:num>
+  <w:num w:numId="42">
+    <w:abstractNumId w:val="14"/>
+  </w:num>
+  <w:num w:numId="43">
+    <w:abstractNumId w:val="16"/>
+  </w:num>
+  <w:num w:numId="44">
+    <w:abstractNumId w:val="32"/>
+  </w:num>
+  <w:num w:numId="45">
+    <w:abstractNumId w:val="22"/>
+  </w:num>
+  <w:num w:numId="46">
+    <w:abstractNumId w:val="27"/>
   </w:num>
   <w:numIdMacAtCleanup w:val="38"/>
 </w:numbering>
@@ -23385,7 +24101,7 @@
     <w:autoRedefine/>
     <w:uiPriority w:val="9"/>
     <w:qFormat/>
-    <w:rsid w:val="003574CB"/>
+    <w:rsid w:val="00C259D3"/>
     <w:pPr>
       <w:numPr>
         <w:numId w:val="5"/>
@@ -23588,7 +24304,7 @@
     <w:basedOn w:val="Fuentedeprrafopredeter"/>
     <w:link w:val="Ttulo1"/>
     <w:uiPriority w:val="9"/>
-    <w:rsid w:val="003574CB"/>
+    <w:rsid w:val="00C259D3"/>
     <w:rPr>
       <w:rFonts w:ascii="Calibri" w:eastAsia="Times New Roman" w:hAnsi="Calibri" w:cs="Times New Roman (Títulos en alf"/>
       <w:b/>
@@ -24710,6 +25426,26 @@
 </file>
 
 <file path=customXml/item1.xml><?xml version="1.0" encoding="utf-8"?>
+<?mso-contentType ?>
+<FormTemplates xmlns="http://schemas.microsoft.com/sharepoint/v3/contenttype/forms">
+  <Display>DocumentLibraryForm</Display>
+  <Edit>DocumentLibraryForm</Edit>
+  <New>DocumentLibraryForm</New>
+</FormTemplates>
+</file>
+
+<file path=customXml/item2.xml><?xml version="1.0" encoding="utf-8"?>
+<p:properties xmlns:p="http://schemas.microsoft.com/office/2006/metadata/properties" xmlns:xsi="http://www.w3.org/2001/XMLSchema-instance" xmlns:pc="http://schemas.microsoft.com/office/infopath/2007/PartnerControls">
+  <documentManagement>
+    <TaxCatchAll xmlns="13c90a0b-73bc-4dc0-be5f-28d77b615beb" xsi:nil="true"/>
+    <lcf76f155ced4ddcb4097134ff3c332f xmlns="13c93bba-48ce-428c-bfe5-88b42c19b028">
+      <Terms xmlns="http://schemas.microsoft.com/office/infopath/2007/PartnerControls"/>
+    </lcf76f155ced4ddcb4097134ff3c332f>
+  </documentManagement>
+</p:properties>
+</file>
+
+<file path=customXml/item3.xml><?xml version="1.0" encoding="utf-8"?>
 <ct:contentTypeSchema xmlns:ct="http://schemas.microsoft.com/office/2006/metadata/contentType" xmlns:ma="http://schemas.microsoft.com/office/2006/metadata/properties/metaAttributes" ct:_="" ma:_="" ma:contentTypeName="Documento" ma:contentTypeID="0x0101006A81D6BD42E8DF4C91013959704817E1" ma:contentTypeVersion="15" ma:contentTypeDescription="Crear nuevo documento." ma:contentTypeScope="" ma:versionID="bf4f72ffd194f0963ff564daca6869f7">
   <xsd:schema xmlns:xsd="http://www.w3.org/2001/XMLSchema" xmlns:xs="http://www.w3.org/2001/XMLSchema" xmlns:p="http://schemas.microsoft.com/office/2006/metadata/properties" xmlns:ns2="13c90a0b-73bc-4dc0-be5f-28d77b615beb" xmlns:ns3="13c93bba-48ce-428c-bfe5-88b42c19b028" targetNamespace="http://schemas.microsoft.com/office/2006/metadata/properties" ma:root="true" ma:fieldsID="8718d6f4873a5b1392a45044efa78385" ns2:_="" ns3:_="">
     <xsd:import namespace="13c90a0b-73bc-4dc0-be5f-28d77b615beb"/>
@@ -24944,31 +25680,30 @@
 </ct:contentTypeSchema>
 </file>
 
-<file path=customXml/item2.xml><?xml version="1.0" encoding="utf-8"?>
+<file path=customXml/item4.xml><?xml version="1.0" encoding="utf-8"?>
 <b:Sources xmlns:b="http://schemas.openxmlformats.org/officeDocument/2006/bibliography" xmlns="http://schemas.openxmlformats.org/officeDocument/2006/bibliography" SelectedStyle="\APASixthEditionOfficeOnline.xsl" StyleName="APA" Version="6"/>
 </file>
 
-<file path=customXml/item3.xml><?xml version="1.0" encoding="utf-8"?>
-<?mso-contentType ?>
-<FormTemplates xmlns="http://schemas.microsoft.com/sharepoint/v3/contenttype/forms">
-  <Display>DocumentLibraryForm</Display>
-  <Edit>DocumentLibraryForm</Edit>
-  <New>DocumentLibraryForm</New>
-</FormTemplates>
+<file path=customXml/itemProps1.xml><?xml version="1.0" encoding="utf-8"?>
+<ds:datastoreItem xmlns:ds="http://schemas.openxmlformats.org/officeDocument/2006/customXml" ds:itemID="{10663269-2064-4804-8290-36D4A57F5557}">
+  <ds:schemaRefs>
+    <ds:schemaRef ds:uri="http://schemas.microsoft.com/sharepoint/v3/contenttype/forms"/>
+  </ds:schemaRefs>
+</ds:datastoreItem>
 </file>
 
-<file path=customXml/item4.xml><?xml version="1.0" encoding="utf-8"?>
-<p:properties xmlns:p="http://schemas.microsoft.com/office/2006/metadata/properties" xmlns:xsi="http://www.w3.org/2001/XMLSchema-instance" xmlns:pc="http://schemas.microsoft.com/office/infopath/2007/PartnerControls">
-  <documentManagement>
-    <TaxCatchAll xmlns="13c90a0b-73bc-4dc0-be5f-28d77b615beb" xsi:nil="true"/>
-    <lcf76f155ced4ddcb4097134ff3c332f xmlns="13c93bba-48ce-428c-bfe5-88b42c19b028">
-      <Terms xmlns="http://schemas.microsoft.com/office/infopath/2007/PartnerControls"/>
-    </lcf76f155ced4ddcb4097134ff3c332f>
-  </documentManagement>
-</p:properties>
+<file path=customXml/itemProps2.xml><?xml version="1.0" encoding="utf-8"?>
+<ds:datastoreItem xmlns:ds="http://schemas.openxmlformats.org/officeDocument/2006/customXml" ds:itemID="{1279454D-02BE-4A9C-A117-DCD1573E2608}">
+  <ds:schemaRefs>
+    <ds:schemaRef ds:uri="http://schemas.microsoft.com/office/2006/metadata/properties"/>
+    <ds:schemaRef ds:uri="http://schemas.microsoft.com/office/infopath/2007/PartnerControls"/>
+    <ds:schemaRef ds:uri="13c90a0b-73bc-4dc0-be5f-28d77b615beb"/>
+    <ds:schemaRef ds:uri="13c93bba-48ce-428c-bfe5-88b42c19b028"/>
+  </ds:schemaRefs>
+</ds:datastoreItem>
 </file>
 
-<file path=customXml/itemProps1.xml><?xml version="1.0" encoding="utf-8"?>
+<file path=customXml/itemProps3.xml><?xml version="1.0" encoding="utf-8"?>
 <ds:datastoreItem xmlns:ds="http://schemas.openxmlformats.org/officeDocument/2006/customXml" ds:itemID="{9C14B031-69D2-4815-A77A-60B4EECF27A0}">
   <ds:schemaRefs>
     <ds:schemaRef ds:uri="http://schemas.microsoft.com/office/2006/metadata/contentType"/>
@@ -24987,29 +25722,10 @@
 </ds:datastoreItem>
 </file>
 
-<file path=customXml/itemProps2.xml><?xml version="1.0" encoding="utf-8"?>
+<file path=customXml/itemProps4.xml><?xml version="1.0" encoding="utf-8"?>
 <ds:datastoreItem xmlns:ds="http://schemas.openxmlformats.org/officeDocument/2006/customXml" ds:itemID="{EAE431FD-7059-4C09-804B-C9D69EB7B213}">
   <ds:schemaRefs>
     <ds:schemaRef ds:uri="http://schemas.openxmlformats.org/officeDocument/2006/bibliography"/>
   </ds:schemaRefs>
 </ds:datastoreItem>
-</file>
-
-<file path=customXml/itemProps3.xml><?xml version="1.0" encoding="utf-8"?>
-<ds:datastoreItem xmlns:ds="http://schemas.openxmlformats.org/officeDocument/2006/customXml" ds:itemID="{10663269-2064-4804-8290-36D4A57F5557}">
-  <ds:schemaRefs>
-    <ds:schemaRef ds:uri="http://schemas.microsoft.com/sharepoint/v3/contenttype/forms"/>
-  </ds:schemaRefs>
-</ds:datastoreItem>
-</file>
-
-<file path=customXml/itemProps4.xml><?xml version="1.0" encoding="utf-8"?>
-<ds:datastoreItem xmlns:ds="http://schemas.openxmlformats.org/officeDocument/2006/customXml" ds:itemID="{1279454D-02BE-4A9C-A117-DCD1573E2608}">
-  <ds:schemaRefs>
-    <ds:schemaRef ds:uri="http://schemas.microsoft.com/office/2006/metadata/properties"/>
-    <ds:schemaRef ds:uri="http://schemas.microsoft.com/office/infopath/2007/PartnerControls"/>
-    <ds:schemaRef ds:uri="13c90a0b-73bc-4dc0-be5f-28d77b615beb"/>
-    <ds:schemaRef ds:uri="13c93bba-48ce-428c-bfe5-88b42c19b028"/>
-  </ds:schemaRefs>
-</ds:datastoreItem>
 </file>
--- a/fuentes/621602_CF09_DU.docx
+++ b/fuentes/621602_CF09_DU.docx
@@ -205,7 +205,7 @@
               </wp:anchor>
             </w:drawing>
           </mc:Choice>
-          <mc:Fallback xmlns:w16sdtfl="http://schemas.microsoft.com/office/word/2024/wordml/sdtformatlock" xmlns:w16du="http://schemas.microsoft.com/office/word/2023/wordml/word16du" xmlns:oel="http://schemas.microsoft.com/office/2019/extlst">
+          <mc:Fallback xmlns:oel="http://schemas.microsoft.com/office/2019/extlst" xmlns:w16du="http://schemas.microsoft.com/office/word/2023/wordml/word16du" xmlns:w16sdtfl="http://schemas.microsoft.com/office/word/2024/wordml/sdtformatlock">
             <w:pict>
               <v:rect w14:anchorId="4C256C62" id="Rectángulo 3" o:spid="_x0000_s1026" alt="&quot;&quot;" style="position:absolute;margin-left:-55.95pt;margin-top:26.4pt;width:613.85pt;height:164.25pt;z-index:-251655168;visibility:visible;mso-wrap-style:square;mso-height-percent:0;mso-wrap-distance-left:9pt;mso-wrap-distance-top:0;mso-wrap-distance-right:9pt;mso-wrap-distance-bottom:0;mso-position-horizontal:absolute;mso-position-horizontal-relative:text;mso-position-vertical:absolute;mso-position-vertical-relative:text;mso-height-percent:0;mso-height-relative:margin;v-text-anchor:middle" o:gfxdata="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" fillcolor="#00314d" stroked="f" strokeweight="1pt"/>
             </w:pict>
@@ -2431,6 +2431,7 @@
     <w:p>
       <w:pPr>
         <w:ind w:firstLine="0"/>
+        <w:jc w:val="center"/>
         <w:rPr>
           <w:lang w:val="en-US" w:eastAsia="es-CO"/>
         </w:rPr>
@@ -2441,9 +2442,9 @@
           <w:lang w:val="en-US" w:eastAsia="es-CO"/>
         </w:rPr>
         <w:drawing>
-          <wp:inline distT="0" distB="0" distL="0" distR="0" wp14:anchorId="7A09DDE2" wp14:editId="3463EB9E">
-            <wp:extent cx="6332220" cy="4651375"/>
-            <wp:effectExtent l="0" t="0" r="0" b="0"/>
+          <wp:inline distT="0" distB="0" distL="0" distR="0" wp14:anchorId="7A09DDE2" wp14:editId="39065495">
+            <wp:extent cx="4680000" cy="3438000"/>
+            <wp:effectExtent l="0" t="0" r="6350" b="0"/>
             <wp:docPr id="3" name="Gráfico 3" descr="Cuadro de diálogo, estructura “sujeto + verbo + complemento” en inglés y español. En la parte superior aparece el título bilingüe “Subject + verb + complement / Sujeto + verbo + complemento”. Debajo, dos personajes ilustrados conversan mediante globos de diálogo. Una persona pregunta qué es esta estructura gramatical y otra responde que es una forma de organizar oraciones donde el sujeto realiza la acción, el verbo la expresa y el complemento aporta información adicional. Luego se pregunta por su importancia y se explica que permite construir mensajes claros y coherentes en ambos idiomas. "/>
             <wp:cNvGraphicFramePr>
               <a:graphicFrameLocks xmlns:a="http://schemas.openxmlformats.org/drawingml/2006/main" noChangeAspect="1"/>
@@ -2456,7 +2457,7 @@
                     <pic:cNvPicPr/>
                   </pic:nvPicPr>
                   <pic:blipFill>
-                    <a:blip r:embed="rId12">
+                    <a:blip r:embed="rId12" cstate="print">
                       <a:extLst>
                         <a:ext uri="{28A0092B-C50C-407E-A947-70E740481C1C}">
                           <a14:useLocalDpi xmlns:a14="http://schemas.microsoft.com/office/drawing/2010/main" val="0"/>
@@ -2473,7 +2474,7 @@
                   <pic:spPr>
                     <a:xfrm>
                       <a:off x="0" y="0"/>
-                      <a:ext cx="6332220" cy="4651375"/>
+                      <a:ext cx="4680000" cy="3438000"/>
                     </a:xfrm>
                     <a:prstGeom prst="rect">
                       <a:avLst/>
@@ -2548,13 +2549,11 @@
         <w:t>.</w:t>
       </w:r>
     </w:p>
-    <w:p/>
     <w:p>
       <w:pPr>
         <w:pStyle w:val="Tabla"/>
       </w:pPr>
       <w:r>
-        <w:lastRenderedPageBreak/>
         <w:t>Ayuda al cliente</w:t>
       </w:r>
     </w:p>
@@ -2831,6 +2830,7 @@
               <w:rPr>
                 <w:rStyle w:val="Extranjerismo"/>
               </w:rPr>
+              <w:lastRenderedPageBreak/>
               <w:t>Singular</w:t>
             </w:r>
           </w:p>
@@ -3292,7 +3292,7 @@
     </w:tbl>
     <w:p>
       <w:pPr>
-        <w:ind w:firstLine="0"/>
+        <w:ind w:firstLine="708"/>
       </w:pPr>
       <w:r>
         <w:t>Nota. SENA, (2026).</w:t>
@@ -3389,15 +3389,16 @@
     <w:p>
       <w:pPr>
         <w:ind w:firstLine="0"/>
+        <w:jc w:val="center"/>
       </w:pPr>
       <w:r>
         <w:rPr>
           <w:noProof/>
         </w:rPr>
         <w:drawing>
-          <wp:inline distT="0" distB="0" distL="0" distR="0" wp14:anchorId="4BCDC315" wp14:editId="14EBEBE6">
-            <wp:extent cx="6332220" cy="6496050"/>
-            <wp:effectExtent l="0" t="0" r="0" b="0"/>
+          <wp:inline distT="0" distB="0" distL="0" distR="0" wp14:anchorId="4BCDC315" wp14:editId="5BC803FB">
+            <wp:extent cx="4680000" cy="4802400"/>
+            <wp:effectExtent l="0" t="0" r="6350" b="0"/>
             <wp:docPr id="5" name="Gráfico 5" descr="Cuadro de diálogo, que muestra dos interlocutores teniendo una conversación con estructura de Negative statements"/>
             <wp:cNvGraphicFramePr>
               <a:graphicFrameLocks xmlns:a="http://schemas.openxmlformats.org/drawingml/2006/main" noChangeAspect="1"/>
@@ -3427,7 +3428,7 @@
                   <pic:spPr>
                     <a:xfrm>
                       <a:off x="0" y="0"/>
-                      <a:ext cx="6332220" cy="6496050"/>
+                      <a:ext cx="4680000" cy="4802400"/>
                     </a:xfrm>
                     <a:prstGeom prst="rect">
                       <a:avLst/>
@@ -3461,44 +3462,45 @@
           <w:b/>
           <w:bCs/>
         </w:rPr>
+        <w:t>Example</w:t>
+      </w:r>
+      <w:r>
+        <w:rPr>
+          <w:b/>
+          <w:bCs/>
+        </w:rPr>
+        <w:t>/ Ejemplo</w:t>
+      </w:r>
+    </w:p>
+    <w:p>
+      <w:r>
+        <w:rPr>
+          <w:rStyle w:val="Extranjerismo"/>
+        </w:rPr>
+        <w:t>Example: “It does not help the customer</w:t>
+      </w:r>
+      <w:r>
+        <w:t>”</w:t>
+      </w:r>
+      <w:r>
+        <w:t>.</w:t>
+      </w:r>
+    </w:p>
+    <w:p>
+      <w:r>
+        <w:t>Ejemplo: "No ayuda al cliente"</w:t>
+      </w:r>
+      <w:r>
+        <w:t>.</w:t>
+      </w:r>
+    </w:p>
+    <w:p/>
+    <w:p>
+      <w:pPr>
+        <w:pStyle w:val="Tabla"/>
+      </w:pPr>
+      <w:r>
         <w:lastRenderedPageBreak/>
-        <w:t>Example</w:t>
-      </w:r>
-      <w:r>
-        <w:rPr>
-          <w:b/>
-          <w:bCs/>
-        </w:rPr>
-        <w:t>/ Ejemplo</w:t>
-      </w:r>
-    </w:p>
-    <w:p>
-      <w:r>
-        <w:rPr>
-          <w:rStyle w:val="Extranjerismo"/>
-        </w:rPr>
-        <w:t>Example: “It does not help the customer</w:t>
-      </w:r>
-      <w:r>
-        <w:t>”</w:t>
-      </w:r>
-      <w:r>
-        <w:t>.</w:t>
-      </w:r>
-    </w:p>
-    <w:p>
-      <w:r>
-        <w:t>Ejemplo: "No ayuda al cliente"</w:t>
-      </w:r>
-      <w:r>
-        <w:t>.</w:t>
-      </w:r>
-    </w:p>
-    <w:p>
-      <w:pPr>
-        <w:pStyle w:val="Tabla"/>
-      </w:pPr>
-      <w:r>
         <w:t>No ayuda al cliente</w:t>
       </w:r>
     </w:p>
@@ -3513,8 +3515,8 @@
         <w:gridCol w:w="1651"/>
         <w:gridCol w:w="1654"/>
         <w:gridCol w:w="1654"/>
-        <w:gridCol w:w="1647"/>
-        <w:gridCol w:w="1704"/>
+        <w:gridCol w:w="1464"/>
+        <w:gridCol w:w="1887"/>
       </w:tblGrid>
       <w:tr>
         <w:trPr>
@@ -3524,7 +3526,7 @@
         </w:trPr>
         <w:tc>
           <w:tcPr>
-            <w:tcW w:w="1660" w:type="dxa"/>
+            <w:tcW w:w="1652" w:type="dxa"/>
           </w:tcPr>
           <w:p>
             <w:pPr>
@@ -3543,7 +3545,7 @@
         </w:tc>
         <w:tc>
           <w:tcPr>
-            <w:tcW w:w="1660" w:type="dxa"/>
+            <w:tcW w:w="1651" w:type="dxa"/>
           </w:tcPr>
           <w:p>
             <w:pPr>
@@ -3562,7 +3564,7 @@
         </w:tc>
         <w:tc>
           <w:tcPr>
-            <w:tcW w:w="1660" w:type="dxa"/>
+            <w:tcW w:w="1654" w:type="dxa"/>
           </w:tcPr>
           <w:p>
             <w:pPr>
@@ -3581,7 +3583,7 @@
         </w:tc>
         <w:tc>
           <w:tcPr>
-            <w:tcW w:w="1660" w:type="dxa"/>
+            <w:tcW w:w="1654" w:type="dxa"/>
           </w:tcPr>
           <w:p>
             <w:pPr>
@@ -3600,7 +3602,7 @@
         </w:tc>
         <w:tc>
           <w:tcPr>
-            <w:tcW w:w="1661" w:type="dxa"/>
+            <w:tcW w:w="1464" w:type="dxa"/>
           </w:tcPr>
           <w:p>
             <w:pPr>
@@ -3619,7 +3621,7 @@
         </w:tc>
         <w:tc>
           <w:tcPr>
-            <w:tcW w:w="1661" w:type="dxa"/>
+            <w:tcW w:w="1887" w:type="dxa"/>
           </w:tcPr>
           <w:p>
             <w:pPr>
@@ -3643,7 +3645,7 @@
         </w:trPr>
         <w:tc>
           <w:tcPr>
-            <w:tcW w:w="1660" w:type="dxa"/>
+            <w:tcW w:w="1652" w:type="dxa"/>
           </w:tcPr>
           <w:p>
             <w:pPr>
@@ -3662,7 +3664,7 @@
         </w:tc>
         <w:tc>
           <w:tcPr>
-            <w:tcW w:w="1660" w:type="dxa"/>
+            <w:tcW w:w="1651" w:type="dxa"/>
           </w:tcPr>
           <w:p>
             <w:pPr>
@@ -3681,7 +3683,7 @@
         </w:tc>
         <w:tc>
           <w:tcPr>
-            <w:tcW w:w="1660" w:type="dxa"/>
+            <w:tcW w:w="1654" w:type="dxa"/>
           </w:tcPr>
           <w:p>
             <w:pPr>
@@ -3700,7 +3702,7 @@
         </w:tc>
         <w:tc>
           <w:tcPr>
-            <w:tcW w:w="1660" w:type="dxa"/>
+            <w:tcW w:w="1654" w:type="dxa"/>
           </w:tcPr>
           <w:p>
             <w:pPr>
@@ -3719,7 +3721,7 @@
         </w:tc>
         <w:tc>
           <w:tcPr>
-            <w:tcW w:w="1661" w:type="dxa"/>
+            <w:tcW w:w="1464" w:type="dxa"/>
           </w:tcPr>
           <w:p>
             <w:pPr>
@@ -3738,7 +3740,7 @@
         </w:tc>
         <w:tc>
           <w:tcPr>
-            <w:tcW w:w="1661" w:type="dxa"/>
+            <w:tcW w:w="1887" w:type="dxa"/>
           </w:tcPr>
           <w:p>
             <w:pPr>
@@ -3759,7 +3761,7 @@
       <w:tr>
         <w:tc>
           <w:tcPr>
-            <w:tcW w:w="1660" w:type="dxa"/>
+            <w:tcW w:w="1652" w:type="dxa"/>
           </w:tcPr>
           <w:p>
             <w:pPr>
@@ -3778,7 +3780,7 @@
         </w:tc>
         <w:tc>
           <w:tcPr>
-            <w:tcW w:w="1660" w:type="dxa"/>
+            <w:tcW w:w="1651" w:type="dxa"/>
           </w:tcPr>
           <w:p>
             <w:pPr>
@@ -3797,7 +3799,7 @@
         </w:tc>
         <w:tc>
           <w:tcPr>
-            <w:tcW w:w="1660" w:type="dxa"/>
+            <w:tcW w:w="1654" w:type="dxa"/>
           </w:tcPr>
           <w:p>
             <w:pPr>
@@ -3816,7 +3818,7 @@
         </w:tc>
         <w:tc>
           <w:tcPr>
-            <w:tcW w:w="1660" w:type="dxa"/>
+            <w:tcW w:w="1654" w:type="dxa"/>
           </w:tcPr>
           <w:p>
             <w:pPr>
@@ -3835,7 +3837,7 @@
         </w:tc>
         <w:tc>
           <w:tcPr>
-            <w:tcW w:w="1661" w:type="dxa"/>
+            <w:tcW w:w="1464" w:type="dxa"/>
           </w:tcPr>
           <w:p>
             <w:pPr>
@@ -3854,7 +3856,7 @@
         </w:tc>
         <w:tc>
           <w:tcPr>
-            <w:tcW w:w="1661" w:type="dxa"/>
+            <w:tcW w:w="1887" w:type="dxa"/>
           </w:tcPr>
           <w:p>
             <w:pPr>
@@ -3878,7 +3880,7 @@
         </w:trPr>
         <w:tc>
           <w:tcPr>
-            <w:tcW w:w="1660" w:type="dxa"/>
+            <w:tcW w:w="1652" w:type="dxa"/>
           </w:tcPr>
           <w:p>
             <w:pPr>
@@ -3897,7 +3899,7 @@
         </w:tc>
         <w:tc>
           <w:tcPr>
-            <w:tcW w:w="1660" w:type="dxa"/>
+            <w:tcW w:w="1651" w:type="dxa"/>
           </w:tcPr>
           <w:p>
             <w:pPr>
@@ -3916,7 +3918,7 @@
         </w:tc>
         <w:tc>
           <w:tcPr>
-            <w:tcW w:w="1660" w:type="dxa"/>
+            <w:tcW w:w="1654" w:type="dxa"/>
           </w:tcPr>
           <w:p>
             <w:pPr>
@@ -3935,7 +3937,7 @@
         </w:tc>
         <w:tc>
           <w:tcPr>
-            <w:tcW w:w="1660" w:type="dxa"/>
+            <w:tcW w:w="1654" w:type="dxa"/>
           </w:tcPr>
           <w:p>
             <w:pPr>
@@ -3954,7 +3956,7 @@
         </w:tc>
         <w:tc>
           <w:tcPr>
-            <w:tcW w:w="1661" w:type="dxa"/>
+            <w:tcW w:w="1464" w:type="dxa"/>
           </w:tcPr>
           <w:p>
             <w:pPr>
@@ -3973,7 +3975,7 @@
         </w:tc>
         <w:tc>
           <w:tcPr>
-            <w:tcW w:w="1661" w:type="dxa"/>
+            <w:tcW w:w="1887" w:type="dxa"/>
           </w:tcPr>
           <w:p>
             <w:pPr>
@@ -3994,7 +3996,7 @@
       <w:tr>
         <w:tc>
           <w:tcPr>
-            <w:tcW w:w="1660" w:type="dxa"/>
+            <w:tcW w:w="1652" w:type="dxa"/>
           </w:tcPr>
           <w:p>
             <w:pPr>
@@ -4013,7 +4015,7 @@
         </w:tc>
         <w:tc>
           <w:tcPr>
-            <w:tcW w:w="1660" w:type="dxa"/>
+            <w:tcW w:w="1651" w:type="dxa"/>
           </w:tcPr>
           <w:p>
             <w:pPr>
@@ -4032,7 +4034,7 @@
         </w:tc>
         <w:tc>
           <w:tcPr>
-            <w:tcW w:w="1660" w:type="dxa"/>
+            <w:tcW w:w="1654" w:type="dxa"/>
           </w:tcPr>
           <w:p>
             <w:pPr>
@@ -4051,7 +4053,7 @@
         </w:tc>
         <w:tc>
           <w:tcPr>
-            <w:tcW w:w="1660" w:type="dxa"/>
+            <w:tcW w:w="1654" w:type="dxa"/>
           </w:tcPr>
           <w:p>
             <w:pPr>
@@ -4070,7 +4072,7 @@
         </w:tc>
         <w:tc>
           <w:tcPr>
-            <w:tcW w:w="1661" w:type="dxa"/>
+            <w:tcW w:w="1464" w:type="dxa"/>
           </w:tcPr>
           <w:p>
             <w:pPr>
@@ -4089,7 +4091,7 @@
         </w:tc>
         <w:tc>
           <w:tcPr>
-            <w:tcW w:w="1661" w:type="dxa"/>
+            <w:tcW w:w="1887" w:type="dxa"/>
           </w:tcPr>
           <w:p>
             <w:pPr>
@@ -4113,7 +4115,7 @@
         </w:trPr>
         <w:tc>
           <w:tcPr>
-            <w:tcW w:w="1660" w:type="dxa"/>
+            <w:tcW w:w="1652" w:type="dxa"/>
           </w:tcPr>
           <w:p>
             <w:pPr>
@@ -4132,7 +4134,7 @@
         </w:tc>
         <w:tc>
           <w:tcPr>
-            <w:tcW w:w="1660" w:type="dxa"/>
+            <w:tcW w:w="1651" w:type="dxa"/>
           </w:tcPr>
           <w:p>
             <w:pPr>
@@ -4151,7 +4153,7 @@
         </w:tc>
         <w:tc>
           <w:tcPr>
-            <w:tcW w:w="1660" w:type="dxa"/>
+            <w:tcW w:w="1654" w:type="dxa"/>
           </w:tcPr>
           <w:p>
             <w:pPr>
@@ -4170,7 +4172,7 @@
         </w:tc>
         <w:tc>
           <w:tcPr>
-            <w:tcW w:w="1660" w:type="dxa"/>
+            <w:tcW w:w="1654" w:type="dxa"/>
           </w:tcPr>
           <w:p>
             <w:pPr>
@@ -4189,7 +4191,7 @@
         </w:tc>
         <w:tc>
           <w:tcPr>
-            <w:tcW w:w="1661" w:type="dxa"/>
+            <w:tcW w:w="1464" w:type="dxa"/>
           </w:tcPr>
           <w:p>
             <w:pPr>
@@ -4208,7 +4210,7 @@
         </w:tc>
         <w:tc>
           <w:tcPr>
-            <w:tcW w:w="1661" w:type="dxa"/>
+            <w:tcW w:w="1887" w:type="dxa"/>
           </w:tcPr>
           <w:p>
             <w:pPr>
@@ -4229,7 +4231,7 @@
       <w:tr>
         <w:tc>
           <w:tcPr>
-            <w:tcW w:w="1660" w:type="dxa"/>
+            <w:tcW w:w="1652" w:type="dxa"/>
           </w:tcPr>
           <w:p>
             <w:pPr>
@@ -4248,7 +4250,7 @@
         </w:tc>
         <w:tc>
           <w:tcPr>
-            <w:tcW w:w="1660" w:type="dxa"/>
+            <w:tcW w:w="1651" w:type="dxa"/>
           </w:tcPr>
           <w:p>
             <w:pPr>
@@ -4267,7 +4269,7 @@
         </w:tc>
         <w:tc>
           <w:tcPr>
-            <w:tcW w:w="1660" w:type="dxa"/>
+            <w:tcW w:w="1654" w:type="dxa"/>
           </w:tcPr>
           <w:p>
             <w:pPr>
@@ -4286,7 +4288,7 @@
         </w:tc>
         <w:tc>
           <w:tcPr>
-            <w:tcW w:w="1660" w:type="dxa"/>
+            <w:tcW w:w="1654" w:type="dxa"/>
           </w:tcPr>
           <w:p>
             <w:pPr>
@@ -4305,7 +4307,7 @@
         </w:tc>
         <w:tc>
           <w:tcPr>
-            <w:tcW w:w="1661" w:type="dxa"/>
+            <w:tcW w:w="1464" w:type="dxa"/>
           </w:tcPr>
           <w:p>
             <w:pPr>
@@ -4324,7 +4326,7 @@
         </w:tc>
         <w:tc>
           <w:tcPr>
-            <w:tcW w:w="1661" w:type="dxa"/>
+            <w:tcW w:w="1887" w:type="dxa"/>
           </w:tcPr>
           <w:p>
             <w:pPr>
@@ -4348,7 +4350,7 @@
         </w:trPr>
         <w:tc>
           <w:tcPr>
-            <w:tcW w:w="1660" w:type="dxa"/>
+            <w:tcW w:w="1652" w:type="dxa"/>
           </w:tcPr>
           <w:p>
             <w:pPr>
@@ -4367,7 +4369,7 @@
         </w:tc>
         <w:tc>
           <w:tcPr>
-            <w:tcW w:w="1660" w:type="dxa"/>
+            <w:tcW w:w="1651" w:type="dxa"/>
           </w:tcPr>
           <w:p>
             <w:pPr>
@@ -4386,7 +4388,7 @@
         </w:tc>
         <w:tc>
           <w:tcPr>
-            <w:tcW w:w="1660" w:type="dxa"/>
+            <w:tcW w:w="1654" w:type="dxa"/>
           </w:tcPr>
           <w:p>
             <w:pPr>
@@ -4405,7 +4407,7 @@
         </w:tc>
         <w:tc>
           <w:tcPr>
-            <w:tcW w:w="1660" w:type="dxa"/>
+            <w:tcW w:w="1654" w:type="dxa"/>
           </w:tcPr>
           <w:p>
             <w:pPr>
@@ -4424,7 +4426,7 @@
         </w:tc>
         <w:tc>
           <w:tcPr>
-            <w:tcW w:w="1661" w:type="dxa"/>
+            <w:tcW w:w="1464" w:type="dxa"/>
           </w:tcPr>
           <w:p>
             <w:pPr>
@@ -4443,7 +4445,7 @@
         </w:tc>
         <w:tc>
           <w:tcPr>
-            <w:tcW w:w="1661" w:type="dxa"/>
+            <w:tcW w:w="1887" w:type="dxa"/>
           </w:tcPr>
           <w:p>
             <w:pPr>
@@ -4464,7 +4466,7 @@
       <w:tr>
         <w:tc>
           <w:tcPr>
-            <w:tcW w:w="1660" w:type="dxa"/>
+            <w:tcW w:w="1652" w:type="dxa"/>
           </w:tcPr>
           <w:p>
             <w:pPr>
@@ -4483,7 +4485,7 @@
         </w:tc>
         <w:tc>
           <w:tcPr>
-            <w:tcW w:w="1660" w:type="dxa"/>
+            <w:tcW w:w="1651" w:type="dxa"/>
           </w:tcPr>
           <w:p>
             <w:pPr>
@@ -4502,7 +4504,7 @@
         </w:tc>
         <w:tc>
           <w:tcPr>
-            <w:tcW w:w="1660" w:type="dxa"/>
+            <w:tcW w:w="1654" w:type="dxa"/>
           </w:tcPr>
           <w:p>
             <w:pPr>
@@ -4521,7 +4523,7 @@
         </w:tc>
         <w:tc>
           <w:tcPr>
-            <w:tcW w:w="1660" w:type="dxa"/>
+            <w:tcW w:w="1654" w:type="dxa"/>
           </w:tcPr>
           <w:p>
             <w:pPr>
@@ -4540,7 +4542,7 @@
         </w:tc>
         <w:tc>
           <w:tcPr>
-            <w:tcW w:w="1661" w:type="dxa"/>
+            <w:tcW w:w="1464" w:type="dxa"/>
           </w:tcPr>
           <w:p>
             <w:pPr>
@@ -4559,7 +4561,7 @@
         </w:tc>
         <w:tc>
           <w:tcPr>
-            <w:tcW w:w="1661" w:type="dxa"/>
+            <w:tcW w:w="1887" w:type="dxa"/>
           </w:tcPr>
           <w:p>
             <w:pPr>
@@ -4580,7 +4582,7 @@
     </w:tbl>
     <w:p>
       <w:pPr>
-        <w:ind w:firstLine="0"/>
+        <w:ind w:firstLine="708"/>
       </w:pPr>
       <w:r>
         <w:t>Nota. SENA, (2026).</w:t>
@@ -4588,23 +4590,17 @@
     </w:p>
     <w:p>
       <w:pPr>
-        <w:ind w:firstLine="0"/>
-      </w:pPr>
-    </w:p>
-    <w:p>
-      <w:pPr>
-        <w:rPr>
-          <w:b/>
-          <w:bCs/>
-        </w:rPr>
-      </w:pPr>
-      <w:r>
-        <w:rPr>
-          <w:rStyle w:val="Extranjerismo"/>
-          <w:b/>
-          <w:bCs/>
-        </w:rPr>
-        <w:lastRenderedPageBreak/>
+        <w:rPr>
+          <w:b/>
+          <w:bCs/>
+        </w:rPr>
+      </w:pPr>
+      <w:r>
+        <w:rPr>
+          <w:rStyle w:val="Extranjerismo"/>
+          <w:b/>
+          <w:bCs/>
+        </w:rPr>
         <w:t>The simple present in third person</w:t>
       </w:r>
       <w:r>
@@ -4616,6 +4612,11 @@
       </w:r>
     </w:p>
     <w:p>
+      <w:pPr>
+        <w:rPr>
+          <w:rStyle w:val="Extranjerismo"/>
+        </w:rPr>
+      </w:pPr>
       <w:r>
         <w:rPr>
           <w:rStyle w:val="Extranjerismo"/>
@@ -4661,9 +4662,9 @@
         <w:tblLook w:val="04A0" w:firstRow="1" w:lastRow="0" w:firstColumn="1" w:lastColumn="0" w:noHBand="0" w:noVBand="1"/>
       </w:tblPr>
       <w:tblGrid>
-        <w:gridCol w:w="2972"/>
-        <w:gridCol w:w="2008"/>
-        <w:gridCol w:w="2491"/>
+        <w:gridCol w:w="2405"/>
+        <w:gridCol w:w="2268"/>
+        <w:gridCol w:w="2798"/>
         <w:gridCol w:w="2491"/>
       </w:tblGrid>
       <w:tr>
@@ -4674,7 +4675,7 @@
         </w:trPr>
         <w:tc>
           <w:tcPr>
-            <w:tcW w:w="2972" w:type="dxa"/>
+            <w:tcW w:w="2405" w:type="dxa"/>
           </w:tcPr>
           <w:p>
             <w:pPr>
@@ -4693,7 +4694,7 @@
         </w:tc>
         <w:tc>
           <w:tcPr>
-            <w:tcW w:w="2008" w:type="dxa"/>
+            <w:tcW w:w="2268" w:type="dxa"/>
           </w:tcPr>
           <w:p>
             <w:pPr>
@@ -4707,6 +4708,25 @@
                 <w:rStyle w:val="Extranjerismo"/>
               </w:rPr>
               <w:t>Base Verb</w:t>
+            </w:r>
+          </w:p>
+        </w:tc>
+        <w:tc>
+          <w:tcPr>
+            <w:tcW w:w="2798" w:type="dxa"/>
+          </w:tcPr>
+          <w:p>
+            <w:pPr>
+              <w:pStyle w:val="TextoTablas"/>
+              <w:rPr>
+                <w:rStyle w:val="Extranjerismo"/>
+              </w:rPr>
+            </w:pPr>
+            <w:r>
+              <w:rPr>
+                <w:rStyle w:val="Extranjerismo"/>
+              </w:rPr>
+              <w:t>3rd Person Singular</w:t>
             </w:r>
           </w:p>
         </w:tc>
@@ -4725,7 +4745,69 @@
               <w:rPr>
                 <w:rStyle w:val="Extranjerismo"/>
               </w:rPr>
-              <w:t>3rd Person Singular</w:t>
+              <w:t>Explanation</w:t>
+            </w:r>
+          </w:p>
+        </w:tc>
+      </w:tr>
+      <w:tr>
+        <w:trPr>
+          <w:cnfStyle w:val="000000100000" w:firstRow="0" w:lastRow="0" w:firstColumn="0" w:lastColumn="0" w:oddVBand="0" w:evenVBand="0" w:oddHBand="1" w:evenHBand="0" w:firstRowFirstColumn="0" w:firstRowLastColumn="0" w:lastRowFirstColumn="0" w:lastRowLastColumn="0"/>
+        </w:trPr>
+        <w:tc>
+          <w:tcPr>
+            <w:tcW w:w="2405" w:type="dxa"/>
+          </w:tcPr>
+          <w:p>
+            <w:pPr>
+              <w:pStyle w:val="TextoTablas"/>
+              <w:rPr>
+                <w:rStyle w:val="Extranjerismo"/>
+              </w:rPr>
+            </w:pPr>
+            <w:r>
+              <w:rPr>
+                <w:rStyle w:val="Extranjerismo"/>
+              </w:rPr>
+              <w:t>Regular verbs</w:t>
+            </w:r>
+          </w:p>
+        </w:tc>
+        <w:tc>
+          <w:tcPr>
+            <w:tcW w:w="2268" w:type="dxa"/>
+          </w:tcPr>
+          <w:p>
+            <w:pPr>
+              <w:pStyle w:val="TextoTablas"/>
+              <w:rPr>
+                <w:rStyle w:val="Extranjerismo"/>
+              </w:rPr>
+            </w:pPr>
+            <w:r>
+              <w:rPr>
+                <w:rStyle w:val="Extranjerismo"/>
+              </w:rPr>
+              <w:t>Help</w:t>
+            </w:r>
+          </w:p>
+        </w:tc>
+        <w:tc>
+          <w:tcPr>
+            <w:tcW w:w="2798" w:type="dxa"/>
+          </w:tcPr>
+          <w:p>
+            <w:pPr>
+              <w:pStyle w:val="TextoTablas"/>
+              <w:rPr>
+                <w:rStyle w:val="Extranjerismo"/>
+              </w:rPr>
+            </w:pPr>
+            <w:r>
+              <w:rPr>
+                <w:rStyle w:val="Extranjerismo"/>
+              </w:rPr>
+              <w:t>Helps</w:t>
             </w:r>
           </w:p>
         </w:tc>
@@ -4744,7 +4826,204 @@
               <w:rPr>
                 <w:rStyle w:val="Extranjerismo"/>
               </w:rPr>
-              <w:t>Explanation</w:t>
+              <w:t xml:space="preserve">Add </w:t>
+            </w:r>
+            <w:r>
+              <w:rPr>
+                <w:rStyle w:val="Extranjerismo"/>
+              </w:rPr>
+              <w:t>– “</w:t>
+            </w:r>
+            <w:r>
+              <w:rPr>
+                <w:rStyle w:val="Extranjerismo"/>
+                <w:b/>
+                <w:bCs/>
+              </w:rPr>
+              <w:t>s</w:t>
+            </w:r>
+            <w:r>
+              <w:rPr>
+                <w:rStyle w:val="Extranjerismo"/>
+                <w:b/>
+                <w:bCs/>
+              </w:rPr>
+              <w:t>”</w:t>
+            </w:r>
+          </w:p>
+        </w:tc>
+      </w:tr>
+      <w:tr>
+        <w:tc>
+          <w:tcPr>
+            <w:tcW w:w="2405" w:type="dxa"/>
+          </w:tcPr>
+          <w:p>
+            <w:pPr>
+              <w:pStyle w:val="TextoTablas"/>
+              <w:rPr>
+                <w:rStyle w:val="Extranjerismo"/>
+              </w:rPr>
+            </w:pPr>
+            <w:r>
+              <w:rPr>
+                <w:rStyle w:val="Extranjerismo"/>
+              </w:rPr>
+              <w:lastRenderedPageBreak/>
+              <w:t>Verbs ending in “</w:t>
+            </w:r>
+            <w:r>
+              <w:rPr>
+                <w:rStyle w:val="Extranjerismo"/>
+                <w:b/>
+                <w:bCs/>
+              </w:rPr>
+              <w:t>ss</w:t>
+            </w:r>
+            <w:r>
+              <w:rPr>
+                <w:rStyle w:val="Extranjerismo"/>
+              </w:rPr>
+              <w:t>”, “</w:t>
+            </w:r>
+            <w:r>
+              <w:rPr>
+                <w:rStyle w:val="Extranjerismo"/>
+                <w:b/>
+                <w:bCs/>
+              </w:rPr>
+              <w:t>x</w:t>
+            </w:r>
+            <w:r>
+              <w:rPr>
+                <w:rStyle w:val="Extranjerismo"/>
+              </w:rPr>
+              <w:t>”, “</w:t>
+            </w:r>
+            <w:proofErr w:type="spellStart"/>
+            <w:r>
+              <w:rPr>
+                <w:rStyle w:val="Extranjerismo"/>
+                <w:b/>
+                <w:bCs/>
+              </w:rPr>
+              <w:t>ch</w:t>
+            </w:r>
+            <w:proofErr w:type="spellEnd"/>
+            <w:r>
+              <w:rPr>
+                <w:rStyle w:val="Extranjerismo"/>
+              </w:rPr>
+              <w:t>”, “</w:t>
+            </w:r>
+            <w:proofErr w:type="spellStart"/>
+            <w:r>
+              <w:rPr>
+                <w:rStyle w:val="Extranjerismo"/>
+                <w:b/>
+                <w:bCs/>
+              </w:rPr>
+              <w:t>sh</w:t>
+            </w:r>
+            <w:proofErr w:type="spellEnd"/>
+            <w:r>
+              <w:rPr>
+                <w:rStyle w:val="Extranjerismo"/>
+              </w:rPr>
+              <w:t>”, “</w:t>
+            </w:r>
+            <w:r>
+              <w:rPr>
+                <w:rStyle w:val="Extranjerismo"/>
+                <w:b/>
+                <w:bCs/>
+              </w:rPr>
+              <w:t>o</w:t>
+            </w:r>
+            <w:r>
+              <w:rPr>
+                <w:rStyle w:val="Extranjerismo"/>
+              </w:rPr>
+              <w:t>”</w:t>
+            </w:r>
+          </w:p>
+        </w:tc>
+        <w:tc>
+          <w:tcPr>
+            <w:tcW w:w="2268" w:type="dxa"/>
+          </w:tcPr>
+          <w:p>
+            <w:pPr>
+              <w:pStyle w:val="TextoTablas"/>
+              <w:rPr>
+                <w:rStyle w:val="Extranjerismo"/>
+              </w:rPr>
+            </w:pPr>
+            <w:r>
+              <w:rPr>
+                <w:rStyle w:val="Extranjerismo"/>
+              </w:rPr>
+              <w:t>Wash</w:t>
+            </w:r>
+          </w:p>
+        </w:tc>
+        <w:tc>
+          <w:tcPr>
+            <w:tcW w:w="2798" w:type="dxa"/>
+          </w:tcPr>
+          <w:p>
+            <w:pPr>
+              <w:pStyle w:val="TextoTablas"/>
+              <w:rPr>
+                <w:rStyle w:val="Extranjerismo"/>
+              </w:rPr>
+            </w:pPr>
+            <w:r>
+              <w:rPr>
+                <w:rStyle w:val="Extranjerismo"/>
+              </w:rPr>
+              <w:t>Washes</w:t>
+            </w:r>
+          </w:p>
+        </w:tc>
+        <w:tc>
+          <w:tcPr>
+            <w:tcW w:w="2491" w:type="dxa"/>
+          </w:tcPr>
+          <w:p>
+            <w:pPr>
+              <w:pStyle w:val="TextoTablas"/>
+              <w:rPr>
+                <w:rStyle w:val="Extranjerismo"/>
+              </w:rPr>
+            </w:pPr>
+            <w:r>
+              <w:rPr>
+                <w:rStyle w:val="Extranjerismo"/>
+              </w:rPr>
+              <w:t xml:space="preserve">Add </w:t>
+            </w:r>
+            <w:r>
+              <w:rPr>
+                <w:rStyle w:val="Extranjerismo"/>
+              </w:rPr>
+              <w:t>– “</w:t>
+            </w:r>
+            <w:r>
+              <w:rPr>
+                <w:rStyle w:val="Extranjerismo"/>
+                <w:b/>
+                <w:bCs/>
+              </w:rPr>
+              <w:t>es</w:t>
+            </w:r>
+            <w:r>
+              <w:rPr>
+                <w:rStyle w:val="Extranjerismo"/>
+                <w:b/>
+                <w:bCs/>
+              </w:rPr>
+              <w:t>”</w:t>
             </w:r>
           </w:p>
         </w:tc>
@@ -4755,7 +5034,7 @@
         </w:trPr>
         <w:tc>
           <w:tcPr>
-            <w:tcW w:w="2972" w:type="dxa"/>
+            <w:tcW w:w="2405" w:type="dxa"/>
           </w:tcPr>
           <w:p>
             <w:pPr>
@@ -4768,13 +5047,27 @@
               <w:rPr>
                 <w:rStyle w:val="Extranjerismo"/>
               </w:rPr>
-              <w:t>Regular verbs</w:t>
+              <w:t>Verbs ending in “</w:t>
+            </w:r>
+            <w:r>
+              <w:rPr>
+                <w:rStyle w:val="Extranjerismo"/>
+                <w:b/>
+                <w:bCs/>
+              </w:rPr>
+              <w:t>y</w:t>
+            </w:r>
+            <w:r>
+              <w:rPr>
+                <w:rStyle w:val="Extranjerismo"/>
+              </w:rPr>
+              <w:t>” after a consonant</w:t>
             </w:r>
           </w:p>
         </w:tc>
         <w:tc>
           <w:tcPr>
-            <w:tcW w:w="2008" w:type="dxa"/>
+            <w:tcW w:w="2268" w:type="dxa"/>
           </w:tcPr>
           <w:p>
             <w:pPr>
@@ -4787,7 +5080,26 @@
               <w:rPr>
                 <w:rStyle w:val="Extranjerismo"/>
               </w:rPr>
-              <w:t>Help</w:t>
+              <w:t>Carry</w:t>
+            </w:r>
+          </w:p>
+        </w:tc>
+        <w:tc>
+          <w:tcPr>
+            <w:tcW w:w="2798" w:type="dxa"/>
+          </w:tcPr>
+          <w:p>
+            <w:pPr>
+              <w:pStyle w:val="TextoTablas"/>
+              <w:rPr>
+                <w:rStyle w:val="Extranjerismo"/>
+              </w:rPr>
+            </w:pPr>
+            <w:r>
+              <w:rPr>
+                <w:rStyle w:val="Extranjerismo"/>
+              </w:rPr>
+              <w:t>Carries</w:t>
             </w:r>
           </w:p>
         </w:tc>
@@ -4806,7 +5118,132 @@
               <w:rPr>
                 <w:rStyle w:val="Extranjerismo"/>
               </w:rPr>
-              <w:t>Helps</w:t>
+              <w:t xml:space="preserve">Change </w:t>
+            </w:r>
+            <w:r>
+              <w:rPr>
+                <w:rStyle w:val="Extranjerismo"/>
+              </w:rPr>
+              <w:t>“</w:t>
+            </w:r>
+            <w:r>
+              <w:rPr>
+                <w:rStyle w:val="Extranjerismo"/>
+                <w:b/>
+                <w:bCs/>
+              </w:rPr>
+              <w:t>y</w:t>
+            </w:r>
+            <w:r>
+              <w:rPr>
+                <w:rStyle w:val="Extranjerismo"/>
+                <w:b/>
+                <w:bCs/>
+              </w:rPr>
+              <w:t>”</w:t>
+            </w:r>
+            <w:r>
+              <w:rPr>
+                <w:rStyle w:val="Extranjerismo"/>
+              </w:rPr>
+              <w:t xml:space="preserve"> → </w:t>
+            </w:r>
+            <w:r>
+              <w:rPr>
+                <w:rStyle w:val="Extranjerismo"/>
+              </w:rPr>
+              <w:t>“</w:t>
+            </w:r>
+            <w:proofErr w:type="spellStart"/>
+            <w:r>
+              <w:rPr>
+                <w:rStyle w:val="Extranjerismo"/>
+                <w:b/>
+                <w:bCs/>
+              </w:rPr>
+              <w:t>ies</w:t>
+            </w:r>
+            <w:proofErr w:type="spellEnd"/>
+            <w:r>
+              <w:rPr>
+                <w:rStyle w:val="Extranjerismo"/>
+                <w:b/>
+                <w:bCs/>
+              </w:rPr>
+              <w:t>”</w:t>
+            </w:r>
+          </w:p>
+        </w:tc>
+      </w:tr>
+      <w:tr>
+        <w:tc>
+          <w:tcPr>
+            <w:tcW w:w="2405" w:type="dxa"/>
+          </w:tcPr>
+          <w:p>
+            <w:pPr>
+              <w:pStyle w:val="TextoTablas"/>
+              <w:rPr>
+                <w:rStyle w:val="Extranjerismo"/>
+              </w:rPr>
+            </w:pPr>
+            <w:r>
+              <w:rPr>
+                <w:rStyle w:val="Extranjerismo"/>
+              </w:rPr>
+              <w:t>Verbs ending in “</w:t>
+            </w:r>
+            <w:r>
+              <w:rPr>
+                <w:rStyle w:val="Extranjerismo"/>
+                <w:b/>
+                <w:bCs/>
+              </w:rPr>
+              <w:t>y</w:t>
+            </w:r>
+            <w:r>
+              <w:rPr>
+                <w:rStyle w:val="Extranjerismo"/>
+              </w:rPr>
+              <w:t>” after a vowel</w:t>
+            </w:r>
+          </w:p>
+        </w:tc>
+        <w:tc>
+          <w:tcPr>
+            <w:tcW w:w="2268" w:type="dxa"/>
+          </w:tcPr>
+          <w:p>
+            <w:pPr>
+              <w:pStyle w:val="TextoTablas"/>
+              <w:rPr>
+                <w:rStyle w:val="Extranjerismo"/>
+              </w:rPr>
+            </w:pPr>
+            <w:r>
+              <w:rPr>
+                <w:rStyle w:val="Extranjerismo"/>
+              </w:rPr>
+              <w:t>Pay</w:t>
+            </w:r>
+          </w:p>
+        </w:tc>
+        <w:tc>
+          <w:tcPr>
+            <w:tcW w:w="2798" w:type="dxa"/>
+          </w:tcPr>
+          <w:p>
+            <w:pPr>
+              <w:pStyle w:val="TextoTablas"/>
+              <w:rPr>
+                <w:rStyle w:val="Extranjerismo"/>
+              </w:rPr>
+            </w:pPr>
+            <w:r>
+              <w:rPr>
+                <w:rStyle w:val="Extranjerismo"/>
+              </w:rPr>
+              <w:t>Pays</w:t>
             </w:r>
           </w:p>
         </w:tc>
@@ -4849,13 +5286,30 @@
               </w:rPr>
               <w:t>”</w:t>
             </w:r>
+            <w:r>
+              <w:rPr>
+                <w:rStyle w:val="Extranjerismo"/>
+                <w:b/>
+                <w:bCs/>
+              </w:rPr>
+              <w:t xml:space="preserve"> </w:t>
+            </w:r>
+            <w:r>
+              <w:rPr>
+                <w:rStyle w:val="Extranjerismo"/>
+              </w:rPr>
+              <w:t>only</w:t>
+            </w:r>
           </w:p>
         </w:tc>
       </w:tr>
       <w:tr>
+        <w:trPr>
+          <w:cnfStyle w:val="000000100000" w:firstRow="0" w:lastRow="0" w:firstColumn="0" w:lastColumn="0" w:oddVBand="0" w:evenVBand="0" w:oddHBand="1" w:evenHBand="0" w:firstRowFirstColumn="0" w:firstRowLastColumn="0" w:lastRowFirstColumn="0" w:lastRowLastColumn="0"/>
+        </w:trPr>
         <w:tc>
           <w:tcPr>
-            <w:tcW w:w="2972" w:type="dxa"/>
+            <w:tcW w:w="2405" w:type="dxa"/>
           </w:tcPr>
           <w:p>
             <w:pPr>
@@ -4868,83 +5322,13 @@
               <w:rPr>
                 <w:rStyle w:val="Extranjerismo"/>
               </w:rPr>
-              <w:t>Verbs ending in “</w:t>
-            </w:r>
-            <w:r>
-              <w:rPr>
-                <w:rStyle w:val="Extranjerismo"/>
-                <w:b/>
-                <w:bCs/>
-              </w:rPr>
-              <w:t>ss</w:t>
-            </w:r>
-            <w:r>
-              <w:rPr>
-                <w:rStyle w:val="Extranjerismo"/>
-              </w:rPr>
-              <w:t>”, “</w:t>
-            </w:r>
-            <w:r>
-              <w:rPr>
-                <w:rStyle w:val="Extranjerismo"/>
-                <w:b/>
-                <w:bCs/>
-              </w:rPr>
-              <w:t>x</w:t>
-            </w:r>
-            <w:r>
-              <w:rPr>
-                <w:rStyle w:val="Extranjerismo"/>
-              </w:rPr>
-              <w:t>”, “</w:t>
-            </w:r>
-            <w:r>
-              <w:rPr>
-                <w:rStyle w:val="Extranjerismo"/>
-                <w:b/>
-                <w:bCs/>
-              </w:rPr>
-              <w:t>ch</w:t>
-            </w:r>
-            <w:r>
-              <w:rPr>
-                <w:rStyle w:val="Extranjerismo"/>
-              </w:rPr>
-              <w:t>”, “</w:t>
-            </w:r>
-            <w:r>
-              <w:rPr>
-                <w:rStyle w:val="Extranjerismo"/>
-                <w:b/>
-                <w:bCs/>
-              </w:rPr>
-              <w:t>sh</w:t>
-            </w:r>
-            <w:r>
-              <w:rPr>
-                <w:rStyle w:val="Extranjerismo"/>
-              </w:rPr>
-              <w:t>”, “</w:t>
-            </w:r>
-            <w:r>
-              <w:rPr>
-                <w:rStyle w:val="Extranjerismo"/>
-                <w:b/>
-                <w:bCs/>
-              </w:rPr>
-              <w:t>o</w:t>
-            </w:r>
-            <w:r>
-              <w:rPr>
-                <w:rStyle w:val="Extranjerismo"/>
-              </w:rPr>
-              <w:t>”</w:t>
+              <w:t>Irregular verb</w:t>
             </w:r>
           </w:p>
         </w:tc>
         <w:tc>
           <w:tcPr>
-            <w:tcW w:w="2008" w:type="dxa"/>
+            <w:tcW w:w="2268" w:type="dxa"/>
           </w:tcPr>
           <w:p>
             <w:pPr>
@@ -4957,7 +5341,26 @@
               <w:rPr>
                 <w:rStyle w:val="Extranjerismo"/>
               </w:rPr>
-              <w:t>Wash</w:t>
+              <w:t>Have</w:t>
+            </w:r>
+          </w:p>
+        </w:tc>
+        <w:tc>
+          <w:tcPr>
+            <w:tcW w:w="2798" w:type="dxa"/>
+          </w:tcPr>
+          <w:p>
+            <w:pPr>
+              <w:pStyle w:val="TextoTablas"/>
+              <w:rPr>
+                <w:rStyle w:val="Extranjerismo"/>
+              </w:rPr>
+            </w:pPr>
+            <w:r>
+              <w:rPr>
+                <w:rStyle w:val="Extranjerismo"/>
+              </w:rPr>
+              <w:t>Has</w:t>
             </w:r>
           </w:p>
         </w:tc>
@@ -4976,401 +5379,6 @@
               <w:rPr>
                 <w:rStyle w:val="Extranjerismo"/>
               </w:rPr>
-              <w:t>Washes</w:t>
-            </w:r>
-          </w:p>
-        </w:tc>
-        <w:tc>
-          <w:tcPr>
-            <w:tcW w:w="2491" w:type="dxa"/>
-          </w:tcPr>
-          <w:p>
-            <w:pPr>
-              <w:pStyle w:val="TextoTablas"/>
-              <w:rPr>
-                <w:rStyle w:val="Extranjerismo"/>
-              </w:rPr>
-            </w:pPr>
-            <w:r>
-              <w:rPr>
-                <w:rStyle w:val="Extranjerismo"/>
-              </w:rPr>
-              <w:t xml:space="preserve">Add </w:t>
-            </w:r>
-            <w:r>
-              <w:rPr>
-                <w:rStyle w:val="Extranjerismo"/>
-              </w:rPr>
-              <w:t>– “</w:t>
-            </w:r>
-            <w:r>
-              <w:rPr>
-                <w:rStyle w:val="Extranjerismo"/>
-                <w:b/>
-                <w:bCs/>
-              </w:rPr>
-              <w:t>es</w:t>
-            </w:r>
-            <w:r>
-              <w:rPr>
-                <w:rStyle w:val="Extranjerismo"/>
-                <w:b/>
-                <w:bCs/>
-              </w:rPr>
-              <w:t>”</w:t>
-            </w:r>
-          </w:p>
-        </w:tc>
-      </w:tr>
-      <w:tr>
-        <w:trPr>
-          <w:cnfStyle w:val="000000100000" w:firstRow="0" w:lastRow="0" w:firstColumn="0" w:lastColumn="0" w:oddVBand="0" w:evenVBand="0" w:oddHBand="1" w:evenHBand="0" w:firstRowFirstColumn="0" w:firstRowLastColumn="0" w:lastRowFirstColumn="0" w:lastRowLastColumn="0"/>
-        </w:trPr>
-        <w:tc>
-          <w:tcPr>
-            <w:tcW w:w="2972" w:type="dxa"/>
-          </w:tcPr>
-          <w:p>
-            <w:pPr>
-              <w:pStyle w:val="TextoTablas"/>
-              <w:rPr>
-                <w:rStyle w:val="Extranjerismo"/>
-              </w:rPr>
-            </w:pPr>
-            <w:r>
-              <w:rPr>
-                <w:rStyle w:val="Extranjerismo"/>
-              </w:rPr>
-              <w:t>Verbs ending in “</w:t>
-            </w:r>
-            <w:r>
-              <w:rPr>
-                <w:rStyle w:val="Extranjerismo"/>
-                <w:b/>
-                <w:bCs/>
-              </w:rPr>
-              <w:t>y</w:t>
-            </w:r>
-            <w:r>
-              <w:rPr>
-                <w:rStyle w:val="Extranjerismo"/>
-              </w:rPr>
-              <w:t>” after a consonant</w:t>
-            </w:r>
-          </w:p>
-        </w:tc>
-        <w:tc>
-          <w:tcPr>
-            <w:tcW w:w="2008" w:type="dxa"/>
-          </w:tcPr>
-          <w:p>
-            <w:pPr>
-              <w:pStyle w:val="TextoTablas"/>
-              <w:rPr>
-                <w:rStyle w:val="Extranjerismo"/>
-              </w:rPr>
-            </w:pPr>
-            <w:r>
-              <w:rPr>
-                <w:rStyle w:val="Extranjerismo"/>
-              </w:rPr>
-              <w:t>Carry</w:t>
-            </w:r>
-          </w:p>
-        </w:tc>
-        <w:tc>
-          <w:tcPr>
-            <w:tcW w:w="2491" w:type="dxa"/>
-          </w:tcPr>
-          <w:p>
-            <w:pPr>
-              <w:pStyle w:val="TextoTablas"/>
-              <w:rPr>
-                <w:rStyle w:val="Extranjerismo"/>
-              </w:rPr>
-            </w:pPr>
-            <w:r>
-              <w:rPr>
-                <w:rStyle w:val="Extranjerismo"/>
-              </w:rPr>
-              <w:t>Carries</w:t>
-            </w:r>
-          </w:p>
-        </w:tc>
-        <w:tc>
-          <w:tcPr>
-            <w:tcW w:w="2491" w:type="dxa"/>
-          </w:tcPr>
-          <w:p>
-            <w:pPr>
-              <w:pStyle w:val="TextoTablas"/>
-              <w:rPr>
-                <w:rStyle w:val="Extranjerismo"/>
-              </w:rPr>
-            </w:pPr>
-            <w:r>
-              <w:rPr>
-                <w:rStyle w:val="Extranjerismo"/>
-              </w:rPr>
-              <w:t xml:space="preserve">Change </w:t>
-            </w:r>
-            <w:r>
-              <w:rPr>
-                <w:rStyle w:val="Extranjerismo"/>
-              </w:rPr>
-              <w:t>“</w:t>
-            </w:r>
-            <w:r>
-              <w:rPr>
-                <w:rStyle w:val="Extranjerismo"/>
-                <w:b/>
-                <w:bCs/>
-              </w:rPr>
-              <w:t>y</w:t>
-            </w:r>
-            <w:r>
-              <w:rPr>
-                <w:rStyle w:val="Extranjerismo"/>
-                <w:b/>
-                <w:bCs/>
-              </w:rPr>
-              <w:t>”</w:t>
-            </w:r>
-            <w:r>
-              <w:rPr>
-                <w:rStyle w:val="Extranjerismo"/>
-              </w:rPr>
-              <w:t xml:space="preserve"> → </w:t>
-            </w:r>
-            <w:r>
-              <w:rPr>
-                <w:rStyle w:val="Extranjerismo"/>
-              </w:rPr>
-              <w:t>“</w:t>
-            </w:r>
-            <w:r>
-              <w:rPr>
-                <w:rStyle w:val="Extranjerismo"/>
-                <w:b/>
-                <w:bCs/>
-              </w:rPr>
-              <w:t>ies</w:t>
-            </w:r>
-            <w:r>
-              <w:rPr>
-                <w:rStyle w:val="Extranjerismo"/>
-                <w:b/>
-                <w:bCs/>
-              </w:rPr>
-              <w:t>”</w:t>
-            </w:r>
-          </w:p>
-        </w:tc>
-      </w:tr>
-      <w:tr>
-        <w:tc>
-          <w:tcPr>
-            <w:tcW w:w="2972" w:type="dxa"/>
-          </w:tcPr>
-          <w:p>
-            <w:pPr>
-              <w:pStyle w:val="TextoTablas"/>
-              <w:rPr>
-                <w:rStyle w:val="Extranjerismo"/>
-              </w:rPr>
-            </w:pPr>
-            <w:r>
-              <w:rPr>
-                <w:rStyle w:val="Extranjerismo"/>
-              </w:rPr>
-              <w:t>Verbs ending in “</w:t>
-            </w:r>
-            <w:r>
-              <w:rPr>
-                <w:rStyle w:val="Extranjerismo"/>
-                <w:b/>
-                <w:bCs/>
-              </w:rPr>
-              <w:t>y</w:t>
-            </w:r>
-            <w:r>
-              <w:rPr>
-                <w:rStyle w:val="Extranjerismo"/>
-              </w:rPr>
-              <w:t>” after a vowel</w:t>
-            </w:r>
-          </w:p>
-        </w:tc>
-        <w:tc>
-          <w:tcPr>
-            <w:tcW w:w="2008" w:type="dxa"/>
-          </w:tcPr>
-          <w:p>
-            <w:pPr>
-              <w:pStyle w:val="TextoTablas"/>
-              <w:rPr>
-                <w:rStyle w:val="Extranjerismo"/>
-              </w:rPr>
-            </w:pPr>
-            <w:r>
-              <w:rPr>
-                <w:rStyle w:val="Extranjerismo"/>
-              </w:rPr>
-              <w:t>Pay</w:t>
-            </w:r>
-          </w:p>
-        </w:tc>
-        <w:tc>
-          <w:tcPr>
-            <w:tcW w:w="2491" w:type="dxa"/>
-          </w:tcPr>
-          <w:p>
-            <w:pPr>
-              <w:pStyle w:val="TextoTablas"/>
-              <w:rPr>
-                <w:rStyle w:val="Extranjerismo"/>
-              </w:rPr>
-            </w:pPr>
-            <w:r>
-              <w:rPr>
-                <w:rStyle w:val="Extranjerismo"/>
-              </w:rPr>
-              <w:t>Pays</w:t>
-            </w:r>
-          </w:p>
-        </w:tc>
-        <w:tc>
-          <w:tcPr>
-            <w:tcW w:w="2491" w:type="dxa"/>
-          </w:tcPr>
-          <w:p>
-            <w:pPr>
-              <w:pStyle w:val="TextoTablas"/>
-              <w:rPr>
-                <w:rStyle w:val="Extranjerismo"/>
-              </w:rPr>
-            </w:pPr>
-            <w:r>
-              <w:rPr>
-                <w:rStyle w:val="Extranjerismo"/>
-              </w:rPr>
-              <w:t xml:space="preserve">Add </w:t>
-            </w:r>
-            <w:r>
-              <w:rPr>
-                <w:rStyle w:val="Extranjerismo"/>
-              </w:rPr>
-              <w:t>– “</w:t>
-            </w:r>
-            <w:r>
-              <w:rPr>
-                <w:rStyle w:val="Extranjerismo"/>
-                <w:b/>
-                <w:bCs/>
-              </w:rPr>
-              <w:t>s</w:t>
-            </w:r>
-            <w:r>
-              <w:rPr>
-                <w:rStyle w:val="Extranjerismo"/>
-                <w:b/>
-                <w:bCs/>
-              </w:rPr>
-              <w:t>”</w:t>
-            </w:r>
-            <w:r>
-              <w:rPr>
-                <w:rStyle w:val="Extranjerismo"/>
-                <w:b/>
-                <w:bCs/>
-              </w:rPr>
-              <w:t xml:space="preserve"> </w:t>
-            </w:r>
-            <w:r>
-              <w:rPr>
-                <w:rStyle w:val="Extranjerismo"/>
-              </w:rPr>
-              <w:t>only</w:t>
-            </w:r>
-          </w:p>
-        </w:tc>
-      </w:tr>
-      <w:tr>
-        <w:trPr>
-          <w:cnfStyle w:val="000000100000" w:firstRow="0" w:lastRow="0" w:firstColumn="0" w:lastColumn="0" w:oddVBand="0" w:evenVBand="0" w:oddHBand="1" w:evenHBand="0" w:firstRowFirstColumn="0" w:firstRowLastColumn="0" w:lastRowFirstColumn="0" w:lastRowLastColumn="0"/>
-        </w:trPr>
-        <w:tc>
-          <w:tcPr>
-            <w:tcW w:w="2972" w:type="dxa"/>
-          </w:tcPr>
-          <w:p>
-            <w:pPr>
-              <w:pStyle w:val="TextoTablas"/>
-              <w:rPr>
-                <w:rStyle w:val="Extranjerismo"/>
-              </w:rPr>
-            </w:pPr>
-            <w:r>
-              <w:rPr>
-                <w:rStyle w:val="Extranjerismo"/>
-              </w:rPr>
-              <w:t>Irregular verb</w:t>
-            </w:r>
-          </w:p>
-        </w:tc>
-        <w:tc>
-          <w:tcPr>
-            <w:tcW w:w="2008" w:type="dxa"/>
-          </w:tcPr>
-          <w:p>
-            <w:pPr>
-              <w:pStyle w:val="TextoTablas"/>
-              <w:rPr>
-                <w:rStyle w:val="Extranjerismo"/>
-              </w:rPr>
-            </w:pPr>
-            <w:r>
-              <w:rPr>
-                <w:rStyle w:val="Extranjerismo"/>
-              </w:rPr>
-              <w:t>Have</w:t>
-            </w:r>
-          </w:p>
-        </w:tc>
-        <w:tc>
-          <w:tcPr>
-            <w:tcW w:w="2491" w:type="dxa"/>
-          </w:tcPr>
-          <w:p>
-            <w:pPr>
-              <w:pStyle w:val="TextoTablas"/>
-              <w:rPr>
-                <w:rStyle w:val="Extranjerismo"/>
-              </w:rPr>
-            </w:pPr>
-            <w:r>
-              <w:rPr>
-                <w:rStyle w:val="Extranjerismo"/>
-              </w:rPr>
-              <w:t>Has</w:t>
-            </w:r>
-          </w:p>
-        </w:tc>
-        <w:tc>
-          <w:tcPr>
-            <w:tcW w:w="2491" w:type="dxa"/>
-          </w:tcPr>
-          <w:p>
-            <w:pPr>
-              <w:pStyle w:val="TextoTablas"/>
-              <w:rPr>
-                <w:rStyle w:val="Extranjerismo"/>
-              </w:rPr>
-            </w:pPr>
-            <w:r>
-              <w:rPr>
-                <w:rStyle w:val="Extranjerismo"/>
-              </w:rPr>
               <w:t>Irregular form</w:t>
             </w:r>
           </w:p>
@@ -5379,7 +5387,7 @@
     </w:tbl>
     <w:p>
       <w:pPr>
-        <w:ind w:firstLine="0"/>
+        <w:ind w:firstLine="708"/>
       </w:pPr>
       <w:r>
         <w:t>Nota. SENA, (2026).</w:t>
@@ -5415,8 +5423,8 @@
         <w:tblLook w:val="04A0" w:firstRow="1" w:lastRow="0" w:firstColumn="1" w:lastColumn="0" w:noHBand="0" w:noVBand="1"/>
       </w:tblPr>
       <w:tblGrid>
-        <w:gridCol w:w="1660"/>
-        <w:gridCol w:w="1660"/>
+        <w:gridCol w:w="1980"/>
+        <w:gridCol w:w="1340"/>
         <w:gridCol w:w="1660"/>
         <w:gridCol w:w="1660"/>
         <w:gridCol w:w="1661"/>
@@ -5430,7 +5438,7 @@
         </w:trPr>
         <w:tc>
           <w:tcPr>
-            <w:tcW w:w="1660" w:type="dxa"/>
+            <w:tcW w:w="1980" w:type="dxa"/>
           </w:tcPr>
           <w:p>
             <w:pPr>
@@ -5444,6 +5452,25 @@
                 <w:rStyle w:val="Extranjerismo"/>
               </w:rPr>
               <w:t>Subject</w:t>
+            </w:r>
+          </w:p>
+        </w:tc>
+        <w:tc>
+          <w:tcPr>
+            <w:tcW w:w="1340" w:type="dxa"/>
+          </w:tcPr>
+          <w:p>
+            <w:pPr>
+              <w:pStyle w:val="TextoTablas"/>
+              <w:rPr>
+                <w:rStyle w:val="Extranjerismo"/>
+              </w:rPr>
+            </w:pPr>
+            <w:r>
+              <w:rPr>
+                <w:rStyle w:val="Extranjerismo"/>
+              </w:rPr>
+              <w:t>Help</w:t>
             </w:r>
           </w:p>
         </w:tc>
@@ -5462,7 +5489,7 @@
               <w:rPr>
                 <w:rStyle w:val="Extranjerismo"/>
               </w:rPr>
-              <w:t>Help</w:t>
+              <w:t>Wash</w:t>
             </w:r>
           </w:p>
         </w:tc>
@@ -5481,7 +5508,88 @@
               <w:rPr>
                 <w:rStyle w:val="Extranjerismo"/>
               </w:rPr>
-              <w:t>Wash</w:t>
+              <w:t>Carry</w:t>
+            </w:r>
+          </w:p>
+        </w:tc>
+        <w:tc>
+          <w:tcPr>
+            <w:tcW w:w="1661" w:type="dxa"/>
+          </w:tcPr>
+          <w:p>
+            <w:pPr>
+              <w:pStyle w:val="TextoTablas"/>
+              <w:rPr>
+                <w:rStyle w:val="Extranjerismo"/>
+              </w:rPr>
+            </w:pPr>
+            <w:r>
+              <w:rPr>
+                <w:rStyle w:val="Extranjerismo"/>
+              </w:rPr>
+              <w:t>Pay</w:t>
+            </w:r>
+          </w:p>
+        </w:tc>
+        <w:tc>
+          <w:tcPr>
+            <w:tcW w:w="1661" w:type="dxa"/>
+          </w:tcPr>
+          <w:p>
+            <w:pPr>
+              <w:pStyle w:val="TextoTablas"/>
+              <w:rPr>
+                <w:rStyle w:val="Extranjerismo"/>
+              </w:rPr>
+            </w:pPr>
+            <w:r>
+              <w:rPr>
+                <w:rStyle w:val="Extranjerismo"/>
+              </w:rPr>
+              <w:t>Have</w:t>
+            </w:r>
+          </w:p>
+        </w:tc>
+      </w:tr>
+      <w:tr>
+        <w:trPr>
+          <w:cnfStyle w:val="000000100000" w:firstRow="0" w:lastRow="0" w:firstColumn="0" w:lastColumn="0" w:oddVBand="0" w:evenVBand="0" w:oddHBand="1" w:evenHBand="0" w:firstRowFirstColumn="0" w:firstRowLastColumn="0" w:lastRowFirstColumn="0" w:lastRowLastColumn="0"/>
+        </w:trPr>
+        <w:tc>
+          <w:tcPr>
+            <w:tcW w:w="1980" w:type="dxa"/>
+          </w:tcPr>
+          <w:p>
+            <w:pPr>
+              <w:pStyle w:val="TextoTablas"/>
+              <w:rPr>
+                <w:rStyle w:val="Extranjerismo"/>
+              </w:rPr>
+            </w:pPr>
+            <w:r>
+              <w:rPr>
+                <w:rStyle w:val="Extranjerismo"/>
+              </w:rPr>
+              <w:t>I</w:t>
+            </w:r>
+          </w:p>
+        </w:tc>
+        <w:tc>
+          <w:tcPr>
+            <w:tcW w:w="1340" w:type="dxa"/>
+          </w:tcPr>
+          <w:p>
+            <w:pPr>
+              <w:pStyle w:val="TextoTablas"/>
+              <w:rPr>
+                <w:rStyle w:val="Extranjerismo"/>
+              </w:rPr>
+            </w:pPr>
+            <w:r>
+              <w:rPr>
+                <w:rStyle w:val="Extranjerismo"/>
+              </w:rPr>
+              <w:t>Help</w:t>
             </w:r>
           </w:p>
         </w:tc>
@@ -5500,6 +5608,25 @@
               <w:rPr>
                 <w:rStyle w:val="Extranjerismo"/>
               </w:rPr>
+              <w:t>Wash</w:t>
+            </w:r>
+          </w:p>
+        </w:tc>
+        <w:tc>
+          <w:tcPr>
+            <w:tcW w:w="1660" w:type="dxa"/>
+          </w:tcPr>
+          <w:p>
+            <w:pPr>
+              <w:pStyle w:val="TextoTablas"/>
+              <w:rPr>
+                <w:rStyle w:val="Extranjerismo"/>
+              </w:rPr>
+            </w:pPr>
+            <w:r>
+              <w:rPr>
+                <w:rStyle w:val="Extranjerismo"/>
+              </w:rPr>
               <w:t>Carry</w:t>
             </w:r>
           </w:p>
@@ -5544,12 +5671,9 @@
         </w:tc>
       </w:tr>
       <w:tr>
-        <w:trPr>
-          <w:cnfStyle w:val="000000100000" w:firstRow="0" w:lastRow="0" w:firstColumn="0" w:lastColumn="0" w:oddVBand="0" w:evenVBand="0" w:oddHBand="1" w:evenHBand="0" w:firstRowFirstColumn="0" w:firstRowLastColumn="0" w:lastRowFirstColumn="0" w:lastRowLastColumn="0"/>
-        </w:trPr>
         <w:tc>
           <w:tcPr>
-            <w:tcW w:w="1660" w:type="dxa"/>
+            <w:tcW w:w="1980" w:type="dxa"/>
           </w:tcPr>
           <w:p>
             <w:pPr>
@@ -5562,7 +5686,26 @@
               <w:rPr>
                 <w:rStyle w:val="Extranjerismo"/>
               </w:rPr>
-              <w:t>I</w:t>
+              <w:t>You</w:t>
+            </w:r>
+          </w:p>
+        </w:tc>
+        <w:tc>
+          <w:tcPr>
+            <w:tcW w:w="1340" w:type="dxa"/>
+          </w:tcPr>
+          <w:p>
+            <w:pPr>
+              <w:pStyle w:val="TextoTablas"/>
+              <w:rPr>
+                <w:rStyle w:val="Extranjerismo"/>
+              </w:rPr>
+            </w:pPr>
+            <w:r>
+              <w:rPr>
+                <w:rStyle w:val="Extranjerismo"/>
+              </w:rPr>
+              <w:t>Help</w:t>
             </w:r>
           </w:p>
         </w:tc>
@@ -5581,7 +5724,7 @@
               <w:rPr>
                 <w:rStyle w:val="Extranjerismo"/>
               </w:rPr>
-              <w:t>Help</w:t>
+              <w:t>Wash</w:t>
             </w:r>
           </w:p>
         </w:tc>
@@ -5600,7 +5743,88 @@
               <w:rPr>
                 <w:rStyle w:val="Extranjerismo"/>
               </w:rPr>
-              <w:t>Wash</w:t>
+              <w:t>Carry</w:t>
+            </w:r>
+          </w:p>
+        </w:tc>
+        <w:tc>
+          <w:tcPr>
+            <w:tcW w:w="1661" w:type="dxa"/>
+          </w:tcPr>
+          <w:p>
+            <w:pPr>
+              <w:pStyle w:val="TextoTablas"/>
+              <w:rPr>
+                <w:rStyle w:val="Extranjerismo"/>
+              </w:rPr>
+            </w:pPr>
+            <w:r>
+              <w:rPr>
+                <w:rStyle w:val="Extranjerismo"/>
+              </w:rPr>
+              <w:t>Pay</w:t>
+            </w:r>
+          </w:p>
+        </w:tc>
+        <w:tc>
+          <w:tcPr>
+            <w:tcW w:w="1661" w:type="dxa"/>
+          </w:tcPr>
+          <w:p>
+            <w:pPr>
+              <w:pStyle w:val="TextoTablas"/>
+              <w:rPr>
+                <w:rStyle w:val="Extranjerismo"/>
+              </w:rPr>
+            </w:pPr>
+            <w:r>
+              <w:rPr>
+                <w:rStyle w:val="Extranjerismo"/>
+              </w:rPr>
+              <w:t>Have</w:t>
+            </w:r>
+          </w:p>
+        </w:tc>
+      </w:tr>
+      <w:tr>
+        <w:trPr>
+          <w:cnfStyle w:val="000000100000" w:firstRow="0" w:lastRow="0" w:firstColumn="0" w:lastColumn="0" w:oddVBand="0" w:evenVBand="0" w:oddHBand="1" w:evenHBand="0" w:firstRowFirstColumn="0" w:firstRowLastColumn="0" w:lastRowFirstColumn="0" w:lastRowLastColumn="0"/>
+        </w:trPr>
+        <w:tc>
+          <w:tcPr>
+            <w:tcW w:w="1980" w:type="dxa"/>
+          </w:tcPr>
+          <w:p>
+            <w:pPr>
+              <w:pStyle w:val="TextoTablas"/>
+              <w:rPr>
+                <w:rStyle w:val="Extranjerismo"/>
+              </w:rPr>
+            </w:pPr>
+            <w:r>
+              <w:rPr>
+                <w:rStyle w:val="Extranjerismo"/>
+              </w:rPr>
+              <w:t>He / She / It</w:t>
+            </w:r>
+          </w:p>
+        </w:tc>
+        <w:tc>
+          <w:tcPr>
+            <w:tcW w:w="1340" w:type="dxa"/>
+          </w:tcPr>
+          <w:p>
+            <w:pPr>
+              <w:pStyle w:val="TextoTablas"/>
+              <w:rPr>
+                <w:rStyle w:val="Extranjerismo"/>
+              </w:rPr>
+            </w:pPr>
+            <w:r>
+              <w:rPr>
+                <w:rStyle w:val="Extranjerismo"/>
+              </w:rPr>
+              <w:t>Helps</w:t>
             </w:r>
           </w:p>
         </w:tc>
@@ -5619,7 +5843,26 @@
               <w:rPr>
                 <w:rStyle w:val="Extranjerismo"/>
               </w:rPr>
-              <w:t>Carry</w:t>
+              <w:t>Washes</w:t>
+            </w:r>
+          </w:p>
+        </w:tc>
+        <w:tc>
+          <w:tcPr>
+            <w:tcW w:w="1660" w:type="dxa"/>
+          </w:tcPr>
+          <w:p>
+            <w:pPr>
+              <w:pStyle w:val="TextoTablas"/>
+              <w:rPr>
+                <w:rStyle w:val="Extranjerismo"/>
+              </w:rPr>
+            </w:pPr>
+            <w:r>
+              <w:rPr>
+                <w:rStyle w:val="Extranjerismo"/>
+              </w:rPr>
+              <w:t>Carries</w:t>
             </w:r>
           </w:p>
         </w:tc>
@@ -5638,7 +5881,7 @@
               <w:rPr>
                 <w:rStyle w:val="Extranjerismo"/>
               </w:rPr>
-              <w:t>Pay</w:t>
+              <w:t>Pays</w:t>
             </w:r>
           </w:p>
         </w:tc>
@@ -5657,7 +5900,7 @@
               <w:rPr>
                 <w:rStyle w:val="Extranjerismo"/>
               </w:rPr>
-              <w:t>Have</w:t>
+              <w:t>Has</w:t>
             </w:r>
           </w:p>
         </w:tc>
@@ -5665,7 +5908,7 @@
       <w:tr>
         <w:tc>
           <w:tcPr>
-            <w:tcW w:w="1660" w:type="dxa"/>
+            <w:tcW w:w="1980" w:type="dxa"/>
           </w:tcPr>
           <w:p>
             <w:pPr>
@@ -5678,7 +5921,26 @@
               <w:rPr>
                 <w:rStyle w:val="Extranjerismo"/>
               </w:rPr>
-              <w:t>You</w:t>
+              <w:t>We</w:t>
+            </w:r>
+          </w:p>
+        </w:tc>
+        <w:tc>
+          <w:tcPr>
+            <w:tcW w:w="1340" w:type="dxa"/>
+          </w:tcPr>
+          <w:p>
+            <w:pPr>
+              <w:pStyle w:val="TextoTablas"/>
+              <w:rPr>
+                <w:rStyle w:val="Extranjerismo"/>
+              </w:rPr>
+            </w:pPr>
+            <w:r>
+              <w:rPr>
+                <w:rStyle w:val="Extranjerismo"/>
+              </w:rPr>
+              <w:t>Help</w:t>
             </w:r>
           </w:p>
         </w:tc>
@@ -5697,7 +5959,7 @@
               <w:rPr>
                 <w:rStyle w:val="Extranjerismo"/>
               </w:rPr>
-              <w:t>Help</w:t>
+              <w:t>Wash</w:t>
             </w:r>
           </w:p>
         </w:tc>
@@ -5716,7 +5978,88 @@
               <w:rPr>
                 <w:rStyle w:val="Extranjerismo"/>
               </w:rPr>
-              <w:t>Wash</w:t>
+              <w:t>Carry</w:t>
+            </w:r>
+          </w:p>
+        </w:tc>
+        <w:tc>
+          <w:tcPr>
+            <w:tcW w:w="1661" w:type="dxa"/>
+          </w:tcPr>
+          <w:p>
+            <w:pPr>
+              <w:pStyle w:val="TextoTablas"/>
+              <w:rPr>
+                <w:rStyle w:val="Extranjerismo"/>
+              </w:rPr>
+            </w:pPr>
+            <w:r>
+              <w:rPr>
+                <w:rStyle w:val="Extranjerismo"/>
+              </w:rPr>
+              <w:t>Pay</w:t>
+            </w:r>
+          </w:p>
+        </w:tc>
+        <w:tc>
+          <w:tcPr>
+            <w:tcW w:w="1661" w:type="dxa"/>
+          </w:tcPr>
+          <w:p>
+            <w:pPr>
+              <w:pStyle w:val="TextoTablas"/>
+              <w:rPr>
+                <w:rStyle w:val="Extranjerismo"/>
+              </w:rPr>
+            </w:pPr>
+            <w:r>
+              <w:rPr>
+                <w:rStyle w:val="Extranjerismo"/>
+              </w:rPr>
+              <w:t>Have</w:t>
+            </w:r>
+          </w:p>
+        </w:tc>
+      </w:tr>
+      <w:tr>
+        <w:trPr>
+          <w:cnfStyle w:val="000000100000" w:firstRow="0" w:lastRow="0" w:firstColumn="0" w:lastColumn="0" w:oddVBand="0" w:evenVBand="0" w:oddHBand="1" w:evenHBand="0" w:firstRowFirstColumn="0" w:firstRowLastColumn="0" w:lastRowFirstColumn="0" w:lastRowLastColumn="0"/>
+        </w:trPr>
+        <w:tc>
+          <w:tcPr>
+            <w:tcW w:w="1980" w:type="dxa"/>
+          </w:tcPr>
+          <w:p>
+            <w:pPr>
+              <w:pStyle w:val="TextoTablas"/>
+              <w:rPr>
+                <w:rStyle w:val="Extranjerismo"/>
+              </w:rPr>
+            </w:pPr>
+            <w:r>
+              <w:rPr>
+                <w:rStyle w:val="Extranjerismo"/>
+              </w:rPr>
+              <w:t>They</w:t>
+            </w:r>
+          </w:p>
+        </w:tc>
+        <w:tc>
+          <w:tcPr>
+            <w:tcW w:w="1340" w:type="dxa"/>
+          </w:tcPr>
+          <w:p>
+            <w:pPr>
+              <w:pStyle w:val="TextoTablas"/>
+              <w:rPr>
+                <w:rStyle w:val="Extranjerismo"/>
+              </w:rPr>
+            </w:pPr>
+            <w:r>
+              <w:rPr>
+                <w:rStyle w:val="Extranjerismo"/>
+              </w:rPr>
+              <w:t>Help</w:t>
             </w:r>
           </w:p>
         </w:tc>
@@ -5735,6 +6078,25 @@
               <w:rPr>
                 <w:rStyle w:val="Extranjerismo"/>
               </w:rPr>
+              <w:t>Wash</w:t>
+            </w:r>
+          </w:p>
+        </w:tc>
+        <w:tc>
+          <w:tcPr>
+            <w:tcW w:w="1660" w:type="dxa"/>
+          </w:tcPr>
+          <w:p>
+            <w:pPr>
+              <w:pStyle w:val="TextoTablas"/>
+              <w:rPr>
+                <w:rStyle w:val="Extranjerismo"/>
+              </w:rPr>
+            </w:pPr>
+            <w:r>
+              <w:rPr>
+                <w:rStyle w:val="Extranjerismo"/>
+              </w:rPr>
               <w:t>Carry</w:t>
             </w:r>
           </w:p>
@@ -5778,383 +6140,38 @@
           </w:p>
         </w:tc>
       </w:tr>
-      <w:tr>
-        <w:trPr>
-          <w:cnfStyle w:val="000000100000" w:firstRow="0" w:lastRow="0" w:firstColumn="0" w:lastColumn="0" w:oddVBand="0" w:evenVBand="0" w:oddHBand="1" w:evenHBand="0" w:firstRowFirstColumn="0" w:firstRowLastColumn="0" w:lastRowFirstColumn="0" w:lastRowLastColumn="0"/>
-        </w:trPr>
-        <w:tc>
-          <w:tcPr>
-            <w:tcW w:w="1660" w:type="dxa"/>
-          </w:tcPr>
-          <w:p>
-            <w:pPr>
-              <w:pStyle w:val="TextoTablas"/>
-              <w:rPr>
-                <w:rStyle w:val="Extranjerismo"/>
-              </w:rPr>
-            </w:pPr>
-            <w:r>
-              <w:rPr>
-                <w:rStyle w:val="Extranjerismo"/>
-              </w:rPr>
-              <w:lastRenderedPageBreak/>
-              <w:t>He / She / It</w:t>
-            </w:r>
-          </w:p>
-        </w:tc>
-        <w:tc>
-          <w:tcPr>
-            <w:tcW w:w="1660" w:type="dxa"/>
-          </w:tcPr>
-          <w:p>
-            <w:pPr>
-              <w:pStyle w:val="TextoTablas"/>
-              <w:rPr>
-                <w:rStyle w:val="Extranjerismo"/>
-              </w:rPr>
-            </w:pPr>
-            <w:r>
-              <w:rPr>
-                <w:rStyle w:val="Extranjerismo"/>
-              </w:rPr>
-              <w:t>Helps</w:t>
-            </w:r>
-          </w:p>
-        </w:tc>
-        <w:tc>
-          <w:tcPr>
-            <w:tcW w:w="1660" w:type="dxa"/>
-          </w:tcPr>
-          <w:p>
-            <w:pPr>
-              <w:pStyle w:val="TextoTablas"/>
-              <w:rPr>
-                <w:rStyle w:val="Extranjerismo"/>
-              </w:rPr>
-            </w:pPr>
-            <w:r>
-              <w:rPr>
-                <w:rStyle w:val="Extranjerismo"/>
-              </w:rPr>
-              <w:t>Washes</w:t>
-            </w:r>
-          </w:p>
-        </w:tc>
-        <w:tc>
-          <w:tcPr>
-            <w:tcW w:w="1660" w:type="dxa"/>
-          </w:tcPr>
-          <w:p>
-            <w:pPr>
-              <w:pStyle w:val="TextoTablas"/>
-              <w:rPr>
-                <w:rStyle w:val="Extranjerismo"/>
-              </w:rPr>
-            </w:pPr>
-            <w:r>
-              <w:rPr>
-                <w:rStyle w:val="Extranjerismo"/>
-              </w:rPr>
-              <w:t>Carries</w:t>
-            </w:r>
-          </w:p>
-        </w:tc>
-        <w:tc>
-          <w:tcPr>
-            <w:tcW w:w="1661" w:type="dxa"/>
-          </w:tcPr>
-          <w:p>
-            <w:pPr>
-              <w:pStyle w:val="TextoTablas"/>
-              <w:rPr>
-                <w:rStyle w:val="Extranjerismo"/>
-              </w:rPr>
-            </w:pPr>
-            <w:r>
-              <w:rPr>
-                <w:rStyle w:val="Extranjerismo"/>
-              </w:rPr>
-              <w:t>Pays</w:t>
-            </w:r>
-          </w:p>
-        </w:tc>
-        <w:tc>
-          <w:tcPr>
-            <w:tcW w:w="1661" w:type="dxa"/>
-          </w:tcPr>
-          <w:p>
-            <w:pPr>
-              <w:pStyle w:val="TextoTablas"/>
-              <w:rPr>
-                <w:rStyle w:val="Extranjerismo"/>
-              </w:rPr>
-            </w:pPr>
-            <w:r>
-              <w:rPr>
-                <w:rStyle w:val="Extranjerismo"/>
-              </w:rPr>
-              <w:t>Has</w:t>
-            </w:r>
-          </w:p>
-        </w:tc>
-      </w:tr>
-      <w:tr>
-        <w:tc>
-          <w:tcPr>
-            <w:tcW w:w="1660" w:type="dxa"/>
-          </w:tcPr>
-          <w:p>
-            <w:pPr>
-              <w:pStyle w:val="TextoTablas"/>
-              <w:rPr>
-                <w:rStyle w:val="Extranjerismo"/>
-              </w:rPr>
-            </w:pPr>
-            <w:r>
-              <w:rPr>
-                <w:rStyle w:val="Extranjerismo"/>
-              </w:rPr>
-              <w:t>We</w:t>
-            </w:r>
-          </w:p>
-        </w:tc>
-        <w:tc>
-          <w:tcPr>
-            <w:tcW w:w="1660" w:type="dxa"/>
-          </w:tcPr>
-          <w:p>
-            <w:pPr>
-              <w:pStyle w:val="TextoTablas"/>
-              <w:rPr>
-                <w:rStyle w:val="Extranjerismo"/>
-              </w:rPr>
-            </w:pPr>
-            <w:r>
-              <w:rPr>
-                <w:rStyle w:val="Extranjerismo"/>
-              </w:rPr>
-              <w:t>Help</w:t>
-            </w:r>
-          </w:p>
-        </w:tc>
-        <w:tc>
-          <w:tcPr>
-            <w:tcW w:w="1660" w:type="dxa"/>
-          </w:tcPr>
-          <w:p>
-            <w:pPr>
-              <w:pStyle w:val="TextoTablas"/>
-              <w:rPr>
-                <w:rStyle w:val="Extranjerismo"/>
-              </w:rPr>
-            </w:pPr>
-            <w:r>
-              <w:rPr>
-                <w:rStyle w:val="Extranjerismo"/>
-              </w:rPr>
-              <w:t>Wash</w:t>
-            </w:r>
-          </w:p>
-        </w:tc>
-        <w:tc>
-          <w:tcPr>
-            <w:tcW w:w="1660" w:type="dxa"/>
-          </w:tcPr>
-          <w:p>
-            <w:pPr>
-              <w:pStyle w:val="TextoTablas"/>
-              <w:rPr>
-                <w:rStyle w:val="Extranjerismo"/>
-              </w:rPr>
-            </w:pPr>
-            <w:r>
-              <w:rPr>
-                <w:rStyle w:val="Extranjerismo"/>
-              </w:rPr>
-              <w:t>Carry</w:t>
-            </w:r>
-          </w:p>
-        </w:tc>
-        <w:tc>
-          <w:tcPr>
-            <w:tcW w:w="1661" w:type="dxa"/>
-          </w:tcPr>
-          <w:p>
-            <w:pPr>
-              <w:pStyle w:val="TextoTablas"/>
-              <w:rPr>
-                <w:rStyle w:val="Extranjerismo"/>
-              </w:rPr>
-            </w:pPr>
-            <w:r>
-              <w:rPr>
-                <w:rStyle w:val="Extranjerismo"/>
-              </w:rPr>
-              <w:t>Pay</w:t>
-            </w:r>
-          </w:p>
-        </w:tc>
-        <w:tc>
-          <w:tcPr>
-            <w:tcW w:w="1661" w:type="dxa"/>
-          </w:tcPr>
-          <w:p>
-            <w:pPr>
-              <w:pStyle w:val="TextoTablas"/>
-              <w:rPr>
-                <w:rStyle w:val="Extranjerismo"/>
-              </w:rPr>
-            </w:pPr>
-            <w:r>
-              <w:rPr>
-                <w:rStyle w:val="Extranjerismo"/>
-              </w:rPr>
-              <w:t>Have</w:t>
-            </w:r>
-          </w:p>
-        </w:tc>
-      </w:tr>
-      <w:tr>
-        <w:trPr>
-          <w:cnfStyle w:val="000000100000" w:firstRow="0" w:lastRow="0" w:firstColumn="0" w:lastColumn="0" w:oddVBand="0" w:evenVBand="0" w:oddHBand="1" w:evenHBand="0" w:firstRowFirstColumn="0" w:firstRowLastColumn="0" w:lastRowFirstColumn="0" w:lastRowLastColumn="0"/>
-        </w:trPr>
-        <w:tc>
-          <w:tcPr>
-            <w:tcW w:w="1660" w:type="dxa"/>
-          </w:tcPr>
-          <w:p>
-            <w:pPr>
-              <w:pStyle w:val="TextoTablas"/>
-              <w:rPr>
-                <w:rStyle w:val="Extranjerismo"/>
-              </w:rPr>
-            </w:pPr>
-            <w:r>
-              <w:rPr>
-                <w:rStyle w:val="Extranjerismo"/>
-              </w:rPr>
-              <w:t>They</w:t>
-            </w:r>
-          </w:p>
-        </w:tc>
-        <w:tc>
-          <w:tcPr>
-            <w:tcW w:w="1660" w:type="dxa"/>
-          </w:tcPr>
-          <w:p>
-            <w:pPr>
-              <w:pStyle w:val="TextoTablas"/>
-              <w:rPr>
-                <w:rStyle w:val="Extranjerismo"/>
-              </w:rPr>
-            </w:pPr>
-            <w:r>
-              <w:rPr>
-                <w:rStyle w:val="Extranjerismo"/>
-              </w:rPr>
-              <w:t>Help</w:t>
-            </w:r>
-          </w:p>
-        </w:tc>
-        <w:tc>
-          <w:tcPr>
-            <w:tcW w:w="1660" w:type="dxa"/>
-          </w:tcPr>
-          <w:p>
-            <w:pPr>
-              <w:pStyle w:val="TextoTablas"/>
-              <w:rPr>
-                <w:rStyle w:val="Extranjerismo"/>
-              </w:rPr>
-            </w:pPr>
-            <w:r>
-              <w:rPr>
-                <w:rStyle w:val="Extranjerismo"/>
-              </w:rPr>
-              <w:t>Wash</w:t>
-            </w:r>
-          </w:p>
-        </w:tc>
-        <w:tc>
-          <w:tcPr>
-            <w:tcW w:w="1660" w:type="dxa"/>
-          </w:tcPr>
-          <w:p>
-            <w:pPr>
-              <w:pStyle w:val="TextoTablas"/>
-              <w:rPr>
-                <w:rStyle w:val="Extranjerismo"/>
-              </w:rPr>
-            </w:pPr>
-            <w:r>
-              <w:rPr>
-                <w:rStyle w:val="Extranjerismo"/>
-              </w:rPr>
-              <w:t>Carry</w:t>
-            </w:r>
-          </w:p>
-        </w:tc>
-        <w:tc>
-          <w:tcPr>
-            <w:tcW w:w="1661" w:type="dxa"/>
-          </w:tcPr>
-          <w:p>
-            <w:pPr>
-              <w:pStyle w:val="TextoTablas"/>
-              <w:rPr>
-                <w:rStyle w:val="Extranjerismo"/>
-              </w:rPr>
-            </w:pPr>
-            <w:r>
-              <w:rPr>
-                <w:rStyle w:val="Extranjerismo"/>
-              </w:rPr>
-              <w:t>Pay</w:t>
-            </w:r>
-          </w:p>
-        </w:tc>
-        <w:tc>
-          <w:tcPr>
-            <w:tcW w:w="1661" w:type="dxa"/>
-          </w:tcPr>
-          <w:p>
-            <w:pPr>
-              <w:pStyle w:val="TextoTablas"/>
-              <w:rPr>
-                <w:rStyle w:val="Extranjerismo"/>
-              </w:rPr>
-            </w:pPr>
-            <w:r>
-              <w:rPr>
-                <w:rStyle w:val="Extranjerismo"/>
-              </w:rPr>
-              <w:t>Have</w:t>
-            </w:r>
-          </w:p>
-        </w:tc>
-      </w:tr>
     </w:tbl>
     <w:p>
       <w:pPr>
+        <w:ind w:firstLine="708"/>
+      </w:pPr>
+      <w:r>
+        <w:t>Nota. SENA, (2026).</w:t>
+      </w:r>
+    </w:p>
+    <w:p>
+      <w:pPr>
+        <w:spacing w:before="0" w:after="160" w:line="259" w:lineRule="auto"/>
         <w:ind w:firstLine="0"/>
       </w:pPr>
       <w:r>
-        <w:t>Nota. SENA, (2026).</w:t>
-      </w:r>
-    </w:p>
-    <w:p>
-      <w:pPr>
-        <w:rPr>
-          <w:b/>
-          <w:bCs/>
-        </w:rPr>
-      </w:pPr>
-      <w:r>
-        <w:rPr>
-          <w:rStyle w:val="Extranjerismo"/>
-          <w:b/>
-          <w:bCs/>
-        </w:rPr>
+        <w:br w:type="page"/>
+      </w:r>
+    </w:p>
+    <w:p>
+      <w:pPr>
+        <w:rPr>
+          <w:b/>
+          <w:bCs/>
+        </w:rPr>
+      </w:pPr>
+      <w:r>
+        <w:rPr>
+          <w:rStyle w:val="Extranjerismo"/>
+          <w:b/>
+          <w:bCs/>
+        </w:rPr>
+        <w:lastRenderedPageBreak/>
         <w:t>Tips</w:t>
       </w:r>
       <w:r>
@@ -6330,7 +6347,6 @@
         </w:numPr>
       </w:pPr>
       <w:r>
-        <w:lastRenderedPageBreak/>
         <w:t>Preparar las fotos o imágenes que necesite.</w:t>
       </w:r>
     </w:p>
@@ -6372,17 +6388,37 @@
     </w:p>
     <w:p>
       <w:pPr>
-        <w:rPr>
-          <w:b/>
-          <w:bCs/>
-        </w:rPr>
-      </w:pPr>
-      <w:r>
-        <w:rPr>
-          <w:rStyle w:val="Extranjerismo"/>
-          <w:b/>
-          <w:bCs/>
-        </w:rPr>
+        <w:spacing w:before="0" w:after="160" w:line="259" w:lineRule="auto"/>
+        <w:ind w:firstLine="0"/>
+        <w:rPr>
+          <w:rStyle w:val="Extranjerismo"/>
+          <w:b/>
+          <w:bCs/>
+        </w:rPr>
+      </w:pPr>
+      <w:r>
+        <w:rPr>
+          <w:rStyle w:val="Extranjerismo"/>
+          <w:b/>
+          <w:bCs/>
+        </w:rPr>
+        <w:br w:type="page"/>
+      </w:r>
+    </w:p>
+    <w:p>
+      <w:pPr>
+        <w:rPr>
+          <w:b/>
+          <w:bCs/>
+        </w:rPr>
+      </w:pPr>
+      <w:r>
+        <w:rPr>
+          <w:rStyle w:val="Extranjerismo"/>
+          <w:b/>
+          <w:bCs/>
+        </w:rPr>
+        <w:lastRenderedPageBreak/>
         <w:t>Giving information</w:t>
       </w:r>
       <w:r>
@@ -6483,40 +6519,40 @@
     </w:p>
     <w:p>
       <w:r>
+        <w:t>Camina recto durante tres cuadras, luego gira a la derecha.</w:t>
+      </w:r>
+    </w:p>
+    <w:p>
+      <w:pPr>
+        <w:rPr>
+          <w:rStyle w:val="Extranjerismo"/>
+          <w:b/>
+          <w:bCs/>
+        </w:rPr>
+      </w:pPr>
+      <w:r>
+        <w:rPr>
+          <w:rStyle w:val="Extranjerismo"/>
+          <w:b/>
+          <w:bCs/>
+        </w:rPr>
+        <w:t>To inform about scheduled, present or future events</w:t>
+      </w:r>
+    </w:p>
+    <w:p>
+      <w:r>
+        <w:t>Para informar sobre eventos programados presentes o futuros</w:t>
+      </w:r>
+      <w:r>
+        <w:t>.</w:t>
+      </w:r>
+    </w:p>
+    <w:p>
+      <w:r>
+        <w:rPr>
+          <w:rStyle w:val="Extranjerismo"/>
+        </w:rPr>
         <w:lastRenderedPageBreak/>
-        <w:t>Camina recto durante tres cuadras, luego gira a la derecha.</w:t>
-      </w:r>
-    </w:p>
-    <w:p>
-      <w:pPr>
-        <w:rPr>
-          <w:rStyle w:val="Extranjerismo"/>
-          <w:b/>
-          <w:bCs/>
-        </w:rPr>
-      </w:pPr>
-      <w:r>
-        <w:rPr>
-          <w:rStyle w:val="Extranjerismo"/>
-          <w:b/>
-          <w:bCs/>
-        </w:rPr>
-        <w:t>To inform about scheduled, present or future events</w:t>
-      </w:r>
-    </w:p>
-    <w:p>
-      <w:r>
-        <w:t>Para informar sobre eventos programados presentes o futuros</w:t>
-      </w:r>
-      <w:r>
-        <w:t>.</w:t>
-      </w:r>
-    </w:p>
-    <w:p>
-      <w:r>
-        <w:rPr>
-          <w:rStyle w:val="Extranjerismo"/>
-        </w:rPr>
         <w:t>The concert starts at</w:t>
       </w:r>
       <w:r>
@@ -7800,11 +7836,19 @@
           <w:rStyle w:val="Extranjerismo"/>
         </w:rPr>
       </w:pPr>
-      <w:r>
-        <w:rPr>
-          <w:rStyle w:val="Extranjerismo"/>
-        </w:rPr>
-        <w:t>Swissôtel Hotels &amp; Resorts</w:t>
+      <w:proofErr w:type="spellStart"/>
+      <w:r>
+        <w:rPr>
+          <w:rStyle w:val="Extranjerismo"/>
+        </w:rPr>
+        <w:t>Swissôtel</w:t>
+      </w:r>
+      <w:proofErr w:type="spellEnd"/>
+      <w:r>
+        <w:rPr>
+          <w:rStyle w:val="Extranjerismo"/>
+        </w:rPr>
+        <w:t xml:space="preserve"> Hotels &amp; Resorts</w:t>
       </w:r>
       <w:r>
         <w:rPr>
@@ -8185,11 +8229,19 @@
           <w:rStyle w:val="Extranjerismo"/>
         </w:rPr>
       </w:pPr>
-      <w:r>
-        <w:rPr>
-          <w:rStyle w:val="Extranjerismo"/>
-        </w:rPr>
-        <w:t>Tru by Hilton</w:t>
+      <w:proofErr w:type="spellStart"/>
+      <w:r>
+        <w:rPr>
+          <w:rStyle w:val="Extranjerismo"/>
+        </w:rPr>
+        <w:t>Tru</w:t>
+      </w:r>
+      <w:proofErr w:type="spellEnd"/>
+      <w:r>
+        <w:rPr>
+          <w:rStyle w:val="Extranjerismo"/>
+        </w:rPr>
+        <w:t xml:space="preserve"> by Hilton</w:t>
       </w:r>
       <w:r>
         <w:rPr>
@@ -8261,8 +8313,16 @@
         <w:rPr>
           <w:rStyle w:val="Extranjerismo"/>
         </w:rPr>
-        <w:t>City Express Hoteles</w:t>
-      </w:r>
+        <w:t xml:space="preserve">City Express </w:t>
+      </w:r>
+      <w:proofErr w:type="spellStart"/>
+      <w:r>
+        <w:rPr>
+          <w:rStyle w:val="Extranjerismo"/>
+        </w:rPr>
+        <w:t>Hoteles</w:t>
+      </w:r>
+      <w:proofErr w:type="spellEnd"/>
       <w:r>
         <w:rPr>
           <w:rStyle w:val="Extranjerismo"/>
@@ -8425,11 +8485,19 @@
           <w:rStyle w:val="Extranjerismo"/>
         </w:rPr>
       </w:pPr>
-      <w:r>
-        <w:rPr>
-          <w:rStyle w:val="Extranjerismo"/>
-        </w:rPr>
-        <w:t>Econo Lodge</w:t>
+      <w:proofErr w:type="spellStart"/>
+      <w:r>
+        <w:rPr>
+          <w:rStyle w:val="Extranjerismo"/>
+        </w:rPr>
+        <w:t>Econo</w:t>
+      </w:r>
+      <w:proofErr w:type="spellEnd"/>
+      <w:r>
+        <w:rPr>
+          <w:rStyle w:val="Extranjerismo"/>
+        </w:rPr>
+        <w:t xml:space="preserve"> Lodge</w:t>
       </w:r>
       <w:r>
         <w:rPr>
@@ -8496,11 +8564,19 @@
         </w:rPr>
         <w:t xml:space="preserve"> </w:t>
       </w:r>
-      <w:r>
-        <w:rPr>
-          <w:rStyle w:val="Extranjerismo"/>
-        </w:rPr>
-        <w:t>So there are only 6 class categories, instead of the 7 scale groups.</w:t>
+      <w:proofErr w:type="gramStart"/>
+      <w:r>
+        <w:rPr>
+          <w:rStyle w:val="Extranjerismo"/>
+        </w:rPr>
+        <w:t>So</w:t>
+      </w:r>
+      <w:proofErr w:type="gramEnd"/>
+      <w:r>
+        <w:rPr>
+          <w:rStyle w:val="Extranjerismo"/>
+        </w:rPr>
+        <w:t xml:space="preserve"> there are only 6 class categories, instead of the 7 scale groups.</w:t>
       </w:r>
     </w:p>
     <w:p>
@@ -9762,12 +9838,14 @@
       <w:r>
         <w:t xml:space="preserve">Los </w:t>
       </w:r>
+      <w:proofErr w:type="spellStart"/>
       <w:r>
         <w:rPr>
           <w:rStyle w:val="Extranjerismo"/>
         </w:rPr>
         <w:t>campings</w:t>
       </w:r>
+      <w:proofErr w:type="spellEnd"/>
       <w:r>
         <w:t xml:space="preserve"> son lugares al aire libre, con un acondicionamiento básico para atender a las personas que hacen uso de ellos a cambio de una cantidad fija de dinero. Por lo general, estos espacios tienen instalaciones como baños, bar</w:t>
       </w:r>
@@ -9837,7 +9915,21 @@
         <w:rPr>
           <w:rStyle w:val="Extranjerismo"/>
         </w:rPr>
-        <w:t>Glamping is a globally growing trend that combines the experience of outdoor camping with the luxury and conditions of the best hotels. The term was invented at the end of the prior century as a fusion of the words glamour and camping.</w:t>
+        <w:t xml:space="preserve">Glamping is a globally growing trend that combines the experience of outdoor camping with the luxury and conditions of the best hotels. The term was invented at the end of the prior century as a fusion of the </w:t>
+      </w:r>
+      <w:proofErr w:type="gramStart"/>
+      <w:r>
+        <w:rPr>
+          <w:rStyle w:val="Extranjerismo"/>
+        </w:rPr>
+        <w:t>words</w:t>
+      </w:r>
+      <w:proofErr w:type="gramEnd"/>
+      <w:r>
+        <w:rPr>
+          <w:rStyle w:val="Extranjerismo"/>
+        </w:rPr>
+        <w:t xml:space="preserve"> glamour and camping.</w:t>
       </w:r>
     </w:p>
     <w:p>
@@ -11626,12 +11718,14 @@
       <w:r>
         <w:t xml:space="preserve">Vuelo </w:t>
       </w:r>
+      <w:proofErr w:type="spellStart"/>
       <w:r>
         <w:rPr>
           <w:rStyle w:val="Extranjerismo"/>
         </w:rPr>
         <w:t>Chárter</w:t>
       </w:r>
+      <w:proofErr w:type="spellEnd"/>
       <w:r>
         <w:t>.</w:t>
       </w:r>
@@ -11760,7 +11854,14 @@
         <w:rPr>
           <w:rStyle w:val="Extranjerismo"/>
         </w:rPr>
-        <w:t xml:space="preserve"> Andes Mountains, Orinoqu</w:t>
+        <w:t xml:space="preserve"> Andes Mountains, </w:t>
+      </w:r>
+      <w:proofErr w:type="spellStart"/>
+      <w:r>
+        <w:rPr>
+          <w:rStyle w:val="Extranjerismo"/>
+        </w:rPr>
+        <w:t>Orinoqu</w:t>
       </w:r>
       <w:r>
         <w:rPr>
@@ -11772,7 +11873,14 @@
         <w:rPr>
           <w:rStyle w:val="Extranjerismo"/>
         </w:rPr>
-        <w:t>a, the Amazon rainforest, and the Islands.</w:t>
+        <w:t>a</w:t>
+      </w:r>
+      <w:proofErr w:type="spellEnd"/>
+      <w:r>
+        <w:rPr>
+          <w:rStyle w:val="Extranjerismo"/>
+        </w:rPr>
+        <w:t>, the Amazon rainforest, and the Islands.</w:t>
       </w:r>
     </w:p>
     <w:p>
@@ -12400,7 +12508,12 @@
     <w:p>
       <w:r>
         <w:lastRenderedPageBreak/>
-        <w:t>Las áreas públicas son espacios diseñados para que huéspedes y visitantes interactúen, descansen y accedan a los servicios del hotel. Estas áreas suelen ser cómodas, accesibles y estar equipadas para brindar una experiencia agradable durante la estadía. A continuación, se presentan algunos ejemplos de las áreas públicas más comunes en un hotel.</w:t>
+        <w:t xml:space="preserve">Las áreas públicas son espacios diseñados para que huéspedes y visitantes interactúen, descansen y accedan a los servicios del hotel. Estas áreas suelen ser cómodas, accesibles y estar equipadas para brindar una experiencia agradable durante la estadía. </w:t>
+      </w:r>
+    </w:p>
+    <w:p>
+      <w:r>
+        <w:t>A continuación, se presentan algunos ejemplos de las áreas públicas más comunes en un hotel.</w:t>
       </w:r>
     </w:p>
     <w:p>
@@ -12709,6 +12822,7 @@
         <w:rPr>
           <w:rStyle w:val="Extranjerismo"/>
         </w:rPr>
+        <w:lastRenderedPageBreak/>
         <w:t>Restaurant</w:t>
       </w:r>
       <w:r>
@@ -12745,7 +12859,6 @@
         <w:rPr>
           <w:rStyle w:val="Extranjerismo"/>
         </w:rPr>
-        <w:lastRenderedPageBreak/>
         <w:t>Main Access</w:t>
       </w:r>
       <w:r>
@@ -13066,6 +13179,7 @@
         <w:rPr>
           <w:rStyle w:val="Extranjerismo"/>
         </w:rPr>
+        <w:lastRenderedPageBreak/>
         <w:t>Security</w:t>
       </w:r>
       <w:r>
@@ -13120,7 +13234,6 @@
         <w:rPr>
           <w:rStyle w:val="Extranjerismo"/>
         </w:rPr>
-        <w:lastRenderedPageBreak/>
         <w:t>Wi-Fi free access</w:t>
       </w:r>
       <w:r>
@@ -13129,12 +13242,14 @@
         </w:rPr>
         <w:t xml:space="preserve">. </w:t>
       </w:r>
+      <w:proofErr w:type="spellStart"/>
       <w:r>
         <w:rPr>
           <w:rStyle w:val="Extranjerismo"/>
         </w:rPr>
         <w:t>Wifi</w:t>
       </w:r>
+      <w:proofErr w:type="spellEnd"/>
       <w:r>
         <w:t xml:space="preserve"> gratuito</w:t>
       </w:r>
@@ -13181,12 +13296,16 @@
         </w:rPr>
         <w:t xml:space="preserve">Furniture includes the objects and equipment used to provide comfort, functionality, and decoration in the different areas of a hotel. Each space is furnished according to </w:t>
       </w:r>
+      <w:proofErr w:type="spellStart"/>
+      <w:proofErr w:type="gramStart"/>
       <w:r>
         <w:rPr>
           <w:rStyle w:val="Extranjerismo"/>
         </w:rPr>
         <w:t>it's</w:t>
       </w:r>
+      <w:proofErr w:type="spellEnd"/>
+      <w:proofErr w:type="gramEnd"/>
       <w:r>
         <w:rPr>
           <w:rStyle w:val="Extranjerismo"/>
@@ -13220,13 +13339,7 @@
         <w:t>Ceiling Lamps</w:t>
       </w:r>
       <w:r>
-        <w:t xml:space="preserve"> – Lámparas de techo</w:t>
-      </w:r>
-      <w:r>
-        <w:t>.</w:t>
-      </w:r>
-      <w:r>
-        <w:t xml:space="preserve">  </w:t>
+        <w:t xml:space="preserve"> – Lámparas de techo.  </w:t>
       </w:r>
     </w:p>
     <w:p>
@@ -13244,10 +13357,7 @@
         <w:t xml:space="preserve">Curtain </w:t>
       </w:r>
       <w:r>
-        <w:t>– Cortinas</w:t>
-      </w:r>
-      <w:r>
-        <w:t>.</w:t>
+        <w:t>– Cortinas.</w:t>
       </w:r>
     </w:p>
     <w:p>
@@ -13265,13 +13375,7 @@
         <w:t>Desk chair</w:t>
       </w:r>
       <w:r>
-        <w:t xml:space="preserve"> – Silla de escritorio</w:t>
-      </w:r>
-      <w:r>
-        <w:t>.</w:t>
-      </w:r>
-      <w:r>
-        <w:t xml:space="preserve">  </w:t>
+        <w:t xml:space="preserve"> – Silla de escritorio.  </w:t>
       </w:r>
     </w:p>
     <w:p>
@@ -13289,13 +13393,7 @@
         <w:t xml:space="preserve">Mirror </w:t>
       </w:r>
       <w:r>
-        <w:t>– Espejo</w:t>
-      </w:r>
-      <w:r>
-        <w:t>.</w:t>
-      </w:r>
-      <w:r>
-        <w:t xml:space="preserve">  </w:t>
+        <w:t xml:space="preserve">– Espejo.  </w:t>
       </w:r>
     </w:p>
     <w:p>
@@ -13313,13 +13411,7 @@
         <w:t xml:space="preserve">Headboard </w:t>
       </w:r>
       <w:r>
-        <w:t>– Cabecera</w:t>
-      </w:r>
-      <w:r>
-        <w:t>.</w:t>
-      </w:r>
-      <w:r>
-        <w:t xml:space="preserve"> </w:t>
+        <w:t xml:space="preserve">– Cabecera. </w:t>
       </w:r>
     </w:p>
     <w:p>
@@ -13337,13 +13429,7 @@
         <w:t>Art</w:t>
       </w:r>
       <w:r>
-        <w:t xml:space="preserve"> – Arte</w:t>
-      </w:r>
-      <w:r>
-        <w:t>.</w:t>
-      </w:r>
-      <w:r>
-        <w:t xml:space="preserve">  </w:t>
+        <w:t xml:space="preserve"> – Arte.  </w:t>
       </w:r>
     </w:p>
     <w:p>
@@ -13361,13 +13447,7 @@
         <w:t xml:space="preserve">Lamps </w:t>
       </w:r>
       <w:r>
-        <w:t>– Lámparas</w:t>
-      </w:r>
-      <w:r>
-        <w:t>.</w:t>
-      </w:r>
-      <w:r>
-        <w:t xml:space="preserve">  </w:t>
+        <w:t xml:space="preserve">– Lámparas.  </w:t>
       </w:r>
     </w:p>
     <w:p>
@@ -13385,13 +13465,7 @@
         <w:t xml:space="preserve">Pillows </w:t>
       </w:r>
       <w:r>
-        <w:t>– Almohadas</w:t>
-      </w:r>
-      <w:r>
-        <w:t>.</w:t>
-      </w:r>
-      <w:r>
-        <w:t xml:space="preserve">  </w:t>
+        <w:t xml:space="preserve">– Almohadas.  </w:t>
       </w:r>
     </w:p>
     <w:p>
@@ -13409,13 +13483,7 @@
         <w:t>Bed linen</w:t>
       </w:r>
       <w:r>
-        <w:t xml:space="preserve"> – Ropa de cama</w:t>
-      </w:r>
-      <w:r>
-        <w:t>.</w:t>
-      </w:r>
-      <w:r>
-        <w:t xml:space="preserve">  </w:t>
+        <w:t xml:space="preserve"> – Ropa de cama.  </w:t>
       </w:r>
     </w:p>
     <w:p>
@@ -13430,16 +13498,11 @@
         <w:rPr>
           <w:rStyle w:val="Extranjerismo"/>
         </w:rPr>
+        <w:lastRenderedPageBreak/>
         <w:t>Mattress</w:t>
       </w:r>
       <w:r>
-        <w:t xml:space="preserve"> – Colchón</w:t>
-      </w:r>
-      <w:r>
-        <w:t>.</w:t>
-      </w:r>
-      <w:r>
-        <w:t xml:space="preserve">  </w:t>
+        <w:t xml:space="preserve"> – Colchón.  </w:t>
       </w:r>
     </w:p>
     <w:p>
@@ -13457,13 +13520,7 @@
         <w:t>Decoration</w:t>
       </w:r>
       <w:r>
-        <w:t xml:space="preserve"> – Decoración</w:t>
-      </w:r>
-      <w:r>
-        <w:t>.</w:t>
-      </w:r>
-      <w:r>
-        <w:t xml:space="preserve">  </w:t>
+        <w:t xml:space="preserve"> – Decoración.  </w:t>
       </w:r>
     </w:p>
     <w:p>
@@ -13478,7 +13535,6 @@
         <w:rPr>
           <w:rStyle w:val="Extranjerismo"/>
         </w:rPr>
-        <w:lastRenderedPageBreak/>
         <w:t>Bed</w:t>
       </w:r>
       <w:r>
@@ -13579,9 +13635,9 @@
           <w:noProof/>
         </w:rPr>
         <w:drawing>
-          <wp:inline distT="0" distB="0" distL="0" distR="0" wp14:anchorId="1B7A90D0" wp14:editId="2E46951A">
-            <wp:extent cx="4929808" cy="1949281"/>
-            <wp:effectExtent l="0" t="0" r="4445" b="0"/>
+          <wp:inline distT="0" distB="0" distL="0" distR="0" wp14:anchorId="1B7A90D0" wp14:editId="109BC328">
+            <wp:extent cx="4680000" cy="1850400"/>
+            <wp:effectExtent l="0" t="0" r="6350" b="0"/>
             <wp:docPr id="11" name="Gráfico 11" descr="Organigrama de un hotel. En la parte superior se encuentra el “Gerente general”. Debajo se dividen cinco áreas principales: “Gerente de recepción”, “Ama de llaves”, “Gerente de A&amp;B”, “Contralora” y “Mantenimiento”.&#10;El área de recepción incluye “Auditor nocturno”, luego “Recepcionista” y finalmente “Botones”.&#10;El área de ama de llaves incluye “Supervisor de piso” con “Camareras”, y “Supervisor de lavandería” con “Personal de lavandería”.&#10;El área de alimentos y bebidas incluye “Chef” con “Cocinero” y “Lava platos”; además “Mayordomo” con “Anfitrión” y “Meseros”.&#10;El área administrativa incluye “Cajero general” y debajo “Auxiliar contable”.&#10;El área de mantenimiento incluye “Asistente de mantenimiento”."/>
             <wp:cNvGraphicFramePr>
               <a:graphicFrameLocks xmlns:a="http://schemas.openxmlformats.org/drawingml/2006/main" noChangeAspect="1"/>
@@ -13611,7 +13667,7 @@
                   <pic:spPr>
                     <a:xfrm>
                       <a:off x="0" y="0"/>
-                      <a:ext cx="4944020" cy="1954900"/>
+                      <a:ext cx="4680000" cy="1850400"/>
                     </a:xfrm>
                     <a:prstGeom prst="rect">
                       <a:avLst/>
@@ -13776,12 +13832,16 @@
         </w:rPr>
         <w:t xml:space="preserve">The leadership of the general manager is the most important way he or she brings to the overall scheme. The general manager is the person who orchestrates the department directors in their efforts to meet the financial objectives of the organization through </w:t>
       </w:r>
+      <w:proofErr w:type="spellStart"/>
+      <w:proofErr w:type="gramStart"/>
       <w:r>
         <w:rPr>
           <w:rStyle w:val="Extranjerismo"/>
         </w:rPr>
         <w:t>it's</w:t>
       </w:r>
+      <w:proofErr w:type="spellEnd"/>
+      <w:proofErr w:type="gramEnd"/>
       <w:r>
         <w:rPr>
           <w:rStyle w:val="Extranjerismo"/>
@@ -13862,6 +13922,7 @@
         </w:rPr>
         <w:t xml:space="preserve">epartment is responsible for preparing, maintaining, and managing guest rooms and accommodation areas. </w:t>
       </w:r>
+      <w:proofErr w:type="gramStart"/>
       <w:r>
         <w:rPr>
           <w:rStyle w:val="Extranjerismo"/>
@@ -13874,6 +13935,7 @@
         </w:rPr>
         <w:t>t's</w:t>
       </w:r>
+      <w:proofErr w:type="gramEnd"/>
       <w:r>
         <w:rPr>
           <w:rStyle w:val="Extranjerismo"/>
@@ -14410,7 +14472,21 @@
         <w:rPr>
           <w:rStyle w:val="Extranjerismo"/>
         </w:rPr>
-        <w:t>The food and beverage department is responsible for preparing, serving, and managing food and drinks within a hotel or hospitality establishment. This department plays an important role in guest satisfaction by providing quality service, cleanliness, and a pleasant dining experience.</w:t>
+        <w:t xml:space="preserve">The food and beverage department </w:t>
+      </w:r>
+      <w:proofErr w:type="gramStart"/>
+      <w:r>
+        <w:rPr>
+          <w:rStyle w:val="Extranjerismo"/>
+        </w:rPr>
+        <w:t>is</w:t>
+      </w:r>
+      <w:proofErr w:type="gramEnd"/>
+      <w:r>
+        <w:rPr>
+          <w:rStyle w:val="Extranjerismo"/>
+        </w:rPr>
+        <w:t xml:space="preserve"> responsible for preparing, serving, and managing food and drinks within a hotel or hospitality establishment. This department plays an important role in guest satisfaction by providing quality service, cleanliness, and a pleasant dining experience.</w:t>
       </w:r>
     </w:p>
     <w:p>
@@ -14493,7 +14569,21 @@
         <w:rPr>
           <w:rStyle w:val="Extranjerismo"/>
         </w:rPr>
-        <w:t>The food and beverage manager is responsible for the efficient operation of the kitchen, dining rooms, banquet service, room service, and executive lounge. This includes managing a multitude of details such as food quality, sanitation, inventory, cost control, staff training, revenue control, and guest service, just to name a few. In addition, this person should closely monitor trends in the marketing of food and beverages, and factors in food and beverage preparation and public services.</w:t>
+        <w:t xml:space="preserve">The food and beverage manager </w:t>
+      </w:r>
+      <w:proofErr w:type="gramStart"/>
+      <w:r>
+        <w:rPr>
+          <w:rStyle w:val="Extranjerismo"/>
+        </w:rPr>
+        <w:t>is</w:t>
+      </w:r>
+      <w:proofErr w:type="gramEnd"/>
+      <w:r>
+        <w:rPr>
+          <w:rStyle w:val="Extranjerismo"/>
+        </w:rPr>
+        <w:t xml:space="preserve"> responsible for the efficient operation of the kitchen, dining rooms, banquet service, room service, and executive lounge. This includes managing a multitude of details such as food quality, sanitation, inventory, cost control, staff training, revenue control, and guest service, just to name a few. In addition, this person should closely monitor trends in the marketing of food and beverages, and factors in food and beverage preparation and public services.</w:t>
       </w:r>
     </w:p>
     <w:p>
@@ -15400,7 +15490,21 @@
         <w:rPr>
           <w:rStyle w:val="Extranjerismo"/>
         </w:rPr>
-        <w:t>The maintenance assistant is the one who helps with the administrative labor of the department. He/She is usually the direct liaison with the contractors and is the one who generates the maintenance orders and helps with the internal processes.</w:t>
+        <w:t xml:space="preserve">The maintenance assistant is the one who helps with the administrative labor of the department. </w:t>
+      </w:r>
+      <w:proofErr w:type="spellStart"/>
+      <w:r>
+        <w:rPr>
+          <w:rStyle w:val="Extranjerismo"/>
+        </w:rPr>
+        <w:t>He/She</w:t>
+      </w:r>
+      <w:proofErr w:type="spellEnd"/>
+      <w:r>
+        <w:rPr>
+          <w:rStyle w:val="Extranjerismo"/>
+        </w:rPr>
+        <w:t xml:space="preserve"> is usually the direct liaison with the contractors and is the one who generates the maintenance orders and helps with the internal processes.</w:t>
       </w:r>
     </w:p>
     <w:p>
@@ -16001,7 +16105,14 @@
         <w:rPr>
           <w:rStyle w:val="Extranjerismo"/>
         </w:rPr>
-        <w:t>This is my room. (singula</w:t>
+        <w:t>This is my room. (</w:t>
+      </w:r>
+      <w:proofErr w:type="gramStart"/>
+      <w:r>
+        <w:rPr>
+          <w:rStyle w:val="Extranjerismo"/>
+        </w:rPr>
+        <w:t>singula</w:t>
       </w:r>
       <w:r>
         <w:rPr>
@@ -16009,6 +16120,7 @@
         </w:rPr>
         <w:t>r</w:t>
       </w:r>
+      <w:proofErr w:type="gramEnd"/>
       <w:r>
         <w:rPr>
           <w:rStyle w:val="Extranjerismo"/>
@@ -16055,8 +16167,16 @@
         <w:rPr>
           <w:rStyle w:val="Extranjerismo"/>
         </w:rPr>
-        <w:t>That is our house. (singular</w:t>
-      </w:r>
+        <w:t>That is our house. (</w:t>
+      </w:r>
+      <w:proofErr w:type="gramStart"/>
+      <w:r>
+        <w:rPr>
+          <w:rStyle w:val="Extranjerismo"/>
+        </w:rPr>
+        <w:t>singular</w:t>
+      </w:r>
+      <w:proofErr w:type="gramEnd"/>
       <w:r>
         <w:rPr>
           <w:rStyle w:val="Extranjerismo"/>
@@ -16097,7 +16217,21 @@
         <w:rPr>
           <w:rStyle w:val="Extranjerismo"/>
         </w:rPr>
-        <w:t xml:space="preserve">These are the hotel keys. (plural </w:t>
+        <w:t>These are the hotel keys. (</w:t>
+      </w:r>
+      <w:proofErr w:type="gramStart"/>
+      <w:r>
+        <w:rPr>
+          <w:rStyle w:val="Extranjerismo"/>
+        </w:rPr>
+        <w:t>plural</w:t>
+      </w:r>
+      <w:proofErr w:type="gramEnd"/>
+      <w:r>
+        <w:rPr>
+          <w:rStyle w:val="Extranjerismo"/>
+        </w:rPr>
+        <w:t xml:space="preserve"> </w:t>
       </w:r>
       <w:r>
         <w:rPr>
@@ -16139,7 +16273,21 @@
         <w:rPr>
           <w:rStyle w:val="Extranjerismo"/>
         </w:rPr>
-        <w:t xml:space="preserve">Those are my shoes. (plural </w:t>
+        <w:t>Those are my shoes. (</w:t>
+      </w:r>
+      <w:proofErr w:type="gramStart"/>
+      <w:r>
+        <w:rPr>
+          <w:rStyle w:val="Extranjerismo"/>
+        </w:rPr>
+        <w:t>plural</w:t>
+      </w:r>
+      <w:proofErr w:type="gramEnd"/>
+      <w:r>
+        <w:rPr>
+          <w:rStyle w:val="Extranjerismo"/>
+        </w:rPr>
+        <w:t xml:space="preserve"> </w:t>
       </w:r>
       <w:r>
         <w:rPr>
@@ -16484,9 +16632,9 @@
           <w:noProof/>
         </w:rPr>
         <w:drawing>
-          <wp:inline distT="0" distB="0" distL="0" distR="0" wp14:anchorId="7B28348B" wp14:editId="3E16AE76">
-            <wp:extent cx="4086970" cy="2297998"/>
-            <wp:effectExtent l="0" t="0" r="0" b="7620"/>
+          <wp:inline distT="0" distB="0" distL="0" distR="0" wp14:anchorId="7B28348B" wp14:editId="493A9165">
+            <wp:extent cx="4680000" cy="2631600"/>
+            <wp:effectExtent l="0" t="0" r="6350" b="0"/>
             <wp:docPr id="2" name="Imagen 2">
               <a:extLst xmlns:a="http://schemas.openxmlformats.org/drawingml/2006/main">
                 <a:ext uri="{C183D7F6-B498-43B3-948B-1728B52AA6E4}">
@@ -16528,7 +16676,7 @@
                   <pic:spPr bwMode="auto">
                     <a:xfrm>
                       <a:off x="0" y="0"/>
-                      <a:ext cx="4116582" cy="2314648"/>
+                      <a:ext cx="4680000" cy="2631600"/>
                     </a:xfrm>
                     <a:prstGeom prst="rect">
                       <a:avLst/>
@@ -16668,6 +16816,7 @@
               <w:rPr>
                 <w:rStyle w:val="Extranjerismo"/>
               </w:rPr>
+              <w:lastRenderedPageBreak/>
               <w:t>This is my cup of coffee</w:t>
             </w:r>
             <w:r>
@@ -16676,7 +16825,6 @@
           </w:p>
           <w:p>
             <w:r>
-              <w:lastRenderedPageBreak/>
               <w:t>Por otro lado, si se está señalando una taza de café que se encuentra lejos, en inglés se utiliza la palabra “</w:t>
             </w:r>
             <w:r>
@@ -16919,6 +17067,7 @@
               <w:rPr>
                 <w:rStyle w:val="Extranjerismo"/>
               </w:rPr>
+              <w:lastRenderedPageBreak/>
               <w:t>For example:</w:t>
             </w:r>
           </w:p>
@@ -16933,7 +17082,6 @@
               <w:rPr>
                 <w:rStyle w:val="Extranjerismo"/>
               </w:rPr>
-              <w:lastRenderedPageBreak/>
               <w:t>Those are my books</w:t>
             </w:r>
             <w:r>
@@ -17333,7 +17481,15 @@
         <w:t>ADR</w:t>
       </w:r>
       <w:r>
-        <w:t xml:space="preserve">: adr es el acrónimo de </w:t>
+        <w:t xml:space="preserve">: </w:t>
+      </w:r>
+      <w:proofErr w:type="spellStart"/>
+      <w:r>
+        <w:t>adr</w:t>
+      </w:r>
+      <w:proofErr w:type="spellEnd"/>
+      <w:r>
+        <w:t xml:space="preserve"> es el acrónimo de </w:t>
       </w:r>
       <w:r>
         <w:rPr>
@@ -17445,11 +17601,19 @@
       <w:r>
         <w:t xml:space="preserve">British Council. (2015). </w:t>
       </w:r>
-      <w:r>
-        <w:rPr>
-          <w:rStyle w:val="Extranjerismo"/>
-        </w:rPr>
-        <w:t>Aptis for Tourism Candidate Guide. British Council</w:t>
+      <w:proofErr w:type="spellStart"/>
+      <w:r>
+        <w:rPr>
+          <w:rStyle w:val="Extranjerismo"/>
+        </w:rPr>
+        <w:t>Aptis</w:t>
+      </w:r>
+      <w:proofErr w:type="spellEnd"/>
+      <w:r>
+        <w:rPr>
+          <w:rStyle w:val="Extranjerismo"/>
+        </w:rPr>
+        <w:t xml:space="preserve"> for Tourism Candidate Guide. British Council</w:t>
       </w:r>
       <w:r>
         <w:t xml:space="preserve">. </w:t>
@@ -17492,7 +17656,23 @@
         </w:rPr>
       </w:pPr>
       <w:r>
-        <w:t xml:space="preserve">Cambridge University Press. (2022). </w:t>
+        <w:t xml:space="preserve">Cambridge </w:t>
+      </w:r>
+      <w:proofErr w:type="spellStart"/>
+      <w:r>
+        <w:t>University</w:t>
+      </w:r>
+      <w:proofErr w:type="spellEnd"/>
+      <w:r>
+        <w:t xml:space="preserve"> </w:t>
+      </w:r>
+      <w:proofErr w:type="spellStart"/>
+      <w:r>
+        <w:t>Press</w:t>
+      </w:r>
+      <w:proofErr w:type="spellEnd"/>
+      <w:r>
+        <w:t xml:space="preserve">. (2022). </w:t>
       </w:r>
       <w:r>
         <w:rPr>
@@ -17521,7 +17701,15 @@
         <w:t>A Guide To Planning Your Trip</w:t>
       </w:r>
       <w:r>
-        <w:t xml:space="preserve">. Kimkim. </w:t>
+        <w:t xml:space="preserve">. </w:t>
+      </w:r>
+      <w:proofErr w:type="spellStart"/>
+      <w:r>
+        <w:t>Kimkim</w:t>
+      </w:r>
+      <w:proofErr w:type="spellEnd"/>
+      <w:r>
+        <w:t xml:space="preserve">. </w:t>
       </w:r>
       <w:hyperlink r:id="rId24" w:history="1">
         <w:r>
@@ -17537,11 +17725,77 @@
     </w:p>
     <w:p>
       <w:r>
-        <w:t xml:space="preserve">Woodward Education. (2021). </w:t>
-      </w:r>
-      <w:r>
-        <w:t>This That These Those - Demonstrative Pronouns Demonstrative Adjectives</w:t>
-      </w:r>
+        <w:t xml:space="preserve">Woodward </w:t>
+      </w:r>
+      <w:proofErr w:type="spellStart"/>
+      <w:r>
+        <w:t>Education</w:t>
+      </w:r>
+      <w:proofErr w:type="spellEnd"/>
+      <w:r>
+        <w:t xml:space="preserve">. (2021). </w:t>
+      </w:r>
+      <w:proofErr w:type="spellStart"/>
+      <w:r>
+        <w:t>This</w:t>
+      </w:r>
+      <w:proofErr w:type="spellEnd"/>
+      <w:r>
+        <w:t xml:space="preserve"> </w:t>
+      </w:r>
+      <w:proofErr w:type="spellStart"/>
+      <w:r>
+        <w:t>That</w:t>
+      </w:r>
+      <w:proofErr w:type="spellEnd"/>
+      <w:r>
+        <w:t xml:space="preserve"> </w:t>
+      </w:r>
+      <w:proofErr w:type="spellStart"/>
+      <w:r>
+        <w:t>These</w:t>
+      </w:r>
+      <w:proofErr w:type="spellEnd"/>
+      <w:r>
+        <w:t xml:space="preserve"> </w:t>
+      </w:r>
+      <w:proofErr w:type="spellStart"/>
+      <w:r>
+        <w:t>Those</w:t>
+      </w:r>
+      <w:proofErr w:type="spellEnd"/>
+      <w:r>
+        <w:t xml:space="preserve"> - </w:t>
+      </w:r>
+      <w:proofErr w:type="spellStart"/>
+      <w:r>
+        <w:t>Demonstrative</w:t>
+      </w:r>
+      <w:proofErr w:type="spellEnd"/>
+      <w:r>
+        <w:t xml:space="preserve"> </w:t>
+      </w:r>
+      <w:proofErr w:type="spellStart"/>
+      <w:r>
+        <w:t>Pronouns</w:t>
+      </w:r>
+      <w:proofErr w:type="spellEnd"/>
+      <w:r>
+        <w:t xml:space="preserve"> </w:t>
+      </w:r>
+      <w:proofErr w:type="spellStart"/>
+      <w:r>
+        <w:t>Demonstrative</w:t>
+      </w:r>
+      <w:proofErr w:type="spellEnd"/>
+      <w:r>
+        <w:t xml:space="preserve"> </w:t>
+      </w:r>
+      <w:proofErr w:type="spellStart"/>
+      <w:r>
+        <w:t>Adjectives</w:t>
+      </w:r>
+      <w:proofErr w:type="spellEnd"/>
       <w:r>
         <w:t xml:space="preserve">. </w:t>
       </w:r>
@@ -17707,10 +17961,9 @@
             </w:pPr>
             <w:r>
               <w:rPr>
-                <w:rFonts w:eastAsiaTheme="minorEastAsia"/>
-                <w:color w:val="000000"/>
-              </w:rPr>
-              <w:t>Responsable Nacional Ecosistema de Recursos Educativos Digitales (RED) - Profesional 06</w:t>
+                <w:lang w:val="es-CO"/>
+              </w:rPr>
+              <w:t>Profesional G06. Responsable Ecosistema Virtual de Recursos Educativos Digitales</w:t>
             </w:r>
           </w:p>
         </w:tc>
@@ -17855,8 +18108,13 @@
                 <w:lang w:val="es-CO"/>
               </w:rPr>
             </w:pPr>
-            <w:r>
-              <w:t>Harbey Castelblanco</w:t>
+            <w:proofErr w:type="spellStart"/>
+            <w:r>
+              <w:t>Harbey</w:t>
+            </w:r>
+            <w:proofErr w:type="spellEnd"/>
+            <w:r>
+              <w:t xml:space="preserve"> Castelblanco</w:t>
             </w:r>
           </w:p>
         </w:tc>
@@ -18236,7 +18494,6 @@
               </w:rPr>
             </w:pPr>
             <w:r>
-              <w:lastRenderedPageBreak/>
               <w:t>Jonathan Adié Villafañe</w:t>
             </w:r>
           </w:p>
@@ -18286,8 +18543,14 @@
                 <w:lang w:val="es-CO"/>
               </w:rPr>
             </w:pPr>
-            <w:r>
-              <w:t>Karine Isabel Ospino Fritz</w:t>
+            <w:proofErr w:type="spellStart"/>
+            <w:r>
+              <w:lastRenderedPageBreak/>
+              <w:t>Karine</w:t>
+            </w:r>
+            <w:proofErr w:type="spellEnd"/>
+            <w:r>
+              <w:t xml:space="preserve"> Isabel Ospino Fritz</w:t>
             </w:r>
           </w:p>
         </w:tc>
@@ -25426,15 +25689,6 @@
 </file>
 
 <file path=customXml/item1.xml><?xml version="1.0" encoding="utf-8"?>
-<?mso-contentType ?>
-<FormTemplates xmlns="http://schemas.microsoft.com/sharepoint/v3/contenttype/forms">
-  <Display>DocumentLibraryForm</Display>
-  <Edit>DocumentLibraryForm</Edit>
-  <New>DocumentLibraryForm</New>
-</FormTemplates>
-</file>
-
-<file path=customXml/item2.xml><?xml version="1.0" encoding="utf-8"?>
 <p:properties xmlns:p="http://schemas.microsoft.com/office/2006/metadata/properties" xmlns:xsi="http://www.w3.org/2001/XMLSchema-instance" xmlns:pc="http://schemas.microsoft.com/office/infopath/2007/PartnerControls">
   <documentManagement>
     <TaxCatchAll xmlns="13c90a0b-73bc-4dc0-be5f-28d77b615beb" xsi:nil="true"/>
@@ -25445,7 +25699,20 @@
 </p:properties>
 </file>
 
+<file path=customXml/item2.xml><?xml version="1.0" encoding="utf-8"?>
+<?mso-contentType ?>
+<FormTemplates xmlns="http://schemas.microsoft.com/sharepoint/v3/contenttype/forms">
+  <Display>DocumentLibraryForm</Display>
+  <Edit>DocumentLibraryForm</Edit>
+  <New>DocumentLibraryForm</New>
+</FormTemplates>
+</file>
+
 <file path=customXml/item3.xml><?xml version="1.0" encoding="utf-8"?>
+<b:Sources xmlns:b="http://schemas.openxmlformats.org/officeDocument/2006/bibliography" xmlns="http://schemas.openxmlformats.org/officeDocument/2006/bibliography" SelectedStyle="\APASixthEditionOfficeOnline.xsl" StyleName="APA" Version="6"/>
+</file>
+
+<file path=customXml/item4.xml><?xml version="1.0" encoding="utf-8"?>
 <ct:contentTypeSchema xmlns:ct="http://schemas.microsoft.com/office/2006/metadata/contentType" xmlns:ma="http://schemas.microsoft.com/office/2006/metadata/properties/metaAttributes" ct:_="" ma:_="" ma:contentTypeName="Documento" ma:contentTypeID="0x0101006A81D6BD42E8DF4C91013959704817E1" ma:contentTypeVersion="15" ma:contentTypeDescription="Crear nuevo documento." ma:contentTypeScope="" ma:versionID="bf4f72ffd194f0963ff564daca6869f7">
   <xsd:schema xmlns:xsd="http://www.w3.org/2001/XMLSchema" xmlns:xs="http://www.w3.org/2001/XMLSchema" xmlns:p="http://schemas.microsoft.com/office/2006/metadata/properties" xmlns:ns2="13c90a0b-73bc-4dc0-be5f-28d77b615beb" xmlns:ns3="13c93bba-48ce-428c-bfe5-88b42c19b028" targetNamespace="http://schemas.microsoft.com/office/2006/metadata/properties" ma:root="true" ma:fieldsID="8718d6f4873a5b1392a45044efa78385" ns2:_="" ns3:_="">
     <xsd:import namespace="13c90a0b-73bc-4dc0-be5f-28d77b615beb"/>
@@ -25680,19 +25947,7 @@
 </ct:contentTypeSchema>
 </file>
 
-<file path=customXml/item4.xml><?xml version="1.0" encoding="utf-8"?>
-<b:Sources xmlns:b="http://schemas.openxmlformats.org/officeDocument/2006/bibliography" xmlns="http://schemas.openxmlformats.org/officeDocument/2006/bibliography" SelectedStyle="\APASixthEditionOfficeOnline.xsl" StyleName="APA" Version="6"/>
-</file>
-
 <file path=customXml/itemProps1.xml><?xml version="1.0" encoding="utf-8"?>
-<ds:datastoreItem xmlns:ds="http://schemas.openxmlformats.org/officeDocument/2006/customXml" ds:itemID="{10663269-2064-4804-8290-36D4A57F5557}">
-  <ds:schemaRefs>
-    <ds:schemaRef ds:uri="http://schemas.microsoft.com/sharepoint/v3/contenttype/forms"/>
-  </ds:schemaRefs>
-</ds:datastoreItem>
-</file>
-
-<file path=customXml/itemProps2.xml><?xml version="1.0" encoding="utf-8"?>
 <ds:datastoreItem xmlns:ds="http://schemas.openxmlformats.org/officeDocument/2006/customXml" ds:itemID="{1279454D-02BE-4A9C-A117-DCD1573E2608}">
   <ds:schemaRefs>
     <ds:schemaRef ds:uri="http://schemas.microsoft.com/office/2006/metadata/properties"/>
@@ -25703,7 +25958,23 @@
 </ds:datastoreItem>
 </file>
 
+<file path=customXml/itemProps2.xml><?xml version="1.0" encoding="utf-8"?>
+<ds:datastoreItem xmlns:ds="http://schemas.openxmlformats.org/officeDocument/2006/customXml" ds:itemID="{10663269-2064-4804-8290-36D4A57F5557}">
+  <ds:schemaRefs>
+    <ds:schemaRef ds:uri="http://schemas.microsoft.com/sharepoint/v3/contenttype/forms"/>
+  </ds:schemaRefs>
+</ds:datastoreItem>
+</file>
+
 <file path=customXml/itemProps3.xml><?xml version="1.0" encoding="utf-8"?>
+<ds:datastoreItem xmlns:ds="http://schemas.openxmlformats.org/officeDocument/2006/customXml" ds:itemID="{EAE431FD-7059-4C09-804B-C9D69EB7B213}">
+  <ds:schemaRefs>
+    <ds:schemaRef ds:uri="http://schemas.openxmlformats.org/officeDocument/2006/bibliography"/>
+  </ds:schemaRefs>
+</ds:datastoreItem>
+</file>
+
+<file path=customXml/itemProps4.xml><?xml version="1.0" encoding="utf-8"?>
 <ds:datastoreItem xmlns:ds="http://schemas.openxmlformats.org/officeDocument/2006/customXml" ds:itemID="{9C14B031-69D2-4815-A77A-60B4EECF27A0}">
   <ds:schemaRefs>
     <ds:schemaRef ds:uri="http://schemas.microsoft.com/office/2006/metadata/contentType"/>
@@ -25720,12 +25991,4 @@
     <ds:schemaRef ds:uri="http://schemas.microsoft.com/internal/obd"/>
   </ds:schemaRefs>
 </ds:datastoreItem>
-</file>
-
-<file path=customXml/itemProps4.xml><?xml version="1.0" encoding="utf-8"?>
-<ds:datastoreItem xmlns:ds="http://schemas.openxmlformats.org/officeDocument/2006/customXml" ds:itemID="{EAE431FD-7059-4C09-804B-C9D69EB7B213}">
-  <ds:schemaRefs>
-    <ds:schemaRef ds:uri="http://schemas.openxmlformats.org/officeDocument/2006/bibliography"/>
-  </ds:schemaRefs>
-</ds:datastoreItem>
 </file>
--- a/fuentes/621602_CF09_DU.docx
+++ b/fuentes/621602_CF09_DU.docx
@@ -205,7 +205,7 @@
               </wp:anchor>
             </w:drawing>
           </mc:Choice>
-          <mc:Fallback xmlns:oel="http://schemas.microsoft.com/office/2019/extlst" xmlns:w16du="http://schemas.microsoft.com/office/word/2023/wordml/word16du" xmlns:w16sdtfl="http://schemas.microsoft.com/office/word/2024/wordml/sdtformatlock">
+          <mc:Fallback xmlns:w16sdtfl="http://schemas.microsoft.com/office/word/2024/wordml/sdtformatlock" xmlns:w16du="http://schemas.microsoft.com/office/word/2023/wordml/word16du" xmlns:oel="http://schemas.microsoft.com/office/2019/extlst">
             <w:pict>
               <v:rect w14:anchorId="4C256C62" id="Rectángulo 3" o:spid="_x0000_s1026" alt="&quot;&quot;" style="position:absolute;margin-left:-55.95pt;margin-top:26.4pt;width:613.85pt;height:164.25pt;z-index:-251655168;visibility:visible;mso-wrap-style:square;mso-height-percent:0;mso-wrap-distance-left:9pt;mso-wrap-distance-top:0;mso-wrap-distance-right:9pt;mso-wrap-distance-bottom:0;mso-position-horizontal:absolute;mso-position-horizontal-relative:text;mso-position-vertical:absolute;mso-position-vertical-relative:text;mso-height-percent:0;mso-height-relative:margin;v-text-anchor:middle" o:gfxdata="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" fillcolor="#00314d" stroked="f" strokeweight="1pt"/>
             </w:pict>
@@ -8564,19 +8564,11 @@
         </w:rPr>
         <w:t xml:space="preserve"> </w:t>
       </w:r>
-      <w:proofErr w:type="gramStart"/>
-      <w:r>
-        <w:rPr>
-          <w:rStyle w:val="Extranjerismo"/>
-        </w:rPr>
-        <w:t>So</w:t>
-      </w:r>
-      <w:proofErr w:type="gramEnd"/>
-      <w:r>
-        <w:rPr>
-          <w:rStyle w:val="Extranjerismo"/>
-        </w:rPr>
-        <w:t xml:space="preserve"> there are only 6 class categories, instead of the 7 scale groups.</w:t>
+      <w:r>
+        <w:rPr>
+          <w:rStyle w:val="Extranjerismo"/>
+        </w:rPr>
+        <w:t>So there are only 6 class categories, instead of the 7 scale groups.</w:t>
       </w:r>
     </w:p>
     <w:p>
@@ -9915,21 +9907,7 @@
         <w:rPr>
           <w:rStyle w:val="Extranjerismo"/>
         </w:rPr>
-        <w:t xml:space="preserve">Glamping is a globally growing trend that combines the experience of outdoor camping with the luxury and conditions of the best hotels. The term was invented at the end of the prior century as a fusion of the </w:t>
-      </w:r>
-      <w:proofErr w:type="gramStart"/>
-      <w:r>
-        <w:rPr>
-          <w:rStyle w:val="Extranjerismo"/>
-        </w:rPr>
-        <w:t>words</w:t>
-      </w:r>
-      <w:proofErr w:type="gramEnd"/>
-      <w:r>
-        <w:rPr>
-          <w:rStyle w:val="Extranjerismo"/>
-        </w:rPr>
-        <w:t xml:space="preserve"> glamour and camping.</w:t>
+        <w:t>Glamping is a globally growing trend that combines the experience of outdoor camping with the luxury and conditions of the best hotels. The term was invented at the end of the prior century as a fusion of the words glamour and camping.</w:t>
       </w:r>
     </w:p>
     <w:p>
@@ -13297,7 +13275,6 @@
         <w:t xml:space="preserve">Furniture includes the objects and equipment used to provide comfort, functionality, and decoration in the different areas of a hotel. Each space is furnished according to </w:t>
       </w:r>
       <w:proofErr w:type="spellStart"/>
-      <w:proofErr w:type="gramStart"/>
       <w:r>
         <w:rPr>
           <w:rStyle w:val="Extranjerismo"/>
@@ -13305,7 +13282,6 @@
         <w:t>it's</w:t>
       </w:r>
       <w:proofErr w:type="spellEnd"/>
-      <w:proofErr w:type="gramEnd"/>
       <w:r>
         <w:rPr>
           <w:rStyle w:val="Extranjerismo"/>
@@ -13833,7 +13809,6 @@
         <w:t xml:space="preserve">The leadership of the general manager is the most important way he or she brings to the overall scheme. The general manager is the person who orchestrates the department directors in their efforts to meet the financial objectives of the organization through </w:t>
       </w:r>
       <w:proofErr w:type="spellStart"/>
-      <w:proofErr w:type="gramStart"/>
       <w:r>
         <w:rPr>
           <w:rStyle w:val="Extranjerismo"/>
@@ -13841,7 +13816,6 @@
         <w:t>it's</w:t>
       </w:r>
       <w:proofErr w:type="spellEnd"/>
-      <w:proofErr w:type="gramEnd"/>
       <w:r>
         <w:rPr>
           <w:rStyle w:val="Extranjerismo"/>
@@ -13922,7 +13896,6 @@
         </w:rPr>
         <w:t xml:space="preserve">epartment is responsible for preparing, maintaining, and managing guest rooms and accommodation areas. </w:t>
       </w:r>
-      <w:proofErr w:type="gramStart"/>
       <w:r>
         <w:rPr>
           <w:rStyle w:val="Extranjerismo"/>
@@ -13935,7 +13908,6 @@
         </w:rPr>
         <w:t>t's</w:t>
       </w:r>
-      <w:proofErr w:type="gramEnd"/>
       <w:r>
         <w:rPr>
           <w:rStyle w:val="Extranjerismo"/>
@@ -14166,7 +14138,13 @@
         <w:t xml:space="preserve">de </w:t>
       </w:r>
       <w:r>
-        <w:t>huésped, los pagos y el cambio para los huéspedes durante el registro de salida.</w:t>
+        <w:t>huésped</w:t>
+      </w:r>
+      <w:r>
+        <w:t>es</w:t>
+      </w:r>
+      <w:r>
+        <w:t>, los pagos y el cambio para los huéspedes durante el registro de salida.</w:t>
       </w:r>
     </w:p>
     <w:p>
@@ -14472,21 +14450,7 @@
         <w:rPr>
           <w:rStyle w:val="Extranjerismo"/>
         </w:rPr>
-        <w:t xml:space="preserve">The food and beverage department </w:t>
-      </w:r>
-      <w:proofErr w:type="gramStart"/>
-      <w:r>
-        <w:rPr>
-          <w:rStyle w:val="Extranjerismo"/>
-        </w:rPr>
-        <w:t>is</w:t>
-      </w:r>
-      <w:proofErr w:type="gramEnd"/>
-      <w:r>
-        <w:rPr>
-          <w:rStyle w:val="Extranjerismo"/>
-        </w:rPr>
-        <w:t xml:space="preserve"> responsible for preparing, serving, and managing food and drinks within a hotel or hospitality establishment. This department plays an important role in guest satisfaction by providing quality service, cleanliness, and a pleasant dining experience.</w:t>
+        <w:t>The food and beverage department is responsible for preparing, serving, and managing food and drinks within a hotel or hospitality establishment. This department plays an important role in guest satisfaction by providing quality service, cleanliness, and a pleasant dining experience.</w:t>
       </w:r>
     </w:p>
     <w:p>
@@ -14569,21 +14533,7 @@
         <w:rPr>
           <w:rStyle w:val="Extranjerismo"/>
         </w:rPr>
-        <w:t xml:space="preserve">The food and beverage manager </w:t>
-      </w:r>
-      <w:proofErr w:type="gramStart"/>
-      <w:r>
-        <w:rPr>
-          <w:rStyle w:val="Extranjerismo"/>
-        </w:rPr>
-        <w:t>is</w:t>
-      </w:r>
-      <w:proofErr w:type="gramEnd"/>
-      <w:r>
-        <w:rPr>
-          <w:rStyle w:val="Extranjerismo"/>
-        </w:rPr>
-        <w:t xml:space="preserve"> responsible for the efficient operation of the kitchen, dining rooms, banquet service, room service, and executive lounge. This includes managing a multitude of details such as food quality, sanitation, inventory, cost control, staff training, revenue control, and guest service, just to name a few. In addition, this person should closely monitor trends in the marketing of food and beverages, and factors in food and beverage preparation and public services.</w:t>
+        <w:t>The food and beverage manager is responsible for the efficient operation of the kitchen, dining rooms, banquet service, room service, and executive lounge. This includes managing a multitude of details such as food quality, sanitation, inventory, cost control, staff training, revenue control, and guest service, just to name a few. In addition, this person should closely monitor trends in the marketing of food and beverages, and factors in food and beverage preparation and public services.</w:t>
       </w:r>
     </w:p>
     <w:p>
@@ -16105,14 +16055,7 @@
         <w:rPr>
           <w:rStyle w:val="Extranjerismo"/>
         </w:rPr>
-        <w:t>This is my room. (</w:t>
-      </w:r>
-      <w:proofErr w:type="gramStart"/>
-      <w:r>
-        <w:rPr>
-          <w:rStyle w:val="Extranjerismo"/>
-        </w:rPr>
-        <w:t>singula</w:t>
+        <w:t>This is my room. (singula</w:t>
       </w:r>
       <w:r>
         <w:rPr>
@@ -16120,7 +16063,6 @@
         </w:rPr>
         <w:t>r</w:t>
       </w:r>
-      <w:proofErr w:type="gramEnd"/>
       <w:r>
         <w:rPr>
           <w:rStyle w:val="Extranjerismo"/>
@@ -16167,16 +16109,8 @@
         <w:rPr>
           <w:rStyle w:val="Extranjerismo"/>
         </w:rPr>
-        <w:t>That is our house. (</w:t>
-      </w:r>
-      <w:proofErr w:type="gramStart"/>
-      <w:r>
-        <w:rPr>
-          <w:rStyle w:val="Extranjerismo"/>
-        </w:rPr>
-        <w:t>singular</w:t>
-      </w:r>
-      <w:proofErr w:type="gramEnd"/>
+        <w:t>That is our house. (singular</w:t>
+      </w:r>
       <w:r>
         <w:rPr>
           <w:rStyle w:val="Extranjerismo"/>
@@ -16217,21 +16151,7 @@
         <w:rPr>
           <w:rStyle w:val="Extranjerismo"/>
         </w:rPr>
-        <w:t>These are the hotel keys. (</w:t>
-      </w:r>
-      <w:proofErr w:type="gramStart"/>
-      <w:r>
-        <w:rPr>
-          <w:rStyle w:val="Extranjerismo"/>
-        </w:rPr>
-        <w:t>plural</w:t>
-      </w:r>
-      <w:proofErr w:type="gramEnd"/>
-      <w:r>
-        <w:rPr>
-          <w:rStyle w:val="Extranjerismo"/>
-        </w:rPr>
-        <w:t xml:space="preserve"> </w:t>
+        <w:t xml:space="preserve">These are the hotel keys. (plural </w:t>
       </w:r>
       <w:r>
         <w:rPr>
@@ -16273,21 +16193,7 @@
         <w:rPr>
           <w:rStyle w:val="Extranjerismo"/>
         </w:rPr>
-        <w:t>Those are my shoes. (</w:t>
-      </w:r>
-      <w:proofErr w:type="gramStart"/>
-      <w:r>
-        <w:rPr>
-          <w:rStyle w:val="Extranjerismo"/>
-        </w:rPr>
-        <w:t>plural</w:t>
-      </w:r>
-      <w:proofErr w:type="gramEnd"/>
-      <w:r>
-        <w:rPr>
-          <w:rStyle w:val="Extranjerismo"/>
-        </w:rPr>
-        <w:t xml:space="preserve"> </w:t>
+        <w:t xml:space="preserve">Those are my shoes. (plural </w:t>
       </w:r>
       <w:r>
         <w:rPr>
@@ -25689,6 +25595,15 @@
 </file>
 
 <file path=customXml/item1.xml><?xml version="1.0" encoding="utf-8"?>
+<?mso-contentType ?>
+<FormTemplates xmlns="http://schemas.microsoft.com/sharepoint/v3/contenttype/forms">
+  <Display>DocumentLibraryForm</Display>
+  <Edit>DocumentLibraryForm</Edit>
+  <New>DocumentLibraryForm</New>
+</FormTemplates>
+</file>
+
+<file path=customXml/item2.xml><?xml version="1.0" encoding="utf-8"?>
 <p:properties xmlns:p="http://schemas.microsoft.com/office/2006/metadata/properties" xmlns:xsi="http://www.w3.org/2001/XMLSchema-instance" xmlns:pc="http://schemas.microsoft.com/office/infopath/2007/PartnerControls">
   <documentManagement>
     <TaxCatchAll xmlns="13c90a0b-73bc-4dc0-be5f-28d77b615beb" xsi:nil="true"/>
@@ -25699,20 +25614,7 @@
 </p:properties>
 </file>
 
-<file path=customXml/item2.xml><?xml version="1.0" encoding="utf-8"?>
-<?mso-contentType ?>
-<FormTemplates xmlns="http://schemas.microsoft.com/sharepoint/v3/contenttype/forms">
-  <Display>DocumentLibraryForm</Display>
-  <Edit>DocumentLibraryForm</Edit>
-  <New>DocumentLibraryForm</New>
-</FormTemplates>
-</file>
-
 <file path=customXml/item3.xml><?xml version="1.0" encoding="utf-8"?>
-<b:Sources xmlns:b="http://schemas.openxmlformats.org/officeDocument/2006/bibliography" xmlns="http://schemas.openxmlformats.org/officeDocument/2006/bibliography" SelectedStyle="\APASixthEditionOfficeOnline.xsl" StyleName="APA" Version="6"/>
-</file>
-
-<file path=customXml/item4.xml><?xml version="1.0" encoding="utf-8"?>
 <ct:contentTypeSchema xmlns:ct="http://schemas.microsoft.com/office/2006/metadata/contentType" xmlns:ma="http://schemas.microsoft.com/office/2006/metadata/properties/metaAttributes" ct:_="" ma:_="" ma:contentTypeName="Documento" ma:contentTypeID="0x0101006A81D6BD42E8DF4C91013959704817E1" ma:contentTypeVersion="15" ma:contentTypeDescription="Crear nuevo documento." ma:contentTypeScope="" ma:versionID="bf4f72ffd194f0963ff564daca6869f7">
   <xsd:schema xmlns:xsd="http://www.w3.org/2001/XMLSchema" xmlns:xs="http://www.w3.org/2001/XMLSchema" xmlns:p="http://schemas.microsoft.com/office/2006/metadata/properties" xmlns:ns2="13c90a0b-73bc-4dc0-be5f-28d77b615beb" xmlns:ns3="13c93bba-48ce-428c-bfe5-88b42c19b028" targetNamespace="http://schemas.microsoft.com/office/2006/metadata/properties" ma:root="true" ma:fieldsID="8718d6f4873a5b1392a45044efa78385" ns2:_="" ns3:_="">
     <xsd:import namespace="13c90a0b-73bc-4dc0-be5f-28d77b615beb"/>
@@ -25947,7 +25849,19 @@
 </ct:contentTypeSchema>
 </file>
 
+<file path=customXml/item4.xml><?xml version="1.0" encoding="utf-8"?>
+<b:Sources xmlns:b="http://schemas.openxmlformats.org/officeDocument/2006/bibliography" xmlns="http://schemas.openxmlformats.org/officeDocument/2006/bibliography" SelectedStyle="\APASixthEditionOfficeOnline.xsl" StyleName="APA" Version="6"/>
+</file>
+
 <file path=customXml/itemProps1.xml><?xml version="1.0" encoding="utf-8"?>
+<ds:datastoreItem xmlns:ds="http://schemas.openxmlformats.org/officeDocument/2006/customXml" ds:itemID="{10663269-2064-4804-8290-36D4A57F5557}">
+  <ds:schemaRefs>
+    <ds:schemaRef ds:uri="http://schemas.microsoft.com/sharepoint/v3/contenttype/forms"/>
+  </ds:schemaRefs>
+</ds:datastoreItem>
+</file>
+
+<file path=customXml/itemProps2.xml><?xml version="1.0" encoding="utf-8"?>
 <ds:datastoreItem xmlns:ds="http://schemas.openxmlformats.org/officeDocument/2006/customXml" ds:itemID="{1279454D-02BE-4A9C-A117-DCD1573E2608}">
   <ds:schemaRefs>
     <ds:schemaRef ds:uri="http://schemas.microsoft.com/office/2006/metadata/properties"/>
@@ -25958,23 +25872,7 @@
 </ds:datastoreItem>
 </file>
 
-<file path=customXml/itemProps2.xml><?xml version="1.0" encoding="utf-8"?>
-<ds:datastoreItem xmlns:ds="http://schemas.openxmlformats.org/officeDocument/2006/customXml" ds:itemID="{10663269-2064-4804-8290-36D4A57F5557}">
-  <ds:schemaRefs>
-    <ds:schemaRef ds:uri="http://schemas.microsoft.com/sharepoint/v3/contenttype/forms"/>
-  </ds:schemaRefs>
-</ds:datastoreItem>
-</file>
-
 <file path=customXml/itemProps3.xml><?xml version="1.0" encoding="utf-8"?>
-<ds:datastoreItem xmlns:ds="http://schemas.openxmlformats.org/officeDocument/2006/customXml" ds:itemID="{EAE431FD-7059-4C09-804B-C9D69EB7B213}">
-  <ds:schemaRefs>
-    <ds:schemaRef ds:uri="http://schemas.openxmlformats.org/officeDocument/2006/bibliography"/>
-  </ds:schemaRefs>
-</ds:datastoreItem>
-</file>
-
-<file path=customXml/itemProps4.xml><?xml version="1.0" encoding="utf-8"?>
 <ds:datastoreItem xmlns:ds="http://schemas.openxmlformats.org/officeDocument/2006/customXml" ds:itemID="{9C14B031-69D2-4815-A77A-60B4EECF27A0}">
   <ds:schemaRefs>
     <ds:schemaRef ds:uri="http://schemas.microsoft.com/office/2006/metadata/contentType"/>
@@ -25991,4 +25889,12 @@
     <ds:schemaRef ds:uri="http://schemas.microsoft.com/internal/obd"/>
   </ds:schemaRefs>
 </ds:datastoreItem>
+</file>
+
+<file path=customXml/itemProps4.xml><?xml version="1.0" encoding="utf-8"?>
+<ds:datastoreItem xmlns:ds="http://schemas.openxmlformats.org/officeDocument/2006/customXml" ds:itemID="{EAE431FD-7059-4C09-804B-C9D69EB7B213}">
+  <ds:schemaRefs>
+    <ds:schemaRef ds:uri="http://schemas.openxmlformats.org/officeDocument/2006/bibliography"/>
+  </ds:schemaRefs>
+</ds:datastoreItem>
 </file>
--- a/fuentes/621602_CF09_DU.docx
+++ b/fuentes/621602_CF09_DU.docx
@@ -205,7 +205,7 @@
               </wp:anchor>
             </w:drawing>
           </mc:Choice>
-          <mc:Fallback xmlns:w16sdtfl="http://schemas.microsoft.com/office/word/2024/wordml/sdtformatlock" xmlns:w16du="http://schemas.microsoft.com/office/word/2023/wordml/word16du" xmlns:oel="http://schemas.microsoft.com/office/2019/extlst">
+          <mc:Fallback xmlns:oel="http://schemas.microsoft.com/office/2019/extlst" xmlns:w16du="http://schemas.microsoft.com/office/word/2023/wordml/word16du" xmlns:w16sdtfl="http://schemas.microsoft.com/office/word/2024/wordml/sdtformatlock">
             <w:pict>
               <v:rect w14:anchorId="4C256C62" id="Rectángulo 3" o:spid="_x0000_s1026" alt="&quot;&quot;" style="position:absolute;margin-left:-55.95pt;margin-top:26.4pt;width:613.85pt;height:164.25pt;z-index:-251655168;visibility:visible;mso-wrap-style:square;mso-height-percent:0;mso-wrap-distance-left:9pt;mso-wrap-distance-top:0;mso-wrap-distance-right:9pt;mso-wrap-distance-bottom:0;mso-position-horizontal:absolute;mso-position-horizontal-relative:text;mso-position-vertical:absolute;mso-position-vertical-relative:text;mso-height-percent:0;mso-height-relative:margin;v-text-anchor:middle" o:gfxdata="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" fillcolor="#00314d" stroked="f" strokeweight="1pt"/>
             </w:pict>
@@ -761,6 +761,7 @@
             <w:r>
               <w:rPr>
                 <w:rStyle w:val="Extranjerismo"/>
+                <w:noProof/>
               </w:rPr>
               <w:t>Lodging</w:t>
             </w:r>
@@ -856,6 +857,7 @@
             <w:r>
               <w:rPr>
                 <w:rStyle w:val="Extranjerismo"/>
+                <w:noProof/>
               </w:rPr>
               <w:t>Category</w:t>
             </w:r>
@@ -951,6 +953,7 @@
             <w:r>
               <w:rPr>
                 <w:rStyle w:val="Extranjerismo"/>
+                <w:noProof/>
               </w:rPr>
               <w:t>Class</w:t>
             </w:r>
@@ -1046,6 +1049,7 @@
             <w:r>
               <w:rPr>
                 <w:rStyle w:val="Extranjerismo"/>
+                <w:noProof/>
               </w:rPr>
               <w:t>Types</w:t>
             </w:r>
@@ -1141,6 +1145,7 @@
             <w:r>
               <w:rPr>
                 <w:rStyle w:val="Extranjerismo"/>
+                <w:noProof/>
               </w:rPr>
               <w:t>Characteristics</w:t>
             </w:r>
@@ -1236,6 +1241,7 @@
             <w:r>
               <w:rPr>
                 <w:rStyle w:val="Extranjerismo"/>
+                <w:noProof/>
               </w:rPr>
               <w:t>Geographical locations</w:t>
             </w:r>
@@ -1332,6 +1338,7 @@
             <w:r>
               <w:rPr>
                 <w:rStyle w:val="Extranjerismo"/>
+                <w:noProof/>
               </w:rPr>
               <w:t xml:space="preserve">Hotel areas and facilities </w:t>
             </w:r>
@@ -1427,6 +1434,7 @@
             <w:r>
               <w:rPr>
                 <w:rStyle w:val="Extranjerismo"/>
+                <w:noProof/>
               </w:rPr>
               <w:t xml:space="preserve">Organizational structure </w:t>
             </w:r>
@@ -1522,6 +1530,7 @@
             <w:r>
               <w:rPr>
                 <w:rStyle w:val="Extranjerismo"/>
+                <w:noProof/>
               </w:rPr>
               <w:t xml:space="preserve">Positions, duties, responsibilities, profiles </w:t>
             </w:r>
@@ -1608,6 +1617,7 @@
             <w:r>
               <w:rPr>
                 <w:rStyle w:val="Extranjerismo"/>
+                <w:noProof/>
               </w:rPr>
               <w:t xml:space="preserve"> Jobs and professions in the tourism sector</w:t>
             </w:r>
@@ -1703,6 +1713,7 @@
             <w:r>
               <w:rPr>
                 <w:rStyle w:val="Extranjerismo"/>
+                <w:noProof/>
               </w:rPr>
               <w:t>Demonstratives</w:t>
             </w:r>
@@ -2442,7 +2453,7 @@
           <w:lang w:val="en-US" w:eastAsia="es-CO"/>
         </w:rPr>
         <w:drawing>
-          <wp:inline distT="0" distB="0" distL="0" distR="0" wp14:anchorId="7A09DDE2" wp14:editId="39065495">
+          <wp:inline distT="0" distB="0" distL="0" distR="0" wp14:anchorId="7A09DDE2" wp14:editId="3B7882B5">
             <wp:extent cx="4680000" cy="3438000"/>
             <wp:effectExtent l="0" t="0" r="6350" b="0"/>
             <wp:docPr id="3" name="Gráfico 3" descr="Cuadro de diálogo, estructura “sujeto + verbo + complemento” en inglés y español. En la parte superior aparece el título bilingüe “Subject + verb + complement / Sujeto + verbo + complemento”. Debajo, dos personajes ilustrados conversan mediante globos de diálogo. Una persona pregunta qué es esta estructura gramatical y otra responde que es una forma de organizar oraciones donde el sujeto realiza la acción, el verbo la expresa y el complemento aporta información adicional. Luego se pregunta por su importancia y se explica que permite construir mensajes claros y coherentes en ambos idiomas. "/>
@@ -3396,7 +3407,7 @@
           <w:noProof/>
         </w:rPr>
         <w:drawing>
-          <wp:inline distT="0" distB="0" distL="0" distR="0" wp14:anchorId="4BCDC315" wp14:editId="5BC803FB">
+          <wp:inline distT="0" distB="0" distL="0" distR="0" wp14:anchorId="4BCDC315" wp14:editId="193B3B17">
             <wp:extent cx="4680000" cy="4802400"/>
             <wp:effectExtent l="0" t="0" r="6350" b="0"/>
             <wp:docPr id="5" name="Gráfico 5" descr="Cuadro de diálogo, que muestra dos interlocutores teniendo una conversación con estructura de Negative statements"/>
@@ -6502,41 +6513,46 @@
       <w:r>
         <w:t>Para dar instrucciones</w:t>
       </w:r>
+    </w:p>
+    <w:p>
+      <w:r>
+        <w:rPr>
+          <w:rStyle w:val="Extranjerismo"/>
+        </w:rPr>
+        <w:t>You walk straight for three blocks, then you turn right</w:t>
+      </w:r>
       <w:r>
         <w:t>.</w:t>
       </w:r>
     </w:p>
     <w:p>
       <w:r>
-        <w:rPr>
-          <w:rStyle w:val="Extranjerismo"/>
-        </w:rPr>
-        <w:t>You walk straight for three blocks, then you turn right</w:t>
-      </w:r>
-      <w:r>
+        <w:t>Camina recto durante tres cuadras, luego gira a la derecha.</w:t>
+      </w:r>
+    </w:p>
+    <w:p>
+      <w:pPr>
+        <w:rPr>
+          <w:rStyle w:val="Extranjerismo"/>
+          <w:b/>
+          <w:bCs/>
+        </w:rPr>
+      </w:pPr>
+      <w:r>
+        <w:rPr>
+          <w:rStyle w:val="Extranjerismo"/>
+          <w:b/>
+          <w:bCs/>
+        </w:rPr>
+        <w:t>To inform about scheduled, present or future events</w:t>
+      </w:r>
+      <w:r>
+        <w:rPr>
+          <w:rStyle w:val="Extranjerismo"/>
+          <w:b/>
+          <w:bCs/>
+        </w:rPr>
         <w:t>.</w:t>
-      </w:r>
-    </w:p>
-    <w:p>
-      <w:r>
-        <w:t>Camina recto durante tres cuadras, luego gira a la derecha.</w:t>
-      </w:r>
-    </w:p>
-    <w:p>
-      <w:pPr>
-        <w:rPr>
-          <w:rStyle w:val="Extranjerismo"/>
-          <w:b/>
-          <w:bCs/>
-        </w:rPr>
-      </w:pPr>
-      <w:r>
-        <w:rPr>
-          <w:rStyle w:val="Extranjerismo"/>
-          <w:b/>
-          <w:bCs/>
-        </w:rPr>
-        <w:t>To inform about scheduled, present or future events</w:t>
       </w:r>
     </w:p>
     <w:p>
@@ -8564,11 +8580,19 @@
         </w:rPr>
         <w:t xml:space="preserve"> </w:t>
       </w:r>
-      <w:r>
-        <w:rPr>
-          <w:rStyle w:val="Extranjerismo"/>
-        </w:rPr>
-        <w:t>So there are only 6 class categories, instead of the 7 scale groups.</w:t>
+      <w:proofErr w:type="gramStart"/>
+      <w:r>
+        <w:rPr>
+          <w:rStyle w:val="Extranjerismo"/>
+        </w:rPr>
+        <w:t>So</w:t>
+      </w:r>
+      <w:proofErr w:type="gramEnd"/>
+      <w:r>
+        <w:rPr>
+          <w:rStyle w:val="Extranjerismo"/>
+        </w:rPr>
+        <w:t xml:space="preserve"> there are only 6 class categories, instead of the 7 scale groups.</w:t>
       </w:r>
     </w:p>
     <w:p>
@@ -9907,7 +9931,21 @@
         <w:rPr>
           <w:rStyle w:val="Extranjerismo"/>
         </w:rPr>
-        <w:t>Glamping is a globally growing trend that combines the experience of outdoor camping with the luxury and conditions of the best hotels. The term was invented at the end of the prior century as a fusion of the words glamour and camping.</w:t>
+        <w:t xml:space="preserve">Glamping is a globally growing trend that combines the experience of outdoor camping with the luxury and conditions of the best hotels. The term was invented at the end of the prior century as a fusion of the </w:t>
+      </w:r>
+      <w:proofErr w:type="gramStart"/>
+      <w:r>
+        <w:rPr>
+          <w:rStyle w:val="Extranjerismo"/>
+        </w:rPr>
+        <w:t>words</w:t>
+      </w:r>
+      <w:proofErr w:type="gramEnd"/>
+      <w:r>
+        <w:rPr>
+          <w:rStyle w:val="Extranjerismo"/>
+        </w:rPr>
+        <w:t xml:space="preserve"> glamour and camping.</w:t>
       </w:r>
     </w:p>
     <w:p>
@@ -10407,6 +10445,11 @@
     </w:p>
     <w:p>
       <w:pPr>
+        <w:pStyle w:val="Prrafodelista"/>
+        <w:numPr>
+          <w:ilvl w:val="0"/>
+          <w:numId w:val="48"/>
+        </w:numPr>
         <w:rPr>
           <w:b/>
           <w:bCs/>
@@ -10429,12 +10472,20 @@
       </w:r>
     </w:p>
     <w:p>
+      <w:pPr>
+        <w:ind w:left="707"/>
+      </w:pPr>
       <w:r>
         <w:t>Características de establecimientos de alojamiento:</w:t>
       </w:r>
     </w:p>
     <w:p>
       <w:pPr>
+        <w:pStyle w:val="Prrafodelista"/>
+        <w:numPr>
+          <w:ilvl w:val="0"/>
+          <w:numId w:val="47"/>
+        </w:numPr>
         <w:rPr>
           <w:rStyle w:val="Extranjerismo"/>
           <w:b/>
@@ -10460,6 +10511,10 @@
       </w:r>
     </w:p>
     <w:p>
+      <w:pPr>
+        <w:pStyle w:val="Prrafodelista"/>
+        <w:ind w:left="1429" w:firstLine="0"/>
+      </w:pPr>
       <w:r>
         <w:t>Restaurante y servicio a la habitación</w:t>
       </w:r>
@@ -10469,6 +10524,11 @@
     </w:p>
     <w:p>
       <w:pPr>
+        <w:pStyle w:val="Prrafodelista"/>
+        <w:numPr>
+          <w:ilvl w:val="0"/>
+          <w:numId w:val="47"/>
+        </w:numPr>
         <w:rPr>
           <w:rStyle w:val="Extranjerismo"/>
           <w:b/>
@@ -10493,6 +10553,9 @@
       </w:r>
     </w:p>
     <w:p>
+      <w:pPr>
+        <w:ind w:left="707"/>
+      </w:pPr>
       <w:r>
         <w:t>Salones de eventos</w:t>
       </w:r>
@@ -10502,6 +10565,11 @@
     </w:p>
     <w:p>
       <w:pPr>
+        <w:pStyle w:val="Prrafodelista"/>
+        <w:numPr>
+          <w:ilvl w:val="0"/>
+          <w:numId w:val="47"/>
+        </w:numPr>
         <w:rPr>
           <w:rStyle w:val="Extranjerismo"/>
           <w:b/>
@@ -10526,6 +10594,9 @@
       </w:r>
     </w:p>
     <w:p>
+      <w:pPr>
+        <w:ind w:left="707"/>
+      </w:pPr>
       <w:r>
         <w:t>Locales comerciales</w:t>
       </w:r>
@@ -10535,6 +10606,11 @@
     </w:p>
     <w:p>
       <w:pPr>
+        <w:pStyle w:val="Prrafodelista"/>
+        <w:numPr>
+          <w:ilvl w:val="0"/>
+          <w:numId w:val="47"/>
+        </w:numPr>
         <w:rPr>
           <w:rStyle w:val="Extranjerismo"/>
           <w:b/>
@@ -10559,6 +10635,9 @@
       </w:r>
     </w:p>
     <w:p>
+      <w:pPr>
+        <w:ind w:left="707"/>
+      </w:pPr>
       <w:r>
         <w:t>Recepción y atención permanente</w:t>
       </w:r>
@@ -10568,6 +10647,11 @@
     </w:p>
     <w:p>
       <w:pPr>
+        <w:pStyle w:val="Prrafodelista"/>
+        <w:numPr>
+          <w:ilvl w:val="0"/>
+          <w:numId w:val="47"/>
+        </w:numPr>
         <w:rPr>
           <w:rStyle w:val="Extranjerismo"/>
           <w:b/>
@@ -10592,6 +10676,9 @@
       </w:r>
     </w:p>
     <w:p>
+      <w:pPr>
+        <w:ind w:left="707"/>
+      </w:pPr>
       <w:r>
         <w:t>Cajilla de seguridad</w:t>
       </w:r>
@@ -10601,6 +10688,11 @@
     </w:p>
     <w:p>
       <w:pPr>
+        <w:pStyle w:val="Prrafodelista"/>
+        <w:numPr>
+          <w:ilvl w:val="0"/>
+          <w:numId w:val="48"/>
+        </w:numPr>
         <w:rPr>
           <w:b/>
           <w:bCs/>
@@ -10623,12 +10715,25 @@
       </w:r>
     </w:p>
     <w:p>
+      <w:pPr>
+        <w:ind w:left="707"/>
+      </w:pPr>
       <w:r>
         <w:t>Limpieza periódica del alojamiento:</w:t>
       </w:r>
     </w:p>
     <w:p>
       <w:pPr>
+        <w:ind w:left="707"/>
+      </w:pPr>
+    </w:p>
+    <w:p>
+      <w:pPr>
+        <w:pStyle w:val="Prrafodelista"/>
+        <w:numPr>
+          <w:ilvl w:val="0"/>
+          <w:numId w:val="47"/>
+        </w:numPr>
         <w:rPr>
           <w:rStyle w:val="Extranjerismo"/>
           <w:b/>
@@ -10653,6 +10758,9 @@
       </w:r>
     </w:p>
     <w:p>
+      <w:pPr>
+        <w:ind w:left="707"/>
+      </w:pPr>
       <w:r>
         <w:t>Cambio periódico de ropa de cama</w:t>
       </w:r>
@@ -10662,6 +10770,11 @@
     </w:p>
     <w:p>
       <w:pPr>
+        <w:pStyle w:val="Prrafodelista"/>
+        <w:numPr>
+          <w:ilvl w:val="0"/>
+          <w:numId w:val="47"/>
+        </w:numPr>
         <w:rPr>
           <w:rStyle w:val="Extranjerismo"/>
           <w:b/>
@@ -10686,6 +10799,9 @@
       </w:r>
     </w:p>
     <w:p>
+      <w:pPr>
+        <w:ind w:left="707"/>
+      </w:pPr>
       <w:r>
         <w:t>Cambio periódico de toallas</w:t>
       </w:r>
@@ -10695,6 +10811,11 @@
     </w:p>
     <w:p>
       <w:pPr>
+        <w:pStyle w:val="Prrafodelista"/>
+        <w:numPr>
+          <w:ilvl w:val="0"/>
+          <w:numId w:val="47"/>
+        </w:numPr>
         <w:rPr>
           <w:rStyle w:val="Extranjerismo"/>
           <w:b/>
@@ -10719,7 +10840,11 @@
       </w:r>
     </w:p>
     <w:p>
-      <w:r>
+      <w:pPr>
+        <w:ind w:left="707"/>
+      </w:pPr>
+      <w:r>
+        <w:lastRenderedPageBreak/>
         <w:t>Prestación de servicios adicionales</w:t>
       </w:r>
       <w:r>
@@ -10728,19 +10853,23 @@
     </w:p>
     <w:p>
       <w:pPr>
-        <w:rPr>
-          <w:rStyle w:val="Extranjerismo"/>
-          <w:b/>
-          <w:bCs/>
-        </w:rPr>
-      </w:pPr>
-      <w:r>
-        <w:rPr>
-          <w:rStyle w:val="Extranjerismo"/>
-          <w:b/>
-          <w:bCs/>
-        </w:rPr>
-        <w:lastRenderedPageBreak/>
+        <w:pStyle w:val="Prrafodelista"/>
+        <w:numPr>
+          <w:ilvl w:val="0"/>
+          <w:numId w:val="47"/>
+        </w:numPr>
+        <w:rPr>
+          <w:rStyle w:val="Extranjerismo"/>
+          <w:b/>
+          <w:bCs/>
+        </w:rPr>
+      </w:pPr>
+      <w:r>
+        <w:rPr>
+          <w:rStyle w:val="Extranjerismo"/>
+          <w:b/>
+          <w:bCs/>
+        </w:rPr>
         <w:t>Laundry</w:t>
       </w:r>
       <w:r>
@@ -10754,6 +10883,12 @@
     </w:p>
     <w:p>
       <w:r>
+        <w:t xml:space="preserve"> </w:t>
+      </w:r>
+      <w:r>
+        <w:tab/>
+      </w:r>
+      <w:r>
         <w:t>Lavandería</w:t>
       </w:r>
       <w:r>
@@ -10761,6 +10896,13 @@
       </w:r>
     </w:p>
     <w:p>
+      <w:pPr>
+        <w:pStyle w:val="Prrafodelista"/>
+        <w:numPr>
+          <w:ilvl w:val="0"/>
+          <w:numId w:val="47"/>
+        </w:numPr>
+      </w:pPr>
       <w:r>
         <w:rPr>
           <w:rStyle w:val="Extranjerismo"/>
@@ -10779,6 +10921,9 @@
       </w:r>
     </w:p>
     <w:p>
+      <w:pPr>
+        <w:ind w:left="707"/>
+      </w:pPr>
       <w:r>
         <w:t>Planchado</w:t>
       </w:r>
@@ -10788,6 +10933,11 @@
     </w:p>
     <w:p>
       <w:pPr>
+        <w:pStyle w:val="Prrafodelista"/>
+        <w:numPr>
+          <w:ilvl w:val="0"/>
+          <w:numId w:val="47"/>
+        </w:numPr>
         <w:rPr>
           <w:rStyle w:val="Extranjerismo"/>
           <w:b/>
@@ -10812,6 +10962,9 @@
       </w:r>
     </w:p>
     <w:p>
+      <w:pPr>
+        <w:ind w:left="707"/>
+      </w:pPr>
       <w:r>
         <w:t>Custodia de maletas</w:t>
       </w:r>
@@ -10821,6 +10974,11 @@
     </w:p>
     <w:p>
       <w:pPr>
+        <w:pStyle w:val="Prrafodelista"/>
+        <w:numPr>
+          <w:ilvl w:val="0"/>
+          <w:numId w:val="47"/>
+        </w:numPr>
         <w:rPr>
           <w:b/>
           <w:bCs/>
@@ -10844,6 +11002,9 @@
       </w:r>
     </w:p>
     <w:p>
+      <w:pPr>
+        <w:ind w:left="707"/>
+      </w:pPr>
       <w:r>
         <w:t>Periódico</w:t>
       </w:r>
@@ -10853,6 +11014,11 @@
     </w:p>
     <w:p>
       <w:pPr>
+        <w:pStyle w:val="Prrafodelista"/>
+        <w:numPr>
+          <w:ilvl w:val="0"/>
+          <w:numId w:val="48"/>
+        </w:numPr>
         <w:rPr>
           <w:b/>
           <w:bCs/>
@@ -10875,12 +11041,20 @@
       </w:r>
     </w:p>
     <w:p>
+      <w:pPr>
+        <w:ind w:left="707"/>
+      </w:pPr>
       <w:r>
         <w:t>Paquete turístico:</w:t>
       </w:r>
     </w:p>
     <w:p>
       <w:pPr>
+        <w:ind w:left="707"/>
+      </w:pPr>
+    </w:p>
+    <w:p>
+      <w:pPr>
         <w:rPr>
           <w:rStyle w:val="Extranjerismo"/>
           <w:b/>
@@ -10902,6 +11076,11 @@
           <w:bCs/>
         </w:rPr>
         <w:t>holidays</w:t>
+      </w:r>
+    </w:p>
+    <w:p>
+      <w:r>
+        <w:t>Tipos de vacaciones</w:t>
       </w:r>
     </w:p>
     <w:p>
@@ -10931,24 +11110,12 @@
     <w:p>
       <w:pPr>
         <w:pStyle w:val="Prrafodelista"/>
-        <w:numPr>
-          <w:ilvl w:val="0"/>
-          <w:numId w:val="22"/>
-        </w:numPr>
-        <w:rPr>
-          <w:rStyle w:val="Extranjerismo"/>
-        </w:rPr>
-      </w:pPr>
-      <w:r>
-        <w:rPr>
-          <w:rStyle w:val="Extranjerismo"/>
-        </w:rPr>
-        <w:t>Winter sports</w:t>
-      </w:r>
-      <w:r>
-        <w:rPr>
-          <w:rStyle w:val="Extranjerismo"/>
-        </w:rPr>
+        <w:ind w:left="1429" w:firstLine="0"/>
+      </w:pPr>
+      <w:r>
+        <w:t>Crucero</w:t>
+      </w:r>
+      <w:r>
         <w:t>.</w:t>
       </w:r>
     </w:p>
@@ -10967,13 +11134,22 @@
         <w:rPr>
           <w:rStyle w:val="Extranjerismo"/>
         </w:rPr>
-        <w:t>Mini-break</w:t>
+        <w:t>Winter sports</w:t>
       </w:r>
       <w:r>
         <w:rPr>
           <w:rStyle w:val="Extranjerismo"/>
         </w:rPr>
         <w:t>.</w:t>
+      </w:r>
+    </w:p>
+    <w:p>
+      <w:pPr>
+        <w:pStyle w:val="Prrafodelista"/>
+        <w:ind w:left="1429" w:firstLine="0"/>
+      </w:pPr>
+      <w:r>
+        <w:t>Deportes de invierno.</w:t>
       </w:r>
     </w:p>
     <w:p>
@@ -10991,13 +11167,23 @@
         <w:rPr>
           <w:rStyle w:val="Extranjerismo"/>
         </w:rPr>
-        <w:t>Honeymoon</w:t>
+        <w:lastRenderedPageBreak/>
+        <w:t>Mini-break</w:t>
       </w:r>
       <w:r>
         <w:rPr>
           <w:rStyle w:val="Extranjerismo"/>
         </w:rPr>
         <w:t>.</w:t>
+      </w:r>
+    </w:p>
+    <w:p>
+      <w:pPr>
+        <w:pStyle w:val="Prrafodelista"/>
+        <w:ind w:left="1429" w:firstLine="0"/>
+      </w:pPr>
+      <w:r>
+        <w:t>Mini Descanso.</w:t>
       </w:r>
     </w:p>
     <w:p>
@@ -11009,15 +11195,13 @@
         </w:numPr>
         <w:rPr>
           <w:rStyle w:val="Extranjerismo"/>
-          <w:spacing w:val="0"/>
-          <w:lang w:val="es-CO"/>
-        </w:rPr>
-      </w:pPr>
-      <w:r>
-        <w:rPr>
-          <w:rStyle w:val="Extranjerismo"/>
-        </w:rPr>
-        <w:t>Adventure</w:t>
+        </w:rPr>
+      </w:pPr>
+      <w:r>
+        <w:rPr>
+          <w:rStyle w:val="Extranjerismo"/>
+        </w:rPr>
+        <w:t>Honeymoon</w:t>
       </w:r>
       <w:r>
         <w:rPr>
@@ -11028,17 +11212,11 @@
     </w:p>
     <w:p>
       <w:pPr>
-        <w:rPr>
-          <w:b/>
-          <w:bCs/>
-        </w:rPr>
-      </w:pPr>
-      <w:r>
-        <w:rPr>
-          <w:b/>
-          <w:bCs/>
-        </w:rPr>
-        <w:t>Tipos de vacaciones</w:t>
+        <w:pStyle w:val="Prrafodelista"/>
+        <w:ind w:left="1429" w:firstLine="0"/>
+      </w:pPr>
+      <w:r>
+        <w:t>Luna de miel.</w:t>
       </w:r>
     </w:p>
     <w:p>
@@ -11046,11 +11224,34 @@
         <w:pStyle w:val="Prrafodelista"/>
         <w:numPr>
           <w:ilvl w:val="0"/>
-          <w:numId w:val="23"/>
+          <w:numId w:val="22"/>
         </w:numPr>
-      </w:pPr>
-      <w:r>
-        <w:t>Crucero.</w:t>
+        <w:rPr>
+          <w:rStyle w:val="Extranjerismo"/>
+          <w:spacing w:val="0"/>
+          <w:lang w:val="es-CO"/>
+        </w:rPr>
+      </w:pPr>
+      <w:r>
+        <w:rPr>
+          <w:rStyle w:val="Extranjerismo"/>
+        </w:rPr>
+        <w:t>Adventure</w:t>
+      </w:r>
+      <w:r>
+        <w:rPr>
+          <w:rStyle w:val="Extranjerismo"/>
+        </w:rPr>
+        <w:t>.</w:t>
+      </w:r>
+    </w:p>
+    <w:p>
+      <w:pPr>
+        <w:pStyle w:val="Prrafodelista"/>
+        <w:ind w:left="1429" w:firstLine="0"/>
+      </w:pPr>
+      <w:r>
+        <w:t>Aventuras.</w:t>
       </w:r>
     </w:p>
     <w:p>
@@ -11058,52 +11259,8 @@
         <w:pStyle w:val="Prrafodelista"/>
         <w:numPr>
           <w:ilvl w:val="0"/>
-          <w:numId w:val="23"/>
+          <w:numId w:val="48"/>
         </w:numPr>
-      </w:pPr>
-      <w:r>
-        <w:t>Deportes de invierno.</w:t>
-      </w:r>
-    </w:p>
-    <w:p>
-      <w:pPr>
-        <w:pStyle w:val="Prrafodelista"/>
-        <w:numPr>
-          <w:ilvl w:val="0"/>
-          <w:numId w:val="23"/>
-        </w:numPr>
-      </w:pPr>
-      <w:r>
-        <w:lastRenderedPageBreak/>
-        <w:t>Mini descanso.</w:t>
-      </w:r>
-    </w:p>
-    <w:p>
-      <w:pPr>
-        <w:pStyle w:val="Prrafodelista"/>
-        <w:numPr>
-          <w:ilvl w:val="0"/>
-          <w:numId w:val="23"/>
-        </w:numPr>
-      </w:pPr>
-      <w:r>
-        <w:t>Luna de miel.</w:t>
-      </w:r>
-    </w:p>
-    <w:p>
-      <w:pPr>
-        <w:pStyle w:val="Prrafodelista"/>
-        <w:numPr>
-          <w:ilvl w:val="0"/>
-          <w:numId w:val="23"/>
-        </w:numPr>
-      </w:pPr>
-      <w:r>
-        <w:t>Aventuras.</w:t>
-      </w:r>
-    </w:p>
-    <w:p>
-      <w:pPr>
         <w:rPr>
           <w:rStyle w:val="Extranjerismo"/>
           <w:b/>
@@ -11118,6 +11275,30 @@
         </w:rPr>
         <w:t>Ancillary services</w:t>
       </w:r>
+      <w:r>
+        <w:rPr>
+          <w:rStyle w:val="Extranjerismo"/>
+          <w:b/>
+          <w:bCs/>
+        </w:rPr>
+        <w:t>:</w:t>
+      </w:r>
+    </w:p>
+    <w:p>
+      <w:pPr>
+        <w:ind w:left="707"/>
+      </w:pPr>
+      <w:r>
+        <w:t>Servicios complementarios</w:t>
+      </w:r>
+      <w:r>
+        <w:t>:</w:t>
+      </w:r>
+    </w:p>
+    <w:p>
+      <w:pPr>
+        <w:ind w:left="707"/>
+      </w:pPr>
     </w:p>
     <w:p>
       <w:pPr>
@@ -11146,25 +11327,10 @@
     <w:p>
       <w:pPr>
         <w:pStyle w:val="Prrafodelista"/>
-        <w:numPr>
-          <w:ilvl w:val="0"/>
-          <w:numId w:val="24"/>
-        </w:numPr>
-        <w:rPr>
-          <w:rStyle w:val="Extranjerismo"/>
-        </w:rPr>
-      </w:pPr>
-      <w:r>
-        <w:rPr>
-          <w:rStyle w:val="Extranjerismo"/>
-        </w:rPr>
-        <w:t>All-inclusive</w:t>
-      </w:r>
-      <w:r>
-        <w:rPr>
-          <w:rStyle w:val="Extranjerismo"/>
-        </w:rPr>
-        <w:t>.</w:t>
+        <w:ind w:left="1429" w:firstLine="0"/>
+      </w:pPr>
+      <w:r>
+        <w:t>Visa.</w:t>
       </w:r>
     </w:p>
     <w:p>
@@ -11182,13 +11348,22 @@
         <w:rPr>
           <w:rStyle w:val="Extranjerismo"/>
         </w:rPr>
-        <w:t>Insurance</w:t>
+        <w:t>All-inclusive</w:t>
       </w:r>
       <w:r>
         <w:rPr>
           <w:rStyle w:val="Extranjerismo"/>
         </w:rPr>
         <w:t>.</w:t>
+      </w:r>
+    </w:p>
+    <w:p>
+      <w:pPr>
+        <w:pStyle w:val="Prrafodelista"/>
+        <w:ind w:left="1429" w:firstLine="0"/>
+      </w:pPr>
+      <w:r>
+        <w:t>Todo incluido.</w:t>
       </w:r>
     </w:p>
     <w:p>
@@ -11206,13 +11381,22 @@
         <w:rPr>
           <w:rStyle w:val="Extranjerismo"/>
         </w:rPr>
-        <w:t>Foreign exchange</w:t>
+        <w:t>Insurance</w:t>
       </w:r>
       <w:r>
         <w:rPr>
           <w:rStyle w:val="Extranjerismo"/>
         </w:rPr>
         <w:t>.</w:t>
+      </w:r>
+    </w:p>
+    <w:p>
+      <w:pPr>
+        <w:pStyle w:val="Prrafodelista"/>
+        <w:ind w:left="1429" w:firstLine="0"/>
+      </w:pPr>
+      <w:r>
+        <w:t>Seguro.</w:t>
       </w:r>
     </w:p>
     <w:p>
@@ -11230,13 +11414,22 @@
         <w:rPr>
           <w:rStyle w:val="Extranjerismo"/>
         </w:rPr>
-        <w:t>Transfer</w:t>
+        <w:t>Foreign exchange</w:t>
       </w:r>
       <w:r>
         <w:rPr>
           <w:rStyle w:val="Extranjerismo"/>
         </w:rPr>
         <w:t>.</w:t>
+      </w:r>
+    </w:p>
+    <w:p>
+      <w:pPr>
+        <w:pStyle w:val="Prrafodelista"/>
+        <w:ind w:left="1429" w:firstLine="0"/>
+      </w:pPr>
+      <w:r>
+        <w:t>Cambio de moneda.</w:t>
       </w:r>
     </w:p>
     <w:p>
@@ -11254,7 +11447,7 @@
         <w:rPr>
           <w:rStyle w:val="Extranjerismo"/>
         </w:rPr>
-        <w:t>Equipment hires</w:t>
+        <w:t>Transfer</w:t>
       </w:r>
       <w:r>
         <w:rPr>
@@ -11265,17 +11458,11 @@
     </w:p>
     <w:p>
       <w:pPr>
-        <w:rPr>
-          <w:b/>
-          <w:bCs/>
-        </w:rPr>
-      </w:pPr>
-      <w:r>
-        <w:rPr>
-          <w:b/>
-          <w:bCs/>
-        </w:rPr>
-        <w:t>Servicios complementarios</w:t>
+        <w:pStyle w:val="Prrafodelista"/>
+        <w:ind w:left="1429" w:firstLine="0"/>
+      </w:pPr>
+      <w:r>
+        <w:t>Transferir.</w:t>
       </w:r>
     </w:p>
     <w:p>
@@ -11283,82 +11470,86 @@
         <w:pStyle w:val="Prrafodelista"/>
         <w:numPr>
           <w:ilvl w:val="0"/>
-          <w:numId w:val="25"/>
+          <w:numId w:val="24"/>
         </w:numPr>
-      </w:pPr>
-      <w:r>
-        <w:t>Visa.</w:t>
-      </w:r>
+        <w:rPr>
+          <w:rStyle w:val="Extranjerismo"/>
+        </w:rPr>
+      </w:pPr>
+      <w:r>
+        <w:rPr>
+          <w:rStyle w:val="Extranjerismo"/>
+        </w:rPr>
+        <w:t>Equipment hires</w:t>
+      </w:r>
+      <w:r>
+        <w:rPr>
+          <w:rStyle w:val="Extranjerismo"/>
+        </w:rPr>
+        <w:t>.</w:t>
+      </w:r>
+    </w:p>
+    <w:p>
+      <w:pPr>
+        <w:pStyle w:val="Prrafodelista"/>
+        <w:ind w:left="1429" w:firstLine="0"/>
+      </w:pPr>
+      <w:r>
+        <w:t>Alquiler de equipos.</w:t>
+      </w:r>
+    </w:p>
+    <w:p>
+      <w:pPr>
+        <w:pStyle w:val="Prrafodelista"/>
+        <w:ind w:left="1429" w:firstLine="0"/>
+      </w:pPr>
     </w:p>
     <w:p>
       <w:pPr>
         <w:pStyle w:val="Prrafodelista"/>
         <w:numPr>
           <w:ilvl w:val="0"/>
-          <w:numId w:val="25"/>
+          <w:numId w:val="48"/>
         </w:numPr>
-      </w:pPr>
-      <w:r>
-        <w:t>Todo incluido.</w:t>
-      </w:r>
-    </w:p>
-    <w:p>
-      <w:pPr>
-        <w:pStyle w:val="Prrafodelista"/>
-        <w:numPr>
-          <w:ilvl w:val="0"/>
-          <w:numId w:val="25"/>
-        </w:numPr>
-      </w:pPr>
-      <w:r>
-        <w:t>Seguro.</w:t>
-      </w:r>
-    </w:p>
-    <w:p>
-      <w:pPr>
-        <w:pStyle w:val="Prrafodelista"/>
-        <w:numPr>
-          <w:ilvl w:val="0"/>
-          <w:numId w:val="25"/>
-        </w:numPr>
-      </w:pPr>
-      <w:r>
-        <w:t>Cambio de moneda.</w:t>
-      </w:r>
-    </w:p>
-    <w:p>
-      <w:pPr>
-        <w:pStyle w:val="Prrafodelista"/>
-        <w:numPr>
-          <w:ilvl w:val="0"/>
-          <w:numId w:val="25"/>
-        </w:numPr>
-      </w:pPr>
-      <w:r>
-        <w:t>Transferir.</w:t>
-      </w:r>
-    </w:p>
-    <w:p>
-      <w:pPr>
-        <w:pStyle w:val="Prrafodelista"/>
-        <w:numPr>
-          <w:ilvl w:val="0"/>
-          <w:numId w:val="25"/>
-        </w:numPr>
-      </w:pPr>
-      <w:r>
-        <w:t>Alquiler de equipos.</w:t>
-      </w:r>
-    </w:p>
-    <w:p>
-      <w:r>
-        <w:rPr>
-          <w:rStyle w:val="Extranjerismo"/>
-          <w:b/>
-          <w:bCs/>
-        </w:rPr>
+        <w:rPr>
+          <w:rStyle w:val="Extranjerismo"/>
+          <w:b/>
+          <w:bCs/>
+        </w:rPr>
+      </w:pPr>
+      <w:r>
+        <w:rPr>
+          <w:rStyle w:val="Extranjerismo"/>
+          <w:b/>
+          <w:bCs/>
+        </w:rPr>
+        <w:lastRenderedPageBreak/>
         <w:t>Accommodation</w:t>
       </w:r>
+      <w:r>
+        <w:rPr>
+          <w:rStyle w:val="Extranjerismo"/>
+          <w:b/>
+          <w:bCs/>
+        </w:rPr>
+        <w:t>:</w:t>
+      </w:r>
+    </w:p>
+    <w:p>
+      <w:pPr>
+        <w:ind w:left="707"/>
+      </w:pPr>
+      <w:r>
+        <w:t>Alojamiento</w:t>
+      </w:r>
+      <w:r>
+        <w:t>:</w:t>
+      </w:r>
+    </w:p>
+    <w:p>
+      <w:pPr>
+        <w:ind w:left="707"/>
+      </w:pPr>
     </w:p>
     <w:p>
       <w:pPr>
@@ -11387,24 +11578,12 @@
     <w:p>
       <w:pPr>
         <w:pStyle w:val="Prrafodelista"/>
-        <w:numPr>
-          <w:ilvl w:val="0"/>
-          <w:numId w:val="26"/>
-        </w:numPr>
-        <w:rPr>
-          <w:rStyle w:val="Extranjerismo"/>
-        </w:rPr>
-      </w:pPr>
-      <w:r>
-        <w:rPr>
-          <w:rStyle w:val="Extranjerismo"/>
-        </w:rPr>
-        <w:t>All-inclusive</w:t>
-      </w:r>
-      <w:r>
-        <w:rPr>
-          <w:rStyle w:val="Extranjerismo"/>
-        </w:rPr>
+        <w:ind w:left="1429" w:firstLine="0"/>
+      </w:pPr>
+      <w:r>
+        <w:t>Visa</w:t>
+      </w:r>
+      <w:r>
         <w:t>.</w:t>
       </w:r>
     </w:p>
@@ -11423,14 +11602,22 @@
         <w:rPr>
           <w:rStyle w:val="Extranjerismo"/>
         </w:rPr>
-        <w:lastRenderedPageBreak/>
-        <w:t>Insurance</w:t>
+        <w:t>All-inclusive</w:t>
       </w:r>
       <w:r>
         <w:rPr>
           <w:rStyle w:val="Extranjerismo"/>
         </w:rPr>
         <w:t>.</w:t>
+      </w:r>
+    </w:p>
+    <w:p>
+      <w:pPr>
+        <w:pStyle w:val="Prrafodelista"/>
+        <w:ind w:left="1429" w:firstLine="0"/>
+      </w:pPr>
+      <w:r>
+        <w:t>Todo incluido.</w:t>
       </w:r>
     </w:p>
     <w:p>
@@ -11448,7 +11635,25 @@
         <w:rPr>
           <w:rStyle w:val="Extranjerismo"/>
         </w:rPr>
-        <w:t>Foreign exchange</w:t>
+        <w:t>Insurance</w:t>
+      </w:r>
+      <w:r>
+        <w:rPr>
+          <w:rStyle w:val="Extranjerismo"/>
+        </w:rPr>
+        <w:t>.</w:t>
+      </w:r>
+    </w:p>
+    <w:p>
+      <w:pPr>
+        <w:pStyle w:val="Prrafodelista"/>
+        <w:ind w:left="1429" w:firstLine="0"/>
+        <w:rPr>
+          <w:rStyle w:val="Extranjerismo"/>
+        </w:rPr>
+      </w:pPr>
+      <w:r>
+        <w:t>Seguro</w:t>
       </w:r>
       <w:r>
         <w:rPr>
@@ -11472,7 +11677,25 @@
         <w:rPr>
           <w:rStyle w:val="Extranjerismo"/>
         </w:rPr>
-        <w:t>Transfer</w:t>
+        <w:t>Foreign exchange</w:t>
+      </w:r>
+      <w:r>
+        <w:rPr>
+          <w:rStyle w:val="Extranjerismo"/>
+        </w:rPr>
+        <w:t>.</w:t>
+      </w:r>
+    </w:p>
+    <w:p>
+      <w:pPr>
+        <w:pStyle w:val="Prrafodelista"/>
+        <w:ind w:left="1429" w:firstLine="0"/>
+        <w:rPr>
+          <w:rStyle w:val="Extranjerismo"/>
+        </w:rPr>
+      </w:pPr>
+      <w:r>
+        <w:t>Cambio de moneda</w:t>
       </w:r>
       <w:r>
         <w:rPr>
@@ -11496,7 +11719,7 @@
         <w:rPr>
           <w:rStyle w:val="Extranjerismo"/>
         </w:rPr>
-        <w:t>Equipment hires</w:t>
+        <w:t>Transfer</w:t>
       </w:r>
       <w:r>
         <w:rPr>
@@ -11506,12 +11729,12 @@
       </w:r>
     </w:p>
     <w:p>
-      <w:r>
-        <w:rPr>
-          <w:b/>
-          <w:bCs/>
-        </w:rPr>
-        <w:t>Alojamiento</w:t>
+      <w:pPr>
+        <w:pStyle w:val="Prrafodelista"/>
+        <w:ind w:left="1429" w:firstLine="0"/>
+      </w:pPr>
+      <w:r>
+        <w:t>Transferir.</w:t>
       </w:r>
     </w:p>
     <w:p>
@@ -11519,11 +11742,41 @@
         <w:pStyle w:val="Prrafodelista"/>
         <w:numPr>
           <w:ilvl w:val="0"/>
-          <w:numId w:val="27"/>
+          <w:numId w:val="26"/>
         </w:numPr>
-      </w:pPr>
-      <w:r>
-        <w:t>Visa.</w:t>
+        <w:rPr>
+          <w:rStyle w:val="Extranjerismo"/>
+        </w:rPr>
+      </w:pPr>
+      <w:r>
+        <w:rPr>
+          <w:rStyle w:val="Extranjerismo"/>
+        </w:rPr>
+        <w:t>Equipment hires</w:t>
+      </w:r>
+      <w:r>
+        <w:rPr>
+          <w:rStyle w:val="Extranjerismo"/>
+        </w:rPr>
+        <w:t>.</w:t>
+      </w:r>
+    </w:p>
+    <w:p>
+      <w:pPr>
+        <w:pStyle w:val="Prrafodelista"/>
+        <w:ind w:left="1429" w:firstLine="0"/>
+        <w:rPr>
+          <w:rStyle w:val="Extranjerismo"/>
+        </w:rPr>
+      </w:pPr>
+      <w:r>
+        <w:t>Alquiler de equipos</w:t>
+      </w:r>
+      <w:r>
+        <w:rPr>
+          <w:rStyle w:val="Extranjerismo"/>
+        </w:rPr>
+        <w:t>.</w:t>
       </w:r>
     </w:p>
     <w:p>
@@ -11531,75 +11784,55 @@
         <w:pStyle w:val="Prrafodelista"/>
         <w:numPr>
           <w:ilvl w:val="0"/>
-          <w:numId w:val="27"/>
+          <w:numId w:val="48"/>
         </w:numPr>
-      </w:pPr>
-      <w:r>
-        <w:t>Todo incluido.</w:t>
+        <w:rPr>
+          <w:rStyle w:val="Extranjerismo"/>
+        </w:rPr>
+      </w:pPr>
+      <w:r>
+        <w:rPr>
+          <w:rStyle w:val="Extranjerismo"/>
+          <w:b/>
+          <w:bCs/>
+        </w:rPr>
+        <w:t>Transportation</w:t>
+      </w:r>
+      <w:r>
+        <w:rPr>
+          <w:rStyle w:val="Extranjerismo"/>
+          <w:b/>
+          <w:bCs/>
+        </w:rPr>
+        <w:t>:</w:t>
       </w:r>
     </w:p>
     <w:p>
       <w:pPr>
         <w:pStyle w:val="Prrafodelista"/>
-        <w:numPr>
-          <w:ilvl w:val="0"/>
-          <w:numId w:val="27"/>
-        </w:numPr>
-      </w:pPr>
-      <w:r>
-        <w:t>Seguro.</w:t>
+        <w:ind w:left="1429" w:firstLine="0"/>
+        <w:rPr>
+          <w:rStyle w:val="Extranjerismo"/>
+        </w:rPr>
+      </w:pPr>
+      <w:r>
+        <w:t>Transporte</w:t>
+      </w:r>
+      <w:r>
+        <w:rPr>
+          <w:rStyle w:val="Extranjerismo"/>
+        </w:rPr>
+        <w:t>:</w:t>
       </w:r>
     </w:p>
     <w:p>
       <w:pPr>
         <w:pStyle w:val="Prrafodelista"/>
-        <w:numPr>
-          <w:ilvl w:val="0"/>
-          <w:numId w:val="27"/>
-        </w:numPr>
-      </w:pPr>
-      <w:r>
-        <w:t>Cambio de moneda.</w:t>
-      </w:r>
-    </w:p>
-    <w:p>
-      <w:pPr>
-        <w:pStyle w:val="Prrafodelista"/>
-        <w:numPr>
-          <w:ilvl w:val="0"/>
-          <w:numId w:val="27"/>
-        </w:numPr>
-      </w:pPr>
-      <w:r>
-        <w:t>Transferir.</w:t>
-      </w:r>
-    </w:p>
-    <w:p>
-      <w:pPr>
-        <w:pStyle w:val="Prrafodelista"/>
-        <w:numPr>
-          <w:ilvl w:val="0"/>
-          <w:numId w:val="27"/>
-        </w:numPr>
-      </w:pPr>
-      <w:r>
-        <w:t>Alquiler de equipos.</w:t>
-      </w:r>
-    </w:p>
-    <w:p>
-      <w:pPr>
-        <w:rPr>
-          <w:rStyle w:val="Extranjerismo"/>
-        </w:rPr>
-      </w:pPr>
-      <w:r>
-        <w:rPr>
-          <w:rStyle w:val="Extranjerismo"/>
-          <w:b/>
-          <w:bCs/>
-        </w:rPr>
-        <w:t>Transportation</w:t>
-      </w:r>
+        <w:ind w:left="1429" w:firstLine="0"/>
+        <w:rPr>
+          <w:rStyle w:val="Extranjerismo"/>
+        </w:rPr>
+      </w:pPr>
     </w:p>
     <w:p>
       <w:pPr>
@@ -11628,24 +11861,12 @@
     <w:p>
       <w:pPr>
         <w:pStyle w:val="Prrafodelista"/>
-        <w:numPr>
-          <w:ilvl w:val="0"/>
-          <w:numId w:val="28"/>
-        </w:numPr>
-        <w:rPr>
-          <w:rStyle w:val="Extranjerismo"/>
-        </w:rPr>
-      </w:pPr>
-      <w:r>
-        <w:rPr>
-          <w:rStyle w:val="Extranjerismo"/>
-        </w:rPr>
-        <w:t>Luxury car</w:t>
-      </w:r>
-      <w:r>
-        <w:rPr>
-          <w:rStyle w:val="Extranjerismo"/>
-        </w:rPr>
+        <w:ind w:left="1429" w:firstLine="0"/>
+      </w:pPr>
+      <w:r>
+        <w:t>Vuelo Chárter</w:t>
+      </w:r>
+      <w:r>
         <w:t>.</w:t>
       </w:r>
     </w:p>
@@ -11664,7 +11885,7 @@
         <w:rPr>
           <w:rStyle w:val="Extranjerismo"/>
         </w:rPr>
-        <w:t>Scheduled flight</w:t>
+        <w:t>Luxury car</w:t>
       </w:r>
       <w:r>
         <w:rPr>
@@ -11674,15 +11895,12 @@
       </w:r>
     </w:p>
     <w:p>
-      <w:r>
-        <w:rPr>
-          <w:b/>
-          <w:bCs/>
-        </w:rPr>
-        <w:t>Transporte</w:t>
-      </w:r>
-      <w:r>
-        <w:tab/>
+      <w:pPr>
+        <w:pStyle w:val="Prrafodelista"/>
+        <w:ind w:left="1429" w:firstLine="0"/>
+      </w:pPr>
+      <w:r>
+        <w:t>Auto de lujo.</w:t>
       </w:r>
     </w:p>
     <w:p>
@@ -11690,22 +11908,251 @@
         <w:pStyle w:val="Prrafodelista"/>
         <w:numPr>
           <w:ilvl w:val="0"/>
-          <w:numId w:val="29"/>
+          <w:numId w:val="28"/>
         </w:numPr>
-      </w:pPr>
-      <w:r>
-        <w:t xml:space="preserve">Vuelo </w:t>
-      </w:r>
-      <w:proofErr w:type="spellStart"/>
-      <w:r>
-        <w:rPr>
-          <w:rStyle w:val="Extranjerismo"/>
-        </w:rPr>
-        <w:t>Chárter</w:t>
-      </w:r>
-      <w:proofErr w:type="spellEnd"/>
-      <w:r>
+        <w:rPr>
+          <w:rStyle w:val="Extranjerismo"/>
+        </w:rPr>
+      </w:pPr>
+      <w:r>
+        <w:rPr>
+          <w:rStyle w:val="Extranjerismo"/>
+        </w:rPr>
+        <w:lastRenderedPageBreak/>
+        <w:t>Scheduled flight</w:t>
+      </w:r>
+      <w:r>
+        <w:rPr>
+          <w:rStyle w:val="Extranjerismo"/>
+        </w:rPr>
         <w:t>.</w:t>
+      </w:r>
+    </w:p>
+    <w:p>
+      <w:pPr>
+        <w:pStyle w:val="Prrafodelista"/>
+        <w:ind w:left="1429" w:firstLine="0"/>
+      </w:pPr>
+      <w:r>
+        <w:t>Vuelo programado.</w:t>
+      </w:r>
+    </w:p>
+    <w:p>
+      <w:pPr>
+        <w:pStyle w:val="Ttulo2"/>
+      </w:pPr>
+      <w:bookmarkStart w:id="7" w:name="_Toc235178172"/>
+      <w:r>
+        <w:rPr>
+          <w:rStyle w:val="Extranjerismo"/>
+        </w:rPr>
+        <w:t>Geographical locations</w:t>
+      </w:r>
+      <w:r>
+        <w:t xml:space="preserve"> / Ubicaciones geográficas</w:t>
+      </w:r>
+      <w:bookmarkEnd w:id="7"/>
+    </w:p>
+    <w:p>
+      <w:pPr>
+        <w:rPr>
+          <w:rStyle w:val="Extranjerismo"/>
+        </w:rPr>
+      </w:pPr>
+      <w:r>
+        <w:rPr>
+          <w:rStyle w:val="Extranjerismo"/>
+        </w:rPr>
+        <w:t>The geographical location is the identification of a specific place on the planet using various tools such as maps, compasses, coordinates, or geolocation systems.</w:t>
+      </w:r>
+    </w:p>
+    <w:p>
+      <w:r>
+        <w:rPr>
+          <w:rStyle w:val="Extranjerismo"/>
+        </w:rPr>
+        <w:t>In the accommodation service, it is important to know the location of the establishment and the specific places that guests may need to access. Therefore, it is important to keep that in mind and guide them in case of being</w:t>
+      </w:r>
+      <w:r>
+        <w:t>.</w:t>
+      </w:r>
+    </w:p>
+    <w:p>
+      <w:pPr>
+        <w:rPr>
+          <w:rStyle w:val="Extranjerismo"/>
+        </w:rPr>
+      </w:pPr>
+      <w:r>
+        <w:rPr>
+          <w:rStyle w:val="Extranjerismo"/>
+        </w:rPr>
+        <w:t>Colombia is a land of diversity</w:t>
+      </w:r>
+      <w:r>
+        <w:rPr>
+          <w:rStyle w:val="Extranjerismo"/>
+        </w:rPr>
+        <w:t>;</w:t>
+      </w:r>
+      <w:r>
+        <w:rPr>
+          <w:rStyle w:val="Extranjerismo"/>
+        </w:rPr>
+        <w:t xml:space="preserve"> from </w:t>
+      </w:r>
+      <w:r>
+        <w:rPr>
+          <w:rStyle w:val="Extranjerismo"/>
+        </w:rPr>
+        <w:t>the</w:t>
+      </w:r>
+      <w:r>
+        <w:rPr>
+          <w:rStyle w:val="Extranjerismo"/>
+        </w:rPr>
+        <w:t xml:space="preserve"> Andes to the Amazon, it has a place for everyone.</w:t>
+      </w:r>
+    </w:p>
+    <w:p>
+      <w:pPr>
+        <w:rPr>
+          <w:rStyle w:val="Extranjerismo"/>
+        </w:rPr>
+      </w:pPr>
+      <w:r>
+        <w:rPr>
+          <w:rStyle w:val="Extranjerismo"/>
+        </w:rPr>
+        <w:t xml:space="preserve">Colombia can be divided into six geographic regions: the Caribbean coast, the Pacific coast, </w:t>
+      </w:r>
+      <w:r>
+        <w:rPr>
+          <w:rStyle w:val="Extranjerismo"/>
+        </w:rPr>
+        <w:t>the</w:t>
+      </w:r>
+      <w:r>
+        <w:rPr>
+          <w:rStyle w:val="Extranjerismo"/>
+        </w:rPr>
+        <w:t xml:space="preserve"> Andes Mountains, Orinoqu</w:t>
+      </w:r>
+      <w:r>
+        <w:rPr>
+          <w:rStyle w:val="Extranjerismo"/>
+        </w:rPr>
+        <w:t>i</w:t>
+      </w:r>
+      <w:r>
+        <w:rPr>
+          <w:rStyle w:val="Extranjerismo"/>
+        </w:rPr>
+        <w:t>a, the Amazon rainforest, and the Islands.</w:t>
+      </w:r>
+    </w:p>
+    <w:p>
+      <w:r>
+        <w:rPr>
+          <w:rStyle w:val="Extranjerismo"/>
+        </w:rPr>
+        <w:t>Each region offers its own activities</w:t>
+      </w:r>
+      <w:r>
+        <w:rPr>
+          <w:rStyle w:val="Extranjerismo"/>
+        </w:rPr>
+        <w:t>;</w:t>
+      </w:r>
+      <w:r>
+        <w:rPr>
+          <w:rStyle w:val="Extranjerismo"/>
+        </w:rPr>
+        <w:t xml:space="preserve"> it is important to know the highlights of each of them.</w:t>
+      </w:r>
+    </w:p>
+    <w:p>
+      <w:r>
+        <w:t>La ubicación geográfica es la identificación de un lugar específico del planeta, mediante el uso de diversas herramientas como mapas, brújulas, coordenadas o sistemas de geolocalización.</w:t>
+      </w:r>
+    </w:p>
+    <w:p>
+      <w:r>
+        <w:lastRenderedPageBreak/>
+        <w:t>En el servicio de alojamiento, es importante tener conocimiento de la ubicación del establecimiento y los lugares específicos</w:t>
+      </w:r>
+      <w:r>
+        <w:t xml:space="preserve"> a los</w:t>
+      </w:r>
+      <w:r>
+        <w:t xml:space="preserve"> que los huéspedes pueden necesitar acceder. Por lo tanto, es importante tenerlo presente y orientarlos en caso de ser requerido.</w:t>
+      </w:r>
+    </w:p>
+    <w:p>
+      <w:r>
+        <w:t>Colombia es una tierra diversa</w:t>
+      </w:r>
+      <w:r>
+        <w:t>;</w:t>
+      </w:r>
+      <w:r>
+        <w:t xml:space="preserve"> desde los Andes hasta el Amazonas, existe un lugar para cada persona.</w:t>
+      </w:r>
+    </w:p>
+    <w:p>
+      <w:r>
+        <w:t xml:space="preserve">Colombia se puede dividir en seis regiones geográficas: la costa </w:t>
+      </w:r>
+      <w:r>
+        <w:t>c</w:t>
+      </w:r>
+      <w:r>
+        <w:t xml:space="preserve">aribe, la costa </w:t>
+      </w:r>
+      <w:r>
+        <w:t>p</w:t>
+      </w:r>
+      <w:r>
+        <w:t xml:space="preserve">acífica, la </w:t>
+      </w:r>
+      <w:r>
+        <w:t>c</w:t>
+      </w:r>
+      <w:r>
+        <w:t xml:space="preserve">ordillera de los Andes, Orinoquia, la selva </w:t>
+      </w:r>
+      <w:r>
+        <w:t>A</w:t>
+      </w:r>
+      <w:r>
+        <w:t>mazónica y la zona insular.</w:t>
+      </w:r>
+    </w:p>
+    <w:p>
+      <w:r>
+        <w:t>Cada región ofrece sus propias actividades</w:t>
+      </w:r>
+      <w:r>
+        <w:t>;</w:t>
+      </w:r>
+      <w:r>
+        <w:t xml:space="preserve"> es importante conocer los aspectos más destacados de cada una de ellas. </w:t>
+      </w:r>
+    </w:p>
+    <w:p>
+      <w:r>
+        <w:rPr>
+          <w:rStyle w:val="Extranjerismo"/>
+        </w:rPr>
+        <w:t>Hotel guests require key information such as the following</w:t>
+      </w:r>
+      <w:r>
+        <w:t>.</w:t>
+      </w:r>
+    </w:p>
+    <w:p>
+      <w:r>
+        <w:t>Los huéspedes del hotel requieren información clave como la siguiente.</w:t>
       </w:r>
     </w:p>
     <w:p>
@@ -11713,11 +12160,47 @@
         <w:pStyle w:val="Prrafodelista"/>
         <w:numPr>
           <w:ilvl w:val="0"/>
-          <w:numId w:val="29"/>
+          <w:numId w:val="48"/>
         </w:numPr>
-      </w:pPr>
-      <w:r>
-        <w:t>Auto de lujo.</w:t>
+        <w:rPr>
+          <w:rStyle w:val="Extranjerismo"/>
+          <w:b/>
+          <w:bCs/>
+        </w:rPr>
+      </w:pPr>
+      <w:r>
+        <w:rPr>
+          <w:rStyle w:val="Extranjerismo"/>
+          <w:b/>
+          <w:bCs/>
+        </w:rPr>
+        <w:t>Food and drink</w:t>
+      </w:r>
+    </w:p>
+    <w:p>
+      <w:pPr>
+        <w:ind w:left="707"/>
+        <w:rPr>
+          <w:rStyle w:val="Extranjerismo"/>
+        </w:rPr>
+      </w:pPr>
+      <w:r>
+        <w:rPr>
+          <w:rStyle w:val="Extranjerismo"/>
+        </w:rPr>
+        <w:t>B</w:t>
+      </w:r>
+      <w:r>
+        <w:rPr>
+          <w:rStyle w:val="Extranjerismo"/>
+        </w:rPr>
+        <w:t>ars / restaurants / takeaways / local specialties</w:t>
+      </w:r>
+      <w:r>
+        <w:rPr>
+          <w:rStyle w:val="Extranjerismo"/>
+        </w:rPr>
+        <w:t>.</w:t>
       </w:r>
     </w:p>
     <w:p>
@@ -11725,49 +12208,112 @@
         <w:pStyle w:val="Prrafodelista"/>
         <w:numPr>
           <w:ilvl w:val="0"/>
-          <w:numId w:val="29"/>
+          <w:numId w:val="48"/>
         </w:numPr>
-      </w:pPr>
-      <w:r>
-        <w:t>Vuelo programado.</w:t>
-      </w:r>
-    </w:p>
-    <w:p>
-      <w:pPr>
-        <w:pStyle w:val="Ttulo2"/>
-      </w:pPr>
-      <w:bookmarkStart w:id="7" w:name="_Toc235178172"/>
-      <w:r>
-        <w:rPr>
-          <w:rStyle w:val="Extranjerismo"/>
+        <w:rPr>
+          <w:b/>
+          <w:bCs/>
+        </w:rPr>
+      </w:pPr>
+      <w:r>
+        <w:rPr>
+          <w:b/>
+          <w:bCs/>
+        </w:rPr>
+        <w:t>Comidas y bebidas</w:t>
+      </w:r>
+    </w:p>
+    <w:p>
+      <w:pPr>
+        <w:ind w:left="707"/>
+      </w:pPr>
+      <w:r>
+        <w:t>B</w:t>
+      </w:r>
+      <w:r>
+        <w:t>ares / restaurantes / comida para llevar / especialidades locales</w:t>
+      </w:r>
+      <w:r>
+        <w:t>.</w:t>
+      </w:r>
+    </w:p>
+    <w:p>
+      <w:pPr>
+        <w:pStyle w:val="Prrafodelista"/>
+        <w:numPr>
+          <w:ilvl w:val="0"/>
+          <w:numId w:val="48"/>
+        </w:numPr>
+      </w:pPr>
+      <w:r>
+        <w:rPr>
+          <w:rStyle w:val="Extranjerismo"/>
+          <w:b/>
+          <w:bCs/>
+        </w:rPr>
+        <w:t>Sightseeing</w:t>
+      </w:r>
+    </w:p>
+    <w:p>
+      <w:pPr>
+        <w:ind w:left="707"/>
+        <w:rPr>
+          <w:rStyle w:val="Extranjerismo"/>
+        </w:rPr>
+      </w:pPr>
+      <w:r>
+        <w:rPr>
+          <w:rStyle w:val="Extranjerismo"/>
+        </w:rPr>
+        <w:t>M</w:t>
+      </w:r>
+      <w:r>
+        <w:rPr>
+          <w:rStyle w:val="Extranjerismo"/>
+        </w:rPr>
+        <w:t>useums / galleries historic monuments parks / gardens</w:t>
+      </w:r>
+      <w:r>
+        <w:rPr>
+          <w:rStyle w:val="Extranjerismo"/>
+        </w:rPr>
+        <w:t>.</w:t>
+      </w:r>
+    </w:p>
+    <w:p>
+      <w:pPr>
+        <w:ind w:left="707"/>
+        <w:rPr>
+          <w:rStyle w:val="Extranjerismo"/>
+        </w:rPr>
+      </w:pPr>
+    </w:p>
+    <w:p>
+      <w:pPr>
+        <w:pStyle w:val="Prrafodelista"/>
+        <w:numPr>
+          <w:ilvl w:val="0"/>
+          <w:numId w:val="48"/>
+        </w:numPr>
+      </w:pPr>
+      <w:r>
+        <w:rPr>
+          <w:b/>
+          <w:bCs/>
         </w:rPr>
         <w:lastRenderedPageBreak/>
-        <w:t>Geographical locations</w:t>
-      </w:r>
-      <w:r>
-        <w:t xml:space="preserve"> / Ubicaciones geográficas</w:t>
-      </w:r>
-      <w:bookmarkEnd w:id="7"/>
-    </w:p>
-    <w:p>
-      <w:pPr>
-        <w:rPr>
-          <w:rStyle w:val="Extranjerismo"/>
-        </w:rPr>
-      </w:pPr>
-      <w:r>
-        <w:rPr>
-          <w:rStyle w:val="Extranjerismo"/>
-        </w:rPr>
-        <w:t>The geographical location is the identification of a specific place on the planet using various tools such as maps, compasses, coordinates, or geolocation systems.</w:t>
-      </w:r>
-    </w:p>
-    <w:p>
-      <w:r>
-        <w:rPr>
-          <w:rStyle w:val="Extranjerismo"/>
-        </w:rPr>
-        <w:t>In the accommodation service, it is important to know the location of the establishment and the specific places that guests may need to access. Therefore, it is important to keep that in mind and guide them in case of being</w:t>
+        <w:t>Turismo</w:t>
+      </w:r>
+    </w:p>
+    <w:p>
+      <w:pPr>
+        <w:ind w:left="707"/>
+      </w:pPr>
+      <w:r>
+        <w:t>M</w:t>
+      </w:r>
+      <w:r>
+        <w:t>useos / galerías monumentos históricos / parques / jardines</w:t>
       </w:r>
       <w:r>
         <w:t>.</w:t>
@@ -11775,279 +12321,179 @@
     </w:p>
     <w:p>
       <w:pPr>
-        <w:rPr>
-          <w:rStyle w:val="Extranjerismo"/>
-        </w:rPr>
-      </w:pPr>
-      <w:r>
-        <w:rPr>
-          <w:rStyle w:val="Extranjerismo"/>
-        </w:rPr>
-        <w:t>Colombia is a land of diversity</w:t>
-      </w:r>
-      <w:r>
-        <w:rPr>
-          <w:rStyle w:val="Extranjerismo"/>
-        </w:rPr>
-        <w:t>;</w:t>
-      </w:r>
-      <w:r>
-        <w:rPr>
-          <w:rStyle w:val="Extranjerismo"/>
-        </w:rPr>
-        <w:t xml:space="preserve"> from </w:t>
-      </w:r>
-      <w:r>
-        <w:rPr>
-          <w:rStyle w:val="Extranjerismo"/>
-        </w:rPr>
-        <w:t>the</w:t>
-      </w:r>
-      <w:r>
-        <w:rPr>
-          <w:rStyle w:val="Extranjerismo"/>
-        </w:rPr>
-        <w:t xml:space="preserve"> Andes to the Amazon, it has a place for everyone.</w:t>
-      </w:r>
-    </w:p>
-    <w:p>
-      <w:pPr>
-        <w:rPr>
-          <w:rStyle w:val="Extranjerismo"/>
-        </w:rPr>
-      </w:pPr>
-      <w:r>
-        <w:rPr>
-          <w:rStyle w:val="Extranjerismo"/>
-        </w:rPr>
-        <w:t xml:space="preserve">Colombia can be divided into six geographic regions: the Caribbean coast, the Pacific coast, </w:t>
-      </w:r>
-      <w:r>
-        <w:rPr>
-          <w:rStyle w:val="Extranjerismo"/>
-        </w:rPr>
-        <w:t>the</w:t>
-      </w:r>
-      <w:r>
-        <w:rPr>
-          <w:rStyle w:val="Extranjerismo"/>
-        </w:rPr>
-        <w:t xml:space="preserve"> Andes Mountains, </w:t>
-      </w:r>
-      <w:proofErr w:type="spellStart"/>
-      <w:r>
-        <w:rPr>
-          <w:rStyle w:val="Extranjerismo"/>
-        </w:rPr>
-        <w:t>Orinoqu</w:t>
-      </w:r>
-      <w:r>
-        <w:rPr>
-          <w:rStyle w:val="Extranjerismo"/>
-        </w:rPr>
-        <w:t>i</w:t>
-      </w:r>
-      <w:r>
-        <w:rPr>
-          <w:rStyle w:val="Extranjerismo"/>
-        </w:rPr>
-        <w:t>a</w:t>
-      </w:r>
-      <w:proofErr w:type="spellEnd"/>
-      <w:r>
-        <w:rPr>
-          <w:rStyle w:val="Extranjerismo"/>
-        </w:rPr>
-        <w:t>, the Amazon rainforest, and the Islands.</w:t>
-      </w:r>
-    </w:p>
-    <w:p>
-      <w:r>
-        <w:rPr>
-          <w:rStyle w:val="Extranjerismo"/>
-        </w:rPr>
-        <w:t>Each region offers its own activities</w:t>
-      </w:r>
-      <w:r>
-        <w:rPr>
-          <w:rStyle w:val="Extranjerismo"/>
-        </w:rPr>
-        <w:t>;</w:t>
-      </w:r>
-      <w:r>
-        <w:rPr>
-          <w:rStyle w:val="Extranjerismo"/>
-        </w:rPr>
-        <w:t xml:space="preserve"> it is important to know the highlights of each of them.</w:t>
-      </w:r>
-    </w:p>
-    <w:p>
-      <w:r>
-        <w:t>La ubicación geográfica es la identificación de un lugar específico del planeta, mediante el uso de diversas herramientas como mapas, brújulas, coordenadas o sistemas de geolocalización.</w:t>
-      </w:r>
-    </w:p>
-    <w:p>
-      <w:r>
-        <w:t>En el servicio de alojamiento, es importante tener conocimiento de la ubicación del establecimiento y los lugares específicos</w:t>
-      </w:r>
-      <w:r>
-        <w:t xml:space="preserve"> a los</w:t>
-      </w:r>
-      <w:r>
-        <w:t xml:space="preserve"> que los huéspedes pueden necesitar </w:t>
-      </w:r>
-      <w:r>
-        <w:lastRenderedPageBreak/>
-        <w:t>acceder. Por lo tanto, es importante tenerlo presente y orientarlos en caso de ser requerido.</w:t>
-      </w:r>
-    </w:p>
-    <w:p>
-      <w:r>
-        <w:t>Colombia es una tierra diversa</w:t>
-      </w:r>
-      <w:r>
-        <w:t>;</w:t>
-      </w:r>
-      <w:r>
-        <w:t xml:space="preserve"> desde los Andes hasta el Amazonas, existe un lugar para cada persona.</w:t>
-      </w:r>
-    </w:p>
-    <w:p>
-      <w:r>
-        <w:t xml:space="preserve">Colombia se puede dividir en seis regiones geográficas: la costa </w:t>
-      </w:r>
-      <w:r>
-        <w:t>c</w:t>
-      </w:r>
-      <w:r>
-        <w:t xml:space="preserve">aribe, la costa </w:t>
-      </w:r>
-      <w:r>
-        <w:t>p</w:t>
-      </w:r>
-      <w:r>
-        <w:t xml:space="preserve">acífica, la </w:t>
-      </w:r>
-      <w:r>
-        <w:t>c</w:t>
-      </w:r>
-      <w:r>
-        <w:t xml:space="preserve">ordillera de los Andes, Orinoquia, la selva </w:t>
-      </w:r>
-      <w:r>
-        <w:t>A</w:t>
-      </w:r>
-      <w:r>
-        <w:t>mazónica y la zona insular.</w:t>
-      </w:r>
-    </w:p>
-    <w:p>
-      <w:r>
-        <w:t>Cada región ofrece sus propias actividades</w:t>
-      </w:r>
-      <w:r>
-        <w:t>;</w:t>
-      </w:r>
-      <w:r>
-        <w:t xml:space="preserve"> es importante conocer los aspectos más destacados de cada una de ellas. </w:t>
-      </w:r>
-    </w:p>
-    <w:p>
-      <w:r>
-        <w:rPr>
-          <w:rStyle w:val="Extranjerismo"/>
-        </w:rPr>
-        <w:t>Hotel guests require key information such as the following</w:t>
-      </w:r>
-      <w:r>
+        <w:pStyle w:val="Prrafodelista"/>
+        <w:numPr>
+          <w:ilvl w:val="0"/>
+          <w:numId w:val="48"/>
+        </w:numPr>
+      </w:pPr>
+      <w:r>
+        <w:rPr>
+          <w:rStyle w:val="Extranjerismo"/>
+          <w:b/>
+          <w:bCs/>
+        </w:rPr>
+        <w:t>Entertainment</w:t>
+      </w:r>
+    </w:p>
+    <w:p>
+      <w:pPr>
+        <w:ind w:left="707"/>
+        <w:rPr>
+          <w:rStyle w:val="Extranjerismo"/>
+        </w:rPr>
+      </w:pPr>
+      <w:r>
+        <w:rPr>
+          <w:rStyle w:val="Extranjerismo"/>
+        </w:rPr>
+        <w:t>D</w:t>
+      </w:r>
+      <w:r>
+        <w:rPr>
+          <w:rStyle w:val="Extranjerismo"/>
+        </w:rPr>
+        <w:t>iscos / nightclubs / shows / festivals / concerts halls / funfairs</w:t>
+      </w:r>
+      <w:r>
+        <w:rPr>
+          <w:rStyle w:val="Extranjerismo"/>
+        </w:rPr>
         <w:t>.</w:t>
       </w:r>
     </w:p>
     <w:p>
-      <w:r>
-        <w:t>Los huéspedes del hotel requieren información clave como la siguiente.</w:t>
-      </w:r>
-    </w:p>
-    <w:p>
-      <w:pPr>
-        <w:rPr>
-          <w:rStyle w:val="Extranjerismo"/>
-          <w:b/>
-          <w:bCs/>
-        </w:rPr>
-      </w:pPr>
-      <w:r>
-        <w:rPr>
-          <w:rStyle w:val="Extranjerismo"/>
-          <w:b/>
-          <w:bCs/>
-        </w:rPr>
-        <w:t>Food and drink</w:t>
-      </w:r>
-    </w:p>
-    <w:p>
-      <w:pPr>
-        <w:rPr>
-          <w:rStyle w:val="Extranjerismo"/>
-        </w:rPr>
-      </w:pPr>
-      <w:r>
-        <w:rPr>
-          <w:rStyle w:val="Extranjerismo"/>
-        </w:rPr>
-        <w:t>B</w:t>
-      </w:r>
-      <w:r>
-        <w:rPr>
-          <w:rStyle w:val="Extranjerismo"/>
-        </w:rPr>
-        <w:t>ars / restaurants / takeaways / local specialties</w:t>
-      </w:r>
-      <w:r>
-        <w:rPr>
-          <w:rStyle w:val="Extranjerismo"/>
-        </w:rPr>
+      <w:pPr>
+        <w:pStyle w:val="Prrafodelista"/>
+        <w:numPr>
+          <w:ilvl w:val="0"/>
+          <w:numId w:val="48"/>
+        </w:numPr>
+      </w:pPr>
+      <w:r>
+        <w:rPr>
+          <w:b/>
+          <w:bCs/>
+        </w:rPr>
+        <w:t>Entretenimiento</w:t>
+      </w:r>
+    </w:p>
+    <w:p>
+      <w:pPr>
+        <w:ind w:left="1416" w:firstLine="1"/>
+      </w:pPr>
+      <w:r>
+        <w:t>D</w:t>
+      </w:r>
+      <w:r>
+        <w:t>iscotecas / clubes nocturnos / espectáculos / festivales / salas de conciertos / ferias</w:t>
+      </w:r>
+      <w:r>
         <w:t>.</w:t>
       </w:r>
     </w:p>
     <w:p>
       <w:pPr>
-        <w:rPr>
-          <w:b/>
-          <w:bCs/>
-        </w:rPr>
-      </w:pPr>
-      <w:r>
-        <w:rPr>
-          <w:b/>
-          <w:bCs/>
-        </w:rPr>
-        <w:t>Comidas y bebidas</w:t>
-      </w:r>
-    </w:p>
-    <w:p>
-      <w:r>
-        <w:t>B</w:t>
-      </w:r>
-      <w:r>
-        <w:t>ares / restaurantes / comida para llevar / especialidades locales</w:t>
-      </w:r>
-      <w:r>
+        <w:pStyle w:val="Prrafodelista"/>
+        <w:numPr>
+          <w:ilvl w:val="0"/>
+          <w:numId w:val="48"/>
+        </w:numPr>
+      </w:pPr>
+      <w:r>
+        <w:rPr>
+          <w:rStyle w:val="Extranjerismo"/>
+          <w:b/>
+          <w:bCs/>
+        </w:rPr>
+        <w:t>Climate</w:t>
+      </w:r>
+    </w:p>
+    <w:p>
+      <w:pPr>
+        <w:ind w:left="707"/>
+        <w:rPr>
+          <w:rStyle w:val="Extranjerismo"/>
+        </w:rPr>
+      </w:pPr>
+      <w:r>
+        <w:rPr>
+          <w:rStyle w:val="Extranjerismo"/>
+        </w:rPr>
+        <w:t>S</w:t>
+      </w:r>
+      <w:r>
+        <w:rPr>
+          <w:rStyle w:val="Extranjerismo"/>
+        </w:rPr>
+        <w:t>easons, temperature, and rainfall</w:t>
+      </w:r>
+      <w:r>
+        <w:rPr>
+          <w:rStyle w:val="Extranjerismo"/>
+        </w:rPr>
         <w:t>.</w:t>
       </w:r>
     </w:p>
     <w:p>
-      <w:r>
-        <w:rPr>
-          <w:rStyle w:val="Extranjerismo"/>
-          <w:b/>
-          <w:bCs/>
-        </w:rPr>
-        <w:t>Sightseeing</w:t>
-      </w:r>
-    </w:p>
-    <w:p>
-      <w:pPr>
+      <w:pPr>
+        <w:pStyle w:val="Prrafodelista"/>
+        <w:numPr>
+          <w:ilvl w:val="0"/>
+          <w:numId w:val="48"/>
+        </w:numPr>
+        <w:rPr>
+          <w:b/>
+          <w:bCs/>
+        </w:rPr>
+      </w:pPr>
+      <w:r>
+        <w:rPr>
+          <w:b/>
+          <w:bCs/>
+        </w:rPr>
+        <w:t>Clima</w:t>
+      </w:r>
+    </w:p>
+    <w:p>
+      <w:pPr>
+        <w:ind w:left="707"/>
+      </w:pPr>
+      <w:r>
+        <w:t>E</w:t>
+      </w:r>
+      <w:r>
+        <w:t>staciones / temperatura / precipitaciones</w:t>
+      </w:r>
+      <w:r>
+        <w:t>.</w:t>
+      </w:r>
+    </w:p>
+    <w:p>
+      <w:pPr>
+        <w:pStyle w:val="Prrafodelista"/>
+        <w:numPr>
+          <w:ilvl w:val="0"/>
+          <w:numId w:val="48"/>
+        </w:numPr>
+        <w:rPr>
+          <w:rStyle w:val="Extranjerismo"/>
+          <w:b/>
+          <w:bCs/>
+        </w:rPr>
+      </w:pPr>
+      <w:r>
+        <w:rPr>
+          <w:rStyle w:val="Extranjerismo"/>
+          <w:b/>
+          <w:bCs/>
+        </w:rPr>
+        <w:t>Getting around</w:t>
+      </w:r>
+    </w:p>
+    <w:p>
+      <w:pPr>
+        <w:ind w:left="707"/>
         <w:rPr>
           <w:rStyle w:val="Extranjerismo"/>
         </w:rPr>
@@ -12062,7 +12508,19 @@
         <w:rPr>
           <w:rStyle w:val="Extranjerismo"/>
         </w:rPr>
-        <w:t>useums / galleries historic monuments parks / gardens</w:t>
+        <w:t xml:space="preserve">etro / trains </w:t>
+      </w:r>
+      <w:r>
+        <w:rPr>
+          <w:rStyle w:val="Extranjerismo"/>
+        </w:rPr>
+        <w:t xml:space="preserve">/ </w:t>
+      </w:r>
+      <w:r>
+        <w:rPr>
+          <w:rStyle w:val="Extranjerismo"/>
+        </w:rPr>
+        <w:t>bus services</w:t>
       </w:r>
       <w:r>
         <w:rPr>
@@ -12072,198 +12530,12 @@
       </w:r>
     </w:p>
     <w:p>
-      <w:r>
-        <w:rPr>
-          <w:b/>
-          <w:bCs/>
-        </w:rPr>
-        <w:t>Turismo</w:t>
-      </w:r>
-    </w:p>
-    <w:p>
-      <w:r>
-        <w:t>M</w:t>
-      </w:r>
-      <w:r>
-        <w:t>useos / galerías monumentos históricos / parques / jardines</w:t>
-      </w:r>
-      <w:r>
-        <w:t>.</w:t>
-      </w:r>
-    </w:p>
-    <w:p>
-      <w:r>
-        <w:rPr>
-          <w:rStyle w:val="Extranjerismo"/>
-          <w:b/>
-          <w:bCs/>
-        </w:rPr>
-        <w:lastRenderedPageBreak/>
-        <w:t>Entertainment</w:t>
-      </w:r>
-    </w:p>
-    <w:p>
-      <w:pPr>
-        <w:rPr>
-          <w:rStyle w:val="Extranjerismo"/>
-        </w:rPr>
-      </w:pPr>
-      <w:r>
-        <w:rPr>
-          <w:rStyle w:val="Extranjerismo"/>
-        </w:rPr>
-        <w:t>D</w:t>
-      </w:r>
-      <w:r>
-        <w:rPr>
-          <w:rStyle w:val="Extranjerismo"/>
-        </w:rPr>
-        <w:t>iscos / nightclubs / shows / festivals / concerts halls / funfairs</w:t>
-      </w:r>
-      <w:r>
-        <w:rPr>
-          <w:rStyle w:val="Extranjerismo"/>
-        </w:rPr>
-        <w:t>.</w:t>
-      </w:r>
-    </w:p>
-    <w:p>
-      <w:r>
-        <w:rPr>
-          <w:b/>
-          <w:bCs/>
-        </w:rPr>
-        <w:t>Entretenimiento</w:t>
-      </w:r>
-    </w:p>
-    <w:p>
-      <w:r>
-        <w:t>D</w:t>
-      </w:r>
-      <w:r>
-        <w:t>iscotecas / clubes nocturnos / espectáculos / festivales / salas de conciertos / ferias</w:t>
-      </w:r>
-      <w:r>
-        <w:t>.</w:t>
-      </w:r>
-    </w:p>
-    <w:p>
-      <w:r>
-        <w:rPr>
-          <w:rStyle w:val="Extranjerismo"/>
-          <w:b/>
-          <w:bCs/>
-        </w:rPr>
-        <w:t>Climate</w:t>
-      </w:r>
-    </w:p>
-    <w:p>
-      <w:pPr>
-        <w:rPr>
-          <w:rStyle w:val="Extranjerismo"/>
-        </w:rPr>
-      </w:pPr>
-      <w:r>
-        <w:rPr>
-          <w:rStyle w:val="Extranjerismo"/>
-        </w:rPr>
-        <w:t>S</w:t>
-      </w:r>
-      <w:r>
-        <w:rPr>
-          <w:rStyle w:val="Extranjerismo"/>
-        </w:rPr>
-        <w:t>easons, temperature, and rainfall</w:t>
-      </w:r>
-      <w:r>
-        <w:rPr>
-          <w:rStyle w:val="Extranjerismo"/>
-        </w:rPr>
-        <w:t>.</w:t>
-      </w:r>
-    </w:p>
-    <w:p>
-      <w:pPr>
-        <w:rPr>
-          <w:b/>
-          <w:bCs/>
-        </w:rPr>
-      </w:pPr>
-      <w:r>
-        <w:rPr>
-          <w:b/>
-          <w:bCs/>
-        </w:rPr>
-        <w:t>Clima</w:t>
-      </w:r>
-    </w:p>
-    <w:p>
-      <w:r>
-        <w:t>E</w:t>
-      </w:r>
-      <w:r>
-        <w:t>staciones / temperatura / precipitaciones</w:t>
-      </w:r>
-      <w:r>
-        <w:t>.</w:t>
-      </w:r>
-    </w:p>
-    <w:p>
-      <w:pPr>
-        <w:rPr>
-          <w:rStyle w:val="Extranjerismo"/>
-          <w:b/>
-          <w:bCs/>
-        </w:rPr>
-      </w:pPr>
-      <w:r>
-        <w:rPr>
-          <w:rStyle w:val="Extranjerismo"/>
-          <w:b/>
-          <w:bCs/>
-        </w:rPr>
-        <w:t>Getting around</w:t>
-      </w:r>
-    </w:p>
-    <w:p>
-      <w:pPr>
-        <w:rPr>
-          <w:rStyle w:val="Extranjerismo"/>
-        </w:rPr>
-      </w:pPr>
-      <w:r>
-        <w:rPr>
-          <w:rStyle w:val="Extranjerismo"/>
-        </w:rPr>
-        <w:t>M</w:t>
-      </w:r>
-      <w:r>
-        <w:rPr>
-          <w:rStyle w:val="Extranjerismo"/>
-        </w:rPr>
-        <w:t xml:space="preserve">etro / trains </w:t>
-      </w:r>
-      <w:r>
-        <w:rPr>
-          <w:rStyle w:val="Extranjerismo"/>
-        </w:rPr>
-        <w:t xml:space="preserve">/ </w:t>
-      </w:r>
-      <w:r>
-        <w:rPr>
-          <w:rStyle w:val="Extranjerismo"/>
-        </w:rPr>
-        <w:t>bus services</w:t>
-      </w:r>
-      <w:r>
-        <w:rPr>
-          <w:rStyle w:val="Extranjerismo"/>
-        </w:rPr>
-        <w:t>.</w:t>
-      </w:r>
-    </w:p>
-    <w:p>
-      <w:pPr>
+      <w:pPr>
+        <w:pStyle w:val="Prrafodelista"/>
+        <w:numPr>
+          <w:ilvl w:val="0"/>
+          <w:numId w:val="48"/>
+        </w:numPr>
         <w:rPr>
           <w:b/>
           <w:bCs/>
@@ -12278,6 +12550,9 @@
       </w:r>
     </w:p>
     <w:p>
+      <w:pPr>
+        <w:ind w:left="707"/>
+      </w:pPr>
       <w:r>
         <w:t>M</w:t>
       </w:r>
@@ -13275,6 +13550,7 @@
         <w:t xml:space="preserve">Furniture includes the objects and equipment used to provide comfort, functionality, and decoration in the different areas of a hotel. Each space is furnished according to </w:t>
       </w:r>
       <w:proofErr w:type="spellStart"/>
+      <w:proofErr w:type="gramStart"/>
       <w:r>
         <w:rPr>
           <w:rStyle w:val="Extranjerismo"/>
@@ -13282,6 +13558,7 @@
         <w:t>it's</w:t>
       </w:r>
       <w:proofErr w:type="spellEnd"/>
+      <w:proofErr w:type="gramEnd"/>
       <w:r>
         <w:rPr>
           <w:rStyle w:val="Extranjerismo"/>
@@ -13605,16 +13882,20 @@
     <w:p>
       <w:pPr>
         <w:jc w:val="center"/>
+        <w:rPr>
+          <w:lang w:eastAsia="es-CO"/>
+        </w:rPr>
       </w:pPr>
       <w:r>
         <w:rPr>
           <w:noProof/>
+          <w:lang w:eastAsia="es-CO"/>
         </w:rPr>
         <w:drawing>
-          <wp:inline distT="0" distB="0" distL="0" distR="0" wp14:anchorId="1B7A90D0" wp14:editId="109BC328">
+          <wp:inline distT="0" distB="0" distL="0" distR="0" wp14:anchorId="6A0D9147" wp14:editId="26BDF2A6">
             <wp:extent cx="4680000" cy="1850400"/>
             <wp:effectExtent l="0" t="0" r="6350" b="0"/>
-            <wp:docPr id="11" name="Gráfico 11" descr="Organigrama de un hotel. En la parte superior se encuentra el “Gerente general”. Debajo se dividen cinco áreas principales: “Gerente de recepción”, “Ama de llaves”, “Gerente de A&amp;B”, “Contralora” y “Mantenimiento”.&#10;El área de recepción incluye “Auditor nocturno”, luego “Recepcionista” y finalmente “Botones”.&#10;El área de ama de llaves incluye “Supervisor de piso” con “Camareras”, y “Supervisor de lavandería” con “Personal de lavandería”.&#10;El área de alimentos y bebidas incluye “Chef” con “Cocinero” y “Lava platos”; además “Mayordomo” con “Anfitrión” y “Meseros”.&#10;El área administrativa incluye “Cajero general” y debajo “Auxiliar contable”.&#10;El área de mantenimiento incluye “Asistente de mantenimiento”."/>
+            <wp:docPr id="1" name="Imagen 1" descr="Organigrama de un hotel. En la parte superior se encuentra el “Gerente general”. Debajo se dividen cinco áreas principales: “Gerente de recepción”, “Ama de llaves”, “Gerente de A&amp;B”, “Contralora” y “Mantenimiento”.&#10;El área de recepción incluye “Auditor nocturno”, luego “Recepcionista” y finalmente “Botones”.&#10;El área de ama de llaves incluye “Supervisor de piso” con “Camareras”, y “Supervisor de lavandería” con “Personal de lavandería”.&#10;El área de alimentos y bebidas incluye “Chef” con “Cocinero” y “Lava platos”; además “Mayordomo” con “Anfitrión” y “Meseros”.&#10;El área administrativa incluye “Cajero general” y debajo “Auxiliar contable”.&#10;El área de mantenimiento incluye “Asistente de mantenimiento”."/>
             <wp:cNvGraphicFramePr>
               <a:graphicFrameLocks xmlns:a="http://schemas.openxmlformats.org/drawingml/2006/main" noChangeAspect="1"/>
             </wp:cNvGraphicFramePr>
@@ -13622,7 +13903,7 @@
               <a:graphicData uri="http://schemas.openxmlformats.org/drawingml/2006/picture">
                 <pic:pic xmlns:pic="http://schemas.openxmlformats.org/drawingml/2006/picture">
                   <pic:nvPicPr>
-                    <pic:cNvPr id="11" name="Gráfico 11" descr="Organigrama de un hotel. En la parte superior se encuentra el “Gerente general”. Debajo se dividen cinco áreas principales: “Gerente de recepción”, “Ama de llaves”, “Gerente de A&amp;B”, “Contralora” y “Mantenimiento”.&#10;El área de recepción incluye “Auditor nocturno”, luego “Recepcionista” y finalmente “Botones”.&#10;El área de ama de llaves incluye “Supervisor de piso” con “Camareras”, y “Supervisor de lavandería” con “Personal de lavandería”.&#10;El área de alimentos y bebidas incluye “Chef” con “Cocinero” y “Lava platos”; además “Mayordomo” con “Anfitrión” y “Meseros”.&#10;El área administrativa incluye “Cajero general” y debajo “Auxiliar contable”.&#10;El área de mantenimiento incluye “Asistente de mantenimiento”."/>
+                    <pic:cNvPr id="1" name="Imagen 1" descr="Organigrama de un hotel. En la parte superior se encuentra el “Gerente general”. Debajo se dividen cinco áreas principales: “Gerente de recepción”, “Ama de llaves”, “Gerente de A&amp;B”, “Contralora” y “Mantenimiento”.&#10;El área de recepción incluye “Auditor nocturno”, luego “Recepcionista” y finalmente “Botones”.&#10;El área de ama de llaves incluye “Supervisor de piso” con “Camareras”, y “Supervisor de lavandería” con “Personal de lavandería”.&#10;El área de alimentos y bebidas incluye “Chef” con “Cocinero” y “Lava platos”; además “Mayordomo” con “Anfitrión” y “Meseros”.&#10;El área administrativa incluye “Cajero general” y debajo “Auxiliar contable”.&#10;El área de mantenimiento incluye “Asistente de mantenimiento”."/>
                     <pic:cNvPicPr/>
                   </pic:nvPicPr>
                   <pic:blipFill>
@@ -13630,9 +13911,6 @@
                       <a:extLst>
                         <a:ext uri="{28A0092B-C50C-407E-A947-70E740481C1C}">
                           <a14:useLocalDpi xmlns:a14="http://schemas.microsoft.com/office/drawing/2010/main" val="0"/>
-                        </a:ext>
-                        <a:ext uri="{96DAC541-7B7A-43D3-8B79-37D633B846F1}">
-                          <asvg:svgBlip xmlns:asvg="http://schemas.microsoft.com/office/drawing/2016/SVG/main" r:embed="rId17"/>
                         </a:ext>
                       </a:extLst>
                     </a:blip>
@@ -13661,7 +13939,13 @@
         <w:ind w:left="707"/>
       </w:pPr>
       <w:r>
-        <w:t>Nota. SENA, (2021).</w:t>
+        <w:t>Nota. SENA, (202</w:t>
+      </w:r>
+      <w:r>
+        <w:t>6</w:t>
+      </w:r>
+      <w:r>
+        <w:t>).</w:t>
       </w:r>
     </w:p>
     <w:p>
@@ -13809,6 +14093,7 @@
         <w:t xml:space="preserve">The leadership of the general manager is the most important way he or she brings to the overall scheme. The general manager is the person who orchestrates the department directors in their efforts to meet the financial objectives of the organization through </w:t>
       </w:r>
       <w:proofErr w:type="spellStart"/>
+      <w:proofErr w:type="gramStart"/>
       <w:r>
         <w:rPr>
           <w:rStyle w:val="Extranjerismo"/>
@@ -13816,6 +14101,7 @@
         <w:t>it's</w:t>
       </w:r>
       <w:proofErr w:type="spellEnd"/>
+      <w:proofErr w:type="gramEnd"/>
       <w:r>
         <w:rPr>
           <w:rStyle w:val="Extranjerismo"/>
@@ -13896,6 +14182,7 @@
         </w:rPr>
         <w:t xml:space="preserve">epartment is responsible for preparing, maintaining, and managing guest rooms and accommodation areas. </w:t>
       </w:r>
+      <w:proofErr w:type="gramStart"/>
       <w:r>
         <w:rPr>
           <w:rStyle w:val="Extranjerismo"/>
@@ -13908,6 +14195,7 @@
         </w:rPr>
         <w:t>t's</w:t>
       </w:r>
+      <w:proofErr w:type="gramEnd"/>
       <w:r>
         <w:rPr>
           <w:rStyle w:val="Extranjerismo"/>
@@ -14450,7 +14738,21 @@
         <w:rPr>
           <w:rStyle w:val="Extranjerismo"/>
         </w:rPr>
-        <w:t>The food and beverage department is responsible for preparing, serving, and managing food and drinks within a hotel or hospitality establishment. This department plays an important role in guest satisfaction by providing quality service, cleanliness, and a pleasant dining experience.</w:t>
+        <w:t xml:space="preserve">The food and beverage department </w:t>
+      </w:r>
+      <w:proofErr w:type="gramStart"/>
+      <w:r>
+        <w:rPr>
+          <w:rStyle w:val="Extranjerismo"/>
+        </w:rPr>
+        <w:t>is</w:t>
+      </w:r>
+      <w:proofErr w:type="gramEnd"/>
+      <w:r>
+        <w:rPr>
+          <w:rStyle w:val="Extranjerismo"/>
+        </w:rPr>
+        <w:t xml:space="preserve"> responsible for preparing, serving, and managing food and drinks within a hotel or hospitality establishment. This department plays an important role in guest satisfaction by providing quality service, cleanliness, and a pleasant dining experience.</w:t>
       </w:r>
     </w:p>
     <w:p>
@@ -14533,7 +14835,21 @@
         <w:rPr>
           <w:rStyle w:val="Extranjerismo"/>
         </w:rPr>
-        <w:t>The food and beverage manager is responsible for the efficient operation of the kitchen, dining rooms, banquet service, room service, and executive lounge. This includes managing a multitude of details such as food quality, sanitation, inventory, cost control, staff training, revenue control, and guest service, just to name a few. In addition, this person should closely monitor trends in the marketing of food and beverages, and factors in food and beverage preparation and public services.</w:t>
+        <w:t xml:space="preserve">The food and beverage manager </w:t>
+      </w:r>
+      <w:proofErr w:type="gramStart"/>
+      <w:r>
+        <w:rPr>
+          <w:rStyle w:val="Extranjerismo"/>
+        </w:rPr>
+        <w:t>is</w:t>
+      </w:r>
+      <w:proofErr w:type="gramEnd"/>
+      <w:r>
+        <w:rPr>
+          <w:rStyle w:val="Extranjerismo"/>
+        </w:rPr>
+        <w:t xml:space="preserve"> responsible for the efficient operation of the kitchen, dining rooms, banquet service, room service, and executive lounge. This includes managing a multitude of details such as food quality, sanitation, inventory, cost control, staff training, revenue control, and guest service, just to name a few. In addition, this person should closely monitor trends in the marketing of food and beverages, and factors in food and beverage preparation and public services.</w:t>
       </w:r>
     </w:p>
     <w:p>
@@ -14860,24 +15176,39 @@
         <w:rPr>
           <w:rStyle w:val="Extranjerismo"/>
         </w:rPr>
-        <w:t>The host is responsible for welcoming customers, placing them at their table and offering the menu introducing the waiter who will serve them. This person does reservation control and the best use of the tables. Sometimes he or she also has the custody of coats and other objects left by the client while enjoying the service.</w:t>
-      </w:r>
-    </w:p>
-    <w:p>
-      <w:r>
-        <w:t>El anfitrión se encarga de dar la bienvenida a los clientes, ubicarlos en su mesa y presentarles la carta, a la vez que presenta al mesero que l</w:t>
-      </w:r>
-      <w:r>
-        <w:t>o</w:t>
-      </w:r>
-      <w:r>
-        <w:t xml:space="preserve">s atenderá. Es responsable </w:t>
-      </w:r>
-      <w:r>
-        <w:t>del</w:t>
-      </w:r>
-      <w:r>
-        <w:t xml:space="preserve"> control de las reservas y el mayor aprovechamiento de las mesas. En ocasiones, se encarga también de la custodia de abrigos y otros objetos dejados por el cliente mientras disfruta del servicio.</w:t>
+        <w:t>The host is responsible for welcoming customers, placing them at their table, and offering the menu, introducing the waiter who will serve them. This person does reservation control and the best use of the tables. Sometimes he or she also has the custody of coats and other objects left by the client while enjoying the service.</w:t>
+      </w:r>
+    </w:p>
+    <w:p>
+      <w:r>
+        <w:t xml:space="preserve">El anfitrión se encarga de dar la bienvenida a los clientes, ubicarlos en su mesa y presentarles la carta, a la vez que presenta al mesero que los atenderá. Es responsable del control de las reservas y </w:t>
+      </w:r>
+      <w:proofErr w:type="spellStart"/>
+      <w:r>
+        <w:t>el</w:t>
+      </w:r>
+      <w:proofErr w:type="spellEnd"/>
+      <w:r>
+        <w:t xml:space="preserve"> mayor aprovechamiento de las mesas. En ocasiones, se encarga también de la custodia de abrigos y </w:t>
+      </w:r>
+      <w:proofErr w:type="spellStart"/>
+      <w:r>
+        <w:t>otros</w:t>
+      </w:r>
+      <w:proofErr w:type="spellEnd"/>
+      <w:r>
+        <w:t xml:space="preserve"> objetos dejados por </w:t>
+      </w:r>
+      <w:proofErr w:type="spellStart"/>
+      <w:r>
+        <w:t>el</w:t>
+      </w:r>
+      <w:proofErr w:type="spellEnd"/>
+      <w:r>
+        <w:t xml:space="preserve"> cliente mientras disfruta del servicio</w:t>
+      </w:r>
+      <w:r>
+        <w:t>.</w:t>
       </w:r>
     </w:p>
     <w:p>
@@ -15080,6 +15411,168 @@
       </w:r>
     </w:p>
     <w:p>
+      <w:pPr>
+        <w:rPr>
+          <w:rStyle w:val="Extranjerismo"/>
+        </w:rPr>
+      </w:pPr>
+      <w:r>
+        <w:rPr>
+          <w:rStyle w:val="Extranjerismo"/>
+        </w:rPr>
+        <w:t>The General Cashier reconciles the movements from the different outlets, including the Front Office, on a daily basis. The General Cashier is responsible for maintaining the balances of cash and banks. They process the cash for minor expenses in accordance with the hotel procedures and ensure the payment of accounts payable within the established timeframes.</w:t>
+      </w:r>
+    </w:p>
+    <w:p>
+      <w:pPr>
+        <w:rPr>
+          <w:rStyle w:val="Extranjerismo"/>
+        </w:rPr>
+      </w:pPr>
+    </w:p>
+    <w:p>
+      <w:pPr>
+        <w:rPr>
+          <w:rStyle w:val="Extranjerismo"/>
+        </w:rPr>
+      </w:pPr>
+    </w:p>
+    <w:p>
+      <w:pPr>
+        <w:rPr>
+          <w:rStyle w:val="Extranjerismo"/>
+        </w:rPr>
+      </w:pPr>
+    </w:p>
+    <w:p>
+      <w:r>
+        <w:t>El Cajero General concilia los movimientos desde los diferentes puntos de venta, incluyendo la recepción, a diario, siendo responsable de mantener los saldos de efectivo y bancos. Es quien procesa el efectivo para gastos menores, de acuerdo con los procedimientos hoteleros, y asegura el pago de las cuentas por pagar dentro de los tiempos establecidos.</w:t>
+      </w:r>
+    </w:p>
+    <w:p>
+      <w:pPr>
+        <w:rPr>
+          <w:b/>
+          <w:bCs/>
+        </w:rPr>
+      </w:pPr>
+      <w:r>
+        <w:rPr>
+          <w:rStyle w:val="Extranjerismo"/>
+          <w:b/>
+          <w:bCs/>
+        </w:rPr>
+        <w:t xml:space="preserve">Accounting </w:t>
+      </w:r>
+      <w:r>
+        <w:rPr>
+          <w:rStyle w:val="Extranjerismo"/>
+          <w:b/>
+          <w:bCs/>
+        </w:rPr>
+        <w:t>a</w:t>
+      </w:r>
+      <w:r>
+        <w:rPr>
+          <w:rStyle w:val="Extranjerismo"/>
+          <w:b/>
+          <w:bCs/>
+        </w:rPr>
+        <w:t>ssistant</w:t>
+      </w:r>
+      <w:r>
+        <w:rPr>
+          <w:rStyle w:val="Extranjerismo"/>
+          <w:b/>
+          <w:bCs/>
+        </w:rPr>
+        <w:t xml:space="preserve"> </w:t>
+      </w:r>
+      <w:r>
+        <w:rPr>
+          <w:b/>
+          <w:bCs/>
+        </w:rPr>
+        <w:t>/ Auxiliar contable</w:t>
+      </w:r>
+    </w:p>
+    <w:p>
+      <w:pPr>
+        <w:rPr>
+          <w:rStyle w:val="Extranjerismo"/>
+        </w:rPr>
+      </w:pPr>
+      <w:r>
+        <w:rPr>
+          <w:rStyle w:val="Extranjerismo"/>
+        </w:rPr>
+        <w:t>Their main mission is to daily carry out the review and entry of the accounting movements of the hotel. They organize financial documents as invoices and accounts of the outlets; maintain accounts payable and receivable; complete financial reports on a regular basis, and provide information to the finance team. They also help with budgets.</w:t>
+      </w:r>
+    </w:p>
+    <w:p>
+      <w:r>
+        <w:t>Su misión principal es realizar diariamente la revisión y el registro de los movimientos contables del hotel. Organizan los documentos financieros como las facturas y las cuentas de los establecimientos; llevan las cuentas por pagar y por cobrar; completan los informes financieros de forma regular y proporcionan información al equipo financiero. También ayudan con los presupuestos.</w:t>
+      </w:r>
+    </w:p>
+    <w:p>
+      <w:pPr>
+        <w:rPr>
+          <w:b/>
+          <w:bCs/>
+        </w:rPr>
+      </w:pPr>
+      <w:r>
+        <w:rPr>
+          <w:rStyle w:val="Extranjerismo"/>
+          <w:b/>
+          <w:bCs/>
+        </w:rPr>
+        <w:t xml:space="preserve">Maintenance </w:t>
+      </w:r>
+      <w:r>
+        <w:rPr>
+          <w:rStyle w:val="Extranjerismo"/>
+          <w:b/>
+          <w:bCs/>
+        </w:rPr>
+        <w:t>D</w:t>
+      </w:r>
+      <w:r>
+        <w:rPr>
+          <w:rStyle w:val="Extranjerismo"/>
+          <w:b/>
+          <w:bCs/>
+        </w:rPr>
+        <w:t>epartment</w:t>
+      </w:r>
+      <w:r>
+        <w:rPr>
+          <w:b/>
+          <w:bCs/>
+        </w:rPr>
+        <w:t xml:space="preserve"> / Departamento de </w:t>
+      </w:r>
+      <w:r>
+        <w:rPr>
+          <w:b/>
+          <w:bCs/>
+        </w:rPr>
+        <w:t>M</w:t>
+      </w:r>
+      <w:r>
+        <w:rPr>
+          <w:b/>
+          <w:bCs/>
+        </w:rPr>
+        <w:t>antenimiento</w:t>
+      </w:r>
+    </w:p>
+    <w:p>
+      <w:pPr>
+        <w:rPr>
+          <w:rStyle w:val="Extranjerismo"/>
+        </w:rPr>
+      </w:pPr>
       <w:r>
         <w:rPr>
           <w:rStyle w:val="Extranjerismo"/>
@@ -15090,25 +15583,82 @@
         <w:rPr>
           <w:rStyle w:val="Extranjerismo"/>
         </w:rPr>
-        <w:t>g</w:t>
-      </w:r>
-      <w:r>
-        <w:rPr>
-          <w:rStyle w:val="Extranjerismo"/>
-        </w:rPr>
-        <w:t xml:space="preserve">eneral </w:t>
-      </w:r>
-      <w:r>
-        <w:rPr>
-          <w:rStyle w:val="Extranjerismo"/>
-        </w:rPr>
-        <w:t>c</w:t>
-      </w:r>
-      <w:r>
-        <w:rPr>
-          <w:rStyle w:val="Extranjerismo"/>
-        </w:rPr>
-        <w:t>ashier reconciles the movements from the different outlets including front office daily, being responsible to maintain the balances of cash and banks. It is the one who processes the cash for minor expenses in accordance with the hotel procedures and ensures the payment of accounts payable within the established times.</w:t>
+        <w:t>M</w:t>
+      </w:r>
+      <w:r>
+        <w:rPr>
+          <w:rStyle w:val="Extranjerismo"/>
+        </w:rPr>
+        <w:t xml:space="preserve">aintenance </w:t>
+      </w:r>
+      <w:r>
+        <w:rPr>
+          <w:rStyle w:val="Extranjerismo"/>
+        </w:rPr>
+        <w:t>D</w:t>
+      </w:r>
+      <w:r>
+        <w:rPr>
+          <w:rStyle w:val="Extranjerismo"/>
+        </w:rPr>
+        <w:t xml:space="preserve">epartment is responsible for ensuring the proper functioning, safety, and conservation of the hotel’s facilities, equipment, and systems. Its main objective is to provide comfortable and safe spaces </w:t>
+      </w:r>
+      <w:r>
+        <w:rPr>
+          <w:rStyle w:val="Extranjerismo"/>
+        </w:rPr>
+        <w:lastRenderedPageBreak/>
+        <w:t>for guests and staff through preventive and corrective maintenance activities.</w:t>
+      </w:r>
+    </w:p>
+    <w:p>
+      <w:pPr>
+        <w:rPr>
+          <w:rStyle w:val="Extranjerismo"/>
+        </w:rPr>
+      </w:pPr>
+      <w:r>
+        <w:rPr>
+          <w:rStyle w:val="Extranjerismo"/>
+        </w:rPr>
+        <w:t>This department may include professionals such as maintenance technicians, electricians, plumbers, painters, and supervisors. Their work helps maintain the quality and efficiency of hotel operations.</w:t>
+      </w:r>
+    </w:p>
+    <w:p>
+      <w:pPr>
+        <w:rPr>
+          <w:rStyle w:val="Extranjerismo"/>
+        </w:rPr>
+      </w:pPr>
+      <w:r>
+        <w:rPr>
+          <w:rStyle w:val="Extranjerismo"/>
+        </w:rPr>
+        <w:t xml:space="preserve">Below are some of the most common positions and functions within the </w:t>
+      </w:r>
+      <w:r>
+        <w:rPr>
+          <w:rStyle w:val="Extranjerismo"/>
+        </w:rPr>
+        <w:t>m</w:t>
+      </w:r>
+      <w:r>
+        <w:rPr>
+          <w:rStyle w:val="Extranjerismo"/>
+        </w:rPr>
+        <w:t xml:space="preserve">aintenance </w:t>
+      </w:r>
+      <w:r>
+        <w:rPr>
+          <w:rStyle w:val="Extranjerismo"/>
+        </w:rPr>
+        <w:t>d</w:t>
+      </w:r>
+      <w:r>
+        <w:rPr>
+          <w:rStyle w:val="Extranjerismo"/>
+        </w:rPr>
+        <w:t>epartment.</w:t>
       </w:r>
     </w:p>
     <w:p>
@@ -15116,175 +15666,142 @@
         <w:t xml:space="preserve">El </w:t>
       </w:r>
       <w:r>
-        <w:t>c</w:t>
-      </w:r>
-      <w:r>
-        <w:t xml:space="preserve">ajero </w:t>
-      </w:r>
-      <w:r>
-        <w:t>g</w:t>
-      </w:r>
-      <w:r>
-        <w:t xml:space="preserve">eneral concilia los movimientos desde los diferentes puntos de venta, incluyendo la recepción, a diario, siendo responsable de mantener los saldos de efectivo y bancos. Es quien procesa el efectivo para gastos menores, de acuerdo con los </w:t>
-      </w:r>
-      <w:r>
+        <w:t>D</w:t>
+      </w:r>
+      <w:r>
+        <w:t xml:space="preserve">epartamento de </w:t>
+      </w:r>
+      <w:r>
+        <w:t>M</w:t>
+      </w:r>
+      <w:r>
+        <w:t>antenimiento es responsable de garantizar el correcto funcionamiento, la seguridad y la conservación de las instalaciones, equipos y sistemas del hotel. Su principal objetivo es ofrecer espacios cómodos y seguros para huéspedes y personal mediante actividades de mantenimiento preventivo y correctivo.</w:t>
+      </w:r>
+    </w:p>
+    <w:p>
+      <w:r>
+        <w:t>En este departamento pueden trabajar profesionales como técnicos de mantenimiento, electricistas, plomeros, pintores y supervisores. Su labor contribuye a mantener la calidad y eficiencia de las operaciones hoteleras.</w:t>
+      </w:r>
+    </w:p>
+    <w:p>
+      <w:r>
+        <w:t>A continuación, se presentan algunos de los cargos y funciones más comunes del departamento de mantenimiento.</w:t>
+      </w:r>
+    </w:p>
+    <w:p>
+      <w:pPr>
+        <w:rPr>
+          <w:b/>
+          <w:bCs/>
+        </w:rPr>
+      </w:pPr>
+      <w:r>
+        <w:rPr>
+          <w:rStyle w:val="Extranjerismo"/>
+          <w:b/>
+          <w:bCs/>
+        </w:rPr>
+        <w:t>Maintenance manager</w:t>
+      </w:r>
+      <w:r>
+        <w:rPr>
+          <w:b/>
+          <w:bCs/>
+        </w:rPr>
+        <w:t xml:space="preserve"> / Gerente de mantenimiento</w:t>
+      </w:r>
+    </w:p>
+    <w:p>
+      <w:pPr>
+        <w:rPr>
+          <w:rStyle w:val="Extranjerismo"/>
+        </w:rPr>
+      </w:pPr>
+      <w:r>
+        <w:rPr>
+          <w:rStyle w:val="Extranjerismo"/>
+        </w:rPr>
+        <w:t xml:space="preserve">The maintenance manager is the one who oversees the general maintenance team and contractors to provide behind-the-scenes support to hotel guests and employees. With today’s emphasis on preventive maintenance and energy savings, the maintenance manager must develop </w:t>
+      </w:r>
+      <w:r>
+        <w:rPr>
+          <w:rStyle w:val="Extranjerismo"/>
+        </w:rPr>
         <w:lastRenderedPageBreak/>
-        <w:t>procedimientos hoteleros, y asegura el pago de las cuentas por pagar dentro de los tiempos establecidos.</w:t>
-      </w:r>
-    </w:p>
-    <w:p>
-      <w:pPr>
-        <w:rPr>
-          <w:b/>
-          <w:bCs/>
-        </w:rPr>
-      </w:pPr>
-      <w:r>
-        <w:rPr>
-          <w:rStyle w:val="Extranjerismo"/>
-          <w:b/>
-          <w:bCs/>
-        </w:rPr>
-        <w:t xml:space="preserve">Accounting </w:t>
-      </w:r>
-      <w:r>
-        <w:rPr>
-          <w:rStyle w:val="Extranjerismo"/>
-          <w:b/>
-          <w:bCs/>
-        </w:rPr>
-        <w:t>a</w:t>
-      </w:r>
-      <w:r>
-        <w:rPr>
-          <w:rStyle w:val="Extranjerismo"/>
-          <w:b/>
-          <w:bCs/>
-        </w:rPr>
-        <w:t>ssistant</w:t>
-      </w:r>
-      <w:r>
-        <w:rPr>
-          <w:rStyle w:val="Extranjerismo"/>
-          <w:b/>
-          <w:bCs/>
-        </w:rPr>
-        <w:t xml:space="preserve"> </w:t>
-      </w:r>
-      <w:r>
-        <w:rPr>
-          <w:b/>
-          <w:bCs/>
-        </w:rPr>
-        <w:t>/ Auxiliar contable</w:t>
-      </w:r>
-    </w:p>
-    <w:p>
-      <w:pPr>
-        <w:rPr>
-          <w:rStyle w:val="Extranjerismo"/>
-        </w:rPr>
-      </w:pPr>
-      <w:r>
-        <w:rPr>
-          <w:rStyle w:val="Extranjerismo"/>
-        </w:rPr>
-        <w:t>Their main mission is to daily carry out the review and entry of the accounting movements of the hotel. They organize financial documents as invoices and accounts of the outlets; maintain accounts payable and receivable; complete financial reports on a regular basis, and provide information to the finance team. They also help with budgets.</w:t>
-      </w:r>
-    </w:p>
-    <w:p>
-      <w:r>
-        <w:t>Su misión principal es realizar diariamente la revisión y el registro de los movimientos contables del hotel. Organizan los documentos financieros como las facturas y las cuentas de los establecimientos; llevan las cuentas por pagar y por cobrar; completan los informes financieros de forma regular y proporcionan información al equipo financiero. También ayudan con los presupuestos.</w:t>
-      </w:r>
-    </w:p>
-    <w:p>
-      <w:pPr>
-        <w:rPr>
-          <w:b/>
-          <w:bCs/>
-        </w:rPr>
-      </w:pPr>
-      <w:r>
-        <w:rPr>
-          <w:rStyle w:val="Extranjerismo"/>
-          <w:b/>
-          <w:bCs/>
-        </w:rPr>
-        <w:t xml:space="preserve">Maintenance </w:t>
-      </w:r>
-      <w:r>
-        <w:rPr>
-          <w:rStyle w:val="Extranjerismo"/>
-          <w:b/>
-          <w:bCs/>
-        </w:rPr>
-        <w:t>D</w:t>
-      </w:r>
-      <w:r>
-        <w:rPr>
-          <w:rStyle w:val="Extranjerismo"/>
-          <w:b/>
-          <w:bCs/>
-        </w:rPr>
-        <w:t>epartment</w:t>
-      </w:r>
-      <w:r>
-        <w:rPr>
-          <w:b/>
-          <w:bCs/>
-        </w:rPr>
-        <w:t xml:space="preserve"> / Departamento de </w:t>
-      </w:r>
-      <w:r>
-        <w:rPr>
-          <w:b/>
-          <w:bCs/>
-        </w:rPr>
-        <w:t>M</w:t>
-      </w:r>
-      <w:r>
-        <w:rPr>
-          <w:b/>
-          <w:bCs/>
-        </w:rPr>
-        <w:t>antenimiento</w:t>
-      </w:r>
-    </w:p>
-    <w:p>
-      <w:pPr>
-        <w:rPr>
-          <w:rStyle w:val="Extranjerismo"/>
-        </w:rPr>
-      </w:pPr>
-      <w:r>
-        <w:rPr>
-          <w:rStyle w:val="Extranjerismo"/>
-        </w:rPr>
-        <w:t xml:space="preserve">The </w:t>
-      </w:r>
-      <w:r>
-        <w:rPr>
-          <w:rStyle w:val="Extranjerismo"/>
-        </w:rPr>
-        <w:t>M</w:t>
-      </w:r>
-      <w:r>
-        <w:rPr>
-          <w:rStyle w:val="Extranjerismo"/>
-        </w:rPr>
-        <w:t xml:space="preserve">aintenance </w:t>
-      </w:r>
-      <w:r>
-        <w:rPr>
-          <w:rStyle w:val="Extranjerismo"/>
-        </w:rPr>
-        <w:t>D</w:t>
-      </w:r>
-      <w:r>
-        <w:rPr>
-          <w:rStyle w:val="Extranjerismo"/>
-        </w:rPr>
-        <w:t>epartment is responsible for ensuring the proper functioning, safety, and conservation of the hotel’s facilities, equipment, and systems. Its main objective is to provide comfortable and safe spaces for guests and staff through preventive and corrective maintenance activities.</w:t>
+        <w:t>a plan that will keep the property in excellent condition within budget objectives.</w:t>
+      </w:r>
+    </w:p>
+    <w:p>
+      <w:r>
+        <w:t>El gerente de mantenimiento es quien supervisa al equipo de mantenimiento general y los contratistas, para proporcionar el soporte detrás de escena a los huéspedes y empleados del hotel. Con el énfasis de hoy en mantenimiento preventivo y ahorro de energía, el gerente de mantenimiento debe desarrollar un plan que mantendrá la propiedad en excelente estado dentro de los objetivos presupuestarios.</w:t>
+      </w:r>
+    </w:p>
+    <w:p>
+      <w:pPr>
+        <w:rPr>
+          <w:b/>
+          <w:bCs/>
+        </w:rPr>
+      </w:pPr>
+      <w:r>
+        <w:rPr>
+          <w:rStyle w:val="Extranjerismo"/>
+          <w:b/>
+          <w:bCs/>
+        </w:rPr>
+        <w:t>Maintenance assistant</w:t>
+      </w:r>
+      <w:r>
+        <w:rPr>
+          <w:b/>
+          <w:bCs/>
+        </w:rPr>
+        <w:t xml:space="preserve"> / Asistente de mantenimiento</w:t>
+      </w:r>
+    </w:p>
+    <w:p>
+      <w:pPr>
+        <w:rPr>
+          <w:rStyle w:val="Extranjerismo"/>
+        </w:rPr>
+      </w:pPr>
+      <w:r>
+        <w:rPr>
+          <w:rStyle w:val="Extranjerismo"/>
+        </w:rPr>
+        <w:t xml:space="preserve">The maintenance assistant is the one who helps with the administrative labor of the department. </w:t>
+      </w:r>
+      <w:proofErr w:type="spellStart"/>
+      <w:r>
+        <w:rPr>
+          <w:rStyle w:val="Extranjerismo"/>
+        </w:rPr>
+        <w:t>He/She</w:t>
+      </w:r>
+      <w:proofErr w:type="spellEnd"/>
+      <w:r>
+        <w:rPr>
+          <w:rStyle w:val="Extranjerismo"/>
+        </w:rPr>
+        <w:t xml:space="preserve"> is usually the direct liaison with the contractors and is the one who generates the maintenance orders and helps with the internal processes.</w:t>
+      </w:r>
+    </w:p>
+    <w:p>
+      <w:r>
+        <w:t>El asistente de mantenimiento es quien ayuda con la labor administrativa del departamento. Suele ser el enlace directo con los contratistas y es quien genera las órdenes de mantenimiento y ayuda con los procesos internos.</w:t>
+      </w:r>
+    </w:p>
+    <w:p>
+      <w:pPr>
+        <w:rPr>
+          <w:rStyle w:val="Extranjerismo"/>
+        </w:rPr>
+      </w:pPr>
+      <w:r>
+        <w:rPr>
+          <w:rStyle w:val="Extranjerismo"/>
+        </w:rPr>
+        <w:t>The general structure refers to the way elements are organized and arranged within a system, space, or process. In the hospitality industry, understanding the general structure of a hotel is important because it helps identify the departments, areas, services, and functions that work together to provide quality customer service.</w:t>
       </w:r>
     </w:p>
     <w:p>
@@ -15298,201 +15815,7 @@
           <w:rStyle w:val="Extranjerismo"/>
         </w:rPr>
         <w:lastRenderedPageBreak/>
-        <w:t>This department may include professionals such as maintenance technicians, electricians, plumbers, painters, and supervisors. Their work helps maintain the quality and efficiency of hotel operations.</w:t>
-      </w:r>
-    </w:p>
-    <w:p>
-      <w:pPr>
-        <w:rPr>
-          <w:rStyle w:val="Extranjerismo"/>
-        </w:rPr>
-      </w:pPr>
-      <w:r>
-        <w:rPr>
-          <w:rStyle w:val="Extranjerismo"/>
-        </w:rPr>
-        <w:t xml:space="preserve">Below are some of the most common positions and functions within the </w:t>
-      </w:r>
-      <w:r>
-        <w:rPr>
-          <w:rStyle w:val="Extranjerismo"/>
-        </w:rPr>
-        <w:t>m</w:t>
-      </w:r>
-      <w:r>
-        <w:rPr>
-          <w:rStyle w:val="Extranjerismo"/>
-        </w:rPr>
-        <w:t xml:space="preserve">aintenance </w:t>
-      </w:r>
-      <w:r>
-        <w:rPr>
-          <w:rStyle w:val="Extranjerismo"/>
-        </w:rPr>
-        <w:t>d</w:t>
-      </w:r>
-      <w:r>
-        <w:rPr>
-          <w:rStyle w:val="Extranjerismo"/>
-        </w:rPr>
-        <w:t>epartment.</w:t>
-      </w:r>
-    </w:p>
-    <w:p>
-      <w:r>
-        <w:t xml:space="preserve">El </w:t>
-      </w:r>
-      <w:r>
-        <w:t>D</w:t>
-      </w:r>
-      <w:r>
-        <w:t xml:space="preserve">epartamento de </w:t>
-      </w:r>
-      <w:r>
-        <w:t>M</w:t>
-      </w:r>
-      <w:r>
-        <w:t>antenimiento es responsable de garantizar el correcto funcionamiento, la seguridad y la conservación de las instalaciones, equipos y sistemas del hotel. Su principal objetivo es ofrecer espacios cómodos y seguros para huéspedes y personal mediante actividades de mantenimiento preventivo y correctivo.</w:t>
-      </w:r>
-    </w:p>
-    <w:p>
-      <w:r>
-        <w:t>En este departamento pueden trabajar profesionales como técnicos de mantenimiento, electricistas, plomeros, pintores y supervisores. Su labor contribuye a mantener la calidad y eficiencia de las operaciones hoteleras.</w:t>
-      </w:r>
-    </w:p>
-    <w:p>
-      <w:r>
-        <w:t>A continuación, se presentan algunos de los cargos y funciones más comunes del departamento de mantenimiento.</w:t>
-      </w:r>
-    </w:p>
-    <w:p>
-      <w:pPr>
-        <w:rPr>
-          <w:b/>
-          <w:bCs/>
-        </w:rPr>
-      </w:pPr>
-      <w:r>
-        <w:rPr>
-          <w:rStyle w:val="Extranjerismo"/>
-          <w:b/>
-          <w:bCs/>
-        </w:rPr>
-        <w:t>Maintenance manager</w:t>
-      </w:r>
-      <w:r>
-        <w:rPr>
-          <w:b/>
-          <w:bCs/>
-        </w:rPr>
-        <w:t xml:space="preserve"> / Gerente de mantenimiento</w:t>
-      </w:r>
-    </w:p>
-    <w:p>
-      <w:pPr>
-        <w:rPr>
-          <w:rStyle w:val="Extranjerismo"/>
-        </w:rPr>
-      </w:pPr>
-      <w:r>
-        <w:rPr>
-          <w:rStyle w:val="Extranjerismo"/>
-        </w:rPr>
-        <w:t>The maintenance manager is the one who oversees the general maintenance team and contractors to provide behind-the-scenes support to hotel guests and employees. With today’s emphasis on preventive maintenance and energy savings, the maintenance manager must develop a plan that will keep the property in excellent condition within budget objectives.</w:t>
-      </w:r>
-    </w:p>
-    <w:p>
-      <w:r>
-        <w:lastRenderedPageBreak/>
-        <w:t>El gerente de mantenimiento es quien supervisa al equipo de mantenimiento general y los contratistas, para proporcionar el soporte detrás de escena a los huéspedes y empleados del hotel. Con el énfasis de hoy en mantenimiento preventivo y ahorro de energía, el gerente de mantenimiento debe desarrollar un plan que mantendrá la propiedad en excelente estado dentro de los objetivos presupuestarios.</w:t>
-      </w:r>
-    </w:p>
-    <w:p>
-      <w:pPr>
-        <w:rPr>
-          <w:b/>
-          <w:bCs/>
-        </w:rPr>
-      </w:pPr>
-      <w:r>
-        <w:rPr>
-          <w:rStyle w:val="Extranjerismo"/>
-          <w:b/>
-          <w:bCs/>
-        </w:rPr>
-        <w:t>Maintenance assistant</w:t>
-      </w:r>
-      <w:r>
-        <w:rPr>
-          <w:b/>
-          <w:bCs/>
-        </w:rPr>
-        <w:t xml:space="preserve"> / Asistente de mantenimiento</w:t>
-      </w:r>
-    </w:p>
-    <w:p>
-      <w:pPr>
-        <w:rPr>
-          <w:rStyle w:val="Extranjerismo"/>
-        </w:rPr>
-      </w:pPr>
-      <w:r>
-        <w:rPr>
-          <w:rStyle w:val="Extranjerismo"/>
-        </w:rPr>
-        <w:t xml:space="preserve">The maintenance assistant is the one who helps with the administrative labor of the department. </w:t>
-      </w:r>
-      <w:proofErr w:type="spellStart"/>
-      <w:r>
-        <w:rPr>
-          <w:rStyle w:val="Extranjerismo"/>
-        </w:rPr>
-        <w:t>He/She</w:t>
-      </w:r>
-      <w:proofErr w:type="spellEnd"/>
-      <w:r>
-        <w:rPr>
-          <w:rStyle w:val="Extranjerismo"/>
-        </w:rPr>
-        <w:t xml:space="preserve"> is usually the direct liaison with the contractors and is the one who generates the maintenance orders and helps with the internal processes.</w:t>
-      </w:r>
-    </w:p>
-    <w:p>
-      <w:r>
-        <w:t>El asistente de mantenimiento es quien ayuda con la labor administrativa del departamento. Suele ser el enlace directo con los contratistas y es quien genera las órdenes de mantenimiento y ayuda con los procesos internos.</w:t>
-      </w:r>
-    </w:p>
-    <w:p>
-      <w:pPr>
-        <w:rPr>
-          <w:rStyle w:val="Extranjerismo"/>
-        </w:rPr>
-      </w:pPr>
-      <w:r>
-        <w:rPr>
-          <w:rStyle w:val="Extranjerismo"/>
-        </w:rPr>
-        <w:t>The general structure refers to the way elements are organized and arranged within a system, space, or process. In the hospitality industry, understanding the general structure of a hotel is important because it helps identify the departments, areas, services, and functions that work together to provide quality customer service.</w:t>
-      </w:r>
-    </w:p>
-    <w:p>
-      <w:pPr>
-        <w:rPr>
-          <w:rStyle w:val="Extranjerismo"/>
-        </w:rPr>
-      </w:pPr>
-      <w:r>
-        <w:rPr>
-          <w:rStyle w:val="Extranjerismo"/>
-        </w:rPr>
-        <w:t xml:space="preserve">Knowing the general structure also improves communication, organization, and operational efficiency within the establishment. Below </w:t>
-      </w:r>
-      <w:r>
-        <w:rPr>
-          <w:rStyle w:val="Extranjerismo"/>
-        </w:rPr>
-        <w:lastRenderedPageBreak/>
-        <w:t>are some of the main components and areas that form part of a hotel’s general structure.</w:t>
+        <w:t>Knowing the general structure also improves communication, organization, and operational efficiency within the establishment. Below are some of the main components and areas that form part of a hotel’s general structure.</w:t>
       </w:r>
     </w:p>
     <w:p>
@@ -15602,6 +15925,7 @@
         <w:rPr>
           <w:rStyle w:val="Extranjerismo"/>
         </w:rPr>
+        <w:lastRenderedPageBreak/>
         <w:t xml:space="preserve">Local </w:t>
       </w:r>
       <w:r>
@@ -15686,7 +16010,6 @@
         <w:rPr>
           <w:rStyle w:val="Extranjerismo"/>
         </w:rPr>
-        <w:lastRenderedPageBreak/>
         <w:t>Airport operations manager</w:t>
       </w:r>
       <w:r>
@@ -16055,7 +16378,14 @@
         <w:rPr>
           <w:rStyle w:val="Extranjerismo"/>
         </w:rPr>
-        <w:t>This is my room. (singula</w:t>
+        <w:t>This is my room. (</w:t>
+      </w:r>
+      <w:proofErr w:type="gramStart"/>
+      <w:r>
+        <w:rPr>
+          <w:rStyle w:val="Extranjerismo"/>
+        </w:rPr>
+        <w:t>singula</w:t>
       </w:r>
       <w:r>
         <w:rPr>
@@ -16063,6 +16393,7 @@
         </w:rPr>
         <w:t>r</w:t>
       </w:r>
+      <w:proofErr w:type="gramEnd"/>
       <w:r>
         <w:rPr>
           <w:rStyle w:val="Extranjerismo"/>
@@ -16109,8 +16440,16 @@
         <w:rPr>
           <w:rStyle w:val="Extranjerismo"/>
         </w:rPr>
-        <w:t>That is our house. (singular</w:t>
-      </w:r>
+        <w:t>That is our house. (</w:t>
+      </w:r>
+      <w:proofErr w:type="gramStart"/>
+      <w:r>
+        <w:rPr>
+          <w:rStyle w:val="Extranjerismo"/>
+        </w:rPr>
+        <w:t>singular</w:t>
+      </w:r>
+      <w:proofErr w:type="gramEnd"/>
       <w:r>
         <w:rPr>
           <w:rStyle w:val="Extranjerismo"/>
@@ -16151,7 +16490,21 @@
         <w:rPr>
           <w:rStyle w:val="Extranjerismo"/>
         </w:rPr>
-        <w:t xml:space="preserve">These are the hotel keys. (plural </w:t>
+        <w:t>These are the hotel keys. (</w:t>
+      </w:r>
+      <w:proofErr w:type="gramStart"/>
+      <w:r>
+        <w:rPr>
+          <w:rStyle w:val="Extranjerismo"/>
+        </w:rPr>
+        <w:t>plural</w:t>
+      </w:r>
+      <w:proofErr w:type="gramEnd"/>
+      <w:r>
+        <w:rPr>
+          <w:rStyle w:val="Extranjerismo"/>
+        </w:rPr>
+        <w:t xml:space="preserve"> </w:t>
       </w:r>
       <w:r>
         <w:rPr>
@@ -16193,7 +16546,21 @@
         <w:rPr>
           <w:rStyle w:val="Extranjerismo"/>
         </w:rPr>
-        <w:t xml:space="preserve">Those are my shoes. (plural </w:t>
+        <w:t>Those are my shoes. (</w:t>
+      </w:r>
+      <w:proofErr w:type="gramStart"/>
+      <w:r>
+        <w:rPr>
+          <w:rStyle w:val="Extranjerismo"/>
+        </w:rPr>
+        <w:t>plural</w:t>
+      </w:r>
+      <w:proofErr w:type="gramEnd"/>
+      <w:r>
+        <w:rPr>
+          <w:rStyle w:val="Extranjerismo"/>
+        </w:rPr>
+        <w:t xml:space="preserve"> </w:t>
       </w:r>
       <w:r>
         <w:rPr>
@@ -16538,7 +16905,7 @@
           <w:noProof/>
         </w:rPr>
         <w:drawing>
-          <wp:inline distT="0" distB="0" distL="0" distR="0" wp14:anchorId="7B28348B" wp14:editId="493A9165">
+          <wp:inline distT="0" distB="0" distL="0" distR="0" wp14:anchorId="7B28348B" wp14:editId="17C8CA34">
             <wp:extent cx="4680000" cy="2631600"/>
             <wp:effectExtent l="0" t="0" r="6350" b="0"/>
             <wp:docPr id="2" name="Imagen 2">
@@ -16567,7 +16934,7 @@
                     </pic:cNvPicPr>
                   </pic:nvPicPr>
                   <pic:blipFill>
-                    <a:blip r:embed="rId18" cstate="print">
+                    <a:blip r:embed="rId17" cstate="print">
                       <a:extLst>
                         <a:ext uri="{28A0092B-C50C-407E-A947-70E740481C1C}">
                           <a14:useLocalDpi xmlns:a14="http://schemas.microsoft.com/office/drawing/2010/main" val="0"/>
@@ -16604,7 +16971,7 @@
         <w:ind w:firstLine="0"/>
         <w:jc w:val="center"/>
       </w:pPr>
-      <w:hyperlink r:id="rId19" w:history="1">
+      <w:hyperlink r:id="rId18" w:history="1">
         <w:r>
           <w:rPr>
             <w:rStyle w:val="Hipervnculo"/>
@@ -17258,13 +17625,13 @@
                     <pic:cNvPicPr/>
                   </pic:nvPicPr>
                   <pic:blipFill>
-                    <a:blip r:embed="rId20">
+                    <a:blip r:embed="rId19">
                       <a:extLst>
                         <a:ext uri="{28A0092B-C50C-407E-A947-70E740481C1C}">
                           <a14:useLocalDpi xmlns:a14="http://schemas.microsoft.com/office/drawing/2010/main" val="0"/>
                         </a:ext>
                         <a:ext uri="{96DAC541-7B7A-43D3-8B79-37D633B846F1}">
-                          <asvg:svgBlip xmlns:asvg="http://schemas.microsoft.com/office/drawing/2016/SVG/main" r:embed="rId21"/>
+                          <asvg:svgBlip xmlns:asvg="http://schemas.microsoft.com/office/drawing/2016/SVG/main" r:embed="rId20"/>
                         </a:ext>
                       </a:extLst>
                     </a:blip>
@@ -17524,7 +17891,7 @@
       <w:r>
         <w:t xml:space="preserve">. </w:t>
       </w:r>
-      <w:hyperlink r:id="rId22" w:history="1">
+      <w:hyperlink r:id="rId21" w:history="1">
         <w:r>
           <w:rPr>
             <w:rStyle w:val="Hipervnculo"/>
@@ -17546,7 +17913,7 @@
       <w:r>
         <w:t xml:space="preserve">. </w:t>
       </w:r>
-      <w:hyperlink r:id="rId23" w:history="1">
+      <w:hyperlink r:id="rId22" w:history="1">
         <w:r>
           <w:rPr>
             <w:rStyle w:val="Hipervnculo"/>
@@ -17617,7 +17984,7 @@
       <w:r>
         <w:t xml:space="preserve">. </w:t>
       </w:r>
-      <w:hyperlink r:id="rId24" w:history="1">
+      <w:hyperlink r:id="rId23" w:history="1">
         <w:r>
           <w:rPr>
             <w:rStyle w:val="Hipervnculo"/>
@@ -17717,7 +18084,7 @@
       <w:r>
         <w:t xml:space="preserve"> </w:t>
       </w:r>
-      <w:hyperlink r:id="rId25" w:history="1">
+      <w:hyperlink r:id="rId24" w:history="1">
         <w:r>
           <w:rPr>
             <w:rStyle w:val="Hipervnculo"/>
@@ -18508,8 +18875,8 @@
       </w:pPr>
     </w:p>
     <w:sectPr>
-      <w:headerReference w:type="default" r:id="rId26"/>
-      <w:footerReference w:type="default" r:id="rId27"/>
+      <w:headerReference w:type="default" r:id="rId25"/>
+      <w:footerReference w:type="default" r:id="rId26"/>
       <w:pgSz w:w="12240" w:h="15840"/>
       <w:pgMar w:top="1701" w:right="1134" w:bottom="1134" w:left="1134" w:header="709" w:footer="737" w:gutter="0"/>
       <w:pgNumType w:start="1"/>
@@ -21493,6 +21860,119 @@
     </w:lvl>
   </w:abstractNum>
   <w:abstractNum w:abstractNumId="26" w15:restartNumberingAfterBreak="0">
+    <w:nsid w:val="3D5B0C7E"/>
+    <w:multiLevelType w:val="hybridMultilevel"/>
+    <w:tmpl w:val="BA226384"/>
+    <w:lvl w:ilvl="0" w:tplc="240A0003">
+      <w:start w:val="1"/>
+      <w:numFmt w:val="bullet"/>
+      <w:lvlText w:val="o"/>
+      <w:lvlJc w:val="left"/>
+      <w:pPr>
+        <w:ind w:left="1429" w:hanging="360"/>
+      </w:pPr>
+      <w:rPr>
+        <w:rFonts w:ascii="Courier New" w:hAnsi="Courier New" w:cs="Courier New" w:hint="default"/>
+      </w:rPr>
+    </w:lvl>
+    <w:lvl w:ilvl="1" w:tplc="240A0003" w:tentative="1">
+      <w:start w:val="1"/>
+      <w:numFmt w:val="bullet"/>
+      <w:lvlText w:val="o"/>
+      <w:lvlJc w:val="left"/>
+      <w:pPr>
+        <w:ind w:left="2149" w:hanging="360"/>
+      </w:pPr>
+      <w:rPr>
+        <w:rFonts w:ascii="Courier New" w:hAnsi="Courier New" w:cs="Courier New" w:hint="default"/>
+      </w:rPr>
+    </w:lvl>
+    <w:lvl w:ilvl="2" w:tplc="240A0005" w:tentative="1">
+      <w:start w:val="1"/>
+      <w:numFmt w:val="bullet"/>
+      <w:lvlText w:val=""/>
+      <w:lvlJc w:val="left"/>
+      <w:pPr>
+        <w:ind w:left="2869" w:hanging="360"/>
+      </w:pPr>
+      <w:rPr>
+        <w:rFonts w:ascii="Wingdings" w:hAnsi="Wingdings" w:hint="default"/>
+      </w:rPr>
+    </w:lvl>
+    <w:lvl w:ilvl="3" w:tplc="240A0001" w:tentative="1">
+      <w:start w:val="1"/>
+      <w:numFmt w:val="bullet"/>
+      <w:lvlText w:val=""/>
+      <w:lvlJc w:val="left"/>
+      <w:pPr>
+        <w:ind w:left="3589" w:hanging="360"/>
+      </w:pPr>
+      <w:rPr>
+        <w:rFonts w:ascii="Symbol" w:hAnsi="Symbol" w:hint="default"/>
+      </w:rPr>
+    </w:lvl>
+    <w:lvl w:ilvl="4" w:tplc="240A0003" w:tentative="1">
+      <w:start w:val="1"/>
+      <w:numFmt w:val="bullet"/>
+      <w:lvlText w:val="o"/>
+      <w:lvlJc w:val="left"/>
+      <w:pPr>
+        <w:ind w:left="4309" w:hanging="360"/>
+      </w:pPr>
+      <w:rPr>
+        <w:rFonts w:ascii="Courier New" w:hAnsi="Courier New" w:cs="Courier New" w:hint="default"/>
+      </w:rPr>
+    </w:lvl>
+    <w:lvl w:ilvl="5" w:tplc="240A0005" w:tentative="1">
+      <w:start w:val="1"/>
+      <w:numFmt w:val="bullet"/>
+      <w:lvlText w:val=""/>
+      <w:lvlJc w:val="left"/>
+      <w:pPr>
+        <w:ind w:left="5029" w:hanging="360"/>
+      </w:pPr>
+      <w:rPr>
+        <w:rFonts w:ascii="Wingdings" w:hAnsi="Wingdings" w:hint="default"/>
+      </w:rPr>
+    </w:lvl>
+    <w:lvl w:ilvl="6" w:tplc="240A0001" w:tentative="1">
+      <w:start w:val="1"/>
+      <w:numFmt w:val="bullet"/>
+      <w:lvlText w:val=""/>
+      <w:lvlJc w:val="left"/>
+      <w:pPr>
+        <w:ind w:left="5749" w:hanging="360"/>
+      </w:pPr>
+      <w:rPr>
+        <w:rFonts w:ascii="Symbol" w:hAnsi="Symbol" w:hint="default"/>
+      </w:rPr>
+    </w:lvl>
+    <w:lvl w:ilvl="7" w:tplc="240A0003" w:tentative="1">
+      <w:start w:val="1"/>
+      <w:numFmt w:val="bullet"/>
+      <w:lvlText w:val="o"/>
+      <w:lvlJc w:val="left"/>
+      <w:pPr>
+        <w:ind w:left="6469" w:hanging="360"/>
+      </w:pPr>
+      <w:rPr>
+        <w:rFonts w:ascii="Courier New" w:hAnsi="Courier New" w:cs="Courier New" w:hint="default"/>
+      </w:rPr>
+    </w:lvl>
+    <w:lvl w:ilvl="8" w:tplc="240A0005" w:tentative="1">
+      <w:start w:val="1"/>
+      <w:numFmt w:val="bullet"/>
+      <w:lvlText w:val=""/>
+      <w:lvlJc w:val="left"/>
+      <w:pPr>
+        <w:ind w:left="7189" w:hanging="360"/>
+      </w:pPr>
+      <w:rPr>
+        <w:rFonts w:ascii="Wingdings" w:hAnsi="Wingdings" w:hint="default"/>
+      </w:rPr>
+    </w:lvl>
+  </w:abstractNum>
+  <w:abstractNum w:abstractNumId="27" w15:restartNumberingAfterBreak="0">
     <w:nsid w:val="3DDF6562"/>
     <w:multiLevelType w:val="multilevel"/>
     <w:tmpl w:val="FB0C98B4"/>
@@ -21613,7 +22093,7 @@
       </w:rPr>
     </w:lvl>
   </w:abstractNum>
-  <w:abstractNum w:abstractNumId="27" w15:restartNumberingAfterBreak="0">
+  <w:abstractNum w:abstractNumId="28" w15:restartNumberingAfterBreak="0">
     <w:nsid w:val="40BD4577"/>
     <w:multiLevelType w:val="hybridMultilevel"/>
     <w:tmpl w:val="72BAC78E"/>
@@ -21726,7 +22206,7 @@
       </w:rPr>
     </w:lvl>
   </w:abstractNum>
-  <w:abstractNum w:abstractNumId="28" w15:restartNumberingAfterBreak="0">
+  <w:abstractNum w:abstractNumId="29" w15:restartNumberingAfterBreak="0">
     <w:nsid w:val="41E11044"/>
     <w:multiLevelType w:val="hybridMultilevel"/>
     <w:tmpl w:val="5F4EA38A"/>
@@ -21839,7 +22319,7 @@
       </w:rPr>
     </w:lvl>
   </w:abstractNum>
-  <w:abstractNum w:abstractNumId="29" w15:restartNumberingAfterBreak="0">
+  <w:abstractNum w:abstractNumId="30" w15:restartNumberingAfterBreak="0">
     <w:nsid w:val="45075105"/>
     <w:multiLevelType w:val="hybridMultilevel"/>
     <w:tmpl w:val="D214DD14"/>
@@ -21952,7 +22432,7 @@
       </w:rPr>
     </w:lvl>
   </w:abstractNum>
-  <w:abstractNum w:abstractNumId="30" w15:restartNumberingAfterBreak="0">
+  <w:abstractNum w:abstractNumId="31" w15:restartNumberingAfterBreak="0">
     <w:nsid w:val="45EF2BF6"/>
     <w:multiLevelType w:val="hybridMultilevel"/>
     <w:tmpl w:val="9404EE98"/>
@@ -22065,7 +22545,7 @@
       </w:rPr>
     </w:lvl>
   </w:abstractNum>
-  <w:abstractNum w:abstractNumId="31" w15:restartNumberingAfterBreak="0">
+  <w:abstractNum w:abstractNumId="32" w15:restartNumberingAfterBreak="0">
     <w:nsid w:val="4D6B379E"/>
     <w:multiLevelType w:val="hybridMultilevel"/>
     <w:tmpl w:val="D52C874E"/>
@@ -22178,7 +22658,7 @@
       </w:rPr>
     </w:lvl>
   </w:abstractNum>
-  <w:abstractNum w:abstractNumId="32" w15:restartNumberingAfterBreak="0">
+  <w:abstractNum w:abstractNumId="33" w15:restartNumberingAfterBreak="0">
     <w:nsid w:val="4DDF279B"/>
     <w:multiLevelType w:val="hybridMultilevel"/>
     <w:tmpl w:val="3878A6B6"/>
@@ -22291,7 +22771,7 @@
       </w:rPr>
     </w:lvl>
   </w:abstractNum>
-  <w:abstractNum w:abstractNumId="33" w15:restartNumberingAfterBreak="0">
+  <w:abstractNum w:abstractNumId="34" w15:restartNumberingAfterBreak="0">
     <w:nsid w:val="4E9E4F82"/>
     <w:multiLevelType w:val="hybridMultilevel"/>
     <w:tmpl w:val="F1F03280"/>
@@ -22404,7 +22884,7 @@
       </w:rPr>
     </w:lvl>
   </w:abstractNum>
-  <w:abstractNum w:abstractNumId="34" w15:restartNumberingAfterBreak="0">
+  <w:abstractNum w:abstractNumId="35" w15:restartNumberingAfterBreak="0">
     <w:nsid w:val="4EBE1EF6"/>
     <w:multiLevelType w:val="hybridMultilevel"/>
     <w:tmpl w:val="AF3C2E24"/>
@@ -22495,7 +22975,7 @@
       </w:pPr>
     </w:lvl>
   </w:abstractNum>
-  <w:abstractNum w:abstractNumId="35" w15:restartNumberingAfterBreak="0">
+  <w:abstractNum w:abstractNumId="36" w15:restartNumberingAfterBreak="0">
     <w:nsid w:val="50A3394F"/>
     <w:multiLevelType w:val="hybridMultilevel"/>
     <w:tmpl w:val="88628E70"/>
@@ -22608,7 +23088,7 @@
       </w:rPr>
     </w:lvl>
   </w:abstractNum>
-  <w:abstractNum w:abstractNumId="36" w15:restartNumberingAfterBreak="0">
+  <w:abstractNum w:abstractNumId="37" w15:restartNumberingAfterBreak="0">
     <w:nsid w:val="55236B46"/>
     <w:multiLevelType w:val="hybridMultilevel"/>
     <w:tmpl w:val="78D4E79E"/>
@@ -22721,7 +23201,120 @@
       </w:rPr>
     </w:lvl>
   </w:abstractNum>
-  <w:abstractNum w:abstractNumId="37" w15:restartNumberingAfterBreak="0">
+  <w:abstractNum w:abstractNumId="38" w15:restartNumberingAfterBreak="0">
+    <w:nsid w:val="5F78434F"/>
+    <w:multiLevelType w:val="hybridMultilevel"/>
+    <w:tmpl w:val="B586614A"/>
+    <w:lvl w:ilvl="0" w:tplc="240A0001">
+      <w:start w:val="1"/>
+      <w:numFmt w:val="bullet"/>
+      <w:lvlText w:val=""/>
+      <w:lvlJc w:val="left"/>
+      <w:pPr>
+        <w:ind w:left="1429" w:hanging="360"/>
+      </w:pPr>
+      <w:rPr>
+        <w:rFonts w:ascii="Symbol" w:hAnsi="Symbol" w:hint="default"/>
+      </w:rPr>
+    </w:lvl>
+    <w:lvl w:ilvl="1" w:tplc="240A0003" w:tentative="1">
+      <w:start w:val="1"/>
+      <w:numFmt w:val="bullet"/>
+      <w:lvlText w:val="o"/>
+      <w:lvlJc w:val="left"/>
+      <w:pPr>
+        <w:ind w:left="2149" w:hanging="360"/>
+      </w:pPr>
+      <w:rPr>
+        <w:rFonts w:ascii="Courier New" w:hAnsi="Courier New" w:cs="Courier New" w:hint="default"/>
+      </w:rPr>
+    </w:lvl>
+    <w:lvl w:ilvl="2" w:tplc="240A0005" w:tentative="1">
+      <w:start w:val="1"/>
+      <w:numFmt w:val="bullet"/>
+      <w:lvlText w:val=""/>
+      <w:lvlJc w:val="left"/>
+      <w:pPr>
+        <w:ind w:left="2869" w:hanging="360"/>
+      </w:pPr>
+      <w:rPr>
+        <w:rFonts w:ascii="Wingdings" w:hAnsi="Wingdings" w:hint="default"/>
+      </w:rPr>
+    </w:lvl>
+    <w:lvl w:ilvl="3" w:tplc="240A0001" w:tentative="1">
+      <w:start w:val="1"/>
+      <w:numFmt w:val="bullet"/>
+      <w:lvlText w:val=""/>
+      <w:lvlJc w:val="left"/>
+      <w:pPr>
+        <w:ind w:left="3589" w:hanging="360"/>
+      </w:pPr>
+      <w:rPr>
+        <w:rFonts w:ascii="Symbol" w:hAnsi="Symbol" w:hint="default"/>
+      </w:rPr>
+    </w:lvl>
+    <w:lvl w:ilvl="4" w:tplc="240A0003" w:tentative="1">
+      <w:start w:val="1"/>
+      <w:numFmt w:val="bullet"/>
+      <w:lvlText w:val="o"/>
+      <w:lvlJc w:val="left"/>
+      <w:pPr>
+        <w:ind w:left="4309" w:hanging="360"/>
+      </w:pPr>
+      <w:rPr>
+        <w:rFonts w:ascii="Courier New" w:hAnsi="Courier New" w:cs="Courier New" w:hint="default"/>
+      </w:rPr>
+    </w:lvl>
+    <w:lvl w:ilvl="5" w:tplc="240A0005" w:tentative="1">
+      <w:start w:val="1"/>
+      <w:numFmt w:val="bullet"/>
+      <w:lvlText w:val=""/>
+      <w:lvlJc w:val="left"/>
+      <w:pPr>
+        <w:ind w:left="5029" w:hanging="360"/>
+      </w:pPr>
+      <w:rPr>
+        <w:rFonts w:ascii="Wingdings" w:hAnsi="Wingdings" w:hint="default"/>
+      </w:rPr>
+    </w:lvl>
+    <w:lvl w:ilvl="6" w:tplc="240A0001" w:tentative="1">
+      <w:start w:val="1"/>
+      <w:numFmt w:val="bullet"/>
+      <w:lvlText w:val=""/>
+      <w:lvlJc w:val="left"/>
+      <w:pPr>
+        <w:ind w:left="5749" w:hanging="360"/>
+      </w:pPr>
+      <w:rPr>
+        <w:rFonts w:ascii="Symbol" w:hAnsi="Symbol" w:hint="default"/>
+      </w:rPr>
+    </w:lvl>
+    <w:lvl w:ilvl="7" w:tplc="240A0003" w:tentative="1">
+      <w:start w:val="1"/>
+      <w:numFmt w:val="bullet"/>
+      <w:lvlText w:val="o"/>
+      <w:lvlJc w:val="left"/>
+      <w:pPr>
+        <w:ind w:left="6469" w:hanging="360"/>
+      </w:pPr>
+      <w:rPr>
+        <w:rFonts w:ascii="Courier New" w:hAnsi="Courier New" w:cs="Courier New" w:hint="default"/>
+      </w:rPr>
+    </w:lvl>
+    <w:lvl w:ilvl="8" w:tplc="240A0005" w:tentative="1">
+      <w:start w:val="1"/>
+      <w:numFmt w:val="bullet"/>
+      <w:lvlText w:val=""/>
+      <w:lvlJc w:val="left"/>
+      <w:pPr>
+        <w:ind w:left="7189" w:hanging="360"/>
+      </w:pPr>
+      <w:rPr>
+        <w:rFonts w:ascii="Wingdings" w:hAnsi="Wingdings" w:hint="default"/>
+      </w:rPr>
+    </w:lvl>
+  </w:abstractNum>
+  <w:abstractNum w:abstractNumId="39" w15:restartNumberingAfterBreak="0">
     <w:nsid w:val="60892A45"/>
     <w:multiLevelType w:val="hybridMultilevel"/>
     <w:tmpl w:val="8690B054"/>
@@ -22834,7 +23427,7 @@
       </w:rPr>
     </w:lvl>
   </w:abstractNum>
-  <w:abstractNum w:abstractNumId="38" w15:restartNumberingAfterBreak="0">
+  <w:abstractNum w:abstractNumId="40" w15:restartNumberingAfterBreak="0">
     <w:nsid w:val="685550CC"/>
     <w:multiLevelType w:val="hybridMultilevel"/>
     <w:tmpl w:val="F2928DA0"/>
@@ -22947,7 +23540,7 @@
       </w:rPr>
     </w:lvl>
   </w:abstractNum>
-  <w:abstractNum w:abstractNumId="39" w15:restartNumberingAfterBreak="0">
+  <w:abstractNum w:abstractNumId="41" w15:restartNumberingAfterBreak="0">
     <w:nsid w:val="6C1937DB"/>
     <w:multiLevelType w:val="hybridMultilevel"/>
     <w:tmpl w:val="30CA009C"/>
@@ -23060,7 +23653,7 @@
       </w:rPr>
     </w:lvl>
   </w:abstractNum>
-  <w:abstractNum w:abstractNumId="40" w15:restartNumberingAfterBreak="0">
+  <w:abstractNum w:abstractNumId="42" w15:restartNumberingAfterBreak="0">
     <w:nsid w:val="76D808A2"/>
     <w:multiLevelType w:val="hybridMultilevel"/>
     <w:tmpl w:val="ADAE62E6"/>
@@ -23173,7 +23766,7 @@
       </w:rPr>
     </w:lvl>
   </w:abstractNum>
-  <w:abstractNum w:abstractNumId="41" w15:restartNumberingAfterBreak="0">
+  <w:abstractNum w:abstractNumId="43" w15:restartNumberingAfterBreak="0">
     <w:nsid w:val="772A4C3C"/>
     <w:multiLevelType w:val="hybridMultilevel"/>
     <w:tmpl w:val="ADAC3ECA"/>
@@ -23286,7 +23879,7 @@
       </w:rPr>
     </w:lvl>
   </w:abstractNum>
-  <w:abstractNum w:abstractNumId="42" w15:restartNumberingAfterBreak="0">
+  <w:abstractNum w:abstractNumId="44" w15:restartNumberingAfterBreak="0">
     <w:nsid w:val="7AE02F65"/>
     <w:multiLevelType w:val="hybridMultilevel"/>
     <w:tmpl w:val="C3B8DAAE"/>
@@ -23372,7 +23965,7 @@
       </w:pPr>
     </w:lvl>
   </w:abstractNum>
-  <w:abstractNum w:abstractNumId="43" w15:restartNumberingAfterBreak="0">
+  <w:abstractNum w:abstractNumId="45" w15:restartNumberingAfterBreak="0">
     <w:nsid w:val="7C533F52"/>
     <w:multiLevelType w:val="hybridMultilevel"/>
     <w:tmpl w:val="F62A4F72"/>
@@ -23485,7 +24078,7 @@
       </w:rPr>
     </w:lvl>
   </w:abstractNum>
-  <w:abstractNum w:abstractNumId="44" w15:restartNumberingAfterBreak="0">
+  <w:abstractNum w:abstractNumId="46" w15:restartNumberingAfterBreak="0">
     <w:nsid w:val="7D3E08C9"/>
     <w:multiLevelType w:val="hybridMultilevel"/>
     <w:tmpl w:val="503EEB72"/>
@@ -23598,7 +24191,7 @@
       </w:rPr>
     </w:lvl>
   </w:abstractNum>
-  <w:abstractNum w:abstractNumId="45" w15:restartNumberingAfterBreak="0">
+  <w:abstractNum w:abstractNumId="47" w15:restartNumberingAfterBreak="0">
     <w:nsid w:val="7E3A5103"/>
     <w:multiLevelType w:val="hybridMultilevel"/>
     <w:tmpl w:val="58925274"/>
@@ -23718,34 +24311,34 @@
     <w:abstractNumId w:val="15"/>
   </w:num>
   <w:num w:numId="3">
-    <w:abstractNumId w:val="34"/>
+    <w:abstractNumId w:val="35"/>
   </w:num>
   <w:num w:numId="4">
     <w:abstractNumId w:val="21"/>
   </w:num>
   <w:num w:numId="5">
-    <w:abstractNumId w:val="26"/>
+    <w:abstractNumId w:val="27"/>
   </w:num>
   <w:num w:numId="6">
-    <w:abstractNumId w:val="30"/>
+    <w:abstractNumId w:val="31"/>
   </w:num>
   <w:num w:numId="7">
-    <w:abstractNumId w:val="45"/>
+    <w:abstractNumId w:val="47"/>
   </w:num>
   <w:num w:numId="8">
-    <w:abstractNumId w:val="44"/>
+    <w:abstractNumId w:val="46"/>
   </w:num>
   <w:num w:numId="9">
     <w:abstractNumId w:val="17"/>
   </w:num>
   <w:num w:numId="10">
-    <w:abstractNumId w:val="40"/>
+    <w:abstractNumId w:val="42"/>
   </w:num>
   <w:num w:numId="11">
     <w:abstractNumId w:val="1"/>
   </w:num>
   <w:num w:numId="12">
-    <w:abstractNumId w:val="38"/>
+    <w:abstractNumId w:val="40"/>
   </w:num>
   <w:num w:numId="13">
     <w:abstractNumId w:val="20"/>
@@ -23754,25 +24347,25 @@
     <w:abstractNumId w:val="18"/>
   </w:num>
   <w:num w:numId="15">
-    <w:abstractNumId w:val="43"/>
+    <w:abstractNumId w:val="45"/>
   </w:num>
   <w:num w:numId="16">
-    <w:abstractNumId w:val="39"/>
+    <w:abstractNumId w:val="41"/>
   </w:num>
   <w:num w:numId="17">
     <w:abstractNumId w:val="19"/>
   </w:num>
   <w:num w:numId="18">
-    <w:abstractNumId w:val="28"/>
+    <w:abstractNumId w:val="29"/>
   </w:num>
   <w:num w:numId="19">
     <w:abstractNumId w:val="8"/>
   </w:num>
   <w:num w:numId="20">
-    <w:abstractNumId w:val="37"/>
+    <w:abstractNumId w:val="39"/>
   </w:num>
   <w:num w:numId="21">
-    <w:abstractNumId w:val="36"/>
+    <w:abstractNumId w:val="37"/>
   </w:num>
   <w:num w:numId="22">
     <w:abstractNumId w:val="11"/>
@@ -23793,16 +24386,16 @@
     <w:abstractNumId w:val="9"/>
   </w:num>
   <w:num w:numId="28">
-    <w:abstractNumId w:val="31"/>
+    <w:abstractNumId w:val="32"/>
   </w:num>
   <w:num w:numId="29">
-    <w:abstractNumId w:val="41"/>
+    <w:abstractNumId w:val="43"/>
   </w:num>
   <w:num w:numId="30">
-    <w:abstractNumId w:val="42"/>
+    <w:abstractNumId w:val="44"/>
   </w:num>
   <w:num w:numId="31">
-    <w:abstractNumId w:val="29"/>
+    <w:abstractNumId w:val="30"/>
   </w:num>
   <w:num w:numId="32">
     <w:abstractNumId w:val="25"/>
@@ -23814,7 +24407,7 @@
     <w:abstractNumId w:val="13"/>
   </w:num>
   <w:num w:numId="35">
-    <w:abstractNumId w:val="33"/>
+    <w:abstractNumId w:val="34"/>
   </w:num>
   <w:num w:numId="36">
     <w:abstractNumId w:val="3"/>
@@ -23829,7 +24422,7 @@
     <w:abstractNumId w:val="12"/>
   </w:num>
   <w:num w:numId="40">
-    <w:abstractNumId w:val="35"/>
+    <w:abstractNumId w:val="36"/>
   </w:num>
   <w:num w:numId="41">
     <w:abstractNumId w:val="7"/>
@@ -23841,13 +24434,19 @@
     <w:abstractNumId w:val="16"/>
   </w:num>
   <w:num w:numId="44">
-    <w:abstractNumId w:val="32"/>
+    <w:abstractNumId w:val="33"/>
   </w:num>
   <w:num w:numId="45">
     <w:abstractNumId w:val="22"/>
   </w:num>
   <w:num w:numId="46">
-    <w:abstractNumId w:val="27"/>
+    <w:abstractNumId w:val="28"/>
+  </w:num>
+  <w:num w:numId="47">
+    <w:abstractNumId w:val="38"/>
+  </w:num>
+  <w:num w:numId="48">
+    <w:abstractNumId w:val="26"/>
   </w:num>
   <w:numIdMacAtCleanup w:val="38"/>
 </w:numbering>
@@ -25595,15 +26194,6 @@
 </file>
 
 <file path=customXml/item1.xml><?xml version="1.0" encoding="utf-8"?>
-<?mso-contentType ?>
-<FormTemplates xmlns="http://schemas.microsoft.com/sharepoint/v3/contenttype/forms">
-  <Display>DocumentLibraryForm</Display>
-  <Edit>DocumentLibraryForm</Edit>
-  <New>DocumentLibraryForm</New>
-</FormTemplates>
-</file>
-
-<file path=customXml/item2.xml><?xml version="1.0" encoding="utf-8"?>
 <p:properties xmlns:p="http://schemas.microsoft.com/office/2006/metadata/properties" xmlns:xsi="http://www.w3.org/2001/XMLSchema-instance" xmlns:pc="http://schemas.microsoft.com/office/infopath/2007/PartnerControls">
   <documentManagement>
     <TaxCatchAll xmlns="13c90a0b-73bc-4dc0-be5f-28d77b615beb" xsi:nil="true"/>
@@ -25614,7 +26204,20 @@
 </p:properties>
 </file>
 
+<file path=customXml/item2.xml><?xml version="1.0" encoding="utf-8"?>
+<?mso-contentType ?>
+<FormTemplates xmlns="http://schemas.microsoft.com/sharepoint/v3/contenttype/forms">
+  <Display>DocumentLibraryForm</Display>
+  <Edit>DocumentLibraryForm</Edit>
+  <New>DocumentLibraryForm</New>
+</FormTemplates>
+</file>
+
 <file path=customXml/item3.xml><?xml version="1.0" encoding="utf-8"?>
+<b:Sources xmlns:b="http://schemas.openxmlformats.org/officeDocument/2006/bibliography" xmlns="http://schemas.openxmlformats.org/officeDocument/2006/bibliography" SelectedStyle="\APASixthEditionOfficeOnline.xsl" StyleName="APA" Version="6"/>
+</file>
+
+<file path=customXml/item4.xml><?xml version="1.0" encoding="utf-8"?>
 <ct:contentTypeSchema xmlns:ct="http://schemas.microsoft.com/office/2006/metadata/contentType" xmlns:ma="http://schemas.microsoft.com/office/2006/metadata/properties/metaAttributes" ct:_="" ma:_="" ma:contentTypeName="Documento" ma:contentTypeID="0x0101006A81D6BD42E8DF4C91013959704817E1" ma:contentTypeVersion="15" ma:contentTypeDescription="Crear nuevo documento." ma:contentTypeScope="" ma:versionID="bf4f72ffd194f0963ff564daca6869f7">
   <xsd:schema xmlns:xsd="http://www.w3.org/2001/XMLSchema" xmlns:xs="http://www.w3.org/2001/XMLSchema" xmlns:p="http://schemas.microsoft.com/office/2006/metadata/properties" xmlns:ns2="13c90a0b-73bc-4dc0-be5f-28d77b615beb" xmlns:ns3="13c93bba-48ce-428c-bfe5-88b42c19b028" targetNamespace="http://schemas.microsoft.com/office/2006/metadata/properties" ma:root="true" ma:fieldsID="8718d6f4873a5b1392a45044efa78385" ns2:_="" ns3:_="">
     <xsd:import namespace="13c90a0b-73bc-4dc0-be5f-28d77b615beb"/>
@@ -25849,19 +26452,7 @@
 </ct:contentTypeSchema>
 </file>
 
-<file path=customXml/item4.xml><?xml version="1.0" encoding="utf-8"?>
-<b:Sources xmlns:b="http://schemas.openxmlformats.org/officeDocument/2006/bibliography" xmlns="http://schemas.openxmlformats.org/officeDocument/2006/bibliography" SelectedStyle="\APASixthEditionOfficeOnline.xsl" StyleName="APA" Version="6"/>
-</file>
-
 <file path=customXml/itemProps1.xml><?xml version="1.0" encoding="utf-8"?>
-<ds:datastoreItem xmlns:ds="http://schemas.openxmlformats.org/officeDocument/2006/customXml" ds:itemID="{10663269-2064-4804-8290-36D4A57F5557}">
-  <ds:schemaRefs>
-    <ds:schemaRef ds:uri="http://schemas.microsoft.com/sharepoint/v3/contenttype/forms"/>
-  </ds:schemaRefs>
-</ds:datastoreItem>
-</file>
-
-<file path=customXml/itemProps2.xml><?xml version="1.0" encoding="utf-8"?>
 <ds:datastoreItem xmlns:ds="http://schemas.openxmlformats.org/officeDocument/2006/customXml" ds:itemID="{1279454D-02BE-4A9C-A117-DCD1573E2608}">
   <ds:schemaRefs>
     <ds:schemaRef ds:uri="http://schemas.microsoft.com/office/2006/metadata/properties"/>
@@ -25872,7 +26463,23 @@
 </ds:datastoreItem>
 </file>
 
+<file path=customXml/itemProps2.xml><?xml version="1.0" encoding="utf-8"?>
+<ds:datastoreItem xmlns:ds="http://schemas.openxmlformats.org/officeDocument/2006/customXml" ds:itemID="{10663269-2064-4804-8290-36D4A57F5557}">
+  <ds:schemaRefs>
+    <ds:schemaRef ds:uri="http://schemas.microsoft.com/sharepoint/v3/contenttype/forms"/>
+  </ds:schemaRefs>
+</ds:datastoreItem>
+</file>
+
 <file path=customXml/itemProps3.xml><?xml version="1.0" encoding="utf-8"?>
+<ds:datastoreItem xmlns:ds="http://schemas.openxmlformats.org/officeDocument/2006/customXml" ds:itemID="{EAE431FD-7059-4C09-804B-C9D69EB7B213}">
+  <ds:schemaRefs>
+    <ds:schemaRef ds:uri="http://schemas.openxmlformats.org/officeDocument/2006/bibliography"/>
+  </ds:schemaRefs>
+</ds:datastoreItem>
+</file>
+
+<file path=customXml/itemProps4.xml><?xml version="1.0" encoding="utf-8"?>
 <ds:datastoreItem xmlns:ds="http://schemas.openxmlformats.org/officeDocument/2006/customXml" ds:itemID="{9C14B031-69D2-4815-A77A-60B4EECF27A0}">
   <ds:schemaRefs>
     <ds:schemaRef ds:uri="http://schemas.microsoft.com/office/2006/metadata/contentType"/>
@@ -25889,12 +26496,4 @@
     <ds:schemaRef ds:uri="http://schemas.microsoft.com/internal/obd"/>
   </ds:schemaRefs>
 </ds:datastoreItem>
-</file>
-
-<file path=customXml/itemProps4.xml><?xml version="1.0" encoding="utf-8"?>
-<ds:datastoreItem xmlns:ds="http://schemas.openxmlformats.org/officeDocument/2006/customXml" ds:itemID="{EAE431FD-7059-4C09-804B-C9D69EB7B213}">
-  <ds:schemaRefs>
-    <ds:schemaRef ds:uri="http://schemas.openxmlformats.org/officeDocument/2006/bibliography"/>
-  </ds:schemaRefs>
-</ds:datastoreItem>
 </file>
--- a/fuentes/621602_CF09_DU.docx
+++ b/fuentes/621602_CF09_DU.docx
@@ -1,6 +1,6 @@
 
 <file path=word/document.xml><?xml version="1.0" encoding="utf-8"?>
-<w:document xmlns:wpc="http://schemas.microsoft.com/office/word/2010/wordprocessingCanvas" xmlns:cx="http://schemas.microsoft.com/office/drawing/2014/chartex" xmlns:cx1="http://schemas.microsoft.com/office/drawing/2015/9/8/chartex" xmlns:cx2="http://schemas.microsoft.com/office/drawing/2015/10/21/chartex" xmlns:cx3="http://schemas.microsoft.com/office/drawing/2016/5/9/chartex" xmlns:cx4="http://schemas.microsoft.com/office/drawing/2016/5/10/chartex" xmlns:cx5="http://schemas.microsoft.com/office/drawing/2016/5/11/chartex" xmlns:cx6="http://schemas.microsoft.com/office/drawing/2016/5/12/chartex" xmlns:cx7="http://schemas.microsoft.com/office/drawing/2016/5/13/chartex" xmlns:cx8="http://schemas.microsoft.com/office/drawing/2016/5/14/chartex" xmlns:mc="http://schemas.openxmlformats.org/markup-compatibility/2006" xmlns:aink="http://schemas.microsoft.com/office/drawing/2016/ink" xmlns:am3d="http://schemas.microsoft.com/office/drawing/2017/model3d" xmlns:o="urn:schemas-microsoft-com:office:office" xmlns:r="http://schemas.openxmlformats.org/officeDocument/2006/relationships" xmlns:m="http://schemas.openxmlformats.org/officeDocument/2006/math" xmlns:v="urn:schemas-microsoft-com:vml" xmlns:wp14="http://schemas.microsoft.com/office/word/2010/wordprocessingDrawing" xmlns:wp="http://schemas.openxmlformats.org/drawingml/2006/wordprocessingDrawing" xmlns:w10="urn:schemas-microsoft-com:office:word" xmlns:w="http://schemas.openxmlformats.org/wordprocessingml/2006/main" xmlns:w14="http://schemas.microsoft.com/office/word/2010/wordml" xmlns:w15="http://schemas.microsoft.com/office/word/2012/wordml" xmlns:w16cex="http://schemas.microsoft.com/office/word/2018/wordml/cex" xmlns:w16cid="http://schemas.microsoft.com/office/word/2016/wordml/cid" xmlns:w16="http://schemas.microsoft.com/office/word/2018/wordml" xmlns:w16sdtdh="http://schemas.microsoft.com/office/word/2020/wordml/sdtdatahash" xmlns:w16se="http://schemas.microsoft.com/office/word/2015/wordml/symex" xmlns:wpg="http://schemas.microsoft.com/office/word/2010/wordprocessingGroup" xmlns:wpi="http://schemas.microsoft.com/office/word/2010/wordprocessingInk" xmlns:wne="http://schemas.microsoft.com/office/word/2006/wordml" xmlns:wps="http://schemas.microsoft.com/office/word/2010/wordprocessingShape" mc:Ignorable="w14 w15 w16se w16cid w16 w16cex w16sdtdh wp14">
+<w:document xmlns:wpc="http://schemas.microsoft.com/office/word/2010/wordprocessingCanvas" xmlns:cx="http://schemas.microsoft.com/office/drawing/2014/chartex" xmlns:cx1="http://schemas.microsoft.com/office/drawing/2015/9/8/chartex" xmlns:cx2="http://schemas.microsoft.com/office/drawing/2015/10/21/chartex" xmlns:cx3="http://schemas.microsoft.com/office/drawing/2016/5/9/chartex" xmlns:cx4="http://schemas.microsoft.com/office/drawing/2016/5/10/chartex" xmlns:cx5="http://schemas.microsoft.com/office/drawing/2016/5/11/chartex" xmlns:cx6="http://schemas.microsoft.com/office/drawing/2016/5/12/chartex" xmlns:cx7="http://schemas.microsoft.com/office/drawing/2016/5/13/chartex" xmlns:cx8="http://schemas.microsoft.com/office/drawing/2016/5/14/chartex" xmlns:mc="http://schemas.openxmlformats.org/markup-compatibility/2006" xmlns:aink="http://schemas.microsoft.com/office/drawing/2016/ink" xmlns:am3d="http://schemas.microsoft.com/office/drawing/2017/model3d" xmlns:o="urn:schemas-microsoft-com:office:office" xmlns:oel="http://schemas.microsoft.com/office/2019/extlst" xmlns:r="http://schemas.openxmlformats.org/officeDocument/2006/relationships" xmlns:m="http://schemas.openxmlformats.org/officeDocument/2006/math" xmlns:v="urn:schemas-microsoft-com:vml" xmlns:wp14="http://schemas.microsoft.com/office/word/2010/wordprocessingDrawing" xmlns:wp="http://schemas.openxmlformats.org/drawingml/2006/wordprocessingDrawing" xmlns:w10="urn:schemas-microsoft-com:office:word" xmlns:w="http://schemas.openxmlformats.org/wordprocessingml/2006/main" xmlns:w14="http://schemas.microsoft.com/office/word/2010/wordml" xmlns:w15="http://schemas.microsoft.com/office/word/2012/wordml" xmlns:w16cei="http://schemas.microsoft.com/office/word/2026/wordml/cei" xmlns:w16cex="http://schemas.microsoft.com/office/word/2018/wordml/cex" xmlns:w16cid="http://schemas.microsoft.com/office/word/2016/wordml/cid" xmlns:w16="http://schemas.microsoft.com/office/word/2018/wordml" xmlns:w16du="http://schemas.microsoft.com/office/word/2023/wordml/word16du" xmlns:w16sdtdh="http://schemas.microsoft.com/office/word/2020/wordml/sdtdatahash" xmlns:w16sdtfl="http://schemas.microsoft.com/office/word/2024/wordml/sdtformatlock" xmlns:w16se="http://schemas.microsoft.com/office/word/2015/wordml/symex" xmlns:wpg="http://schemas.microsoft.com/office/word/2010/wordprocessingGroup" xmlns:wpi="http://schemas.microsoft.com/office/word/2010/wordprocessingInk" xmlns:wne="http://schemas.microsoft.com/office/word/2006/wordml" xmlns:wps="http://schemas.microsoft.com/office/word/2010/wordprocessingShape" mc:Ignorable="w14 w15 w16se w16cid w16 w16cex w16sdtdh w16sdtfl w16du wp14">
   <w:body>
     <w:p>
       <w:pPr>
@@ -205,7 +205,7 @@
               </wp:anchor>
             </w:drawing>
           </mc:Choice>
-          <mc:Fallback xmlns:oel="http://schemas.microsoft.com/office/2019/extlst" xmlns:w16du="http://schemas.microsoft.com/office/word/2023/wordml/word16du" xmlns:w16sdtfl="http://schemas.microsoft.com/office/word/2024/wordml/sdtformatlock">
+          <mc:Fallback>
             <w:pict>
               <v:rect w14:anchorId="4C256C62" id="Rectángulo 3" o:spid="_x0000_s1026" alt="&quot;&quot;" style="position:absolute;margin-left:-55.95pt;margin-top:26.4pt;width:613.85pt;height:164.25pt;z-index:-251655168;visibility:visible;mso-wrap-style:square;mso-height-percent:0;mso-wrap-distance-left:9pt;mso-wrap-distance-top:0;mso-wrap-distance-right:9pt;mso-wrap-distance-bottom:0;mso-position-horizontal:absolute;mso-position-horizontal-relative:text;mso-position-vertical:absolute;mso-position-vertical-relative:text;mso-height-percent:0;mso-height-relative:margin;v-text-anchor:middle" o:gfxdata="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" fillcolor="#00314d" stroked="f" strokeweight="1pt"/>
             </w:pict>
@@ -318,7 +318,7 @@
                 <v:stroke joinstyle="miter"/>
                 <v:path gradientshapeok="t" o:connecttype="rect"/>
               </v:shapetype>
-              <v:shape id="Cuadro de texto 2" o:spid="_x0000_s1026" type="#_x0000_t202" alt="&quot;&quot;" style="position:absolute;left:0;text-align:left;margin-left:-25.2pt;margin-top:21.9pt;width:549pt;height:102.95pt;z-index:251663360;visibility:visible;mso-wrap-style:square;mso-width-percent:0;mso-height-percent:0;mso-wrap-distance-left:9pt;mso-wrap-distance-top:3.6pt;mso-wrap-distance-right:9pt;mso-wrap-distance-bottom:3.6pt;mso-position-horizontal:absolute;mso-position-horizontal-relative:margin;mso-position-vertical:absolute;mso-position-vertical-relative:text;mso-width-percent:0;mso-height-percent:0;mso-width-relative:margin;mso-height-relative:margin;v-text-anchor:top" o:gfxdata="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" filled="f" stroked="f">
+              <v:shape id="Cuadro de texto 2" o:spid="_x0000_s1026" type="#_x0000_t202" alt="&quot;&quot;" style="position:absolute;left:0;text-align:left;margin-left:-25.2pt;margin-top:21.9pt;width:549pt;height:102.95pt;z-index:251663360;visibility:visible;mso-wrap-style:square;mso-width-percent:0;mso-height-percent:0;mso-wrap-distance-left:9pt;mso-wrap-distance-top:3.6pt;mso-wrap-distance-right:9pt;mso-wrap-distance-bottom:3.6pt;mso-position-horizontal:absolute;mso-position-horizontal-relative:margin;mso-position-vertical:absolute;mso-position-vertical-relative:text;mso-width-percent:0;mso-height-percent:0;mso-width-relative:margin;mso-height-relative:margin;v-text-anchor:top" o:gfxdata="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" filled="f" stroked="f">
                 <v:textbox>
                   <w:txbxContent>
                     <w:p>
@@ -542,7 +542,6 @@
           <w:docPartUnique/>
         </w:docPartObj>
       </w:sdtPr>
-      <w:sdtEndPr/>
       <w:sdtContent>
         <w:p>
           <w:pPr>
@@ -2453,10 +2452,10 @@
           <w:lang w:val="en-US" w:eastAsia="es-CO"/>
         </w:rPr>
         <w:drawing>
-          <wp:inline distT="0" distB="0" distL="0" distR="0" wp14:anchorId="7A09DDE2" wp14:editId="3B7882B5">
+          <wp:inline distT="0" distB="0" distL="0" distR="0" wp14:anchorId="7A09DDE2" wp14:editId="7499ED83">
             <wp:extent cx="4680000" cy="3438000"/>
             <wp:effectExtent l="0" t="0" r="6350" b="0"/>
-            <wp:docPr id="3" name="Gráfico 3" descr="Cuadro de diálogo, estructura “sujeto + verbo + complemento” en inglés y español. En la parte superior aparece el título bilingüe “Subject + verb + complement / Sujeto + verbo + complemento”. Debajo, dos personajes ilustrados conversan mediante globos de diálogo. Una persona pregunta qué es esta estructura gramatical y otra responde que es una forma de organizar oraciones donde el sujeto realiza la acción, el verbo la expresa y el complemento aporta información adicional. Luego se pregunta por su importancia y se explica que permite construir mensajes claros y coherentes en ambos idiomas. "/>
+            <wp:docPr id="3" name="Gráfico 3" descr="Cuadro de diálogo, estructura “sujeto + verbo + complemento” en inglés y español. En la parte superior aparece el título bilingüe “Subject + verb + complement / Sujeto + verbo + complemento”. Debajo, dos personajes ilustrados conversan mediante globos de diálogo. Una persona pregunta qué es esta estructura gramatical y otra responde que es una forma de organizar oraciones donde el sujeto realiza la acción, el verbo la expresa y el complemento aporta información adicional. Luego se pregunta por su importancia y se explica que permite construir mensajes claros y coherentes en ambos idiomas."/>
             <wp:cNvGraphicFramePr>
               <a:graphicFrameLocks xmlns:a="http://schemas.openxmlformats.org/drawingml/2006/main" noChangeAspect="1"/>
             </wp:cNvGraphicFramePr>
@@ -2464,7 +2463,7 @@
               <a:graphicData uri="http://schemas.openxmlformats.org/drawingml/2006/picture">
                 <pic:pic xmlns:pic="http://schemas.openxmlformats.org/drawingml/2006/picture">
                   <pic:nvPicPr>
-                    <pic:cNvPr id="3" name="Gráfico 3" descr="Cuadro de diálogo, estructura “sujeto + verbo + complemento” en inglés y español. En la parte superior aparece el título bilingüe “Subject + verb + complement / Sujeto + verbo + complemento”. Debajo, dos personajes ilustrados conversan mediante globos de diálogo. Una persona pregunta qué es esta estructura gramatical y otra responde que es una forma de organizar oraciones donde el sujeto realiza la acción, el verbo la expresa y el complemento aporta información adicional. Luego se pregunta por su importancia y se explica que permite construir mensajes claros y coherentes en ambos idiomas. "/>
+                    <pic:cNvPr id="3" name="Gráfico 3" descr="Cuadro de diálogo, estructura “sujeto + verbo + complemento” en inglés y español. En la parte superior aparece el título bilingüe “Subject + verb + complement / Sujeto + verbo + complemento”. Debajo, dos personajes ilustrados conversan mediante globos de diálogo. Una persona pregunta qué es esta estructura gramatical y otra responde que es una forma de organizar oraciones donde el sujeto realiza la acción, el verbo la expresa y el complemento aporta información adicional. Luego se pregunta por su importancia y se explica que permite construir mensajes claros y coherentes en ambos idiomas."/>
                     <pic:cNvPicPr/>
                   </pic:nvPicPr>
                   <pic:blipFill>
@@ -3407,10 +3406,10 @@
           <w:noProof/>
         </w:rPr>
         <w:drawing>
-          <wp:inline distT="0" distB="0" distL="0" distR="0" wp14:anchorId="4BCDC315" wp14:editId="193B3B17">
+          <wp:inline distT="0" distB="0" distL="0" distR="0" wp14:anchorId="4BCDC315" wp14:editId="6B6609C7">
             <wp:extent cx="4680000" cy="4802400"/>
             <wp:effectExtent l="0" t="0" r="6350" b="0"/>
-            <wp:docPr id="5" name="Gráfico 5" descr="Cuadro de diálogo, que muestra dos interlocutores teniendo una conversación con estructura de Negative statements"/>
+            <wp:docPr id="5" name="Gráfico 5" descr="Cuadro de diálogo, que muestra dos interlocutores teniendo una conversación con estructura de Negative statements."/>
             <wp:cNvGraphicFramePr>
               <a:graphicFrameLocks xmlns:a="http://schemas.openxmlformats.org/drawingml/2006/main" noChangeAspect="1"/>
             </wp:cNvGraphicFramePr>
@@ -3418,7 +3417,7 @@
               <a:graphicData uri="http://schemas.openxmlformats.org/drawingml/2006/picture">
                 <pic:pic xmlns:pic="http://schemas.openxmlformats.org/drawingml/2006/picture">
                   <pic:nvPicPr>
-                    <pic:cNvPr id="5" name="Gráfico 5" descr="Cuadro de diálogo, que muestra dos interlocutores teniendo una conversación con estructura de Negative statements"/>
+                    <pic:cNvPr id="5" name="Gráfico 5" descr="Cuadro de diálogo, que muestra dos interlocutores teniendo una conversación con estructura de Negative statements."/>
                     <pic:cNvPicPr/>
                   </pic:nvPicPr>
                   <pic:blipFill>
@@ -4911,7 +4910,6 @@
               </w:rPr>
               <w:t>”, “</w:t>
             </w:r>
-            <w:proofErr w:type="spellStart"/>
             <w:r>
               <w:rPr>
                 <w:rStyle w:val="Extranjerismo"/>
@@ -4920,7 +4918,6 @@
               </w:rPr>
               <w:t>ch</w:t>
             </w:r>
-            <w:proofErr w:type="spellEnd"/>
             <w:r>
               <w:rPr>
                 <w:rStyle w:val="Extranjerismo"/>
@@ -8245,19 +8242,11 @@
           <w:rStyle w:val="Extranjerismo"/>
         </w:rPr>
       </w:pPr>
-      <w:proofErr w:type="spellStart"/>
-      <w:r>
-        <w:rPr>
-          <w:rStyle w:val="Extranjerismo"/>
-        </w:rPr>
-        <w:t>Tru</w:t>
-      </w:r>
-      <w:proofErr w:type="spellEnd"/>
-      <w:r>
-        <w:rPr>
-          <w:rStyle w:val="Extranjerismo"/>
-        </w:rPr>
-        <w:t xml:space="preserve"> by Hilton</w:t>
+      <w:r>
+        <w:rPr>
+          <w:rStyle w:val="Extranjerismo"/>
+        </w:rPr>
+        <w:t>Tru by Hilton</w:t>
       </w:r>
       <w:r>
         <w:rPr>
@@ -8329,16 +8318,8 @@
         <w:rPr>
           <w:rStyle w:val="Extranjerismo"/>
         </w:rPr>
-        <w:t xml:space="preserve">City Express </w:t>
-      </w:r>
-      <w:proofErr w:type="spellStart"/>
-      <w:r>
-        <w:rPr>
-          <w:rStyle w:val="Extranjerismo"/>
-        </w:rPr>
-        <w:t>Hoteles</w:t>
-      </w:r>
-      <w:proofErr w:type="spellEnd"/>
+        <w:t>City Express Hoteles</w:t>
+      </w:r>
       <w:r>
         <w:rPr>
           <w:rStyle w:val="Extranjerismo"/>
@@ -8501,19 +8482,11 @@
           <w:rStyle w:val="Extranjerismo"/>
         </w:rPr>
       </w:pPr>
-      <w:proofErr w:type="spellStart"/>
-      <w:r>
-        <w:rPr>
-          <w:rStyle w:val="Extranjerismo"/>
-        </w:rPr>
-        <w:t>Econo</w:t>
-      </w:r>
-      <w:proofErr w:type="spellEnd"/>
-      <w:r>
-        <w:rPr>
-          <w:rStyle w:val="Extranjerismo"/>
-        </w:rPr>
-        <w:t xml:space="preserve"> Lodge</w:t>
+      <w:r>
+        <w:rPr>
+          <w:rStyle w:val="Extranjerismo"/>
+        </w:rPr>
+        <w:t>Econo Lodge</w:t>
       </w:r>
       <w:r>
         <w:rPr>
@@ -9709,7 +9682,15 @@
         <w:t>lodge</w:t>
       </w:r>
       <w:r>
-        <w:t xml:space="preserve"> es una pequeña casa o cabaña en las cercanías de un parque, en un entorno natural. Originalmente, es un lugar de descanso, un refugio, para cazadores, pescadores, deportistas. Ahora, aplicado a la hotelería, debe ser un lugar pequeño, construido de manera permanente (con muros)</w:t>
+        <w:t xml:space="preserve"> es una pequeña casa o cabaña en las cercanías de un parque, en un entorno natural. Originalmente, es un lugar de descanso, un refugio, para cazadores, pescadores, deportistas. Ahora, aplicado </w:t>
+      </w:r>
+      <w:proofErr w:type="gramStart"/>
+      <w:r>
+        <w:t>a la hotelería</w:t>
+      </w:r>
+      <w:proofErr w:type="gramEnd"/>
+      <w:r>
+        <w:t>, debe ser un lugar pequeño, construido de manera permanente (con muros)</w:t>
       </w:r>
       <w:r>
         <w:t>, con</w:t>
@@ -9931,21 +9912,7 @@
         <w:rPr>
           <w:rStyle w:val="Extranjerismo"/>
         </w:rPr>
-        <w:t xml:space="preserve">Glamping is a globally growing trend that combines the experience of outdoor camping with the luxury and conditions of the best hotels. The term was invented at the end of the prior century as a fusion of the </w:t>
-      </w:r>
-      <w:proofErr w:type="gramStart"/>
-      <w:r>
-        <w:rPr>
-          <w:rStyle w:val="Extranjerismo"/>
-        </w:rPr>
-        <w:t>words</w:t>
-      </w:r>
-      <w:proofErr w:type="gramEnd"/>
-      <w:r>
-        <w:rPr>
-          <w:rStyle w:val="Extranjerismo"/>
-        </w:rPr>
-        <w:t xml:space="preserve"> glamour and camping.</w:t>
+        <w:t>Glamping is a globally growing trend that combines the experience of outdoor camping with the luxury and conditions of the best hotels. The term was invented at the end of the prior century as a fusion of the words glamour and camping.</w:t>
       </w:r>
     </w:p>
     <w:p>
@@ -12036,7 +12003,14 @@
         <w:rPr>
           <w:rStyle w:val="Extranjerismo"/>
         </w:rPr>
-        <w:t xml:space="preserve"> Andes Mountains, Orinoqu</w:t>
+        <w:t xml:space="preserve"> Andes Mountains, </w:t>
+      </w:r>
+      <w:proofErr w:type="spellStart"/>
+      <w:r>
+        <w:rPr>
+          <w:rStyle w:val="Extranjerismo"/>
+        </w:rPr>
+        <w:t>Orinoqu</w:t>
       </w:r>
       <w:r>
         <w:rPr>
@@ -12048,7 +12022,14 @@
         <w:rPr>
           <w:rStyle w:val="Extranjerismo"/>
         </w:rPr>
-        <w:t>a, the Amazon rainforest, and the Islands.</w:t>
+        <w:t>a</w:t>
+      </w:r>
+      <w:proofErr w:type="spellEnd"/>
+      <w:r>
+        <w:rPr>
+          <w:rStyle w:val="Extranjerismo"/>
+        </w:rPr>
+        <w:t>, the Amazon rainforest, and the Islands.</w:t>
       </w:r>
     </w:p>
     <w:p>
@@ -13892,10 +13873,10 @@
           <w:lang w:eastAsia="es-CO"/>
         </w:rPr>
         <w:drawing>
-          <wp:inline distT="0" distB="0" distL="0" distR="0" wp14:anchorId="6A0D9147" wp14:editId="26BDF2A6">
-            <wp:extent cx="4680000" cy="1850400"/>
-            <wp:effectExtent l="0" t="0" r="6350" b="0"/>
-            <wp:docPr id="1" name="Imagen 1" descr="Organigrama de un hotel. En la parte superior se encuentra el “Gerente general”. Debajo se dividen cinco áreas principales: “Gerente de recepción”, “Ama de llaves”, “Gerente de A&amp;B”, “Contralora” y “Mantenimiento”.&#10;El área de recepción incluye “Auditor nocturno”, luego “Recepcionista” y finalmente “Botones”.&#10;El área de ama de llaves incluye “Supervisor de piso” con “Camareras”, y “Supervisor de lavandería” con “Personal de lavandería”.&#10;El área de alimentos y bebidas incluye “Chef” con “Cocinero” y “Lava platos”; además “Mayordomo” con “Anfitrión” y “Meseros”.&#10;El área administrativa incluye “Cajero general” y debajo “Auxiliar contable”.&#10;El área de mantenimiento incluye “Asistente de mantenimiento”."/>
+          <wp:inline distT="0" distB="0" distL="0" distR="0" wp14:anchorId="108C3395" wp14:editId="33C89EB8">
+            <wp:extent cx="4680000" cy="1806390"/>
+            <wp:effectExtent l="0" t="0" r="6350" b="3810"/>
+            <wp:docPr id="1612232083" name="Gráfico 3" descr="Organigrama de un hotel. En la parte superior se encuentra el “Gerente general”. Debajo se dividen cinco áreas principales: “Gerente de recepción”, “Ama de llaves”, “Gerente de A&amp;B”, “Contralora” y “Mantenimiento”.&#10;El área de recepción incluye “Auditor nocturno”, luego “Recepcionista” y finalmente “Botones”.&#10;El área de ama de llaves incluye “Supervisor de piso” con “Camareras”, y “Supervisor de lavandería” con “Personal de lavandería”.&#10;El área de alimentos y bebidas incluye “Chef” con “Cocinero” y “Lava platos”; además “Mayordomo” con “Anfitrión” y “Meseros”.&#10;El área administrativa incluye “Cajero general” y debajo “Auxiliar contable”.&#10;El área de mantenimiento incluye “Asistente de mantenimiento”."/>
             <wp:cNvGraphicFramePr>
               <a:graphicFrameLocks xmlns:a="http://schemas.openxmlformats.org/drawingml/2006/main" noChangeAspect="1"/>
             </wp:cNvGraphicFramePr>
@@ -13903,14 +13884,14 @@
               <a:graphicData uri="http://schemas.openxmlformats.org/drawingml/2006/picture">
                 <pic:pic xmlns:pic="http://schemas.openxmlformats.org/drawingml/2006/picture">
                   <pic:nvPicPr>
-                    <pic:cNvPr id="1" name="Imagen 1" descr="Organigrama de un hotel. En la parte superior se encuentra el “Gerente general”. Debajo se dividen cinco áreas principales: “Gerente de recepción”, “Ama de llaves”, “Gerente de A&amp;B”, “Contralora” y “Mantenimiento”.&#10;El área de recepción incluye “Auditor nocturno”, luego “Recepcionista” y finalmente “Botones”.&#10;El área de ama de llaves incluye “Supervisor de piso” con “Camareras”, y “Supervisor de lavandería” con “Personal de lavandería”.&#10;El área de alimentos y bebidas incluye “Chef” con “Cocinero” y “Lava platos”; además “Mayordomo” con “Anfitrión” y “Meseros”.&#10;El área administrativa incluye “Cajero general” y debajo “Auxiliar contable”.&#10;El área de mantenimiento incluye “Asistente de mantenimiento”."/>
+                    <pic:cNvPr id="1612232083" name="Gráfico 3" descr="Organigrama de un hotel. En la parte superior se encuentra el “Gerente general”. Debajo se dividen cinco áreas principales: “Gerente de recepción”, “Ama de llaves”, “Gerente de A&amp;B”, “Contralora” y “Mantenimiento”.&#10;El área de recepción incluye “Auditor nocturno”, luego “Recepcionista” y finalmente “Botones”.&#10;El área de ama de llaves incluye “Supervisor de piso” con “Camareras”, y “Supervisor de lavandería” con “Personal de lavandería”.&#10;El área de alimentos y bebidas incluye “Chef” con “Cocinero” y “Lava platos”; además “Mayordomo” con “Anfitrión” y “Meseros”.&#10;El área administrativa incluye “Cajero general” y debajo “Auxiliar contable”.&#10;El área de mantenimiento incluye “Asistente de mantenimiento”."/>
                     <pic:cNvPicPr/>
                   </pic:nvPicPr>
                   <pic:blipFill>
-                    <a:blip r:embed="rId16" cstate="print">
+                    <a:blip r:embed="rId16">
                       <a:extLst>
-                        <a:ext uri="{28A0092B-C50C-407E-A947-70E740481C1C}">
-                          <a14:useLocalDpi xmlns:a14="http://schemas.microsoft.com/office/drawing/2010/main" val="0"/>
+                        <a:ext uri="{96DAC541-7B7A-43D3-8B79-37D633B846F1}">
+                          <asvg:svgBlip xmlns:asvg="http://schemas.microsoft.com/office/drawing/2016/SVG/main" r:embed="rId17"/>
                         </a:ext>
                       </a:extLst>
                     </a:blip>
@@ -13921,7 +13902,7 @@
                   <pic:spPr>
                     <a:xfrm>
                       <a:off x="0" y="0"/>
-                      <a:ext cx="4680000" cy="1850400"/>
+                      <a:ext cx="4680000" cy="1806390"/>
                     </a:xfrm>
                     <a:prstGeom prst="rect">
                       <a:avLst/>
@@ -14738,21 +14719,7 @@
         <w:rPr>
           <w:rStyle w:val="Extranjerismo"/>
         </w:rPr>
-        <w:t xml:space="preserve">The food and beverage department </w:t>
-      </w:r>
-      <w:proofErr w:type="gramStart"/>
-      <w:r>
-        <w:rPr>
-          <w:rStyle w:val="Extranjerismo"/>
-        </w:rPr>
-        <w:t>is</w:t>
-      </w:r>
-      <w:proofErr w:type="gramEnd"/>
-      <w:r>
-        <w:rPr>
-          <w:rStyle w:val="Extranjerismo"/>
-        </w:rPr>
-        <w:t xml:space="preserve"> responsible for preparing, serving, and managing food and drinks within a hotel or hospitality establishment. This department plays an important role in guest satisfaction by providing quality service, cleanliness, and a pleasant dining experience.</w:t>
+        <w:t>The food and beverage department is responsible for preparing, serving, and managing food and drinks within a hotel or hospitality establishment. This department plays an important role in guest satisfaction by providing quality service, cleanliness, and a pleasant dining experience.</w:t>
       </w:r>
     </w:p>
     <w:p>
@@ -14835,21 +14802,7 @@
         <w:rPr>
           <w:rStyle w:val="Extranjerismo"/>
         </w:rPr>
-        <w:t xml:space="preserve">The food and beverage manager </w:t>
-      </w:r>
-      <w:proofErr w:type="gramStart"/>
-      <w:r>
-        <w:rPr>
-          <w:rStyle w:val="Extranjerismo"/>
-        </w:rPr>
-        <w:t>is</w:t>
-      </w:r>
-      <w:proofErr w:type="gramEnd"/>
-      <w:r>
-        <w:rPr>
-          <w:rStyle w:val="Extranjerismo"/>
-        </w:rPr>
-        <w:t xml:space="preserve"> responsible for the efficient operation of the kitchen, dining rooms, banquet service, room service, and executive lounge. This includes managing a multitude of details such as food quality, sanitation, inventory, cost control, staff training, revenue control, and guest service, just to name a few. In addition, this person should closely monitor trends in the marketing of food and beverages, and factors in food and beverage preparation and public services.</w:t>
+        <w:t>The food and beverage manager is responsible for the efficient operation of the kitchen, dining rooms, banquet service, room service, and executive lounge. This includes managing a multitude of details such as food quality, sanitation, inventory, cost control, staff training, revenue control, and guest service, just to name a few. In addition, this person should closely monitor trends in the marketing of food and beverages, and factors in food and beverage preparation and public services.</w:t>
       </w:r>
     </w:p>
     <w:p>
@@ -15181,31 +15134,7 @@
     </w:p>
     <w:p>
       <w:r>
-        <w:t xml:space="preserve">El anfitrión se encarga de dar la bienvenida a los clientes, ubicarlos en su mesa y presentarles la carta, a la vez que presenta al mesero que los atenderá. Es responsable del control de las reservas y </w:t>
-      </w:r>
-      <w:proofErr w:type="spellStart"/>
-      <w:r>
-        <w:t>el</w:t>
-      </w:r>
-      <w:proofErr w:type="spellEnd"/>
-      <w:r>
-        <w:t xml:space="preserve"> mayor aprovechamiento de las mesas. En ocasiones, se encarga también de la custodia de abrigos y </w:t>
-      </w:r>
-      <w:proofErr w:type="spellStart"/>
-      <w:r>
-        <w:t>otros</w:t>
-      </w:r>
-      <w:proofErr w:type="spellEnd"/>
-      <w:r>
-        <w:t xml:space="preserve"> objetos dejados por </w:t>
-      </w:r>
-      <w:proofErr w:type="spellStart"/>
-      <w:r>
-        <w:t>el</w:t>
-      </w:r>
-      <w:proofErr w:type="spellEnd"/>
-      <w:r>
-        <w:t xml:space="preserve"> cliente mientras disfruta del servicio</w:t>
+        <w:t>El anfitrión se encarga de dar la bienvenida a los clientes, ubicarlos en su mesa y presentarles la carta, a la vez que presenta al mesero que los atenderá. Es responsable del control de las reservas y el mayor aprovechamiento de las mesas. En ocasiones, se encarga también de la custodia de abrigos y otros objetos dejados por el cliente mientras disfruta del servicio</w:t>
       </w:r>
       <w:r>
         <w:t>.</w:t>
@@ -15854,7 +15783,15 @@
     </w:p>
     <w:p>
       <w:r>
-        <w:t>Hay muchos trabajos y profesiones relacionadas con el sector turístico. Como todas las industrias, la hotelería siempre está innovando y desarrollando nuevos conceptos y servicios, lo que causa que cada día se creen nuevos puestos de trabajo o evolucionen los ya existentes.</w:t>
+        <w:t xml:space="preserve">Hay muchos trabajos y profesiones relacionadas con el sector turístico. Como todas las industrias, </w:t>
+      </w:r>
+      <w:proofErr w:type="gramStart"/>
+      <w:r>
+        <w:t>la hotelería</w:t>
+      </w:r>
+      <w:proofErr w:type="gramEnd"/>
+      <w:r>
+        <w:t xml:space="preserve"> siempre está innovando y desarrollando nuevos conceptos y servicios, lo que causa que cada día se creen nuevos puestos de trabajo o evolucionen los ya existentes.</w:t>
       </w:r>
     </w:p>
     <w:p>
@@ -16378,14 +16315,7 @@
         <w:rPr>
           <w:rStyle w:val="Extranjerismo"/>
         </w:rPr>
-        <w:t>This is my room. (</w:t>
-      </w:r>
-      <w:proofErr w:type="gramStart"/>
-      <w:r>
-        <w:rPr>
-          <w:rStyle w:val="Extranjerismo"/>
-        </w:rPr>
-        <w:t>singula</w:t>
+        <w:t>This is my room. (singula</w:t>
       </w:r>
       <w:r>
         <w:rPr>
@@ -16393,7 +16323,6 @@
         </w:rPr>
         <w:t>r</w:t>
       </w:r>
-      <w:proofErr w:type="gramEnd"/>
       <w:r>
         <w:rPr>
           <w:rStyle w:val="Extranjerismo"/>
@@ -16440,16 +16369,8 @@
         <w:rPr>
           <w:rStyle w:val="Extranjerismo"/>
         </w:rPr>
-        <w:t>That is our house. (</w:t>
-      </w:r>
-      <w:proofErr w:type="gramStart"/>
-      <w:r>
-        <w:rPr>
-          <w:rStyle w:val="Extranjerismo"/>
-        </w:rPr>
-        <w:t>singular</w:t>
-      </w:r>
-      <w:proofErr w:type="gramEnd"/>
+        <w:t>That is our house. (singular</w:t>
+      </w:r>
       <w:r>
         <w:rPr>
           <w:rStyle w:val="Extranjerismo"/>
@@ -16490,21 +16411,7 @@
         <w:rPr>
           <w:rStyle w:val="Extranjerismo"/>
         </w:rPr>
-        <w:t>These are the hotel keys. (</w:t>
-      </w:r>
-      <w:proofErr w:type="gramStart"/>
-      <w:r>
-        <w:rPr>
-          <w:rStyle w:val="Extranjerismo"/>
-        </w:rPr>
-        <w:t>plural</w:t>
-      </w:r>
-      <w:proofErr w:type="gramEnd"/>
-      <w:r>
-        <w:rPr>
-          <w:rStyle w:val="Extranjerismo"/>
-        </w:rPr>
-        <w:t xml:space="preserve"> </w:t>
+        <w:t xml:space="preserve">These are the hotel keys. (plural </w:t>
       </w:r>
       <w:r>
         <w:rPr>
@@ -16546,21 +16453,7 @@
         <w:rPr>
           <w:rStyle w:val="Extranjerismo"/>
         </w:rPr>
-        <w:t>Those are my shoes. (</w:t>
-      </w:r>
-      <w:proofErr w:type="gramStart"/>
-      <w:r>
-        <w:rPr>
-          <w:rStyle w:val="Extranjerismo"/>
-        </w:rPr>
-        <w:t>plural</w:t>
-      </w:r>
-      <w:proofErr w:type="gramEnd"/>
-      <w:r>
-        <w:rPr>
-          <w:rStyle w:val="Extranjerismo"/>
-        </w:rPr>
-        <w:t xml:space="preserve"> </w:t>
+        <w:t xml:space="preserve">Those are my shoes. (plural </w:t>
       </w:r>
       <w:r>
         <w:rPr>
@@ -16905,7 +16798,7 @@
           <w:noProof/>
         </w:rPr>
         <w:drawing>
-          <wp:inline distT="0" distB="0" distL="0" distR="0" wp14:anchorId="7B28348B" wp14:editId="17C8CA34">
+          <wp:inline distT="0" distB="0" distL="0" distR="0" wp14:anchorId="7B28348B" wp14:editId="2DAA89FE">
             <wp:extent cx="4680000" cy="2631600"/>
             <wp:effectExtent l="0" t="0" r="6350" b="0"/>
             <wp:docPr id="2" name="Imagen 2">
@@ -16934,7 +16827,7 @@
                     </pic:cNvPicPr>
                   </pic:nvPicPr>
                   <pic:blipFill>
-                    <a:blip r:embed="rId17" cstate="print">
+                    <a:blip r:embed="rId18" cstate="print">
                       <a:extLst>
                         <a:ext uri="{28A0092B-C50C-407E-A947-70E740481C1C}">
                           <a14:useLocalDpi xmlns:a14="http://schemas.microsoft.com/office/drawing/2010/main" val="0"/>
@@ -16971,7 +16864,7 @@
         <w:ind w:firstLine="0"/>
         <w:jc w:val="center"/>
       </w:pPr>
-      <w:hyperlink r:id="rId18" w:history="1">
+      <w:hyperlink r:id="rId19" w:history="1">
         <w:r>
           <w:rPr>
             <w:rStyle w:val="Hipervnculo"/>
@@ -17625,13 +17518,13 @@
                     <pic:cNvPicPr/>
                   </pic:nvPicPr>
                   <pic:blipFill>
-                    <a:blip r:embed="rId19">
+                    <a:blip r:embed="rId20">
                       <a:extLst>
                         <a:ext uri="{28A0092B-C50C-407E-A947-70E740481C1C}">
                           <a14:useLocalDpi xmlns:a14="http://schemas.microsoft.com/office/drawing/2010/main" val="0"/>
                         </a:ext>
                         <a:ext uri="{96DAC541-7B7A-43D3-8B79-37D633B846F1}">
-                          <asvg:svgBlip xmlns:asvg="http://schemas.microsoft.com/office/drawing/2016/SVG/main" r:embed="rId20"/>
+                          <asvg:svgBlip xmlns:asvg="http://schemas.microsoft.com/office/drawing/2016/SVG/main" r:embed="rId21"/>
                         </a:ext>
                       </a:extLst>
                     </a:blip>
@@ -17891,7 +17784,7 @@
       <w:r>
         <w:t xml:space="preserve">. </w:t>
       </w:r>
-      <w:hyperlink r:id="rId21" w:history="1">
+      <w:hyperlink r:id="rId22" w:history="1">
         <w:r>
           <w:rPr>
             <w:rStyle w:val="Hipervnculo"/>
@@ -17913,7 +17806,7 @@
       <w:r>
         <w:t xml:space="preserve">. </w:t>
       </w:r>
-      <w:hyperlink r:id="rId22" w:history="1">
+      <w:hyperlink r:id="rId23" w:history="1">
         <w:r>
           <w:rPr>
             <w:rStyle w:val="Hipervnculo"/>
@@ -17937,15 +17830,7 @@
       </w:r>
       <w:proofErr w:type="spellEnd"/>
       <w:r>
-        <w:t xml:space="preserve"> </w:t>
-      </w:r>
-      <w:proofErr w:type="spellStart"/>
-      <w:r>
-        <w:t>Press</w:t>
-      </w:r>
-      <w:proofErr w:type="spellEnd"/>
-      <w:r>
-        <w:t xml:space="preserve">. (2022). </w:t>
+        <w:t xml:space="preserve"> Press. (2022). </w:t>
       </w:r>
       <w:r>
         <w:rPr>
@@ -17974,17 +17859,9 @@
         <w:t>A Guide To Planning Your Trip</w:t>
       </w:r>
       <w:r>
-        <w:t xml:space="preserve">. </w:t>
-      </w:r>
-      <w:proofErr w:type="spellStart"/>
-      <w:r>
-        <w:t>Kimkim</w:t>
-      </w:r>
-      <w:proofErr w:type="spellEnd"/>
-      <w:r>
-        <w:t xml:space="preserve">. </w:t>
-      </w:r>
-      <w:hyperlink r:id="rId23" w:history="1">
+        <w:t xml:space="preserve">. Kimkim. </w:t>
+      </w:r>
+      <w:hyperlink r:id="rId24" w:history="1">
         <w:r>
           <w:rPr>
             <w:rStyle w:val="Hipervnculo"/>
@@ -18084,7 +17961,7 @@
       <w:r>
         <w:t xml:space="preserve"> </w:t>
       </w:r>
-      <w:hyperlink r:id="rId24" w:history="1">
+      <w:hyperlink r:id="rId25" w:history="1">
         <w:r>
           <w:rPr>
             <w:rStyle w:val="Hipervnculo"/>
@@ -18381,13 +18258,8 @@
                 <w:lang w:val="es-CO"/>
               </w:rPr>
             </w:pPr>
-            <w:proofErr w:type="spellStart"/>
-            <w:r>
-              <w:t>Harbey</w:t>
-            </w:r>
-            <w:proofErr w:type="spellEnd"/>
-            <w:r>
-              <w:t xml:space="preserve"> Castelblanco</w:t>
+            <w:r>
+              <w:t>Harbey Castelblanco</w:t>
             </w:r>
           </w:p>
         </w:tc>
@@ -18816,14 +18688,9 @@
                 <w:lang w:val="es-CO"/>
               </w:rPr>
             </w:pPr>
-            <w:proofErr w:type="spellStart"/>
             <w:r>
               <w:lastRenderedPageBreak/>
-              <w:t>Karine</w:t>
-            </w:r>
-            <w:proofErr w:type="spellEnd"/>
-            <w:r>
-              <w:t xml:space="preserve"> Isabel Ospino Fritz</w:t>
+              <w:t>Karine Isabel Ospino Fritz</w:t>
             </w:r>
           </w:p>
         </w:tc>
@@ -18875,8 +18742,8 @@
       </w:pPr>
     </w:p>
     <w:sectPr>
-      <w:headerReference w:type="default" r:id="rId25"/>
-      <w:footerReference w:type="default" r:id="rId26"/>
+      <w:headerReference w:type="default" r:id="rId26"/>
+      <w:footerReference w:type="default" r:id="rId27"/>
       <w:pgSz w:w="12240" w:h="15840"/>
       <w:pgMar w:top="1701" w:right="1134" w:bottom="1134" w:left="1134" w:header="709" w:footer="737" w:gutter="0"/>
       <w:pgNumType w:start="1"/>
@@ -18889,7 +18756,7 @@
 </file>
 
 <file path=word/endnotes.xml><?xml version="1.0" encoding="utf-8"?>
-<w:endnotes xmlns:wpc="http://schemas.microsoft.com/office/word/2010/wordprocessingCanvas" xmlns:cx="http://schemas.microsoft.com/office/drawing/2014/chartex" xmlns:cx1="http://schemas.microsoft.com/office/drawing/2015/9/8/chartex" xmlns:cx2="http://schemas.microsoft.com/office/drawing/2015/10/21/chartex" xmlns:cx3="http://schemas.microsoft.com/office/drawing/2016/5/9/chartex" xmlns:cx4="http://schemas.microsoft.com/office/drawing/2016/5/10/chartex" xmlns:cx5="http://schemas.microsoft.com/office/drawing/2016/5/11/chartex" xmlns:cx6="http://schemas.microsoft.com/office/drawing/2016/5/12/chartex" xmlns:cx7="http://schemas.microsoft.com/office/drawing/2016/5/13/chartex" xmlns:cx8="http://schemas.microsoft.com/office/drawing/2016/5/14/chartex" xmlns:mc="http://schemas.openxmlformats.org/markup-compatibility/2006" xmlns:aink="http://schemas.microsoft.com/office/drawing/2016/ink" xmlns:am3d="http://schemas.microsoft.com/office/drawing/2017/model3d" xmlns:o="urn:schemas-microsoft-com:office:office" xmlns:r="http://schemas.openxmlformats.org/officeDocument/2006/relationships" xmlns:m="http://schemas.openxmlformats.org/officeDocument/2006/math" xmlns:v="urn:schemas-microsoft-com:vml" xmlns:wp14="http://schemas.microsoft.com/office/word/2010/wordprocessingDrawing" xmlns:wp="http://schemas.openxmlformats.org/drawingml/2006/wordprocessingDrawing" xmlns:w10="urn:schemas-microsoft-com:office:word" xmlns:w="http://schemas.openxmlformats.org/wordprocessingml/2006/main" xmlns:w14="http://schemas.microsoft.com/office/word/2010/wordml" xmlns:w15="http://schemas.microsoft.com/office/word/2012/wordml" xmlns:w16cex="http://schemas.microsoft.com/office/word/2018/wordml/cex" xmlns:w16cid="http://schemas.microsoft.com/office/word/2016/wordml/cid" xmlns:w16="http://schemas.microsoft.com/office/word/2018/wordml" xmlns:w16sdtdh="http://schemas.microsoft.com/office/word/2020/wordml/sdtdatahash" xmlns:w16se="http://schemas.microsoft.com/office/word/2015/wordml/symex" xmlns:wpg="http://schemas.microsoft.com/office/word/2010/wordprocessingGroup" xmlns:wpi="http://schemas.microsoft.com/office/word/2010/wordprocessingInk" xmlns:wne="http://schemas.microsoft.com/office/word/2006/wordml" xmlns:wps="http://schemas.microsoft.com/office/word/2010/wordprocessingShape" mc:Ignorable="w14 w15 w16se w16cid w16 w16cex w16sdtdh wp14">
+<w:endnotes xmlns:wpc="http://schemas.microsoft.com/office/word/2010/wordprocessingCanvas" xmlns:cx="http://schemas.microsoft.com/office/drawing/2014/chartex" xmlns:cx1="http://schemas.microsoft.com/office/drawing/2015/9/8/chartex" xmlns:cx2="http://schemas.microsoft.com/office/drawing/2015/10/21/chartex" xmlns:cx3="http://schemas.microsoft.com/office/drawing/2016/5/9/chartex" xmlns:cx4="http://schemas.microsoft.com/office/drawing/2016/5/10/chartex" xmlns:cx5="http://schemas.microsoft.com/office/drawing/2016/5/11/chartex" xmlns:cx6="http://schemas.microsoft.com/office/drawing/2016/5/12/chartex" xmlns:cx7="http://schemas.microsoft.com/office/drawing/2016/5/13/chartex" xmlns:cx8="http://schemas.microsoft.com/office/drawing/2016/5/14/chartex" xmlns:mc="http://schemas.openxmlformats.org/markup-compatibility/2006" xmlns:aink="http://schemas.microsoft.com/office/drawing/2016/ink" xmlns:am3d="http://schemas.microsoft.com/office/drawing/2017/model3d" xmlns:o="urn:schemas-microsoft-com:office:office" xmlns:oel="http://schemas.microsoft.com/office/2019/extlst" xmlns:r="http://schemas.openxmlformats.org/officeDocument/2006/relationships" xmlns:m="http://schemas.openxmlformats.org/officeDocument/2006/math" xmlns:v="urn:schemas-microsoft-com:vml" xmlns:wp14="http://schemas.microsoft.com/office/word/2010/wordprocessingDrawing" xmlns:wp="http://schemas.openxmlformats.org/drawingml/2006/wordprocessingDrawing" xmlns:w10="urn:schemas-microsoft-com:office:word" xmlns:w="http://schemas.openxmlformats.org/wordprocessingml/2006/main" xmlns:w14="http://schemas.microsoft.com/office/word/2010/wordml" xmlns:w15="http://schemas.microsoft.com/office/word/2012/wordml" xmlns:w16cei="http://schemas.microsoft.com/office/word/2026/wordml/cei" xmlns:w16cex="http://schemas.microsoft.com/office/word/2018/wordml/cex" xmlns:w16cid="http://schemas.microsoft.com/office/word/2016/wordml/cid" xmlns:w16="http://schemas.microsoft.com/office/word/2018/wordml" xmlns:w16du="http://schemas.microsoft.com/office/word/2023/wordml/word16du" xmlns:w16sdtdh="http://schemas.microsoft.com/office/word/2020/wordml/sdtdatahash" xmlns:w16sdtfl="http://schemas.microsoft.com/office/word/2024/wordml/sdtformatlock" xmlns:w16se="http://schemas.microsoft.com/office/word/2015/wordml/symex" xmlns:wpg="http://schemas.microsoft.com/office/word/2010/wordprocessingGroup" xmlns:wpi="http://schemas.microsoft.com/office/word/2010/wordprocessingInk" xmlns:wne="http://schemas.microsoft.com/office/word/2006/wordml" xmlns:wps="http://schemas.microsoft.com/office/word/2010/wordprocessingShape" mc:Ignorable="w14 w15 w16se w16cid w16 w16cex w16sdtdh w16sdtfl w16du wp14">
   <w:endnote w:type="separator" w:id="-1">
     <w:p>
       <w:pPr>
@@ -18916,7 +18783,7 @@
 </file>
 
 <file path=word/footer1.xml><?xml version="1.0" encoding="utf-8"?>
-<w:ftr xmlns:wpc="http://schemas.microsoft.com/office/word/2010/wordprocessingCanvas" xmlns:cx="http://schemas.microsoft.com/office/drawing/2014/chartex" xmlns:cx1="http://schemas.microsoft.com/office/drawing/2015/9/8/chartex" xmlns:cx2="http://schemas.microsoft.com/office/drawing/2015/10/21/chartex" xmlns:cx3="http://schemas.microsoft.com/office/drawing/2016/5/9/chartex" xmlns:cx4="http://schemas.microsoft.com/office/drawing/2016/5/10/chartex" xmlns:cx5="http://schemas.microsoft.com/office/drawing/2016/5/11/chartex" xmlns:cx6="http://schemas.microsoft.com/office/drawing/2016/5/12/chartex" xmlns:cx7="http://schemas.microsoft.com/office/drawing/2016/5/13/chartex" xmlns:cx8="http://schemas.microsoft.com/office/drawing/2016/5/14/chartex" xmlns:mc="http://schemas.openxmlformats.org/markup-compatibility/2006" xmlns:aink="http://schemas.microsoft.com/office/drawing/2016/ink" xmlns:am3d="http://schemas.microsoft.com/office/drawing/2017/model3d" xmlns:o="urn:schemas-microsoft-com:office:office" xmlns:r="http://schemas.openxmlformats.org/officeDocument/2006/relationships" xmlns:m="http://schemas.openxmlformats.org/officeDocument/2006/math" xmlns:v="urn:schemas-microsoft-com:vml" xmlns:wp14="http://schemas.microsoft.com/office/word/2010/wordprocessingDrawing" xmlns:wp="http://schemas.openxmlformats.org/drawingml/2006/wordprocessingDrawing" xmlns:w10="urn:schemas-microsoft-com:office:word" xmlns:w="http://schemas.openxmlformats.org/wordprocessingml/2006/main" xmlns:w14="http://schemas.microsoft.com/office/word/2010/wordml" xmlns:w15="http://schemas.microsoft.com/office/word/2012/wordml" xmlns:w16cex="http://schemas.microsoft.com/office/word/2018/wordml/cex" xmlns:w16cid="http://schemas.microsoft.com/office/word/2016/wordml/cid" xmlns:w16="http://schemas.microsoft.com/office/word/2018/wordml" xmlns:w16sdtdh="http://schemas.microsoft.com/office/word/2020/wordml/sdtdatahash" xmlns:w16se="http://schemas.microsoft.com/office/word/2015/wordml/symex" xmlns:wpg="http://schemas.microsoft.com/office/word/2010/wordprocessingGroup" xmlns:wpi="http://schemas.microsoft.com/office/word/2010/wordprocessingInk" xmlns:wne="http://schemas.microsoft.com/office/word/2006/wordml" xmlns:wps="http://schemas.microsoft.com/office/word/2010/wordprocessingShape" mc:Ignorable="w14 w15 w16se w16cid w16 w16cex w16sdtdh wp14">
+<w:ftr xmlns:wpc="http://schemas.microsoft.com/office/word/2010/wordprocessingCanvas" xmlns:cx="http://schemas.microsoft.com/office/drawing/2014/chartex" xmlns:cx1="http://schemas.microsoft.com/office/drawing/2015/9/8/chartex" xmlns:cx2="http://schemas.microsoft.com/office/drawing/2015/10/21/chartex" xmlns:cx3="http://schemas.microsoft.com/office/drawing/2016/5/9/chartex" xmlns:cx4="http://schemas.microsoft.com/office/drawing/2016/5/10/chartex" xmlns:cx5="http://schemas.microsoft.com/office/drawing/2016/5/11/chartex" xmlns:cx6="http://schemas.microsoft.com/office/drawing/2016/5/12/chartex" xmlns:cx7="http://schemas.microsoft.com/office/drawing/2016/5/13/chartex" xmlns:cx8="http://schemas.microsoft.com/office/drawing/2016/5/14/chartex" xmlns:mc="http://schemas.openxmlformats.org/markup-compatibility/2006" xmlns:aink="http://schemas.microsoft.com/office/drawing/2016/ink" xmlns:am3d="http://schemas.microsoft.com/office/drawing/2017/model3d" xmlns:o="urn:schemas-microsoft-com:office:office" xmlns:oel="http://schemas.microsoft.com/office/2019/extlst" xmlns:r="http://schemas.openxmlformats.org/officeDocument/2006/relationships" xmlns:m="http://schemas.openxmlformats.org/officeDocument/2006/math" xmlns:v="urn:schemas-microsoft-com:vml" xmlns:wp14="http://schemas.microsoft.com/office/word/2010/wordprocessingDrawing" xmlns:wp="http://schemas.openxmlformats.org/drawingml/2006/wordprocessingDrawing" xmlns:w10="urn:schemas-microsoft-com:office:word" xmlns:w="http://schemas.openxmlformats.org/wordprocessingml/2006/main" xmlns:w14="http://schemas.microsoft.com/office/word/2010/wordml" xmlns:w15="http://schemas.microsoft.com/office/word/2012/wordml" xmlns:w16cei="http://schemas.microsoft.com/office/word/2026/wordml/cei" xmlns:w16cex="http://schemas.microsoft.com/office/word/2018/wordml/cex" xmlns:w16cid="http://schemas.microsoft.com/office/word/2016/wordml/cid" xmlns:w16="http://schemas.microsoft.com/office/word/2018/wordml" xmlns:w16du="http://schemas.microsoft.com/office/word/2023/wordml/word16du" xmlns:w16sdtdh="http://schemas.microsoft.com/office/word/2020/wordml/sdtdatahash" xmlns:w16sdtfl="http://schemas.microsoft.com/office/word/2024/wordml/sdtformatlock" xmlns:w16se="http://schemas.microsoft.com/office/word/2015/wordml/symex" xmlns:wpg="http://schemas.microsoft.com/office/word/2010/wordprocessingGroup" xmlns:wpi="http://schemas.microsoft.com/office/word/2010/wordprocessingInk" xmlns:wne="http://schemas.microsoft.com/office/word/2006/wordml" xmlns:wps="http://schemas.microsoft.com/office/word/2010/wordprocessingShape" mc:Ignorable="w14 w15 w16se w16cid w16 w16cex w16sdtdh w16sdtfl w16du wp14">
   <w:sdt>
     <w:sdtPr>
       <w:id w:val="-1465197936"/>
@@ -18925,7 +18792,6 @@
         <w:docPartUnique/>
       </w:docPartObj>
     </w:sdtPr>
-    <w:sdtEndPr/>
     <w:sdtContent>
       <w:p>
         <w:pPr>
@@ -18963,7 +18829,7 @@
 </file>
 
 <file path=word/footnotes.xml><?xml version="1.0" encoding="utf-8"?>
-<w:footnotes xmlns:wpc="http://schemas.microsoft.com/office/word/2010/wordprocessingCanvas" xmlns:cx="http://schemas.microsoft.com/office/drawing/2014/chartex" xmlns:cx1="http://schemas.microsoft.com/office/drawing/2015/9/8/chartex" xmlns:cx2="http://schemas.microsoft.com/office/drawing/2015/10/21/chartex" xmlns:cx3="http://schemas.microsoft.com/office/drawing/2016/5/9/chartex" xmlns:cx4="http://schemas.microsoft.com/office/drawing/2016/5/10/chartex" xmlns:cx5="http://schemas.microsoft.com/office/drawing/2016/5/11/chartex" xmlns:cx6="http://schemas.microsoft.com/office/drawing/2016/5/12/chartex" xmlns:cx7="http://schemas.microsoft.com/office/drawing/2016/5/13/chartex" xmlns:cx8="http://schemas.microsoft.com/office/drawing/2016/5/14/chartex" xmlns:mc="http://schemas.openxmlformats.org/markup-compatibility/2006" xmlns:aink="http://schemas.microsoft.com/office/drawing/2016/ink" xmlns:am3d="http://schemas.microsoft.com/office/drawing/2017/model3d" xmlns:o="urn:schemas-microsoft-com:office:office" xmlns:r="http://schemas.openxmlformats.org/officeDocument/2006/relationships" xmlns:m="http://schemas.openxmlformats.org/officeDocument/2006/math" xmlns:v="urn:schemas-microsoft-com:vml" xmlns:wp14="http://schemas.microsoft.com/office/word/2010/wordprocessingDrawing" xmlns:wp="http://schemas.openxmlformats.org/drawingml/2006/wordprocessingDrawing" xmlns:w10="urn:schemas-microsoft-com:office:word" xmlns:w="http://schemas.openxmlformats.org/wordprocessingml/2006/main" xmlns:w14="http://schemas.microsoft.com/office/word/2010/wordml" xmlns:w15="http://schemas.microsoft.com/office/word/2012/wordml" xmlns:w16cex="http://schemas.microsoft.com/office/word/2018/wordml/cex" xmlns:w16cid="http://schemas.microsoft.com/office/word/2016/wordml/cid" xmlns:w16="http://schemas.microsoft.com/office/word/2018/wordml" xmlns:w16sdtdh="http://schemas.microsoft.com/office/word/2020/wordml/sdtdatahash" xmlns:w16se="http://schemas.microsoft.com/office/word/2015/wordml/symex" xmlns:wpg="http://schemas.microsoft.com/office/word/2010/wordprocessingGroup" xmlns:wpi="http://schemas.microsoft.com/office/word/2010/wordprocessingInk" xmlns:wne="http://schemas.microsoft.com/office/word/2006/wordml" xmlns:wps="http://schemas.microsoft.com/office/word/2010/wordprocessingShape" mc:Ignorable="w14 w15 w16se w16cid w16 w16cex w16sdtdh wp14">
+<w:footnotes xmlns:wpc="http://schemas.microsoft.com/office/word/2010/wordprocessingCanvas" xmlns:cx="http://schemas.microsoft.com/office/drawing/2014/chartex" xmlns:cx1="http://schemas.microsoft.com/office/drawing/2015/9/8/chartex" xmlns:cx2="http://schemas.microsoft.com/office/drawing/2015/10/21/chartex" xmlns:cx3="http://schemas.microsoft.com/office/drawing/2016/5/9/chartex" xmlns:cx4="http://schemas.microsoft.com/office/drawing/2016/5/10/chartex" xmlns:cx5="http://schemas.microsoft.com/office/drawing/2016/5/11/chartex" xmlns:cx6="http://schemas.microsoft.com/office/drawing/2016/5/12/chartex" xmlns:cx7="http://schemas.microsoft.com/office/drawing/2016/5/13/chartex" xmlns:cx8="http://schemas.microsoft.com/office/drawing/2016/5/14/chartex" xmlns:mc="http://schemas.openxmlformats.org/markup-compatibility/2006" xmlns:aink="http://schemas.microsoft.com/office/drawing/2016/ink" xmlns:am3d="http://schemas.microsoft.com/office/drawing/2017/model3d" xmlns:o="urn:schemas-microsoft-com:office:office" xmlns:oel="http://schemas.microsoft.com/office/2019/extlst" xmlns:r="http://schemas.openxmlformats.org/officeDocument/2006/relationships" xmlns:m="http://schemas.openxmlformats.org/officeDocument/2006/math" xmlns:v="urn:schemas-microsoft-com:vml" xmlns:wp14="http://schemas.microsoft.com/office/word/2010/wordprocessingDrawing" xmlns:wp="http://schemas.openxmlformats.org/drawingml/2006/wordprocessingDrawing" xmlns:w10="urn:schemas-microsoft-com:office:word" xmlns:w="http://schemas.openxmlformats.org/wordprocessingml/2006/main" xmlns:w14="http://schemas.microsoft.com/office/word/2010/wordml" xmlns:w15="http://schemas.microsoft.com/office/word/2012/wordml" xmlns:w16cei="http://schemas.microsoft.com/office/word/2026/wordml/cei" xmlns:w16cex="http://schemas.microsoft.com/office/word/2018/wordml/cex" xmlns:w16cid="http://schemas.microsoft.com/office/word/2016/wordml/cid" xmlns:w16="http://schemas.microsoft.com/office/word/2018/wordml" xmlns:w16du="http://schemas.microsoft.com/office/word/2023/wordml/word16du" xmlns:w16sdtdh="http://schemas.microsoft.com/office/word/2020/wordml/sdtdatahash" xmlns:w16sdtfl="http://schemas.microsoft.com/office/word/2024/wordml/sdtformatlock" xmlns:w16se="http://schemas.microsoft.com/office/word/2015/wordml/symex" xmlns:wpg="http://schemas.microsoft.com/office/word/2010/wordprocessingGroup" xmlns:wpi="http://schemas.microsoft.com/office/word/2010/wordprocessingInk" xmlns:wne="http://schemas.microsoft.com/office/word/2006/wordml" xmlns:wps="http://schemas.microsoft.com/office/word/2010/wordprocessingShape" mc:Ignorable="w14 w15 w16se w16cid w16 w16cex w16sdtdh w16sdtfl w16du wp14">
   <w:footnote w:type="separator" w:id="-1">
     <w:p>
       <w:pPr>
@@ -18990,7 +18856,7 @@
 </file>
 
 <file path=word/header1.xml><?xml version="1.0" encoding="utf-8"?>
-<w:hdr xmlns:wpc="http://schemas.microsoft.com/office/word/2010/wordprocessingCanvas" xmlns:cx="http://schemas.microsoft.com/office/drawing/2014/chartex" xmlns:cx1="http://schemas.microsoft.com/office/drawing/2015/9/8/chartex" xmlns:cx2="http://schemas.microsoft.com/office/drawing/2015/10/21/chartex" xmlns:cx3="http://schemas.microsoft.com/office/drawing/2016/5/9/chartex" xmlns:cx4="http://schemas.microsoft.com/office/drawing/2016/5/10/chartex" xmlns:cx5="http://schemas.microsoft.com/office/drawing/2016/5/11/chartex" xmlns:cx6="http://schemas.microsoft.com/office/drawing/2016/5/12/chartex" xmlns:cx7="http://schemas.microsoft.com/office/drawing/2016/5/13/chartex" xmlns:cx8="http://schemas.microsoft.com/office/drawing/2016/5/14/chartex" xmlns:mc="http://schemas.openxmlformats.org/markup-compatibility/2006" xmlns:aink="http://schemas.microsoft.com/office/drawing/2016/ink" xmlns:am3d="http://schemas.microsoft.com/office/drawing/2017/model3d" xmlns:o="urn:schemas-microsoft-com:office:office" xmlns:r="http://schemas.openxmlformats.org/officeDocument/2006/relationships" xmlns:m="http://schemas.openxmlformats.org/officeDocument/2006/math" xmlns:v="urn:schemas-microsoft-com:vml" xmlns:wp14="http://schemas.microsoft.com/office/word/2010/wordprocessingDrawing" xmlns:wp="http://schemas.openxmlformats.org/drawingml/2006/wordprocessingDrawing" xmlns:w10="urn:schemas-microsoft-com:office:word" xmlns:w="http://schemas.openxmlformats.org/wordprocessingml/2006/main" xmlns:w14="http://schemas.microsoft.com/office/word/2010/wordml" xmlns:w15="http://schemas.microsoft.com/office/word/2012/wordml" xmlns:w16cex="http://schemas.microsoft.com/office/word/2018/wordml/cex" xmlns:w16cid="http://schemas.microsoft.com/office/word/2016/wordml/cid" xmlns:w16="http://schemas.microsoft.com/office/word/2018/wordml" xmlns:w16sdtdh="http://schemas.microsoft.com/office/word/2020/wordml/sdtdatahash" xmlns:w16se="http://schemas.microsoft.com/office/word/2015/wordml/symex" xmlns:wpg="http://schemas.microsoft.com/office/word/2010/wordprocessingGroup" xmlns:wpi="http://schemas.microsoft.com/office/word/2010/wordprocessingInk" xmlns:wne="http://schemas.microsoft.com/office/word/2006/wordml" xmlns:wps="http://schemas.microsoft.com/office/word/2010/wordprocessingShape" mc:Ignorable="w14 w15 w16se w16cid w16 w16cex w16sdtdh wp14">
+<w:hdr xmlns:wpc="http://schemas.microsoft.com/office/word/2010/wordprocessingCanvas" xmlns:cx="http://schemas.microsoft.com/office/drawing/2014/chartex" xmlns:cx1="http://schemas.microsoft.com/office/drawing/2015/9/8/chartex" xmlns:cx2="http://schemas.microsoft.com/office/drawing/2015/10/21/chartex" xmlns:cx3="http://schemas.microsoft.com/office/drawing/2016/5/9/chartex" xmlns:cx4="http://schemas.microsoft.com/office/drawing/2016/5/10/chartex" xmlns:cx5="http://schemas.microsoft.com/office/drawing/2016/5/11/chartex" xmlns:cx6="http://schemas.microsoft.com/office/drawing/2016/5/12/chartex" xmlns:cx7="http://schemas.microsoft.com/office/drawing/2016/5/13/chartex" xmlns:cx8="http://schemas.microsoft.com/office/drawing/2016/5/14/chartex" xmlns:mc="http://schemas.openxmlformats.org/markup-compatibility/2006" xmlns:aink="http://schemas.microsoft.com/office/drawing/2016/ink" xmlns:am3d="http://schemas.microsoft.com/office/drawing/2017/model3d" xmlns:o="urn:schemas-microsoft-com:office:office" xmlns:oel="http://schemas.microsoft.com/office/2019/extlst" xmlns:r="http://schemas.openxmlformats.org/officeDocument/2006/relationships" xmlns:m="http://schemas.openxmlformats.org/officeDocument/2006/math" xmlns:v="urn:schemas-microsoft-com:vml" xmlns:wp14="http://schemas.microsoft.com/office/word/2010/wordprocessingDrawing" xmlns:wp="http://schemas.openxmlformats.org/drawingml/2006/wordprocessingDrawing" xmlns:w10="urn:schemas-microsoft-com:office:word" xmlns:w="http://schemas.openxmlformats.org/wordprocessingml/2006/main" xmlns:w14="http://schemas.microsoft.com/office/word/2010/wordml" xmlns:w15="http://schemas.microsoft.com/office/word/2012/wordml" xmlns:w16cei="http://schemas.microsoft.com/office/word/2026/wordml/cei" xmlns:w16cex="http://schemas.microsoft.com/office/word/2018/wordml/cex" xmlns:w16cid="http://schemas.microsoft.com/office/word/2016/wordml/cid" xmlns:w16="http://schemas.microsoft.com/office/word/2018/wordml" xmlns:w16du="http://schemas.microsoft.com/office/word/2023/wordml/word16du" xmlns:w16sdtdh="http://schemas.microsoft.com/office/word/2020/wordml/sdtdatahash" xmlns:w16sdtfl="http://schemas.microsoft.com/office/word/2024/wordml/sdtformatlock" xmlns:w16se="http://schemas.microsoft.com/office/word/2015/wordml/symex" xmlns:wpg="http://schemas.microsoft.com/office/word/2010/wordprocessingGroup" xmlns:wpi="http://schemas.microsoft.com/office/word/2010/wordprocessingInk" xmlns:wne="http://schemas.microsoft.com/office/word/2006/wordml" xmlns:wps="http://schemas.microsoft.com/office/word/2010/wordprocessingShape" mc:Ignorable="w14 w15 w16se w16cid w16 w16cex w16sdtdh w16sdtfl w16du wp14">
   <w:p>
     <w:pPr>
       <w:pStyle w:val="Encabezado"/>
@@ -19077,7 +18943,7 @@
 </file>
 
 <file path=word/numbering.xml><?xml version="1.0" encoding="utf-8"?>
-<w:numbering xmlns:wpc="http://schemas.microsoft.com/office/word/2010/wordprocessingCanvas" xmlns:cx="http://schemas.microsoft.com/office/drawing/2014/chartex" xmlns:cx1="http://schemas.microsoft.com/office/drawing/2015/9/8/chartex" xmlns:cx2="http://schemas.microsoft.com/office/drawing/2015/10/21/chartex" xmlns:cx3="http://schemas.microsoft.com/office/drawing/2016/5/9/chartex" xmlns:cx4="http://schemas.microsoft.com/office/drawing/2016/5/10/chartex" xmlns:cx5="http://schemas.microsoft.com/office/drawing/2016/5/11/chartex" xmlns:cx6="http://schemas.microsoft.com/office/drawing/2016/5/12/chartex" xmlns:cx7="http://schemas.microsoft.com/office/drawing/2016/5/13/chartex" xmlns:cx8="http://schemas.microsoft.com/office/drawing/2016/5/14/chartex" xmlns:mc="http://schemas.openxmlformats.org/markup-compatibility/2006" xmlns:aink="http://schemas.microsoft.com/office/drawing/2016/ink" xmlns:am3d="http://schemas.microsoft.com/office/drawing/2017/model3d" xmlns:o="urn:schemas-microsoft-com:office:office" xmlns:r="http://schemas.openxmlformats.org/officeDocument/2006/relationships" xmlns:m="http://schemas.openxmlformats.org/officeDocument/2006/math" xmlns:v="urn:schemas-microsoft-com:vml" xmlns:wp14="http://schemas.microsoft.com/office/word/2010/wordprocessingDrawing" xmlns:wp="http://schemas.openxmlformats.org/drawingml/2006/wordprocessingDrawing" xmlns:w10="urn:schemas-microsoft-com:office:word" xmlns:w="http://schemas.openxmlformats.org/wordprocessingml/2006/main" xmlns:w14="http://schemas.microsoft.com/office/word/2010/wordml" xmlns:w15="http://schemas.microsoft.com/office/word/2012/wordml" xmlns:w16cex="http://schemas.microsoft.com/office/word/2018/wordml/cex" xmlns:w16cid="http://schemas.microsoft.com/office/word/2016/wordml/cid" xmlns:w16="http://schemas.microsoft.com/office/word/2018/wordml" xmlns:w16sdtdh="http://schemas.microsoft.com/office/word/2020/wordml/sdtdatahash" xmlns:w16se="http://schemas.microsoft.com/office/word/2015/wordml/symex" xmlns:wpg="http://schemas.microsoft.com/office/word/2010/wordprocessingGroup" xmlns:wpi="http://schemas.microsoft.com/office/word/2010/wordprocessingInk" xmlns:wne="http://schemas.microsoft.com/office/word/2006/wordml" xmlns:wps="http://schemas.microsoft.com/office/word/2010/wordprocessingShape" mc:Ignorable="w14 w15 w16se w16cid w16 w16cex w16sdtdh wp14">
+<w:numbering xmlns:wpc="http://schemas.microsoft.com/office/word/2010/wordprocessingCanvas" xmlns:cx="http://schemas.microsoft.com/office/drawing/2014/chartex" xmlns:cx1="http://schemas.microsoft.com/office/drawing/2015/9/8/chartex" xmlns:cx2="http://schemas.microsoft.com/office/drawing/2015/10/21/chartex" xmlns:cx3="http://schemas.microsoft.com/office/drawing/2016/5/9/chartex" xmlns:cx4="http://schemas.microsoft.com/office/drawing/2016/5/10/chartex" xmlns:cx5="http://schemas.microsoft.com/office/drawing/2016/5/11/chartex" xmlns:cx6="http://schemas.microsoft.com/office/drawing/2016/5/12/chartex" xmlns:cx7="http://schemas.microsoft.com/office/drawing/2016/5/13/chartex" xmlns:cx8="http://schemas.microsoft.com/office/drawing/2016/5/14/chartex" xmlns:mc="http://schemas.openxmlformats.org/markup-compatibility/2006" xmlns:aink="http://schemas.microsoft.com/office/drawing/2016/ink" xmlns:am3d="http://schemas.microsoft.com/office/drawing/2017/model3d" xmlns:o="urn:schemas-microsoft-com:office:office" xmlns:oel="http://schemas.microsoft.com/office/2019/extlst" xmlns:r="http://schemas.openxmlformats.org/officeDocument/2006/relationships" xmlns:m="http://schemas.openxmlformats.org/officeDocument/2006/math" xmlns:v="urn:schemas-microsoft-com:vml" xmlns:wp14="http://schemas.microsoft.com/office/word/2010/wordprocessingDrawing" xmlns:wp="http://schemas.openxmlformats.org/drawingml/2006/wordprocessingDrawing" xmlns:w10="urn:schemas-microsoft-com:office:word" xmlns:w="http://schemas.openxmlformats.org/wordprocessingml/2006/main" xmlns:w14="http://schemas.microsoft.com/office/word/2010/wordml" xmlns:w15="http://schemas.microsoft.com/office/word/2012/wordml" xmlns:w16cei="http://schemas.microsoft.com/office/word/2026/wordml/cei" xmlns:w16cex="http://schemas.microsoft.com/office/word/2018/wordml/cex" xmlns:w16cid="http://schemas.microsoft.com/office/word/2016/wordml/cid" xmlns:w16="http://schemas.microsoft.com/office/word/2018/wordml" xmlns:w16du="http://schemas.microsoft.com/office/word/2023/wordml/word16du" xmlns:w16sdtdh="http://schemas.microsoft.com/office/word/2020/wordml/sdtdatahash" xmlns:w16sdtfl="http://schemas.microsoft.com/office/word/2024/wordml/sdtformatlock" xmlns:w16se="http://schemas.microsoft.com/office/word/2015/wordml/symex" xmlns:wpg="http://schemas.microsoft.com/office/word/2010/wordprocessingGroup" xmlns:wpi="http://schemas.microsoft.com/office/word/2010/wordprocessingInk" xmlns:wne="http://schemas.microsoft.com/office/word/2006/wordml" xmlns:wps="http://schemas.microsoft.com/office/word/2010/wordprocessingShape" mc:Ignorable="w14 w15 w16se w16cid w16 w16cex w16sdtdh w16sdtfl w16du wp14">
   <w:abstractNum w:abstractNumId="0" w15:restartNumberingAfterBreak="0">
     <w:nsid w:val="FFFFFF89"/>
     <w:multiLevelType w:val="singleLevel"/>
@@ -24304,148 +24170,148 @@
       </w:rPr>
     </w:lvl>
   </w:abstractNum>
-  <w:num w:numId="1">
+  <w:num w:numId="1" w16cid:durableId="270162320">
     <w:abstractNumId w:val="0"/>
   </w:num>
-  <w:num w:numId="2">
+  <w:num w:numId="2" w16cid:durableId="1852059514">
     <w:abstractNumId w:val="15"/>
   </w:num>
-  <w:num w:numId="3">
+  <w:num w:numId="3" w16cid:durableId="61371279">
     <w:abstractNumId w:val="35"/>
   </w:num>
-  <w:num w:numId="4">
+  <w:num w:numId="4" w16cid:durableId="815220679">
     <w:abstractNumId w:val="21"/>
   </w:num>
-  <w:num w:numId="5">
+  <w:num w:numId="5" w16cid:durableId="1309895103">
     <w:abstractNumId w:val="27"/>
   </w:num>
-  <w:num w:numId="6">
+  <w:num w:numId="6" w16cid:durableId="1056778136">
     <w:abstractNumId w:val="31"/>
   </w:num>
-  <w:num w:numId="7">
+  <w:num w:numId="7" w16cid:durableId="2052026695">
     <w:abstractNumId w:val="47"/>
   </w:num>
-  <w:num w:numId="8">
+  <w:num w:numId="8" w16cid:durableId="1260068784">
     <w:abstractNumId w:val="46"/>
   </w:num>
-  <w:num w:numId="9">
+  <w:num w:numId="9" w16cid:durableId="777484240">
     <w:abstractNumId w:val="17"/>
   </w:num>
-  <w:num w:numId="10">
+  <w:num w:numId="10" w16cid:durableId="1424715835">
     <w:abstractNumId w:val="42"/>
   </w:num>
-  <w:num w:numId="11">
+  <w:num w:numId="11" w16cid:durableId="241255587">
     <w:abstractNumId w:val="1"/>
   </w:num>
-  <w:num w:numId="12">
+  <w:num w:numId="12" w16cid:durableId="898982416">
     <w:abstractNumId w:val="40"/>
   </w:num>
-  <w:num w:numId="13">
+  <w:num w:numId="13" w16cid:durableId="583884250">
     <w:abstractNumId w:val="20"/>
   </w:num>
-  <w:num w:numId="14">
+  <w:num w:numId="14" w16cid:durableId="1253196674">
     <w:abstractNumId w:val="18"/>
   </w:num>
-  <w:num w:numId="15">
+  <w:num w:numId="15" w16cid:durableId="335501261">
     <w:abstractNumId w:val="45"/>
   </w:num>
-  <w:num w:numId="16">
+  <w:num w:numId="16" w16cid:durableId="1087072621">
     <w:abstractNumId w:val="41"/>
   </w:num>
-  <w:num w:numId="17">
+  <w:num w:numId="17" w16cid:durableId="1881242880">
     <w:abstractNumId w:val="19"/>
   </w:num>
-  <w:num w:numId="18">
+  <w:num w:numId="18" w16cid:durableId="1443770636">
     <w:abstractNumId w:val="29"/>
   </w:num>
-  <w:num w:numId="19">
+  <w:num w:numId="19" w16cid:durableId="1592814727">
     <w:abstractNumId w:val="8"/>
   </w:num>
-  <w:num w:numId="20">
+  <w:num w:numId="20" w16cid:durableId="1169055324">
     <w:abstractNumId w:val="39"/>
   </w:num>
-  <w:num w:numId="21">
+  <w:num w:numId="21" w16cid:durableId="85425332">
     <w:abstractNumId w:val="37"/>
   </w:num>
-  <w:num w:numId="22">
+  <w:num w:numId="22" w16cid:durableId="1263607884">
     <w:abstractNumId w:val="11"/>
   </w:num>
-  <w:num w:numId="23">
+  <w:num w:numId="23" w16cid:durableId="2037848668">
     <w:abstractNumId w:val="5"/>
   </w:num>
-  <w:num w:numId="24">
+  <w:num w:numId="24" w16cid:durableId="2111773368">
     <w:abstractNumId w:val="4"/>
   </w:num>
-  <w:num w:numId="25">
+  <w:num w:numId="25" w16cid:durableId="279187897">
     <w:abstractNumId w:val="24"/>
   </w:num>
-  <w:num w:numId="26">
+  <w:num w:numId="26" w16cid:durableId="1948074556">
     <w:abstractNumId w:val="10"/>
   </w:num>
-  <w:num w:numId="27">
+  <w:num w:numId="27" w16cid:durableId="104230431">
     <w:abstractNumId w:val="9"/>
   </w:num>
-  <w:num w:numId="28">
+  <w:num w:numId="28" w16cid:durableId="964889796">
     <w:abstractNumId w:val="32"/>
   </w:num>
-  <w:num w:numId="29">
+  <w:num w:numId="29" w16cid:durableId="207954233">
     <w:abstractNumId w:val="43"/>
   </w:num>
-  <w:num w:numId="30">
+  <w:num w:numId="30" w16cid:durableId="122501001">
     <w:abstractNumId w:val="44"/>
   </w:num>
-  <w:num w:numId="31">
+  <w:num w:numId="31" w16cid:durableId="10299539">
     <w:abstractNumId w:val="30"/>
   </w:num>
-  <w:num w:numId="32">
+  <w:num w:numId="32" w16cid:durableId="1674142244">
     <w:abstractNumId w:val="25"/>
   </w:num>
-  <w:num w:numId="33">
+  <w:num w:numId="33" w16cid:durableId="227886886">
     <w:abstractNumId w:val="6"/>
   </w:num>
-  <w:num w:numId="34">
+  <w:num w:numId="34" w16cid:durableId="449515770">
     <w:abstractNumId w:val="13"/>
   </w:num>
-  <w:num w:numId="35">
+  <w:num w:numId="35" w16cid:durableId="959070702">
     <w:abstractNumId w:val="34"/>
   </w:num>
-  <w:num w:numId="36">
+  <w:num w:numId="36" w16cid:durableId="1153063085">
     <w:abstractNumId w:val="3"/>
   </w:num>
-  <w:num w:numId="37">
+  <w:num w:numId="37" w16cid:durableId="2057315053">
     <w:abstractNumId w:val="2"/>
   </w:num>
-  <w:num w:numId="38">
+  <w:num w:numId="38" w16cid:durableId="1524516238">
     <w:abstractNumId w:val="23"/>
   </w:num>
-  <w:num w:numId="39">
+  <w:num w:numId="39" w16cid:durableId="983393889">
     <w:abstractNumId w:val="12"/>
   </w:num>
-  <w:num w:numId="40">
+  <w:num w:numId="40" w16cid:durableId="298341556">
     <w:abstractNumId w:val="36"/>
   </w:num>
-  <w:num w:numId="41">
+  <w:num w:numId="41" w16cid:durableId="2075083763">
     <w:abstractNumId w:val="7"/>
   </w:num>
-  <w:num w:numId="42">
+  <w:num w:numId="42" w16cid:durableId="1048072619">
     <w:abstractNumId w:val="14"/>
   </w:num>
-  <w:num w:numId="43">
+  <w:num w:numId="43" w16cid:durableId="799810853">
     <w:abstractNumId w:val="16"/>
   </w:num>
-  <w:num w:numId="44">
+  <w:num w:numId="44" w16cid:durableId="190843436">
     <w:abstractNumId w:val="33"/>
   </w:num>
-  <w:num w:numId="45">
+  <w:num w:numId="45" w16cid:durableId="1717974478">
     <w:abstractNumId w:val="22"/>
   </w:num>
-  <w:num w:numId="46">
+  <w:num w:numId="46" w16cid:durableId="376858683">
     <w:abstractNumId w:val="28"/>
   </w:num>
-  <w:num w:numId="47">
+  <w:num w:numId="47" w16cid:durableId="973948368">
     <w:abstractNumId w:val="38"/>
   </w:num>
-  <w:num w:numId="48">
+  <w:num w:numId="48" w16cid:durableId="462237367">
     <w:abstractNumId w:val="26"/>
   </w:num>
   <w:numIdMacAtCleanup w:val="38"/>
@@ -24453,7 +24319,7 @@
 </file>
 
 <file path=word/styles.xml><?xml version="1.0" encoding="utf-8"?>
-<w:styles xmlns:mc="http://schemas.openxmlformats.org/markup-compatibility/2006" xmlns:r="http://schemas.openxmlformats.org/officeDocument/2006/relationships" xmlns:w="http://schemas.openxmlformats.org/wordprocessingml/2006/main" xmlns:w14="http://schemas.microsoft.com/office/word/2010/wordml" xmlns:w15="http://schemas.microsoft.com/office/word/2012/wordml" xmlns:w16cex="http://schemas.microsoft.com/office/word/2018/wordml/cex" xmlns:w16cid="http://schemas.microsoft.com/office/word/2016/wordml/cid" xmlns:w16="http://schemas.microsoft.com/office/word/2018/wordml" xmlns:w16sdtdh="http://schemas.microsoft.com/office/word/2020/wordml/sdtdatahash" xmlns:w16se="http://schemas.microsoft.com/office/word/2015/wordml/symex" mc:Ignorable="w14 w15 w16se w16cid w16 w16cex w16sdtdh">
+<w:styles xmlns:mc="http://schemas.openxmlformats.org/markup-compatibility/2006" xmlns:r="http://schemas.openxmlformats.org/officeDocument/2006/relationships" xmlns:w="http://schemas.openxmlformats.org/wordprocessingml/2006/main" xmlns:w14="http://schemas.microsoft.com/office/word/2010/wordml" xmlns:w15="http://schemas.microsoft.com/office/word/2012/wordml" xmlns:w16cex="http://schemas.microsoft.com/office/word/2018/wordml/cex" xmlns:w16cid="http://schemas.microsoft.com/office/word/2016/wordml/cid" xmlns:w16="http://schemas.microsoft.com/office/word/2018/wordml" xmlns:w16du="http://schemas.microsoft.com/office/word/2023/wordml/word16du" xmlns:w16sdtdh="http://schemas.microsoft.com/office/word/2020/wordml/sdtdatahash" xmlns:w16sdtfl="http://schemas.microsoft.com/office/word/2024/wordml/sdtformatlock" xmlns:w16se="http://schemas.microsoft.com/office/word/2015/wordml/symex" mc:Ignorable="w14 w15 w16se w16cid w16 w16cex w16sdtdh w16sdtfl w16du">
   <w:docDefaults>
     <w:rPrDefault>
       <w:rPr>
@@ -25801,7 +25667,7 @@
       </w:rPr>
     </w:tblStylePr>
   </w:style>
-  <w:style w:type="character" w:styleId="Textoennegrita">
+  <w:style w:type="character" w:styleId="Fuerte">
     <w:name w:val="Strong"/>
     <w:basedOn w:val="Fuentedeprrafopredeter"/>
     <w:uiPriority w:val="22"/>
@@ -26194,30 +26060,6 @@
 </file>
 
 <file path=customXml/item1.xml><?xml version="1.0" encoding="utf-8"?>
-<p:properties xmlns:p="http://schemas.microsoft.com/office/2006/metadata/properties" xmlns:xsi="http://www.w3.org/2001/XMLSchema-instance" xmlns:pc="http://schemas.microsoft.com/office/infopath/2007/PartnerControls">
-  <documentManagement>
-    <TaxCatchAll xmlns="13c90a0b-73bc-4dc0-be5f-28d77b615beb" xsi:nil="true"/>
-    <lcf76f155ced4ddcb4097134ff3c332f xmlns="13c93bba-48ce-428c-bfe5-88b42c19b028">
-      <Terms xmlns="http://schemas.microsoft.com/office/infopath/2007/PartnerControls"/>
-    </lcf76f155ced4ddcb4097134ff3c332f>
-  </documentManagement>
-</p:properties>
-</file>
-
-<file path=customXml/item2.xml><?xml version="1.0" encoding="utf-8"?>
-<?mso-contentType ?>
-<FormTemplates xmlns="http://schemas.microsoft.com/sharepoint/v3/contenttype/forms">
-  <Display>DocumentLibraryForm</Display>
-  <Edit>DocumentLibraryForm</Edit>
-  <New>DocumentLibraryForm</New>
-</FormTemplates>
-</file>
-
-<file path=customXml/item3.xml><?xml version="1.0" encoding="utf-8"?>
-<b:Sources xmlns:b="http://schemas.openxmlformats.org/officeDocument/2006/bibliography" xmlns="http://schemas.openxmlformats.org/officeDocument/2006/bibliography" SelectedStyle="\APASixthEditionOfficeOnline.xsl" StyleName="APA" Version="6"/>
-</file>
-
-<file path=customXml/item4.xml><?xml version="1.0" encoding="utf-8"?>
 <ct:contentTypeSchema xmlns:ct="http://schemas.microsoft.com/office/2006/metadata/contentType" xmlns:ma="http://schemas.microsoft.com/office/2006/metadata/properties/metaAttributes" ct:_="" ma:_="" ma:contentTypeName="Documento" ma:contentTypeID="0x0101006A81D6BD42E8DF4C91013959704817E1" ma:contentTypeVersion="15" ma:contentTypeDescription="Crear nuevo documento." ma:contentTypeScope="" ma:versionID="bf4f72ffd194f0963ff564daca6869f7">
   <xsd:schema xmlns:xsd="http://www.w3.org/2001/XMLSchema" xmlns:xs="http://www.w3.org/2001/XMLSchema" xmlns:p="http://schemas.microsoft.com/office/2006/metadata/properties" xmlns:ns2="13c90a0b-73bc-4dc0-be5f-28d77b615beb" xmlns:ns3="13c93bba-48ce-428c-bfe5-88b42c19b028" targetNamespace="http://schemas.microsoft.com/office/2006/metadata/properties" ma:root="true" ma:fieldsID="8718d6f4873a5b1392a45044efa78385" ns2:_="" ns3:_="">
     <xsd:import namespace="13c90a0b-73bc-4dc0-be5f-28d77b615beb"/>
@@ -26452,34 +26294,31 @@
 </ct:contentTypeSchema>
 </file>
 
-<file path=customXml/itemProps1.xml><?xml version="1.0" encoding="utf-8"?>
-<ds:datastoreItem xmlns:ds="http://schemas.openxmlformats.org/officeDocument/2006/customXml" ds:itemID="{1279454D-02BE-4A9C-A117-DCD1573E2608}">
-  <ds:schemaRefs>
-    <ds:schemaRef ds:uri="http://schemas.microsoft.com/office/2006/metadata/properties"/>
-    <ds:schemaRef ds:uri="http://schemas.microsoft.com/office/infopath/2007/PartnerControls"/>
-    <ds:schemaRef ds:uri="13c90a0b-73bc-4dc0-be5f-28d77b615beb"/>
-    <ds:schemaRef ds:uri="13c93bba-48ce-428c-bfe5-88b42c19b028"/>
-  </ds:schemaRefs>
-</ds:datastoreItem>
+<file path=customXml/item2.xml><?xml version="1.0" encoding="utf-8"?>
+<b:Sources xmlns:b="http://schemas.openxmlformats.org/officeDocument/2006/bibliography" xmlns="http://schemas.openxmlformats.org/officeDocument/2006/bibliography" SelectedStyle="\APASixthEditionOfficeOnline.xsl" StyleName="APA" Version="6"/>
 </file>
 
-<file path=customXml/itemProps2.xml><?xml version="1.0" encoding="utf-8"?>
-<ds:datastoreItem xmlns:ds="http://schemas.openxmlformats.org/officeDocument/2006/customXml" ds:itemID="{10663269-2064-4804-8290-36D4A57F5557}">
-  <ds:schemaRefs>
-    <ds:schemaRef ds:uri="http://schemas.microsoft.com/sharepoint/v3/contenttype/forms"/>
-  </ds:schemaRefs>
-</ds:datastoreItem>
+<file path=customXml/item3.xml><?xml version="1.0" encoding="utf-8"?>
+<?mso-contentType ?>
+<FormTemplates xmlns="http://schemas.microsoft.com/sharepoint/v3/contenttype/forms">
+  <Display>DocumentLibraryForm</Display>
+  <Edit>DocumentLibraryForm</Edit>
+  <New>DocumentLibraryForm</New>
+</FormTemplates>
 </file>
 
-<file path=customXml/itemProps3.xml><?xml version="1.0" encoding="utf-8"?>
-<ds:datastoreItem xmlns:ds="http://schemas.openxmlformats.org/officeDocument/2006/customXml" ds:itemID="{EAE431FD-7059-4C09-804B-C9D69EB7B213}">
-  <ds:schemaRefs>
-    <ds:schemaRef ds:uri="http://schemas.openxmlformats.org/officeDocument/2006/bibliography"/>
-  </ds:schemaRefs>
-</ds:datastoreItem>
+<file path=customXml/item4.xml><?xml version="1.0" encoding="utf-8"?>
+<p:properties xmlns:p="http://schemas.microsoft.com/office/2006/metadata/properties" xmlns:xsi="http://www.w3.org/2001/XMLSchema-instance" xmlns:pc="http://schemas.microsoft.com/office/infopath/2007/PartnerControls">
+  <documentManagement>
+    <TaxCatchAll xmlns="13c90a0b-73bc-4dc0-be5f-28d77b615beb" xsi:nil="true"/>
+    <lcf76f155ced4ddcb4097134ff3c332f xmlns="13c93bba-48ce-428c-bfe5-88b42c19b028">
+      <Terms xmlns="http://schemas.microsoft.com/office/infopath/2007/PartnerControls"/>
+    </lcf76f155ced4ddcb4097134ff3c332f>
+  </documentManagement>
+</p:properties>
 </file>
 
-<file path=customXml/itemProps4.xml><?xml version="1.0" encoding="utf-8"?>
+<file path=customXml/itemProps1.xml><?xml version="1.0" encoding="utf-8"?>
 <ds:datastoreItem xmlns:ds="http://schemas.openxmlformats.org/officeDocument/2006/customXml" ds:itemID="{9C14B031-69D2-4815-A77A-60B4EECF27A0}">
   <ds:schemaRefs>
     <ds:schemaRef ds:uri="http://schemas.microsoft.com/office/2006/metadata/contentType"/>
@@ -26496,4 +26335,31 @@
     <ds:schemaRef ds:uri="http://schemas.microsoft.com/internal/obd"/>
   </ds:schemaRefs>
 </ds:datastoreItem>
+</file>
+
+<file path=customXml/itemProps2.xml><?xml version="1.0" encoding="utf-8"?>
+<ds:datastoreItem xmlns:ds="http://schemas.openxmlformats.org/officeDocument/2006/customXml" ds:itemID="{EAE431FD-7059-4C09-804B-C9D69EB7B213}">
+  <ds:schemaRefs>
+    <ds:schemaRef ds:uri="http://schemas.openxmlformats.org/officeDocument/2006/bibliography"/>
+  </ds:schemaRefs>
+</ds:datastoreItem>
+</file>
+
+<file path=customXml/itemProps3.xml><?xml version="1.0" encoding="utf-8"?>
+<ds:datastoreItem xmlns:ds="http://schemas.openxmlformats.org/officeDocument/2006/customXml" ds:itemID="{10663269-2064-4804-8290-36D4A57F5557}">
+  <ds:schemaRefs>
+    <ds:schemaRef ds:uri="http://schemas.microsoft.com/sharepoint/v3/contenttype/forms"/>
+  </ds:schemaRefs>
+</ds:datastoreItem>
+</file>
+
+<file path=customXml/itemProps4.xml><?xml version="1.0" encoding="utf-8"?>
+<ds:datastoreItem xmlns:ds="http://schemas.openxmlformats.org/officeDocument/2006/customXml" ds:itemID="{1279454D-02BE-4A9C-A117-DCD1573E2608}">
+  <ds:schemaRefs>
+    <ds:schemaRef ds:uri="http://schemas.microsoft.com/office/2006/metadata/properties"/>
+    <ds:schemaRef ds:uri="http://schemas.microsoft.com/office/infopath/2007/PartnerControls"/>
+    <ds:schemaRef ds:uri="13c90a0b-73bc-4dc0-be5f-28d77b615beb"/>
+    <ds:schemaRef ds:uri="13c93bba-48ce-428c-bfe5-88b42c19b028"/>
+  </ds:schemaRefs>
+</ds:datastoreItem>
 </file>
--- a/fuentes/621602_CF09_DU.docx
+++ b/fuentes/621602_CF09_DU.docx
@@ -1,6 +1,6 @@
 
 <file path=word/document.xml><?xml version="1.0" encoding="utf-8"?>
-<w:document xmlns:wpc="http://schemas.microsoft.com/office/word/2010/wordprocessingCanvas" xmlns:cx="http://schemas.microsoft.com/office/drawing/2014/chartex" xmlns:cx1="http://schemas.microsoft.com/office/drawing/2015/9/8/chartex" xmlns:cx2="http://schemas.microsoft.com/office/drawing/2015/10/21/chartex" xmlns:cx3="http://schemas.microsoft.com/office/drawing/2016/5/9/chartex" xmlns:cx4="http://schemas.microsoft.com/office/drawing/2016/5/10/chartex" xmlns:cx5="http://schemas.microsoft.com/office/drawing/2016/5/11/chartex" xmlns:cx6="http://schemas.microsoft.com/office/drawing/2016/5/12/chartex" xmlns:cx7="http://schemas.microsoft.com/office/drawing/2016/5/13/chartex" xmlns:cx8="http://schemas.microsoft.com/office/drawing/2016/5/14/chartex" xmlns:mc="http://schemas.openxmlformats.org/markup-compatibility/2006" xmlns:aink="http://schemas.microsoft.com/office/drawing/2016/ink" xmlns:am3d="http://schemas.microsoft.com/office/drawing/2017/model3d" xmlns:o="urn:schemas-microsoft-com:office:office" xmlns:oel="http://schemas.microsoft.com/office/2019/extlst" xmlns:r="http://schemas.openxmlformats.org/officeDocument/2006/relationships" xmlns:m="http://schemas.openxmlformats.org/officeDocument/2006/math" xmlns:v="urn:schemas-microsoft-com:vml" xmlns:wp14="http://schemas.microsoft.com/office/word/2010/wordprocessingDrawing" xmlns:wp="http://schemas.openxmlformats.org/drawingml/2006/wordprocessingDrawing" xmlns:w10="urn:schemas-microsoft-com:office:word" xmlns:w="http://schemas.openxmlformats.org/wordprocessingml/2006/main" xmlns:w14="http://schemas.microsoft.com/office/word/2010/wordml" xmlns:w15="http://schemas.microsoft.com/office/word/2012/wordml" xmlns:w16cei="http://schemas.microsoft.com/office/word/2026/wordml/cei" xmlns:w16cex="http://schemas.microsoft.com/office/word/2018/wordml/cex" xmlns:w16cid="http://schemas.microsoft.com/office/word/2016/wordml/cid" xmlns:w16="http://schemas.microsoft.com/office/word/2018/wordml" xmlns:w16du="http://schemas.microsoft.com/office/word/2023/wordml/word16du" xmlns:w16sdtdh="http://schemas.microsoft.com/office/word/2020/wordml/sdtdatahash" xmlns:w16sdtfl="http://schemas.microsoft.com/office/word/2024/wordml/sdtformatlock" xmlns:w16se="http://schemas.microsoft.com/office/word/2015/wordml/symex" xmlns:wpg="http://schemas.microsoft.com/office/word/2010/wordprocessingGroup" xmlns:wpi="http://schemas.microsoft.com/office/word/2010/wordprocessingInk" xmlns:wne="http://schemas.microsoft.com/office/word/2006/wordml" xmlns:wps="http://schemas.microsoft.com/office/word/2010/wordprocessingShape" mc:Ignorable="w14 w15 w16se w16cid w16 w16cex w16sdtdh w16sdtfl w16du wp14">
+<w:document xmlns:wpc="http://schemas.microsoft.com/office/word/2010/wordprocessingCanvas" xmlns:cx="http://schemas.microsoft.com/office/drawing/2014/chartex" xmlns:cx1="http://schemas.microsoft.com/office/drawing/2015/9/8/chartex" xmlns:cx2="http://schemas.microsoft.com/office/drawing/2015/10/21/chartex" xmlns:cx3="http://schemas.microsoft.com/office/drawing/2016/5/9/chartex" xmlns:cx4="http://schemas.microsoft.com/office/drawing/2016/5/10/chartex" xmlns:cx5="http://schemas.microsoft.com/office/drawing/2016/5/11/chartex" xmlns:cx6="http://schemas.microsoft.com/office/drawing/2016/5/12/chartex" xmlns:cx7="http://schemas.microsoft.com/office/drawing/2016/5/13/chartex" xmlns:cx8="http://schemas.microsoft.com/office/drawing/2016/5/14/chartex" xmlns:mc="http://schemas.openxmlformats.org/markup-compatibility/2006" xmlns:aink="http://schemas.microsoft.com/office/drawing/2016/ink" xmlns:am3d="http://schemas.microsoft.com/office/drawing/2017/model3d" xmlns:o="urn:schemas-microsoft-com:office:office" xmlns:r="http://schemas.openxmlformats.org/officeDocument/2006/relationships" xmlns:m="http://schemas.openxmlformats.org/officeDocument/2006/math" xmlns:v="urn:schemas-microsoft-com:vml" xmlns:wp14="http://schemas.microsoft.com/office/word/2010/wordprocessingDrawing" xmlns:wp="http://schemas.openxmlformats.org/drawingml/2006/wordprocessingDrawing" xmlns:w10="urn:schemas-microsoft-com:office:word" xmlns:w="http://schemas.openxmlformats.org/wordprocessingml/2006/main" xmlns:w14="http://schemas.microsoft.com/office/word/2010/wordml" xmlns:w15="http://schemas.microsoft.com/office/word/2012/wordml" xmlns:w16cex="http://schemas.microsoft.com/office/word/2018/wordml/cex" xmlns:w16cid="http://schemas.microsoft.com/office/word/2016/wordml/cid" xmlns:w16="http://schemas.microsoft.com/office/word/2018/wordml" xmlns:w16sdtdh="http://schemas.microsoft.com/office/word/2020/wordml/sdtdatahash" xmlns:w16se="http://schemas.microsoft.com/office/word/2015/wordml/symex" xmlns:wpg="http://schemas.microsoft.com/office/word/2010/wordprocessingGroup" xmlns:wpi="http://schemas.microsoft.com/office/word/2010/wordprocessingInk" xmlns:wne="http://schemas.microsoft.com/office/word/2006/wordml" xmlns:wps="http://schemas.microsoft.com/office/word/2010/wordprocessingShape" mc:Ignorable="w14 w15 w16se w16cid w16 w16cex w16sdtdh wp14">
   <w:body>
     <w:p>
       <w:pPr>
@@ -205,7 +205,7 @@
               </wp:anchor>
             </w:drawing>
           </mc:Choice>
-          <mc:Fallback>
+          <mc:Fallback xmlns:w16sdtfl="http://schemas.microsoft.com/office/word/2024/wordml/sdtformatlock" xmlns:w16du="http://schemas.microsoft.com/office/word/2023/wordml/word16du" xmlns:w16cei="http://schemas.microsoft.com/office/word/2026/wordml/cei" xmlns:oel="http://schemas.microsoft.com/office/2019/extlst">
             <w:pict>
               <v:rect w14:anchorId="4C256C62" id="Rectángulo 3" o:spid="_x0000_s1026" alt="&quot;&quot;" style="position:absolute;margin-left:-55.95pt;margin-top:26.4pt;width:613.85pt;height:164.25pt;z-index:-251655168;visibility:visible;mso-wrap-style:square;mso-height-percent:0;mso-wrap-distance-left:9pt;mso-wrap-distance-top:0;mso-wrap-distance-right:9pt;mso-wrap-distance-bottom:0;mso-position-horizontal:absolute;mso-position-horizontal-relative:text;mso-position-vertical:absolute;mso-position-vertical-relative:text;mso-height-percent:0;mso-height-relative:margin;v-text-anchor:middle" o:gfxdata="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" fillcolor="#00314d" stroked="f" strokeweight="1pt"/>
             </w:pict>
@@ -312,7 +312,7 @@
               </wp:anchor>
             </w:drawing>
           </mc:Choice>
-          <mc:Fallback>
+          <mc:Fallback xmlns:w16sdtfl="http://schemas.microsoft.com/office/word/2024/wordml/sdtformatlock" xmlns:w16du="http://schemas.microsoft.com/office/word/2023/wordml/word16du" xmlns:w16cei="http://schemas.microsoft.com/office/word/2026/wordml/cei" xmlns:oel="http://schemas.microsoft.com/office/2019/extlst">
             <w:pict>
               <v:shapetype w14:anchorId="2E2DABF6" id="_x0000_t202" coordsize="21600,21600" o:spt="202" path="m,l,21600r21600,l21600,xe">
                 <v:stroke joinstyle="miter"/>
@@ -542,6 +542,7 @@
           <w:docPartUnique/>
         </w:docPartObj>
       </w:sdtPr>
+      <w:sdtEndPr/>
       <w:sdtContent>
         <w:p>
           <w:pPr>
@@ -2452,10 +2453,10 @@
           <w:lang w:val="en-US" w:eastAsia="es-CO"/>
         </w:rPr>
         <w:drawing>
-          <wp:inline distT="0" distB="0" distL="0" distR="0" wp14:anchorId="7A09DDE2" wp14:editId="7499ED83">
-            <wp:extent cx="4680000" cy="3438000"/>
-            <wp:effectExtent l="0" t="0" r="6350" b="0"/>
-            <wp:docPr id="3" name="Gráfico 3" descr="Cuadro de diálogo, estructura “sujeto + verbo + complemento” en inglés y español. En la parte superior aparece el título bilingüe “Subject + verb + complement / Sujeto + verbo + complemento”. Debajo, dos personajes ilustrados conversan mediante globos de diálogo. Una persona pregunta qué es esta estructura gramatical y otra responde que es una forma de organizar oraciones donde el sujeto realiza la acción, el verbo la expresa y el complemento aporta información adicional. Luego se pregunta por su importancia y se explica que permite construir mensajes claros y coherentes en ambos idiomas."/>
+          <wp:inline distT="0" distB="0" distL="0" distR="0" wp14:anchorId="379C4B0F" wp14:editId="20F0C66C">
+            <wp:extent cx="4680000" cy="5954400"/>
+            <wp:effectExtent l="0" t="0" r="6350" b="8255"/>
+            <wp:docPr id="6" name="Imagen 6" descr="Cuadro de diálogo, estructura “sujeto + verbo + complemento” en inglés y español. En la parte superior aparece el título bilingüe “Subject + verb + complement / Sujeto + verbo + complemento”. Debajo, dos personajes ilustrados conversan mediante globos de diálogo. Una persona pregunta qué es esta estructura gramatical y otra responde que es una forma de organizar oraciones donde el sujeto realiza la acción, el verbo la expresa y el complemento aporta información adicional. Luego se pregunta por su importancia y se explica que permite construir mensajes claros y coherentes en ambos idiomas."/>
             <wp:cNvGraphicFramePr>
               <a:graphicFrameLocks xmlns:a="http://schemas.openxmlformats.org/drawingml/2006/main" noChangeAspect="1"/>
             </wp:cNvGraphicFramePr>
@@ -2463,17 +2464,14 @@
               <a:graphicData uri="http://schemas.openxmlformats.org/drawingml/2006/picture">
                 <pic:pic xmlns:pic="http://schemas.openxmlformats.org/drawingml/2006/picture">
                   <pic:nvPicPr>
-                    <pic:cNvPr id="3" name="Gráfico 3" descr="Cuadro de diálogo, estructura “sujeto + verbo + complemento” en inglés y español. En la parte superior aparece el título bilingüe “Subject + verb + complement / Sujeto + verbo + complemento”. Debajo, dos personajes ilustrados conversan mediante globos de diálogo. Una persona pregunta qué es esta estructura gramatical y otra responde que es una forma de organizar oraciones donde el sujeto realiza la acción, el verbo la expresa y el complemento aporta información adicional. Luego se pregunta por su importancia y se explica que permite construir mensajes claros y coherentes en ambos idiomas."/>
+                    <pic:cNvPr id="6" name="Imagen 6" descr="Cuadro de diálogo, estructura “sujeto + verbo + complemento” en inglés y español. En la parte superior aparece el título bilingüe “Subject + verb + complement / Sujeto + verbo + complemento”. Debajo, dos personajes ilustrados conversan mediante globos de diálogo. Una persona pregunta qué es esta estructura gramatical y otra responde que es una forma de organizar oraciones donde el sujeto realiza la acción, el verbo la expresa y el complemento aporta información adicional. Luego se pregunta por su importancia y se explica que permite construir mensajes claros y coherentes en ambos idiomas."/>
                     <pic:cNvPicPr/>
                   </pic:nvPicPr>
                   <pic:blipFill>
-                    <a:blip r:embed="rId12" cstate="print">
+                    <a:blip r:embed="rId12">
                       <a:extLst>
                         <a:ext uri="{28A0092B-C50C-407E-A947-70E740481C1C}">
                           <a14:useLocalDpi xmlns:a14="http://schemas.microsoft.com/office/drawing/2010/main" val="0"/>
-                        </a:ext>
-                        <a:ext uri="{96DAC541-7B7A-43D3-8B79-37D633B846F1}">
-                          <asvg:svgBlip xmlns:asvg="http://schemas.microsoft.com/office/drawing/2016/SVG/main" r:embed="rId13"/>
                         </a:ext>
                       </a:extLst>
                     </a:blip>
@@ -2484,7 +2482,7 @@
                   <pic:spPr>
                     <a:xfrm>
                       <a:off x="0" y="0"/>
-                      <a:ext cx="4680000" cy="3438000"/>
+                      <a:ext cx="4680000" cy="5954400"/>
                     </a:xfrm>
                     <a:prstGeom prst="rect">
                       <a:avLst/>
@@ -2507,17 +2505,23 @@
     </w:p>
     <w:p>
       <w:pPr>
-        <w:rPr>
-          <w:b/>
-          <w:bCs/>
-        </w:rPr>
-      </w:pPr>
-      <w:r>
-        <w:rPr>
-          <w:rStyle w:val="Extranjerismo"/>
-          <w:b/>
-          <w:bCs/>
-        </w:rPr>
+        <w:ind w:left="1415"/>
+      </w:pPr>
+    </w:p>
+    <w:p>
+      <w:pPr>
+        <w:rPr>
+          <w:b/>
+          <w:bCs/>
+        </w:rPr>
+      </w:pPr>
+      <w:r>
+        <w:rPr>
+          <w:rStyle w:val="Extranjerismo"/>
+          <w:b/>
+          <w:bCs/>
+        </w:rPr>
+        <w:lastRenderedPageBreak/>
         <w:t>Example</w:t>
       </w:r>
       <w:r>
@@ -2840,7 +2844,6 @@
               <w:rPr>
                 <w:rStyle w:val="Extranjerismo"/>
               </w:rPr>
-              <w:lastRenderedPageBreak/>
               <w:t>Singular</w:t>
             </w:r>
           </w:p>
@@ -3406,10 +3409,10 @@
           <w:noProof/>
         </w:rPr>
         <w:drawing>
-          <wp:inline distT="0" distB="0" distL="0" distR="0" wp14:anchorId="4BCDC315" wp14:editId="6B6609C7">
-            <wp:extent cx="4680000" cy="4802400"/>
+          <wp:inline distT="0" distB="0" distL="0" distR="0" wp14:anchorId="4BE2BF31" wp14:editId="035C63D0">
+            <wp:extent cx="4680000" cy="4806000"/>
             <wp:effectExtent l="0" t="0" r="6350" b="0"/>
-            <wp:docPr id="5" name="Gráfico 5" descr="Cuadro de diálogo, que muestra dos interlocutores teniendo una conversación con estructura de Negative statements."/>
+            <wp:docPr id="4" name="Imagen 4" descr="Cuadro de diálogo, que muestra dos interlocutores teniendo una conversación con estructura de Negative statements."/>
             <wp:cNvGraphicFramePr>
               <a:graphicFrameLocks xmlns:a="http://schemas.openxmlformats.org/drawingml/2006/main" noChangeAspect="1"/>
             </wp:cNvGraphicFramePr>
@@ -3417,17 +3420,14 @@
               <a:graphicData uri="http://schemas.openxmlformats.org/drawingml/2006/picture">
                 <pic:pic xmlns:pic="http://schemas.openxmlformats.org/drawingml/2006/picture">
                   <pic:nvPicPr>
-                    <pic:cNvPr id="5" name="Gráfico 5" descr="Cuadro de diálogo, que muestra dos interlocutores teniendo una conversación con estructura de Negative statements."/>
+                    <pic:cNvPr id="4" name="Imagen 4" descr="Cuadro de diálogo, que muestra dos interlocutores teniendo una conversación con estructura de Negative statements."/>
                     <pic:cNvPicPr/>
                   </pic:nvPicPr>
                   <pic:blipFill>
-                    <a:blip r:embed="rId14">
+                    <a:blip r:embed="rId13">
                       <a:extLst>
                         <a:ext uri="{28A0092B-C50C-407E-A947-70E740481C1C}">
                           <a14:useLocalDpi xmlns:a14="http://schemas.microsoft.com/office/drawing/2010/main" val="0"/>
-                        </a:ext>
-                        <a:ext uri="{96DAC541-7B7A-43D3-8B79-37D633B846F1}">
-                          <asvg:svgBlip xmlns:asvg="http://schemas.microsoft.com/office/drawing/2016/SVG/main" r:embed="rId15"/>
                         </a:ext>
                       </a:extLst>
                     </a:blip>
@@ -3438,7 +3438,7 @@
                   <pic:spPr>
                     <a:xfrm>
                       <a:off x="0" y="0"/>
-                      <a:ext cx="4680000" cy="4802400"/>
+                      <a:ext cx="4680000" cy="4806000"/>
                     </a:xfrm>
                     <a:prstGeom prst="rect">
                       <a:avLst/>
@@ -4910,6 +4910,7 @@
               </w:rPr>
               <w:t>”, “</w:t>
             </w:r>
+            <w:proofErr w:type="spellStart"/>
             <w:r>
               <w:rPr>
                 <w:rStyle w:val="Extranjerismo"/>
@@ -4918,6 +4919,7 @@
               </w:rPr>
               <w:t>ch</w:t>
             </w:r>
+            <w:proofErr w:type="spellEnd"/>
             <w:r>
               <w:rPr>
                 <w:rStyle w:val="Extranjerismo"/>
@@ -9682,15 +9684,7 @@
         <w:t>lodge</w:t>
       </w:r>
       <w:r>
-        <w:t xml:space="preserve"> es una pequeña casa o cabaña en las cercanías de un parque, en un entorno natural. Originalmente, es un lugar de descanso, un refugio, para cazadores, pescadores, deportistas. Ahora, aplicado </w:t>
-      </w:r>
-      <w:proofErr w:type="gramStart"/>
-      <w:r>
-        <w:t>a la hotelería</w:t>
-      </w:r>
-      <w:proofErr w:type="gramEnd"/>
-      <w:r>
-        <w:t>, debe ser un lugar pequeño, construido de manera permanente (con muros)</w:t>
+        <w:t xml:space="preserve"> es una pequeña casa o cabaña en las cercanías de un parque, en un entorno natural. Originalmente, es un lugar de descanso, un refugio, para cazadores, pescadores, deportistas. Ahora, aplicado a la hotelería, debe ser un lugar pequeño, construido de manera permanente (con muros)</w:t>
       </w:r>
       <w:r>
         <w:t>, con</w:t>
@@ -13873,10 +13867,10 @@
           <w:lang w:eastAsia="es-CO"/>
         </w:rPr>
         <w:drawing>
-          <wp:inline distT="0" distB="0" distL="0" distR="0" wp14:anchorId="108C3395" wp14:editId="33C89EB8">
-            <wp:extent cx="4680000" cy="1806390"/>
-            <wp:effectExtent l="0" t="0" r="6350" b="3810"/>
-            <wp:docPr id="1612232083" name="Gráfico 3" descr="Organigrama de un hotel. En la parte superior se encuentra el “Gerente general”. Debajo se dividen cinco áreas principales: “Gerente de recepción”, “Ama de llaves”, “Gerente de A&amp;B”, “Contralora” y “Mantenimiento”.&#10;El área de recepción incluye “Auditor nocturno”, luego “Recepcionista” y finalmente “Botones”.&#10;El área de ama de llaves incluye “Supervisor de piso” con “Camareras”, y “Supervisor de lavandería” con “Personal de lavandería”.&#10;El área de alimentos y bebidas incluye “Chef” con “Cocinero” y “Lava platos”; además “Mayordomo” con “Anfitrión” y “Meseros”.&#10;El área administrativa incluye “Cajero general” y debajo “Auxiliar contable”.&#10;El área de mantenimiento incluye “Asistente de mantenimiento”."/>
+          <wp:inline distT="0" distB="0" distL="0" distR="0" wp14:anchorId="3CE791C8" wp14:editId="620ED18B">
+            <wp:extent cx="4680000" cy="1807200"/>
+            <wp:effectExtent l="0" t="0" r="6350" b="3175"/>
+            <wp:docPr id="1" name="Imagen 1" descr="Organigrama de un hotel. En la parte superior se encuentra el “Gerente general”. Debajo se dividen cinco áreas principales: “Gerente de recepción”, “Ama de llaves”, “Gerente de A&amp;B”, “Contralora” y “Mantenimiento”.&#10;El área de recepción incluye “Auditor nocturno”, luego “Recepcionista” y finalmente “Botones”.&#10;El área de ama de llaves incluye “Supervisor de piso” con “Camareras”, y “Supervisor de lavandería” con “Personal de lavandería”.&#10;El área de alimentos y bebidas incluye “Chef” con “Cocinero” y “Lava platos”; además “Mayordomo” con “Anfitrión” y “Meseros”.&#10;El área administrativa incluye “Cajero general” y debajo “Auxiliar contable”.&#10;El área de mantenimiento incluye “Asistente de mantenimiento”."/>
             <wp:cNvGraphicFramePr>
               <a:graphicFrameLocks xmlns:a="http://schemas.openxmlformats.org/drawingml/2006/main" noChangeAspect="1"/>
             </wp:cNvGraphicFramePr>
@@ -13884,14 +13878,14 @@
               <a:graphicData uri="http://schemas.openxmlformats.org/drawingml/2006/picture">
                 <pic:pic xmlns:pic="http://schemas.openxmlformats.org/drawingml/2006/picture">
                   <pic:nvPicPr>
-                    <pic:cNvPr id="1612232083" name="Gráfico 3" descr="Organigrama de un hotel. En la parte superior se encuentra el “Gerente general”. Debajo se dividen cinco áreas principales: “Gerente de recepción”, “Ama de llaves”, “Gerente de A&amp;B”, “Contralora” y “Mantenimiento”.&#10;El área de recepción incluye “Auditor nocturno”, luego “Recepcionista” y finalmente “Botones”.&#10;El área de ama de llaves incluye “Supervisor de piso” con “Camareras”, y “Supervisor de lavandería” con “Personal de lavandería”.&#10;El área de alimentos y bebidas incluye “Chef” con “Cocinero” y “Lava platos”; además “Mayordomo” con “Anfitrión” y “Meseros”.&#10;El área administrativa incluye “Cajero general” y debajo “Auxiliar contable”.&#10;El área de mantenimiento incluye “Asistente de mantenimiento”."/>
+                    <pic:cNvPr id="1" name="Imagen 1" descr="Organigrama de un hotel. En la parte superior se encuentra el “Gerente general”. Debajo se dividen cinco áreas principales: “Gerente de recepción”, “Ama de llaves”, “Gerente de A&amp;B”, “Contralora” y “Mantenimiento”.&#10;El área de recepción incluye “Auditor nocturno”, luego “Recepcionista” y finalmente “Botones”.&#10;El área de ama de llaves incluye “Supervisor de piso” con “Camareras”, y “Supervisor de lavandería” con “Personal de lavandería”.&#10;El área de alimentos y bebidas incluye “Chef” con “Cocinero” y “Lava platos”; además “Mayordomo” con “Anfitrión” y “Meseros”.&#10;El área administrativa incluye “Cajero general” y debajo “Auxiliar contable”.&#10;El área de mantenimiento incluye “Asistente de mantenimiento”."/>
                     <pic:cNvPicPr/>
                   </pic:nvPicPr>
                   <pic:blipFill>
-                    <a:blip r:embed="rId16">
+                    <a:blip r:embed="rId14" cstate="print">
                       <a:extLst>
-                        <a:ext uri="{96DAC541-7B7A-43D3-8B79-37D633B846F1}">
-                          <asvg:svgBlip xmlns:asvg="http://schemas.microsoft.com/office/drawing/2016/SVG/main" r:embed="rId17"/>
+                        <a:ext uri="{28A0092B-C50C-407E-A947-70E740481C1C}">
+                          <a14:useLocalDpi xmlns:a14="http://schemas.microsoft.com/office/drawing/2010/main" val="0"/>
                         </a:ext>
                       </a:extLst>
                     </a:blip>
@@ -13902,7 +13896,7 @@
                   <pic:spPr>
                     <a:xfrm>
                       <a:off x="0" y="0"/>
-                      <a:ext cx="4680000" cy="1806390"/>
+                      <a:ext cx="4680000" cy="1807200"/>
                     </a:xfrm>
                     <a:prstGeom prst="rect">
                       <a:avLst/>
@@ -15783,15 +15777,7 @@
     </w:p>
     <w:p>
       <w:r>
-        <w:t xml:space="preserve">Hay muchos trabajos y profesiones relacionadas con el sector turístico. Como todas las industrias, </w:t>
-      </w:r>
-      <w:proofErr w:type="gramStart"/>
-      <w:r>
-        <w:t>la hotelería</w:t>
-      </w:r>
-      <w:proofErr w:type="gramEnd"/>
-      <w:r>
-        <w:t xml:space="preserve"> siempre está innovando y desarrollando nuevos conceptos y servicios, lo que causa que cada día se creen nuevos puestos de trabajo o evolucionen los ya existentes.</w:t>
+        <w:t>Hay muchos trabajos y profesiones relacionadas con el sector turístico. Como todas las industrias, la hotelería siempre está innovando y desarrollando nuevos conceptos y servicios, lo que causa que cada día se creen nuevos puestos de trabajo o evolucionen los ya existentes.</w:t>
       </w:r>
     </w:p>
     <w:p>
@@ -16827,7 +16813,7 @@
                     </pic:cNvPicPr>
                   </pic:nvPicPr>
                   <pic:blipFill>
-                    <a:blip r:embed="rId18" cstate="print">
+                    <a:blip r:embed="rId15" cstate="print">
                       <a:extLst>
                         <a:ext uri="{28A0092B-C50C-407E-A947-70E740481C1C}">
                           <a14:useLocalDpi xmlns:a14="http://schemas.microsoft.com/office/drawing/2010/main" val="0"/>
@@ -16864,7 +16850,7 @@
         <w:ind w:firstLine="0"/>
         <w:jc w:val="center"/>
       </w:pPr>
-      <w:hyperlink r:id="rId19" w:history="1">
+      <w:hyperlink r:id="rId16" w:history="1">
         <w:r>
           <w:rPr>
             <w:rStyle w:val="Hipervnculo"/>
@@ -17518,13 +17504,13 @@
                     <pic:cNvPicPr/>
                   </pic:nvPicPr>
                   <pic:blipFill>
-                    <a:blip r:embed="rId20">
+                    <a:blip r:embed="rId17">
                       <a:extLst>
                         <a:ext uri="{28A0092B-C50C-407E-A947-70E740481C1C}">
                           <a14:useLocalDpi xmlns:a14="http://schemas.microsoft.com/office/drawing/2010/main" val="0"/>
                         </a:ext>
                         <a:ext uri="{96DAC541-7B7A-43D3-8B79-37D633B846F1}">
-                          <asvg:svgBlip xmlns:asvg="http://schemas.microsoft.com/office/drawing/2016/SVG/main" r:embed="rId21"/>
+                          <asvg:svgBlip xmlns:asvg="http://schemas.microsoft.com/office/drawing/2016/SVG/main" r:embed="rId18"/>
                         </a:ext>
                       </a:extLst>
                     </a:blip>
@@ -17784,7 +17770,7 @@
       <w:r>
         <w:t xml:space="preserve">. </w:t>
       </w:r>
-      <w:hyperlink r:id="rId22" w:history="1">
+      <w:hyperlink r:id="rId19" w:history="1">
         <w:r>
           <w:rPr>
             <w:rStyle w:val="Hipervnculo"/>
@@ -17806,7 +17792,7 @@
       <w:r>
         <w:t xml:space="preserve">. </w:t>
       </w:r>
-      <w:hyperlink r:id="rId23" w:history="1">
+      <w:hyperlink r:id="rId20" w:history="1">
         <w:r>
           <w:rPr>
             <w:rStyle w:val="Hipervnculo"/>
@@ -17830,7 +17816,15 @@
       </w:r>
       <w:proofErr w:type="spellEnd"/>
       <w:r>
-        <w:t xml:space="preserve"> Press. (2022). </w:t>
+        <w:t xml:space="preserve"> </w:t>
+      </w:r>
+      <w:proofErr w:type="spellStart"/>
+      <w:r>
+        <w:t>Press</w:t>
+      </w:r>
+      <w:proofErr w:type="spellEnd"/>
+      <w:r>
+        <w:t xml:space="preserve">. (2022). </w:t>
       </w:r>
       <w:r>
         <w:rPr>
@@ -17861,7 +17855,7 @@
       <w:r>
         <w:t xml:space="preserve">. Kimkim. </w:t>
       </w:r>
-      <w:hyperlink r:id="rId24" w:history="1">
+      <w:hyperlink r:id="rId21" w:history="1">
         <w:r>
           <w:rPr>
             <w:rStyle w:val="Hipervnculo"/>
@@ -17961,7 +17955,7 @@
       <w:r>
         <w:t xml:space="preserve"> </w:t>
       </w:r>
-      <w:hyperlink r:id="rId25" w:history="1">
+      <w:hyperlink r:id="rId22" w:history="1">
         <w:r>
           <w:rPr>
             <w:rStyle w:val="Hipervnculo"/>
@@ -18742,8 +18736,8 @@
       </w:pPr>
     </w:p>
     <w:sectPr>
-      <w:headerReference w:type="default" r:id="rId26"/>
-      <w:footerReference w:type="default" r:id="rId27"/>
+      <w:headerReference w:type="default" r:id="rId23"/>
+      <w:footerReference w:type="default" r:id="rId24"/>
       <w:pgSz w:w="12240" w:h="15840"/>
       <w:pgMar w:top="1701" w:right="1134" w:bottom="1134" w:left="1134" w:header="709" w:footer="737" w:gutter="0"/>
       <w:pgNumType w:start="1"/>
@@ -18756,7 +18750,7 @@
 </file>
 
 <file path=word/endnotes.xml><?xml version="1.0" encoding="utf-8"?>
-<w:endnotes xmlns:wpc="http://schemas.microsoft.com/office/word/2010/wordprocessingCanvas" xmlns:cx="http://schemas.microsoft.com/office/drawing/2014/chartex" xmlns:cx1="http://schemas.microsoft.com/office/drawing/2015/9/8/chartex" xmlns:cx2="http://schemas.microsoft.com/office/drawing/2015/10/21/chartex" xmlns:cx3="http://schemas.microsoft.com/office/drawing/2016/5/9/chartex" xmlns:cx4="http://schemas.microsoft.com/office/drawing/2016/5/10/chartex" xmlns:cx5="http://schemas.microsoft.com/office/drawing/2016/5/11/chartex" xmlns:cx6="http://schemas.microsoft.com/office/drawing/2016/5/12/chartex" xmlns:cx7="http://schemas.microsoft.com/office/drawing/2016/5/13/chartex" xmlns:cx8="http://schemas.microsoft.com/office/drawing/2016/5/14/chartex" xmlns:mc="http://schemas.openxmlformats.org/markup-compatibility/2006" xmlns:aink="http://schemas.microsoft.com/office/drawing/2016/ink" xmlns:am3d="http://schemas.microsoft.com/office/drawing/2017/model3d" xmlns:o="urn:schemas-microsoft-com:office:office" xmlns:oel="http://schemas.microsoft.com/office/2019/extlst" xmlns:r="http://schemas.openxmlformats.org/officeDocument/2006/relationships" xmlns:m="http://schemas.openxmlformats.org/officeDocument/2006/math" xmlns:v="urn:schemas-microsoft-com:vml" xmlns:wp14="http://schemas.microsoft.com/office/word/2010/wordprocessingDrawing" xmlns:wp="http://schemas.openxmlformats.org/drawingml/2006/wordprocessingDrawing" xmlns:w10="urn:schemas-microsoft-com:office:word" xmlns:w="http://schemas.openxmlformats.org/wordprocessingml/2006/main" xmlns:w14="http://schemas.microsoft.com/office/word/2010/wordml" xmlns:w15="http://schemas.microsoft.com/office/word/2012/wordml" xmlns:w16cei="http://schemas.microsoft.com/office/word/2026/wordml/cei" xmlns:w16cex="http://schemas.microsoft.com/office/word/2018/wordml/cex" xmlns:w16cid="http://schemas.microsoft.com/office/word/2016/wordml/cid" xmlns:w16="http://schemas.microsoft.com/office/word/2018/wordml" xmlns:w16du="http://schemas.microsoft.com/office/word/2023/wordml/word16du" xmlns:w16sdtdh="http://schemas.microsoft.com/office/word/2020/wordml/sdtdatahash" xmlns:w16sdtfl="http://schemas.microsoft.com/office/word/2024/wordml/sdtformatlock" xmlns:w16se="http://schemas.microsoft.com/office/word/2015/wordml/symex" xmlns:wpg="http://schemas.microsoft.com/office/word/2010/wordprocessingGroup" xmlns:wpi="http://schemas.microsoft.com/office/word/2010/wordprocessingInk" xmlns:wne="http://schemas.microsoft.com/office/word/2006/wordml" xmlns:wps="http://schemas.microsoft.com/office/word/2010/wordprocessingShape" mc:Ignorable="w14 w15 w16se w16cid w16 w16cex w16sdtdh w16sdtfl w16du wp14">
+<w:endnotes xmlns:wpc="http://schemas.microsoft.com/office/word/2010/wordprocessingCanvas" xmlns:cx="http://schemas.microsoft.com/office/drawing/2014/chartex" xmlns:cx1="http://schemas.microsoft.com/office/drawing/2015/9/8/chartex" xmlns:cx2="http://schemas.microsoft.com/office/drawing/2015/10/21/chartex" xmlns:cx3="http://schemas.microsoft.com/office/drawing/2016/5/9/chartex" xmlns:cx4="http://schemas.microsoft.com/office/drawing/2016/5/10/chartex" xmlns:cx5="http://schemas.microsoft.com/office/drawing/2016/5/11/chartex" xmlns:cx6="http://schemas.microsoft.com/office/drawing/2016/5/12/chartex" xmlns:cx7="http://schemas.microsoft.com/office/drawing/2016/5/13/chartex" xmlns:cx8="http://schemas.microsoft.com/office/drawing/2016/5/14/chartex" xmlns:mc="http://schemas.openxmlformats.org/markup-compatibility/2006" xmlns:aink="http://schemas.microsoft.com/office/drawing/2016/ink" xmlns:am3d="http://schemas.microsoft.com/office/drawing/2017/model3d" xmlns:o="urn:schemas-microsoft-com:office:office" xmlns:r="http://schemas.openxmlformats.org/officeDocument/2006/relationships" xmlns:m="http://schemas.openxmlformats.org/officeDocument/2006/math" xmlns:v="urn:schemas-microsoft-com:vml" xmlns:wp14="http://schemas.microsoft.com/office/word/2010/wordprocessingDrawing" xmlns:wp="http://schemas.openxmlformats.org/drawingml/2006/wordprocessingDrawing" xmlns:w10="urn:schemas-microsoft-com:office:word" xmlns:w="http://schemas.openxmlformats.org/wordprocessingml/2006/main" xmlns:w14="http://schemas.microsoft.com/office/word/2010/wordml" xmlns:w15="http://schemas.microsoft.com/office/word/2012/wordml" xmlns:w16cex="http://schemas.microsoft.com/office/word/2018/wordml/cex" xmlns:w16cid="http://schemas.microsoft.com/office/word/2016/wordml/cid" xmlns:w16="http://schemas.microsoft.com/office/word/2018/wordml" xmlns:w16sdtdh="http://schemas.microsoft.com/office/word/2020/wordml/sdtdatahash" xmlns:w16se="http://schemas.microsoft.com/office/word/2015/wordml/symex" xmlns:wpg="http://schemas.microsoft.com/office/word/2010/wordprocessingGroup" xmlns:wpi="http://schemas.microsoft.com/office/word/2010/wordprocessingInk" xmlns:wne="http://schemas.microsoft.com/office/word/2006/wordml" xmlns:wps="http://schemas.microsoft.com/office/word/2010/wordprocessingShape" mc:Ignorable="w14 w15 w16se w16cid w16 w16cex w16sdtdh wp14">
   <w:endnote w:type="separator" w:id="-1">
     <w:p>
       <w:pPr>
@@ -18783,7 +18777,7 @@
 </file>
 
 <file path=word/footer1.xml><?xml version="1.0" encoding="utf-8"?>
-<w:ftr xmlns:wpc="http://schemas.microsoft.com/office/word/2010/wordprocessingCanvas" xmlns:cx="http://schemas.microsoft.com/office/drawing/2014/chartex" xmlns:cx1="http://schemas.microsoft.com/office/drawing/2015/9/8/chartex" xmlns:cx2="http://schemas.microsoft.com/office/drawing/2015/10/21/chartex" xmlns:cx3="http://schemas.microsoft.com/office/drawing/2016/5/9/chartex" xmlns:cx4="http://schemas.microsoft.com/office/drawing/2016/5/10/chartex" xmlns:cx5="http://schemas.microsoft.com/office/drawing/2016/5/11/chartex" xmlns:cx6="http://schemas.microsoft.com/office/drawing/2016/5/12/chartex" xmlns:cx7="http://schemas.microsoft.com/office/drawing/2016/5/13/chartex" xmlns:cx8="http://schemas.microsoft.com/office/drawing/2016/5/14/chartex" xmlns:mc="http://schemas.openxmlformats.org/markup-compatibility/2006" xmlns:aink="http://schemas.microsoft.com/office/drawing/2016/ink" xmlns:am3d="http://schemas.microsoft.com/office/drawing/2017/model3d" xmlns:o="urn:schemas-microsoft-com:office:office" xmlns:oel="http://schemas.microsoft.com/office/2019/extlst" xmlns:r="http://schemas.openxmlformats.org/officeDocument/2006/relationships" xmlns:m="http://schemas.openxmlformats.org/officeDocument/2006/math" xmlns:v="urn:schemas-microsoft-com:vml" xmlns:wp14="http://schemas.microsoft.com/office/word/2010/wordprocessingDrawing" xmlns:wp="http://schemas.openxmlformats.org/drawingml/2006/wordprocessingDrawing" xmlns:w10="urn:schemas-microsoft-com:office:word" xmlns:w="http://schemas.openxmlformats.org/wordprocessingml/2006/main" xmlns:w14="http://schemas.microsoft.com/office/word/2010/wordml" xmlns:w15="http://schemas.microsoft.com/office/word/2012/wordml" xmlns:w16cei="http://schemas.microsoft.com/office/word/2026/wordml/cei" xmlns:w16cex="http://schemas.microsoft.com/office/word/2018/wordml/cex" xmlns:w16cid="http://schemas.microsoft.com/office/word/2016/wordml/cid" xmlns:w16="http://schemas.microsoft.com/office/word/2018/wordml" xmlns:w16du="http://schemas.microsoft.com/office/word/2023/wordml/word16du" xmlns:w16sdtdh="http://schemas.microsoft.com/office/word/2020/wordml/sdtdatahash" xmlns:w16sdtfl="http://schemas.microsoft.com/office/word/2024/wordml/sdtformatlock" xmlns:w16se="http://schemas.microsoft.com/office/word/2015/wordml/symex" xmlns:wpg="http://schemas.microsoft.com/office/word/2010/wordprocessingGroup" xmlns:wpi="http://schemas.microsoft.com/office/word/2010/wordprocessingInk" xmlns:wne="http://schemas.microsoft.com/office/word/2006/wordml" xmlns:wps="http://schemas.microsoft.com/office/word/2010/wordprocessingShape" mc:Ignorable="w14 w15 w16se w16cid w16 w16cex w16sdtdh w16sdtfl w16du wp14">
+<w:ftr xmlns:wpc="http://schemas.microsoft.com/office/word/2010/wordprocessingCanvas" xmlns:cx="http://schemas.microsoft.com/office/drawing/2014/chartex" xmlns:cx1="http://schemas.microsoft.com/office/drawing/2015/9/8/chartex" xmlns:cx2="http://schemas.microsoft.com/office/drawing/2015/10/21/chartex" xmlns:cx3="http://schemas.microsoft.com/office/drawing/2016/5/9/chartex" xmlns:cx4="http://schemas.microsoft.com/office/drawing/2016/5/10/chartex" xmlns:cx5="http://schemas.microsoft.com/office/drawing/2016/5/11/chartex" xmlns:cx6="http://schemas.microsoft.com/office/drawing/2016/5/12/chartex" xmlns:cx7="http://schemas.microsoft.com/office/drawing/2016/5/13/chartex" xmlns:cx8="http://schemas.microsoft.com/office/drawing/2016/5/14/chartex" xmlns:mc="http://schemas.openxmlformats.org/markup-compatibility/2006" xmlns:aink="http://schemas.microsoft.com/office/drawing/2016/ink" xmlns:am3d="http://schemas.microsoft.com/office/drawing/2017/model3d" xmlns:o="urn:schemas-microsoft-com:office:office" xmlns:r="http://schemas.openxmlformats.org/officeDocument/2006/relationships" xmlns:m="http://schemas.openxmlformats.org/officeDocument/2006/math" xmlns:v="urn:schemas-microsoft-com:vml" xmlns:wp14="http://schemas.microsoft.com/office/word/2010/wordprocessingDrawing" xmlns:wp="http://schemas.openxmlformats.org/drawingml/2006/wordprocessingDrawing" xmlns:w10="urn:schemas-microsoft-com:office:word" xmlns:w="http://schemas.openxmlformats.org/wordprocessingml/2006/main" xmlns:w14="http://schemas.microsoft.com/office/word/2010/wordml" xmlns:w15="http://schemas.microsoft.com/office/word/2012/wordml" xmlns:w16cex="http://schemas.microsoft.com/office/word/2018/wordml/cex" xmlns:w16cid="http://schemas.microsoft.com/office/word/2016/wordml/cid" xmlns:w16="http://schemas.microsoft.com/office/word/2018/wordml" xmlns:w16sdtdh="http://schemas.microsoft.com/office/word/2020/wordml/sdtdatahash" xmlns:w16se="http://schemas.microsoft.com/office/word/2015/wordml/symex" xmlns:wpg="http://schemas.microsoft.com/office/word/2010/wordprocessingGroup" xmlns:wpi="http://schemas.microsoft.com/office/word/2010/wordprocessingInk" xmlns:wne="http://schemas.microsoft.com/office/word/2006/wordml" xmlns:wps="http://schemas.microsoft.com/office/word/2010/wordprocessingShape" mc:Ignorable="w14 w15 w16se w16cid w16 w16cex w16sdtdh wp14">
   <w:sdt>
     <w:sdtPr>
       <w:id w:val="-1465197936"/>
@@ -18792,6 +18786,7 @@
         <w:docPartUnique/>
       </w:docPartObj>
     </w:sdtPr>
+    <w:sdtEndPr/>
     <w:sdtContent>
       <w:p>
         <w:pPr>
@@ -18829,7 +18824,7 @@
 </file>
 
 <file path=word/footnotes.xml><?xml version="1.0" encoding="utf-8"?>
-<w:footnotes xmlns:wpc="http://schemas.microsoft.com/office/word/2010/wordprocessingCanvas" xmlns:cx="http://schemas.microsoft.com/office/drawing/2014/chartex" xmlns:cx1="http://schemas.microsoft.com/office/drawing/2015/9/8/chartex" xmlns:cx2="http://schemas.microsoft.com/office/drawing/2015/10/21/chartex" xmlns:cx3="http://schemas.microsoft.com/office/drawing/2016/5/9/chartex" xmlns:cx4="http://schemas.microsoft.com/office/drawing/2016/5/10/chartex" xmlns:cx5="http://schemas.microsoft.com/office/drawing/2016/5/11/chartex" xmlns:cx6="http://schemas.microsoft.com/office/drawing/2016/5/12/chartex" xmlns:cx7="http://schemas.microsoft.com/office/drawing/2016/5/13/chartex" xmlns:cx8="http://schemas.microsoft.com/office/drawing/2016/5/14/chartex" xmlns:mc="http://schemas.openxmlformats.org/markup-compatibility/2006" xmlns:aink="http://schemas.microsoft.com/office/drawing/2016/ink" xmlns:am3d="http://schemas.microsoft.com/office/drawing/2017/model3d" xmlns:o="urn:schemas-microsoft-com:office:office" xmlns:oel="http://schemas.microsoft.com/office/2019/extlst" xmlns:r="http://schemas.openxmlformats.org/officeDocument/2006/relationships" xmlns:m="http://schemas.openxmlformats.org/officeDocument/2006/math" xmlns:v="urn:schemas-microsoft-com:vml" xmlns:wp14="http://schemas.microsoft.com/office/word/2010/wordprocessingDrawing" xmlns:wp="http://schemas.openxmlformats.org/drawingml/2006/wordprocessingDrawing" xmlns:w10="urn:schemas-microsoft-com:office:word" xmlns:w="http://schemas.openxmlformats.org/wordprocessingml/2006/main" xmlns:w14="http://schemas.microsoft.com/office/word/2010/wordml" xmlns:w15="http://schemas.microsoft.com/office/word/2012/wordml" xmlns:w16cei="http://schemas.microsoft.com/office/word/2026/wordml/cei" xmlns:w16cex="http://schemas.microsoft.com/office/word/2018/wordml/cex" xmlns:w16cid="http://schemas.microsoft.com/office/word/2016/wordml/cid" xmlns:w16="http://schemas.microsoft.com/office/word/2018/wordml" xmlns:w16du="http://schemas.microsoft.com/office/word/2023/wordml/word16du" xmlns:w16sdtdh="http://schemas.microsoft.com/office/word/2020/wordml/sdtdatahash" xmlns:w16sdtfl="http://schemas.microsoft.com/office/word/2024/wordml/sdtformatlock" xmlns:w16se="http://schemas.microsoft.com/office/word/2015/wordml/symex" xmlns:wpg="http://schemas.microsoft.com/office/word/2010/wordprocessingGroup" xmlns:wpi="http://schemas.microsoft.com/office/word/2010/wordprocessingInk" xmlns:wne="http://schemas.microsoft.com/office/word/2006/wordml" xmlns:wps="http://schemas.microsoft.com/office/word/2010/wordprocessingShape" mc:Ignorable="w14 w15 w16se w16cid w16 w16cex w16sdtdh w16sdtfl w16du wp14">
+<w:footnotes xmlns:wpc="http://schemas.microsoft.com/office/word/2010/wordprocessingCanvas" xmlns:cx="http://schemas.microsoft.com/office/drawing/2014/chartex" xmlns:cx1="http://schemas.microsoft.com/office/drawing/2015/9/8/chartex" xmlns:cx2="http://schemas.microsoft.com/office/drawing/2015/10/21/chartex" xmlns:cx3="http://schemas.microsoft.com/office/drawing/2016/5/9/chartex" xmlns:cx4="http://schemas.microsoft.com/office/drawing/2016/5/10/chartex" xmlns:cx5="http://schemas.microsoft.com/office/drawing/2016/5/11/chartex" xmlns:cx6="http://schemas.microsoft.com/office/drawing/2016/5/12/chartex" xmlns:cx7="http://schemas.microsoft.com/office/drawing/2016/5/13/chartex" xmlns:cx8="http://schemas.microsoft.com/office/drawing/2016/5/14/chartex" xmlns:mc="http://schemas.openxmlformats.org/markup-compatibility/2006" xmlns:aink="http://schemas.microsoft.com/office/drawing/2016/ink" xmlns:am3d="http://schemas.microsoft.com/office/drawing/2017/model3d" xmlns:o="urn:schemas-microsoft-com:office:office" xmlns:r="http://schemas.openxmlformats.org/officeDocument/2006/relationships" xmlns:m="http://schemas.openxmlformats.org/officeDocument/2006/math" xmlns:v="urn:schemas-microsoft-com:vml" xmlns:wp14="http://schemas.microsoft.com/office/word/2010/wordprocessingDrawing" xmlns:wp="http://schemas.openxmlformats.org/drawingml/2006/wordprocessingDrawing" xmlns:w10="urn:schemas-microsoft-com:office:word" xmlns:w="http://schemas.openxmlformats.org/wordprocessingml/2006/main" xmlns:w14="http://schemas.microsoft.com/office/word/2010/wordml" xmlns:w15="http://schemas.microsoft.com/office/word/2012/wordml" xmlns:w16cex="http://schemas.microsoft.com/office/word/2018/wordml/cex" xmlns:w16cid="http://schemas.microsoft.com/office/word/2016/wordml/cid" xmlns:w16="http://schemas.microsoft.com/office/word/2018/wordml" xmlns:w16sdtdh="http://schemas.microsoft.com/office/word/2020/wordml/sdtdatahash" xmlns:w16se="http://schemas.microsoft.com/office/word/2015/wordml/symex" xmlns:wpg="http://schemas.microsoft.com/office/word/2010/wordprocessingGroup" xmlns:wpi="http://schemas.microsoft.com/office/word/2010/wordprocessingInk" xmlns:wne="http://schemas.microsoft.com/office/word/2006/wordml" xmlns:wps="http://schemas.microsoft.com/office/word/2010/wordprocessingShape" mc:Ignorable="w14 w15 w16se w16cid w16 w16cex w16sdtdh wp14">
   <w:footnote w:type="separator" w:id="-1">
     <w:p>
       <w:pPr>
@@ -18856,7 +18851,7 @@
 </file>
 
 <file path=word/header1.xml><?xml version="1.0" encoding="utf-8"?>
-<w:hdr xmlns:wpc="http://schemas.microsoft.com/office/word/2010/wordprocessingCanvas" xmlns:cx="http://schemas.microsoft.com/office/drawing/2014/chartex" xmlns:cx1="http://schemas.microsoft.com/office/drawing/2015/9/8/chartex" xmlns:cx2="http://schemas.microsoft.com/office/drawing/2015/10/21/chartex" xmlns:cx3="http://schemas.microsoft.com/office/drawing/2016/5/9/chartex" xmlns:cx4="http://schemas.microsoft.com/office/drawing/2016/5/10/chartex" xmlns:cx5="http://schemas.microsoft.com/office/drawing/2016/5/11/chartex" xmlns:cx6="http://schemas.microsoft.com/office/drawing/2016/5/12/chartex" xmlns:cx7="http://schemas.microsoft.com/office/drawing/2016/5/13/chartex" xmlns:cx8="http://schemas.microsoft.com/office/drawing/2016/5/14/chartex" xmlns:mc="http://schemas.openxmlformats.org/markup-compatibility/2006" xmlns:aink="http://schemas.microsoft.com/office/drawing/2016/ink" xmlns:am3d="http://schemas.microsoft.com/office/drawing/2017/model3d" xmlns:o="urn:schemas-microsoft-com:office:office" xmlns:oel="http://schemas.microsoft.com/office/2019/extlst" xmlns:r="http://schemas.openxmlformats.org/officeDocument/2006/relationships" xmlns:m="http://schemas.openxmlformats.org/officeDocument/2006/math" xmlns:v="urn:schemas-microsoft-com:vml" xmlns:wp14="http://schemas.microsoft.com/office/word/2010/wordprocessingDrawing" xmlns:wp="http://schemas.openxmlformats.org/drawingml/2006/wordprocessingDrawing" xmlns:w10="urn:schemas-microsoft-com:office:word" xmlns:w="http://schemas.openxmlformats.org/wordprocessingml/2006/main" xmlns:w14="http://schemas.microsoft.com/office/word/2010/wordml" xmlns:w15="http://schemas.microsoft.com/office/word/2012/wordml" xmlns:w16cei="http://schemas.microsoft.com/office/word/2026/wordml/cei" xmlns:w16cex="http://schemas.microsoft.com/office/word/2018/wordml/cex" xmlns:w16cid="http://schemas.microsoft.com/office/word/2016/wordml/cid" xmlns:w16="http://schemas.microsoft.com/office/word/2018/wordml" xmlns:w16du="http://schemas.microsoft.com/office/word/2023/wordml/word16du" xmlns:w16sdtdh="http://schemas.microsoft.com/office/word/2020/wordml/sdtdatahash" xmlns:w16sdtfl="http://schemas.microsoft.com/office/word/2024/wordml/sdtformatlock" xmlns:w16se="http://schemas.microsoft.com/office/word/2015/wordml/symex" xmlns:wpg="http://schemas.microsoft.com/office/word/2010/wordprocessingGroup" xmlns:wpi="http://schemas.microsoft.com/office/word/2010/wordprocessingInk" xmlns:wne="http://schemas.microsoft.com/office/word/2006/wordml" xmlns:wps="http://schemas.microsoft.com/office/word/2010/wordprocessingShape" mc:Ignorable="w14 w15 w16se w16cid w16 w16cex w16sdtdh w16sdtfl w16du wp14">
+<w:hdr xmlns:wpc="http://schemas.microsoft.com/office/word/2010/wordprocessingCanvas" xmlns:cx="http://schemas.microsoft.com/office/drawing/2014/chartex" xmlns:cx1="http://schemas.microsoft.com/office/drawing/2015/9/8/chartex" xmlns:cx2="http://schemas.microsoft.com/office/drawing/2015/10/21/chartex" xmlns:cx3="http://schemas.microsoft.com/office/drawing/2016/5/9/chartex" xmlns:cx4="http://schemas.microsoft.com/office/drawing/2016/5/10/chartex" xmlns:cx5="http://schemas.microsoft.com/office/drawing/2016/5/11/chartex" xmlns:cx6="http://schemas.microsoft.com/office/drawing/2016/5/12/chartex" xmlns:cx7="http://schemas.microsoft.com/office/drawing/2016/5/13/chartex" xmlns:cx8="http://schemas.microsoft.com/office/drawing/2016/5/14/chartex" xmlns:mc="http://schemas.openxmlformats.org/markup-compatibility/2006" xmlns:aink="http://schemas.microsoft.com/office/drawing/2016/ink" xmlns:am3d="http://schemas.microsoft.com/office/drawing/2017/model3d" xmlns:o="urn:schemas-microsoft-com:office:office" xmlns:r="http://schemas.openxmlformats.org/officeDocument/2006/relationships" xmlns:m="http://schemas.openxmlformats.org/officeDocument/2006/math" xmlns:v="urn:schemas-microsoft-com:vml" xmlns:wp14="http://schemas.microsoft.com/office/word/2010/wordprocessingDrawing" xmlns:wp="http://schemas.openxmlformats.org/drawingml/2006/wordprocessingDrawing" xmlns:w10="urn:schemas-microsoft-com:office:word" xmlns:w="http://schemas.openxmlformats.org/wordprocessingml/2006/main" xmlns:w14="http://schemas.microsoft.com/office/word/2010/wordml" xmlns:w15="http://schemas.microsoft.com/office/word/2012/wordml" xmlns:w16cex="http://schemas.microsoft.com/office/word/2018/wordml/cex" xmlns:w16cid="http://schemas.microsoft.com/office/word/2016/wordml/cid" xmlns:w16="http://schemas.microsoft.com/office/word/2018/wordml" xmlns:w16sdtdh="http://schemas.microsoft.com/office/word/2020/wordml/sdtdatahash" xmlns:w16se="http://schemas.microsoft.com/office/word/2015/wordml/symex" xmlns:wpg="http://schemas.microsoft.com/office/word/2010/wordprocessingGroup" xmlns:wpi="http://schemas.microsoft.com/office/word/2010/wordprocessingInk" xmlns:wne="http://schemas.microsoft.com/office/word/2006/wordml" xmlns:wps="http://schemas.microsoft.com/office/word/2010/wordprocessingShape" mc:Ignorable="w14 w15 w16se w16cid w16 w16cex w16sdtdh wp14">
   <w:p>
     <w:pPr>
       <w:pStyle w:val="Encabezado"/>
@@ -18943,7 +18938,7 @@
 </file>
 
 <file path=word/numbering.xml><?xml version="1.0" encoding="utf-8"?>
-<w:numbering xmlns:wpc="http://schemas.microsoft.com/office/word/2010/wordprocessingCanvas" xmlns:cx="http://schemas.microsoft.com/office/drawing/2014/chartex" xmlns:cx1="http://schemas.microsoft.com/office/drawing/2015/9/8/chartex" xmlns:cx2="http://schemas.microsoft.com/office/drawing/2015/10/21/chartex" xmlns:cx3="http://schemas.microsoft.com/office/drawing/2016/5/9/chartex" xmlns:cx4="http://schemas.microsoft.com/office/drawing/2016/5/10/chartex" xmlns:cx5="http://schemas.microsoft.com/office/drawing/2016/5/11/chartex" xmlns:cx6="http://schemas.microsoft.com/office/drawing/2016/5/12/chartex" xmlns:cx7="http://schemas.microsoft.com/office/drawing/2016/5/13/chartex" xmlns:cx8="http://schemas.microsoft.com/office/drawing/2016/5/14/chartex" xmlns:mc="http://schemas.openxmlformats.org/markup-compatibility/2006" xmlns:aink="http://schemas.microsoft.com/office/drawing/2016/ink" xmlns:am3d="http://schemas.microsoft.com/office/drawing/2017/model3d" xmlns:o="urn:schemas-microsoft-com:office:office" xmlns:oel="http://schemas.microsoft.com/office/2019/extlst" xmlns:r="http://schemas.openxmlformats.org/officeDocument/2006/relationships" xmlns:m="http://schemas.openxmlformats.org/officeDocument/2006/math" xmlns:v="urn:schemas-microsoft-com:vml" xmlns:wp14="http://schemas.microsoft.com/office/word/2010/wordprocessingDrawing" xmlns:wp="http://schemas.openxmlformats.org/drawingml/2006/wordprocessingDrawing" xmlns:w10="urn:schemas-microsoft-com:office:word" xmlns:w="http://schemas.openxmlformats.org/wordprocessingml/2006/main" xmlns:w14="http://schemas.microsoft.com/office/word/2010/wordml" xmlns:w15="http://schemas.microsoft.com/office/word/2012/wordml" xmlns:w16cei="http://schemas.microsoft.com/office/word/2026/wordml/cei" xmlns:w16cex="http://schemas.microsoft.com/office/word/2018/wordml/cex" xmlns:w16cid="http://schemas.microsoft.com/office/word/2016/wordml/cid" xmlns:w16="http://schemas.microsoft.com/office/word/2018/wordml" xmlns:w16du="http://schemas.microsoft.com/office/word/2023/wordml/word16du" xmlns:w16sdtdh="http://schemas.microsoft.com/office/word/2020/wordml/sdtdatahash" xmlns:w16sdtfl="http://schemas.microsoft.com/office/word/2024/wordml/sdtformatlock" xmlns:w16se="http://schemas.microsoft.com/office/word/2015/wordml/symex" xmlns:wpg="http://schemas.microsoft.com/office/word/2010/wordprocessingGroup" xmlns:wpi="http://schemas.microsoft.com/office/word/2010/wordprocessingInk" xmlns:wne="http://schemas.microsoft.com/office/word/2006/wordml" xmlns:wps="http://schemas.microsoft.com/office/word/2010/wordprocessingShape" mc:Ignorable="w14 w15 w16se w16cid w16 w16cex w16sdtdh w16sdtfl w16du wp14">
+<w:numbering xmlns:wpc="http://schemas.microsoft.com/office/word/2010/wordprocessingCanvas" xmlns:cx="http://schemas.microsoft.com/office/drawing/2014/chartex" xmlns:cx1="http://schemas.microsoft.com/office/drawing/2015/9/8/chartex" xmlns:cx2="http://schemas.microsoft.com/office/drawing/2015/10/21/chartex" xmlns:cx3="http://schemas.microsoft.com/office/drawing/2016/5/9/chartex" xmlns:cx4="http://schemas.microsoft.com/office/drawing/2016/5/10/chartex" xmlns:cx5="http://schemas.microsoft.com/office/drawing/2016/5/11/chartex" xmlns:cx6="http://schemas.microsoft.com/office/drawing/2016/5/12/chartex" xmlns:cx7="http://schemas.microsoft.com/office/drawing/2016/5/13/chartex" xmlns:cx8="http://schemas.microsoft.com/office/drawing/2016/5/14/chartex" xmlns:mc="http://schemas.openxmlformats.org/markup-compatibility/2006" xmlns:aink="http://schemas.microsoft.com/office/drawing/2016/ink" xmlns:am3d="http://schemas.microsoft.com/office/drawing/2017/model3d" xmlns:o="urn:schemas-microsoft-com:office:office" xmlns:r="http://schemas.openxmlformats.org/officeDocument/2006/relationships" xmlns:m="http://schemas.openxmlformats.org/officeDocument/2006/math" xmlns:v="urn:schemas-microsoft-com:vml" xmlns:wp14="http://schemas.microsoft.com/office/word/2010/wordprocessingDrawing" xmlns:wp="http://schemas.openxmlformats.org/drawingml/2006/wordprocessingDrawing" xmlns:w10="urn:schemas-microsoft-com:office:word" xmlns:w="http://schemas.openxmlformats.org/wordprocessingml/2006/main" xmlns:w14="http://schemas.microsoft.com/office/word/2010/wordml" xmlns:w15="http://schemas.microsoft.com/office/word/2012/wordml" xmlns:w16cex="http://schemas.microsoft.com/office/word/2018/wordml/cex" xmlns:w16cid="http://schemas.microsoft.com/office/word/2016/wordml/cid" xmlns:w16="http://schemas.microsoft.com/office/word/2018/wordml" xmlns:w16sdtdh="http://schemas.microsoft.com/office/word/2020/wordml/sdtdatahash" xmlns:w16se="http://schemas.microsoft.com/office/word/2015/wordml/symex" xmlns:wpg="http://schemas.microsoft.com/office/word/2010/wordprocessingGroup" xmlns:wpi="http://schemas.microsoft.com/office/word/2010/wordprocessingInk" xmlns:wne="http://schemas.microsoft.com/office/word/2006/wordml" xmlns:wps="http://schemas.microsoft.com/office/word/2010/wordprocessingShape" mc:Ignorable="w14 w15 w16se w16cid w16 w16cex w16sdtdh wp14">
   <w:abstractNum w:abstractNumId="0" w15:restartNumberingAfterBreak="0">
     <w:nsid w:val="FFFFFF89"/>
     <w:multiLevelType w:val="singleLevel"/>
@@ -24170,148 +24165,148 @@
       </w:rPr>
     </w:lvl>
   </w:abstractNum>
-  <w:num w:numId="1" w16cid:durableId="270162320">
+  <w:num w:numId="1">
     <w:abstractNumId w:val="0"/>
   </w:num>
-  <w:num w:numId="2" w16cid:durableId="1852059514">
+  <w:num w:numId="2">
     <w:abstractNumId w:val="15"/>
   </w:num>
-  <w:num w:numId="3" w16cid:durableId="61371279">
+  <w:num w:numId="3">
     <w:abstractNumId w:val="35"/>
   </w:num>
-  <w:num w:numId="4" w16cid:durableId="815220679">
+  <w:num w:numId="4">
     <w:abstractNumId w:val="21"/>
   </w:num>
-  <w:num w:numId="5" w16cid:durableId="1309895103">
+  <w:num w:numId="5">
     <w:abstractNumId w:val="27"/>
   </w:num>
-  <w:num w:numId="6" w16cid:durableId="1056778136">
+  <w:num w:numId="6">
     <w:abstractNumId w:val="31"/>
   </w:num>
-  <w:num w:numId="7" w16cid:durableId="2052026695">
+  <w:num w:numId="7">
     <w:abstractNumId w:val="47"/>
   </w:num>
-  <w:num w:numId="8" w16cid:durableId="1260068784">
+  <w:num w:numId="8">
     <w:abstractNumId w:val="46"/>
   </w:num>
-  <w:num w:numId="9" w16cid:durableId="777484240">
+  <w:num w:numId="9">
     <w:abstractNumId w:val="17"/>
   </w:num>
-  <w:num w:numId="10" w16cid:durableId="1424715835">
+  <w:num w:numId="10">
     <w:abstractNumId w:val="42"/>
   </w:num>
-  <w:num w:numId="11" w16cid:durableId="241255587">
+  <w:num w:numId="11">
     <w:abstractNumId w:val="1"/>
   </w:num>
-  <w:num w:numId="12" w16cid:durableId="898982416">
+  <w:num w:numId="12">
     <w:abstractNumId w:val="40"/>
   </w:num>
-  <w:num w:numId="13" w16cid:durableId="583884250">
+  <w:num w:numId="13">
     <w:abstractNumId w:val="20"/>
   </w:num>
-  <w:num w:numId="14" w16cid:durableId="1253196674">
+  <w:num w:numId="14">
     <w:abstractNumId w:val="18"/>
   </w:num>
-  <w:num w:numId="15" w16cid:durableId="335501261">
+  <w:num w:numId="15">
     <w:abstractNumId w:val="45"/>
   </w:num>
-  <w:num w:numId="16" w16cid:durableId="1087072621">
+  <w:num w:numId="16">
     <w:abstractNumId w:val="41"/>
   </w:num>
-  <w:num w:numId="17" w16cid:durableId="1881242880">
+  <w:num w:numId="17">
     <w:abstractNumId w:val="19"/>
   </w:num>
-  <w:num w:numId="18" w16cid:durableId="1443770636">
+  <w:num w:numId="18">
     <w:abstractNumId w:val="29"/>
   </w:num>
-  <w:num w:numId="19" w16cid:durableId="1592814727">
+  <w:num w:numId="19">
     <w:abstractNumId w:val="8"/>
   </w:num>
-  <w:num w:numId="20" w16cid:durableId="1169055324">
+  <w:num w:numId="20">
     <w:abstractNumId w:val="39"/>
   </w:num>
-  <w:num w:numId="21" w16cid:durableId="85425332">
+  <w:num w:numId="21">
     <w:abstractNumId w:val="37"/>
   </w:num>
-  <w:num w:numId="22" w16cid:durableId="1263607884">
+  <w:num w:numId="22">
     <w:abstractNumId w:val="11"/>
   </w:num>
-  <w:num w:numId="23" w16cid:durableId="2037848668">
+  <w:num w:numId="23">
     <w:abstractNumId w:val="5"/>
   </w:num>
-  <w:num w:numId="24" w16cid:durableId="2111773368">
+  <w:num w:numId="24">
     <w:abstractNumId w:val="4"/>
   </w:num>
-  <w:num w:numId="25" w16cid:durableId="279187897">
+  <w:num w:numId="25">
     <w:abstractNumId w:val="24"/>
   </w:num>
-  <w:num w:numId="26" w16cid:durableId="1948074556">
+  <w:num w:numId="26">
     <w:abstractNumId w:val="10"/>
   </w:num>
-  <w:num w:numId="27" w16cid:durableId="104230431">
+  <w:num w:numId="27">
     <w:abstractNumId w:val="9"/>
   </w:num>
-  <w:num w:numId="28" w16cid:durableId="964889796">
+  <w:num w:numId="28">
     <w:abstractNumId w:val="32"/>
   </w:num>
-  <w:num w:numId="29" w16cid:durableId="207954233">
+  <w:num w:numId="29">
     <w:abstractNumId w:val="43"/>
   </w:num>
-  <w:num w:numId="30" w16cid:durableId="122501001">
+  <w:num w:numId="30">
     <w:abstractNumId w:val="44"/>
   </w:num>
-  <w:num w:numId="31" w16cid:durableId="10299539">
+  <w:num w:numId="31">
     <w:abstractNumId w:val="30"/>
   </w:num>
-  <w:num w:numId="32" w16cid:durableId="1674142244">
+  <w:num w:numId="32">
     <w:abstractNumId w:val="25"/>
   </w:num>
-  <w:num w:numId="33" w16cid:durableId="227886886">
+  <w:num w:numId="33">
     <w:abstractNumId w:val="6"/>
   </w:num>
-  <w:num w:numId="34" w16cid:durableId="449515770">
+  <w:num w:numId="34">
     <w:abstractNumId w:val="13"/>
   </w:num>
-  <w:num w:numId="35" w16cid:durableId="959070702">
+  <w:num w:numId="35">
     <w:abstractNumId w:val="34"/>
   </w:num>
-  <w:num w:numId="36" w16cid:durableId="1153063085">
+  <w:num w:numId="36">
     <w:abstractNumId w:val="3"/>
   </w:num>
-  <w:num w:numId="37" w16cid:durableId="2057315053">
+  <w:num w:numId="37">
     <w:abstractNumId w:val="2"/>
   </w:num>
-  <w:num w:numId="38" w16cid:durableId="1524516238">
+  <w:num w:numId="38">
     <w:abstractNumId w:val="23"/>
   </w:num>
-  <w:num w:numId="39" w16cid:durableId="983393889">
+  <w:num w:numId="39">
     <w:abstractNumId w:val="12"/>
   </w:num>
-  <w:num w:numId="40" w16cid:durableId="298341556">
+  <w:num w:numId="40">
     <w:abstractNumId w:val="36"/>
   </w:num>
-  <w:num w:numId="41" w16cid:durableId="2075083763">
+  <w:num w:numId="41">
     <w:abstractNumId w:val="7"/>
   </w:num>
-  <w:num w:numId="42" w16cid:durableId="1048072619">
+  <w:num w:numId="42">
     <w:abstractNumId w:val="14"/>
   </w:num>
-  <w:num w:numId="43" w16cid:durableId="799810853">
+  <w:num w:numId="43">
     <w:abstractNumId w:val="16"/>
   </w:num>
-  <w:num w:numId="44" w16cid:durableId="190843436">
+  <w:num w:numId="44">
     <w:abstractNumId w:val="33"/>
   </w:num>
-  <w:num w:numId="45" w16cid:durableId="1717974478">
+  <w:num w:numId="45">
     <w:abstractNumId w:val="22"/>
   </w:num>
-  <w:num w:numId="46" w16cid:durableId="376858683">
+  <w:num w:numId="46">
     <w:abstractNumId w:val="28"/>
   </w:num>
-  <w:num w:numId="47" w16cid:durableId="973948368">
+  <w:num w:numId="47">
     <w:abstractNumId w:val="38"/>
   </w:num>
-  <w:num w:numId="48" w16cid:durableId="462237367">
+  <w:num w:numId="48">
     <w:abstractNumId w:val="26"/>
   </w:num>
   <w:numIdMacAtCleanup w:val="38"/>
@@ -24319,7 +24314,7 @@
 </file>
 
 <file path=word/styles.xml><?xml version="1.0" encoding="utf-8"?>
-<w:styles xmlns:mc="http://schemas.openxmlformats.org/markup-compatibility/2006" xmlns:r="http://schemas.openxmlformats.org/officeDocument/2006/relationships" xmlns:w="http://schemas.openxmlformats.org/wordprocessingml/2006/main" xmlns:w14="http://schemas.microsoft.com/office/word/2010/wordml" xmlns:w15="http://schemas.microsoft.com/office/word/2012/wordml" xmlns:w16cex="http://schemas.microsoft.com/office/word/2018/wordml/cex" xmlns:w16cid="http://schemas.microsoft.com/office/word/2016/wordml/cid" xmlns:w16="http://schemas.microsoft.com/office/word/2018/wordml" xmlns:w16du="http://schemas.microsoft.com/office/word/2023/wordml/word16du" xmlns:w16sdtdh="http://schemas.microsoft.com/office/word/2020/wordml/sdtdatahash" xmlns:w16sdtfl="http://schemas.microsoft.com/office/word/2024/wordml/sdtformatlock" xmlns:w16se="http://schemas.microsoft.com/office/word/2015/wordml/symex" mc:Ignorable="w14 w15 w16se w16cid w16 w16cex w16sdtdh w16sdtfl w16du">
+<w:styles xmlns:mc="http://schemas.openxmlformats.org/markup-compatibility/2006" xmlns:r="http://schemas.openxmlformats.org/officeDocument/2006/relationships" xmlns:w="http://schemas.openxmlformats.org/wordprocessingml/2006/main" xmlns:w14="http://schemas.microsoft.com/office/word/2010/wordml" xmlns:w15="http://schemas.microsoft.com/office/word/2012/wordml" xmlns:w16cex="http://schemas.microsoft.com/office/word/2018/wordml/cex" xmlns:w16cid="http://schemas.microsoft.com/office/word/2016/wordml/cid" xmlns:w16="http://schemas.microsoft.com/office/word/2018/wordml" xmlns:w16sdtdh="http://schemas.microsoft.com/office/word/2020/wordml/sdtdatahash" xmlns:w16se="http://schemas.microsoft.com/office/word/2015/wordml/symex" mc:Ignorable="w14 w15 w16se w16cid w16 w16cex w16sdtdh">
   <w:docDefaults>
     <w:rPrDefault>
       <w:rPr>
@@ -25667,7 +25662,7 @@
       </w:rPr>
     </w:tblStylePr>
   </w:style>
-  <w:style w:type="character" w:styleId="Fuerte">
+  <w:style w:type="character" w:styleId="Textoennegrita">
     <w:name w:val="Strong"/>
     <w:basedOn w:val="Fuentedeprrafopredeter"/>
     <w:uiPriority w:val="22"/>
@@ -26060,6 +26055,10 @@
 </file>
 
 <file path=customXml/item1.xml><?xml version="1.0" encoding="utf-8"?>
+<b:Sources xmlns:b="http://schemas.openxmlformats.org/officeDocument/2006/bibliography" xmlns="http://schemas.openxmlformats.org/officeDocument/2006/bibliography" SelectedStyle="\APASixthEditionOfficeOnline.xsl" StyleName="APA" Version="6"/>
+</file>
+
+<file path=customXml/item2.xml><?xml version="1.0" encoding="utf-8"?>
 <ct:contentTypeSchema xmlns:ct="http://schemas.microsoft.com/office/2006/metadata/contentType" xmlns:ma="http://schemas.microsoft.com/office/2006/metadata/properties/metaAttributes" ct:_="" ma:_="" ma:contentTypeName="Documento" ma:contentTypeID="0x0101006A81D6BD42E8DF4C91013959704817E1" ma:contentTypeVersion="15" ma:contentTypeDescription="Crear nuevo documento." ma:contentTypeScope="" ma:versionID="bf4f72ffd194f0963ff564daca6869f7">
   <xsd:schema xmlns:xsd="http://www.w3.org/2001/XMLSchema" xmlns:xs="http://www.w3.org/2001/XMLSchema" xmlns:p="http://schemas.microsoft.com/office/2006/metadata/properties" xmlns:ns2="13c90a0b-73bc-4dc0-be5f-28d77b615beb" xmlns:ns3="13c93bba-48ce-428c-bfe5-88b42c19b028" targetNamespace="http://schemas.microsoft.com/office/2006/metadata/properties" ma:root="true" ma:fieldsID="8718d6f4873a5b1392a45044efa78385" ns2:_="" ns3:_="">
     <xsd:import namespace="13c90a0b-73bc-4dc0-be5f-28d77b615beb"/>
@@ -26294,20 +26293,7 @@
 </ct:contentTypeSchema>
 </file>
 
-<file path=customXml/item2.xml><?xml version="1.0" encoding="utf-8"?>
-<b:Sources xmlns:b="http://schemas.openxmlformats.org/officeDocument/2006/bibliography" xmlns="http://schemas.openxmlformats.org/officeDocument/2006/bibliography" SelectedStyle="\APASixthEditionOfficeOnline.xsl" StyleName="APA" Version="6"/>
-</file>
-
 <file path=customXml/item3.xml><?xml version="1.0" encoding="utf-8"?>
-<?mso-contentType ?>
-<FormTemplates xmlns="http://schemas.microsoft.com/sharepoint/v3/contenttype/forms">
-  <Display>DocumentLibraryForm</Display>
-  <Edit>DocumentLibraryForm</Edit>
-  <New>DocumentLibraryForm</New>
-</FormTemplates>
-</file>
-
-<file path=customXml/item4.xml><?xml version="1.0" encoding="utf-8"?>
 <p:properties xmlns:p="http://schemas.microsoft.com/office/2006/metadata/properties" xmlns:xsi="http://www.w3.org/2001/XMLSchema-instance" xmlns:pc="http://schemas.microsoft.com/office/infopath/2007/PartnerControls">
   <documentManagement>
     <TaxCatchAll xmlns="13c90a0b-73bc-4dc0-be5f-28d77b615beb" xsi:nil="true"/>
@@ -26318,7 +26304,24 @@
 </p:properties>
 </file>
 
+<file path=customXml/item4.xml><?xml version="1.0" encoding="utf-8"?>
+<?mso-contentType ?>
+<FormTemplates xmlns="http://schemas.microsoft.com/sharepoint/v3/contenttype/forms">
+  <Display>DocumentLibraryForm</Display>
+  <Edit>DocumentLibraryForm</Edit>
+  <New>DocumentLibraryForm</New>
+</FormTemplates>
+</file>
+
 <file path=customXml/itemProps1.xml><?xml version="1.0" encoding="utf-8"?>
+<ds:datastoreItem xmlns:ds="http://schemas.openxmlformats.org/officeDocument/2006/customXml" ds:itemID="{EAE431FD-7059-4C09-804B-C9D69EB7B213}">
+  <ds:schemaRefs>
+    <ds:schemaRef ds:uri="http://schemas.openxmlformats.org/officeDocument/2006/bibliography"/>
+  </ds:schemaRefs>
+</ds:datastoreItem>
+</file>
+
+<file path=customXml/itemProps2.xml><?xml version="1.0" encoding="utf-8"?>
 <ds:datastoreItem xmlns:ds="http://schemas.openxmlformats.org/officeDocument/2006/customXml" ds:itemID="{9C14B031-69D2-4815-A77A-60B4EECF27A0}">
   <ds:schemaRefs>
     <ds:schemaRef ds:uri="http://schemas.microsoft.com/office/2006/metadata/contentType"/>
@@ -26337,23 +26340,7 @@
 </ds:datastoreItem>
 </file>
 
-<file path=customXml/itemProps2.xml><?xml version="1.0" encoding="utf-8"?>
-<ds:datastoreItem xmlns:ds="http://schemas.openxmlformats.org/officeDocument/2006/customXml" ds:itemID="{EAE431FD-7059-4C09-804B-C9D69EB7B213}">
-  <ds:schemaRefs>
-    <ds:schemaRef ds:uri="http://schemas.openxmlformats.org/officeDocument/2006/bibliography"/>
-  </ds:schemaRefs>
-</ds:datastoreItem>
-</file>
-
 <file path=customXml/itemProps3.xml><?xml version="1.0" encoding="utf-8"?>
-<ds:datastoreItem xmlns:ds="http://schemas.openxmlformats.org/officeDocument/2006/customXml" ds:itemID="{10663269-2064-4804-8290-36D4A57F5557}">
-  <ds:schemaRefs>
-    <ds:schemaRef ds:uri="http://schemas.microsoft.com/sharepoint/v3/contenttype/forms"/>
-  </ds:schemaRefs>
-</ds:datastoreItem>
-</file>
-
-<file path=customXml/itemProps4.xml><?xml version="1.0" encoding="utf-8"?>
 <ds:datastoreItem xmlns:ds="http://schemas.openxmlformats.org/officeDocument/2006/customXml" ds:itemID="{1279454D-02BE-4A9C-A117-DCD1573E2608}">
   <ds:schemaRefs>
     <ds:schemaRef ds:uri="http://schemas.microsoft.com/office/2006/metadata/properties"/>
@@ -26362,4 +26349,12 @@
     <ds:schemaRef ds:uri="13c93bba-48ce-428c-bfe5-88b42c19b028"/>
   </ds:schemaRefs>
 </ds:datastoreItem>
+</file>
+
+<file path=customXml/itemProps4.xml><?xml version="1.0" encoding="utf-8"?>
+<ds:datastoreItem xmlns:ds="http://schemas.openxmlformats.org/officeDocument/2006/customXml" ds:itemID="{10663269-2064-4804-8290-36D4A57F5557}">
+  <ds:schemaRefs>
+    <ds:schemaRef ds:uri="http://schemas.microsoft.com/sharepoint/v3/contenttype/forms"/>
+  </ds:schemaRefs>
+</ds:datastoreItem>
 </file>